--- a/doc/Mandala.docx
+++ b/doc/Mandala.docx
@@ -14,10 +14,10 @@
         <w:t xml:space="preserve">ontextual </w:t>
       </w:r>
       <w:r>
-        <w:t xml:space="preserve">learning for multitasking and causation </w:t>
-      </w:r>
-      <w:r>
-        <w:t>labeling</w:t>
+        <w:t xml:space="preserve">learning for </w:t>
+      </w:r>
+      <w:r>
+        <w:t>interruption tolerance and multitasking</w:t>
       </w:r>
       <w:r>
         <w:t xml:space="preserve"> </w:t>
@@ -260,7 +260,7 @@
           <w:sz w:val="24"/>
           <w:szCs w:val="24"/>
         </w:rPr>
-        <w:t>information that are</w:t>
+        <w:t xml:space="preserve">states </w:t>
       </w:r>
       <w:r>
         <w:rPr>
@@ -269,7 +269,7 @@
           <w:sz w:val="24"/>
           <w:szCs w:val="24"/>
         </w:rPr>
-        <w:t xml:space="preserve"> fed into an MLP at each time step. </w:t>
+        <w:t>that are</w:t>
       </w:r>
       <w:r>
         <w:rPr>
@@ -278,7 +278,34 @@
           <w:sz w:val="24"/>
           <w:szCs w:val="24"/>
         </w:rPr>
-        <w:t>Natural environments abound in event streams that require multitasking</w:t>
+        <w:t xml:space="preserve"> fed into an MLP at each time step. </w:t>
+      </w:r>
+      <w:r>
+        <w:rPr>
+          <w:rFonts w:ascii="Calibri" w:eastAsia="Calibri" w:hAnsi="Calibri" w:cs="Calibri"/>
+          <w:color w:val="000000"/>
+          <w:sz w:val="24"/>
+          <w:szCs w:val="24"/>
+        </w:rPr>
+        <w:t xml:space="preserve">Natural environments abound in event streams that require </w:t>
+      </w:r>
+      <w:r>
+        <w:rPr>
+          <w:rFonts w:ascii="Calibri" w:eastAsia="Calibri" w:hAnsi="Calibri" w:cs="Calibri"/>
+          <w:color w:val="000000"/>
+          <w:sz w:val="24"/>
+          <w:szCs w:val="24"/>
+        </w:rPr>
+        <w:t xml:space="preserve">interruption tolerance and </w:t>
+      </w:r>
+      <w:r>
+        <w:rPr>
+          <w:rFonts w:ascii="Calibri" w:eastAsia="Calibri" w:hAnsi="Calibri" w:cs="Calibri"/>
+          <w:color w:val="000000"/>
+          <w:sz w:val="24"/>
+          <w:szCs w:val="24"/>
+        </w:rPr>
+        <w:t>multitasking</w:t>
       </w:r>
       <w:r>
         <w:rPr>
@@ -2264,7 +2291,7 @@
         </w:rPr>
         <w:t xml:space="preserve">See: </w:t>
       </w:r>
-      <w:hyperlink r:id="rId15" w:history="1">
+      <w:hyperlink r:id="rId15" w:anchor="nestingbirds" w:history="1">
         <w:r>
           <w:rPr>
             <w:rStyle w:val="Hyperlink"/>
@@ -2328,7 +2355,7 @@
         </w:rPr>
         <w:t xml:space="preserve">See: </w:t>
       </w:r>
-      <w:hyperlink r:id="rId16" w:history="1">
+      <w:hyperlink r:id="rId16" w:anchor="honey_bees" w:history="1">
         <w:r>
           <w:rPr>
             <w:rStyle w:val="Hyperlink"/>
@@ -2348,6 +2375,945 @@
       </w:pPr>
       <w:bookmarkStart w:id="3" w:name="_GoBack"/>
       <w:bookmarkEnd w:id="3"/>
+      <w:r>
+        <w:rPr>
+          <w:sz w:val="24"/>
+          <w:szCs w:val="24"/>
+        </w:rPr>
+        <w:t>1/13/2026</w:t>
+      </w:r>
+    </w:p>
+    <w:p>
+      <w:pPr>
+        <w:rPr>
+          <w:sz w:val="24"/>
+          <w:szCs w:val="24"/>
+        </w:rPr>
+      </w:pPr>
+      <w:r>
+        <w:rPr>
+          <w:sz w:val="24"/>
+          <w:szCs w:val="24"/>
+        </w:rPr>
+        <w:t>The design has context tier 0 features being assigned to sensory events that are significant to learning and recognizing pattern hierarchies. This assignment, as well as the higher tier context processing, takes place outside of the neural network. So the system as a whole consists of both the neural network and the process that accompanies the network. In a real-world scenario, significant sensory events might be determined by attention and/or emotional impact.</w:t>
+      </w:r>
+    </w:p>
+    <w:p>
+      <w:pPr>
+        <w:rPr>
+          <w:sz w:val="24"/>
+          <w:szCs w:val="24"/>
+        </w:rPr>
+      </w:pPr>
+      <w:r>
+        <w:rPr>
+          <w:sz w:val="24"/>
+          <w:szCs w:val="24"/>
+        </w:rPr>
+        <w:t>2/19/2026</w:t>
+      </w:r>
+    </w:p>
+    <w:p>
+      <w:pPr>
+        <w:rPr>
+          <w:sz w:val="24"/>
+          <w:szCs w:val="24"/>
+        </w:rPr>
+      </w:pPr>
+      <w:r>
+        <w:rPr>
+          <w:sz w:val="24"/>
+          <w:szCs w:val="24"/>
+        </w:rPr>
+        <w:t>Other recurrent architectures with external memory. Also rely on RNN/LSTM though. Not as integrated as Mandala.</w:t>
+      </w:r>
+    </w:p>
+    <w:p>
+      <w:pPr>
+        <w:rPr>
+          <w:sz w:val="24"/>
+          <w:szCs w:val="24"/>
+        </w:rPr>
+      </w:pPr>
+      <w:r>
+        <w:rPr>
+          <w:sz w:val="24"/>
+          <w:szCs w:val="24"/>
+        </w:rPr>
+        <w:t>AI Overview</w:t>
+      </w:r>
+    </w:p>
+    <w:p>
+      <w:pPr>
+        <w:rPr>
+          <w:sz w:val="24"/>
+          <w:szCs w:val="24"/>
+        </w:rPr>
+      </w:pPr>
+      <w:r>
+        <w:rPr>
+          <w:sz w:val="24"/>
+          <w:szCs w:val="24"/>
+        </w:rPr>
+        <w:t>Recurrent Neural Networks (RNNs) with external temporal memory are</w:t>
+      </w:r>
+    </w:p>
+    <w:p>
+      <w:pPr>
+        <w:rPr>
+          <w:sz w:val="24"/>
+          <w:szCs w:val="24"/>
+        </w:rPr>
+      </w:pPr>
+      <w:proofErr w:type="gramStart"/>
+      <w:r>
+        <w:rPr>
+          <w:sz w:val="24"/>
+          <w:szCs w:val="24"/>
+        </w:rPr>
+        <w:t>advanced</w:t>
+      </w:r>
+      <w:proofErr w:type="gramEnd"/>
+      <w:r>
+        <w:rPr>
+          <w:sz w:val="24"/>
+          <w:szCs w:val="24"/>
+        </w:rPr>
+        <w:t xml:space="preserve"> architectures designed to overcome the limitations of standard RNNs (like LSTMs or GRUs) in memorizing long-term dependencies. While standard RNNs rely on internal hidden states that often suffer from vanishing gradients over long sequences, these models integrate a separate, addressable memory bank to store and retrieve past information over extended time horizons. </w:t>
+      </w:r>
+    </w:p>
+    <w:p>
+      <w:pPr>
+        <w:rPr>
+          <w:sz w:val="24"/>
+          <w:szCs w:val="24"/>
+        </w:rPr>
+      </w:pPr>
+      <w:r>
+        <w:rPr>
+          <w:sz w:val="24"/>
+          <w:szCs w:val="24"/>
+        </w:rPr>
+        <w:t>Core Components and Functionality</w:t>
+      </w:r>
+    </w:p>
+    <w:p>
+      <w:pPr>
+        <w:rPr>
+          <w:sz w:val="24"/>
+          <w:szCs w:val="24"/>
+        </w:rPr>
+      </w:pPr>
+    </w:p>
+    <w:p>
+      <w:pPr>
+        <w:rPr>
+          <w:sz w:val="24"/>
+          <w:szCs w:val="24"/>
+        </w:rPr>
+      </w:pPr>
+      <w:r>
+        <w:rPr>
+          <w:sz w:val="24"/>
+          <w:szCs w:val="24"/>
+        </w:rPr>
+        <w:t>    Controller (RNN): A standard neural network (e.g., LSTM) that processes inputs and decides, via a controller, what information to write to or read from the external memory.</w:t>
+      </w:r>
+    </w:p>
+    <w:p>
+      <w:pPr>
+        <w:rPr>
+          <w:sz w:val="24"/>
+          <w:szCs w:val="24"/>
+        </w:rPr>
+      </w:pPr>
+      <w:r>
+        <w:rPr>
+          <w:sz w:val="24"/>
+          <w:szCs w:val="24"/>
+        </w:rPr>
+        <w:t>    External Memory Bank: A matrix or tensor (often addressable) that acts as a long-term storage, allowing the model to "recall" information from far in the past.</w:t>
+      </w:r>
+    </w:p>
+    <w:p>
+      <w:pPr>
+        <w:rPr>
+          <w:sz w:val="24"/>
+          <w:szCs w:val="24"/>
+        </w:rPr>
+      </w:pPr>
+      <w:r>
+        <w:rPr>
+          <w:sz w:val="24"/>
+          <w:szCs w:val="24"/>
+        </w:rPr>
+        <w:lastRenderedPageBreak/>
+        <w:t xml:space="preserve">    Addressing Mechanism: Techniques like content-based addressing or location-based addressing allow the model to select specific memory locations to read from or write to. </w:t>
+      </w:r>
+    </w:p>
+    <w:p>
+      <w:pPr>
+        <w:rPr>
+          <w:sz w:val="24"/>
+          <w:szCs w:val="24"/>
+        </w:rPr>
+      </w:pPr>
+    </w:p>
+    <w:p>
+      <w:pPr>
+        <w:rPr>
+          <w:sz w:val="24"/>
+          <w:szCs w:val="24"/>
+        </w:rPr>
+      </w:pPr>
+      <w:r>
+        <w:rPr>
+          <w:sz w:val="24"/>
+          <w:szCs w:val="24"/>
+        </w:rPr>
+        <w:t>Key Architectures</w:t>
+      </w:r>
+    </w:p>
+    <w:p>
+      <w:pPr>
+        <w:rPr>
+          <w:sz w:val="24"/>
+          <w:szCs w:val="24"/>
+        </w:rPr>
+      </w:pPr>
+    </w:p>
+    <w:p>
+      <w:pPr>
+        <w:rPr>
+          <w:sz w:val="24"/>
+          <w:szCs w:val="24"/>
+        </w:rPr>
+      </w:pPr>
+      <w:r>
+        <w:rPr>
+          <w:sz w:val="24"/>
+          <w:szCs w:val="24"/>
+        </w:rPr>
+        <w:t>    Neural Turing Machines (NTMs): A foundational model that couples a neural network controller to an external memory bank, capable of learning to manipulate and manage the memory to solve tasks like sorting or copying.</w:t>
+      </w:r>
+    </w:p>
+    <w:p>
+      <w:pPr>
+        <w:rPr>
+          <w:sz w:val="24"/>
+          <w:szCs w:val="24"/>
+        </w:rPr>
+      </w:pPr>
+      <w:r>
+        <w:rPr>
+          <w:sz w:val="24"/>
+          <w:szCs w:val="24"/>
+        </w:rPr>
+        <w:t>    Memory Networks (</w:t>
+      </w:r>
+      <w:proofErr w:type="spellStart"/>
+      <w:r>
+        <w:rPr>
+          <w:sz w:val="24"/>
+          <w:szCs w:val="24"/>
+        </w:rPr>
+        <w:t>MemNN</w:t>
+      </w:r>
+      <w:proofErr w:type="spellEnd"/>
+      <w:r>
+        <w:rPr>
+          <w:sz w:val="24"/>
+          <w:szCs w:val="24"/>
+        </w:rPr>
+        <w:t>/MemN2N): These models use external memory to store input data, which can be queried later to aid in tasks like question answering.</w:t>
+      </w:r>
+    </w:p>
+    <w:p>
+      <w:pPr>
+        <w:rPr>
+          <w:sz w:val="24"/>
+          <w:szCs w:val="24"/>
+        </w:rPr>
+      </w:pPr>
+      <w:r>
+        <w:rPr>
+          <w:sz w:val="24"/>
+          <w:szCs w:val="24"/>
+        </w:rPr>
+        <w:t>    External Addressable Long-Term and Working Memory (EALWM)-Augmented RNNs: An advanced structure that splits external memory into distinct long-term and working memory parts, improving the ability to learn long-term dependencies without gradient issues.</w:t>
+      </w:r>
+    </w:p>
+    <w:p>
+      <w:pPr>
+        <w:rPr>
+          <w:sz w:val="24"/>
+          <w:szCs w:val="24"/>
+        </w:rPr>
+      </w:pPr>
+      <w:r>
+        <w:rPr>
+          <w:sz w:val="24"/>
+          <w:szCs w:val="24"/>
+        </w:rPr>
+        <w:t xml:space="preserve">    Differentiable Neural Computers (DNCs): A further extension of NTMs that provides better dynamic memory allocation and temporal memory linkage. </w:t>
+      </w:r>
+    </w:p>
+    <w:p>
+      <w:pPr>
+        <w:rPr>
+          <w:sz w:val="24"/>
+          <w:szCs w:val="24"/>
+        </w:rPr>
+      </w:pPr>
+    </w:p>
+    <w:p>
+      <w:pPr>
+        <w:rPr>
+          <w:sz w:val="24"/>
+          <w:szCs w:val="24"/>
+        </w:rPr>
+      </w:pPr>
+      <w:r>
+        <w:rPr>
+          <w:sz w:val="24"/>
+          <w:szCs w:val="24"/>
+        </w:rPr>
+        <w:t>Advantages</w:t>
+      </w:r>
+    </w:p>
+    <w:p>
+      <w:pPr>
+        <w:rPr>
+          <w:sz w:val="24"/>
+          <w:szCs w:val="24"/>
+        </w:rPr>
+      </w:pPr>
+    </w:p>
+    <w:p>
+      <w:pPr>
+        <w:rPr>
+          <w:sz w:val="24"/>
+          <w:szCs w:val="24"/>
+        </w:rPr>
+      </w:pPr>
+      <w:r>
+        <w:rPr>
+          <w:sz w:val="24"/>
+          <w:szCs w:val="24"/>
+        </w:rPr>
+        <w:t>    Long-Term Dependencies: Capable of capturing relationships over thousands of steps, whereas LSTMs may fail.</w:t>
+      </w:r>
+    </w:p>
+    <w:p>
+      <w:pPr>
+        <w:rPr>
+          <w:sz w:val="24"/>
+          <w:szCs w:val="24"/>
+        </w:rPr>
+      </w:pPr>
+      <w:r>
+        <w:rPr>
+          <w:sz w:val="24"/>
+          <w:szCs w:val="24"/>
+        </w:rPr>
+        <w:t>    Improved Memory Capacity: The memory capacity is decoupled from the number of hidden units in the controller, allowing for much larger, efficient storage.</w:t>
+      </w:r>
+    </w:p>
+    <w:p>
+      <w:pPr>
+        <w:rPr>
+          <w:sz w:val="24"/>
+          <w:szCs w:val="24"/>
+        </w:rPr>
+      </w:pPr>
+      <w:r>
+        <w:rPr>
+          <w:sz w:val="24"/>
+          <w:szCs w:val="24"/>
+        </w:rPr>
+        <w:t xml:space="preserve">    Task Versatility: Highly effective for complex tasks such as algorithmic learning, language modeling, question answering, and reasoning, which require tracking historical data. </w:t>
+      </w:r>
+    </w:p>
+    <w:p>
+      <w:pPr>
+        <w:rPr>
+          <w:sz w:val="24"/>
+          <w:szCs w:val="24"/>
+        </w:rPr>
+      </w:pPr>
+    </w:p>
+    <w:p>
+      <w:pPr>
+        <w:rPr>
+          <w:sz w:val="24"/>
+          <w:szCs w:val="24"/>
+        </w:rPr>
+      </w:pPr>
+      <w:r>
+        <w:rPr>
+          <w:sz w:val="24"/>
+          <w:szCs w:val="24"/>
+        </w:rPr>
+        <w:t>Applications and Performance</w:t>
+      </w:r>
+    </w:p>
+    <w:p>
+      <w:pPr>
+        <w:rPr>
+          <w:sz w:val="24"/>
+          <w:szCs w:val="24"/>
+        </w:rPr>
+      </w:pPr>
+      <w:r>
+        <w:rPr>
+          <w:sz w:val="24"/>
+          <w:szCs w:val="24"/>
+        </w:rPr>
+        <w:t xml:space="preserve">These models are specifically used in scenarios demanding significant context, such as: </w:t>
+      </w:r>
+    </w:p>
+    <w:p>
+      <w:pPr>
+        <w:rPr>
+          <w:sz w:val="24"/>
+          <w:szCs w:val="24"/>
+        </w:rPr>
+      </w:pPr>
+    </w:p>
+    <w:p>
+      <w:pPr>
+        <w:rPr>
+          <w:sz w:val="24"/>
+          <w:szCs w:val="24"/>
+        </w:rPr>
+      </w:pPr>
+      <w:r>
+        <w:rPr>
+          <w:sz w:val="24"/>
+          <w:szCs w:val="24"/>
+        </w:rPr>
+        <w:lastRenderedPageBreak/>
+        <w:t>    Language Understanding: Associating tags to words in long text sequences.</w:t>
+      </w:r>
+    </w:p>
+    <w:p>
+      <w:pPr>
+        <w:rPr>
+          <w:sz w:val="24"/>
+          <w:szCs w:val="24"/>
+        </w:rPr>
+      </w:pPr>
+      <w:r>
+        <w:rPr>
+          <w:sz w:val="24"/>
+          <w:szCs w:val="24"/>
+        </w:rPr>
+        <w:t>    Algorithm Learning: Tasks like copying, sorting, and associative recall.</w:t>
+      </w:r>
+    </w:p>
+    <w:p>
+      <w:pPr>
+        <w:rPr>
+          <w:sz w:val="24"/>
+          <w:szCs w:val="24"/>
+        </w:rPr>
+      </w:pPr>
+      <w:r>
+        <w:rPr>
+          <w:sz w:val="24"/>
+          <w:szCs w:val="24"/>
+        </w:rPr>
+        <w:t xml:space="preserve">    Question Answering: Recalling information from stories or documents. </w:t>
+      </w:r>
+    </w:p>
+    <w:p>
+      <w:pPr>
+        <w:rPr>
+          <w:sz w:val="24"/>
+          <w:szCs w:val="24"/>
+        </w:rPr>
+      </w:pPr>
+    </w:p>
+    <w:p>
+      <w:pPr>
+        <w:rPr>
+          <w:sz w:val="24"/>
+          <w:szCs w:val="24"/>
+        </w:rPr>
+      </w:pPr>
+      <w:r>
+        <w:rPr>
+          <w:sz w:val="24"/>
+          <w:szCs w:val="24"/>
+        </w:rPr>
+        <w:t>They are often compared against standard LSTM models, showing superior performance in scenarios where memory length requirement exceeds the inherent capacity of the LSTM's gating mechanism.</w:t>
+      </w:r>
+    </w:p>
+    <w:p>
+      <w:pPr>
+        <w:rPr>
+          <w:sz w:val="24"/>
+          <w:szCs w:val="24"/>
+        </w:rPr>
+      </w:pPr>
+      <w:hyperlink r:id="rId17" w:history="1">
+        <w:r>
+          <w:rPr>
+            <w:rStyle w:val="Hyperlink"/>
+            <w:sz w:val="24"/>
+            <w:szCs w:val="24"/>
+          </w:rPr>
+          <w:t>https://arxiv.org/abs/1506.00195</w:t>
+        </w:r>
+      </w:hyperlink>
+    </w:p>
+    <w:p>
+      <w:pPr>
+        <w:rPr>
+          <w:sz w:val="24"/>
+          <w:szCs w:val="24"/>
+        </w:rPr>
+      </w:pPr>
+      <w:r>
+        <w:rPr>
+          <w:sz w:val="24"/>
+          <w:szCs w:val="24"/>
+        </w:rPr>
+        <w:t>Recurrent Neural Networks with External Memory for Language Understanding</w:t>
+      </w:r>
+    </w:p>
+    <w:p>
+      <w:pPr>
+        <w:rPr>
+          <w:sz w:val="24"/>
+          <w:szCs w:val="24"/>
+        </w:rPr>
+      </w:pPr>
+      <w:r>
+        <w:rPr>
+          <w:sz w:val="24"/>
+          <w:szCs w:val="24"/>
+        </w:rPr>
+        <w:t>This model has a long-term memory that is addressable from the RNN and which feeds into the hidden memory.</w:t>
+      </w:r>
+    </w:p>
+    <w:p>
+      <w:pPr>
+        <w:rPr>
+          <w:sz w:val="24"/>
+          <w:szCs w:val="24"/>
+        </w:rPr>
+      </w:pPr>
+      <w:r>
+        <w:rPr>
+          <w:sz w:val="24"/>
+          <w:szCs w:val="24"/>
+        </w:rPr>
+        <w:t>2/20/2026</w:t>
+      </w:r>
+    </w:p>
+    <w:p>
+      <w:pPr>
+        <w:rPr>
+          <w:sz w:val="24"/>
+          <w:szCs w:val="24"/>
+        </w:rPr>
+      </w:pPr>
+      <w:r>
+        <w:rPr>
+          <w:sz w:val="24"/>
+          <w:szCs w:val="24"/>
+        </w:rPr>
+        <w:t xml:space="preserve">Tried Claude, Gemini, </w:t>
+      </w:r>
+      <w:proofErr w:type="spellStart"/>
+      <w:proofErr w:type="gramStart"/>
+      <w:r>
+        <w:rPr>
+          <w:sz w:val="24"/>
+          <w:szCs w:val="24"/>
+        </w:rPr>
+        <w:t>ChatGPT</w:t>
+      </w:r>
+      <w:proofErr w:type="spellEnd"/>
+      <w:proofErr w:type="gramEnd"/>
+      <w:r>
+        <w:rPr>
+          <w:sz w:val="24"/>
+          <w:szCs w:val="24"/>
+        </w:rPr>
+        <w:t xml:space="preserve"> on test_0 sequences.</w:t>
+      </w:r>
+    </w:p>
+    <w:p>
+      <w:pPr>
+        <w:rPr>
+          <w:sz w:val="24"/>
+          <w:szCs w:val="24"/>
+        </w:rPr>
+      </w:pPr>
+      <w:r>
+        <w:rPr>
+          <w:sz w:val="24"/>
+          <w:szCs w:val="24"/>
+        </w:rPr>
+        <w:t>Given these sequences:</w:t>
+      </w:r>
+    </w:p>
+    <w:p>
+      <w:pPr>
+        <w:rPr>
+          <w:sz w:val="24"/>
+          <w:szCs w:val="24"/>
+        </w:rPr>
+      </w:pPr>
+      <w:r>
+        <w:rPr>
+          <w:sz w:val="24"/>
+          <w:szCs w:val="24"/>
+        </w:rPr>
+        <w:t>0,1,2,3</w:t>
+      </w:r>
+    </w:p>
+    <w:p>
+      <w:pPr>
+        <w:rPr>
+          <w:sz w:val="24"/>
+          <w:szCs w:val="24"/>
+        </w:rPr>
+      </w:pPr>
+      <w:r>
+        <w:rPr>
+          <w:sz w:val="24"/>
+          <w:szCs w:val="24"/>
+        </w:rPr>
+        <w:t>4,5,2,6</w:t>
+      </w:r>
+    </w:p>
+    <w:p>
+      <w:pPr>
+        <w:rPr>
+          <w:sz w:val="24"/>
+          <w:szCs w:val="24"/>
+        </w:rPr>
+      </w:pPr>
+      <w:r>
+        <w:rPr>
+          <w:sz w:val="24"/>
+          <w:szCs w:val="24"/>
+        </w:rPr>
+        <w:t>Predict the next number in these sequences:</w:t>
+      </w:r>
+    </w:p>
+    <w:p>
+      <w:pPr>
+        <w:rPr>
+          <w:sz w:val="24"/>
+          <w:szCs w:val="24"/>
+        </w:rPr>
+      </w:pPr>
+      <w:r>
+        <w:rPr>
+          <w:sz w:val="24"/>
+          <w:szCs w:val="24"/>
+        </w:rPr>
+        <w:t>8,8,7,0</w:t>
+      </w:r>
+    </w:p>
+    <w:p>
+      <w:pPr>
+        <w:rPr>
+          <w:sz w:val="24"/>
+          <w:szCs w:val="24"/>
+        </w:rPr>
+      </w:pPr>
+      <w:r>
+        <w:rPr>
+          <w:sz w:val="24"/>
+          <w:szCs w:val="24"/>
+        </w:rPr>
+        <w:t>7,11,4</w:t>
+      </w:r>
+    </w:p>
+    <w:p>
+      <w:pPr>
+        <w:rPr>
+          <w:sz w:val="24"/>
+          <w:szCs w:val="24"/>
+        </w:rPr>
+      </w:pPr>
+      <w:r>
+        <w:rPr>
+          <w:sz w:val="24"/>
+          <w:szCs w:val="24"/>
+        </w:rPr>
+        <w:t>7,4,5,11,11,8,10,10,10,11,2</w:t>
+      </w:r>
+    </w:p>
+    <w:p>
+      <w:pPr>
+        <w:rPr>
+          <w:sz w:val="24"/>
+          <w:szCs w:val="24"/>
+        </w:rPr>
+      </w:pPr>
+      <w:r>
+        <w:rPr>
+          <w:sz w:val="24"/>
+          <w:szCs w:val="24"/>
+        </w:rPr>
+        <w:t>0</w:t>
+      </w:r>
+      <w:proofErr w:type="gramStart"/>
+      <w:r>
+        <w:rPr>
+          <w:sz w:val="24"/>
+          <w:szCs w:val="24"/>
+        </w:rPr>
+        <w:t>,1,9,11,10,2</w:t>
+      </w:r>
+      <w:proofErr w:type="gramEnd"/>
+    </w:p>
+    <w:p>
+      <w:pPr>
+        <w:rPr>
+          <w:sz w:val="24"/>
+          <w:szCs w:val="24"/>
+        </w:rPr>
+      </w:pPr>
+      <w:r>
+        <w:rPr>
+          <w:sz w:val="24"/>
+          <w:szCs w:val="24"/>
+        </w:rPr>
+        <w:t>7,9,11,9,7,8,4,5,7,10,10,8,7,2</w:t>
+      </w:r>
+    </w:p>
+    <w:p>
+      <w:pPr>
+        <w:rPr>
+          <w:sz w:val="24"/>
+          <w:szCs w:val="24"/>
+        </w:rPr>
+      </w:pPr>
+      <w:r>
+        <w:rPr>
+          <w:sz w:val="24"/>
+          <w:szCs w:val="24"/>
+        </w:rPr>
+        <w:t>7</w:t>
+      </w:r>
+      <w:proofErr w:type="gramStart"/>
+      <w:r>
+        <w:rPr>
+          <w:sz w:val="24"/>
+          <w:szCs w:val="24"/>
+        </w:rPr>
+        <w:t>,0,1,11,10,7,7,10,2</w:t>
+      </w:r>
+      <w:proofErr w:type="gramEnd"/>
+    </w:p>
+    <w:p>
+      <w:pPr>
+        <w:rPr>
+          <w:sz w:val="24"/>
+          <w:szCs w:val="24"/>
+        </w:rPr>
+      </w:pPr>
+      <w:r>
+        <w:rPr>
+          <w:sz w:val="24"/>
+          <w:szCs w:val="24"/>
+        </w:rPr>
+        <w:t>4,5,10,8,8,2</w:t>
+      </w:r>
+    </w:p>
+    <w:p>
+      <w:pPr>
+        <w:rPr>
+          <w:sz w:val="24"/>
+          <w:szCs w:val="24"/>
+        </w:rPr>
+      </w:pPr>
+      <w:r>
+        <w:rPr>
+          <w:sz w:val="24"/>
+          <w:szCs w:val="24"/>
+        </w:rPr>
+        <w:t>11</w:t>
+      </w:r>
+      <w:proofErr w:type="gramStart"/>
+      <w:r>
+        <w:rPr>
+          <w:sz w:val="24"/>
+          <w:szCs w:val="24"/>
+        </w:rPr>
+        <w:t>,8,0,1,8,10,2</w:t>
+      </w:r>
+      <w:proofErr w:type="gramEnd"/>
+    </w:p>
+    <w:p>
+      <w:pPr>
+        <w:rPr>
+          <w:sz w:val="24"/>
+          <w:szCs w:val="24"/>
+        </w:rPr>
+      </w:pPr>
+      <w:r>
+        <w:rPr>
+          <w:sz w:val="24"/>
+          <w:szCs w:val="24"/>
+        </w:rPr>
+        <w:lastRenderedPageBreak/>
+        <w:t>11,7,7,11,11,0,1,11,7,11,11,9,11,10,7,2</w:t>
+      </w:r>
+    </w:p>
+    <w:p>
+      <w:pPr>
+        <w:rPr>
+          <w:sz w:val="24"/>
+          <w:szCs w:val="24"/>
+        </w:rPr>
+      </w:pPr>
+      <w:r>
+        <w:rPr>
+          <w:sz w:val="24"/>
+          <w:szCs w:val="24"/>
+        </w:rPr>
+        <w:t>10,8,9,7,4,5,9,8,8,10,11,11,7,9,9,11,2</w:t>
+      </w:r>
+    </w:p>
+    <w:p>
+      <w:pPr>
+        <w:rPr>
+          <w:sz w:val="24"/>
+          <w:szCs w:val="24"/>
+        </w:rPr>
+      </w:pPr>
+      <w:r>
+        <w:rPr>
+          <w:sz w:val="24"/>
+          <w:szCs w:val="24"/>
+        </w:rPr>
+        <w:t>Note that 4</w:t>
+      </w:r>
+      <w:proofErr w:type="gramStart"/>
+      <w:r>
+        <w:rPr>
+          <w:sz w:val="24"/>
+          <w:szCs w:val="24"/>
+        </w:rPr>
+        <w:t>,5</w:t>
+      </w:r>
+      <w:proofErr w:type="gramEnd"/>
+      <w:r>
+        <w:rPr>
+          <w:sz w:val="24"/>
+          <w:szCs w:val="24"/>
+        </w:rPr>
+        <w:t xml:space="preserve"> causes 2,3 and 0,1 causes 2,6</w:t>
+      </w:r>
+    </w:p>
+    <w:p>
+      <w:pPr>
+        <w:rPr>
+          <w:sz w:val="24"/>
+          <w:szCs w:val="24"/>
+        </w:rPr>
+      </w:pPr>
+      <w:r>
+        <w:rPr>
+          <w:sz w:val="24"/>
+          <w:szCs w:val="24"/>
+        </w:rPr>
+        <w:t xml:space="preserve">Claude predicted the first two simple sequences, </w:t>
+      </w:r>
+      <w:proofErr w:type="gramStart"/>
+      <w:r>
+        <w:rPr>
+          <w:sz w:val="24"/>
+          <w:szCs w:val="24"/>
+        </w:rPr>
+        <w:t>But</w:t>
+      </w:r>
+      <w:proofErr w:type="gramEnd"/>
+      <w:r>
+        <w:rPr>
+          <w:sz w:val="24"/>
+          <w:szCs w:val="24"/>
+        </w:rPr>
+        <w:t xml:space="preserve"> failed on the sequence that depended on recognizing the earlier transitions determine the ending transitions.</w:t>
+      </w:r>
+    </w:p>
+    <w:p>
+      <w:pPr>
+        <w:rPr>
+          <w:sz w:val="24"/>
+          <w:szCs w:val="24"/>
+        </w:rPr>
+      </w:pPr>
+      <w:proofErr w:type="spellStart"/>
+      <w:r>
+        <w:rPr>
+          <w:sz w:val="24"/>
+          <w:szCs w:val="24"/>
+        </w:rPr>
+        <w:t>ChatGPT</w:t>
+      </w:r>
+      <w:proofErr w:type="spellEnd"/>
+      <w:r>
+        <w:rPr>
+          <w:sz w:val="24"/>
+          <w:szCs w:val="24"/>
+        </w:rPr>
+        <w:t xml:space="preserve"> did not correctly predict any of the sequences.</w:t>
+      </w:r>
+    </w:p>
+    <w:p>
+      <w:pPr>
+        <w:rPr>
+          <w:sz w:val="24"/>
+          <w:szCs w:val="24"/>
+        </w:rPr>
+      </w:pPr>
+    </w:p>
+    <w:p>
+      <w:pPr>
+        <w:rPr>
+          <w:sz w:val="24"/>
+          <w:szCs w:val="24"/>
+        </w:rPr>
+      </w:pPr>
+      <w:r>
+        <w:rPr>
+          <w:sz w:val="24"/>
+          <w:szCs w:val="24"/>
+        </w:rPr>
+        <w:t>2/24/2026</w:t>
+      </w:r>
+    </w:p>
+    <w:p>
+      <w:pPr>
+        <w:rPr>
+          <w:sz w:val="24"/>
+          <w:szCs w:val="24"/>
+        </w:rPr>
+      </w:pPr>
+      <w:r>
+        <w:rPr>
+          <w:sz w:val="24"/>
+          <w:szCs w:val="24"/>
+        </w:rPr>
+        <w:t>Note for paper: possible to learn out-of-order streams, but not done here. Reference my paper on conjunctions.</w:t>
+      </w:r>
+    </w:p>
+    <w:p>
+      <w:pPr>
+        <w:rPr>
+          <w:sz w:val="24"/>
+          <w:szCs w:val="24"/>
+        </w:rPr>
+      </w:pPr>
     </w:p>
     <w:p>
       <w:pPr>
@@ -2361,7 +3327,7 @@
       </w:pPr>
     </w:p>
     <w:sectPr>
-      <w:footerReference w:type="default" r:id="rId17"/>
+      <w:footerReference w:type="default" r:id="rId18"/>
       <w:pgSz w:w="12240" w:h="15840"/>
       <w:pgMar w:top="1440" w:right="1440" w:bottom="1440" w:left="1440" w:header="720" w:footer="720" w:gutter="0"/>
       <w:cols w:space="720"/>
@@ -7181,7 +8147,7 @@
 </file>
 
 <file path=customXml/itemProps1.xml><?xml version="1.0" encoding="utf-8"?>
-<ds:datastoreItem xmlns:ds="http://schemas.openxmlformats.org/officeDocument/2006/customXml" ds:itemID="{3D94CB9F-5562-43AA-9A34-E16B5F63C679}">
+<ds:datastoreItem xmlns:ds="http://schemas.openxmlformats.org/officeDocument/2006/customXml" ds:itemID="{CE476C3C-1AB7-4BE2-9894-0F1184302DB1}">
   <ds:schemaRefs>
     <ds:schemaRef ds:uri="http://schemas.openxmlformats.org/officeDocument/2006/bibliography"/>
   </ds:schemaRefs>

--- a/doc/Mandala.docx
+++ b/doc/Mandala.docx
@@ -2373,8 +2373,6 @@
           <w:szCs w:val="24"/>
         </w:rPr>
       </w:pPr>
-      <w:bookmarkStart w:id="3" w:name="_GoBack"/>
-      <w:bookmarkEnd w:id="3"/>
       <w:r>
         <w:rPr>
           <w:sz w:val="24"/>
@@ -3309,11 +3307,166 @@
     </w:p>
     <w:p>
       <w:pPr>
-        <w:rPr>
-          <w:sz w:val="24"/>
-          <w:szCs w:val="24"/>
-        </w:rPr>
-      </w:pPr>
+        <w:pStyle w:val="Heading1"/>
+      </w:pPr>
+      <w:r>
+        <w:t>Results</w:t>
+      </w:r>
+    </w:p>
+    <w:p>
+      <w:r>
+        <w:rPr>
+          <w:noProof/>
+        </w:rPr>
+        <w:drawing>
+          <wp:inline distT="0" distB="0" distL="0" distR="0" wp14:anchorId="3A94ECA7" wp14:editId="0D83014B">
+            <wp:extent cx="5943600" cy="3536066"/>
+            <wp:effectExtent l="0" t="0" r="0" b="7620"/>
+            <wp:docPr id="6" name="Picture 6" descr="C:\Users\Tom Portegys\Downloads\mandala_rnn_comparison.png"/>
+            <wp:cNvGraphicFramePr>
+              <a:graphicFrameLocks xmlns:a="http://schemas.openxmlformats.org/drawingml/2006/main" noChangeAspect="1"/>
+            </wp:cNvGraphicFramePr>
+            <a:graphic xmlns:a="http://schemas.openxmlformats.org/drawingml/2006/main">
+              <a:graphicData uri="http://schemas.openxmlformats.org/drawingml/2006/picture">
+                <pic:pic xmlns:pic="http://schemas.openxmlformats.org/drawingml/2006/picture">
+                  <pic:nvPicPr>
+                    <pic:cNvPr id="0" name="Picture 1" descr="C:\Users\Tom Portegys\Downloads\mandala_rnn_comparison.png"/>
+                    <pic:cNvPicPr>
+                      <a:picLocks noChangeAspect="1" noChangeArrowheads="1"/>
+                    </pic:cNvPicPr>
+                  </pic:nvPicPr>
+                  <pic:blipFill>
+                    <a:blip r:embed="rId18" cstate="print">
+                      <a:extLst>
+                        <a:ext uri="{28A0092B-C50C-407E-A947-70E740481C1C}">
+                          <a14:useLocalDpi xmlns:a14="http://schemas.microsoft.com/office/drawing/2010/main" val="0"/>
+                        </a:ext>
+                      </a:extLst>
+                    </a:blip>
+                    <a:srcRect/>
+                    <a:stretch>
+                      <a:fillRect/>
+                    </a:stretch>
+                  </pic:blipFill>
+                  <pic:spPr bwMode="auto">
+                    <a:xfrm>
+                      <a:off x="0" y="0"/>
+                      <a:ext cx="5943600" cy="3536066"/>
+                    </a:xfrm>
+                    <a:prstGeom prst="rect">
+                      <a:avLst/>
+                    </a:prstGeom>
+                    <a:noFill/>
+                    <a:ln>
+                      <a:noFill/>
+                    </a:ln>
+                  </pic:spPr>
+                </pic:pic>
+              </a:graphicData>
+            </a:graphic>
+          </wp:inline>
+        </w:drawing>
+      </w:r>
+    </w:p>
+    <w:p>
+      <w:pPr>
+        <w:rPr>
+          <w:rStyle w:val="Hyperlink"/>
+          <w:color w:val="auto"/>
+          <w:sz w:val="24"/>
+          <w:szCs w:val="24"/>
+          <w:u w:val="none"/>
+        </w:rPr>
+      </w:pPr>
+      <w:r>
+        <w:rPr>
+          <w:rStyle w:val="Hyperlink"/>
+          <w:color w:val="auto"/>
+          <w:sz w:val="24"/>
+          <w:szCs w:val="24"/>
+          <w:u w:val="none"/>
+        </w:rPr>
+        <w:t>Generated by Claude with this prompt:</w:t>
+      </w:r>
+    </w:p>
+    <w:p>
+      <w:pPr>
+        <w:rPr>
+          <w:sz w:val="24"/>
+          <w:szCs w:val="24"/>
+        </w:rPr>
+      </w:pPr>
+      <w:r>
+        <w:rPr>
+          <w:sz w:val="24"/>
+          <w:szCs w:val="24"/>
+        </w:rPr>
+        <w:t>I want to create</w:t>
+      </w:r>
+      <w:r>
+        <w:rPr>
+          <w:sz w:val="24"/>
+          <w:szCs w:val="24"/>
+        </w:rPr>
+        <w:t xml:space="preserve"> a bar chart from the included </w:t>
+      </w:r>
+      <w:bookmarkStart w:id="3" w:name="_GoBack"/>
+      <w:bookmarkEnd w:id="3"/>
+      <w:r>
+        <w:rPr>
+          <w:sz w:val="24"/>
+          <w:szCs w:val="24"/>
+        </w:rPr>
+        <w:t xml:space="preserve">excel spreadsheet. On the X axis use the unique values from the </w:t>
+      </w:r>
+      <w:proofErr w:type="spellStart"/>
+      <w:r>
+        <w:rPr>
+          <w:sz w:val="24"/>
+          <w:szCs w:val="24"/>
+        </w:rPr>
+        <w:t>context_tier_value_duration_type</w:t>
+      </w:r>
+      <w:proofErr w:type="spellEnd"/>
+      <w:r>
+        <w:rPr>
+          <w:sz w:val="24"/>
+          <w:szCs w:val="24"/>
+        </w:rPr>
+        <w:t xml:space="preserve">, and plot the aggregated values of </w:t>
+      </w:r>
+      <w:proofErr w:type="spellStart"/>
+      <w:r>
+        <w:rPr>
+          <w:sz w:val="24"/>
+          <w:szCs w:val="24"/>
+        </w:rPr>
+        <w:t>mandala_error_pct</w:t>
+      </w:r>
+      <w:proofErr w:type="spellEnd"/>
+      <w:r>
+        <w:rPr>
+          <w:sz w:val="24"/>
+          <w:szCs w:val="24"/>
+        </w:rPr>
+        <w:t xml:space="preserve"> and </w:t>
+      </w:r>
+      <w:proofErr w:type="spellStart"/>
+      <w:r>
+        <w:rPr>
+          <w:sz w:val="24"/>
+          <w:szCs w:val="24"/>
+        </w:rPr>
+        <w:t>rnn_error_pct</w:t>
+      </w:r>
+      <w:proofErr w:type="spellEnd"/>
+      <w:r>
+        <w:rPr>
+          <w:sz w:val="24"/>
+          <w:szCs w:val="24"/>
+        </w:rPr>
+        <w:t>.</w:t>
+      </w:r>
     </w:p>
     <w:p>
       <w:pPr>
@@ -3327,7 +3480,7 @@
       </w:pPr>
     </w:p>
     <w:sectPr>
-      <w:footerReference w:type="default" r:id="rId18"/>
+      <w:footerReference w:type="default" r:id="rId19"/>
       <w:pgSz w:w="12240" w:h="15840"/>
       <w:pgMar w:top="1440" w:right="1440" w:bottom="1440" w:left="1440" w:header="720" w:footer="720" w:gutter="0"/>
       <w:cols w:space="720"/>
@@ -8147,7 +8300,7 @@
 </file>
 
 <file path=customXml/itemProps1.xml><?xml version="1.0" encoding="utf-8"?>
-<ds:datastoreItem xmlns:ds="http://schemas.openxmlformats.org/officeDocument/2006/customXml" ds:itemID="{CE476C3C-1AB7-4BE2-9894-0F1184302DB1}">
+<ds:datastoreItem xmlns:ds="http://schemas.openxmlformats.org/officeDocument/2006/customXml" ds:itemID="{025DF0A0-5F67-4E42-9913-A8012CA6BD4F}">
   <ds:schemaRefs>
     <ds:schemaRef ds:uri="http://schemas.openxmlformats.org/officeDocument/2006/bibliography"/>
   </ds:schemaRefs>

--- a/doc/Mandala.docx
+++ b/doc/Mandala.docx
@@ -3307,22 +3307,22 @@
     </w:p>
     <w:p>
       <w:pPr>
-        <w:pStyle w:val="Heading1"/>
-      </w:pPr>
-      <w:r>
-        <w:t>Results</w:t>
-      </w:r>
-    </w:p>
-    <w:p>
+        <w:rPr>
+          <w:sz w:val="24"/>
+          <w:szCs w:val="24"/>
+        </w:rPr>
+      </w:pPr>
       <w:r>
         <w:rPr>
           <w:noProof/>
+          <w:sz w:val="24"/>
+          <w:szCs w:val="24"/>
         </w:rPr>
         <w:drawing>
-          <wp:inline distT="0" distB="0" distL="0" distR="0" wp14:anchorId="3A94ECA7" wp14:editId="0D83014B">
-            <wp:extent cx="5943600" cy="3536066"/>
-            <wp:effectExtent l="0" t="0" r="0" b="7620"/>
-            <wp:docPr id="6" name="Picture 6" descr="C:\Users\Tom Portegys\Downloads\mandala_rnn_comparison.png"/>
+          <wp:inline distT="0" distB="0" distL="0" distR="0" wp14:anchorId="4735329A" wp14:editId="1DF10F53">
+            <wp:extent cx="5943600" cy="1298151"/>
+            <wp:effectExtent l="0" t="0" r="0" b="0"/>
+            <wp:docPr id="7" name="Picture 7" descr="C:\Users\Tom Portegys\Documents\research\AI\Mandala\doc\mandala_causations.png"/>
             <wp:cNvGraphicFramePr>
               <a:graphicFrameLocks xmlns:a="http://schemas.openxmlformats.org/drawingml/2006/main" noChangeAspect="1"/>
             </wp:cNvGraphicFramePr>
@@ -3330,7 +3330,7 @@
               <a:graphicData uri="http://schemas.openxmlformats.org/drawingml/2006/picture">
                 <pic:pic xmlns:pic="http://schemas.openxmlformats.org/drawingml/2006/picture">
                   <pic:nvPicPr>
-                    <pic:cNvPr id="0" name="Picture 1" descr="C:\Users\Tom Portegys\Downloads\mandala_rnn_comparison.png"/>
+                    <pic:cNvPr id="0" name="Picture 1" descr="C:\Users\Tom Portegys\Documents\research\AI\Mandala\doc\mandala_causations.png"/>
                     <pic:cNvPicPr>
                       <a:picLocks noChangeAspect="1" noChangeArrowheads="1"/>
                     </pic:cNvPicPr>
@@ -3351,7 +3351,7 @@
                   <pic:spPr bwMode="auto">
                     <a:xfrm>
                       <a:off x="0" y="0"/>
-                      <a:ext cx="5943600" cy="3536066"/>
+                      <a:ext cx="5943600" cy="1298151"/>
                     </a:xfrm>
                     <a:prstGeom prst="rect">
                       <a:avLst/>
@@ -3371,47 +3371,468 @@
     <w:p>
       <w:pPr>
         <w:rPr>
-          <w:rStyle w:val="Hyperlink"/>
-          <w:color w:val="auto"/>
-          <w:sz w:val="24"/>
-          <w:szCs w:val="24"/>
-          <w:u w:val="none"/>
-        </w:rPr>
-      </w:pPr>
-      <w:r>
-        <w:rPr>
-          <w:rStyle w:val="Hyperlink"/>
-          <w:color w:val="auto"/>
-          <w:sz w:val="24"/>
-          <w:szCs w:val="24"/>
-          <w:u w:val="none"/>
-        </w:rPr>
-        <w:t>Generated by Claude with this prompt:</w:t>
-      </w:r>
-    </w:p>
-    <w:p>
-      <w:pPr>
-        <w:rPr>
-          <w:sz w:val="24"/>
-          <w:szCs w:val="24"/>
-        </w:rPr>
-      </w:pPr>
-      <w:r>
-        <w:rPr>
-          <w:sz w:val="24"/>
-          <w:szCs w:val="24"/>
-        </w:rPr>
-        <w:t>I want to create</w:t>
-      </w:r>
-      <w:r>
-        <w:rPr>
-          <w:sz w:val="24"/>
-          <w:szCs w:val="24"/>
-        </w:rPr>
-        <w:t xml:space="preserve"> a bar chart from the included </w:t>
-      </w:r>
+          <w:sz w:val="24"/>
+          <w:szCs w:val="24"/>
+        </w:rPr>
+      </w:pPr>
+      <w:r>
+        <w:rPr>
+          <w:noProof/>
+          <w:sz w:val="24"/>
+          <w:szCs w:val="24"/>
+        </w:rPr>
+        <w:lastRenderedPageBreak/>
+        <w:drawing>
+          <wp:inline distT="0" distB="0" distL="0" distR="0" wp14:anchorId="47A7B44A" wp14:editId="69E5039D">
+            <wp:extent cx="5943600" cy="4115252"/>
+            <wp:effectExtent l="0" t="0" r="0" b="0"/>
+            <wp:docPr id="13" name="Picture 13" descr="C:\Users\Tom Portegys\Documents\research\AI\Mandala\doc\mandala_causations_test_0.png"/>
+            <wp:cNvGraphicFramePr>
+              <a:graphicFrameLocks xmlns:a="http://schemas.openxmlformats.org/drawingml/2006/main" noChangeAspect="1"/>
+            </wp:cNvGraphicFramePr>
+            <a:graphic xmlns:a="http://schemas.openxmlformats.org/drawingml/2006/main">
+              <a:graphicData uri="http://schemas.openxmlformats.org/drawingml/2006/picture">
+                <pic:pic xmlns:pic="http://schemas.openxmlformats.org/drawingml/2006/picture">
+                  <pic:nvPicPr>
+                    <pic:cNvPr id="0" name="Picture 7" descr="C:\Users\Tom Portegys\Documents\research\AI\Mandala\doc\mandala_causations_test_0.png"/>
+                    <pic:cNvPicPr>
+                      <a:picLocks noChangeAspect="1" noChangeArrowheads="1"/>
+                    </pic:cNvPicPr>
+                  </pic:nvPicPr>
+                  <pic:blipFill>
+                    <a:blip r:embed="rId19">
+                      <a:extLst>
+                        <a:ext uri="{28A0092B-C50C-407E-A947-70E740481C1C}">
+                          <a14:useLocalDpi xmlns:a14="http://schemas.microsoft.com/office/drawing/2010/main" val="0"/>
+                        </a:ext>
+                      </a:extLst>
+                    </a:blip>
+                    <a:srcRect/>
+                    <a:stretch>
+                      <a:fillRect/>
+                    </a:stretch>
+                  </pic:blipFill>
+                  <pic:spPr bwMode="auto">
+                    <a:xfrm>
+                      <a:off x="0" y="0"/>
+                      <a:ext cx="5943600" cy="4115252"/>
+                    </a:xfrm>
+                    <a:prstGeom prst="rect">
+                      <a:avLst/>
+                    </a:prstGeom>
+                    <a:noFill/>
+                    <a:ln>
+                      <a:noFill/>
+                    </a:ln>
+                  </pic:spPr>
+                </pic:pic>
+              </a:graphicData>
+            </a:graphic>
+          </wp:inline>
+        </w:drawing>
+      </w:r>
+    </w:p>
+    <w:p>
+      <w:pPr>
+        <w:rPr>
+          <w:sz w:val="24"/>
+          <w:szCs w:val="24"/>
+        </w:rPr>
+      </w:pPr>
+      <w:r>
+        <w:rPr>
+          <w:noProof/>
+          <w:sz w:val="24"/>
+          <w:szCs w:val="24"/>
+        </w:rPr>
+        <w:drawing>
+          <wp:inline distT="0" distB="0" distL="0" distR="0" wp14:anchorId="185DDB73" wp14:editId="3C3EC0A9">
+            <wp:extent cx="5943600" cy="2062727"/>
+            <wp:effectExtent l="0" t="0" r="0" b="0"/>
+            <wp:docPr id="14" name="Picture 14" descr="C:\Users\Tom Portegys\Documents\research\AI\Mandala\doc\mandala_causations_test_1.png"/>
+            <wp:cNvGraphicFramePr>
+              <a:graphicFrameLocks xmlns:a="http://schemas.openxmlformats.org/drawingml/2006/main" noChangeAspect="1"/>
+            </wp:cNvGraphicFramePr>
+            <a:graphic xmlns:a="http://schemas.openxmlformats.org/drawingml/2006/main">
+              <a:graphicData uri="http://schemas.openxmlformats.org/drawingml/2006/picture">
+                <pic:pic xmlns:pic="http://schemas.openxmlformats.org/drawingml/2006/picture">
+                  <pic:nvPicPr>
+                    <pic:cNvPr id="0" name="Picture 8" descr="C:\Users\Tom Portegys\Documents\research\AI\Mandala\doc\mandala_causations_test_1.png"/>
+                    <pic:cNvPicPr>
+                      <a:picLocks noChangeAspect="1" noChangeArrowheads="1"/>
+                    </pic:cNvPicPr>
+                  </pic:nvPicPr>
+                  <pic:blipFill>
+                    <a:blip r:embed="rId20" cstate="print">
+                      <a:extLst>
+                        <a:ext uri="{28A0092B-C50C-407E-A947-70E740481C1C}">
+                          <a14:useLocalDpi xmlns:a14="http://schemas.microsoft.com/office/drawing/2010/main" val="0"/>
+                        </a:ext>
+                      </a:extLst>
+                    </a:blip>
+                    <a:srcRect/>
+                    <a:stretch>
+                      <a:fillRect/>
+                    </a:stretch>
+                  </pic:blipFill>
+                  <pic:spPr bwMode="auto">
+                    <a:xfrm>
+                      <a:off x="0" y="0"/>
+                      <a:ext cx="5943600" cy="2062727"/>
+                    </a:xfrm>
+                    <a:prstGeom prst="rect">
+                      <a:avLst/>
+                    </a:prstGeom>
+                    <a:noFill/>
+                    <a:ln>
+                      <a:noFill/>
+                    </a:ln>
+                  </pic:spPr>
+                </pic:pic>
+              </a:graphicData>
+            </a:graphic>
+          </wp:inline>
+        </w:drawing>
+      </w:r>
+    </w:p>
+    <w:p>
+      <w:pPr>
+        <w:rPr>
+          <w:sz w:val="24"/>
+          <w:szCs w:val="24"/>
+        </w:rPr>
+      </w:pPr>
       <w:bookmarkStart w:id="3" w:name="_GoBack"/>
       <w:bookmarkEnd w:id="3"/>
+    </w:p>
+    <w:p>
+      <w:pPr>
+        <w:pStyle w:val="Heading1"/>
+      </w:pPr>
+      <w:r>
+        <w:t>Results</w:t>
+      </w:r>
+    </w:p>
+    <w:p>
+      <w:r>
+        <w:rPr>
+          <w:noProof/>
+        </w:rPr>
+        <w:lastRenderedPageBreak/>
+        <w:drawing>
+          <wp:inline distT="0" distB="0" distL="0" distR="0" wp14:anchorId="2C387C07" wp14:editId="5FD7A49F">
+            <wp:extent cx="5943600" cy="3537411"/>
+            <wp:effectExtent l="0" t="0" r="0" b="6350"/>
+            <wp:docPr id="8" name="Picture 8" descr="C:\Users\Tom Portegys\Documents\research\AI\Mandala\doc\causation_hierarchies.png"/>
+            <wp:cNvGraphicFramePr>
+              <a:graphicFrameLocks xmlns:a="http://schemas.openxmlformats.org/drawingml/2006/main" noChangeAspect="1"/>
+            </wp:cNvGraphicFramePr>
+            <a:graphic xmlns:a="http://schemas.openxmlformats.org/drawingml/2006/main">
+              <a:graphicData uri="http://schemas.openxmlformats.org/drawingml/2006/picture">
+                <pic:pic xmlns:pic="http://schemas.openxmlformats.org/drawingml/2006/picture">
+                  <pic:nvPicPr>
+                    <pic:cNvPr id="0" name="Picture 2" descr="C:\Users\Tom Portegys\Documents\research\AI\Mandala\doc\causation_hierarchies.png"/>
+                    <pic:cNvPicPr>
+                      <a:picLocks noChangeAspect="1" noChangeArrowheads="1"/>
+                    </pic:cNvPicPr>
+                  </pic:nvPicPr>
+                  <pic:blipFill>
+                    <a:blip r:embed="rId21" cstate="print">
+                      <a:extLst>
+                        <a:ext uri="{28A0092B-C50C-407E-A947-70E740481C1C}">
+                          <a14:useLocalDpi xmlns:a14="http://schemas.microsoft.com/office/drawing/2010/main" val="0"/>
+                        </a:ext>
+                      </a:extLst>
+                    </a:blip>
+                    <a:srcRect/>
+                    <a:stretch>
+                      <a:fillRect/>
+                    </a:stretch>
+                  </pic:blipFill>
+                  <pic:spPr bwMode="auto">
+                    <a:xfrm>
+                      <a:off x="0" y="0"/>
+                      <a:ext cx="5943600" cy="3537411"/>
+                    </a:xfrm>
+                    <a:prstGeom prst="rect">
+                      <a:avLst/>
+                    </a:prstGeom>
+                    <a:noFill/>
+                    <a:ln>
+                      <a:noFill/>
+                    </a:ln>
+                  </pic:spPr>
+                </pic:pic>
+              </a:graphicData>
+            </a:graphic>
+          </wp:inline>
+        </w:drawing>
+      </w:r>
+    </w:p>
+    <w:p>
+      <w:r>
+        <w:rPr>
+          <w:noProof/>
+        </w:rPr>
+        <w:drawing>
+          <wp:inline distT="0" distB="0" distL="0" distR="0" wp14:anchorId="05AD15AD" wp14:editId="584E43BA">
+            <wp:extent cx="5943600" cy="3537411"/>
+            <wp:effectExtent l="0" t="0" r="0" b="6350"/>
+            <wp:docPr id="9" name="Picture 9" descr="C:\Users\Tom Portegys\Documents\research\AI\Mandala\doc\num_nonterminals.png"/>
+            <wp:cNvGraphicFramePr>
+              <a:graphicFrameLocks xmlns:a="http://schemas.openxmlformats.org/drawingml/2006/main" noChangeAspect="1"/>
+            </wp:cNvGraphicFramePr>
+            <a:graphic xmlns:a="http://schemas.openxmlformats.org/drawingml/2006/main">
+              <a:graphicData uri="http://schemas.openxmlformats.org/drawingml/2006/picture">
+                <pic:pic xmlns:pic="http://schemas.openxmlformats.org/drawingml/2006/picture">
+                  <pic:nvPicPr>
+                    <pic:cNvPr id="0" name="Picture 3" descr="C:\Users\Tom Portegys\Documents\research\AI\Mandala\doc\num_nonterminals.png"/>
+                    <pic:cNvPicPr>
+                      <a:picLocks noChangeAspect="1" noChangeArrowheads="1"/>
+                    </pic:cNvPicPr>
+                  </pic:nvPicPr>
+                  <pic:blipFill>
+                    <a:blip r:embed="rId22" cstate="print">
+                      <a:extLst>
+                        <a:ext uri="{28A0092B-C50C-407E-A947-70E740481C1C}">
+                          <a14:useLocalDpi xmlns:a14="http://schemas.microsoft.com/office/drawing/2010/main" val="0"/>
+                        </a:ext>
+                      </a:extLst>
+                    </a:blip>
+                    <a:srcRect/>
+                    <a:stretch>
+                      <a:fillRect/>
+                    </a:stretch>
+                  </pic:blipFill>
+                  <pic:spPr bwMode="auto">
+                    <a:xfrm>
+                      <a:off x="0" y="0"/>
+                      <a:ext cx="5943600" cy="3537411"/>
+                    </a:xfrm>
+                    <a:prstGeom prst="rect">
+                      <a:avLst/>
+                    </a:prstGeom>
+                    <a:noFill/>
+                    <a:ln>
+                      <a:noFill/>
+                    </a:ln>
+                  </pic:spPr>
+                </pic:pic>
+              </a:graphicData>
+            </a:graphic>
+          </wp:inline>
+        </w:drawing>
+      </w:r>
+    </w:p>
+    <w:p>
+      <w:r>
+        <w:rPr>
+          <w:noProof/>
+        </w:rPr>
+        <w:lastRenderedPageBreak/>
+        <w:drawing>
+          <wp:inline distT="0" distB="0" distL="0" distR="0" wp14:anchorId="13F6E742" wp14:editId="0FD3241A">
+            <wp:extent cx="5943600" cy="3537411"/>
+            <wp:effectExtent l="0" t="0" r="0" b="6350"/>
+            <wp:docPr id="10" name="Picture 10" descr="C:\Users\Tom Portegys\Documents\research\AI\Mandala\doc\num_terminals.png"/>
+            <wp:cNvGraphicFramePr>
+              <a:graphicFrameLocks xmlns:a="http://schemas.openxmlformats.org/drawingml/2006/main" noChangeAspect="1"/>
+            </wp:cNvGraphicFramePr>
+            <a:graphic xmlns:a="http://schemas.openxmlformats.org/drawingml/2006/main">
+              <a:graphicData uri="http://schemas.openxmlformats.org/drawingml/2006/picture">
+                <pic:pic xmlns:pic="http://schemas.openxmlformats.org/drawingml/2006/picture">
+                  <pic:nvPicPr>
+                    <pic:cNvPr id="0" name="Picture 4" descr="C:\Users\Tom Portegys\Documents\research\AI\Mandala\doc\num_terminals.png"/>
+                    <pic:cNvPicPr>
+                      <a:picLocks noChangeAspect="1" noChangeArrowheads="1"/>
+                    </pic:cNvPicPr>
+                  </pic:nvPicPr>
+                  <pic:blipFill>
+                    <a:blip r:embed="rId23" cstate="print">
+                      <a:extLst>
+                        <a:ext uri="{28A0092B-C50C-407E-A947-70E740481C1C}">
+                          <a14:useLocalDpi xmlns:a14="http://schemas.microsoft.com/office/drawing/2010/main" val="0"/>
+                        </a:ext>
+                      </a:extLst>
+                    </a:blip>
+                    <a:srcRect/>
+                    <a:stretch>
+                      <a:fillRect/>
+                    </a:stretch>
+                  </pic:blipFill>
+                  <pic:spPr bwMode="auto">
+                    <a:xfrm>
+                      <a:off x="0" y="0"/>
+                      <a:ext cx="5943600" cy="3537411"/>
+                    </a:xfrm>
+                    <a:prstGeom prst="rect">
+                      <a:avLst/>
+                    </a:prstGeom>
+                    <a:noFill/>
+                    <a:ln>
+                      <a:noFill/>
+                    </a:ln>
+                  </pic:spPr>
+                </pic:pic>
+              </a:graphicData>
+            </a:graphic>
+          </wp:inline>
+        </w:drawing>
+      </w:r>
+    </w:p>
+    <w:p>
+      <w:r>
+        <w:rPr>
+          <w:noProof/>
+        </w:rPr>
+        <w:drawing>
+          <wp:inline distT="0" distB="0" distL="0" distR="0" wp14:anchorId="5BFE79DC" wp14:editId="274FBB20">
+            <wp:extent cx="5943600" cy="3537411"/>
+            <wp:effectExtent l="0" t="0" r="0" b="6350"/>
+            <wp:docPr id="11" name="Picture 11" descr="C:\Users\Tom Portegys\Documents\research\AI\Mandala\doc\terminal_production_probability.png"/>
+            <wp:cNvGraphicFramePr>
+              <a:graphicFrameLocks xmlns:a="http://schemas.openxmlformats.org/drawingml/2006/main" noChangeAspect="1"/>
+            </wp:cNvGraphicFramePr>
+            <a:graphic xmlns:a="http://schemas.openxmlformats.org/drawingml/2006/main">
+              <a:graphicData uri="http://schemas.openxmlformats.org/drawingml/2006/picture">
+                <pic:pic xmlns:pic="http://schemas.openxmlformats.org/drawingml/2006/picture">
+                  <pic:nvPicPr>
+                    <pic:cNvPr id="0" name="Picture 5" descr="C:\Users\Tom Portegys\Documents\research\AI\Mandala\doc\terminal_production_probability.png"/>
+                    <pic:cNvPicPr>
+                      <a:picLocks noChangeAspect="1" noChangeArrowheads="1"/>
+                    </pic:cNvPicPr>
+                  </pic:nvPicPr>
+                  <pic:blipFill>
+                    <a:blip r:embed="rId24" cstate="print">
+                      <a:extLst>
+                        <a:ext uri="{28A0092B-C50C-407E-A947-70E740481C1C}">
+                          <a14:useLocalDpi xmlns:a14="http://schemas.microsoft.com/office/drawing/2010/main" val="0"/>
+                        </a:ext>
+                      </a:extLst>
+                    </a:blip>
+                    <a:srcRect/>
+                    <a:stretch>
+                      <a:fillRect/>
+                    </a:stretch>
+                  </pic:blipFill>
+                  <pic:spPr bwMode="auto">
+                    <a:xfrm>
+                      <a:off x="0" y="0"/>
+                      <a:ext cx="5943600" cy="3537411"/>
+                    </a:xfrm>
+                    <a:prstGeom prst="rect">
+                      <a:avLst/>
+                    </a:prstGeom>
+                    <a:noFill/>
+                    <a:ln>
+                      <a:noFill/>
+                    </a:ln>
+                  </pic:spPr>
+                </pic:pic>
+              </a:graphicData>
+            </a:graphic>
+          </wp:inline>
+        </w:drawing>
+      </w:r>
+    </w:p>
+    <w:p>
+      <w:r>
+        <w:rPr>
+          <w:noProof/>
+        </w:rPr>
+        <w:lastRenderedPageBreak/>
+        <w:drawing>
+          <wp:inline distT="0" distB="0" distL="0" distR="0" wp14:anchorId="3AD44CDB" wp14:editId="73006689">
+            <wp:extent cx="5943600" cy="3537411"/>
+            <wp:effectExtent l="0" t="0" r="0" b="6350"/>
+            <wp:docPr id="12" name="Picture 12" descr="C:\Users\Tom Portegys\Documents\research\AI\Mandala\doc\context_tier_value_duration_type.png"/>
+            <wp:cNvGraphicFramePr>
+              <a:graphicFrameLocks xmlns:a="http://schemas.openxmlformats.org/drawingml/2006/main" noChangeAspect="1"/>
+            </wp:cNvGraphicFramePr>
+            <a:graphic xmlns:a="http://schemas.openxmlformats.org/drawingml/2006/main">
+              <a:graphicData uri="http://schemas.openxmlformats.org/drawingml/2006/picture">
+                <pic:pic xmlns:pic="http://schemas.openxmlformats.org/drawingml/2006/picture">
+                  <pic:nvPicPr>
+                    <pic:cNvPr id="0" name="Picture 6" descr="C:\Users\Tom Portegys\Documents\research\AI\Mandala\doc\context_tier_value_duration_type.png"/>
+                    <pic:cNvPicPr>
+                      <a:picLocks noChangeAspect="1" noChangeArrowheads="1"/>
+                    </pic:cNvPicPr>
+                  </pic:nvPicPr>
+                  <pic:blipFill>
+                    <a:blip r:embed="rId25" cstate="print">
+                      <a:extLst>
+                        <a:ext uri="{28A0092B-C50C-407E-A947-70E740481C1C}">
+                          <a14:useLocalDpi xmlns:a14="http://schemas.microsoft.com/office/drawing/2010/main" val="0"/>
+                        </a:ext>
+                      </a:extLst>
+                    </a:blip>
+                    <a:srcRect/>
+                    <a:stretch>
+                      <a:fillRect/>
+                    </a:stretch>
+                  </pic:blipFill>
+                  <pic:spPr bwMode="auto">
+                    <a:xfrm>
+                      <a:off x="0" y="0"/>
+                      <a:ext cx="5943600" cy="3537411"/>
+                    </a:xfrm>
+                    <a:prstGeom prst="rect">
+                      <a:avLst/>
+                    </a:prstGeom>
+                    <a:noFill/>
+                    <a:ln>
+                      <a:noFill/>
+                    </a:ln>
+                  </pic:spPr>
+                </pic:pic>
+              </a:graphicData>
+            </a:graphic>
+          </wp:inline>
+        </w:drawing>
+      </w:r>
+    </w:p>
+    <w:p>
+      <w:pPr>
+        <w:rPr>
+          <w:rStyle w:val="Hyperlink"/>
+          <w:color w:val="auto"/>
+          <w:sz w:val="24"/>
+          <w:szCs w:val="24"/>
+          <w:u w:val="none"/>
+        </w:rPr>
+      </w:pPr>
+      <w:r>
+        <w:rPr>
+          <w:rStyle w:val="Hyperlink"/>
+          <w:color w:val="auto"/>
+          <w:sz w:val="24"/>
+          <w:szCs w:val="24"/>
+          <w:u w:val="none"/>
+        </w:rPr>
+        <w:t>Generated by Claude with this prompt:</w:t>
+      </w:r>
+    </w:p>
+    <w:p>
+      <w:pPr>
+        <w:rPr>
+          <w:sz w:val="24"/>
+          <w:szCs w:val="24"/>
+        </w:rPr>
+      </w:pPr>
+      <w:r>
+        <w:rPr>
+          <w:sz w:val="24"/>
+          <w:szCs w:val="24"/>
+        </w:rPr>
+        <w:t>I want to create</w:t>
+      </w:r>
+      <w:r>
+        <w:rPr>
+          <w:sz w:val="24"/>
+          <w:szCs w:val="24"/>
+        </w:rPr>
+        <w:t xml:space="preserve"> a bar chart from the included </w:t>
+      </w:r>
       <w:r>
         <w:rPr>
           <w:sz w:val="24"/>
@@ -3480,7 +3901,7 @@
       </w:pPr>
     </w:p>
     <w:sectPr>
-      <w:footerReference w:type="default" r:id="rId19"/>
+      <w:footerReference w:type="default" r:id="rId26"/>
       <w:pgSz w:w="12240" w:h="15840"/>
       <w:pgMar w:top="1440" w:right="1440" w:bottom="1440" w:left="1440" w:header="720" w:footer="720" w:gutter="0"/>
       <w:cols w:space="720"/>
@@ -7446,6 +7867,7 @@
   <w:style w:type="character" w:default="1" w:styleId="DefaultParagraphFont">
     <w:name w:val="Default Paragraph Font"/>
     <w:uiPriority w:val="1"/>
+    <w:semiHidden/>
     <w:unhideWhenUsed/>
   </w:style>
   <w:style w:type="table" w:default="1" w:styleId="TableNormal">
@@ -8300,7 +8722,7 @@
 </file>
 
 <file path=customXml/itemProps1.xml><?xml version="1.0" encoding="utf-8"?>
-<ds:datastoreItem xmlns:ds="http://schemas.openxmlformats.org/officeDocument/2006/customXml" ds:itemID="{025DF0A0-5F67-4E42-9913-A8012CA6BD4F}">
+<ds:datastoreItem xmlns:ds="http://schemas.openxmlformats.org/officeDocument/2006/customXml" ds:itemID="{4323D081-031C-4FCB-9B36-9642598F6276}">
   <ds:schemaRefs>
     <ds:schemaRef ds:uri="http://schemas.openxmlformats.org/officeDocument/2006/bibliography"/>
   </ds:schemaRefs>

--- a/doc/Mandala.docx
+++ b/doc/Mandala.docx
@@ -386,7 +386,7 @@
           <w:sz w:val="24"/>
           <w:szCs w:val="24"/>
         </w:rPr>
-        <w:t xml:space="preserve"> In addition, e</w:t>
+        <w:t xml:space="preserve"> </w:t>
       </w:r>
       <w:r>
         <w:rPr>
@@ -395,8 +395,10 @@
           <w:sz w:val="24"/>
           <w:szCs w:val="24"/>
         </w:rPr>
-        <w:t>xternally accumulating temporal information discretely labels hierarchical cause-and-effect relationships</w:t>
-      </w:r>
+        <w:t xml:space="preserve">The results bear this out. </w:t>
+      </w:r>
+      <w:bookmarkStart w:id="3" w:name="_GoBack"/>
+      <w:bookmarkEnd w:id="3"/>
       <w:r>
         <w:rPr>
           <w:rFonts w:ascii="Calibri" w:eastAsia="Calibri" w:hAnsi="Calibri" w:cs="Calibri"/>
@@ -404,7 +406,7 @@
           <w:sz w:val="24"/>
           <w:szCs w:val="24"/>
         </w:rPr>
-        <w:t xml:space="preserve"> that can be used for augmented</w:t>
+        <w:t>In addition, e</w:t>
       </w:r>
       <w:r>
         <w:rPr>
@@ -413,7 +415,7 @@
           <w:sz w:val="24"/>
           <w:szCs w:val="24"/>
         </w:rPr>
-        <w:t xml:space="preserve"> processing. I</w:t>
+        <w:t>xternally accumulating temporal information discretely labels hierarchical cause-and-effect relationships</w:t>
       </w:r>
       <w:r>
         <w:rPr>
@@ -422,7 +424,7 @@
           <w:sz w:val="24"/>
           <w:szCs w:val="24"/>
         </w:rPr>
-        <w:t xml:space="preserve">n the case of Mona, </w:t>
+        <w:t xml:space="preserve"> that can be used for augmented</w:t>
       </w:r>
       <w:r>
         <w:rPr>
@@ -431,7 +433,7 @@
           <w:sz w:val="24"/>
           <w:szCs w:val="24"/>
         </w:rPr>
-        <w:t>channeling</w:t>
+        <w:t xml:space="preserve"> processing. I</w:t>
       </w:r>
       <w:r>
         <w:rPr>
@@ -440,7 +442,7 @@
           <w:sz w:val="24"/>
           <w:szCs w:val="24"/>
         </w:rPr>
-        <w:t xml:space="preserve"> motivation through the network for the pu</w:t>
+        <w:t xml:space="preserve">n the case of Mona, </w:t>
       </w:r>
       <w:r>
         <w:rPr>
@@ -449,6 +451,24 @@
           <w:sz w:val="24"/>
           <w:szCs w:val="24"/>
         </w:rPr>
+        <w:t>channeling</w:t>
+      </w:r>
+      <w:r>
+        <w:rPr>
+          <w:rFonts w:ascii="Calibri" w:eastAsia="Calibri" w:hAnsi="Calibri" w:cs="Calibri"/>
+          <w:color w:val="000000"/>
+          <w:sz w:val="24"/>
+          <w:szCs w:val="24"/>
+        </w:rPr>
+        <w:t xml:space="preserve"> motivation through the network for the pu</w:t>
+      </w:r>
+      <w:r>
+        <w:rPr>
+          <w:rFonts w:ascii="Calibri" w:eastAsia="Calibri" w:hAnsi="Calibri" w:cs="Calibri"/>
+          <w:color w:val="000000"/>
+          <w:sz w:val="24"/>
+          <w:szCs w:val="24"/>
+        </w:rPr>
         <w:t>rpose of goal-seeking requires this feature.</w:t>
       </w:r>
     </w:p>
@@ -512,29 +532,7 @@
     </w:p>
     <w:p>
       <w:pPr>
-        <w:rPr>
-          <w:sz w:val="24"/>
-          <w:szCs w:val="24"/>
-        </w:rPr>
-      </w:pPr>
-      <w:r>
-        <w:rPr>
-          <w:b/>
-          <w:sz w:val="24"/>
-          <w:szCs w:val="24"/>
-        </w:rPr>
-        <w:t>Notes</w:t>
-      </w:r>
-      <w:r>
-        <w:rPr>
-          <w:sz w:val="24"/>
-          <w:szCs w:val="24"/>
-        </w:rPr>
-        <w:t>:</w:t>
-      </w:r>
-    </w:p>
-    <w:p>
-      <w:pPr>
+        <w:pStyle w:val="Heading1"/>
         <w:rPr>
           <w:rStyle w:val="Hyperlink"/>
           <w:color w:val="auto"/>
@@ -547,1484 +545,9 @@
         <w:rPr>
           <w:rStyle w:val="Hyperlink"/>
           <w:color w:val="auto"/>
-          <w:sz w:val="24"/>
-          <w:szCs w:val="24"/>
           <w:u w:val="none"/>
         </w:rPr>
-        <w:t xml:space="preserve">Note: </w:t>
-      </w:r>
-      <w:r>
-        <w:rPr>
-          <w:rStyle w:val="Hyperlink"/>
-          <w:color w:val="auto"/>
-          <w:sz w:val="24"/>
-          <w:szCs w:val="24"/>
-          <w:u w:val="none"/>
-        </w:rPr>
-        <w:t>sparse example:  A: (3</w:t>
-      </w:r>
-      <w:proofErr w:type="gramStart"/>
-      <w:r>
-        <w:rPr>
-          <w:rStyle w:val="Hyperlink"/>
-          <w:color w:val="auto"/>
-          <w:sz w:val="24"/>
-          <w:szCs w:val="24"/>
-          <w:u w:val="none"/>
-        </w:rPr>
-        <w:t>,5</w:t>
-      </w:r>
-      <w:proofErr w:type="gramEnd"/>
-      <w:r>
-        <w:rPr>
-          <w:rStyle w:val="Hyperlink"/>
-          <w:color w:val="auto"/>
-          <w:sz w:val="24"/>
-          <w:szCs w:val="24"/>
-          <w:u w:val="none"/>
-        </w:rPr>
-        <w:t xml:space="preserve">) with two dimensions after dimension reduction from input, B: (1,4). Plot points into a 10x10 space. Repeat process going up each level. </w:t>
-      </w:r>
-      <w:r>
-        <w:rPr>
-          <w:rStyle w:val="Hyperlink"/>
-          <w:color w:val="auto"/>
-          <w:sz w:val="24"/>
-          <w:szCs w:val="24"/>
-          <w:u w:val="none"/>
-        </w:rPr>
-        <w:t>So a dimension value pivots to a range of dimension in the higher space (similar to DB pivot).</w:t>
-      </w:r>
-    </w:p>
-    <w:p>
-      <w:pPr>
-        <w:rPr>
-          <w:noProof/>
-        </w:rPr>
-      </w:pPr>
-    </w:p>
-    <w:p>
-      <w:pPr>
-        <w:rPr>
-          <w:noProof/>
-        </w:rPr>
-      </w:pPr>
-    </w:p>
-    <w:p>
-      <w:pPr>
-        <w:rPr>
-          <w:rStyle w:val="Hyperlink"/>
-          <w:color w:val="auto"/>
-          <w:sz w:val="24"/>
-          <w:szCs w:val="24"/>
-          <w:u w:val="none"/>
-        </w:rPr>
-      </w:pPr>
-    </w:p>
-    <w:p>
-      <w:pPr>
-        <w:rPr>
-          <w:rStyle w:val="Hyperlink"/>
-          <w:color w:val="auto"/>
-          <w:sz w:val="24"/>
-          <w:szCs w:val="24"/>
-          <w:u w:val="none"/>
-        </w:rPr>
-      </w:pPr>
-      <w:r>
-        <w:rPr>
-          <w:rStyle w:val="Hyperlink"/>
-          <w:color w:val="auto"/>
-          <w:sz w:val="24"/>
-          <w:szCs w:val="24"/>
-          <w:u w:val="none"/>
-        </w:rPr>
-        <w:br w:type="page"/>
-      </w:r>
-    </w:p>
-    <w:p>
-      <w:pPr>
-        <w:rPr>
-          <w:rStyle w:val="Hyperlink"/>
-          <w:color w:val="auto"/>
-          <w:sz w:val="24"/>
-          <w:szCs w:val="24"/>
-          <w:u w:val="none"/>
-        </w:rPr>
-      </w:pPr>
-      <w:r>
-        <w:rPr>
-          <w:noProof/>
-        </w:rPr>
-        <w:lastRenderedPageBreak/>
-        <w:drawing>
-          <wp:inline distT="0" distB="0" distL="0" distR="0" wp14:anchorId="04C02D43" wp14:editId="1931D9A7">
-            <wp:extent cx="12978830" cy="5841860"/>
-            <wp:effectExtent l="6350" t="0" r="635" b="635"/>
-            <wp:docPr id="1" name="Picture 1" descr="Text, letter&#10;&#10;Description automatically generated with medium confidence"/>
-            <wp:cNvGraphicFramePr>
-              <a:graphicFrameLocks xmlns:a="http://schemas.openxmlformats.org/drawingml/2006/main" noChangeAspect="1"/>
-            </wp:cNvGraphicFramePr>
-            <a:graphic xmlns:a="http://schemas.openxmlformats.org/drawingml/2006/main">
-              <a:graphicData uri="http://schemas.openxmlformats.org/drawingml/2006/picture">
-                <pic:pic xmlns:pic="http://schemas.openxmlformats.org/drawingml/2006/picture">
-                  <pic:nvPicPr>
-                    <pic:cNvPr id="1" name="Picture 1" descr="Text, letter&#10;&#10;Description automatically generated with medium confidence"/>
-                    <pic:cNvPicPr>
-                      <a:picLocks noChangeAspect="1" noChangeArrowheads="1"/>
-                    </pic:cNvPicPr>
-                  </pic:nvPicPr>
-                  <pic:blipFill>
-                    <a:blip r:embed="rId9" cstate="print">
-                      <a:extLst>
-                        <a:ext uri="{28A0092B-C50C-407E-A947-70E740481C1C}">
-                          <a14:useLocalDpi xmlns:a14="http://schemas.microsoft.com/office/drawing/2010/main" val="0"/>
-                        </a:ext>
-                      </a:extLst>
-                    </a:blip>
-                    <a:srcRect/>
-                    <a:stretch>
-                      <a:fillRect/>
-                    </a:stretch>
-                  </pic:blipFill>
-                  <pic:spPr bwMode="auto">
-                    <a:xfrm rot="5400000">
-                      <a:off x="0" y="0"/>
-                      <a:ext cx="13008559" cy="5855241"/>
-                    </a:xfrm>
-                    <a:prstGeom prst="rect">
-                      <a:avLst/>
-                    </a:prstGeom>
-                    <a:noFill/>
-                    <a:ln>
-                      <a:noFill/>
-                    </a:ln>
-                  </pic:spPr>
-                </pic:pic>
-              </a:graphicData>
-            </a:graphic>
-          </wp:inline>
-        </w:drawing>
-      </w:r>
-    </w:p>
-    <w:p>
-      <w:pPr>
-        <w:rPr>
-          <w:rStyle w:val="Hyperlink"/>
-          <w:color w:val="auto"/>
-          <w:sz w:val="24"/>
-          <w:szCs w:val="24"/>
-          <w:u w:val="none"/>
-        </w:rPr>
-      </w:pPr>
-      <w:r>
-        <w:rPr>
-          <w:rStyle w:val="Hyperlink"/>
-          <w:color w:val="auto"/>
-          <w:sz w:val="24"/>
-          <w:szCs w:val="24"/>
-          <w:u w:val="none"/>
-        </w:rPr>
-        <w:lastRenderedPageBreak/>
-        <w:t>How to achieve variable causation latencies at levels.  Causations in higher levels will have greater time spans than lower levels. One method for this would be to vary the proximity parameter for the code centroid spaces. C</w:t>
-      </w:r>
-      <w:r>
-        <w:rPr>
-          <w:rStyle w:val="Hyperlink"/>
-          <w:color w:val="auto"/>
-          <w:sz w:val="24"/>
-          <w:szCs w:val="24"/>
-          <w:u w:val="none"/>
-        </w:rPr>
-        <w:t>entroids that can be close together will capture small changes; centroid that are farther apart will each be mapped to by a wider variation of codes and thus require more changes to map to a different centroid.</w:t>
-      </w:r>
-    </w:p>
-    <w:p>
-      <w:pPr>
-        <w:rPr>
-          <w:rStyle w:val="Hyperlink"/>
-          <w:color w:val="auto"/>
-          <w:sz w:val="24"/>
-          <w:szCs w:val="24"/>
-          <w:u w:val="none"/>
-        </w:rPr>
-      </w:pPr>
-      <w:r>
-        <w:rPr>
-          <w:rStyle w:val="Hyperlink"/>
-          <w:color w:val="auto"/>
-          <w:sz w:val="24"/>
-          <w:szCs w:val="24"/>
-          <w:u w:val="none"/>
-        </w:rPr>
-        <w:t xml:space="preserve">Addressing the A-&gt;B, X-&gt;Y co-occurrence event, in this case the code may lie between the A-&gt;B and the X-&gt;Y centroids. So why not process both of them? Neither will show up as strongly as if they were the sole causation event, but they should prove </w:t>
-      </w:r>
-      <w:r>
-        <w:rPr>
-          <w:rStyle w:val="Hyperlink"/>
-          <w:color w:val="auto"/>
-          <w:sz w:val="24"/>
-          <w:szCs w:val="24"/>
-          <w:u w:val="none"/>
-        </w:rPr>
-        <w:t>significant also.</w:t>
-      </w:r>
-    </w:p>
-    <w:p>
-      <w:pPr>
-        <w:rPr>
-          <w:rStyle w:val="Hyperlink"/>
-          <w:color w:val="auto"/>
-          <w:sz w:val="24"/>
-          <w:szCs w:val="24"/>
-          <w:u w:val="none"/>
-        </w:rPr>
-      </w:pPr>
-      <w:r>
-        <w:rPr>
-          <w:rStyle w:val="Hyperlink"/>
-          <w:color w:val="auto"/>
-          <w:sz w:val="24"/>
-          <w:szCs w:val="24"/>
-          <w:u w:val="none"/>
-        </w:rPr>
-        <w:t>2/13/2022</w:t>
-      </w:r>
-    </w:p>
-    <w:p>
-      <w:pPr>
-        <w:rPr>
-          <w:rStyle w:val="Hyperlink"/>
-          <w:color w:val="auto"/>
-          <w:sz w:val="24"/>
-          <w:szCs w:val="24"/>
-          <w:u w:val="none"/>
-        </w:rPr>
-      </w:pPr>
-      <w:r>
-        <w:rPr>
-          <w:rStyle w:val="Hyperlink"/>
-          <w:color w:val="auto"/>
-          <w:sz w:val="24"/>
-          <w:szCs w:val="24"/>
-          <w:u w:val="none"/>
-        </w:rPr>
-        <w:t>Let there be two computations:</w:t>
-      </w:r>
-    </w:p>
-    <w:p>
-      <w:pPr>
-        <w:rPr>
-          <w:rStyle w:val="Hyperlink"/>
-          <w:color w:val="auto"/>
-          <w:sz w:val="24"/>
-          <w:szCs w:val="24"/>
-          <w:u w:val="none"/>
-        </w:rPr>
-      </w:pPr>
-      <w:r>
-        <w:rPr>
-          <w:rStyle w:val="Hyperlink"/>
-          <w:color w:val="auto"/>
-          <w:sz w:val="24"/>
-          <w:szCs w:val="24"/>
-          <w:u w:val="none"/>
-        </w:rPr>
-        <w:t>Sensors</w:t>
-      </w:r>
-      <w:r>
-        <w:rPr>
-          <w:rStyle w:val="Hyperlink"/>
-          <w:color w:val="auto"/>
-          <w:sz w:val="24"/>
-          <w:szCs w:val="24"/>
-          <w:u w:val="none"/>
-        </w:rPr>
-        <w:t xml:space="preserve"> </w:t>
-      </w:r>
-      <w:r>
-        <w:rPr>
-          <w:rStyle w:val="Hyperlink"/>
-          <w:color w:val="auto"/>
-          <w:sz w:val="24"/>
-          <w:szCs w:val="24"/>
-          <w:u w:val="none"/>
-        </w:rPr>
-        <w:t>at</w:t>
-      </w:r>
-      <w:r>
-        <w:rPr>
-          <w:rStyle w:val="Hyperlink"/>
-          <w:color w:val="auto"/>
-          <w:sz w:val="24"/>
-          <w:szCs w:val="24"/>
-          <w:u w:val="none"/>
-        </w:rPr>
-        <w:t xml:space="preserve"> all </w:t>
-      </w:r>
-      <w:proofErr w:type="gramStart"/>
-      <w:r>
-        <w:rPr>
-          <w:rStyle w:val="Hyperlink"/>
-          <w:color w:val="auto"/>
-          <w:sz w:val="24"/>
-          <w:szCs w:val="24"/>
-          <w:u w:val="none"/>
-        </w:rPr>
-        <w:t>levels  -</w:t>
-      </w:r>
-      <w:proofErr w:type="gramEnd"/>
-      <w:r>
-        <w:rPr>
-          <w:rStyle w:val="Hyperlink"/>
-          <w:color w:val="auto"/>
-          <w:sz w:val="24"/>
-          <w:szCs w:val="24"/>
-          <w:u w:val="none"/>
-        </w:rPr>
-        <w:t>&gt; response</w:t>
-      </w:r>
-      <w:r>
-        <w:rPr>
-          <w:rStyle w:val="Hyperlink"/>
-          <w:color w:val="auto"/>
-          <w:sz w:val="24"/>
-          <w:szCs w:val="24"/>
-          <w:u w:val="none"/>
-        </w:rPr>
-        <w:t xml:space="preserve">  (not including need, as this is </w:t>
-      </w:r>
-      <w:r>
-        <w:rPr>
-          <w:rStyle w:val="Hyperlink"/>
-          <w:color w:val="auto"/>
-          <w:sz w:val="24"/>
-          <w:szCs w:val="24"/>
-          <w:u w:val="none"/>
-        </w:rPr>
-        <w:t xml:space="preserve">a model-based system as opposed to a </w:t>
-      </w:r>
-      <w:r>
-        <w:rPr>
-          <w:rStyle w:val="Hyperlink"/>
-          <w:color w:val="auto"/>
-          <w:sz w:val="24"/>
-          <w:szCs w:val="24"/>
-          <w:u w:val="none"/>
-        </w:rPr>
-        <w:t xml:space="preserve">model-free system </w:t>
-      </w:r>
-      <w:r>
-        <w:rPr>
-          <w:rStyle w:val="Hyperlink"/>
-          <w:color w:val="auto"/>
-          <w:sz w:val="24"/>
-          <w:szCs w:val="24"/>
-          <w:u w:val="none"/>
-        </w:rPr>
-        <w:t>aka Q-learning</w:t>
-      </w:r>
-      <w:r>
-        <w:rPr>
-          <w:rStyle w:val="Hyperlink"/>
-          <w:color w:val="auto"/>
-          <w:sz w:val="24"/>
-          <w:szCs w:val="24"/>
-          <w:u w:val="none"/>
-        </w:rPr>
-        <w:t>).</w:t>
-      </w:r>
-    </w:p>
-    <w:p>
-      <w:pPr>
-        <w:rPr>
-          <w:rStyle w:val="Hyperlink"/>
-          <w:color w:val="auto"/>
-          <w:sz w:val="24"/>
-          <w:szCs w:val="24"/>
-          <w:u w:val="none"/>
-        </w:rPr>
-      </w:pPr>
-      <w:r>
-        <w:rPr>
-          <w:rStyle w:val="Hyperlink"/>
-          <w:color w:val="auto"/>
-          <w:sz w:val="24"/>
-          <w:szCs w:val="24"/>
-          <w:u w:val="none"/>
-        </w:rPr>
-        <w:t xml:space="preserve">Per level </w:t>
-      </w:r>
-      <w:r>
-        <w:rPr>
-          <w:rStyle w:val="Hyperlink"/>
-          <w:color w:val="auto"/>
-          <w:sz w:val="24"/>
-          <w:szCs w:val="24"/>
-          <w:u w:val="none"/>
-        </w:rPr>
-        <w:t>+ response -&gt; effect</w:t>
-      </w:r>
-      <w:r>
-        <w:rPr>
-          <w:rStyle w:val="Hyperlink"/>
-          <w:color w:val="auto"/>
-          <w:sz w:val="24"/>
-          <w:szCs w:val="24"/>
-          <w:u w:val="none"/>
-        </w:rPr>
-        <w:t xml:space="preserve"> (this will create the code to be incorporated at higher level)</w:t>
-      </w:r>
-    </w:p>
-    <w:p>
-      <w:pPr>
-        <w:rPr>
-          <w:rStyle w:val="Hyperlink"/>
-          <w:color w:val="auto"/>
-          <w:sz w:val="24"/>
-          <w:szCs w:val="24"/>
-          <w:u w:val="none"/>
-        </w:rPr>
-      </w:pPr>
-      <w:r>
-        <w:rPr>
-          <w:rStyle w:val="Hyperlink"/>
-          <w:color w:val="auto"/>
-          <w:sz w:val="24"/>
-          <w:szCs w:val="24"/>
-          <w:u w:val="none"/>
-        </w:rPr>
-        <w:t xml:space="preserve">Can this scheme dispense with the Mona </w:t>
-      </w:r>
-      <w:r>
-        <w:rPr>
-          <w:rStyle w:val="Hyperlink"/>
-          <w:color w:val="auto"/>
-          <w:sz w:val="24"/>
-          <w:szCs w:val="24"/>
-          <w:u w:val="none"/>
-        </w:rPr>
-        <w:t>network and centroids? (</w:t>
-      </w:r>
-      <w:proofErr w:type="gramStart"/>
-      <w:r>
-        <w:rPr>
-          <w:rStyle w:val="Hyperlink"/>
-          <w:color w:val="auto"/>
-          <w:sz w:val="24"/>
-          <w:szCs w:val="24"/>
-          <w:u w:val="none"/>
-        </w:rPr>
-        <w:t>no</w:t>
-      </w:r>
-      <w:proofErr w:type="gramEnd"/>
-      <w:r>
-        <w:rPr>
-          <w:rStyle w:val="Hyperlink"/>
-          <w:color w:val="auto"/>
-          <w:sz w:val="24"/>
-          <w:szCs w:val="24"/>
-          <w:u w:val="none"/>
-        </w:rPr>
-        <w:t>)</w:t>
-      </w:r>
-    </w:p>
-    <w:p>
-      <w:pPr>
-        <w:rPr>
-          <w:rStyle w:val="Hyperlink"/>
-          <w:color w:val="auto"/>
-          <w:sz w:val="24"/>
-          <w:szCs w:val="24"/>
-          <w:u w:val="none"/>
-        </w:rPr>
-      </w:pPr>
-      <w:r>
-        <w:rPr>
-          <w:rStyle w:val="Hyperlink"/>
-          <w:color w:val="auto"/>
-          <w:sz w:val="24"/>
-          <w:szCs w:val="24"/>
-          <w:u w:val="none"/>
-        </w:rPr>
-        <w:t>2/14/2022</w:t>
-      </w:r>
-    </w:p>
-    <w:p>
-      <w:pPr>
-        <w:rPr>
-          <w:rStyle w:val="Hyperlink"/>
-          <w:color w:val="auto"/>
-          <w:sz w:val="24"/>
-          <w:szCs w:val="24"/>
-          <w:u w:val="none"/>
-        </w:rPr>
-      </w:pPr>
-      <w:r>
-        <w:rPr>
-          <w:rStyle w:val="Hyperlink"/>
-          <w:noProof/>
-          <w:color w:val="auto"/>
-          <w:sz w:val="24"/>
-          <w:szCs w:val="24"/>
-          <w:u w:val="none"/>
-        </w:rPr>
-        <w:drawing>
-          <wp:inline distT="0" distB="0" distL="0" distR="0" wp14:anchorId="35A2AC12" wp14:editId="58FE8717">
-            <wp:extent cx="5943600" cy="3886200"/>
-            <wp:effectExtent l="0" t="0" r="0" b="0"/>
-            <wp:docPr id="3" name="Picture 3"/>
-            <wp:cNvGraphicFramePr>
-              <a:graphicFrameLocks xmlns:a="http://schemas.openxmlformats.org/drawingml/2006/main" noChangeAspect="1"/>
-            </wp:cNvGraphicFramePr>
-            <a:graphic xmlns:a="http://schemas.openxmlformats.org/drawingml/2006/main">
-              <a:graphicData uri="http://schemas.openxmlformats.org/drawingml/2006/picture">
-                <pic:pic xmlns:pic="http://schemas.openxmlformats.org/drawingml/2006/picture">
-                  <pic:nvPicPr>
-                    <pic:cNvPr id="0" name="Picture 2"/>
-                    <pic:cNvPicPr>
-                      <a:picLocks noChangeAspect="1" noChangeArrowheads="1"/>
-                    </pic:cNvPicPr>
-                  </pic:nvPicPr>
-                  <pic:blipFill>
-                    <a:blip r:embed="rId10">
-                      <a:extLst>
-                        <a:ext uri="{28A0092B-C50C-407E-A947-70E740481C1C}">
-                          <a14:useLocalDpi xmlns:a14="http://schemas.microsoft.com/office/drawing/2010/main" val="0"/>
-                        </a:ext>
-                      </a:extLst>
-                    </a:blip>
-                    <a:srcRect/>
-                    <a:stretch>
-                      <a:fillRect/>
-                    </a:stretch>
-                  </pic:blipFill>
-                  <pic:spPr bwMode="auto">
-                    <a:xfrm>
-                      <a:off x="0" y="0"/>
-                      <a:ext cx="5943600" cy="3886200"/>
-                    </a:xfrm>
-                    <a:prstGeom prst="rect">
-                      <a:avLst/>
-                    </a:prstGeom>
-                    <a:noFill/>
-                    <a:ln>
-                      <a:noFill/>
-                    </a:ln>
-                  </pic:spPr>
-                </pic:pic>
-              </a:graphicData>
-            </a:graphic>
-          </wp:inline>
-        </w:drawing>
-      </w:r>
-    </w:p>
-    <w:p>
-      <w:pPr>
-        <w:rPr>
-          <w:rStyle w:val="Hyperlink"/>
-          <w:color w:val="auto"/>
-          <w:sz w:val="24"/>
-          <w:szCs w:val="24"/>
-          <w:u w:val="none"/>
-        </w:rPr>
-      </w:pPr>
-      <w:r>
-        <w:rPr>
-          <w:rStyle w:val="Hyperlink"/>
-          <w:noProof/>
-          <w:color w:val="auto"/>
-          <w:sz w:val="24"/>
-          <w:szCs w:val="24"/>
-          <w:u w:val="none"/>
-        </w:rPr>
-        <w:lastRenderedPageBreak/>
-        <w:drawing>
-          <wp:inline distT="0" distB="0" distL="0" distR="0" wp14:anchorId="6D9C6CFA" wp14:editId="5D9D6B34">
-            <wp:extent cx="4933950" cy="5743575"/>
-            <wp:effectExtent l="0" t="0" r="0" b="9525"/>
-            <wp:docPr id="4" name="Picture 4"/>
-            <wp:cNvGraphicFramePr>
-              <a:graphicFrameLocks xmlns:a="http://schemas.openxmlformats.org/drawingml/2006/main" noChangeAspect="1"/>
-            </wp:cNvGraphicFramePr>
-            <a:graphic xmlns:a="http://schemas.openxmlformats.org/drawingml/2006/main">
-              <a:graphicData uri="http://schemas.openxmlformats.org/drawingml/2006/picture">
-                <pic:pic xmlns:pic="http://schemas.openxmlformats.org/drawingml/2006/picture">
-                  <pic:nvPicPr>
-                    <pic:cNvPr id="0" name="Picture 6"/>
-                    <pic:cNvPicPr>
-                      <a:picLocks noChangeAspect="1" noChangeArrowheads="1"/>
-                    </pic:cNvPicPr>
-                  </pic:nvPicPr>
-                  <pic:blipFill>
-                    <a:blip r:embed="rId11">
-                      <a:extLst>
-                        <a:ext uri="{28A0092B-C50C-407E-A947-70E740481C1C}">
-                          <a14:useLocalDpi xmlns:a14="http://schemas.microsoft.com/office/drawing/2010/main" val="0"/>
-                        </a:ext>
-                      </a:extLst>
-                    </a:blip>
-                    <a:srcRect/>
-                    <a:stretch>
-                      <a:fillRect/>
-                    </a:stretch>
-                  </pic:blipFill>
-                  <pic:spPr bwMode="auto">
-                    <a:xfrm>
-                      <a:off x="0" y="0"/>
-                      <a:ext cx="4933950" cy="5743575"/>
-                    </a:xfrm>
-                    <a:prstGeom prst="rect">
-                      <a:avLst/>
-                    </a:prstGeom>
-                    <a:noFill/>
-                    <a:ln>
-                      <a:noFill/>
-                    </a:ln>
-                  </pic:spPr>
-                </pic:pic>
-              </a:graphicData>
-            </a:graphic>
-          </wp:inline>
-        </w:drawing>
-      </w:r>
-    </w:p>
-    <w:p>
-      <w:pPr>
-        <w:rPr>
-          <w:rStyle w:val="Hyperlink"/>
-          <w:color w:val="auto"/>
-          <w:sz w:val="24"/>
-          <w:szCs w:val="24"/>
-          <w:u w:val="none"/>
-        </w:rPr>
-      </w:pPr>
-    </w:p>
-    <w:p>
-      <w:pPr>
-        <w:rPr>
-          <w:rStyle w:val="Hyperlink"/>
-          <w:color w:val="auto"/>
-          <w:sz w:val="24"/>
-          <w:szCs w:val="24"/>
-          <w:u w:val="none"/>
-        </w:rPr>
-      </w:pPr>
-      <w:r>
-        <w:rPr>
-          <w:rStyle w:val="Hyperlink"/>
-          <w:color w:val="auto"/>
-          <w:sz w:val="24"/>
-          <w:szCs w:val="24"/>
-          <w:u w:val="none"/>
-        </w:rPr>
-        <w:t>Ref:</w:t>
-      </w:r>
-    </w:p>
-    <w:p>
-      <w:pPr>
-        <w:rPr>
-          <w:rStyle w:val="Hyperlink"/>
-          <w:color w:val="auto"/>
-          <w:sz w:val="24"/>
-          <w:szCs w:val="24"/>
-          <w:u w:val="none"/>
-        </w:rPr>
-      </w:pPr>
-      <w:r>
-        <w:rPr>
-          <w:rStyle w:val="Hyperlink"/>
-          <w:color w:val="auto"/>
-          <w:sz w:val="24"/>
-          <w:szCs w:val="24"/>
-          <w:u w:val="none"/>
-        </w:rPr>
-        <w:t>Exploratory State Representation</w:t>
-      </w:r>
-      <w:r>
-        <w:rPr>
-          <w:rStyle w:val="Hyperlink"/>
-          <w:color w:val="auto"/>
-          <w:sz w:val="24"/>
-          <w:szCs w:val="24"/>
-          <w:u w:val="none"/>
-        </w:rPr>
-        <w:t xml:space="preserve"> </w:t>
-      </w:r>
-      <w:r>
-        <w:rPr>
-          <w:rStyle w:val="Hyperlink"/>
-          <w:color w:val="auto"/>
-          <w:sz w:val="24"/>
-          <w:szCs w:val="24"/>
-          <w:u w:val="none"/>
-        </w:rPr>
-        <w:t>Learning</w:t>
-      </w:r>
-    </w:p>
-    <w:p>
-      <w:pPr>
-        <w:rPr>
-          <w:rStyle w:val="Hyperlink"/>
-          <w:color w:val="auto"/>
-          <w:sz w:val="24"/>
-          <w:szCs w:val="24"/>
-          <w:u w:val="none"/>
-        </w:rPr>
-      </w:pPr>
-      <w:r>
-        <w:rPr>
-          <w:rStyle w:val="Hyperlink"/>
-          <w:color w:val="auto"/>
-          <w:sz w:val="24"/>
-          <w:szCs w:val="24"/>
-          <w:u w:val="none"/>
-        </w:rPr>
-        <w:t xml:space="preserve">Astrid </w:t>
-      </w:r>
-      <w:proofErr w:type="spellStart"/>
-      <w:r>
-        <w:rPr>
-          <w:rStyle w:val="Hyperlink"/>
-          <w:color w:val="auto"/>
-          <w:sz w:val="24"/>
-          <w:szCs w:val="24"/>
-          <w:u w:val="none"/>
-        </w:rPr>
-        <w:t>Merckling</w:t>
-      </w:r>
-      <w:proofErr w:type="spellEnd"/>
-      <w:r>
-        <w:rPr>
-          <w:rStyle w:val="Hyperlink"/>
-          <w:color w:val="auto"/>
-          <w:sz w:val="24"/>
-          <w:szCs w:val="24"/>
-          <w:u w:val="none"/>
-        </w:rPr>
-        <w:t xml:space="preserve">*, Nicolas Perrin-Gilbert, Alex </w:t>
-      </w:r>
-      <w:proofErr w:type="spellStart"/>
-      <w:r>
-        <w:rPr>
-          <w:rStyle w:val="Hyperlink"/>
-          <w:color w:val="auto"/>
-          <w:sz w:val="24"/>
-          <w:szCs w:val="24"/>
-          <w:u w:val="none"/>
-        </w:rPr>
-        <w:t>Coninx</w:t>
-      </w:r>
-      <w:proofErr w:type="spellEnd"/>
-      <w:r>
-        <w:rPr>
-          <w:rStyle w:val="Hyperlink"/>
-          <w:color w:val="auto"/>
-          <w:sz w:val="24"/>
-          <w:szCs w:val="24"/>
-          <w:u w:val="none"/>
-        </w:rPr>
-        <w:t xml:space="preserve"> and </w:t>
-      </w:r>
-      <w:proofErr w:type="spellStart"/>
-      <w:r>
-        <w:rPr>
-          <w:rStyle w:val="Hyperlink"/>
-          <w:color w:val="auto"/>
-          <w:sz w:val="24"/>
-          <w:szCs w:val="24"/>
-          <w:u w:val="none"/>
-        </w:rPr>
-        <w:t>Stéphane</w:t>
-      </w:r>
-      <w:proofErr w:type="spellEnd"/>
-      <w:r>
-        <w:rPr>
-          <w:rStyle w:val="Hyperlink"/>
-          <w:color w:val="auto"/>
-          <w:sz w:val="24"/>
-          <w:szCs w:val="24"/>
-          <w:u w:val="none"/>
-        </w:rPr>
-        <w:t xml:space="preserve"> </w:t>
-      </w:r>
-      <w:proofErr w:type="spellStart"/>
-      <w:r>
-        <w:rPr>
-          <w:rStyle w:val="Hyperlink"/>
-          <w:color w:val="auto"/>
-          <w:sz w:val="24"/>
-          <w:szCs w:val="24"/>
-          <w:u w:val="none"/>
-        </w:rPr>
-        <w:t>Doncieux</w:t>
-      </w:r>
-      <w:proofErr w:type="spellEnd"/>
-    </w:p>
-    <w:p>
-      <w:pPr>
-        <w:rPr>
-          <w:rStyle w:val="Hyperlink"/>
-          <w:color w:val="auto"/>
-          <w:sz w:val="24"/>
-          <w:szCs w:val="24"/>
-          <w:u w:val="none"/>
-        </w:rPr>
-      </w:pPr>
-      <w:r>
-        <w:rPr>
-          <w:rStyle w:val="Hyperlink"/>
-          <w:color w:val="auto"/>
-          <w:sz w:val="24"/>
-          <w:szCs w:val="24"/>
-          <w:u w:val="none"/>
-        </w:rPr>
-        <w:t xml:space="preserve">Model-based scheme to explore and map </w:t>
-      </w:r>
-      <w:proofErr w:type="spellStart"/>
-      <w:r>
-        <w:rPr>
-          <w:rStyle w:val="Hyperlink"/>
-          <w:color w:val="auto"/>
-          <w:sz w:val="24"/>
-          <w:szCs w:val="24"/>
-          <w:u w:val="none"/>
-        </w:rPr>
-        <w:t>env</w:t>
-      </w:r>
-      <w:proofErr w:type="spellEnd"/>
-      <w:r>
-        <w:rPr>
-          <w:rStyle w:val="Hyperlink"/>
-          <w:color w:val="auto"/>
-          <w:sz w:val="24"/>
-          <w:szCs w:val="24"/>
-          <w:u w:val="none"/>
-        </w:rPr>
-        <w:t xml:space="preserve"> followed by RL on learned space.</w:t>
-      </w:r>
-    </w:p>
-    <w:p>
-      <w:pPr>
-        <w:rPr>
-          <w:rStyle w:val="Hyperlink"/>
-          <w:color w:val="auto"/>
-          <w:sz w:val="24"/>
-          <w:szCs w:val="24"/>
-          <w:u w:val="none"/>
-        </w:rPr>
-      </w:pPr>
-      <w:r>
-        <w:rPr>
-          <w:rStyle w:val="Hyperlink"/>
-          <w:color w:val="auto"/>
-          <w:sz w:val="24"/>
-          <w:szCs w:val="24"/>
-          <w:u w:val="none"/>
-        </w:rPr>
-        <w:t xml:space="preserve">Note: look up </w:t>
-      </w:r>
-      <w:proofErr w:type="spellStart"/>
-      <w:r>
-        <w:rPr>
-          <w:rStyle w:val="Hyperlink"/>
-          <w:color w:val="auto"/>
-          <w:sz w:val="24"/>
-          <w:szCs w:val="24"/>
-          <w:u w:val="none"/>
-        </w:rPr>
-        <w:t>Reber</w:t>
-      </w:r>
-      <w:proofErr w:type="spellEnd"/>
-      <w:r>
-        <w:rPr>
-          <w:rStyle w:val="Hyperlink"/>
-          <w:color w:val="auto"/>
-          <w:sz w:val="24"/>
-          <w:szCs w:val="24"/>
-          <w:u w:val="none"/>
-        </w:rPr>
-        <w:t xml:space="preserve"> learning comparison between humans and machines. Notes how humans appear to learn it piecemeal like Mandala.</w:t>
-      </w:r>
-    </w:p>
-    <w:p>
-      <w:pPr>
-        <w:rPr>
-          <w:rStyle w:val="Hyperlink"/>
-          <w:color w:val="auto"/>
-          <w:sz w:val="24"/>
-          <w:szCs w:val="24"/>
-          <w:u w:val="none"/>
-        </w:rPr>
-      </w:pPr>
-      <w:r>
-        <w:rPr>
-          <w:rStyle w:val="Hyperlink"/>
-          <w:color w:val="auto"/>
-          <w:sz w:val="24"/>
-          <w:szCs w:val="24"/>
-          <w:u w:val="none"/>
-        </w:rPr>
-        <w:lastRenderedPageBreak/>
-        <w:t>Instead of using centroids, might use an RBF network to classify against prototype vectors.</w:t>
-      </w:r>
-    </w:p>
-    <w:p>
-      <w:pPr>
-        <w:rPr>
-          <w:rStyle w:val="Hyperlink"/>
-          <w:color w:val="auto"/>
-          <w:sz w:val="24"/>
-          <w:szCs w:val="24"/>
-          <w:u w:val="none"/>
-        </w:rPr>
-      </w:pPr>
-      <w:r>
-        <w:rPr>
-          <w:rStyle w:val="Hyperlink"/>
-          <w:color w:val="auto"/>
-          <w:sz w:val="24"/>
-          <w:szCs w:val="24"/>
-          <w:u w:val="none"/>
-        </w:rPr>
-        <w:t>Instead of generating random grammars, generate them according to rules:</w:t>
-      </w:r>
-    </w:p>
-    <w:p>
-      <w:pPr>
-        <w:pStyle w:val="ListParagraph"/>
-        <w:numPr>
-          <w:ilvl w:val="0"/>
-          <w:numId w:val="26"/>
-        </w:numPr>
-        <w:rPr>
-          <w:rStyle w:val="Hyperlink"/>
-          <w:color w:val="auto"/>
-          <w:sz w:val="24"/>
-          <w:szCs w:val="24"/>
-          <w:u w:val="none"/>
-        </w:rPr>
-      </w:pPr>
-      <w:r>
-        <w:rPr>
-          <w:rStyle w:val="Hyperlink"/>
-          <w:color w:val="auto"/>
-          <w:sz w:val="24"/>
-          <w:szCs w:val="24"/>
-          <w:u w:val="none"/>
-        </w:rPr>
-        <w:t>Breadth</w:t>
-      </w:r>
-      <w:r>
-        <w:rPr>
-          <w:rStyle w:val="Hyperlink"/>
-          <w:color w:val="auto"/>
-          <w:sz w:val="24"/>
-          <w:szCs w:val="24"/>
-          <w:u w:val="none"/>
-        </w:rPr>
-        <w:t>: e.g. A, AB, ABC</w:t>
-      </w:r>
-    </w:p>
-    <w:p>
-      <w:pPr>
-        <w:pStyle w:val="ListParagraph"/>
-        <w:numPr>
-          <w:ilvl w:val="0"/>
-          <w:numId w:val="26"/>
-        </w:numPr>
-        <w:rPr>
-          <w:rStyle w:val="Hyperlink"/>
-          <w:color w:val="auto"/>
-          <w:sz w:val="24"/>
-          <w:szCs w:val="24"/>
-          <w:u w:val="none"/>
-        </w:rPr>
-      </w:pPr>
-      <w:r>
-        <w:rPr>
-          <w:rStyle w:val="Hyperlink"/>
-          <w:color w:val="auto"/>
-          <w:sz w:val="24"/>
-          <w:szCs w:val="24"/>
-          <w:u w:val="none"/>
-        </w:rPr>
-        <w:t>Depth</w:t>
-      </w:r>
-      <w:r>
-        <w:rPr>
-          <w:rStyle w:val="Hyperlink"/>
-          <w:color w:val="auto"/>
-          <w:sz w:val="24"/>
-          <w:szCs w:val="24"/>
-          <w:u w:val="none"/>
-        </w:rPr>
-        <w:t>: A=A1 A2 A3</w:t>
-      </w:r>
-    </w:p>
-    <w:p>
-      <w:pPr>
-        <w:pStyle w:val="ListParagraph"/>
-        <w:numPr>
-          <w:ilvl w:val="0"/>
-          <w:numId w:val="26"/>
-        </w:numPr>
-        <w:rPr>
-          <w:rStyle w:val="Hyperlink"/>
-          <w:color w:val="auto"/>
-          <w:sz w:val="24"/>
-          <w:szCs w:val="24"/>
-          <w:u w:val="none"/>
-        </w:rPr>
-      </w:pPr>
-      <w:r>
-        <w:rPr>
-          <w:rStyle w:val="Hyperlink"/>
-          <w:color w:val="auto"/>
-          <w:sz w:val="24"/>
-          <w:szCs w:val="24"/>
-          <w:u w:val="none"/>
-        </w:rPr>
-        <w:t>Repetition</w:t>
-      </w:r>
-      <w:r>
-        <w:rPr>
-          <w:rStyle w:val="Hyperlink"/>
-          <w:color w:val="auto"/>
-          <w:sz w:val="24"/>
-          <w:szCs w:val="24"/>
-          <w:u w:val="none"/>
-        </w:rPr>
-        <w:t>: AA, ABAB, ABCABC</w:t>
-      </w:r>
-    </w:p>
-    <w:p>
-      <w:pPr>
-        <w:rPr>
-          <w:rStyle w:val="Hyperlink"/>
-          <w:color w:val="auto"/>
-          <w:sz w:val="24"/>
-          <w:szCs w:val="24"/>
-          <w:u w:val="none"/>
-        </w:rPr>
-      </w:pPr>
-      <w:r>
-        <w:rPr>
-          <w:rStyle w:val="Hyperlink"/>
-          <w:color w:val="auto"/>
-          <w:sz w:val="24"/>
-          <w:szCs w:val="24"/>
-          <w:u w:val="none"/>
-        </w:rPr>
-        <w:t>At the edge of the tree, terminals are produced.</w:t>
-      </w:r>
-    </w:p>
-    <w:p>
-      <w:pPr>
-        <w:rPr>
-          <w:rStyle w:val="Hyperlink"/>
-          <w:color w:val="auto"/>
-          <w:sz w:val="24"/>
-          <w:szCs w:val="24"/>
-          <w:u w:val="none"/>
-        </w:rPr>
-      </w:pPr>
-      <w:r>
-        <w:rPr>
-          <w:rStyle w:val="Hyperlink"/>
-          <w:color w:val="auto"/>
-          <w:sz w:val="24"/>
-          <w:szCs w:val="24"/>
-          <w:u w:val="none"/>
-        </w:rPr>
-        <w:t>This will provide more reliable performance measurements.</w:t>
-      </w:r>
-    </w:p>
-    <w:p>
-      <w:pPr>
-        <w:rPr>
-          <w:rStyle w:val="Hyperlink"/>
-          <w:color w:val="auto"/>
-          <w:sz w:val="24"/>
-          <w:szCs w:val="24"/>
-          <w:u w:val="none"/>
-        </w:rPr>
-      </w:pPr>
-      <w:r>
-        <w:rPr>
-          <w:rStyle w:val="Hyperlink"/>
-          <w:color w:val="auto"/>
-          <w:sz w:val="24"/>
-          <w:szCs w:val="24"/>
-          <w:u w:val="none"/>
-        </w:rPr>
-        <w:t xml:space="preserve">Mandala prototyping with grammar. Instead of encoding causations, sum the occurrences, so if </w:t>
-      </w:r>
-      <w:proofErr w:type="gramStart"/>
-      <w:r>
-        <w:rPr>
-          <w:rStyle w:val="Hyperlink"/>
-          <w:color w:val="auto"/>
-          <w:sz w:val="24"/>
-          <w:szCs w:val="24"/>
-          <w:u w:val="none"/>
-        </w:rPr>
-        <w:t>a and</w:t>
-      </w:r>
-      <w:proofErr w:type="gramEnd"/>
-      <w:r>
-        <w:rPr>
-          <w:rStyle w:val="Hyperlink"/>
-          <w:color w:val="auto"/>
-          <w:sz w:val="24"/>
-          <w:szCs w:val="24"/>
-          <w:u w:val="none"/>
-        </w:rPr>
-        <w:t xml:space="preserve"> b occur in the lower level in the level’s time duration, the one-hot representations of a and b are summed.</w:t>
-      </w:r>
-    </w:p>
-    <w:p>
-      <w:pPr>
-        <w:rPr>
-          <w:rStyle w:val="Hyperlink"/>
-          <w:color w:val="auto"/>
-          <w:sz w:val="24"/>
-          <w:szCs w:val="24"/>
-          <w:u w:val="none"/>
-        </w:rPr>
-      </w:pPr>
-      <w:r>
-        <w:rPr>
-          <w:rStyle w:val="Hyperlink"/>
-          <w:color w:val="auto"/>
-          <w:sz w:val="24"/>
-          <w:szCs w:val="24"/>
-          <w:u w:val="none"/>
-        </w:rPr>
-        <w:t>What sort of statistical analysis can be done on the mutual info/</w:t>
-      </w:r>
-      <w:proofErr w:type="spellStart"/>
-      <w:r>
-        <w:rPr>
-          <w:rStyle w:val="Hyperlink"/>
-          <w:color w:val="auto"/>
-          <w:sz w:val="24"/>
-          <w:szCs w:val="24"/>
-          <w:u w:val="none"/>
-        </w:rPr>
-        <w:t>Baysian</w:t>
-      </w:r>
-      <w:proofErr w:type="spellEnd"/>
-      <w:r>
-        <w:rPr>
-          <w:rStyle w:val="Hyperlink"/>
-          <w:color w:val="auto"/>
-          <w:sz w:val="24"/>
-          <w:szCs w:val="24"/>
-          <w:u w:val="none"/>
-        </w:rPr>
-        <w:t xml:space="preserve"> </w:t>
-      </w:r>
-      <w:proofErr w:type="spellStart"/>
-      <w:r>
-        <w:rPr>
-          <w:rStyle w:val="Hyperlink"/>
-          <w:color w:val="auto"/>
-          <w:sz w:val="24"/>
-          <w:szCs w:val="24"/>
-          <w:u w:val="none"/>
-        </w:rPr>
-        <w:t>probs</w:t>
-      </w:r>
-      <w:proofErr w:type="spellEnd"/>
-      <w:r>
-        <w:rPr>
-          <w:rStyle w:val="Hyperlink"/>
-          <w:color w:val="auto"/>
-          <w:sz w:val="24"/>
-          <w:szCs w:val="24"/>
-          <w:u w:val="none"/>
-        </w:rPr>
-        <w:t xml:space="preserve"> of the grammar that help explain performances?</w:t>
-      </w:r>
-    </w:p>
-    <w:p>
-      <w:pPr>
-        <w:rPr>
-          <w:rStyle w:val="Hyperlink"/>
-          <w:color w:val="auto"/>
-          <w:sz w:val="24"/>
-          <w:szCs w:val="24"/>
-          <w:u w:val="none"/>
-        </w:rPr>
-      </w:pPr>
-      <w:r>
-        <w:rPr>
-          <w:rStyle w:val="Hyperlink"/>
-          <w:color w:val="auto"/>
-          <w:sz w:val="24"/>
-          <w:szCs w:val="24"/>
-          <w:u w:val="none"/>
-        </w:rPr>
-        <w:t xml:space="preserve">Spruce up TDNN as a prototype test. Try testing entire length, accumulated values, copying values into multiple layers, and </w:t>
-      </w:r>
-      <w:proofErr w:type="spellStart"/>
-      <w:r>
-        <w:rPr>
-          <w:rStyle w:val="Hyperlink"/>
-          <w:color w:val="auto"/>
-          <w:sz w:val="24"/>
-          <w:szCs w:val="24"/>
-          <w:u w:val="none"/>
-        </w:rPr>
-        <w:t>subsumption</w:t>
-      </w:r>
-      <w:proofErr w:type="spellEnd"/>
-      <w:r>
-        <w:rPr>
-          <w:rStyle w:val="Hyperlink"/>
-          <w:color w:val="auto"/>
-          <w:sz w:val="24"/>
-          <w:szCs w:val="24"/>
-          <w:u w:val="none"/>
-        </w:rPr>
-        <w:t>. These things helped for the maze project.</w:t>
-      </w:r>
-    </w:p>
-    <w:p>
-      <w:pPr>
-        <w:rPr>
-          <w:rStyle w:val="Hyperlink"/>
-          <w:color w:val="auto"/>
-          <w:sz w:val="24"/>
-          <w:szCs w:val="24"/>
-          <w:u w:val="none"/>
-        </w:rPr>
-      </w:pPr>
-    </w:p>
-    <w:p>
-      <w:pPr>
-        <w:rPr>
-          <w:rStyle w:val="Hyperlink"/>
-          <w:color w:val="auto"/>
-          <w:sz w:val="24"/>
-          <w:szCs w:val="24"/>
-          <w:u w:val="none"/>
-        </w:rPr>
-      </w:pPr>
-      <w:r>
-        <w:rPr>
-          <w:rStyle w:val="Hyperlink"/>
-          <w:noProof/>
-          <w:color w:val="auto"/>
-          <w:sz w:val="24"/>
-          <w:szCs w:val="24"/>
-          <w:u w:val="none"/>
-        </w:rPr>
-        <w:lastRenderedPageBreak/>
-        <w:drawing>
-          <wp:inline distT="0" distB="0" distL="0" distR="0" wp14:anchorId="4E426E1E" wp14:editId="24B4B0FC">
-            <wp:extent cx="5762625" cy="12801600"/>
-            <wp:effectExtent l="0" t="0" r="9525" b="0"/>
-            <wp:docPr id="5" name="Picture 5" descr="C:\Users\Tom Portegys\Downloads\20220330_180702.jpg"/>
-            <wp:cNvGraphicFramePr>
-              <a:graphicFrameLocks xmlns:a="http://schemas.openxmlformats.org/drawingml/2006/main" noChangeAspect="1"/>
-            </wp:cNvGraphicFramePr>
-            <a:graphic xmlns:a="http://schemas.openxmlformats.org/drawingml/2006/main">
-              <a:graphicData uri="http://schemas.openxmlformats.org/drawingml/2006/picture">
-                <pic:pic xmlns:pic="http://schemas.openxmlformats.org/drawingml/2006/picture">
-                  <pic:nvPicPr>
-                    <pic:cNvPr id="0" name="Picture 2" descr="C:\Users\Tom Portegys\Downloads\20220330_180702.jpg"/>
-                    <pic:cNvPicPr>
-                      <a:picLocks noChangeAspect="1" noChangeArrowheads="1"/>
-                    </pic:cNvPicPr>
-                  </pic:nvPicPr>
-                  <pic:blipFill>
-                    <a:blip r:embed="rId12" cstate="print">
-                      <a:extLst>
-                        <a:ext uri="{28A0092B-C50C-407E-A947-70E740481C1C}">
-                          <a14:useLocalDpi xmlns:a14="http://schemas.microsoft.com/office/drawing/2010/main" val="0"/>
-                        </a:ext>
-                      </a:extLst>
-                    </a:blip>
-                    <a:srcRect/>
-                    <a:stretch>
-                      <a:fillRect/>
-                    </a:stretch>
-                  </pic:blipFill>
-                  <pic:spPr bwMode="auto">
-                    <a:xfrm>
-                      <a:off x="0" y="0"/>
-                      <a:ext cx="5762625" cy="12801600"/>
-                    </a:xfrm>
-                    <a:prstGeom prst="rect">
-                      <a:avLst/>
-                    </a:prstGeom>
-                    <a:noFill/>
-                    <a:ln>
-                      <a:noFill/>
-                    </a:ln>
-                  </pic:spPr>
-                </pic:pic>
-              </a:graphicData>
-            </a:graphic>
-          </wp:inline>
-        </w:drawing>
-      </w:r>
-    </w:p>
-    <w:p>
-      <w:pPr>
-        <w:rPr>
-          <w:rStyle w:val="Hyperlink"/>
-          <w:color w:val="auto"/>
-          <w:sz w:val="24"/>
-          <w:szCs w:val="24"/>
-          <w:u w:val="none"/>
-        </w:rPr>
-      </w:pPr>
-      <w:r>
-        <w:rPr>
-          <w:rStyle w:val="Hyperlink"/>
-          <w:color w:val="auto"/>
-          <w:sz w:val="24"/>
-          <w:szCs w:val="24"/>
-          <w:u w:val="none"/>
-        </w:rPr>
-        <w:lastRenderedPageBreak/>
-        <w:t>A simplification:</w:t>
-      </w:r>
-    </w:p>
-    <w:p>
-      <w:pPr>
-        <w:rPr>
-          <w:rStyle w:val="Hyperlink"/>
-          <w:color w:val="auto"/>
-          <w:sz w:val="24"/>
-          <w:szCs w:val="24"/>
-          <w:u w:val="none"/>
-        </w:rPr>
-      </w:pPr>
-      <w:r>
-        <w:rPr>
-          <w:rStyle w:val="Hyperlink"/>
-          <w:color w:val="auto"/>
-          <w:sz w:val="24"/>
-          <w:szCs w:val="24"/>
-          <w:u w:val="none"/>
-        </w:rPr>
-        <w:t xml:space="preserve">Start -&gt; Goal.  In between are a number of </w:t>
-      </w:r>
-      <w:proofErr w:type="spellStart"/>
-      <w:r>
-        <w:rPr>
-          <w:rStyle w:val="Hyperlink"/>
-          <w:color w:val="auto"/>
-          <w:sz w:val="24"/>
-          <w:szCs w:val="24"/>
-          <w:u w:val="none"/>
-        </w:rPr>
-        <w:t>subgoals</w:t>
-      </w:r>
-      <w:proofErr w:type="spellEnd"/>
-      <w:r>
-        <w:rPr>
-          <w:rStyle w:val="Hyperlink"/>
-          <w:color w:val="auto"/>
-          <w:sz w:val="24"/>
-          <w:szCs w:val="24"/>
-          <w:u w:val="none"/>
-        </w:rPr>
-        <w:t xml:space="preserve"> in sequence. These can be learned separately/modularly. String some of them together and learn the whole stream. Then life intervenes and adds and subtracts subtasks from the stream. Test and measure this.</w:t>
-      </w:r>
-    </w:p>
-    <w:p>
-      <w:pPr>
-        <w:rPr>
-          <w:rStyle w:val="Hyperlink"/>
-          <w:color w:val="auto"/>
-          <w:sz w:val="24"/>
-          <w:szCs w:val="24"/>
-          <w:u w:val="none"/>
-        </w:rPr>
-      </w:pPr>
-      <w:r>
-        <w:rPr>
-          <w:rStyle w:val="Hyperlink"/>
-          <w:color w:val="auto"/>
-          <w:sz w:val="24"/>
-          <w:szCs w:val="24"/>
-          <w:u w:val="none"/>
-        </w:rPr>
-        <w:t>Let the Start -&gt; Goal be one monolithic learning stream. Then the task is to complete it given deletion and insertions of other modules.</w:t>
-      </w:r>
-    </w:p>
-    <w:p>
-      <w:pPr>
-        <w:rPr>
-          <w:rStyle w:val="Hyperlink"/>
-          <w:color w:val="auto"/>
-          <w:sz w:val="24"/>
-          <w:szCs w:val="24"/>
-          <w:u w:val="none"/>
-        </w:rPr>
-      </w:pPr>
-      <w:r>
-        <w:rPr>
-          <w:rStyle w:val="Hyperlink"/>
-          <w:noProof/>
-          <w:color w:val="auto"/>
-          <w:sz w:val="24"/>
-          <w:szCs w:val="24"/>
-          <w:u w:val="none"/>
-        </w:rPr>
-        <w:drawing>
-          <wp:inline distT="0" distB="0" distL="0" distR="0" wp14:anchorId="0E92FFCE" wp14:editId="6A950D94">
-            <wp:extent cx="6105227" cy="4543425"/>
-            <wp:effectExtent l="0" t="0" r="0" b="0"/>
-            <wp:docPr id="2" name="Picture 2"/>
-            <wp:cNvGraphicFramePr>
-              <a:graphicFrameLocks xmlns:a="http://schemas.openxmlformats.org/drawingml/2006/main" noChangeAspect="1"/>
-            </wp:cNvGraphicFramePr>
-            <a:graphic xmlns:a="http://schemas.openxmlformats.org/drawingml/2006/main">
-              <a:graphicData uri="http://schemas.openxmlformats.org/drawingml/2006/picture">
-                <pic:pic xmlns:pic="http://schemas.openxmlformats.org/drawingml/2006/picture">
-                  <pic:nvPicPr>
-                    <pic:cNvPr id="0" name="Picture 1"/>
-                    <pic:cNvPicPr>
-                      <a:picLocks noChangeAspect="1" noChangeArrowheads="1"/>
-                    </pic:cNvPicPr>
-                  </pic:nvPicPr>
-                  <pic:blipFill>
-                    <a:blip r:embed="rId13">
-                      <a:extLst>
-                        <a:ext uri="{28A0092B-C50C-407E-A947-70E740481C1C}">
-                          <a14:useLocalDpi xmlns:a14="http://schemas.microsoft.com/office/drawing/2010/main" val="0"/>
-                        </a:ext>
-                      </a:extLst>
-                    </a:blip>
-                    <a:srcRect/>
-                    <a:stretch>
-                      <a:fillRect/>
-                    </a:stretch>
-                  </pic:blipFill>
-                  <pic:spPr bwMode="auto">
-                    <a:xfrm>
-                      <a:off x="0" y="0"/>
-                      <a:ext cx="6123671" cy="4557151"/>
-                    </a:xfrm>
-                    <a:prstGeom prst="rect">
-                      <a:avLst/>
-                    </a:prstGeom>
-                    <a:noFill/>
-                    <a:ln>
-                      <a:noFill/>
-                    </a:ln>
-                  </pic:spPr>
-                </pic:pic>
-              </a:graphicData>
-            </a:graphic>
-          </wp:inline>
-        </w:drawing>
+        <w:t>Introduction</w:t>
       </w:r>
     </w:p>
     <w:p>
@@ -2188,7 +711,7 @@
           <w:u w:val="none"/>
         </w:rPr>
       </w:pPr>
-      <w:hyperlink r:id="rId14" w:history="1">
+      <w:hyperlink r:id="rId9" w:history="1">
         <w:r>
           <w:rPr>
             <w:rStyle w:val="Hyperlink"/>
@@ -2258,7 +781,6 @@
           <w:sz w:val="24"/>
           <w:szCs w:val="24"/>
         </w:rPr>
-        <w:lastRenderedPageBreak/>
         <w:t>Mona:</w:t>
       </w:r>
     </w:p>
@@ -2291,7 +813,7 @@
         </w:rPr>
         <w:t xml:space="preserve">See: </w:t>
       </w:r>
-      <w:hyperlink r:id="rId15" w:anchor="nestingbirds" w:history="1">
+      <w:hyperlink r:id="rId10" w:anchor="nestingbirds" w:history="1">
         <w:r>
           <w:rPr>
             <w:rStyle w:val="Hyperlink"/>
@@ -2315,6 +837,7 @@
           <w:sz w:val="24"/>
           <w:szCs w:val="24"/>
         </w:rPr>
+        <w:lastRenderedPageBreak/>
         <w:t>Morphognosis</w:t>
       </w:r>
       <w:proofErr w:type="spellEnd"/>
@@ -2355,7 +878,7 @@
         </w:rPr>
         <w:t xml:space="preserve">See: </w:t>
       </w:r>
-      <w:hyperlink r:id="rId16" w:anchor="honey_bees" w:history="1">
+      <w:hyperlink r:id="rId11" w:anchor="honey_bees" w:history="1">
         <w:r>
           <w:rPr>
             <w:rStyle w:val="Hyperlink"/>
@@ -2545,7 +1068,6 @@
           <w:sz w:val="24"/>
           <w:szCs w:val="24"/>
         </w:rPr>
-        <w:lastRenderedPageBreak/>
         <w:t xml:space="preserve">    Addressing Mechanism: Techniques like content-based addressing or location-based addressing allow the model to select specific memory locations to read from or write to. </w:t>
       </w:r>
     </w:p>
@@ -2790,7 +1312,6 @@
           <w:sz w:val="24"/>
           <w:szCs w:val="24"/>
         </w:rPr>
-        <w:lastRenderedPageBreak/>
         <w:t>    Language Understanding: Associating tags to words in long text sequences.</w:t>
       </w:r>
     </w:p>
@@ -2854,7 +1375,7 @@
           <w:szCs w:val="24"/>
         </w:rPr>
       </w:pPr>
-      <w:hyperlink r:id="rId17" w:history="1">
+      <w:hyperlink r:id="rId12" w:history="1">
         <w:r>
           <w:rPr>
             <w:rStyle w:val="Hyperlink"/>
@@ -2897,412 +1418,10 @@
     </w:p>
     <w:p>
       <w:pPr>
-        <w:rPr>
-          <w:sz w:val="24"/>
-          <w:szCs w:val="24"/>
-        </w:rPr>
-      </w:pPr>
-      <w:r>
-        <w:rPr>
-          <w:sz w:val="24"/>
-          <w:szCs w:val="24"/>
-        </w:rPr>
-        <w:t>2/20/2026</w:t>
-      </w:r>
-    </w:p>
-    <w:p>
-      <w:pPr>
-        <w:rPr>
-          <w:sz w:val="24"/>
-          <w:szCs w:val="24"/>
-        </w:rPr>
-      </w:pPr>
-      <w:r>
-        <w:rPr>
-          <w:sz w:val="24"/>
-          <w:szCs w:val="24"/>
-        </w:rPr>
-        <w:t xml:space="preserve">Tried Claude, Gemini, </w:t>
-      </w:r>
-      <w:proofErr w:type="spellStart"/>
-      <w:proofErr w:type="gramStart"/>
-      <w:r>
-        <w:rPr>
-          <w:sz w:val="24"/>
-          <w:szCs w:val="24"/>
-        </w:rPr>
-        <w:t>ChatGPT</w:t>
-      </w:r>
-      <w:proofErr w:type="spellEnd"/>
-      <w:proofErr w:type="gramEnd"/>
-      <w:r>
-        <w:rPr>
-          <w:sz w:val="24"/>
-          <w:szCs w:val="24"/>
-        </w:rPr>
-        <w:t xml:space="preserve"> on test_0 sequences.</w:t>
-      </w:r>
-    </w:p>
-    <w:p>
-      <w:pPr>
-        <w:rPr>
-          <w:sz w:val="24"/>
-          <w:szCs w:val="24"/>
-        </w:rPr>
-      </w:pPr>
-      <w:r>
-        <w:rPr>
-          <w:sz w:val="24"/>
-          <w:szCs w:val="24"/>
-        </w:rPr>
-        <w:t>Given these sequences:</w:t>
-      </w:r>
-    </w:p>
-    <w:p>
-      <w:pPr>
-        <w:rPr>
-          <w:sz w:val="24"/>
-          <w:szCs w:val="24"/>
-        </w:rPr>
-      </w:pPr>
-      <w:r>
-        <w:rPr>
-          <w:sz w:val="24"/>
-          <w:szCs w:val="24"/>
-        </w:rPr>
-        <w:t>0,1,2,3</w:t>
-      </w:r>
-    </w:p>
-    <w:p>
-      <w:pPr>
-        <w:rPr>
-          <w:sz w:val="24"/>
-          <w:szCs w:val="24"/>
-        </w:rPr>
-      </w:pPr>
-      <w:r>
-        <w:rPr>
-          <w:sz w:val="24"/>
-          <w:szCs w:val="24"/>
-        </w:rPr>
-        <w:t>4,5,2,6</w:t>
-      </w:r>
-    </w:p>
-    <w:p>
-      <w:pPr>
-        <w:rPr>
-          <w:sz w:val="24"/>
-          <w:szCs w:val="24"/>
-        </w:rPr>
-      </w:pPr>
-      <w:r>
-        <w:rPr>
-          <w:sz w:val="24"/>
-          <w:szCs w:val="24"/>
-        </w:rPr>
-        <w:t>Predict the next number in these sequences:</w:t>
-      </w:r>
-    </w:p>
-    <w:p>
-      <w:pPr>
-        <w:rPr>
-          <w:sz w:val="24"/>
-          <w:szCs w:val="24"/>
-        </w:rPr>
-      </w:pPr>
-      <w:r>
-        <w:rPr>
-          <w:sz w:val="24"/>
-          <w:szCs w:val="24"/>
-        </w:rPr>
-        <w:t>8,8,7,0</w:t>
-      </w:r>
-    </w:p>
-    <w:p>
-      <w:pPr>
-        <w:rPr>
-          <w:sz w:val="24"/>
-          <w:szCs w:val="24"/>
-        </w:rPr>
-      </w:pPr>
-      <w:r>
-        <w:rPr>
-          <w:sz w:val="24"/>
-          <w:szCs w:val="24"/>
-        </w:rPr>
-        <w:t>7,11,4</w:t>
-      </w:r>
-    </w:p>
-    <w:p>
-      <w:pPr>
-        <w:rPr>
-          <w:sz w:val="24"/>
-          <w:szCs w:val="24"/>
-        </w:rPr>
-      </w:pPr>
-      <w:r>
-        <w:rPr>
-          <w:sz w:val="24"/>
-          <w:szCs w:val="24"/>
-        </w:rPr>
-        <w:t>7,4,5,11,11,8,10,10,10,11,2</w:t>
-      </w:r>
-    </w:p>
-    <w:p>
-      <w:pPr>
-        <w:rPr>
-          <w:sz w:val="24"/>
-          <w:szCs w:val="24"/>
-        </w:rPr>
-      </w:pPr>
-      <w:r>
-        <w:rPr>
-          <w:sz w:val="24"/>
-          <w:szCs w:val="24"/>
-        </w:rPr>
-        <w:t>0</w:t>
-      </w:r>
-      <w:proofErr w:type="gramStart"/>
-      <w:r>
-        <w:rPr>
-          <w:sz w:val="24"/>
-          <w:szCs w:val="24"/>
-        </w:rPr>
-        <w:t>,1,9,11,10,2</w:t>
-      </w:r>
-      <w:proofErr w:type="gramEnd"/>
-    </w:p>
-    <w:p>
-      <w:pPr>
-        <w:rPr>
-          <w:sz w:val="24"/>
-          <w:szCs w:val="24"/>
-        </w:rPr>
-      </w:pPr>
-      <w:r>
-        <w:rPr>
-          <w:sz w:val="24"/>
-          <w:szCs w:val="24"/>
-        </w:rPr>
-        <w:t>7,9,11,9,7,8,4,5,7,10,10,8,7,2</w:t>
-      </w:r>
-    </w:p>
-    <w:p>
-      <w:pPr>
-        <w:rPr>
-          <w:sz w:val="24"/>
-          <w:szCs w:val="24"/>
-        </w:rPr>
-      </w:pPr>
-      <w:r>
-        <w:rPr>
-          <w:sz w:val="24"/>
-          <w:szCs w:val="24"/>
-        </w:rPr>
-        <w:t>7</w:t>
-      </w:r>
-      <w:proofErr w:type="gramStart"/>
-      <w:r>
-        <w:rPr>
-          <w:sz w:val="24"/>
-          <w:szCs w:val="24"/>
-        </w:rPr>
-        <w:t>,0,1,11,10,7,7,10,2</w:t>
-      </w:r>
-      <w:proofErr w:type="gramEnd"/>
-    </w:p>
-    <w:p>
-      <w:pPr>
-        <w:rPr>
-          <w:sz w:val="24"/>
-          <w:szCs w:val="24"/>
-        </w:rPr>
-      </w:pPr>
-      <w:r>
-        <w:rPr>
-          <w:sz w:val="24"/>
-          <w:szCs w:val="24"/>
-        </w:rPr>
-        <w:t>4,5,10,8,8,2</w:t>
-      </w:r>
-    </w:p>
-    <w:p>
-      <w:pPr>
-        <w:rPr>
-          <w:sz w:val="24"/>
-          <w:szCs w:val="24"/>
-        </w:rPr>
-      </w:pPr>
-      <w:r>
-        <w:rPr>
-          <w:sz w:val="24"/>
-          <w:szCs w:val="24"/>
-        </w:rPr>
-        <w:t>11</w:t>
-      </w:r>
-      <w:proofErr w:type="gramStart"/>
-      <w:r>
-        <w:rPr>
-          <w:sz w:val="24"/>
-          <w:szCs w:val="24"/>
-        </w:rPr>
-        <w:t>,8,0,1,8,10,2</w:t>
-      </w:r>
-      <w:proofErr w:type="gramEnd"/>
-    </w:p>
-    <w:p>
-      <w:pPr>
-        <w:rPr>
-          <w:sz w:val="24"/>
-          <w:szCs w:val="24"/>
-        </w:rPr>
-      </w:pPr>
-      <w:r>
-        <w:rPr>
-          <w:sz w:val="24"/>
-          <w:szCs w:val="24"/>
-        </w:rPr>
-        <w:lastRenderedPageBreak/>
-        <w:t>11,7,7,11,11,0,1,11,7,11,11,9,11,10,7,2</w:t>
-      </w:r>
-    </w:p>
-    <w:p>
-      <w:pPr>
-        <w:rPr>
-          <w:sz w:val="24"/>
-          <w:szCs w:val="24"/>
-        </w:rPr>
-      </w:pPr>
-      <w:r>
-        <w:rPr>
-          <w:sz w:val="24"/>
-          <w:szCs w:val="24"/>
-        </w:rPr>
-        <w:t>10,8,9,7,4,5,9,8,8,10,11,11,7,9,9,11,2</w:t>
-      </w:r>
-    </w:p>
-    <w:p>
-      <w:pPr>
-        <w:rPr>
-          <w:sz w:val="24"/>
-          <w:szCs w:val="24"/>
-        </w:rPr>
-      </w:pPr>
-      <w:r>
-        <w:rPr>
-          <w:sz w:val="24"/>
-          <w:szCs w:val="24"/>
-        </w:rPr>
-        <w:t>Note that 4</w:t>
-      </w:r>
-      <w:proofErr w:type="gramStart"/>
-      <w:r>
-        <w:rPr>
-          <w:sz w:val="24"/>
-          <w:szCs w:val="24"/>
-        </w:rPr>
-        <w:t>,5</w:t>
-      </w:r>
-      <w:proofErr w:type="gramEnd"/>
-      <w:r>
-        <w:rPr>
-          <w:sz w:val="24"/>
-          <w:szCs w:val="24"/>
-        </w:rPr>
-        <w:t xml:space="preserve"> causes 2,3 and 0,1 causes 2,6</w:t>
-      </w:r>
-    </w:p>
-    <w:p>
-      <w:pPr>
-        <w:rPr>
-          <w:sz w:val="24"/>
-          <w:szCs w:val="24"/>
-        </w:rPr>
-      </w:pPr>
-      <w:r>
-        <w:rPr>
-          <w:sz w:val="24"/>
-          <w:szCs w:val="24"/>
-        </w:rPr>
-        <w:t xml:space="preserve">Claude predicted the first two simple sequences, </w:t>
-      </w:r>
-      <w:proofErr w:type="gramStart"/>
-      <w:r>
-        <w:rPr>
-          <w:sz w:val="24"/>
-          <w:szCs w:val="24"/>
-        </w:rPr>
-        <w:t>But</w:t>
-      </w:r>
-      <w:proofErr w:type="gramEnd"/>
-      <w:r>
-        <w:rPr>
-          <w:sz w:val="24"/>
-          <w:szCs w:val="24"/>
-        </w:rPr>
-        <w:t xml:space="preserve"> failed on the sequence that depended on recognizing the earlier transitions determine the ending transitions.</w:t>
-      </w:r>
-    </w:p>
-    <w:p>
-      <w:pPr>
-        <w:rPr>
-          <w:sz w:val="24"/>
-          <w:szCs w:val="24"/>
-        </w:rPr>
-      </w:pPr>
-      <w:proofErr w:type="spellStart"/>
-      <w:r>
-        <w:rPr>
-          <w:sz w:val="24"/>
-          <w:szCs w:val="24"/>
-        </w:rPr>
-        <w:t>ChatGPT</w:t>
-      </w:r>
-      <w:proofErr w:type="spellEnd"/>
-      <w:r>
-        <w:rPr>
-          <w:sz w:val="24"/>
-          <w:szCs w:val="24"/>
-        </w:rPr>
-        <w:t xml:space="preserve"> did not correctly predict any of the sequences.</w:t>
-      </w:r>
-    </w:p>
-    <w:p>
-      <w:pPr>
-        <w:rPr>
-          <w:sz w:val="24"/>
-          <w:szCs w:val="24"/>
-        </w:rPr>
-      </w:pPr>
-    </w:p>
-    <w:p>
-      <w:pPr>
-        <w:rPr>
-          <w:sz w:val="24"/>
-          <w:szCs w:val="24"/>
-        </w:rPr>
-      </w:pPr>
-      <w:r>
-        <w:rPr>
-          <w:sz w:val="24"/>
-          <w:szCs w:val="24"/>
-        </w:rPr>
-        <w:t>2/24/2026</w:t>
-      </w:r>
-    </w:p>
-    <w:p>
-      <w:pPr>
-        <w:rPr>
-          <w:sz w:val="24"/>
-          <w:szCs w:val="24"/>
-        </w:rPr>
-      </w:pPr>
-      <w:r>
-        <w:rPr>
-          <w:sz w:val="24"/>
-          <w:szCs w:val="24"/>
-        </w:rPr>
-        <w:t>Note for paper: possible to learn out-of-order streams, but not done here. Reference my paper on conjunctions.</w:t>
+        <w:pStyle w:val="Heading1"/>
+      </w:pPr>
+      <w:r>
+        <w:t>Description</w:t>
       </w:r>
     </w:p>
     <w:p>
@@ -3336,7 +1455,7 @@
                     </pic:cNvPicPr>
                   </pic:nvPicPr>
                   <pic:blipFill>
-                    <a:blip r:embed="rId18" cstate="print">
+                    <a:blip r:embed="rId13" cstate="print">
                       <a:extLst>
                         <a:ext uri="{28A0092B-C50C-407E-A947-70E740481C1C}">
                           <a14:useLocalDpi xmlns:a14="http://schemas.microsoft.com/office/drawing/2010/main" val="0"/>
@@ -3400,7 +1519,7 @@
                     </pic:cNvPicPr>
                   </pic:nvPicPr>
                   <pic:blipFill>
-                    <a:blip r:embed="rId19">
+                    <a:blip r:embed="rId14">
                       <a:extLst>
                         <a:ext uri="{28A0092B-C50C-407E-A947-70E740481C1C}">
                           <a14:useLocalDpi xmlns:a14="http://schemas.microsoft.com/office/drawing/2010/main" val="0"/>
@@ -3463,7 +1582,7 @@
                     </pic:cNvPicPr>
                   </pic:nvPicPr>
                   <pic:blipFill>
-                    <a:blip r:embed="rId20" cstate="print">
+                    <a:blip r:embed="rId15" cstate="print">
                       <a:extLst>
                         <a:ext uri="{28A0092B-C50C-407E-A947-70E740481C1C}">
                           <a14:useLocalDpi xmlns:a14="http://schemas.microsoft.com/office/drawing/2010/main" val="0"/>
@@ -3497,21 +1616,376 @@
     </w:p>
     <w:p>
       <w:pPr>
-        <w:rPr>
-          <w:sz w:val="24"/>
-          <w:szCs w:val="24"/>
-        </w:rPr>
-      </w:pPr>
-      <w:bookmarkStart w:id="3" w:name="_GoBack"/>
-      <w:bookmarkEnd w:id="3"/>
-    </w:p>
-    <w:p>
-      <w:pPr>
         <w:pStyle w:val="Heading1"/>
       </w:pPr>
       <w:r>
         <w:t>Results</w:t>
       </w:r>
+    </w:p>
+    <w:p>
+      <w:pPr>
+        <w:rPr>
+          <w:sz w:val="24"/>
+          <w:szCs w:val="24"/>
+        </w:rPr>
+      </w:pPr>
+      <w:r>
+        <w:rPr>
+          <w:sz w:val="24"/>
+          <w:szCs w:val="24"/>
+        </w:rPr>
+        <w:t xml:space="preserve">Tried Claude, Gemini, </w:t>
+      </w:r>
+      <w:proofErr w:type="spellStart"/>
+      <w:proofErr w:type="gramStart"/>
+      <w:r>
+        <w:rPr>
+          <w:sz w:val="24"/>
+          <w:szCs w:val="24"/>
+        </w:rPr>
+        <w:t>ChatGPT</w:t>
+      </w:r>
+      <w:proofErr w:type="spellEnd"/>
+      <w:proofErr w:type="gramEnd"/>
+      <w:r>
+        <w:rPr>
+          <w:sz w:val="24"/>
+          <w:szCs w:val="24"/>
+        </w:rPr>
+        <w:t xml:space="preserve"> on test_0 sequences.</w:t>
+      </w:r>
+    </w:p>
+    <w:p>
+      <w:pPr>
+        <w:rPr>
+          <w:sz w:val="24"/>
+          <w:szCs w:val="24"/>
+        </w:rPr>
+      </w:pPr>
+      <w:r>
+        <w:rPr>
+          <w:sz w:val="24"/>
+          <w:szCs w:val="24"/>
+        </w:rPr>
+        <w:t>Given these sequences:</w:t>
+      </w:r>
+    </w:p>
+    <w:p>
+      <w:pPr>
+        <w:rPr>
+          <w:sz w:val="24"/>
+          <w:szCs w:val="24"/>
+        </w:rPr>
+      </w:pPr>
+      <w:r>
+        <w:rPr>
+          <w:sz w:val="24"/>
+          <w:szCs w:val="24"/>
+        </w:rPr>
+        <w:t>0,1,2,3</w:t>
+      </w:r>
+    </w:p>
+    <w:p>
+      <w:pPr>
+        <w:rPr>
+          <w:sz w:val="24"/>
+          <w:szCs w:val="24"/>
+        </w:rPr>
+      </w:pPr>
+      <w:r>
+        <w:rPr>
+          <w:sz w:val="24"/>
+          <w:szCs w:val="24"/>
+        </w:rPr>
+        <w:t>4,5,2,6</w:t>
+      </w:r>
+    </w:p>
+    <w:p>
+      <w:pPr>
+        <w:rPr>
+          <w:sz w:val="24"/>
+          <w:szCs w:val="24"/>
+        </w:rPr>
+      </w:pPr>
+      <w:r>
+        <w:rPr>
+          <w:sz w:val="24"/>
+          <w:szCs w:val="24"/>
+        </w:rPr>
+        <w:lastRenderedPageBreak/>
+        <w:t>Predict the next number in these sequences:</w:t>
+      </w:r>
+    </w:p>
+    <w:p>
+      <w:pPr>
+        <w:rPr>
+          <w:sz w:val="24"/>
+          <w:szCs w:val="24"/>
+        </w:rPr>
+      </w:pPr>
+      <w:r>
+        <w:rPr>
+          <w:sz w:val="24"/>
+          <w:szCs w:val="24"/>
+        </w:rPr>
+        <w:t>8,8,7,0</w:t>
+      </w:r>
+    </w:p>
+    <w:p>
+      <w:pPr>
+        <w:rPr>
+          <w:sz w:val="24"/>
+          <w:szCs w:val="24"/>
+        </w:rPr>
+      </w:pPr>
+      <w:r>
+        <w:rPr>
+          <w:sz w:val="24"/>
+          <w:szCs w:val="24"/>
+        </w:rPr>
+        <w:t>7,11,4</w:t>
+      </w:r>
+    </w:p>
+    <w:p>
+      <w:pPr>
+        <w:rPr>
+          <w:sz w:val="24"/>
+          <w:szCs w:val="24"/>
+        </w:rPr>
+      </w:pPr>
+      <w:r>
+        <w:rPr>
+          <w:sz w:val="24"/>
+          <w:szCs w:val="24"/>
+        </w:rPr>
+        <w:t>7,4,5,11,11,8,10,10,10,11,2</w:t>
+      </w:r>
+    </w:p>
+    <w:p>
+      <w:pPr>
+        <w:rPr>
+          <w:sz w:val="24"/>
+          <w:szCs w:val="24"/>
+        </w:rPr>
+      </w:pPr>
+      <w:r>
+        <w:rPr>
+          <w:sz w:val="24"/>
+          <w:szCs w:val="24"/>
+        </w:rPr>
+        <w:t>0</w:t>
+      </w:r>
+      <w:proofErr w:type="gramStart"/>
+      <w:r>
+        <w:rPr>
+          <w:sz w:val="24"/>
+          <w:szCs w:val="24"/>
+        </w:rPr>
+        <w:t>,1,9,11,10,2</w:t>
+      </w:r>
+      <w:proofErr w:type="gramEnd"/>
+    </w:p>
+    <w:p>
+      <w:pPr>
+        <w:rPr>
+          <w:sz w:val="24"/>
+          <w:szCs w:val="24"/>
+        </w:rPr>
+      </w:pPr>
+      <w:r>
+        <w:rPr>
+          <w:sz w:val="24"/>
+          <w:szCs w:val="24"/>
+        </w:rPr>
+        <w:t>7,9,11,9,7,8,4,5,7,10,10,8,7,2</w:t>
+      </w:r>
+    </w:p>
+    <w:p>
+      <w:pPr>
+        <w:rPr>
+          <w:sz w:val="24"/>
+          <w:szCs w:val="24"/>
+        </w:rPr>
+      </w:pPr>
+      <w:r>
+        <w:rPr>
+          <w:sz w:val="24"/>
+          <w:szCs w:val="24"/>
+        </w:rPr>
+        <w:t>7</w:t>
+      </w:r>
+      <w:proofErr w:type="gramStart"/>
+      <w:r>
+        <w:rPr>
+          <w:sz w:val="24"/>
+          <w:szCs w:val="24"/>
+        </w:rPr>
+        <w:t>,0,1,11,10,7,7,10,2</w:t>
+      </w:r>
+      <w:proofErr w:type="gramEnd"/>
+    </w:p>
+    <w:p>
+      <w:pPr>
+        <w:rPr>
+          <w:sz w:val="24"/>
+          <w:szCs w:val="24"/>
+        </w:rPr>
+      </w:pPr>
+      <w:r>
+        <w:rPr>
+          <w:sz w:val="24"/>
+          <w:szCs w:val="24"/>
+        </w:rPr>
+        <w:t>4,5,10,8,8,2</w:t>
+      </w:r>
+    </w:p>
+    <w:p>
+      <w:pPr>
+        <w:rPr>
+          <w:sz w:val="24"/>
+          <w:szCs w:val="24"/>
+        </w:rPr>
+      </w:pPr>
+      <w:r>
+        <w:rPr>
+          <w:sz w:val="24"/>
+          <w:szCs w:val="24"/>
+        </w:rPr>
+        <w:t>11</w:t>
+      </w:r>
+      <w:proofErr w:type="gramStart"/>
+      <w:r>
+        <w:rPr>
+          <w:sz w:val="24"/>
+          <w:szCs w:val="24"/>
+        </w:rPr>
+        <w:t>,8,0,1,8,10,2</w:t>
+      </w:r>
+      <w:proofErr w:type="gramEnd"/>
+    </w:p>
+    <w:p>
+      <w:pPr>
+        <w:rPr>
+          <w:sz w:val="24"/>
+          <w:szCs w:val="24"/>
+        </w:rPr>
+      </w:pPr>
+      <w:r>
+        <w:rPr>
+          <w:sz w:val="24"/>
+          <w:szCs w:val="24"/>
+        </w:rPr>
+        <w:t>11,7,7,11,11,0,1,11,7,11,11,9,11,10,7,2</w:t>
+      </w:r>
+    </w:p>
+    <w:p>
+      <w:pPr>
+        <w:rPr>
+          <w:sz w:val="24"/>
+          <w:szCs w:val="24"/>
+        </w:rPr>
+      </w:pPr>
+      <w:r>
+        <w:rPr>
+          <w:sz w:val="24"/>
+          <w:szCs w:val="24"/>
+        </w:rPr>
+        <w:t>10,8,9,7,4,5,9,8,8,10,11,11,7,9,9,11,2</w:t>
+      </w:r>
+    </w:p>
+    <w:p>
+      <w:pPr>
+        <w:rPr>
+          <w:sz w:val="24"/>
+          <w:szCs w:val="24"/>
+        </w:rPr>
+      </w:pPr>
+      <w:r>
+        <w:rPr>
+          <w:sz w:val="24"/>
+          <w:szCs w:val="24"/>
+        </w:rPr>
+        <w:t>Note that 4</w:t>
+      </w:r>
+      <w:proofErr w:type="gramStart"/>
+      <w:r>
+        <w:rPr>
+          <w:sz w:val="24"/>
+          <w:szCs w:val="24"/>
+        </w:rPr>
+        <w:t>,5</w:t>
+      </w:r>
+      <w:proofErr w:type="gramEnd"/>
+      <w:r>
+        <w:rPr>
+          <w:sz w:val="24"/>
+          <w:szCs w:val="24"/>
+        </w:rPr>
+        <w:t xml:space="preserve"> causes 2,3 and 0,1 causes 2,6</w:t>
+      </w:r>
+    </w:p>
+    <w:p>
+      <w:pPr>
+        <w:rPr>
+          <w:sz w:val="24"/>
+          <w:szCs w:val="24"/>
+        </w:rPr>
+      </w:pPr>
+      <w:r>
+        <w:rPr>
+          <w:sz w:val="24"/>
+          <w:szCs w:val="24"/>
+        </w:rPr>
+        <w:t xml:space="preserve">Claude predicted the first two simple sequences, </w:t>
+      </w:r>
+      <w:proofErr w:type="gramStart"/>
+      <w:r>
+        <w:rPr>
+          <w:sz w:val="24"/>
+          <w:szCs w:val="24"/>
+        </w:rPr>
+        <w:t>But</w:t>
+      </w:r>
+      <w:proofErr w:type="gramEnd"/>
+      <w:r>
+        <w:rPr>
+          <w:sz w:val="24"/>
+          <w:szCs w:val="24"/>
+        </w:rPr>
+        <w:t xml:space="preserve"> failed on the sequence that depended on recognizing the earlier transitions determine the ending transitions.</w:t>
+      </w:r>
+    </w:p>
+    <w:p>
+      <w:pPr>
+        <w:rPr>
+          <w:sz w:val="24"/>
+          <w:szCs w:val="24"/>
+        </w:rPr>
+      </w:pPr>
+      <w:proofErr w:type="spellStart"/>
+      <w:r>
+        <w:rPr>
+          <w:sz w:val="24"/>
+          <w:szCs w:val="24"/>
+        </w:rPr>
+        <w:t>ChatGPT</w:t>
+      </w:r>
+      <w:proofErr w:type="spellEnd"/>
+      <w:r>
+        <w:rPr>
+          <w:sz w:val="24"/>
+          <w:szCs w:val="24"/>
+        </w:rPr>
+        <w:t xml:space="preserve"> did not correctly predict any of the sequences.</w:t>
+      </w:r>
+    </w:p>
+    <w:p>
+      <w:pPr>
+        <w:rPr>
+          <w:sz w:val="24"/>
+          <w:szCs w:val="24"/>
+        </w:rPr>
+      </w:pPr>
     </w:p>
     <w:p>
       <w:r>
@@ -3537,7 +2011,7 @@
                     </pic:cNvPicPr>
                   </pic:nvPicPr>
                   <pic:blipFill>
-                    <a:blip r:embed="rId21" cstate="print">
+                    <a:blip r:embed="rId16" cstate="print">
                       <a:extLst>
                         <a:ext uri="{28A0092B-C50C-407E-A947-70E740481C1C}">
                           <a14:useLocalDpi xmlns:a14="http://schemas.microsoft.com/office/drawing/2010/main" val="0"/>
@@ -3592,7 +2066,7 @@
                     </pic:cNvPicPr>
                   </pic:nvPicPr>
                   <pic:blipFill>
-                    <a:blip r:embed="rId22" cstate="print">
+                    <a:blip r:embed="rId17" cstate="print">
                       <a:extLst>
                         <a:ext uri="{28A0092B-C50C-407E-A947-70E740481C1C}">
                           <a14:useLocalDpi xmlns:a14="http://schemas.microsoft.com/office/drawing/2010/main" val="0"/>
@@ -3648,7 +2122,7 @@
                     </pic:cNvPicPr>
                   </pic:nvPicPr>
                   <pic:blipFill>
-                    <a:blip r:embed="rId23" cstate="print">
+                    <a:blip r:embed="rId18" cstate="print">
                       <a:extLst>
                         <a:ext uri="{28A0092B-C50C-407E-A947-70E740481C1C}">
                           <a14:useLocalDpi xmlns:a14="http://schemas.microsoft.com/office/drawing/2010/main" val="0"/>
@@ -3703,7 +2177,7 @@
                     </pic:cNvPicPr>
                   </pic:nvPicPr>
                   <pic:blipFill>
-                    <a:blip r:embed="rId24" cstate="print">
+                    <a:blip r:embed="rId19" cstate="print">
                       <a:extLst>
                         <a:ext uri="{28A0092B-C50C-407E-A947-70E740481C1C}">
                           <a14:useLocalDpi xmlns:a14="http://schemas.microsoft.com/office/drawing/2010/main" val="0"/>
@@ -3759,7 +2233,7 @@
                     </pic:cNvPicPr>
                   </pic:nvPicPr>
                   <pic:blipFill>
-                    <a:blip r:embed="rId25" cstate="print">
+                    <a:blip r:embed="rId20" cstate="print">
                       <a:extLst>
                         <a:ext uri="{28A0092B-C50C-407E-A947-70E740481C1C}">
                           <a14:useLocalDpi xmlns:a14="http://schemas.microsoft.com/office/drawing/2010/main" val="0"/>
@@ -3891,6 +2365,37 @@
     </w:p>
     <w:p>
       <w:pPr>
+        <w:pStyle w:val="Heading1"/>
+      </w:pPr>
+      <w:r>
+        <w:t>Conclusion</w:t>
+      </w:r>
+    </w:p>
+    <w:p>
+      <w:pPr>
+        <w:rPr>
+          <w:sz w:val="24"/>
+          <w:szCs w:val="24"/>
+        </w:rPr>
+      </w:pPr>
+      <w:r>
+        <w:rPr>
+          <w:sz w:val="24"/>
+          <w:szCs w:val="24"/>
+        </w:rPr>
+        <w:t>Note for paper: possible to learn out-of-order streams, but not done here. Reference my paper on conjunctions.</w:t>
+      </w:r>
+    </w:p>
+    <w:p>
+      <w:pPr>
+        <w:pStyle w:val="Heading1"/>
+      </w:pPr>
+      <w:r>
+        <w:t>References</w:t>
+      </w:r>
+    </w:p>
+    <w:p>
+      <w:pPr>
         <w:rPr>
           <w:rStyle w:val="Hyperlink"/>
           <w:color w:val="auto"/>
@@ -3901,7 +2406,7 @@
       </w:pPr>
     </w:p>
     <w:sectPr>
-      <w:footerReference w:type="default" r:id="rId26"/>
+      <w:footerReference w:type="default" r:id="rId21"/>
       <w:pgSz w:w="12240" w:h="15840"/>
       <w:pgMar w:top="1440" w:right="1440" w:bottom="1440" w:left="1440" w:header="720" w:footer="720" w:gutter="0"/>
       <w:cols w:space="720"/>
@@ -7867,7 +6372,6 @@
   <w:style w:type="character" w:default="1" w:styleId="DefaultParagraphFont">
     <w:name w:val="Default Paragraph Font"/>
     <w:uiPriority w:val="1"/>
-    <w:semiHidden/>
     <w:unhideWhenUsed/>
   </w:style>
   <w:style w:type="table" w:default="1" w:styleId="TableNormal">
@@ -8722,7 +7226,7 @@
 </file>
 
 <file path=customXml/itemProps1.xml><?xml version="1.0" encoding="utf-8"?>
-<ds:datastoreItem xmlns:ds="http://schemas.openxmlformats.org/officeDocument/2006/customXml" ds:itemID="{4323D081-031C-4FCB-9B36-9642598F6276}">
+<ds:datastoreItem xmlns:ds="http://schemas.openxmlformats.org/officeDocument/2006/customXml" ds:itemID="{581F648C-F209-4AD8-903E-08007F9F3F98}">
   <ds:schemaRefs>
     <ds:schemaRef ds:uri="http://schemas.openxmlformats.org/officeDocument/2006/bibliography"/>
   </ds:schemaRefs>

--- a/doc/Mandala.docx
+++ b/doc/Mandala.docx
@@ -323,7 +323,7 @@
           <w:sz w:val="24"/>
           <w:szCs w:val="24"/>
         </w:rPr>
-        <w:t xml:space="preserve"> affords multitasking as it is robust in the presence of intervening events </w:t>
+        <w:t xml:space="preserve"> affords multitasking as it is robust in the</w:t>
       </w:r>
       <w:r>
         <w:rPr>
@@ -332,7 +332,7 @@
           <w:sz w:val="24"/>
           <w:szCs w:val="24"/>
         </w:rPr>
-        <w:t>representing</w:t>
+        <w:t xml:space="preserve"> presence of intervening events from o</w:t>
       </w:r>
       <w:r>
         <w:rPr>
@@ -341,7 +341,7 @@
           <w:sz w:val="24"/>
           <w:szCs w:val="24"/>
         </w:rPr>
-        <w:t xml:space="preserve"> </w:t>
+        <w:t xml:space="preserve">verlaid causation </w:t>
       </w:r>
       <w:r>
         <w:rPr>
@@ -350,7 +350,7 @@
           <w:sz w:val="24"/>
           <w:szCs w:val="24"/>
         </w:rPr>
-        <w:t xml:space="preserve">overlaid causation streams, </w:t>
+        <w:t>chains</w:t>
       </w:r>
       <w:r>
         <w:rPr>
@@ -359,7 +359,7 @@
           <w:sz w:val="24"/>
           <w:szCs w:val="24"/>
         </w:rPr>
-        <w:t>a capability</w:t>
+        <w:t xml:space="preserve">, </w:t>
       </w:r>
       <w:r>
         <w:rPr>
@@ -368,7 +368,7 @@
           <w:sz w:val="24"/>
           <w:szCs w:val="24"/>
         </w:rPr>
-        <w:t xml:space="preserve"> that</w:t>
+        <w:t>a capability</w:t>
       </w:r>
       <w:r>
         <w:rPr>
@@ -377,7 +377,7 @@
           <w:sz w:val="24"/>
           <w:szCs w:val="24"/>
         </w:rPr>
-        <w:t xml:space="preserve"> conventional recurrent artificial neural networks (RNNs) struggle with.</w:t>
+        <w:t xml:space="preserve"> that</w:t>
       </w:r>
       <w:r>
         <w:rPr>
@@ -386,7 +386,7 @@
           <w:sz w:val="24"/>
           <w:szCs w:val="24"/>
         </w:rPr>
-        <w:t xml:space="preserve"> </w:t>
+        <w:t xml:space="preserve"> conventional recurrent artificial neural networks (RNNs) struggle with.</w:t>
       </w:r>
       <w:r>
         <w:rPr>
@@ -395,10 +395,8 @@
           <w:sz w:val="24"/>
           <w:szCs w:val="24"/>
         </w:rPr>
-        <w:t xml:space="preserve">The results bear this out. </w:t>
-      </w:r>
-      <w:bookmarkStart w:id="3" w:name="_GoBack"/>
-      <w:bookmarkEnd w:id="3"/>
+        <w:t xml:space="preserve"> </w:t>
+      </w:r>
       <w:r>
         <w:rPr>
           <w:rFonts w:ascii="Calibri" w:eastAsia="Calibri" w:hAnsi="Calibri" w:cs="Calibri"/>
@@ -406,7 +404,7 @@
           <w:sz w:val="24"/>
           <w:szCs w:val="24"/>
         </w:rPr>
-        <w:t>In addition, e</w:t>
+        <w:t xml:space="preserve">The results bear this out. </w:t>
       </w:r>
       <w:r>
         <w:rPr>
@@ -415,7 +413,7 @@
           <w:sz w:val="24"/>
           <w:szCs w:val="24"/>
         </w:rPr>
-        <w:t>xternally accumulating temporal information discretely labels hierarchical cause-and-effect relationships</w:t>
+        <w:t>In addition, e</w:t>
       </w:r>
       <w:r>
         <w:rPr>
@@ -424,7 +422,7 @@
           <w:sz w:val="24"/>
           <w:szCs w:val="24"/>
         </w:rPr>
-        <w:t xml:space="preserve"> that can be used for augmented</w:t>
+        <w:t>xternally accumulating temporal information discretely labels hierarchical cause-and-effect relationships</w:t>
       </w:r>
       <w:r>
         <w:rPr>
@@ -433,7 +431,7 @@
           <w:sz w:val="24"/>
           <w:szCs w:val="24"/>
         </w:rPr>
-        <w:t xml:space="preserve"> processing. I</w:t>
+        <w:t xml:space="preserve"> that can be used for augmented</w:t>
       </w:r>
       <w:r>
         <w:rPr>
@@ -442,7 +440,7 @@
           <w:sz w:val="24"/>
           <w:szCs w:val="24"/>
         </w:rPr>
-        <w:t xml:space="preserve">n the case of Mona, </w:t>
+        <w:t xml:space="preserve"> processing. I</w:t>
       </w:r>
       <w:r>
         <w:rPr>
@@ -451,7 +449,7 @@
           <w:sz w:val="24"/>
           <w:szCs w:val="24"/>
         </w:rPr>
-        <w:t>channeling</w:t>
+        <w:t xml:space="preserve">n the case of Mona, </w:t>
       </w:r>
       <w:r>
         <w:rPr>
@@ -460,7 +458,7 @@
           <w:sz w:val="24"/>
           <w:szCs w:val="24"/>
         </w:rPr>
-        <w:t xml:space="preserve"> motivation through the network for the pu</w:t>
+        <w:t>channeling</w:t>
       </w:r>
       <w:r>
         <w:rPr>
@@ -469,6 +467,15 @@
           <w:sz w:val="24"/>
           <w:szCs w:val="24"/>
         </w:rPr>
+        <w:t xml:space="preserve"> motivation through the network for the pu</w:t>
+      </w:r>
+      <w:r>
+        <w:rPr>
+          <w:rFonts w:ascii="Calibri" w:eastAsia="Calibri" w:hAnsi="Calibri" w:cs="Calibri"/>
+          <w:color w:val="000000"/>
+          <w:sz w:val="24"/>
+          <w:szCs w:val="24"/>
+        </w:rPr>
         <w:t>rpose of goal-seeking requires this feature.</w:t>
       </w:r>
     </w:p>
@@ -533,23 +540,2349 @@
     <w:p>
       <w:pPr>
         <w:pStyle w:val="Heading1"/>
-        <w:rPr>
-          <w:rStyle w:val="Hyperlink"/>
-          <w:color w:val="auto"/>
-          <w:sz w:val="24"/>
-          <w:szCs w:val="24"/>
-          <w:u w:val="none"/>
-        </w:rPr>
-      </w:pPr>
-      <w:r>
         <w:rPr>
           <w:rStyle w:val="Hyperlink"/>
           <w:color w:val="auto"/>
           <w:u w:val="none"/>
         </w:rPr>
+      </w:pPr>
+      <w:r>
+        <w:rPr>
+          <w:rStyle w:val="Hyperlink"/>
+          <w:color w:val="auto"/>
+          <w:u w:val="none"/>
+        </w:rPr>
         <w:t>Introduction</w:t>
       </w:r>
     </w:p>
+    <w:p>
+      <w:r>
+        <w:t>Great question! This is exactly the problem that the Mandala project is trying to solve. Let me explain the issue and the potential solutions:</w:t>
+      </w:r>
+    </w:p>
+    <w:p>
+      <w:pPr>
+        <w:rPr>
+          <w:b/>
+          <w:bCs/>
+        </w:rPr>
+      </w:pPr>
+      <w:r>
+        <w:rPr>
+          <w:b/>
+          <w:bCs/>
+        </w:rPr>
+        <w:t>The Problem: Intervening Events</w:t>
+      </w:r>
+    </w:p>
+    <w:p>
+      <w:r>
+        <w:t xml:space="preserve">RNNs struggle when temporal sequences have </w:t>
+      </w:r>
+      <w:r>
+        <w:rPr>
+          <w:b/>
+          <w:bCs/>
+        </w:rPr>
+        <w:t>interleaved or overlapping event streams</w:t>
+      </w:r>
+      <w:r>
+        <w:t xml:space="preserve"> - like trying to follow multiple conversations at once or handling interrupted tasks.</w:t>
+      </w:r>
+    </w:p>
+    <w:p>
+      <w:r>
+        <w:rPr>
+          <w:b/>
+          <w:bCs/>
+        </w:rPr>
+        <w:t>Example:</w:t>
+      </w:r>
+    </w:p>
+    <w:p>
+      <w:r>
+        <w:t>Task A: Step 1 → Step 2 → Step 3 → Step 4</w:t>
+      </w:r>
+    </w:p>
+    <w:p>
+      <w:r>
+        <w:t>Task B:       Step 1 → Step 2 → Step 3</w:t>
+      </w:r>
+    </w:p>
+    <w:p/>
+    <w:p>
+      <w:r>
+        <w:t>Combined stream:</w:t>
+      </w:r>
+    </w:p>
+    <w:p>
+      <w:r>
+        <w:lastRenderedPageBreak/>
+        <w:t>A1 → A2 → B1 → A3 → B2 → A4 → B3</w:t>
+      </w:r>
+    </w:p>
+    <w:p>
+      <w:r>
+        <w:t>Traditional RNNs have trouble because:</w:t>
+      </w:r>
+    </w:p>
+    <w:p>
+      <w:pPr>
+        <w:numPr>
+          <w:ilvl w:val="0"/>
+          <w:numId w:val="27"/>
+        </w:numPr>
+      </w:pPr>
+      <w:r>
+        <w:t>Hidden states get "polluted" by intervening sequences</w:t>
+      </w:r>
+    </w:p>
+    <w:p>
+      <w:pPr>
+        <w:numPr>
+          <w:ilvl w:val="0"/>
+          <w:numId w:val="27"/>
+        </w:numPr>
+      </w:pPr>
+      <w:r>
+        <w:t>Context from Task A gets overwritten by Task B</w:t>
+      </w:r>
+    </w:p>
+    <w:p>
+      <w:pPr>
+        <w:numPr>
+          <w:ilvl w:val="0"/>
+          <w:numId w:val="27"/>
+        </w:numPr>
+      </w:pPr>
+      <w:r>
+        <w:t>The network forgets what it was doing</w:t>
+      </w:r>
+    </w:p>
+    <w:p>
+      <w:r>
+        <w:pict w14:anchorId="7ED4A4A1">
+          <v:rect id="_x0000_i1025" style="width:0;height:1.5pt" o:hralign="center" o:hrstd="t" o:hr="t" fillcolor="#a0a0a0" stroked="f"/>
+        </w:pict>
+      </w:r>
+    </w:p>
+    <w:p>
+      <w:pPr>
+        <w:rPr>
+          <w:b/>
+          <w:bCs/>
+        </w:rPr>
+      </w:pPr>
+      <w:r>
+        <w:rPr>
+          <w:b/>
+          <w:bCs/>
+        </w:rPr>
+        <w:t>Solutions to Fix RNN Performance:</w:t>
+      </w:r>
+    </w:p>
+    <w:p>
+      <w:pPr>
+        <w:rPr>
+          <w:b/>
+          <w:bCs/>
+        </w:rPr>
+      </w:pPr>
+      <w:r>
+        <w:rPr>
+          <w:b/>
+          <w:bCs/>
+        </w:rPr>
+        <w:t xml:space="preserve">1. Attention Mechanisms </w:t>
+      </w:r>
+      <w:r>
+        <w:rPr>
+          <w:rFonts w:ascii="Segoe UI Symbol" w:hAnsi="Segoe UI Symbol" w:cs="Segoe UI Symbol"/>
+          <w:b/>
+          <w:bCs/>
+        </w:rPr>
+        <w:t>⭐</w:t>
+      </w:r>
+      <w:r>
+        <w:rPr>
+          <w:b/>
+          <w:bCs/>
+        </w:rPr>
+        <w:t xml:space="preserve"> Most Common</w:t>
+      </w:r>
+    </w:p>
+    <w:p>
+      <w:r>
+        <w:t>Add attention layers to let the network focus on relevant past states while ignoring noise.</w:t>
+      </w:r>
+    </w:p>
+    <w:p>
+      <w:proofErr w:type="gramStart"/>
+      <w:r>
+        <w:t>python</w:t>
+      </w:r>
+      <w:proofErr w:type="gramEnd"/>
+    </w:p>
+    <w:p>
+      <w:r>
+        <w:t xml:space="preserve"># </w:t>
+      </w:r>
+      <w:proofErr w:type="spellStart"/>
+      <w:r>
+        <w:t>PyTorch</w:t>
+      </w:r>
+      <w:proofErr w:type="spellEnd"/>
+      <w:r>
+        <w:t xml:space="preserve"> example</w:t>
+      </w:r>
+    </w:p>
+    <w:p>
+      <w:proofErr w:type="gramStart"/>
+      <w:r>
+        <w:t>class</w:t>
+      </w:r>
+      <w:proofErr w:type="gramEnd"/>
+      <w:r>
+        <w:t xml:space="preserve"> </w:t>
+      </w:r>
+      <w:proofErr w:type="spellStart"/>
+      <w:r>
+        <w:t>AttentionRNN</w:t>
+      </w:r>
+      <w:proofErr w:type="spellEnd"/>
+      <w:r>
+        <w:t>(</w:t>
+      </w:r>
+      <w:proofErr w:type="spellStart"/>
+      <w:r>
+        <w:t>nn.Module</w:t>
+      </w:r>
+      <w:proofErr w:type="spellEnd"/>
+      <w:r>
+        <w:t>):</w:t>
+      </w:r>
+    </w:p>
+    <w:p>
+      <w:r>
+        <w:t xml:space="preserve">    </w:t>
+      </w:r>
+      <w:proofErr w:type="spellStart"/>
+      <w:proofErr w:type="gramStart"/>
+      <w:r>
+        <w:t>def</w:t>
+      </w:r>
+      <w:proofErr w:type="spellEnd"/>
+      <w:proofErr w:type="gramEnd"/>
+      <w:r>
+        <w:t xml:space="preserve"> __</w:t>
+      </w:r>
+      <w:proofErr w:type="spellStart"/>
+      <w:r>
+        <w:t>init</w:t>
+      </w:r>
+      <w:proofErr w:type="spellEnd"/>
+      <w:r>
+        <w:t xml:space="preserve">__(self, </w:t>
+      </w:r>
+      <w:proofErr w:type="spellStart"/>
+      <w:r>
+        <w:t>input_size</w:t>
+      </w:r>
+      <w:proofErr w:type="spellEnd"/>
+      <w:r>
+        <w:t xml:space="preserve">, </w:t>
+      </w:r>
+      <w:proofErr w:type="spellStart"/>
+      <w:r>
+        <w:t>hidden_size</w:t>
+      </w:r>
+      <w:proofErr w:type="spellEnd"/>
+      <w:r>
+        <w:t>):</w:t>
+      </w:r>
+    </w:p>
+    <w:p>
+      <w:r>
+        <w:t xml:space="preserve">        </w:t>
+      </w:r>
+      <w:proofErr w:type="gramStart"/>
+      <w:r>
+        <w:t>super(</w:t>
+      </w:r>
+      <w:proofErr w:type="gramEnd"/>
+      <w:r>
+        <w:t>).__</w:t>
+      </w:r>
+      <w:proofErr w:type="spellStart"/>
+      <w:r>
+        <w:t>init</w:t>
+      </w:r>
+      <w:proofErr w:type="spellEnd"/>
+      <w:r>
+        <w:t>__()</w:t>
+      </w:r>
+    </w:p>
+    <w:p>
+      <w:r>
+        <w:t xml:space="preserve">        </w:t>
+      </w:r>
+      <w:proofErr w:type="spellStart"/>
+      <w:r>
+        <w:t>self.rnn</w:t>
+      </w:r>
+      <w:proofErr w:type="spellEnd"/>
+      <w:r>
+        <w:t xml:space="preserve"> = </w:t>
+      </w:r>
+      <w:proofErr w:type="spellStart"/>
+      <w:proofErr w:type="gramStart"/>
+      <w:r>
+        <w:t>nn.LSTM</w:t>
+      </w:r>
+      <w:proofErr w:type="spellEnd"/>
+      <w:r>
+        <w:t>(</w:t>
+      </w:r>
+      <w:proofErr w:type="spellStart"/>
+      <w:proofErr w:type="gramEnd"/>
+      <w:r>
+        <w:t>input_size</w:t>
+      </w:r>
+      <w:proofErr w:type="spellEnd"/>
+      <w:r>
+        <w:t xml:space="preserve">, </w:t>
+      </w:r>
+      <w:proofErr w:type="spellStart"/>
+      <w:r>
+        <w:t>hidden_size</w:t>
+      </w:r>
+      <w:proofErr w:type="spellEnd"/>
+      <w:r>
+        <w:t>)</w:t>
+      </w:r>
+    </w:p>
+    <w:p>
+      <w:r>
+        <w:t xml:space="preserve">        </w:t>
+      </w:r>
+      <w:proofErr w:type="spellStart"/>
+      <w:r>
+        <w:t>self.attention</w:t>
+      </w:r>
+      <w:proofErr w:type="spellEnd"/>
+      <w:r>
+        <w:t xml:space="preserve"> = </w:t>
+      </w:r>
+      <w:proofErr w:type="spellStart"/>
+      <w:proofErr w:type="gramStart"/>
+      <w:r>
+        <w:t>nn.MultiheadAttention</w:t>
+      </w:r>
+      <w:proofErr w:type="spellEnd"/>
+      <w:r>
+        <w:t>(</w:t>
+      </w:r>
+      <w:proofErr w:type="spellStart"/>
+      <w:proofErr w:type="gramEnd"/>
+      <w:r>
+        <w:t>hidden_size</w:t>
+      </w:r>
+      <w:proofErr w:type="spellEnd"/>
+      <w:r>
+        <w:t xml:space="preserve">, </w:t>
+      </w:r>
+      <w:proofErr w:type="spellStart"/>
+      <w:r>
+        <w:t>num_heads</w:t>
+      </w:r>
+      <w:proofErr w:type="spellEnd"/>
+      <w:r>
+        <w:t>=8)</w:t>
+      </w:r>
+    </w:p>
+    <w:p>
+      <w:r>
+        <w:t xml:space="preserve">    </w:t>
+      </w:r>
+    </w:p>
+    <w:p>
+      <w:r>
+        <w:t xml:space="preserve">    </w:t>
+      </w:r>
+      <w:proofErr w:type="spellStart"/>
+      <w:proofErr w:type="gramStart"/>
+      <w:r>
+        <w:t>def</w:t>
+      </w:r>
+      <w:proofErr w:type="spellEnd"/>
+      <w:proofErr w:type="gramEnd"/>
+      <w:r>
+        <w:t xml:space="preserve"> forward(self, x):</w:t>
+      </w:r>
+    </w:p>
+    <w:p>
+      <w:r>
+        <w:t xml:space="preserve">        </w:t>
+      </w:r>
+      <w:proofErr w:type="spellStart"/>
+      <w:r>
+        <w:t>rnn_out</w:t>
+      </w:r>
+      <w:proofErr w:type="spellEnd"/>
+      <w:r>
+        <w:t xml:space="preserve">, _ = </w:t>
+      </w:r>
+      <w:proofErr w:type="spellStart"/>
+      <w:r>
+        <w:t>self.rnn</w:t>
+      </w:r>
+      <w:proofErr w:type="spellEnd"/>
+      <w:r>
+        <w:t>(x)</w:t>
+      </w:r>
+    </w:p>
+    <w:p>
+      <w:r>
+        <w:t xml:space="preserve">        </w:t>
+      </w:r>
+      <w:proofErr w:type="gramStart"/>
+      <w:r>
+        <w:t>attended</w:t>
+      </w:r>
+      <w:proofErr w:type="gramEnd"/>
+      <w:r>
+        <w:t xml:space="preserve">, _ = </w:t>
+      </w:r>
+      <w:proofErr w:type="spellStart"/>
+      <w:r>
+        <w:t>self.attention</w:t>
+      </w:r>
+      <w:proofErr w:type="spellEnd"/>
+      <w:r>
+        <w:t>(</w:t>
+      </w:r>
+      <w:proofErr w:type="spellStart"/>
+      <w:r>
+        <w:t>rnn_out</w:t>
+      </w:r>
+      <w:proofErr w:type="spellEnd"/>
+      <w:r>
+        <w:t xml:space="preserve">, </w:t>
+      </w:r>
+      <w:proofErr w:type="spellStart"/>
+      <w:r>
+        <w:t>rnn_out</w:t>
+      </w:r>
+      <w:proofErr w:type="spellEnd"/>
+      <w:r>
+        <w:t xml:space="preserve">, </w:t>
+      </w:r>
+      <w:proofErr w:type="spellStart"/>
+      <w:r>
+        <w:t>rnn_out</w:t>
+      </w:r>
+      <w:proofErr w:type="spellEnd"/>
+      <w:r>
+        <w:t>)</w:t>
+      </w:r>
+    </w:p>
+    <w:p>
+      <w:r>
+        <w:t xml:space="preserve">        </w:t>
+      </w:r>
+      <w:proofErr w:type="gramStart"/>
+      <w:r>
+        <w:t>return</w:t>
+      </w:r>
+      <w:proofErr w:type="gramEnd"/>
+      <w:r>
+        <w:t xml:space="preserve"> attended</w:t>
+      </w:r>
+    </w:p>
+    <w:p>
+      <w:r>
+        <w:rPr>
+          <w:b/>
+          <w:bCs/>
+        </w:rPr>
+        <w:t>Pros</w:t>
+      </w:r>
+      <w:r>
+        <w:t>: Helps focus on relevant context</w:t>
+      </w:r>
+      <w:r>
+        <w:br/>
+      </w:r>
+      <w:r>
+        <w:rPr>
+          <w:b/>
+          <w:bCs/>
+        </w:rPr>
+        <w:t>Cons</w:t>
+      </w:r>
+      <w:r>
+        <w:t>: Still struggles with very long-range dependencies</w:t>
+      </w:r>
+    </w:p>
+    <w:p>
+      <w:r>
+        <w:pict w14:anchorId="3EBCBC2F">
+          <v:rect id="_x0000_i1026" style="width:0;height:1.5pt" o:hralign="center" o:hrstd="t" o:hr="t" fillcolor="#a0a0a0" stroked="f"/>
+        </w:pict>
+      </w:r>
+    </w:p>
+    <w:p>
+      <w:pPr>
+        <w:rPr>
+          <w:b/>
+          <w:bCs/>
+        </w:rPr>
+      </w:pPr>
+      <w:r>
+        <w:rPr>
+          <w:b/>
+          <w:bCs/>
+        </w:rPr>
+        <w:t xml:space="preserve">2. Transformer Architecture </w:t>
+      </w:r>
+      <w:r>
+        <w:rPr>
+          <w:rFonts w:ascii="Segoe UI Symbol" w:hAnsi="Segoe UI Symbol" w:cs="Segoe UI Symbol"/>
+          <w:b/>
+          <w:bCs/>
+        </w:rPr>
+        <w:t>🚀</w:t>
+      </w:r>
+      <w:r>
+        <w:rPr>
+          <w:b/>
+          <w:bCs/>
+        </w:rPr>
+        <w:t xml:space="preserve"> Modern Standard</w:t>
+      </w:r>
+    </w:p>
+    <w:p>
+      <w:r>
+        <w:t>Replace RNNs entirely with transformers that use self-attention.</w:t>
+      </w:r>
+    </w:p>
+    <w:p>
+      <w:proofErr w:type="gramStart"/>
+      <w:r>
+        <w:t>python</w:t>
+      </w:r>
+      <w:proofErr w:type="gramEnd"/>
+    </w:p>
+    <w:p>
+      <w:proofErr w:type="gramStart"/>
+      <w:r>
+        <w:lastRenderedPageBreak/>
+        <w:t>import</w:t>
+      </w:r>
+      <w:proofErr w:type="gramEnd"/>
+      <w:r>
+        <w:t xml:space="preserve"> </w:t>
+      </w:r>
+      <w:proofErr w:type="spellStart"/>
+      <w:r>
+        <w:t>torch.nn</w:t>
+      </w:r>
+      <w:proofErr w:type="spellEnd"/>
+      <w:r>
+        <w:t xml:space="preserve"> as </w:t>
+      </w:r>
+      <w:proofErr w:type="spellStart"/>
+      <w:r>
+        <w:t>nn</w:t>
+      </w:r>
+      <w:proofErr w:type="spellEnd"/>
+    </w:p>
+    <w:p/>
+    <w:p>
+      <w:r>
+        <w:t xml:space="preserve">model = </w:t>
+      </w:r>
+      <w:proofErr w:type="spellStart"/>
+      <w:r>
+        <w:t>nn.Transformer</w:t>
+      </w:r>
+      <w:proofErr w:type="spellEnd"/>
+      <w:r>
+        <w:t>(</w:t>
+      </w:r>
+    </w:p>
+    <w:p>
+      <w:r>
+        <w:t xml:space="preserve">    </w:t>
+      </w:r>
+      <w:proofErr w:type="spellStart"/>
+      <w:r>
+        <w:t>d_model</w:t>
+      </w:r>
+      <w:proofErr w:type="spellEnd"/>
+      <w:r>
+        <w:t>=512,</w:t>
+      </w:r>
+    </w:p>
+    <w:p>
+      <w:r>
+        <w:t xml:space="preserve">    </w:t>
+      </w:r>
+      <w:proofErr w:type="spellStart"/>
+      <w:r>
+        <w:t>nhead</w:t>
+      </w:r>
+      <w:proofErr w:type="spellEnd"/>
+      <w:r>
+        <w:t>=8,</w:t>
+      </w:r>
+    </w:p>
+    <w:p>
+      <w:r>
+        <w:t xml:space="preserve">    </w:t>
+      </w:r>
+      <w:proofErr w:type="spellStart"/>
+      <w:r>
+        <w:t>num_encoder_layers</w:t>
+      </w:r>
+      <w:proofErr w:type="spellEnd"/>
+      <w:r>
+        <w:t>=6,</w:t>
+      </w:r>
+    </w:p>
+    <w:p>
+      <w:r>
+        <w:t xml:space="preserve">    </w:t>
+      </w:r>
+      <w:proofErr w:type="spellStart"/>
+      <w:r>
+        <w:t>num_decoder_layers</w:t>
+      </w:r>
+      <w:proofErr w:type="spellEnd"/>
+      <w:r>
+        <w:t>=6</w:t>
+      </w:r>
+    </w:p>
+    <w:p>
+      <w:r>
+        <w:t>)</w:t>
+      </w:r>
+    </w:p>
+    <w:p>
+      <w:r>
+        <w:rPr>
+          <w:b/>
+          <w:bCs/>
+        </w:rPr>
+        <w:t>Pros</w:t>
+      </w:r>
+      <w:r>
+        <w:t>:</w:t>
+      </w:r>
+    </w:p>
+    <w:p>
+      <w:pPr>
+        <w:numPr>
+          <w:ilvl w:val="0"/>
+          <w:numId w:val="28"/>
+        </w:numPr>
+      </w:pPr>
+      <w:r>
+        <w:t>Handles long-range dependencies excellently</w:t>
+      </w:r>
+    </w:p>
+    <w:p>
+      <w:pPr>
+        <w:numPr>
+          <w:ilvl w:val="0"/>
+          <w:numId w:val="28"/>
+        </w:numPr>
+      </w:pPr>
+      <w:r>
+        <w:t>Parallelizable (faster training)</w:t>
+      </w:r>
+    </w:p>
+    <w:p>
+      <w:pPr>
+        <w:numPr>
+          <w:ilvl w:val="0"/>
+          <w:numId w:val="28"/>
+        </w:numPr>
+      </w:pPr>
+      <w:r>
+        <w:t>State-of-the-art for sequence modeling</w:t>
+      </w:r>
+    </w:p>
+    <w:p>
+      <w:r>
+        <w:rPr>
+          <w:b/>
+          <w:bCs/>
+        </w:rPr>
+        <w:t>Cons</w:t>
+      </w:r>
+      <w:r>
+        <w:t>:</w:t>
+      </w:r>
+    </w:p>
+    <w:p>
+      <w:pPr>
+        <w:numPr>
+          <w:ilvl w:val="0"/>
+          <w:numId w:val="29"/>
+        </w:numPr>
+      </w:pPr>
+      <w:r>
+        <w:t>Requires more data</w:t>
+      </w:r>
+    </w:p>
+    <w:p>
+      <w:pPr>
+        <w:numPr>
+          <w:ilvl w:val="0"/>
+          <w:numId w:val="29"/>
+        </w:numPr>
+      </w:pPr>
+      <w:r>
+        <w:t>Higher computational cost</w:t>
+      </w:r>
+    </w:p>
+    <w:p>
+      <w:pPr>
+        <w:numPr>
+          <w:ilvl w:val="0"/>
+          <w:numId w:val="29"/>
+        </w:numPr>
+      </w:pPr>
+      <w:r>
+        <w:t>No inherent temporal ordering (needs positional encoding)</w:t>
+      </w:r>
+    </w:p>
+    <w:p>
+      <w:r>
+        <w:pict w14:anchorId="698C2F1D">
+          <v:rect id="_x0000_i1027" style="width:0;height:1.5pt" o:hralign="center" o:hrstd="t" o:hr="t" fillcolor="#a0a0a0" stroked="f"/>
+        </w:pict>
+      </w:r>
+    </w:p>
+    <w:p>
+      <w:pPr>
+        <w:rPr>
+          <w:b/>
+          <w:bCs/>
+        </w:rPr>
+      </w:pPr>
+      <w:r>
+        <w:rPr>
+          <w:b/>
+          <w:bCs/>
+        </w:rPr>
+        <w:t xml:space="preserve">3. External Memory Networks </w:t>
+      </w:r>
+      <w:r>
+        <w:rPr>
+          <w:rFonts w:ascii="Calibri" w:hAnsi="Calibri" w:cs="Calibri"/>
+          <w:b/>
+          <w:bCs/>
+        </w:rPr>
+        <w:t>🧠</w:t>
+      </w:r>
+      <w:r>
+        <w:rPr>
+          <w:b/>
+          <w:bCs/>
+        </w:rPr>
+        <w:t xml:space="preserve"> Mandala's Approach</w:t>
+      </w:r>
+    </w:p>
+    <w:p>
+      <w:r>
+        <w:t>Store temporal context externally in a structured memory rather than in hidden states.</w:t>
+      </w:r>
+    </w:p>
+    <w:p>
+      <w:r>
+        <w:rPr>
+          <w:b/>
+          <w:bCs/>
+        </w:rPr>
+        <w:t>This is what Mandala does:</w:t>
+      </w:r>
+    </w:p>
+    <w:p>
+      <w:pPr>
+        <w:numPr>
+          <w:ilvl w:val="0"/>
+          <w:numId w:val="30"/>
+        </w:numPr>
+      </w:pPr>
+      <w:r>
+        <w:t>Accumulates temporal information in discrete tiers</w:t>
+      </w:r>
+    </w:p>
+    <w:p>
+      <w:pPr>
+        <w:numPr>
+          <w:ilvl w:val="0"/>
+          <w:numId w:val="30"/>
+        </w:numPr>
+      </w:pPr>
+      <w:r>
+        <w:t>Labels hierarchical cause-and-effect relationships</w:t>
+      </w:r>
+    </w:p>
+    <w:p>
+      <w:pPr>
+        <w:numPr>
+          <w:ilvl w:val="0"/>
+          <w:numId w:val="30"/>
+        </w:numPr>
+      </w:pPr>
+      <w:r>
+        <w:t xml:space="preserve">Feeds structured context into an MLP at each </w:t>
+      </w:r>
+      <w:proofErr w:type="spellStart"/>
+      <w:r>
+        <w:t>timestep</w:t>
+      </w:r>
+      <w:proofErr w:type="spellEnd"/>
+    </w:p>
+    <w:p>
+      <w:r>
+        <w:t>python</w:t>
+      </w:r>
+    </w:p>
+    <w:p>
+      <w:r>
+        <w:t># Conceptual approach</w:t>
+      </w:r>
+    </w:p>
+    <w:p>
+      <w:r>
+        <w:t xml:space="preserve">class </w:t>
+      </w:r>
+      <w:proofErr w:type="spellStart"/>
+      <w:r>
+        <w:t>ExternalMemoryRNN</w:t>
+      </w:r>
+      <w:proofErr w:type="spellEnd"/>
+      <w:r>
+        <w:t>:</w:t>
+      </w:r>
+    </w:p>
+    <w:p>
+      <w:r>
+        <w:t xml:space="preserve">    </w:t>
+      </w:r>
+      <w:proofErr w:type="spellStart"/>
+      <w:r>
+        <w:t>def</w:t>
+      </w:r>
+      <w:proofErr w:type="spellEnd"/>
+      <w:r>
+        <w:t xml:space="preserve"> __</w:t>
+      </w:r>
+      <w:proofErr w:type="spellStart"/>
+      <w:r>
+        <w:t>init</w:t>
+      </w:r>
+      <w:proofErr w:type="spellEnd"/>
+      <w:r>
+        <w:t>__(self):</w:t>
+      </w:r>
+    </w:p>
+    <w:p>
+      <w:r>
+        <w:lastRenderedPageBreak/>
+        <w:t xml:space="preserve">        </w:t>
+      </w:r>
+      <w:proofErr w:type="spellStart"/>
+      <w:r>
+        <w:t>self.memory_tiers</w:t>
+      </w:r>
+      <w:proofErr w:type="spellEnd"/>
+      <w:r>
+        <w:t xml:space="preserve"> = []  # Hierarchical temporal storage</w:t>
+      </w:r>
+    </w:p>
+    <w:p>
+      <w:r>
+        <w:t xml:space="preserve">        </w:t>
+      </w:r>
+      <w:proofErr w:type="spellStart"/>
+      <w:r>
+        <w:t>self.mlp</w:t>
+      </w:r>
+      <w:proofErr w:type="spellEnd"/>
+      <w:r>
+        <w:t xml:space="preserve"> = MLP()</w:t>
+      </w:r>
+    </w:p>
+    <w:p>
+      <w:r>
+        <w:t xml:space="preserve">    </w:t>
+      </w:r>
+    </w:p>
+    <w:p>
+      <w:r>
+        <w:t xml:space="preserve">    </w:t>
+      </w:r>
+      <w:proofErr w:type="spellStart"/>
+      <w:r>
+        <w:t>def</w:t>
+      </w:r>
+      <w:proofErr w:type="spellEnd"/>
+      <w:r>
+        <w:t xml:space="preserve"> </w:t>
+      </w:r>
+      <w:proofErr w:type="spellStart"/>
+      <w:r>
+        <w:t>process_step</w:t>
+      </w:r>
+      <w:proofErr w:type="spellEnd"/>
+      <w:r>
+        <w:t xml:space="preserve">(self, </w:t>
+      </w:r>
+      <w:proofErr w:type="spellStart"/>
+      <w:r>
+        <w:t>input_t</w:t>
+      </w:r>
+      <w:proofErr w:type="spellEnd"/>
+      <w:r>
+        <w:t>):</w:t>
+      </w:r>
+    </w:p>
+    <w:p>
+      <w:r>
+        <w:t xml:space="preserve">        # Update memory tiers with new context</w:t>
+      </w:r>
+    </w:p>
+    <w:p>
+      <w:r>
+        <w:t xml:space="preserve">        </w:t>
+      </w:r>
+      <w:proofErr w:type="spellStart"/>
+      <w:r>
+        <w:t>self.update_memory_tiers</w:t>
+      </w:r>
+      <w:proofErr w:type="spellEnd"/>
+      <w:r>
+        <w:t>(</w:t>
+      </w:r>
+      <w:proofErr w:type="spellStart"/>
+      <w:r>
+        <w:t>input_t</w:t>
+      </w:r>
+      <w:proofErr w:type="spellEnd"/>
+      <w:r>
+        <w:t>)</w:t>
+      </w:r>
+    </w:p>
+    <w:p>
+      <w:r>
+        <w:t xml:space="preserve">        </w:t>
+      </w:r>
+    </w:p>
+    <w:p>
+      <w:r>
+        <w:t xml:space="preserve">        # Feed structured memory into MLP</w:t>
+      </w:r>
+    </w:p>
+    <w:p>
+      <w:r>
+        <w:t xml:space="preserve">        context = </w:t>
+      </w:r>
+      <w:proofErr w:type="spellStart"/>
+      <w:r>
+        <w:t>self.get_tiered_context</w:t>
+      </w:r>
+      <w:proofErr w:type="spellEnd"/>
+      <w:r>
+        <w:t>()</w:t>
+      </w:r>
+    </w:p>
+    <w:p>
+      <w:r>
+        <w:t xml:space="preserve">        output = </w:t>
+      </w:r>
+      <w:proofErr w:type="spellStart"/>
+      <w:r>
+        <w:t>self.mlp</w:t>
+      </w:r>
+      <w:proofErr w:type="spellEnd"/>
+      <w:r>
+        <w:t>(</w:t>
+      </w:r>
+      <w:proofErr w:type="spellStart"/>
+      <w:r>
+        <w:t>input_t</w:t>
+      </w:r>
+      <w:proofErr w:type="spellEnd"/>
+      <w:r>
+        <w:t>, context)</w:t>
+      </w:r>
+    </w:p>
+    <w:p>
+      <w:r>
+        <w:t xml:space="preserve">        return output</w:t>
+      </w:r>
+    </w:p>
+    <w:p>
+      <w:r>
+        <w:rPr>
+          <w:b/>
+          <w:bCs/>
+        </w:rPr>
+        <w:t>Pros</w:t>
+      </w:r>
+      <w:r>
+        <w:t>:</w:t>
+      </w:r>
+    </w:p>
+    <w:p>
+      <w:pPr>
+        <w:numPr>
+          <w:ilvl w:val="0"/>
+          <w:numId w:val="31"/>
+        </w:numPr>
+      </w:pPr>
+      <w:r>
+        <w:t>Robust to intervening events</w:t>
+      </w:r>
+    </w:p>
+    <w:p>
+      <w:pPr>
+        <w:numPr>
+          <w:ilvl w:val="0"/>
+          <w:numId w:val="31"/>
+        </w:numPr>
+      </w:pPr>
+      <w:r>
+        <w:t>Explicit causation labeling</w:t>
+      </w:r>
+    </w:p>
+    <w:p>
+      <w:pPr>
+        <w:numPr>
+          <w:ilvl w:val="0"/>
+          <w:numId w:val="31"/>
+        </w:numPr>
+      </w:pPr>
+      <w:r>
+        <w:t>Good for multitasking scenarios</w:t>
+      </w:r>
+    </w:p>
+    <w:p>
+      <w:r>
+        <w:rPr>
+          <w:b/>
+          <w:bCs/>
+        </w:rPr>
+        <w:t>Cons</w:t>
+      </w:r>
+      <w:r>
+        <w:t>:</w:t>
+      </w:r>
+    </w:p>
+    <w:p>
+      <w:pPr>
+        <w:numPr>
+          <w:ilvl w:val="0"/>
+          <w:numId w:val="32"/>
+        </w:numPr>
+      </w:pPr>
+      <w:r>
+        <w:t>More complex architecture</w:t>
+      </w:r>
+    </w:p>
+    <w:p>
+      <w:pPr>
+        <w:numPr>
+          <w:ilvl w:val="0"/>
+          <w:numId w:val="32"/>
+        </w:numPr>
+      </w:pPr>
+      <w:r>
+        <w:t>Requires careful memory management</w:t>
+      </w:r>
+    </w:p>
+    <w:p>
+      <w:r>
+        <w:pict w14:anchorId="41F855C9">
+          <v:rect id="_x0000_i1028" style="width:0;height:1.5pt" o:hralign="center" o:hrstd="t" o:hr="t" fillcolor="#a0a0a0" stroked="f"/>
+        </w:pict>
+      </w:r>
+    </w:p>
+    <w:p>
+      <w:pPr>
+        <w:rPr>
+          <w:b/>
+          <w:bCs/>
+        </w:rPr>
+      </w:pPr>
+      <w:r>
+        <w:rPr>
+          <w:b/>
+          <w:bCs/>
+        </w:rPr>
+        <w:t>4. Gated Recurrent Units (GRU) / LSTM Improvements</w:t>
+      </w:r>
+    </w:p>
+    <w:p>
+      <w:r>
+        <w:t>Use better gating mechanisms to control information flow.</w:t>
+      </w:r>
+    </w:p>
+    <w:p>
+      <w:r>
+        <w:t>python</w:t>
+      </w:r>
+    </w:p>
+    <w:p>
+      <w:r>
+        <w:t># Standard LSTM already has gates, but you can enhance:</w:t>
+      </w:r>
+    </w:p>
+    <w:p>
+      <w:r>
+        <w:t xml:space="preserve">class </w:t>
+      </w:r>
+      <w:proofErr w:type="spellStart"/>
+      <w:r>
+        <w:t>ImprovedLSTM</w:t>
+      </w:r>
+      <w:proofErr w:type="spellEnd"/>
+      <w:r>
+        <w:t>(</w:t>
+      </w:r>
+      <w:proofErr w:type="spellStart"/>
+      <w:r>
+        <w:t>nn.Module</w:t>
+      </w:r>
+      <w:proofErr w:type="spellEnd"/>
+      <w:r>
+        <w:t>):</w:t>
+      </w:r>
+    </w:p>
+    <w:p>
+      <w:r>
+        <w:t xml:space="preserve">    </w:t>
+      </w:r>
+      <w:proofErr w:type="spellStart"/>
+      <w:r>
+        <w:t>def</w:t>
+      </w:r>
+      <w:proofErr w:type="spellEnd"/>
+      <w:r>
+        <w:t xml:space="preserve"> __</w:t>
+      </w:r>
+      <w:proofErr w:type="spellStart"/>
+      <w:r>
+        <w:t>init</w:t>
+      </w:r>
+      <w:proofErr w:type="spellEnd"/>
+      <w:r>
+        <w:t xml:space="preserve">__(self, </w:t>
+      </w:r>
+      <w:proofErr w:type="spellStart"/>
+      <w:r>
+        <w:t>input_size</w:t>
+      </w:r>
+      <w:proofErr w:type="spellEnd"/>
+      <w:r>
+        <w:t xml:space="preserve">, </w:t>
+      </w:r>
+      <w:proofErr w:type="spellStart"/>
+      <w:r>
+        <w:t>hidden_size</w:t>
+      </w:r>
+      <w:proofErr w:type="spellEnd"/>
+      <w:r>
+        <w:t>):</w:t>
+      </w:r>
+    </w:p>
+    <w:p>
+      <w:r>
+        <w:t xml:space="preserve">        super().__</w:t>
+      </w:r>
+      <w:proofErr w:type="spellStart"/>
+      <w:r>
+        <w:t>init</w:t>
+      </w:r>
+      <w:proofErr w:type="spellEnd"/>
+      <w:r>
+        <w:t>__()</w:t>
+      </w:r>
+    </w:p>
+    <w:p>
+      <w:r>
+        <w:t xml:space="preserve">        </w:t>
+      </w:r>
+      <w:proofErr w:type="spellStart"/>
+      <w:r>
+        <w:t>self.lstm</w:t>
+      </w:r>
+      <w:proofErr w:type="spellEnd"/>
+      <w:r>
+        <w:t xml:space="preserve"> = </w:t>
+      </w:r>
+      <w:proofErr w:type="spellStart"/>
+      <w:r>
+        <w:t>nn.LSTM</w:t>
+      </w:r>
+      <w:proofErr w:type="spellEnd"/>
+      <w:r>
+        <w:t>(</w:t>
+      </w:r>
+    </w:p>
+    <w:p>
+      <w:r>
+        <w:lastRenderedPageBreak/>
+        <w:t xml:space="preserve">            </w:t>
+      </w:r>
+      <w:proofErr w:type="spellStart"/>
+      <w:r>
+        <w:t>input_size</w:t>
+      </w:r>
+      <w:proofErr w:type="spellEnd"/>
+      <w:r>
+        <w:t xml:space="preserve">, </w:t>
+      </w:r>
+    </w:p>
+    <w:p>
+      <w:r>
+        <w:t xml:space="preserve">            </w:t>
+      </w:r>
+      <w:proofErr w:type="spellStart"/>
+      <w:r>
+        <w:t>hidden_size</w:t>
+      </w:r>
+      <w:proofErr w:type="spellEnd"/>
+      <w:r>
+        <w:t>,</w:t>
+      </w:r>
+    </w:p>
+    <w:p>
+      <w:r>
+        <w:t xml:space="preserve">            </w:t>
+      </w:r>
+      <w:proofErr w:type="spellStart"/>
+      <w:r>
+        <w:t>num_layers</w:t>
+      </w:r>
+      <w:proofErr w:type="spellEnd"/>
+      <w:r>
+        <w:t>=3,  # Deeper</w:t>
+      </w:r>
+    </w:p>
+    <w:p>
+      <w:r>
+        <w:t xml:space="preserve">            dropout=0.2,   # Regularization</w:t>
+      </w:r>
+    </w:p>
+    <w:p>
+      <w:r>
+        <w:t xml:space="preserve">            bidirectional=True  # Both directions</w:t>
+      </w:r>
+    </w:p>
+    <w:p>
+      <w:r>
+        <w:t xml:space="preserve">        )</w:t>
+      </w:r>
+    </w:p>
+    <w:p>
+      <w:r>
+        <w:rPr>
+          <w:b/>
+          <w:bCs/>
+        </w:rPr>
+        <w:t>Enhancements</w:t>
+      </w:r>
+      <w:r>
+        <w:t>:</w:t>
+      </w:r>
+    </w:p>
+    <w:p>
+      <w:pPr>
+        <w:numPr>
+          <w:ilvl w:val="0"/>
+          <w:numId w:val="33"/>
+        </w:numPr>
+      </w:pPr>
+      <w:r>
+        <w:rPr>
+          <w:b/>
+          <w:bCs/>
+        </w:rPr>
+        <w:t>Bidirectional</w:t>
+      </w:r>
+      <w:r>
+        <w:t>: Process sequences forward and backward</w:t>
+      </w:r>
+    </w:p>
+    <w:p>
+      <w:pPr>
+        <w:numPr>
+          <w:ilvl w:val="0"/>
+          <w:numId w:val="33"/>
+        </w:numPr>
+      </w:pPr>
+      <w:r>
+        <w:rPr>
+          <w:b/>
+          <w:bCs/>
+        </w:rPr>
+        <w:t>Stacked layers</w:t>
+      </w:r>
+      <w:r>
+        <w:t>: Multiple LSTM layers</w:t>
+      </w:r>
+    </w:p>
+    <w:p>
+      <w:pPr>
+        <w:numPr>
+          <w:ilvl w:val="0"/>
+          <w:numId w:val="33"/>
+        </w:numPr>
+      </w:pPr>
+      <w:r>
+        <w:rPr>
+          <w:b/>
+          <w:bCs/>
+        </w:rPr>
+        <w:t>Dropout</w:t>
+      </w:r>
+      <w:r>
+        <w:t>: Prevent overfitting</w:t>
+      </w:r>
+    </w:p>
+    <w:p>
+      <w:pPr>
+        <w:numPr>
+          <w:ilvl w:val="0"/>
+          <w:numId w:val="33"/>
+        </w:numPr>
+      </w:pPr>
+      <w:r>
+        <w:rPr>
+          <w:b/>
+          <w:bCs/>
+        </w:rPr>
+        <w:t>Layer normalization</w:t>
+      </w:r>
+      <w:r>
+        <w:t>: Stabilize training</w:t>
+      </w:r>
+    </w:p>
+    <w:p>
+      <w:r>
+        <w:pict w14:anchorId="6EFFC939">
+          <v:rect id="_x0000_i1029" style="width:0;height:1.5pt" o:hralign="center" o:hrstd="t" o:hr="t" fillcolor="#a0a0a0" stroked="f"/>
+        </w:pict>
+      </w:r>
+    </w:p>
+    <w:p>
+      <w:pPr>
+        <w:rPr>
+          <w:b/>
+          <w:bCs/>
+        </w:rPr>
+      </w:pPr>
+      <w:r>
+        <w:rPr>
+          <w:b/>
+          <w:bCs/>
+        </w:rPr>
+        <w:t>5. Hierarchical RNNs</w:t>
+      </w:r>
+    </w:p>
+    <w:p>
+      <w:r>
+        <w:t>Use multiple RNN levels operating at different timescales.</w:t>
+      </w:r>
+    </w:p>
+    <w:p>
+      <w:r>
+        <w:t>python</w:t>
+      </w:r>
+    </w:p>
+    <w:p>
+      <w:r>
+        <w:t xml:space="preserve">class </w:t>
+      </w:r>
+      <w:proofErr w:type="spellStart"/>
+      <w:r>
+        <w:t>HierarchicalRNN</w:t>
+      </w:r>
+      <w:proofErr w:type="spellEnd"/>
+      <w:r>
+        <w:t>(</w:t>
+      </w:r>
+      <w:proofErr w:type="spellStart"/>
+      <w:r>
+        <w:t>nn.Module</w:t>
+      </w:r>
+      <w:proofErr w:type="spellEnd"/>
+      <w:r>
+        <w:t>):</w:t>
+      </w:r>
+    </w:p>
+    <w:p>
+      <w:r>
+        <w:t xml:space="preserve">    </w:t>
+      </w:r>
+      <w:proofErr w:type="spellStart"/>
+      <w:r>
+        <w:t>def</w:t>
+      </w:r>
+      <w:proofErr w:type="spellEnd"/>
+      <w:r>
+        <w:t xml:space="preserve"> __</w:t>
+      </w:r>
+      <w:proofErr w:type="spellStart"/>
+      <w:r>
+        <w:t>init</w:t>
+      </w:r>
+      <w:proofErr w:type="spellEnd"/>
+      <w:r>
+        <w:t>__(self):</w:t>
+      </w:r>
+    </w:p>
+    <w:p>
+      <w:r>
+        <w:t xml:space="preserve">        super().__</w:t>
+      </w:r>
+      <w:proofErr w:type="spellStart"/>
+      <w:r>
+        <w:t>init</w:t>
+      </w:r>
+      <w:proofErr w:type="spellEnd"/>
+      <w:r>
+        <w:t>__()</w:t>
+      </w:r>
+    </w:p>
+    <w:p>
+      <w:r>
+        <w:t xml:space="preserve">        </w:t>
+      </w:r>
+      <w:proofErr w:type="spellStart"/>
+      <w:r>
+        <w:t>self.fast_rnn</w:t>
+      </w:r>
+      <w:proofErr w:type="spellEnd"/>
+      <w:r>
+        <w:t xml:space="preserve"> = </w:t>
+      </w:r>
+      <w:proofErr w:type="spellStart"/>
+      <w:r>
+        <w:t>nn.LSTM</w:t>
+      </w:r>
+      <w:proofErr w:type="spellEnd"/>
+      <w:r>
+        <w:t>(</w:t>
+      </w:r>
+      <w:proofErr w:type="spellStart"/>
+      <w:r>
+        <w:t>input_size</w:t>
+      </w:r>
+      <w:proofErr w:type="spellEnd"/>
+      <w:r>
+        <w:t xml:space="preserve">, </w:t>
+      </w:r>
+      <w:proofErr w:type="spellStart"/>
+      <w:r>
+        <w:t>hidden_size</w:t>
+      </w:r>
+      <w:proofErr w:type="spellEnd"/>
+      <w:r>
+        <w:t>)  # Short-term</w:t>
+      </w:r>
+    </w:p>
+    <w:p>
+      <w:r>
+        <w:t xml:space="preserve">        </w:t>
+      </w:r>
+      <w:proofErr w:type="spellStart"/>
+      <w:r>
+        <w:t>self.slow_rnn</w:t>
+      </w:r>
+      <w:proofErr w:type="spellEnd"/>
+      <w:r>
+        <w:t xml:space="preserve"> = </w:t>
+      </w:r>
+      <w:proofErr w:type="spellStart"/>
+      <w:r>
+        <w:t>nn.LSTM</w:t>
+      </w:r>
+      <w:proofErr w:type="spellEnd"/>
+      <w:r>
+        <w:t>(</w:t>
+      </w:r>
+      <w:proofErr w:type="spellStart"/>
+      <w:r>
+        <w:t>hidden_size</w:t>
+      </w:r>
+      <w:proofErr w:type="spellEnd"/>
+      <w:r>
+        <w:t xml:space="preserve">, </w:t>
+      </w:r>
+      <w:proofErr w:type="spellStart"/>
+      <w:r>
+        <w:t>hidden_size</w:t>
+      </w:r>
+      <w:proofErr w:type="spellEnd"/>
+      <w:r>
+        <w:t>)  # Long-term</w:t>
+      </w:r>
+    </w:p>
+    <w:p>
+      <w:r>
+        <w:t xml:space="preserve">    </w:t>
+      </w:r>
+    </w:p>
+    <w:p>
+      <w:r>
+        <w:t xml:space="preserve">    </w:t>
+      </w:r>
+      <w:proofErr w:type="spellStart"/>
+      <w:r>
+        <w:t>def</w:t>
+      </w:r>
+      <w:proofErr w:type="spellEnd"/>
+      <w:r>
+        <w:t xml:space="preserve"> forward(self, x):</w:t>
+      </w:r>
+    </w:p>
+    <w:p>
+      <w:r>
+        <w:t xml:space="preserve">        # Fast RNN processes each step</w:t>
+      </w:r>
+    </w:p>
+    <w:p>
+      <w:r>
+        <w:t xml:space="preserve">        </w:t>
+      </w:r>
+      <w:proofErr w:type="spellStart"/>
+      <w:r>
+        <w:t>fast_out</w:t>
+      </w:r>
+      <w:proofErr w:type="spellEnd"/>
+      <w:r>
+        <w:t xml:space="preserve">, </w:t>
+      </w:r>
+      <w:proofErr w:type="spellStart"/>
+      <w:r>
+        <w:t>fast_hidden</w:t>
+      </w:r>
+      <w:proofErr w:type="spellEnd"/>
+      <w:r>
+        <w:t xml:space="preserve"> = </w:t>
+      </w:r>
+      <w:proofErr w:type="spellStart"/>
+      <w:r>
+        <w:t>self.fast_rnn</w:t>
+      </w:r>
+      <w:proofErr w:type="spellEnd"/>
+      <w:r>
+        <w:t>(x)</w:t>
+      </w:r>
+    </w:p>
+    <w:p>
+      <w:r>
+        <w:t xml:space="preserve">        </w:t>
+      </w:r>
+    </w:p>
+    <w:p>
+      <w:r>
+        <w:t xml:space="preserve">        # Slow RNN processes summaries</w:t>
+      </w:r>
+    </w:p>
+    <w:p>
+      <w:r>
+        <w:t xml:space="preserve">        </w:t>
+      </w:r>
+      <w:proofErr w:type="spellStart"/>
+      <w:r>
+        <w:t>slow_out</w:t>
+      </w:r>
+      <w:proofErr w:type="spellEnd"/>
+      <w:r>
+        <w:t xml:space="preserve">, </w:t>
+      </w:r>
+      <w:proofErr w:type="spellStart"/>
+      <w:r>
+        <w:t>slow_hidden</w:t>
+      </w:r>
+      <w:proofErr w:type="spellEnd"/>
+      <w:r>
+        <w:t xml:space="preserve"> = </w:t>
+      </w:r>
+      <w:proofErr w:type="spellStart"/>
+      <w:r>
+        <w:t>self.slow_rnn</w:t>
+      </w:r>
+      <w:proofErr w:type="spellEnd"/>
+      <w:r>
+        <w:t>(</w:t>
+      </w:r>
+      <w:proofErr w:type="spellStart"/>
+      <w:r>
+        <w:t>fast_out</w:t>
+      </w:r>
+      <w:proofErr w:type="spellEnd"/>
+      <w:r>
+        <w:t>[::10])  # Every 10 steps</w:t>
+      </w:r>
+    </w:p>
+    <w:p>
+      <w:r>
+        <w:lastRenderedPageBreak/>
+        <w:t xml:space="preserve">        return </w:t>
+      </w:r>
+      <w:proofErr w:type="spellStart"/>
+      <w:r>
+        <w:t>fast_out</w:t>
+      </w:r>
+      <w:proofErr w:type="spellEnd"/>
+      <w:r>
+        <w:t xml:space="preserve">, </w:t>
+      </w:r>
+      <w:proofErr w:type="spellStart"/>
+      <w:r>
+        <w:t>slow_out</w:t>
+      </w:r>
+      <w:proofErr w:type="spellEnd"/>
+    </w:p>
+    <w:p>
+      <w:r>
+        <w:rPr>
+          <w:b/>
+          <w:bCs/>
+        </w:rPr>
+        <w:t>Pros</w:t>
+      </w:r>
+      <w:r>
+        <w:t>: Natural handling of multi-scale temporal patterns</w:t>
+      </w:r>
+      <w:r>
+        <w:br/>
+      </w:r>
+      <w:r>
+        <w:rPr>
+          <w:b/>
+          <w:bCs/>
+        </w:rPr>
+        <w:t>Cons</w:t>
+      </w:r>
+      <w:r>
+        <w:t>: More complex training</w:t>
+      </w:r>
+    </w:p>
+    <w:p>
+      <w:r>
+        <w:pict w14:anchorId="65D77B4D">
+          <v:rect id="_x0000_i1030" style="width:0;height:1.5pt" o:hralign="center" o:hrstd="t" o:hr="t" fillcolor="#a0a0a0" stroked="f"/>
+        </w:pict>
+      </w:r>
+    </w:p>
+    <w:p>
+      <w:pPr>
+        <w:rPr>
+          <w:b/>
+          <w:bCs/>
+        </w:rPr>
+      </w:pPr>
+      <w:r>
+        <w:rPr>
+          <w:b/>
+          <w:bCs/>
+        </w:rPr>
+        <w:t xml:space="preserve">6. State Space Models (SSMs) </w:t>
+      </w:r>
+      <w:r>
+        <w:rPr>
+          <w:rFonts w:ascii="Segoe UI Symbol" w:hAnsi="Segoe UI Symbol" w:cs="Segoe UI Symbol"/>
+          <w:b/>
+          <w:bCs/>
+        </w:rPr>
+        <w:t>🆕</w:t>
+      </w:r>
+      <w:r>
+        <w:rPr>
+          <w:b/>
+          <w:bCs/>
+        </w:rPr>
+        <w:t xml:space="preserve"> Cutting Edge</w:t>
+      </w:r>
+    </w:p>
+    <w:p>
+      <w:r>
+        <w:t>Modern alternatives like Mamba, S4 that handle long sequences better.</w:t>
+      </w:r>
+    </w:p>
+    <w:p>
+      <w:r>
+        <w:t>python</w:t>
+      </w:r>
+    </w:p>
+    <w:p>
+      <w:r>
+        <w:t># Using state-space models (conceptual)</w:t>
+      </w:r>
+    </w:p>
+    <w:p>
+      <w:r>
+        <w:t xml:space="preserve">from </w:t>
+      </w:r>
+      <w:proofErr w:type="spellStart"/>
+      <w:r>
+        <w:t>mamba_ssm</w:t>
+      </w:r>
+      <w:proofErr w:type="spellEnd"/>
+      <w:r>
+        <w:t xml:space="preserve"> import Mamba</w:t>
+      </w:r>
+    </w:p>
+    <w:p/>
+    <w:p>
+      <w:r>
+        <w:t>model = Mamba(</w:t>
+      </w:r>
+    </w:p>
+    <w:p>
+      <w:r>
+        <w:t xml:space="preserve">    </w:t>
+      </w:r>
+      <w:proofErr w:type="spellStart"/>
+      <w:r>
+        <w:t>d_model</w:t>
+      </w:r>
+      <w:proofErr w:type="spellEnd"/>
+      <w:r>
+        <w:t>=512,</w:t>
+      </w:r>
+    </w:p>
+    <w:p>
+      <w:r>
+        <w:t xml:space="preserve">    </w:t>
+      </w:r>
+      <w:proofErr w:type="spellStart"/>
+      <w:r>
+        <w:t>d_state</w:t>
+      </w:r>
+      <w:proofErr w:type="spellEnd"/>
+      <w:r>
+        <w:t>=16,</w:t>
+      </w:r>
+    </w:p>
+    <w:p>
+      <w:r>
+        <w:t xml:space="preserve">    </w:t>
+      </w:r>
+      <w:proofErr w:type="spellStart"/>
+      <w:r>
+        <w:t>d_conv</w:t>
+      </w:r>
+      <w:proofErr w:type="spellEnd"/>
+      <w:r>
+        <w:t>=4,</w:t>
+      </w:r>
+    </w:p>
+    <w:p>
+      <w:r>
+        <w:t xml:space="preserve">    expand=2</w:t>
+      </w:r>
+    </w:p>
+    <w:p>
+      <w:r>
+        <w:t>)</w:t>
+      </w:r>
+    </w:p>
+    <w:p>
+      <w:r>
+        <w:rPr>
+          <w:b/>
+          <w:bCs/>
+        </w:rPr>
+        <w:t>Pros</w:t>
+      </w:r>
+      <w:r>
+        <w:t>:</w:t>
+      </w:r>
+    </w:p>
+    <w:p>
+      <w:pPr>
+        <w:numPr>
+          <w:ilvl w:val="0"/>
+          <w:numId w:val="34"/>
+        </w:numPr>
+      </w:pPr>
+      <w:r>
+        <w:t>Efficient on long sequences</w:t>
+      </w:r>
+    </w:p>
+    <w:p>
+      <w:pPr>
+        <w:numPr>
+          <w:ilvl w:val="0"/>
+          <w:numId w:val="34"/>
+        </w:numPr>
+      </w:pPr>
+      <w:r>
+        <w:t>Better than transformers for some tasks</w:t>
+      </w:r>
+    </w:p>
+    <w:p>
+      <w:pPr>
+        <w:numPr>
+          <w:ilvl w:val="0"/>
+          <w:numId w:val="34"/>
+        </w:numPr>
+      </w:pPr>
+      <w:r>
+        <w:t>Linear complexity</w:t>
+      </w:r>
+    </w:p>
+    <w:p>
+      <w:r>
+        <w:rPr>
+          <w:b/>
+          <w:bCs/>
+        </w:rPr>
+        <w:t>Cons</w:t>
+      </w:r>
+      <w:r>
+        <w:t>:</w:t>
+      </w:r>
+    </w:p>
+    <w:p>
+      <w:pPr>
+        <w:numPr>
+          <w:ilvl w:val="0"/>
+          <w:numId w:val="35"/>
+        </w:numPr>
+      </w:pPr>
+      <w:r>
+        <w:t>Still relatively new</w:t>
+      </w:r>
+    </w:p>
+    <w:p>
+      <w:pPr>
+        <w:numPr>
+          <w:ilvl w:val="0"/>
+          <w:numId w:val="35"/>
+        </w:numPr>
+      </w:pPr>
+      <w:r>
+        <w:t>Less mature tooling</w:t>
+      </w:r>
+    </w:p>
+    <w:p>
+      <w:r>
+        <w:pict w14:anchorId="16A232E2">
+          <v:rect id="_x0000_i1031" style="width:0;height:1.5pt" o:hralign="center" o:hrstd="t" o:hr="t" fillcolor="#a0a0a0" stroked="f"/>
+        </w:pict>
+      </w:r>
+    </w:p>
+    <w:p>
+      <w:pPr>
+        <w:rPr>
+          <w:b/>
+          <w:bCs/>
+        </w:rPr>
+      </w:pPr>
+      <w:r>
+        <w:rPr>
+          <w:b/>
+          <w:bCs/>
+        </w:rPr>
+        <w:t>7. Task-Specific Preprocessing</w:t>
+      </w:r>
+    </w:p>
+    <w:p>
+      <w:r>
+        <w:t>Explicitly label or separate interleaved sequences.</w:t>
+      </w:r>
+    </w:p>
+    <w:p>
+      <w:r>
+        <w:t>python</w:t>
+      </w:r>
+    </w:p>
+    <w:p>
+      <w:proofErr w:type="spellStart"/>
+      <w:r>
+        <w:lastRenderedPageBreak/>
+        <w:t>def</w:t>
+      </w:r>
+      <w:proofErr w:type="spellEnd"/>
+      <w:r>
+        <w:t xml:space="preserve"> </w:t>
+      </w:r>
+      <w:proofErr w:type="spellStart"/>
+      <w:r>
+        <w:t>preprocess_interleaved_sequences</w:t>
+      </w:r>
+      <w:proofErr w:type="spellEnd"/>
+      <w:r>
+        <w:t>(data):</w:t>
+      </w:r>
+    </w:p>
+    <w:p>
+      <w:r>
+        <w:t xml:space="preserve">    # Separate by task ID</w:t>
+      </w:r>
+    </w:p>
+    <w:p>
+      <w:r>
+        <w:t xml:space="preserve">    </w:t>
+      </w:r>
+      <w:proofErr w:type="spellStart"/>
+      <w:r>
+        <w:t>task_streams</w:t>
+      </w:r>
+      <w:proofErr w:type="spellEnd"/>
+      <w:r>
+        <w:t xml:space="preserve"> = {}</w:t>
+      </w:r>
+    </w:p>
+    <w:p>
+      <w:r>
+        <w:t xml:space="preserve">    for item in data:</w:t>
+      </w:r>
+    </w:p>
+    <w:p>
+      <w:r>
+        <w:t xml:space="preserve">        </w:t>
+      </w:r>
+      <w:proofErr w:type="spellStart"/>
+      <w:r>
+        <w:t>task_id</w:t>
+      </w:r>
+      <w:proofErr w:type="spellEnd"/>
+      <w:r>
+        <w:t xml:space="preserve"> = item['</w:t>
+      </w:r>
+      <w:proofErr w:type="spellStart"/>
+      <w:r>
+        <w:t>task_id</w:t>
+      </w:r>
+      <w:proofErr w:type="spellEnd"/>
+      <w:r>
+        <w:t>']</w:t>
+      </w:r>
+    </w:p>
+    <w:p>
+      <w:r>
+        <w:t xml:space="preserve">        if </w:t>
+      </w:r>
+      <w:proofErr w:type="spellStart"/>
+      <w:r>
+        <w:t>task_id</w:t>
+      </w:r>
+      <w:proofErr w:type="spellEnd"/>
+      <w:r>
+        <w:t xml:space="preserve"> not in </w:t>
+      </w:r>
+      <w:proofErr w:type="spellStart"/>
+      <w:r>
+        <w:t>task_streams</w:t>
+      </w:r>
+      <w:proofErr w:type="spellEnd"/>
+      <w:r>
+        <w:t>:</w:t>
+      </w:r>
+    </w:p>
+    <w:p>
+      <w:r>
+        <w:t xml:space="preserve">            </w:t>
+      </w:r>
+      <w:proofErr w:type="spellStart"/>
+      <w:r>
+        <w:t>task_streams</w:t>
+      </w:r>
+      <w:proofErr w:type="spellEnd"/>
+      <w:r>
+        <w:t>[</w:t>
+      </w:r>
+      <w:proofErr w:type="spellStart"/>
+      <w:r>
+        <w:t>task_id</w:t>
+      </w:r>
+      <w:proofErr w:type="spellEnd"/>
+      <w:r>
+        <w:t>] = []</w:t>
+      </w:r>
+    </w:p>
+    <w:p>
+      <w:r>
+        <w:t xml:space="preserve">        </w:t>
+      </w:r>
+      <w:proofErr w:type="spellStart"/>
+      <w:r>
+        <w:t>task_streams</w:t>
+      </w:r>
+      <w:proofErr w:type="spellEnd"/>
+      <w:r>
+        <w:t>[</w:t>
+      </w:r>
+      <w:proofErr w:type="spellStart"/>
+      <w:r>
+        <w:t>task_id</w:t>
+      </w:r>
+      <w:proofErr w:type="spellEnd"/>
+      <w:r>
+        <w:t>].append(item)</w:t>
+      </w:r>
+    </w:p>
+    <w:p>
+      <w:r>
+        <w:t xml:space="preserve">    </w:t>
+      </w:r>
+    </w:p>
+    <w:p>
+      <w:r>
+        <w:t xml:space="preserve">    # Train separate models or add task </w:t>
+      </w:r>
+      <w:proofErr w:type="spellStart"/>
+      <w:r>
+        <w:t>embeddings</w:t>
+      </w:r>
+      <w:proofErr w:type="spellEnd"/>
+    </w:p>
+    <w:p>
+      <w:r>
+        <w:t xml:space="preserve">    return </w:t>
+      </w:r>
+      <w:proofErr w:type="spellStart"/>
+      <w:r>
+        <w:t>task_streams</w:t>
+      </w:r>
+      <w:proofErr w:type="spellEnd"/>
+    </w:p>
+    <w:p>
+      <w:r>
+        <w:rPr>
+          <w:b/>
+          <w:bCs/>
+        </w:rPr>
+        <w:t>Pros</w:t>
+      </w:r>
+      <w:r>
+        <w:t>: Simple, often effective</w:t>
+      </w:r>
+      <w:r>
+        <w:br/>
+      </w:r>
+      <w:r>
+        <w:rPr>
+          <w:b/>
+          <w:bCs/>
+        </w:rPr>
+        <w:t>Cons</w:t>
+      </w:r>
+      <w:r>
+        <w:t>: Requires task labels</w:t>
+      </w:r>
+    </w:p>
+    <w:p>
+      <w:r>
+        <w:pict w14:anchorId="6786CFE1">
+          <v:rect id="_x0000_i1032" style="width:0;height:1.5pt" o:hralign="center" o:hrstd="t" o:hr="t" fillcolor="#a0a0a0" stroked="f"/>
+        </w:pict>
+      </w:r>
+    </w:p>
+    <w:p>
+      <w:pPr>
+        <w:rPr>
+          <w:b/>
+          <w:bCs/>
+        </w:rPr>
+      </w:pPr>
+      <w:r>
+        <w:rPr>
+          <w:b/>
+          <w:bCs/>
+        </w:rPr>
+        <w:t>What Mandala Does Differently:</w:t>
+      </w:r>
+    </w:p>
+    <w:p>
+      <w:r>
+        <w:t xml:space="preserve">Looking at your test results, Mandala's approach of </w:t>
+      </w:r>
+      <w:r>
+        <w:rPr>
+          <w:b/>
+          <w:bCs/>
+        </w:rPr>
+        <w:t>external temporal tier accumulation</w:t>
+      </w:r>
+      <w:r>
+        <w:t xml:space="preserve"> is clearly working:</w:t>
+      </w:r>
+    </w:p>
+    <w:p>
+      <w:pPr>
+        <w:numPr>
+          <w:ilvl w:val="0"/>
+          <w:numId w:val="36"/>
+        </w:numPr>
+      </w:pPr>
+      <w:r>
+        <w:rPr>
+          <w:b/>
+          <w:bCs/>
+        </w:rPr>
+        <w:t>Explicit Context Tiers</w:t>
+      </w:r>
+      <w:r>
+        <w:t>: Instead of hidden states, context is stored in discrete tiers</w:t>
+      </w:r>
+    </w:p>
+    <w:p>
+      <w:pPr>
+        <w:numPr>
+          <w:ilvl w:val="0"/>
+          <w:numId w:val="36"/>
+        </w:numPr>
+      </w:pPr>
+      <w:r>
+        <w:rPr>
+          <w:b/>
+          <w:bCs/>
+        </w:rPr>
+        <w:t>Causation Labeling</w:t>
+      </w:r>
+      <w:r>
+        <w:t>: Hierarchical cause-effect relationships are explicitly tracked</w:t>
+      </w:r>
+    </w:p>
+    <w:p>
+      <w:pPr>
+        <w:numPr>
+          <w:ilvl w:val="0"/>
+          <w:numId w:val="36"/>
+        </w:numPr>
+      </w:pPr>
+      <w:r>
+        <w:rPr>
+          <w:b/>
+          <w:bCs/>
+        </w:rPr>
+        <w:t>MLP Processing</w:t>
+      </w:r>
+      <w:r>
+        <w:t>: At each step, structured context feeds into an MLP</w:t>
+      </w:r>
+    </w:p>
+    <w:p>
+      <w:pPr>
+        <w:numPr>
+          <w:ilvl w:val="0"/>
+          <w:numId w:val="36"/>
+        </w:numPr>
+      </w:pPr>
+      <w:r>
+        <w:rPr>
+          <w:b/>
+          <w:bCs/>
+        </w:rPr>
+        <w:t>Multitasking Robustness</w:t>
+      </w:r>
+      <w:r>
+        <w:t>: Intervening events don't corrupt the context</w:t>
+      </w:r>
+    </w:p>
+    <w:p>
+      <w:r>
+        <w:t xml:space="preserve">Your data shows this works </w:t>
+      </w:r>
+      <w:r>
+        <w:rPr>
+          <w:b/>
+          <w:bCs/>
+        </w:rPr>
+        <w:t>12% better than RNNs</w:t>
+      </w:r>
+      <w:r>
+        <w:t xml:space="preserve"> on average!</w:t>
+      </w:r>
+    </w:p>
+    <w:p>
+      <w:r>
+        <w:pict w14:anchorId="39E1EB64">
+          <v:rect id="_x0000_i1033" style="width:0;height:1.5pt" o:hralign="center" o:hrstd="t" o:hr="t" fillcolor="#a0a0a0" stroked="f"/>
+        </w:pict>
+      </w:r>
+    </w:p>
+    <w:p>
+      <w:pPr>
+        <w:rPr>
+          <w:b/>
+          <w:bCs/>
+        </w:rPr>
+      </w:pPr>
+      <w:r>
+        <w:rPr>
+          <w:b/>
+          <w:bCs/>
+        </w:rPr>
+        <w:t>My Recommendation:</w:t>
+      </w:r>
+    </w:p>
+    <w:p>
+      <w:r>
+        <w:rPr>
+          <w:b/>
+          <w:bCs/>
+        </w:rPr>
+        <w:t>For your specific problem (temporal interruptions):</w:t>
+      </w:r>
+    </w:p>
+    <w:p>
+      <w:pPr>
+        <w:numPr>
+          <w:ilvl w:val="0"/>
+          <w:numId w:val="37"/>
+        </w:numPr>
+      </w:pPr>
+      <w:r>
+        <w:rPr>
+          <w:b/>
+          <w:bCs/>
+        </w:rPr>
+        <w:t>Quick fix</w:t>
+      </w:r>
+      <w:r>
+        <w:t xml:space="preserve">: Try </w:t>
+      </w:r>
+      <w:r>
+        <w:rPr>
+          <w:b/>
+          <w:bCs/>
+        </w:rPr>
+        <w:t>LSTM + Attention</w:t>
+      </w:r>
+      <w:r>
+        <w:t xml:space="preserve"> or switch to </w:t>
+      </w:r>
+      <w:r>
+        <w:rPr>
+          <w:b/>
+          <w:bCs/>
+        </w:rPr>
+        <w:t>Transformers</w:t>
+      </w:r>
+    </w:p>
+    <w:p>
+      <w:pPr>
+        <w:numPr>
+          <w:ilvl w:val="0"/>
+          <w:numId w:val="37"/>
+        </w:numPr>
+      </w:pPr>
+      <w:r>
+        <w:rPr>
+          <w:b/>
+          <w:bCs/>
+        </w:rPr>
+        <w:t>Better solution</w:t>
+      </w:r>
+      <w:r>
+        <w:t xml:space="preserve">: Implement </w:t>
+      </w:r>
+      <w:r>
+        <w:rPr>
+          <w:b/>
+          <w:bCs/>
+        </w:rPr>
+        <w:t>external memory</w:t>
+      </w:r>
+      <w:r>
+        <w:t xml:space="preserve"> like Mandala</w:t>
+      </w:r>
+    </w:p>
+    <w:p>
+      <w:pPr>
+        <w:numPr>
+          <w:ilvl w:val="0"/>
+          <w:numId w:val="37"/>
+        </w:numPr>
+      </w:pPr>
+      <w:r>
+        <w:rPr>
+          <w:b/>
+          <w:bCs/>
+        </w:rPr>
+        <w:t>Cutting edge</w:t>
+      </w:r>
+      <w:r>
+        <w:t xml:space="preserve">: Explore </w:t>
+      </w:r>
+      <w:r>
+        <w:rPr>
+          <w:b/>
+          <w:bCs/>
+        </w:rPr>
+        <w:t>State Space Models</w:t>
+      </w:r>
+      <w:r>
+        <w:t xml:space="preserve"> (Mamba)</w:t>
+      </w:r>
+    </w:p>
+    <w:p>
+      <w:r>
+        <w:rPr>
+          <w:b/>
+          <w:bCs/>
+        </w:rPr>
+        <w:lastRenderedPageBreak/>
+        <w:t>If working with the Mandala codebase</w:t>
+      </w:r>
+      <w:r>
+        <w:t>: The architecture is already optimized for this - your results prove it works!</w:t>
+      </w:r>
+    </w:p>
+    <w:p>
+      <w:r>
+        <w:t>Would you like me to:</w:t>
+      </w:r>
+    </w:p>
+    <w:p>
+      <w:pPr>
+        <w:numPr>
+          <w:ilvl w:val="0"/>
+          <w:numId w:val="38"/>
+        </w:numPr>
+      </w:pPr>
+      <w:r>
+        <w:t>Show implementation examples for any of these approaches?</w:t>
+      </w:r>
+    </w:p>
+    <w:p>
+      <w:pPr>
+        <w:numPr>
+          <w:ilvl w:val="0"/>
+          <w:numId w:val="38"/>
+        </w:numPr>
+      </w:pPr>
+      <w:r>
+        <w:t>Explain more about how Mandala's tier system works?</w:t>
+      </w:r>
+    </w:p>
+    <w:p>
+      <w:pPr>
+        <w:numPr>
+          <w:ilvl w:val="0"/>
+          <w:numId w:val="38"/>
+        </w:numPr>
+      </w:pPr>
+      <w:r>
+        <w:t>Create a comparison visualization of different architectures?</w:t>
+      </w:r>
+    </w:p>
+    <w:p/>
     <w:p>
       <w:pPr>
         <w:autoSpaceDE w:val="0"/>
@@ -837,7 +3170,6 @@
           <w:sz w:val="24"/>
           <w:szCs w:val="24"/>
         </w:rPr>
-        <w:lastRenderedPageBreak/>
         <w:t>Morphognosis</w:t>
       </w:r>
       <w:proofErr w:type="spellEnd"/>
@@ -961,6 +3293,7 @@
           <w:sz w:val="24"/>
           <w:szCs w:val="24"/>
         </w:rPr>
+        <w:lastRenderedPageBreak/>
         <w:t>AI Overview</w:t>
       </w:r>
     </w:p>
@@ -986,21 +3319,12 @@
           <w:szCs w:val="24"/>
         </w:rPr>
       </w:pPr>
-      <w:proofErr w:type="gramStart"/>
-      <w:r>
-        <w:rPr>
-          <w:sz w:val="24"/>
-          <w:szCs w:val="24"/>
-        </w:rPr>
-        <w:t>advanced</w:t>
-      </w:r>
-      <w:proofErr w:type="gramEnd"/>
-      <w:r>
-        <w:rPr>
-          <w:sz w:val="24"/>
-          <w:szCs w:val="24"/>
-        </w:rPr>
-        <w:t xml:space="preserve"> architectures designed to overcome the limitations of standard RNNs (like LSTMs or GRUs) in memorizing long-term dependencies. While standard RNNs rely on internal hidden states that often suffer from vanishing gradients over long sequences, these models integrate a separate, addressable memory bank to store and retrieve past information over extended time horizons. </w:t>
+      <w:r>
+        <w:rPr>
+          <w:sz w:val="24"/>
+          <w:szCs w:val="24"/>
+        </w:rPr>
+        <w:t xml:space="preserve">advanced architectures designed to overcome the limitations of standard RNNs (like LSTMs or GRUs) in memorizing long-term dependencies. While standard RNNs rely on internal hidden states that often suffer from vanishing gradients over long sequences, these models integrate a separate, addressable memory bank to store and retrieve past information over extended time horizons. </w:t>
       </w:r>
     </w:p>
     <w:p>
@@ -1198,6 +3522,7 @@
           <w:sz w:val="24"/>
           <w:szCs w:val="24"/>
         </w:rPr>
+        <w:lastRenderedPageBreak/>
         <w:t>Advantages</w:t>
       </w:r>
     </w:p>
@@ -1422,6 +3747,258 @@
       </w:pPr>
       <w:r>
         <w:t>Description</w:t>
+      </w:r>
+    </w:p>
+    <w:p>
+      <w:pPr>
+        <w:rPr>
+          <w:sz w:val="24"/>
+          <w:szCs w:val="24"/>
+        </w:rPr>
+      </w:pPr>
+      <w:r>
+        <w:rPr>
+          <w:sz w:val="24"/>
+          <w:szCs w:val="24"/>
+        </w:rPr>
+        <w:t>Caus</w:t>
+      </w:r>
+      <w:r>
+        <w:rPr>
+          <w:sz w:val="24"/>
+          <w:szCs w:val="24"/>
+        </w:rPr>
+        <w:t>e-effect hierarchy used to model maze learning, pufferfish, hon</w:t>
+      </w:r>
+      <w:r>
+        <w:rPr>
+          <w:sz w:val="24"/>
+          <w:szCs w:val="24"/>
+        </w:rPr>
+        <w:t xml:space="preserve">ey bees, and nesting birds. Is </w:t>
+      </w:r>
+      <w:r>
+        <w:rPr>
+          <w:sz w:val="24"/>
+          <w:szCs w:val="24"/>
+        </w:rPr>
+        <w:t>there a rationale for this?</w:t>
+      </w:r>
+      <w:r>
+        <w:rPr>
+          <w:sz w:val="24"/>
+          <w:szCs w:val="24"/>
+        </w:rPr>
+        <w:t xml:space="preserve"> Here causation </w:t>
+      </w:r>
+      <w:r>
+        <w:rPr>
+          <w:sz w:val="24"/>
+          <w:szCs w:val="24"/>
+        </w:rPr>
+        <w:t xml:space="preserve">can be seen as prediction. </w:t>
+      </w:r>
+      <w:r>
+        <w:rPr>
+          <w:sz w:val="24"/>
+          <w:szCs w:val="24"/>
+        </w:rPr>
+        <w:t xml:space="preserve">Allows modularity and </w:t>
+      </w:r>
+      <w:r>
+        <w:rPr>
+          <w:sz w:val="24"/>
+          <w:szCs w:val="24"/>
+        </w:rPr>
+        <w:lastRenderedPageBreak/>
+        <w:t>prediction by context.</w:t>
+      </w:r>
+      <w:r>
+        <w:rPr>
+          <w:sz w:val="24"/>
+          <w:szCs w:val="24"/>
+        </w:rPr>
+        <w:t xml:space="preserve"> This project assumes hierarchical, but could also work with a flat linear chain as well. Trying to fit into Mona scheme.</w:t>
+      </w:r>
+    </w:p>
+    <w:p>
+      <w:pPr>
+        <w:rPr>
+          <w:sz w:val="24"/>
+          <w:szCs w:val="24"/>
+        </w:rPr>
+      </w:pPr>
+      <w:r>
+        <w:rPr>
+          <w:sz w:val="24"/>
+          <w:szCs w:val="24"/>
+        </w:rPr>
+        <w:t xml:space="preserve">Predictive coding. </w:t>
+      </w:r>
+    </w:p>
+    <w:p>
+      <w:pPr>
+        <w:rPr>
+          <w:sz w:val="24"/>
+          <w:szCs w:val="24"/>
+        </w:rPr>
+      </w:pPr>
+      <w:r>
+        <w:rPr>
+          <w:sz w:val="24"/>
+          <w:szCs w:val="24"/>
+        </w:rPr>
+        <w:t>Aristotle</w:t>
+      </w:r>
+    </w:p>
+    <w:p>
+      <w:pPr>
+        <w:spacing w:before="100" w:beforeAutospacing="1" w:after="100" w:afterAutospacing="1" w:line="240" w:lineRule="auto"/>
+        <w:jc w:val="left"/>
+        <w:rPr>
+          <w:rFonts w:ascii="Times New Roman" w:eastAsia="Times New Roman" w:hAnsi="Times New Roman" w:cs="Times New Roman"/>
+          <w:sz w:val="24"/>
+          <w:szCs w:val="24"/>
+        </w:rPr>
+      </w:pPr>
+      <w:hyperlink r:id="rId13" w:tooltip="John Stuart Mill" w:history="1">
+        <w:r>
+          <w:rPr>
+            <w:rFonts w:ascii="Times New Roman" w:eastAsia="Times New Roman" w:hAnsi="Times New Roman" w:cs="Times New Roman"/>
+            <w:color w:val="0000FF"/>
+            <w:sz w:val="24"/>
+            <w:szCs w:val="24"/>
+            <w:u w:val="single"/>
+          </w:rPr>
+          <w:t>John Stuart Mill</w:t>
+        </w:r>
+      </w:hyperlink>
+      <w:r>
+        <w:rPr>
+          <w:rFonts w:ascii="Times New Roman" w:eastAsia="Times New Roman" w:hAnsi="Times New Roman" w:cs="Times New Roman"/>
+          <w:sz w:val="24"/>
+          <w:szCs w:val="24"/>
+        </w:rPr>
+        <w:t xml:space="preserve"> describes the Law of Universal Causation in following way: </w:t>
+      </w:r>
+    </w:p>
+    <w:p>
+      <w:pPr>
+        <w:spacing w:beforeAutospacing="1" w:after="100" w:afterAutospacing="1" w:line="240" w:lineRule="auto"/>
+        <w:jc w:val="left"/>
+        <w:rPr>
+          <w:rFonts w:ascii="Times New Roman" w:eastAsia="Times New Roman" w:hAnsi="Times New Roman" w:cs="Times New Roman"/>
+          <w:sz w:val="24"/>
+          <w:szCs w:val="24"/>
+        </w:rPr>
+      </w:pPr>
+      <w:r>
+        <w:rPr>
+          <w:rFonts w:ascii="Times New Roman" w:eastAsia="Times New Roman" w:hAnsi="Times New Roman" w:cs="Times New Roman"/>
+          <w:sz w:val="24"/>
+          <w:szCs w:val="24"/>
+        </w:rPr>
+        <w:t>Every phenomenon has a cause, which it invariably follows; and from this are derived other invariable sequences among the successive stages of the same effect, as well as between the effects resulting from causes which invariably succeed one another.</w:t>
+      </w:r>
+      <w:hyperlink r:id="rId14" w:anchor="cite_note-8" w:history="1">
+        <w:r>
+          <w:rPr>
+            <w:rFonts w:ascii="Times New Roman" w:eastAsia="Times New Roman" w:hAnsi="Times New Roman" w:cs="Times New Roman"/>
+            <w:color w:val="0000FF"/>
+            <w:sz w:val="24"/>
+            <w:szCs w:val="24"/>
+            <w:u w:val="single"/>
+            <w:vertAlign w:val="superscript"/>
+          </w:rPr>
+          <w:t>[8]</w:t>
+        </w:r>
+      </w:hyperlink>
+    </w:p>
+    <w:p>
+      <w:pPr>
+        <w:rPr>
+          <w:sz w:val="24"/>
+          <w:szCs w:val="24"/>
+        </w:rPr>
+      </w:pPr>
+      <w:r>
+        <w:rPr>
+          <w:sz w:val="24"/>
+          <w:szCs w:val="24"/>
+        </w:rPr>
+        <w:t>System of Logic 1872, Book III p. 112.</w:t>
+      </w:r>
+    </w:p>
+    <w:p>
+      <w:pPr>
+        <w:rPr>
+          <w:sz w:val="24"/>
+          <w:szCs w:val="24"/>
+        </w:rPr>
+      </w:pPr>
+      <w:hyperlink r:id="rId15" w:tooltip="De Pierris" w:history="1">
+        <w:r>
+          <w:rPr>
+            <w:rStyle w:val="Hyperlink"/>
+            <w:i/>
+            <w:iCs/>
+            <w:sz w:val="24"/>
+            <w:szCs w:val="24"/>
+          </w:rPr>
+          <w:t xml:space="preserve">De </w:t>
+        </w:r>
+        <w:proofErr w:type="spellStart"/>
+        <w:r>
+          <w:rPr>
+            <w:rStyle w:val="Hyperlink"/>
+            <w:i/>
+            <w:iCs/>
+            <w:sz w:val="24"/>
+            <w:szCs w:val="24"/>
+          </w:rPr>
+          <w:t>Pierris</w:t>
+        </w:r>
+        <w:proofErr w:type="spellEnd"/>
+        <w:r>
+          <w:rPr>
+            <w:rStyle w:val="Hyperlink"/>
+            <w:i/>
+            <w:iCs/>
+            <w:sz w:val="24"/>
+            <w:szCs w:val="24"/>
+          </w:rPr>
+          <w:t>, Graciela</w:t>
+        </w:r>
+      </w:hyperlink>
+      <w:r>
+        <w:rPr>
+          <w:i/>
+          <w:iCs/>
+          <w:sz w:val="24"/>
+          <w:szCs w:val="24"/>
+        </w:rPr>
+        <w:t xml:space="preserve">; Friedman, Michael (2008-06-04), </w:t>
+      </w:r>
+      <w:hyperlink r:id="rId16" w:history="1">
+        <w:r>
+          <w:rPr>
+            <w:rStyle w:val="Hyperlink"/>
+            <w:i/>
+            <w:iCs/>
+            <w:sz w:val="24"/>
+            <w:szCs w:val="24"/>
+          </w:rPr>
+          <w:t>Kant and Hume on Causality in: Stanford Encyclopedia of Philosophy Archive</w:t>
+        </w:r>
+      </w:hyperlink>
+      <w:r>
+        <w:rPr>
+          <w:i/>
+          <w:iCs/>
+          <w:sz w:val="24"/>
+          <w:szCs w:val="24"/>
+        </w:rPr>
+        <w:t>, Metaphysics Research Lab, Stanford University</w:t>
       </w:r>
     </w:p>
     <w:p>
@@ -1455,7 +4032,7 @@
                     </pic:cNvPicPr>
                   </pic:nvPicPr>
                   <pic:blipFill>
-                    <a:blip r:embed="rId13" cstate="print">
+                    <a:blip r:embed="rId17" cstate="print">
                       <a:extLst>
                         <a:ext uri="{28A0092B-C50C-407E-A947-70E740481C1C}">
                           <a14:useLocalDpi xmlns:a14="http://schemas.microsoft.com/office/drawing/2010/main" val="0"/>
@@ -1519,7 +4096,7 @@
                     </pic:cNvPicPr>
                   </pic:nvPicPr>
                   <pic:blipFill>
-                    <a:blip r:embed="rId14">
+                    <a:blip r:embed="rId18">
                       <a:extLst>
                         <a:ext uri="{28A0092B-C50C-407E-A947-70E740481C1C}">
                           <a14:useLocalDpi xmlns:a14="http://schemas.microsoft.com/office/drawing/2010/main" val="0"/>
@@ -1582,7 +4159,7 @@
                     </pic:cNvPicPr>
                   </pic:nvPicPr>
                   <pic:blipFill>
-                    <a:blip r:embed="rId15" cstate="print">
+                    <a:blip r:embed="rId19" cstate="print">
                       <a:extLst>
                         <a:ext uri="{28A0092B-C50C-407E-A947-70E740481C1C}">
                           <a14:useLocalDpi xmlns:a14="http://schemas.microsoft.com/office/drawing/2010/main" val="0"/>
@@ -2006,228 +4583,6 @@
                 <pic:pic xmlns:pic="http://schemas.openxmlformats.org/drawingml/2006/picture">
                   <pic:nvPicPr>
                     <pic:cNvPr id="0" name="Picture 2" descr="C:\Users\Tom Portegys\Documents\research\AI\Mandala\doc\causation_hierarchies.png"/>
-                    <pic:cNvPicPr>
-                      <a:picLocks noChangeAspect="1" noChangeArrowheads="1"/>
-                    </pic:cNvPicPr>
-                  </pic:nvPicPr>
-                  <pic:blipFill>
-                    <a:blip r:embed="rId16" cstate="print">
-                      <a:extLst>
-                        <a:ext uri="{28A0092B-C50C-407E-A947-70E740481C1C}">
-                          <a14:useLocalDpi xmlns:a14="http://schemas.microsoft.com/office/drawing/2010/main" val="0"/>
-                        </a:ext>
-                      </a:extLst>
-                    </a:blip>
-                    <a:srcRect/>
-                    <a:stretch>
-                      <a:fillRect/>
-                    </a:stretch>
-                  </pic:blipFill>
-                  <pic:spPr bwMode="auto">
-                    <a:xfrm>
-                      <a:off x="0" y="0"/>
-                      <a:ext cx="5943600" cy="3537411"/>
-                    </a:xfrm>
-                    <a:prstGeom prst="rect">
-                      <a:avLst/>
-                    </a:prstGeom>
-                    <a:noFill/>
-                    <a:ln>
-                      <a:noFill/>
-                    </a:ln>
-                  </pic:spPr>
-                </pic:pic>
-              </a:graphicData>
-            </a:graphic>
-          </wp:inline>
-        </w:drawing>
-      </w:r>
-    </w:p>
-    <w:p>
-      <w:r>
-        <w:rPr>
-          <w:noProof/>
-        </w:rPr>
-        <w:drawing>
-          <wp:inline distT="0" distB="0" distL="0" distR="0" wp14:anchorId="05AD15AD" wp14:editId="584E43BA">
-            <wp:extent cx="5943600" cy="3537411"/>
-            <wp:effectExtent l="0" t="0" r="0" b="6350"/>
-            <wp:docPr id="9" name="Picture 9" descr="C:\Users\Tom Portegys\Documents\research\AI\Mandala\doc\num_nonterminals.png"/>
-            <wp:cNvGraphicFramePr>
-              <a:graphicFrameLocks xmlns:a="http://schemas.openxmlformats.org/drawingml/2006/main" noChangeAspect="1"/>
-            </wp:cNvGraphicFramePr>
-            <a:graphic xmlns:a="http://schemas.openxmlformats.org/drawingml/2006/main">
-              <a:graphicData uri="http://schemas.openxmlformats.org/drawingml/2006/picture">
-                <pic:pic xmlns:pic="http://schemas.openxmlformats.org/drawingml/2006/picture">
-                  <pic:nvPicPr>
-                    <pic:cNvPr id="0" name="Picture 3" descr="C:\Users\Tom Portegys\Documents\research\AI\Mandala\doc\num_nonterminals.png"/>
-                    <pic:cNvPicPr>
-                      <a:picLocks noChangeAspect="1" noChangeArrowheads="1"/>
-                    </pic:cNvPicPr>
-                  </pic:nvPicPr>
-                  <pic:blipFill>
-                    <a:blip r:embed="rId17" cstate="print">
-                      <a:extLst>
-                        <a:ext uri="{28A0092B-C50C-407E-A947-70E740481C1C}">
-                          <a14:useLocalDpi xmlns:a14="http://schemas.microsoft.com/office/drawing/2010/main" val="0"/>
-                        </a:ext>
-                      </a:extLst>
-                    </a:blip>
-                    <a:srcRect/>
-                    <a:stretch>
-                      <a:fillRect/>
-                    </a:stretch>
-                  </pic:blipFill>
-                  <pic:spPr bwMode="auto">
-                    <a:xfrm>
-                      <a:off x="0" y="0"/>
-                      <a:ext cx="5943600" cy="3537411"/>
-                    </a:xfrm>
-                    <a:prstGeom prst="rect">
-                      <a:avLst/>
-                    </a:prstGeom>
-                    <a:noFill/>
-                    <a:ln>
-                      <a:noFill/>
-                    </a:ln>
-                  </pic:spPr>
-                </pic:pic>
-              </a:graphicData>
-            </a:graphic>
-          </wp:inline>
-        </w:drawing>
-      </w:r>
-    </w:p>
-    <w:p>
-      <w:r>
-        <w:rPr>
-          <w:noProof/>
-        </w:rPr>
-        <w:lastRenderedPageBreak/>
-        <w:drawing>
-          <wp:inline distT="0" distB="0" distL="0" distR="0" wp14:anchorId="13F6E742" wp14:editId="0FD3241A">
-            <wp:extent cx="5943600" cy="3537411"/>
-            <wp:effectExtent l="0" t="0" r="0" b="6350"/>
-            <wp:docPr id="10" name="Picture 10" descr="C:\Users\Tom Portegys\Documents\research\AI\Mandala\doc\num_terminals.png"/>
-            <wp:cNvGraphicFramePr>
-              <a:graphicFrameLocks xmlns:a="http://schemas.openxmlformats.org/drawingml/2006/main" noChangeAspect="1"/>
-            </wp:cNvGraphicFramePr>
-            <a:graphic xmlns:a="http://schemas.openxmlformats.org/drawingml/2006/main">
-              <a:graphicData uri="http://schemas.openxmlformats.org/drawingml/2006/picture">
-                <pic:pic xmlns:pic="http://schemas.openxmlformats.org/drawingml/2006/picture">
-                  <pic:nvPicPr>
-                    <pic:cNvPr id="0" name="Picture 4" descr="C:\Users\Tom Portegys\Documents\research\AI\Mandala\doc\num_terminals.png"/>
-                    <pic:cNvPicPr>
-                      <a:picLocks noChangeAspect="1" noChangeArrowheads="1"/>
-                    </pic:cNvPicPr>
-                  </pic:nvPicPr>
-                  <pic:blipFill>
-                    <a:blip r:embed="rId18" cstate="print">
-                      <a:extLst>
-                        <a:ext uri="{28A0092B-C50C-407E-A947-70E740481C1C}">
-                          <a14:useLocalDpi xmlns:a14="http://schemas.microsoft.com/office/drawing/2010/main" val="0"/>
-                        </a:ext>
-                      </a:extLst>
-                    </a:blip>
-                    <a:srcRect/>
-                    <a:stretch>
-                      <a:fillRect/>
-                    </a:stretch>
-                  </pic:blipFill>
-                  <pic:spPr bwMode="auto">
-                    <a:xfrm>
-                      <a:off x="0" y="0"/>
-                      <a:ext cx="5943600" cy="3537411"/>
-                    </a:xfrm>
-                    <a:prstGeom prst="rect">
-                      <a:avLst/>
-                    </a:prstGeom>
-                    <a:noFill/>
-                    <a:ln>
-                      <a:noFill/>
-                    </a:ln>
-                  </pic:spPr>
-                </pic:pic>
-              </a:graphicData>
-            </a:graphic>
-          </wp:inline>
-        </w:drawing>
-      </w:r>
-    </w:p>
-    <w:p>
-      <w:r>
-        <w:rPr>
-          <w:noProof/>
-        </w:rPr>
-        <w:drawing>
-          <wp:inline distT="0" distB="0" distL="0" distR="0" wp14:anchorId="5BFE79DC" wp14:editId="274FBB20">
-            <wp:extent cx="5943600" cy="3537411"/>
-            <wp:effectExtent l="0" t="0" r="0" b="6350"/>
-            <wp:docPr id="11" name="Picture 11" descr="C:\Users\Tom Portegys\Documents\research\AI\Mandala\doc\terminal_production_probability.png"/>
-            <wp:cNvGraphicFramePr>
-              <a:graphicFrameLocks xmlns:a="http://schemas.openxmlformats.org/drawingml/2006/main" noChangeAspect="1"/>
-            </wp:cNvGraphicFramePr>
-            <a:graphic xmlns:a="http://schemas.openxmlformats.org/drawingml/2006/main">
-              <a:graphicData uri="http://schemas.openxmlformats.org/drawingml/2006/picture">
-                <pic:pic xmlns:pic="http://schemas.openxmlformats.org/drawingml/2006/picture">
-                  <pic:nvPicPr>
-                    <pic:cNvPr id="0" name="Picture 5" descr="C:\Users\Tom Portegys\Documents\research\AI\Mandala\doc\terminal_production_probability.png"/>
-                    <pic:cNvPicPr>
-                      <a:picLocks noChangeAspect="1" noChangeArrowheads="1"/>
-                    </pic:cNvPicPr>
-                  </pic:nvPicPr>
-                  <pic:blipFill>
-                    <a:blip r:embed="rId19" cstate="print">
-                      <a:extLst>
-                        <a:ext uri="{28A0092B-C50C-407E-A947-70E740481C1C}">
-                          <a14:useLocalDpi xmlns:a14="http://schemas.microsoft.com/office/drawing/2010/main" val="0"/>
-                        </a:ext>
-                      </a:extLst>
-                    </a:blip>
-                    <a:srcRect/>
-                    <a:stretch>
-                      <a:fillRect/>
-                    </a:stretch>
-                  </pic:blipFill>
-                  <pic:spPr bwMode="auto">
-                    <a:xfrm>
-                      <a:off x="0" y="0"/>
-                      <a:ext cx="5943600" cy="3537411"/>
-                    </a:xfrm>
-                    <a:prstGeom prst="rect">
-                      <a:avLst/>
-                    </a:prstGeom>
-                    <a:noFill/>
-                    <a:ln>
-                      <a:noFill/>
-                    </a:ln>
-                  </pic:spPr>
-                </pic:pic>
-              </a:graphicData>
-            </a:graphic>
-          </wp:inline>
-        </w:drawing>
-      </w:r>
-    </w:p>
-    <w:p>
-      <w:r>
-        <w:rPr>
-          <w:noProof/>
-        </w:rPr>
-        <w:lastRenderedPageBreak/>
-        <w:drawing>
-          <wp:inline distT="0" distB="0" distL="0" distR="0" wp14:anchorId="3AD44CDB" wp14:editId="73006689">
-            <wp:extent cx="5943600" cy="3537411"/>
-            <wp:effectExtent l="0" t="0" r="0" b="6350"/>
-            <wp:docPr id="12" name="Picture 12" descr="C:\Users\Tom Portegys\Documents\research\AI\Mandala\doc\context_tier_value_duration_type.png"/>
-            <wp:cNvGraphicFramePr>
-              <a:graphicFrameLocks xmlns:a="http://schemas.openxmlformats.org/drawingml/2006/main" noChangeAspect="1"/>
-            </wp:cNvGraphicFramePr>
-            <a:graphic xmlns:a="http://schemas.openxmlformats.org/drawingml/2006/main">
-              <a:graphicData uri="http://schemas.openxmlformats.org/drawingml/2006/picture">
-                <pic:pic xmlns:pic="http://schemas.openxmlformats.org/drawingml/2006/picture">
-                  <pic:nvPicPr>
-                    <pic:cNvPr id="0" name="Picture 6" descr="C:\Users\Tom Portegys\Documents\research\AI\Mandala\doc\context_tier_value_duration_type.png"/>
                     <pic:cNvPicPr>
                       <a:picLocks noChangeAspect="1" noChangeArrowheads="1"/>
                     </pic:cNvPicPr>
@@ -2266,6 +4621,341 @@
       </w:r>
     </w:p>
     <w:p>
+      <w:r>
+        <w:rPr>
+          <w:noProof/>
+        </w:rPr>
+        <w:drawing>
+          <wp:inline distT="0" distB="0" distL="0" distR="0" wp14:anchorId="05AD15AD" wp14:editId="584E43BA">
+            <wp:extent cx="5943600" cy="3537411"/>
+            <wp:effectExtent l="0" t="0" r="0" b="6350"/>
+            <wp:docPr id="9" name="Picture 9" descr="C:\Users\Tom Portegys\Documents\research\AI\Mandala\doc\num_nonterminals.png"/>
+            <wp:cNvGraphicFramePr>
+              <a:graphicFrameLocks xmlns:a="http://schemas.openxmlformats.org/drawingml/2006/main" noChangeAspect="1"/>
+            </wp:cNvGraphicFramePr>
+            <a:graphic xmlns:a="http://schemas.openxmlformats.org/drawingml/2006/main">
+              <a:graphicData uri="http://schemas.openxmlformats.org/drawingml/2006/picture">
+                <pic:pic xmlns:pic="http://schemas.openxmlformats.org/drawingml/2006/picture">
+                  <pic:nvPicPr>
+                    <pic:cNvPr id="0" name="Picture 3" descr="C:\Users\Tom Portegys\Documents\research\AI\Mandala\doc\num_nonterminals.png"/>
+                    <pic:cNvPicPr>
+                      <a:picLocks noChangeAspect="1" noChangeArrowheads="1"/>
+                    </pic:cNvPicPr>
+                  </pic:nvPicPr>
+                  <pic:blipFill>
+                    <a:blip r:embed="rId21" cstate="print">
+                      <a:extLst>
+                        <a:ext uri="{28A0092B-C50C-407E-A947-70E740481C1C}">
+                          <a14:useLocalDpi xmlns:a14="http://schemas.microsoft.com/office/drawing/2010/main" val="0"/>
+                        </a:ext>
+                      </a:extLst>
+                    </a:blip>
+                    <a:srcRect/>
+                    <a:stretch>
+                      <a:fillRect/>
+                    </a:stretch>
+                  </pic:blipFill>
+                  <pic:spPr bwMode="auto">
+                    <a:xfrm>
+                      <a:off x="0" y="0"/>
+                      <a:ext cx="5943600" cy="3537411"/>
+                    </a:xfrm>
+                    <a:prstGeom prst="rect">
+                      <a:avLst/>
+                    </a:prstGeom>
+                    <a:noFill/>
+                    <a:ln>
+                      <a:noFill/>
+                    </a:ln>
+                  </pic:spPr>
+                </pic:pic>
+              </a:graphicData>
+            </a:graphic>
+          </wp:inline>
+        </w:drawing>
+      </w:r>
+    </w:p>
+    <w:p>
+      <w:r>
+        <w:rPr>
+          <w:noProof/>
+        </w:rPr>
+        <w:lastRenderedPageBreak/>
+        <w:drawing>
+          <wp:inline distT="0" distB="0" distL="0" distR="0" wp14:anchorId="13F6E742" wp14:editId="0FD3241A">
+            <wp:extent cx="5943600" cy="3537411"/>
+            <wp:effectExtent l="0" t="0" r="0" b="6350"/>
+            <wp:docPr id="10" name="Picture 10" descr="C:\Users\Tom Portegys\Documents\research\AI\Mandala\doc\num_terminals.png"/>
+            <wp:cNvGraphicFramePr>
+              <a:graphicFrameLocks xmlns:a="http://schemas.openxmlformats.org/drawingml/2006/main" noChangeAspect="1"/>
+            </wp:cNvGraphicFramePr>
+            <a:graphic xmlns:a="http://schemas.openxmlformats.org/drawingml/2006/main">
+              <a:graphicData uri="http://schemas.openxmlformats.org/drawingml/2006/picture">
+                <pic:pic xmlns:pic="http://schemas.openxmlformats.org/drawingml/2006/picture">
+                  <pic:nvPicPr>
+                    <pic:cNvPr id="0" name="Picture 4" descr="C:\Users\Tom Portegys\Documents\research\AI\Mandala\doc\num_terminals.png"/>
+                    <pic:cNvPicPr>
+                      <a:picLocks noChangeAspect="1" noChangeArrowheads="1"/>
+                    </pic:cNvPicPr>
+                  </pic:nvPicPr>
+                  <pic:blipFill>
+                    <a:blip r:embed="rId22" cstate="print">
+                      <a:extLst>
+                        <a:ext uri="{28A0092B-C50C-407E-A947-70E740481C1C}">
+                          <a14:useLocalDpi xmlns:a14="http://schemas.microsoft.com/office/drawing/2010/main" val="0"/>
+                        </a:ext>
+                      </a:extLst>
+                    </a:blip>
+                    <a:srcRect/>
+                    <a:stretch>
+                      <a:fillRect/>
+                    </a:stretch>
+                  </pic:blipFill>
+                  <pic:spPr bwMode="auto">
+                    <a:xfrm>
+                      <a:off x="0" y="0"/>
+                      <a:ext cx="5943600" cy="3537411"/>
+                    </a:xfrm>
+                    <a:prstGeom prst="rect">
+                      <a:avLst/>
+                    </a:prstGeom>
+                    <a:noFill/>
+                    <a:ln>
+                      <a:noFill/>
+                    </a:ln>
+                  </pic:spPr>
+                </pic:pic>
+              </a:graphicData>
+            </a:graphic>
+          </wp:inline>
+        </w:drawing>
+      </w:r>
+    </w:p>
+    <w:p>
+      <w:r>
+        <w:rPr>
+          <w:noProof/>
+        </w:rPr>
+        <w:drawing>
+          <wp:inline distT="0" distB="0" distL="0" distR="0" wp14:anchorId="5BFE79DC" wp14:editId="274FBB20">
+            <wp:extent cx="5943600" cy="3537411"/>
+            <wp:effectExtent l="0" t="0" r="0" b="6350"/>
+            <wp:docPr id="11" name="Picture 11" descr="C:\Users\Tom Portegys\Documents\research\AI\Mandala\doc\terminal_production_probability.png"/>
+            <wp:cNvGraphicFramePr>
+              <a:graphicFrameLocks xmlns:a="http://schemas.openxmlformats.org/drawingml/2006/main" noChangeAspect="1"/>
+            </wp:cNvGraphicFramePr>
+            <a:graphic xmlns:a="http://schemas.openxmlformats.org/drawingml/2006/main">
+              <a:graphicData uri="http://schemas.openxmlformats.org/drawingml/2006/picture">
+                <pic:pic xmlns:pic="http://schemas.openxmlformats.org/drawingml/2006/picture">
+                  <pic:nvPicPr>
+                    <pic:cNvPr id="0" name="Picture 5" descr="C:\Users\Tom Portegys\Documents\research\AI\Mandala\doc\terminal_production_probability.png"/>
+                    <pic:cNvPicPr>
+                      <a:picLocks noChangeAspect="1" noChangeArrowheads="1"/>
+                    </pic:cNvPicPr>
+                  </pic:nvPicPr>
+                  <pic:blipFill>
+                    <a:blip r:embed="rId23" cstate="print">
+                      <a:extLst>
+                        <a:ext uri="{28A0092B-C50C-407E-A947-70E740481C1C}">
+                          <a14:useLocalDpi xmlns:a14="http://schemas.microsoft.com/office/drawing/2010/main" val="0"/>
+                        </a:ext>
+                      </a:extLst>
+                    </a:blip>
+                    <a:srcRect/>
+                    <a:stretch>
+                      <a:fillRect/>
+                    </a:stretch>
+                  </pic:blipFill>
+                  <pic:spPr bwMode="auto">
+                    <a:xfrm>
+                      <a:off x="0" y="0"/>
+                      <a:ext cx="5943600" cy="3537411"/>
+                    </a:xfrm>
+                    <a:prstGeom prst="rect">
+                      <a:avLst/>
+                    </a:prstGeom>
+                    <a:noFill/>
+                    <a:ln>
+                      <a:noFill/>
+                    </a:ln>
+                  </pic:spPr>
+                </pic:pic>
+              </a:graphicData>
+            </a:graphic>
+          </wp:inline>
+        </w:drawing>
+      </w:r>
+    </w:p>
+    <w:p>
+      <w:r>
+        <w:rPr>
+          <w:noProof/>
+        </w:rPr>
+        <w:lastRenderedPageBreak/>
+        <w:drawing>
+          <wp:inline distT="0" distB="0" distL="0" distR="0" wp14:anchorId="3AD44CDB" wp14:editId="73006689">
+            <wp:extent cx="5943600" cy="3537411"/>
+            <wp:effectExtent l="0" t="0" r="0" b="6350"/>
+            <wp:docPr id="12" name="Picture 12" descr="C:\Users\Tom Portegys\Documents\research\AI\Mandala\doc\context_tier_value_duration_type.png"/>
+            <wp:cNvGraphicFramePr>
+              <a:graphicFrameLocks xmlns:a="http://schemas.openxmlformats.org/drawingml/2006/main" noChangeAspect="1"/>
+            </wp:cNvGraphicFramePr>
+            <a:graphic xmlns:a="http://schemas.openxmlformats.org/drawingml/2006/main">
+              <a:graphicData uri="http://schemas.openxmlformats.org/drawingml/2006/picture">
+                <pic:pic xmlns:pic="http://schemas.openxmlformats.org/drawingml/2006/picture">
+                  <pic:nvPicPr>
+                    <pic:cNvPr id="0" name="Picture 6" descr="C:\Users\Tom Portegys\Documents\research\AI\Mandala\doc\context_tier_value_duration_type.png"/>
+                    <pic:cNvPicPr>
+                      <a:picLocks noChangeAspect="1" noChangeArrowheads="1"/>
+                    </pic:cNvPicPr>
+                  </pic:nvPicPr>
+                  <pic:blipFill>
+                    <a:blip r:embed="rId24" cstate="print">
+                      <a:extLst>
+                        <a:ext uri="{28A0092B-C50C-407E-A947-70E740481C1C}">
+                          <a14:useLocalDpi xmlns:a14="http://schemas.microsoft.com/office/drawing/2010/main" val="0"/>
+                        </a:ext>
+                      </a:extLst>
+                    </a:blip>
+                    <a:srcRect/>
+                    <a:stretch>
+                      <a:fillRect/>
+                    </a:stretch>
+                  </pic:blipFill>
+                  <pic:spPr bwMode="auto">
+                    <a:xfrm>
+                      <a:off x="0" y="0"/>
+                      <a:ext cx="5943600" cy="3537411"/>
+                    </a:xfrm>
+                    <a:prstGeom prst="rect">
+                      <a:avLst/>
+                    </a:prstGeom>
+                    <a:noFill/>
+                    <a:ln>
+                      <a:noFill/>
+                    </a:ln>
+                  </pic:spPr>
+                </pic:pic>
+              </a:graphicData>
+            </a:graphic>
+          </wp:inline>
+        </w:drawing>
+      </w:r>
+    </w:p>
+    <w:p>
+      <w:r>
+        <w:rPr>
+          <w:noProof/>
+        </w:rPr>
+        <w:drawing>
+          <wp:inline distT="0" distB="0" distL="0" distR="0" wp14:anchorId="19591607" wp14:editId="0A8EE253">
+            <wp:extent cx="5943600" cy="4453291"/>
+            <wp:effectExtent l="0" t="0" r="0" b="4445"/>
+            <wp:docPr id="1" name="Picture 1" descr="C:\Users\Tom Portegys\Documents\research\AI\Mandala\work\mandala_rnn_comparison.png"/>
+            <wp:cNvGraphicFramePr>
+              <a:graphicFrameLocks xmlns:a="http://schemas.openxmlformats.org/drawingml/2006/main" noChangeAspect="1"/>
+            </wp:cNvGraphicFramePr>
+            <a:graphic xmlns:a="http://schemas.openxmlformats.org/drawingml/2006/main">
+              <a:graphicData uri="http://schemas.openxmlformats.org/drawingml/2006/picture">
+                <pic:pic xmlns:pic="http://schemas.openxmlformats.org/drawingml/2006/picture">
+                  <pic:nvPicPr>
+                    <pic:cNvPr id="0" name="Picture 10" descr="C:\Users\Tom Portegys\Documents\research\AI\Mandala\work\mandala_rnn_comparison.png"/>
+                    <pic:cNvPicPr>
+                      <a:picLocks noChangeAspect="1" noChangeArrowheads="1"/>
+                    </pic:cNvPicPr>
+                  </pic:nvPicPr>
+                  <pic:blipFill>
+                    <a:blip r:embed="rId25" cstate="print">
+                      <a:extLst>
+                        <a:ext uri="{28A0092B-C50C-407E-A947-70E740481C1C}">
+                          <a14:useLocalDpi xmlns:a14="http://schemas.microsoft.com/office/drawing/2010/main" val="0"/>
+                        </a:ext>
+                      </a:extLst>
+                    </a:blip>
+                    <a:srcRect/>
+                    <a:stretch>
+                      <a:fillRect/>
+                    </a:stretch>
+                  </pic:blipFill>
+                  <pic:spPr bwMode="auto">
+                    <a:xfrm>
+                      <a:off x="0" y="0"/>
+                      <a:ext cx="5943600" cy="4453291"/>
+                    </a:xfrm>
+                    <a:prstGeom prst="rect">
+                      <a:avLst/>
+                    </a:prstGeom>
+                    <a:noFill/>
+                    <a:ln>
+                      <a:noFill/>
+                    </a:ln>
+                  </pic:spPr>
+                </pic:pic>
+              </a:graphicData>
+            </a:graphic>
+          </wp:inline>
+        </w:drawing>
+      </w:r>
+    </w:p>
+    <w:p>
+      <w:r>
+        <w:rPr>
+          <w:noProof/>
+        </w:rPr>
+        <w:lastRenderedPageBreak/>
+        <w:drawing>
+          <wp:inline distT="0" distB="0" distL="0" distR="0" wp14:anchorId="1DAADE5C" wp14:editId="41269A2E">
+            <wp:extent cx="5943600" cy="4506784"/>
+            <wp:effectExtent l="0" t="0" r="0" b="8255"/>
+            <wp:docPr id="4" name="Picture 4" descr="C:\Users\Tom Portegys\Documents\research\AI\Mandala\work\mandala_rnn_comparison.png"/>
+            <wp:cNvGraphicFramePr>
+              <a:graphicFrameLocks xmlns:a="http://schemas.openxmlformats.org/drawingml/2006/main" noChangeAspect="1"/>
+            </wp:cNvGraphicFramePr>
+            <a:graphic xmlns:a="http://schemas.openxmlformats.org/drawingml/2006/main">
+              <a:graphicData uri="http://schemas.openxmlformats.org/drawingml/2006/picture">
+                <pic:pic xmlns:pic="http://schemas.openxmlformats.org/drawingml/2006/picture">
+                  <pic:nvPicPr>
+                    <pic:cNvPr id="0" name="Picture 13" descr="C:\Users\Tom Portegys\Documents\research\AI\Mandala\work\mandala_rnn_comparison.png"/>
+                    <pic:cNvPicPr>
+                      <a:picLocks noChangeAspect="1" noChangeArrowheads="1"/>
+                    </pic:cNvPicPr>
+                  </pic:nvPicPr>
+                  <pic:blipFill>
+                    <a:blip r:embed="rId26" cstate="print">
+                      <a:extLst>
+                        <a:ext uri="{28A0092B-C50C-407E-A947-70E740481C1C}">
+                          <a14:useLocalDpi xmlns:a14="http://schemas.microsoft.com/office/drawing/2010/main" val="0"/>
+                        </a:ext>
+                      </a:extLst>
+                    </a:blip>
+                    <a:srcRect/>
+                    <a:stretch>
+                      <a:fillRect/>
+                    </a:stretch>
+                  </pic:blipFill>
+                  <pic:spPr bwMode="auto">
+                    <a:xfrm>
+                      <a:off x="0" y="0"/>
+                      <a:ext cx="5943600" cy="4506784"/>
+                    </a:xfrm>
+                    <a:prstGeom prst="rect">
+                      <a:avLst/>
+                    </a:prstGeom>
+                    <a:noFill/>
+                    <a:ln>
+                      <a:noFill/>
+                    </a:ln>
+                  </pic:spPr>
+                </pic:pic>
+              </a:graphicData>
+            </a:graphic>
+          </wp:inline>
+        </w:drawing>
+      </w:r>
+      <w:bookmarkStart w:id="3" w:name="_GoBack"/>
+      <w:bookmarkEnd w:id="3"/>
+    </w:p>
+    <w:p>
       <w:pPr>
         <w:rPr>
           <w:rStyle w:val="Hyperlink"/>
@@ -2406,7 +5096,7 @@
       </w:pPr>
     </w:p>
     <w:sectPr>
-      <w:footerReference w:type="default" r:id="rId21"/>
+      <w:footerReference w:type="default" r:id="rId27"/>
       <w:pgSz w:w="12240" w:h="15840"/>
       <w:pgMar w:top="1440" w:right="1440" w:bottom="1440" w:left="1440" w:header="720" w:footer="720" w:gutter="0"/>
       <w:cols w:space="720"/>
@@ -2484,6 +5174,751 @@
 <file path=word/numbering.xml><?xml version="1.0" encoding="utf-8"?>
 <w:numbering xmlns:wpc="http://schemas.microsoft.com/office/word/2010/wordprocessingCanvas" xmlns:mc="http://schemas.openxmlformats.org/markup-compatibility/2006" xmlns:o="urn:schemas-microsoft-com:office:office" xmlns:r="http://schemas.openxmlformats.org/officeDocument/2006/relationships" xmlns:m="http://schemas.openxmlformats.org/officeDocument/2006/math" xmlns:v="urn:schemas-microsoft-com:vml" xmlns:wp14="http://schemas.microsoft.com/office/word/2010/wordprocessingDrawing" xmlns:wp="http://schemas.openxmlformats.org/drawingml/2006/wordprocessingDrawing" xmlns:w10="urn:schemas-microsoft-com:office:word" xmlns:w="http://schemas.openxmlformats.org/wordprocessingml/2006/main" xmlns:w14="http://schemas.microsoft.com/office/word/2010/wordml" xmlns:w15="http://schemas.microsoft.com/office/word/2012/wordml" xmlns:wpg="http://schemas.microsoft.com/office/word/2010/wordprocessingGroup" xmlns:wpi="http://schemas.microsoft.com/office/word/2010/wordprocessingInk" xmlns:wne="http://schemas.microsoft.com/office/word/2006/wordml" xmlns:wps="http://schemas.microsoft.com/office/word/2010/wordprocessingShape" mc:Ignorable="w14 w15 wp14">
   <w:abstractNum w:abstractNumId="0" w15:restartNumberingAfterBreak="0">
+    <w:nsid w:val="05AB1CB6"/>
+    <w:multiLevelType w:val="multilevel"/>
+    <w:tmpl w:val="39C47D72"/>
+    <w:lvl w:ilvl="0">
+      <w:start w:val="1"/>
+      <w:numFmt w:val="bullet"/>
+      <w:lvlText w:val=""/>
+      <w:lvlJc w:val="left"/>
+      <w:pPr>
+        <w:tabs>
+          <w:tab w:val="num" w:pos="720"/>
+        </w:tabs>
+        <w:ind w:left="720" w:hanging="360"/>
+      </w:pPr>
+      <w:rPr>
+        <w:rFonts w:ascii="Symbol" w:hAnsi="Symbol" w:hint="default"/>
+        <w:sz w:val="20"/>
+      </w:rPr>
+    </w:lvl>
+    <w:lvl w:ilvl="1" w:tentative="1">
+      <w:start w:val="1"/>
+      <w:numFmt w:val="bullet"/>
+      <w:lvlText w:val="o"/>
+      <w:lvlJc w:val="left"/>
+      <w:pPr>
+        <w:tabs>
+          <w:tab w:val="num" w:pos="1440"/>
+        </w:tabs>
+        <w:ind w:left="1440" w:hanging="360"/>
+      </w:pPr>
+      <w:rPr>
+        <w:rFonts w:ascii="Courier New" w:hAnsi="Courier New" w:hint="default"/>
+        <w:sz w:val="20"/>
+      </w:rPr>
+    </w:lvl>
+    <w:lvl w:ilvl="2" w:tentative="1">
+      <w:start w:val="1"/>
+      <w:numFmt w:val="bullet"/>
+      <w:lvlText w:val=""/>
+      <w:lvlJc w:val="left"/>
+      <w:pPr>
+        <w:tabs>
+          <w:tab w:val="num" w:pos="2160"/>
+        </w:tabs>
+        <w:ind w:left="2160" w:hanging="360"/>
+      </w:pPr>
+      <w:rPr>
+        <w:rFonts w:ascii="Wingdings" w:hAnsi="Wingdings" w:hint="default"/>
+        <w:sz w:val="20"/>
+      </w:rPr>
+    </w:lvl>
+    <w:lvl w:ilvl="3" w:tentative="1">
+      <w:start w:val="1"/>
+      <w:numFmt w:val="bullet"/>
+      <w:lvlText w:val=""/>
+      <w:lvlJc w:val="left"/>
+      <w:pPr>
+        <w:tabs>
+          <w:tab w:val="num" w:pos="2880"/>
+        </w:tabs>
+        <w:ind w:left="2880" w:hanging="360"/>
+      </w:pPr>
+      <w:rPr>
+        <w:rFonts w:ascii="Wingdings" w:hAnsi="Wingdings" w:hint="default"/>
+        <w:sz w:val="20"/>
+      </w:rPr>
+    </w:lvl>
+    <w:lvl w:ilvl="4" w:tentative="1">
+      <w:start w:val="1"/>
+      <w:numFmt w:val="bullet"/>
+      <w:lvlText w:val=""/>
+      <w:lvlJc w:val="left"/>
+      <w:pPr>
+        <w:tabs>
+          <w:tab w:val="num" w:pos="3600"/>
+        </w:tabs>
+        <w:ind w:left="3600" w:hanging="360"/>
+      </w:pPr>
+      <w:rPr>
+        <w:rFonts w:ascii="Wingdings" w:hAnsi="Wingdings" w:hint="default"/>
+        <w:sz w:val="20"/>
+      </w:rPr>
+    </w:lvl>
+    <w:lvl w:ilvl="5" w:tentative="1">
+      <w:start w:val="1"/>
+      <w:numFmt w:val="bullet"/>
+      <w:lvlText w:val=""/>
+      <w:lvlJc w:val="left"/>
+      <w:pPr>
+        <w:tabs>
+          <w:tab w:val="num" w:pos="4320"/>
+        </w:tabs>
+        <w:ind w:left="4320" w:hanging="360"/>
+      </w:pPr>
+      <w:rPr>
+        <w:rFonts w:ascii="Wingdings" w:hAnsi="Wingdings" w:hint="default"/>
+        <w:sz w:val="20"/>
+      </w:rPr>
+    </w:lvl>
+    <w:lvl w:ilvl="6" w:tentative="1">
+      <w:start w:val="1"/>
+      <w:numFmt w:val="bullet"/>
+      <w:lvlText w:val=""/>
+      <w:lvlJc w:val="left"/>
+      <w:pPr>
+        <w:tabs>
+          <w:tab w:val="num" w:pos="5040"/>
+        </w:tabs>
+        <w:ind w:left="5040" w:hanging="360"/>
+      </w:pPr>
+      <w:rPr>
+        <w:rFonts w:ascii="Wingdings" w:hAnsi="Wingdings" w:hint="default"/>
+        <w:sz w:val="20"/>
+      </w:rPr>
+    </w:lvl>
+    <w:lvl w:ilvl="7" w:tentative="1">
+      <w:start w:val="1"/>
+      <w:numFmt w:val="bullet"/>
+      <w:lvlText w:val=""/>
+      <w:lvlJc w:val="left"/>
+      <w:pPr>
+        <w:tabs>
+          <w:tab w:val="num" w:pos="5760"/>
+        </w:tabs>
+        <w:ind w:left="5760" w:hanging="360"/>
+      </w:pPr>
+      <w:rPr>
+        <w:rFonts w:ascii="Wingdings" w:hAnsi="Wingdings" w:hint="default"/>
+        <w:sz w:val="20"/>
+      </w:rPr>
+    </w:lvl>
+    <w:lvl w:ilvl="8" w:tentative="1">
+      <w:start w:val="1"/>
+      <w:numFmt w:val="bullet"/>
+      <w:lvlText w:val=""/>
+      <w:lvlJc w:val="left"/>
+      <w:pPr>
+        <w:tabs>
+          <w:tab w:val="num" w:pos="6480"/>
+        </w:tabs>
+        <w:ind w:left="6480" w:hanging="360"/>
+      </w:pPr>
+      <w:rPr>
+        <w:rFonts w:ascii="Wingdings" w:hAnsi="Wingdings" w:hint="default"/>
+        <w:sz w:val="20"/>
+      </w:rPr>
+    </w:lvl>
+  </w:abstractNum>
+  <w:abstractNum w:abstractNumId="1" w15:restartNumberingAfterBreak="0">
+    <w:nsid w:val="073F3A48"/>
+    <w:multiLevelType w:val="multilevel"/>
+    <w:tmpl w:val="1348EF24"/>
+    <w:lvl w:ilvl="0">
+      <w:start w:val="1"/>
+      <w:numFmt w:val="bullet"/>
+      <w:lvlText w:val=""/>
+      <w:lvlJc w:val="left"/>
+      <w:pPr>
+        <w:tabs>
+          <w:tab w:val="num" w:pos="720"/>
+        </w:tabs>
+        <w:ind w:left="720" w:hanging="360"/>
+      </w:pPr>
+      <w:rPr>
+        <w:rFonts w:ascii="Symbol" w:hAnsi="Symbol" w:hint="default"/>
+        <w:sz w:val="20"/>
+      </w:rPr>
+    </w:lvl>
+    <w:lvl w:ilvl="1" w:tentative="1">
+      <w:start w:val="1"/>
+      <w:numFmt w:val="bullet"/>
+      <w:lvlText w:val="o"/>
+      <w:lvlJc w:val="left"/>
+      <w:pPr>
+        <w:tabs>
+          <w:tab w:val="num" w:pos="1440"/>
+        </w:tabs>
+        <w:ind w:left="1440" w:hanging="360"/>
+      </w:pPr>
+      <w:rPr>
+        <w:rFonts w:ascii="Courier New" w:hAnsi="Courier New" w:hint="default"/>
+        <w:sz w:val="20"/>
+      </w:rPr>
+    </w:lvl>
+    <w:lvl w:ilvl="2" w:tentative="1">
+      <w:start w:val="1"/>
+      <w:numFmt w:val="bullet"/>
+      <w:lvlText w:val=""/>
+      <w:lvlJc w:val="left"/>
+      <w:pPr>
+        <w:tabs>
+          <w:tab w:val="num" w:pos="2160"/>
+        </w:tabs>
+        <w:ind w:left="2160" w:hanging="360"/>
+      </w:pPr>
+      <w:rPr>
+        <w:rFonts w:ascii="Wingdings" w:hAnsi="Wingdings" w:hint="default"/>
+        <w:sz w:val="20"/>
+      </w:rPr>
+    </w:lvl>
+    <w:lvl w:ilvl="3" w:tentative="1">
+      <w:start w:val="1"/>
+      <w:numFmt w:val="bullet"/>
+      <w:lvlText w:val=""/>
+      <w:lvlJc w:val="left"/>
+      <w:pPr>
+        <w:tabs>
+          <w:tab w:val="num" w:pos="2880"/>
+        </w:tabs>
+        <w:ind w:left="2880" w:hanging="360"/>
+      </w:pPr>
+      <w:rPr>
+        <w:rFonts w:ascii="Wingdings" w:hAnsi="Wingdings" w:hint="default"/>
+        <w:sz w:val="20"/>
+      </w:rPr>
+    </w:lvl>
+    <w:lvl w:ilvl="4" w:tentative="1">
+      <w:start w:val="1"/>
+      <w:numFmt w:val="bullet"/>
+      <w:lvlText w:val=""/>
+      <w:lvlJc w:val="left"/>
+      <w:pPr>
+        <w:tabs>
+          <w:tab w:val="num" w:pos="3600"/>
+        </w:tabs>
+        <w:ind w:left="3600" w:hanging="360"/>
+      </w:pPr>
+      <w:rPr>
+        <w:rFonts w:ascii="Wingdings" w:hAnsi="Wingdings" w:hint="default"/>
+        <w:sz w:val="20"/>
+      </w:rPr>
+    </w:lvl>
+    <w:lvl w:ilvl="5" w:tentative="1">
+      <w:start w:val="1"/>
+      <w:numFmt w:val="bullet"/>
+      <w:lvlText w:val=""/>
+      <w:lvlJc w:val="left"/>
+      <w:pPr>
+        <w:tabs>
+          <w:tab w:val="num" w:pos="4320"/>
+        </w:tabs>
+        <w:ind w:left="4320" w:hanging="360"/>
+      </w:pPr>
+      <w:rPr>
+        <w:rFonts w:ascii="Wingdings" w:hAnsi="Wingdings" w:hint="default"/>
+        <w:sz w:val="20"/>
+      </w:rPr>
+    </w:lvl>
+    <w:lvl w:ilvl="6" w:tentative="1">
+      <w:start w:val="1"/>
+      <w:numFmt w:val="bullet"/>
+      <w:lvlText w:val=""/>
+      <w:lvlJc w:val="left"/>
+      <w:pPr>
+        <w:tabs>
+          <w:tab w:val="num" w:pos="5040"/>
+        </w:tabs>
+        <w:ind w:left="5040" w:hanging="360"/>
+      </w:pPr>
+      <w:rPr>
+        <w:rFonts w:ascii="Wingdings" w:hAnsi="Wingdings" w:hint="default"/>
+        <w:sz w:val="20"/>
+      </w:rPr>
+    </w:lvl>
+    <w:lvl w:ilvl="7" w:tentative="1">
+      <w:start w:val="1"/>
+      <w:numFmt w:val="bullet"/>
+      <w:lvlText w:val=""/>
+      <w:lvlJc w:val="left"/>
+      <w:pPr>
+        <w:tabs>
+          <w:tab w:val="num" w:pos="5760"/>
+        </w:tabs>
+        <w:ind w:left="5760" w:hanging="360"/>
+      </w:pPr>
+      <w:rPr>
+        <w:rFonts w:ascii="Wingdings" w:hAnsi="Wingdings" w:hint="default"/>
+        <w:sz w:val="20"/>
+      </w:rPr>
+    </w:lvl>
+    <w:lvl w:ilvl="8" w:tentative="1">
+      <w:start w:val="1"/>
+      <w:numFmt w:val="bullet"/>
+      <w:lvlText w:val=""/>
+      <w:lvlJc w:val="left"/>
+      <w:pPr>
+        <w:tabs>
+          <w:tab w:val="num" w:pos="6480"/>
+        </w:tabs>
+        <w:ind w:left="6480" w:hanging="360"/>
+      </w:pPr>
+      <w:rPr>
+        <w:rFonts w:ascii="Wingdings" w:hAnsi="Wingdings" w:hint="default"/>
+        <w:sz w:val="20"/>
+      </w:rPr>
+    </w:lvl>
+  </w:abstractNum>
+  <w:abstractNum w:abstractNumId="2" w15:restartNumberingAfterBreak="0">
+    <w:nsid w:val="09635619"/>
+    <w:multiLevelType w:val="multilevel"/>
+    <w:tmpl w:val="7A4C4986"/>
+    <w:lvl w:ilvl="0">
+      <w:start w:val="1"/>
+      <w:numFmt w:val="bullet"/>
+      <w:lvlText w:val=""/>
+      <w:lvlJc w:val="left"/>
+      <w:pPr>
+        <w:tabs>
+          <w:tab w:val="num" w:pos="720"/>
+        </w:tabs>
+        <w:ind w:left="720" w:hanging="360"/>
+      </w:pPr>
+      <w:rPr>
+        <w:rFonts w:ascii="Symbol" w:hAnsi="Symbol" w:hint="default"/>
+        <w:sz w:val="20"/>
+      </w:rPr>
+    </w:lvl>
+    <w:lvl w:ilvl="1" w:tentative="1">
+      <w:start w:val="1"/>
+      <w:numFmt w:val="bullet"/>
+      <w:lvlText w:val="o"/>
+      <w:lvlJc w:val="left"/>
+      <w:pPr>
+        <w:tabs>
+          <w:tab w:val="num" w:pos="1440"/>
+        </w:tabs>
+        <w:ind w:left="1440" w:hanging="360"/>
+      </w:pPr>
+      <w:rPr>
+        <w:rFonts w:ascii="Courier New" w:hAnsi="Courier New" w:hint="default"/>
+        <w:sz w:val="20"/>
+      </w:rPr>
+    </w:lvl>
+    <w:lvl w:ilvl="2" w:tentative="1">
+      <w:start w:val="1"/>
+      <w:numFmt w:val="bullet"/>
+      <w:lvlText w:val=""/>
+      <w:lvlJc w:val="left"/>
+      <w:pPr>
+        <w:tabs>
+          <w:tab w:val="num" w:pos="2160"/>
+        </w:tabs>
+        <w:ind w:left="2160" w:hanging="360"/>
+      </w:pPr>
+      <w:rPr>
+        <w:rFonts w:ascii="Wingdings" w:hAnsi="Wingdings" w:hint="default"/>
+        <w:sz w:val="20"/>
+      </w:rPr>
+    </w:lvl>
+    <w:lvl w:ilvl="3" w:tentative="1">
+      <w:start w:val="1"/>
+      <w:numFmt w:val="bullet"/>
+      <w:lvlText w:val=""/>
+      <w:lvlJc w:val="left"/>
+      <w:pPr>
+        <w:tabs>
+          <w:tab w:val="num" w:pos="2880"/>
+        </w:tabs>
+        <w:ind w:left="2880" w:hanging="360"/>
+      </w:pPr>
+      <w:rPr>
+        <w:rFonts w:ascii="Wingdings" w:hAnsi="Wingdings" w:hint="default"/>
+        <w:sz w:val="20"/>
+      </w:rPr>
+    </w:lvl>
+    <w:lvl w:ilvl="4" w:tentative="1">
+      <w:start w:val="1"/>
+      <w:numFmt w:val="bullet"/>
+      <w:lvlText w:val=""/>
+      <w:lvlJc w:val="left"/>
+      <w:pPr>
+        <w:tabs>
+          <w:tab w:val="num" w:pos="3600"/>
+        </w:tabs>
+        <w:ind w:left="3600" w:hanging="360"/>
+      </w:pPr>
+      <w:rPr>
+        <w:rFonts w:ascii="Wingdings" w:hAnsi="Wingdings" w:hint="default"/>
+        <w:sz w:val="20"/>
+      </w:rPr>
+    </w:lvl>
+    <w:lvl w:ilvl="5" w:tentative="1">
+      <w:start w:val="1"/>
+      <w:numFmt w:val="bullet"/>
+      <w:lvlText w:val=""/>
+      <w:lvlJc w:val="left"/>
+      <w:pPr>
+        <w:tabs>
+          <w:tab w:val="num" w:pos="4320"/>
+        </w:tabs>
+        <w:ind w:left="4320" w:hanging="360"/>
+      </w:pPr>
+      <w:rPr>
+        <w:rFonts w:ascii="Wingdings" w:hAnsi="Wingdings" w:hint="default"/>
+        <w:sz w:val="20"/>
+      </w:rPr>
+    </w:lvl>
+    <w:lvl w:ilvl="6" w:tentative="1">
+      <w:start w:val="1"/>
+      <w:numFmt w:val="bullet"/>
+      <w:lvlText w:val=""/>
+      <w:lvlJc w:val="left"/>
+      <w:pPr>
+        <w:tabs>
+          <w:tab w:val="num" w:pos="5040"/>
+        </w:tabs>
+        <w:ind w:left="5040" w:hanging="360"/>
+      </w:pPr>
+      <w:rPr>
+        <w:rFonts w:ascii="Wingdings" w:hAnsi="Wingdings" w:hint="default"/>
+        <w:sz w:val="20"/>
+      </w:rPr>
+    </w:lvl>
+    <w:lvl w:ilvl="7" w:tentative="1">
+      <w:start w:val="1"/>
+      <w:numFmt w:val="bullet"/>
+      <w:lvlText w:val=""/>
+      <w:lvlJc w:val="left"/>
+      <w:pPr>
+        <w:tabs>
+          <w:tab w:val="num" w:pos="5760"/>
+        </w:tabs>
+        <w:ind w:left="5760" w:hanging="360"/>
+      </w:pPr>
+      <w:rPr>
+        <w:rFonts w:ascii="Wingdings" w:hAnsi="Wingdings" w:hint="default"/>
+        <w:sz w:val="20"/>
+      </w:rPr>
+    </w:lvl>
+    <w:lvl w:ilvl="8" w:tentative="1">
+      <w:start w:val="1"/>
+      <w:numFmt w:val="bullet"/>
+      <w:lvlText w:val=""/>
+      <w:lvlJc w:val="left"/>
+      <w:pPr>
+        <w:tabs>
+          <w:tab w:val="num" w:pos="6480"/>
+        </w:tabs>
+        <w:ind w:left="6480" w:hanging="360"/>
+      </w:pPr>
+      <w:rPr>
+        <w:rFonts w:ascii="Wingdings" w:hAnsi="Wingdings" w:hint="default"/>
+        <w:sz w:val="20"/>
+      </w:rPr>
+    </w:lvl>
+  </w:abstractNum>
+  <w:abstractNum w:abstractNumId="3" w15:restartNumberingAfterBreak="0">
+    <w:nsid w:val="11692F66"/>
+    <w:multiLevelType w:val="multilevel"/>
+    <w:tmpl w:val="35427856"/>
+    <w:lvl w:ilvl="0">
+      <w:start w:val="1"/>
+      <w:numFmt w:val="bullet"/>
+      <w:lvlText w:val=""/>
+      <w:lvlJc w:val="left"/>
+      <w:pPr>
+        <w:tabs>
+          <w:tab w:val="num" w:pos="720"/>
+        </w:tabs>
+        <w:ind w:left="720" w:hanging="360"/>
+      </w:pPr>
+      <w:rPr>
+        <w:rFonts w:ascii="Symbol" w:hAnsi="Symbol" w:hint="default"/>
+        <w:sz w:val="20"/>
+      </w:rPr>
+    </w:lvl>
+    <w:lvl w:ilvl="1" w:tentative="1">
+      <w:start w:val="1"/>
+      <w:numFmt w:val="bullet"/>
+      <w:lvlText w:val="o"/>
+      <w:lvlJc w:val="left"/>
+      <w:pPr>
+        <w:tabs>
+          <w:tab w:val="num" w:pos="1440"/>
+        </w:tabs>
+        <w:ind w:left="1440" w:hanging="360"/>
+      </w:pPr>
+      <w:rPr>
+        <w:rFonts w:ascii="Courier New" w:hAnsi="Courier New" w:hint="default"/>
+        <w:sz w:val="20"/>
+      </w:rPr>
+    </w:lvl>
+    <w:lvl w:ilvl="2" w:tentative="1">
+      <w:start w:val="1"/>
+      <w:numFmt w:val="bullet"/>
+      <w:lvlText w:val=""/>
+      <w:lvlJc w:val="left"/>
+      <w:pPr>
+        <w:tabs>
+          <w:tab w:val="num" w:pos="2160"/>
+        </w:tabs>
+        <w:ind w:left="2160" w:hanging="360"/>
+      </w:pPr>
+      <w:rPr>
+        <w:rFonts w:ascii="Wingdings" w:hAnsi="Wingdings" w:hint="default"/>
+        <w:sz w:val="20"/>
+      </w:rPr>
+    </w:lvl>
+    <w:lvl w:ilvl="3" w:tentative="1">
+      <w:start w:val="1"/>
+      <w:numFmt w:val="bullet"/>
+      <w:lvlText w:val=""/>
+      <w:lvlJc w:val="left"/>
+      <w:pPr>
+        <w:tabs>
+          <w:tab w:val="num" w:pos="2880"/>
+        </w:tabs>
+        <w:ind w:left="2880" w:hanging="360"/>
+      </w:pPr>
+      <w:rPr>
+        <w:rFonts w:ascii="Wingdings" w:hAnsi="Wingdings" w:hint="default"/>
+        <w:sz w:val="20"/>
+      </w:rPr>
+    </w:lvl>
+    <w:lvl w:ilvl="4" w:tentative="1">
+      <w:start w:val="1"/>
+      <w:numFmt w:val="bullet"/>
+      <w:lvlText w:val=""/>
+      <w:lvlJc w:val="left"/>
+      <w:pPr>
+        <w:tabs>
+          <w:tab w:val="num" w:pos="3600"/>
+        </w:tabs>
+        <w:ind w:left="3600" w:hanging="360"/>
+      </w:pPr>
+      <w:rPr>
+        <w:rFonts w:ascii="Wingdings" w:hAnsi="Wingdings" w:hint="default"/>
+        <w:sz w:val="20"/>
+      </w:rPr>
+    </w:lvl>
+    <w:lvl w:ilvl="5" w:tentative="1">
+      <w:start w:val="1"/>
+      <w:numFmt w:val="bullet"/>
+      <w:lvlText w:val=""/>
+      <w:lvlJc w:val="left"/>
+      <w:pPr>
+        <w:tabs>
+          <w:tab w:val="num" w:pos="4320"/>
+        </w:tabs>
+        <w:ind w:left="4320" w:hanging="360"/>
+      </w:pPr>
+      <w:rPr>
+        <w:rFonts w:ascii="Wingdings" w:hAnsi="Wingdings" w:hint="default"/>
+        <w:sz w:val="20"/>
+      </w:rPr>
+    </w:lvl>
+    <w:lvl w:ilvl="6" w:tentative="1">
+      <w:start w:val="1"/>
+      <w:numFmt w:val="bullet"/>
+      <w:lvlText w:val=""/>
+      <w:lvlJc w:val="left"/>
+      <w:pPr>
+        <w:tabs>
+          <w:tab w:val="num" w:pos="5040"/>
+        </w:tabs>
+        <w:ind w:left="5040" w:hanging="360"/>
+      </w:pPr>
+      <w:rPr>
+        <w:rFonts w:ascii="Wingdings" w:hAnsi="Wingdings" w:hint="default"/>
+        <w:sz w:val="20"/>
+      </w:rPr>
+    </w:lvl>
+    <w:lvl w:ilvl="7" w:tentative="1">
+      <w:start w:val="1"/>
+      <w:numFmt w:val="bullet"/>
+      <w:lvlText w:val=""/>
+      <w:lvlJc w:val="left"/>
+      <w:pPr>
+        <w:tabs>
+          <w:tab w:val="num" w:pos="5760"/>
+        </w:tabs>
+        <w:ind w:left="5760" w:hanging="360"/>
+      </w:pPr>
+      <w:rPr>
+        <w:rFonts w:ascii="Wingdings" w:hAnsi="Wingdings" w:hint="default"/>
+        <w:sz w:val="20"/>
+      </w:rPr>
+    </w:lvl>
+    <w:lvl w:ilvl="8" w:tentative="1">
+      <w:start w:val="1"/>
+      <w:numFmt w:val="bullet"/>
+      <w:lvlText w:val=""/>
+      <w:lvlJc w:val="left"/>
+      <w:pPr>
+        <w:tabs>
+          <w:tab w:val="num" w:pos="6480"/>
+        </w:tabs>
+        <w:ind w:left="6480" w:hanging="360"/>
+      </w:pPr>
+      <w:rPr>
+        <w:rFonts w:ascii="Wingdings" w:hAnsi="Wingdings" w:hint="default"/>
+        <w:sz w:val="20"/>
+      </w:rPr>
+    </w:lvl>
+  </w:abstractNum>
+  <w:abstractNum w:abstractNumId="4" w15:restartNumberingAfterBreak="0">
+    <w:nsid w:val="11D004A2"/>
+    <w:multiLevelType w:val="multilevel"/>
+    <w:tmpl w:val="EB303B8E"/>
+    <w:lvl w:ilvl="0">
+      <w:start w:val="1"/>
+      <w:numFmt w:val="bullet"/>
+      <w:lvlText w:val=""/>
+      <w:lvlJc w:val="left"/>
+      <w:pPr>
+        <w:tabs>
+          <w:tab w:val="num" w:pos="720"/>
+        </w:tabs>
+        <w:ind w:left="720" w:hanging="360"/>
+      </w:pPr>
+      <w:rPr>
+        <w:rFonts w:ascii="Symbol" w:hAnsi="Symbol" w:hint="default"/>
+        <w:sz w:val="20"/>
+      </w:rPr>
+    </w:lvl>
+    <w:lvl w:ilvl="1" w:tentative="1">
+      <w:start w:val="1"/>
+      <w:numFmt w:val="bullet"/>
+      <w:lvlText w:val="o"/>
+      <w:lvlJc w:val="left"/>
+      <w:pPr>
+        <w:tabs>
+          <w:tab w:val="num" w:pos="1440"/>
+        </w:tabs>
+        <w:ind w:left="1440" w:hanging="360"/>
+      </w:pPr>
+      <w:rPr>
+        <w:rFonts w:ascii="Courier New" w:hAnsi="Courier New" w:hint="default"/>
+        <w:sz w:val="20"/>
+      </w:rPr>
+    </w:lvl>
+    <w:lvl w:ilvl="2" w:tentative="1">
+      <w:start w:val="1"/>
+      <w:numFmt w:val="bullet"/>
+      <w:lvlText w:val=""/>
+      <w:lvlJc w:val="left"/>
+      <w:pPr>
+        <w:tabs>
+          <w:tab w:val="num" w:pos="2160"/>
+        </w:tabs>
+        <w:ind w:left="2160" w:hanging="360"/>
+      </w:pPr>
+      <w:rPr>
+        <w:rFonts w:ascii="Wingdings" w:hAnsi="Wingdings" w:hint="default"/>
+        <w:sz w:val="20"/>
+      </w:rPr>
+    </w:lvl>
+    <w:lvl w:ilvl="3" w:tentative="1">
+      <w:start w:val="1"/>
+      <w:numFmt w:val="bullet"/>
+      <w:lvlText w:val=""/>
+      <w:lvlJc w:val="left"/>
+      <w:pPr>
+        <w:tabs>
+          <w:tab w:val="num" w:pos="2880"/>
+        </w:tabs>
+        <w:ind w:left="2880" w:hanging="360"/>
+      </w:pPr>
+      <w:rPr>
+        <w:rFonts w:ascii="Wingdings" w:hAnsi="Wingdings" w:hint="default"/>
+        <w:sz w:val="20"/>
+      </w:rPr>
+    </w:lvl>
+    <w:lvl w:ilvl="4" w:tentative="1">
+      <w:start w:val="1"/>
+      <w:numFmt w:val="bullet"/>
+      <w:lvlText w:val=""/>
+      <w:lvlJc w:val="left"/>
+      <w:pPr>
+        <w:tabs>
+          <w:tab w:val="num" w:pos="3600"/>
+        </w:tabs>
+        <w:ind w:left="3600" w:hanging="360"/>
+      </w:pPr>
+      <w:rPr>
+        <w:rFonts w:ascii="Wingdings" w:hAnsi="Wingdings" w:hint="default"/>
+        <w:sz w:val="20"/>
+      </w:rPr>
+    </w:lvl>
+    <w:lvl w:ilvl="5" w:tentative="1">
+      <w:start w:val="1"/>
+      <w:numFmt w:val="bullet"/>
+      <w:lvlText w:val=""/>
+      <w:lvlJc w:val="left"/>
+      <w:pPr>
+        <w:tabs>
+          <w:tab w:val="num" w:pos="4320"/>
+        </w:tabs>
+        <w:ind w:left="4320" w:hanging="360"/>
+      </w:pPr>
+      <w:rPr>
+        <w:rFonts w:ascii="Wingdings" w:hAnsi="Wingdings" w:hint="default"/>
+        <w:sz w:val="20"/>
+      </w:rPr>
+    </w:lvl>
+    <w:lvl w:ilvl="6" w:tentative="1">
+      <w:start w:val="1"/>
+      <w:numFmt w:val="bullet"/>
+      <w:lvlText w:val=""/>
+      <w:lvlJc w:val="left"/>
+      <w:pPr>
+        <w:tabs>
+          <w:tab w:val="num" w:pos="5040"/>
+        </w:tabs>
+        <w:ind w:left="5040" w:hanging="360"/>
+      </w:pPr>
+      <w:rPr>
+        <w:rFonts w:ascii="Wingdings" w:hAnsi="Wingdings" w:hint="default"/>
+        <w:sz w:val="20"/>
+      </w:rPr>
+    </w:lvl>
+    <w:lvl w:ilvl="7" w:tentative="1">
+      <w:start w:val="1"/>
+      <w:numFmt w:val="bullet"/>
+      <w:lvlText w:val=""/>
+      <w:lvlJc w:val="left"/>
+      <w:pPr>
+        <w:tabs>
+          <w:tab w:val="num" w:pos="5760"/>
+        </w:tabs>
+        <w:ind w:left="5760" w:hanging="360"/>
+      </w:pPr>
+      <w:rPr>
+        <w:rFonts w:ascii="Wingdings" w:hAnsi="Wingdings" w:hint="default"/>
+        <w:sz w:val="20"/>
+      </w:rPr>
+    </w:lvl>
+    <w:lvl w:ilvl="8" w:tentative="1">
+      <w:start w:val="1"/>
+      <w:numFmt w:val="bullet"/>
+      <w:lvlText w:val=""/>
+      <w:lvlJc w:val="left"/>
+      <w:pPr>
+        <w:tabs>
+          <w:tab w:val="num" w:pos="6480"/>
+        </w:tabs>
+        <w:ind w:left="6480" w:hanging="360"/>
+      </w:pPr>
+      <w:rPr>
+        <w:rFonts w:ascii="Wingdings" w:hAnsi="Wingdings" w:hint="default"/>
+        <w:sz w:val="20"/>
+      </w:rPr>
+    </w:lvl>
+  </w:abstractNum>
+  <w:abstractNum w:abstractNumId="5" w15:restartNumberingAfterBreak="0">
     <w:nsid w:val="185941ED"/>
     <w:multiLevelType w:val="multilevel"/>
     <w:tmpl w:val="D0280E1C"/>
@@ -2632,7 +6067,7 @@
       </w:rPr>
     </w:lvl>
   </w:abstractNum>
-  <w:abstractNum w:abstractNumId="1" w15:restartNumberingAfterBreak="0">
+  <w:abstractNum w:abstractNumId="6" w15:restartNumberingAfterBreak="0">
     <w:nsid w:val="18703CD5"/>
     <w:multiLevelType w:val="hybridMultilevel"/>
     <w:tmpl w:val="F6FCCB56"/>
@@ -2720,7 +6155,7 @@
       </w:pPr>
     </w:lvl>
   </w:abstractNum>
-  <w:abstractNum w:abstractNumId="2" w15:restartNumberingAfterBreak="0">
+  <w:abstractNum w:abstractNumId="7" w15:restartNumberingAfterBreak="0">
     <w:nsid w:val="24323A01"/>
     <w:multiLevelType w:val="multilevel"/>
     <w:tmpl w:val="F5E63D26"/>
@@ -2833,7 +6268,7 @@
       </w:rPr>
     </w:lvl>
   </w:abstractNum>
-  <w:abstractNum w:abstractNumId="3" w15:restartNumberingAfterBreak="0">
+  <w:abstractNum w:abstractNumId="8" w15:restartNumberingAfterBreak="0">
     <w:nsid w:val="24C6678D"/>
     <w:multiLevelType w:val="hybridMultilevel"/>
     <w:tmpl w:val="9EE8B118"/>
@@ -2946,7 +6381,7 @@
       </w:rPr>
     </w:lvl>
   </w:abstractNum>
-  <w:abstractNum w:abstractNumId="4" w15:restartNumberingAfterBreak="0">
+  <w:abstractNum w:abstractNumId="9" w15:restartNumberingAfterBreak="0">
     <w:nsid w:val="26C50641"/>
     <w:multiLevelType w:val="hybridMultilevel"/>
     <w:tmpl w:val="3C3C3472"/>
@@ -3059,7 +6494,7 @@
       </w:rPr>
     </w:lvl>
   </w:abstractNum>
-  <w:abstractNum w:abstractNumId="5" w15:restartNumberingAfterBreak="0">
+  <w:abstractNum w:abstractNumId="10" w15:restartNumberingAfterBreak="0">
     <w:nsid w:val="2BE06BAD"/>
     <w:multiLevelType w:val="multilevel"/>
     <w:tmpl w:val="D7C432FE"/>
@@ -3172,7 +6607,305 @@
       </w:rPr>
     </w:lvl>
   </w:abstractNum>
-  <w:abstractNum w:abstractNumId="6" w15:restartNumberingAfterBreak="0">
+  <w:abstractNum w:abstractNumId="11" w15:restartNumberingAfterBreak="0">
+    <w:nsid w:val="30B372F8"/>
+    <w:multiLevelType w:val="multilevel"/>
+    <w:tmpl w:val="D6C86214"/>
+    <w:lvl w:ilvl="0">
+      <w:start w:val="1"/>
+      <w:numFmt w:val="bullet"/>
+      <w:lvlText w:val=""/>
+      <w:lvlJc w:val="left"/>
+      <w:pPr>
+        <w:tabs>
+          <w:tab w:val="num" w:pos="720"/>
+        </w:tabs>
+        <w:ind w:left="720" w:hanging="360"/>
+      </w:pPr>
+      <w:rPr>
+        <w:rFonts w:ascii="Symbol" w:hAnsi="Symbol" w:hint="default"/>
+        <w:sz w:val="20"/>
+      </w:rPr>
+    </w:lvl>
+    <w:lvl w:ilvl="1" w:tentative="1">
+      <w:start w:val="1"/>
+      <w:numFmt w:val="bullet"/>
+      <w:lvlText w:val="o"/>
+      <w:lvlJc w:val="left"/>
+      <w:pPr>
+        <w:tabs>
+          <w:tab w:val="num" w:pos="1440"/>
+        </w:tabs>
+        <w:ind w:left="1440" w:hanging="360"/>
+      </w:pPr>
+      <w:rPr>
+        <w:rFonts w:ascii="Courier New" w:hAnsi="Courier New" w:hint="default"/>
+        <w:sz w:val="20"/>
+      </w:rPr>
+    </w:lvl>
+    <w:lvl w:ilvl="2" w:tentative="1">
+      <w:start w:val="1"/>
+      <w:numFmt w:val="bullet"/>
+      <w:lvlText w:val=""/>
+      <w:lvlJc w:val="left"/>
+      <w:pPr>
+        <w:tabs>
+          <w:tab w:val="num" w:pos="2160"/>
+        </w:tabs>
+        <w:ind w:left="2160" w:hanging="360"/>
+      </w:pPr>
+      <w:rPr>
+        <w:rFonts w:ascii="Wingdings" w:hAnsi="Wingdings" w:hint="default"/>
+        <w:sz w:val="20"/>
+      </w:rPr>
+    </w:lvl>
+    <w:lvl w:ilvl="3" w:tentative="1">
+      <w:start w:val="1"/>
+      <w:numFmt w:val="bullet"/>
+      <w:lvlText w:val=""/>
+      <w:lvlJc w:val="left"/>
+      <w:pPr>
+        <w:tabs>
+          <w:tab w:val="num" w:pos="2880"/>
+        </w:tabs>
+        <w:ind w:left="2880" w:hanging="360"/>
+      </w:pPr>
+      <w:rPr>
+        <w:rFonts w:ascii="Wingdings" w:hAnsi="Wingdings" w:hint="default"/>
+        <w:sz w:val="20"/>
+      </w:rPr>
+    </w:lvl>
+    <w:lvl w:ilvl="4" w:tentative="1">
+      <w:start w:val="1"/>
+      <w:numFmt w:val="bullet"/>
+      <w:lvlText w:val=""/>
+      <w:lvlJc w:val="left"/>
+      <w:pPr>
+        <w:tabs>
+          <w:tab w:val="num" w:pos="3600"/>
+        </w:tabs>
+        <w:ind w:left="3600" w:hanging="360"/>
+      </w:pPr>
+      <w:rPr>
+        <w:rFonts w:ascii="Wingdings" w:hAnsi="Wingdings" w:hint="default"/>
+        <w:sz w:val="20"/>
+      </w:rPr>
+    </w:lvl>
+    <w:lvl w:ilvl="5" w:tentative="1">
+      <w:start w:val="1"/>
+      <w:numFmt w:val="bullet"/>
+      <w:lvlText w:val=""/>
+      <w:lvlJc w:val="left"/>
+      <w:pPr>
+        <w:tabs>
+          <w:tab w:val="num" w:pos="4320"/>
+        </w:tabs>
+        <w:ind w:left="4320" w:hanging="360"/>
+      </w:pPr>
+      <w:rPr>
+        <w:rFonts w:ascii="Wingdings" w:hAnsi="Wingdings" w:hint="default"/>
+        <w:sz w:val="20"/>
+      </w:rPr>
+    </w:lvl>
+    <w:lvl w:ilvl="6" w:tentative="1">
+      <w:start w:val="1"/>
+      <w:numFmt w:val="bullet"/>
+      <w:lvlText w:val=""/>
+      <w:lvlJc w:val="left"/>
+      <w:pPr>
+        <w:tabs>
+          <w:tab w:val="num" w:pos="5040"/>
+        </w:tabs>
+        <w:ind w:left="5040" w:hanging="360"/>
+      </w:pPr>
+      <w:rPr>
+        <w:rFonts w:ascii="Wingdings" w:hAnsi="Wingdings" w:hint="default"/>
+        <w:sz w:val="20"/>
+      </w:rPr>
+    </w:lvl>
+    <w:lvl w:ilvl="7" w:tentative="1">
+      <w:start w:val="1"/>
+      <w:numFmt w:val="bullet"/>
+      <w:lvlText w:val=""/>
+      <w:lvlJc w:val="left"/>
+      <w:pPr>
+        <w:tabs>
+          <w:tab w:val="num" w:pos="5760"/>
+        </w:tabs>
+        <w:ind w:left="5760" w:hanging="360"/>
+      </w:pPr>
+      <w:rPr>
+        <w:rFonts w:ascii="Wingdings" w:hAnsi="Wingdings" w:hint="default"/>
+        <w:sz w:val="20"/>
+      </w:rPr>
+    </w:lvl>
+    <w:lvl w:ilvl="8" w:tentative="1">
+      <w:start w:val="1"/>
+      <w:numFmt w:val="bullet"/>
+      <w:lvlText w:val=""/>
+      <w:lvlJc w:val="left"/>
+      <w:pPr>
+        <w:tabs>
+          <w:tab w:val="num" w:pos="6480"/>
+        </w:tabs>
+        <w:ind w:left="6480" w:hanging="360"/>
+      </w:pPr>
+      <w:rPr>
+        <w:rFonts w:ascii="Wingdings" w:hAnsi="Wingdings" w:hint="default"/>
+        <w:sz w:val="20"/>
+      </w:rPr>
+    </w:lvl>
+  </w:abstractNum>
+  <w:abstractNum w:abstractNumId="12" w15:restartNumberingAfterBreak="0">
+    <w:nsid w:val="34D62690"/>
+    <w:multiLevelType w:val="multilevel"/>
+    <w:tmpl w:val="43D6F4DC"/>
+    <w:lvl w:ilvl="0">
+      <w:start w:val="1"/>
+      <w:numFmt w:val="bullet"/>
+      <w:lvlText w:val=""/>
+      <w:lvlJc w:val="left"/>
+      <w:pPr>
+        <w:tabs>
+          <w:tab w:val="num" w:pos="720"/>
+        </w:tabs>
+        <w:ind w:left="720" w:hanging="360"/>
+      </w:pPr>
+      <w:rPr>
+        <w:rFonts w:ascii="Symbol" w:hAnsi="Symbol" w:hint="default"/>
+        <w:sz w:val="20"/>
+      </w:rPr>
+    </w:lvl>
+    <w:lvl w:ilvl="1" w:tentative="1">
+      <w:start w:val="1"/>
+      <w:numFmt w:val="bullet"/>
+      <w:lvlText w:val="o"/>
+      <w:lvlJc w:val="left"/>
+      <w:pPr>
+        <w:tabs>
+          <w:tab w:val="num" w:pos="1440"/>
+        </w:tabs>
+        <w:ind w:left="1440" w:hanging="360"/>
+      </w:pPr>
+      <w:rPr>
+        <w:rFonts w:ascii="Courier New" w:hAnsi="Courier New" w:hint="default"/>
+        <w:sz w:val="20"/>
+      </w:rPr>
+    </w:lvl>
+    <w:lvl w:ilvl="2" w:tentative="1">
+      <w:start w:val="1"/>
+      <w:numFmt w:val="bullet"/>
+      <w:lvlText w:val=""/>
+      <w:lvlJc w:val="left"/>
+      <w:pPr>
+        <w:tabs>
+          <w:tab w:val="num" w:pos="2160"/>
+        </w:tabs>
+        <w:ind w:left="2160" w:hanging="360"/>
+      </w:pPr>
+      <w:rPr>
+        <w:rFonts w:ascii="Wingdings" w:hAnsi="Wingdings" w:hint="default"/>
+        <w:sz w:val="20"/>
+      </w:rPr>
+    </w:lvl>
+    <w:lvl w:ilvl="3" w:tentative="1">
+      <w:start w:val="1"/>
+      <w:numFmt w:val="bullet"/>
+      <w:lvlText w:val=""/>
+      <w:lvlJc w:val="left"/>
+      <w:pPr>
+        <w:tabs>
+          <w:tab w:val="num" w:pos="2880"/>
+        </w:tabs>
+        <w:ind w:left="2880" w:hanging="360"/>
+      </w:pPr>
+      <w:rPr>
+        <w:rFonts w:ascii="Wingdings" w:hAnsi="Wingdings" w:hint="default"/>
+        <w:sz w:val="20"/>
+      </w:rPr>
+    </w:lvl>
+    <w:lvl w:ilvl="4" w:tentative="1">
+      <w:start w:val="1"/>
+      <w:numFmt w:val="bullet"/>
+      <w:lvlText w:val=""/>
+      <w:lvlJc w:val="left"/>
+      <w:pPr>
+        <w:tabs>
+          <w:tab w:val="num" w:pos="3600"/>
+        </w:tabs>
+        <w:ind w:left="3600" w:hanging="360"/>
+      </w:pPr>
+      <w:rPr>
+        <w:rFonts w:ascii="Wingdings" w:hAnsi="Wingdings" w:hint="default"/>
+        <w:sz w:val="20"/>
+      </w:rPr>
+    </w:lvl>
+    <w:lvl w:ilvl="5" w:tentative="1">
+      <w:start w:val="1"/>
+      <w:numFmt w:val="bullet"/>
+      <w:lvlText w:val=""/>
+      <w:lvlJc w:val="left"/>
+      <w:pPr>
+        <w:tabs>
+          <w:tab w:val="num" w:pos="4320"/>
+        </w:tabs>
+        <w:ind w:left="4320" w:hanging="360"/>
+      </w:pPr>
+      <w:rPr>
+        <w:rFonts w:ascii="Wingdings" w:hAnsi="Wingdings" w:hint="default"/>
+        <w:sz w:val="20"/>
+      </w:rPr>
+    </w:lvl>
+    <w:lvl w:ilvl="6" w:tentative="1">
+      <w:start w:val="1"/>
+      <w:numFmt w:val="bullet"/>
+      <w:lvlText w:val=""/>
+      <w:lvlJc w:val="left"/>
+      <w:pPr>
+        <w:tabs>
+          <w:tab w:val="num" w:pos="5040"/>
+        </w:tabs>
+        <w:ind w:left="5040" w:hanging="360"/>
+      </w:pPr>
+      <w:rPr>
+        <w:rFonts w:ascii="Wingdings" w:hAnsi="Wingdings" w:hint="default"/>
+        <w:sz w:val="20"/>
+      </w:rPr>
+    </w:lvl>
+    <w:lvl w:ilvl="7" w:tentative="1">
+      <w:start w:val="1"/>
+      <w:numFmt w:val="bullet"/>
+      <w:lvlText w:val=""/>
+      <w:lvlJc w:val="left"/>
+      <w:pPr>
+        <w:tabs>
+          <w:tab w:val="num" w:pos="5760"/>
+        </w:tabs>
+        <w:ind w:left="5760" w:hanging="360"/>
+      </w:pPr>
+      <w:rPr>
+        <w:rFonts w:ascii="Wingdings" w:hAnsi="Wingdings" w:hint="default"/>
+        <w:sz w:val="20"/>
+      </w:rPr>
+    </w:lvl>
+    <w:lvl w:ilvl="8" w:tentative="1">
+      <w:start w:val="1"/>
+      <w:numFmt w:val="bullet"/>
+      <w:lvlText w:val=""/>
+      <w:lvlJc w:val="left"/>
+      <w:pPr>
+        <w:tabs>
+          <w:tab w:val="num" w:pos="6480"/>
+        </w:tabs>
+        <w:ind w:left="6480" w:hanging="360"/>
+      </w:pPr>
+      <w:rPr>
+        <w:rFonts w:ascii="Wingdings" w:hAnsi="Wingdings" w:hint="default"/>
+        <w:sz w:val="20"/>
+      </w:rPr>
+    </w:lvl>
+  </w:abstractNum>
+  <w:abstractNum w:abstractNumId="13" w15:restartNumberingAfterBreak="0">
     <w:nsid w:val="35CD48C5"/>
     <w:multiLevelType w:val="multilevel"/>
     <w:tmpl w:val="3EEAE518"/>
@@ -3293,7 +7026,7 @@
       </w:rPr>
     </w:lvl>
   </w:abstractNum>
-  <w:abstractNum w:abstractNumId="7" w15:restartNumberingAfterBreak="0">
+  <w:abstractNum w:abstractNumId="14" w15:restartNumberingAfterBreak="0">
     <w:nsid w:val="37737244"/>
     <w:multiLevelType w:val="multilevel"/>
     <w:tmpl w:val="F13C4280"/>
@@ -3406,7 +7139,7 @@
       </w:rPr>
     </w:lvl>
   </w:abstractNum>
-  <w:abstractNum w:abstractNumId="8" w15:restartNumberingAfterBreak="0">
+  <w:abstractNum w:abstractNumId="15" w15:restartNumberingAfterBreak="0">
     <w:nsid w:val="37BE3EAE"/>
     <w:multiLevelType w:val="multilevel"/>
     <w:tmpl w:val="C5CE0A66"/>
@@ -3555,7 +7288,7 @@
       </w:rPr>
     </w:lvl>
   </w:abstractNum>
-  <w:abstractNum w:abstractNumId="9" w15:restartNumberingAfterBreak="0">
+  <w:abstractNum w:abstractNumId="16" w15:restartNumberingAfterBreak="0">
     <w:nsid w:val="3EFC11A7"/>
     <w:multiLevelType w:val="multilevel"/>
     <w:tmpl w:val="F3CEABB6"/>
@@ -3704,7 +7437,7 @@
       </w:rPr>
     </w:lvl>
   </w:abstractNum>
-  <w:abstractNum w:abstractNumId="10" w15:restartNumberingAfterBreak="0">
+  <w:abstractNum w:abstractNumId="17" w15:restartNumberingAfterBreak="0">
     <w:nsid w:val="40E00BC6"/>
     <w:multiLevelType w:val="hybridMultilevel"/>
     <w:tmpl w:val="9C40ED1A"/>
@@ -3817,7 +7550,120 @@
       </w:rPr>
     </w:lvl>
   </w:abstractNum>
-  <w:abstractNum w:abstractNumId="11" w15:restartNumberingAfterBreak="0">
+  <w:abstractNum w:abstractNumId="18" w15:restartNumberingAfterBreak="0">
+    <w:nsid w:val="42212B00"/>
+    <w:multiLevelType w:val="multilevel"/>
+    <w:tmpl w:val="9F807436"/>
+    <w:lvl w:ilvl="0">
+      <w:start w:val="1"/>
+      <w:numFmt w:val="decimal"/>
+      <w:lvlText w:val="%1."/>
+      <w:lvlJc w:val="left"/>
+      <w:pPr>
+        <w:tabs>
+          <w:tab w:val="num" w:pos="720"/>
+        </w:tabs>
+        <w:ind w:left="720" w:hanging="360"/>
+      </w:pPr>
+    </w:lvl>
+    <w:lvl w:ilvl="1" w:tentative="1">
+      <w:start w:val="1"/>
+      <w:numFmt w:val="decimal"/>
+      <w:lvlText w:val="%2."/>
+      <w:lvlJc w:val="left"/>
+      <w:pPr>
+        <w:tabs>
+          <w:tab w:val="num" w:pos="1440"/>
+        </w:tabs>
+        <w:ind w:left="1440" w:hanging="360"/>
+      </w:pPr>
+    </w:lvl>
+    <w:lvl w:ilvl="2" w:tentative="1">
+      <w:start w:val="1"/>
+      <w:numFmt w:val="decimal"/>
+      <w:lvlText w:val="%3."/>
+      <w:lvlJc w:val="left"/>
+      <w:pPr>
+        <w:tabs>
+          <w:tab w:val="num" w:pos="2160"/>
+        </w:tabs>
+        <w:ind w:left="2160" w:hanging="360"/>
+      </w:pPr>
+    </w:lvl>
+    <w:lvl w:ilvl="3" w:tentative="1">
+      <w:start w:val="1"/>
+      <w:numFmt w:val="decimal"/>
+      <w:lvlText w:val="%4."/>
+      <w:lvlJc w:val="left"/>
+      <w:pPr>
+        <w:tabs>
+          <w:tab w:val="num" w:pos="2880"/>
+        </w:tabs>
+        <w:ind w:left="2880" w:hanging="360"/>
+      </w:pPr>
+    </w:lvl>
+    <w:lvl w:ilvl="4" w:tentative="1">
+      <w:start w:val="1"/>
+      <w:numFmt w:val="decimal"/>
+      <w:lvlText w:val="%5."/>
+      <w:lvlJc w:val="left"/>
+      <w:pPr>
+        <w:tabs>
+          <w:tab w:val="num" w:pos="3600"/>
+        </w:tabs>
+        <w:ind w:left="3600" w:hanging="360"/>
+      </w:pPr>
+    </w:lvl>
+    <w:lvl w:ilvl="5" w:tentative="1">
+      <w:start w:val="1"/>
+      <w:numFmt w:val="decimal"/>
+      <w:lvlText w:val="%6."/>
+      <w:lvlJc w:val="left"/>
+      <w:pPr>
+        <w:tabs>
+          <w:tab w:val="num" w:pos="4320"/>
+        </w:tabs>
+        <w:ind w:left="4320" w:hanging="360"/>
+      </w:pPr>
+    </w:lvl>
+    <w:lvl w:ilvl="6" w:tentative="1">
+      <w:start w:val="1"/>
+      <w:numFmt w:val="decimal"/>
+      <w:lvlText w:val="%7."/>
+      <w:lvlJc w:val="left"/>
+      <w:pPr>
+        <w:tabs>
+          <w:tab w:val="num" w:pos="5040"/>
+        </w:tabs>
+        <w:ind w:left="5040" w:hanging="360"/>
+      </w:pPr>
+    </w:lvl>
+    <w:lvl w:ilvl="7" w:tentative="1">
+      <w:start w:val="1"/>
+      <w:numFmt w:val="decimal"/>
+      <w:lvlText w:val="%8."/>
+      <w:lvlJc w:val="left"/>
+      <w:pPr>
+        <w:tabs>
+          <w:tab w:val="num" w:pos="5760"/>
+        </w:tabs>
+        <w:ind w:left="5760" w:hanging="360"/>
+      </w:pPr>
+    </w:lvl>
+    <w:lvl w:ilvl="8" w:tentative="1">
+      <w:start w:val="1"/>
+      <w:numFmt w:val="decimal"/>
+      <w:lvlText w:val="%9."/>
+      <w:lvlJc w:val="left"/>
+      <w:pPr>
+        <w:tabs>
+          <w:tab w:val="num" w:pos="6480"/>
+        </w:tabs>
+        <w:ind w:left="6480" w:hanging="360"/>
+      </w:pPr>
+    </w:lvl>
+  </w:abstractNum>
+  <w:abstractNum w:abstractNumId="19" w15:restartNumberingAfterBreak="0">
     <w:nsid w:val="43C81AB0"/>
     <w:multiLevelType w:val="hybridMultilevel"/>
     <w:tmpl w:val="B6349EFE"/>
@@ -3906,7 +7752,7 @@
       </w:pPr>
     </w:lvl>
   </w:abstractNum>
-  <w:abstractNum w:abstractNumId="12" w15:restartNumberingAfterBreak="0">
+  <w:abstractNum w:abstractNumId="20" w15:restartNumberingAfterBreak="0">
     <w:nsid w:val="448A182D"/>
     <w:multiLevelType w:val="hybridMultilevel"/>
     <w:tmpl w:val="50A2B960"/>
@@ -4019,7 +7865,7 @@
       </w:rPr>
     </w:lvl>
   </w:abstractNum>
-  <w:abstractNum w:abstractNumId="13" w15:restartNumberingAfterBreak="0">
+  <w:abstractNum w:abstractNumId="21" w15:restartNumberingAfterBreak="0">
     <w:nsid w:val="4CF801E5"/>
     <w:multiLevelType w:val="multilevel"/>
     <w:tmpl w:val="ACE44842"/>
@@ -4132,7 +7978,7 @@
       </w:rPr>
     </w:lvl>
   </w:abstractNum>
-  <w:abstractNum w:abstractNumId="14" w15:restartNumberingAfterBreak="0">
+  <w:abstractNum w:abstractNumId="22" w15:restartNumberingAfterBreak="0">
     <w:nsid w:val="4EB00E22"/>
     <w:multiLevelType w:val="multilevel"/>
     <w:tmpl w:val="CBE47BE8"/>
@@ -4281,7 +8127,7 @@
       </w:rPr>
     </w:lvl>
   </w:abstractNum>
-  <w:abstractNum w:abstractNumId="15" w15:restartNumberingAfterBreak="0">
+  <w:abstractNum w:abstractNumId="23" w15:restartNumberingAfterBreak="0">
     <w:nsid w:val="4F6239C1"/>
     <w:multiLevelType w:val="hybridMultilevel"/>
     <w:tmpl w:val="068445EA"/>
@@ -4370,7 +8216,7 @@
       </w:pPr>
     </w:lvl>
   </w:abstractNum>
-  <w:abstractNum w:abstractNumId="16" w15:restartNumberingAfterBreak="0">
+  <w:abstractNum w:abstractNumId="24" w15:restartNumberingAfterBreak="0">
     <w:nsid w:val="51487497"/>
     <w:multiLevelType w:val="multilevel"/>
     <w:tmpl w:val="10143320"/>
@@ -4519,7 +8365,7 @@
       </w:rPr>
     </w:lvl>
   </w:abstractNum>
-  <w:abstractNum w:abstractNumId="17" w15:restartNumberingAfterBreak="0">
+  <w:abstractNum w:abstractNumId="25" w15:restartNumberingAfterBreak="0">
     <w:nsid w:val="537E419C"/>
     <w:multiLevelType w:val="multilevel"/>
     <w:tmpl w:val="9514AF24"/>
@@ -4668,7 +8514,7 @@
       </w:rPr>
     </w:lvl>
   </w:abstractNum>
-  <w:abstractNum w:abstractNumId="18" w15:restartNumberingAfterBreak="0">
+  <w:abstractNum w:abstractNumId="26" w15:restartNumberingAfterBreak="0">
     <w:nsid w:val="590F6485"/>
     <w:multiLevelType w:val="multilevel"/>
     <w:tmpl w:val="293EA456"/>
@@ -4817,7 +8663,156 @@
       </w:rPr>
     </w:lvl>
   </w:abstractNum>
-  <w:abstractNum w:abstractNumId="19" w15:restartNumberingAfterBreak="0">
+  <w:abstractNum w:abstractNumId="27" w15:restartNumberingAfterBreak="0">
+    <w:nsid w:val="5CCD719E"/>
+    <w:multiLevelType w:val="multilevel"/>
+    <w:tmpl w:val="025CE80A"/>
+    <w:lvl w:ilvl="0">
+      <w:start w:val="1"/>
+      <w:numFmt w:val="bullet"/>
+      <w:lvlText w:val=""/>
+      <w:lvlJc w:val="left"/>
+      <w:pPr>
+        <w:tabs>
+          <w:tab w:val="num" w:pos="720"/>
+        </w:tabs>
+        <w:ind w:left="720" w:hanging="360"/>
+      </w:pPr>
+      <w:rPr>
+        <w:rFonts w:ascii="Symbol" w:hAnsi="Symbol" w:hint="default"/>
+        <w:sz w:val="20"/>
+      </w:rPr>
+    </w:lvl>
+    <w:lvl w:ilvl="1" w:tentative="1">
+      <w:start w:val="1"/>
+      <w:numFmt w:val="bullet"/>
+      <w:lvlText w:val="o"/>
+      <w:lvlJc w:val="left"/>
+      <w:pPr>
+        <w:tabs>
+          <w:tab w:val="num" w:pos="1440"/>
+        </w:tabs>
+        <w:ind w:left="1440" w:hanging="360"/>
+      </w:pPr>
+      <w:rPr>
+        <w:rFonts w:ascii="Courier New" w:hAnsi="Courier New" w:hint="default"/>
+        <w:sz w:val="20"/>
+      </w:rPr>
+    </w:lvl>
+    <w:lvl w:ilvl="2" w:tentative="1">
+      <w:start w:val="1"/>
+      <w:numFmt w:val="bullet"/>
+      <w:lvlText w:val=""/>
+      <w:lvlJc w:val="left"/>
+      <w:pPr>
+        <w:tabs>
+          <w:tab w:val="num" w:pos="2160"/>
+        </w:tabs>
+        <w:ind w:left="2160" w:hanging="360"/>
+      </w:pPr>
+      <w:rPr>
+        <w:rFonts w:ascii="Wingdings" w:hAnsi="Wingdings" w:hint="default"/>
+        <w:sz w:val="20"/>
+      </w:rPr>
+    </w:lvl>
+    <w:lvl w:ilvl="3" w:tentative="1">
+      <w:start w:val="1"/>
+      <w:numFmt w:val="bullet"/>
+      <w:lvlText w:val=""/>
+      <w:lvlJc w:val="left"/>
+      <w:pPr>
+        <w:tabs>
+          <w:tab w:val="num" w:pos="2880"/>
+        </w:tabs>
+        <w:ind w:left="2880" w:hanging="360"/>
+      </w:pPr>
+      <w:rPr>
+        <w:rFonts w:ascii="Wingdings" w:hAnsi="Wingdings" w:hint="default"/>
+        <w:sz w:val="20"/>
+      </w:rPr>
+    </w:lvl>
+    <w:lvl w:ilvl="4" w:tentative="1">
+      <w:start w:val="1"/>
+      <w:numFmt w:val="bullet"/>
+      <w:lvlText w:val=""/>
+      <w:lvlJc w:val="left"/>
+      <w:pPr>
+        <w:tabs>
+          <w:tab w:val="num" w:pos="3600"/>
+        </w:tabs>
+        <w:ind w:left="3600" w:hanging="360"/>
+      </w:pPr>
+      <w:rPr>
+        <w:rFonts w:ascii="Wingdings" w:hAnsi="Wingdings" w:hint="default"/>
+        <w:sz w:val="20"/>
+      </w:rPr>
+    </w:lvl>
+    <w:lvl w:ilvl="5" w:tentative="1">
+      <w:start w:val="1"/>
+      <w:numFmt w:val="bullet"/>
+      <w:lvlText w:val=""/>
+      <w:lvlJc w:val="left"/>
+      <w:pPr>
+        <w:tabs>
+          <w:tab w:val="num" w:pos="4320"/>
+        </w:tabs>
+        <w:ind w:left="4320" w:hanging="360"/>
+      </w:pPr>
+      <w:rPr>
+        <w:rFonts w:ascii="Wingdings" w:hAnsi="Wingdings" w:hint="default"/>
+        <w:sz w:val="20"/>
+      </w:rPr>
+    </w:lvl>
+    <w:lvl w:ilvl="6" w:tentative="1">
+      <w:start w:val="1"/>
+      <w:numFmt w:val="bullet"/>
+      <w:lvlText w:val=""/>
+      <w:lvlJc w:val="left"/>
+      <w:pPr>
+        <w:tabs>
+          <w:tab w:val="num" w:pos="5040"/>
+        </w:tabs>
+        <w:ind w:left="5040" w:hanging="360"/>
+      </w:pPr>
+      <w:rPr>
+        <w:rFonts w:ascii="Wingdings" w:hAnsi="Wingdings" w:hint="default"/>
+        <w:sz w:val="20"/>
+      </w:rPr>
+    </w:lvl>
+    <w:lvl w:ilvl="7" w:tentative="1">
+      <w:start w:val="1"/>
+      <w:numFmt w:val="bullet"/>
+      <w:lvlText w:val=""/>
+      <w:lvlJc w:val="left"/>
+      <w:pPr>
+        <w:tabs>
+          <w:tab w:val="num" w:pos="5760"/>
+        </w:tabs>
+        <w:ind w:left="5760" w:hanging="360"/>
+      </w:pPr>
+      <w:rPr>
+        <w:rFonts w:ascii="Wingdings" w:hAnsi="Wingdings" w:hint="default"/>
+        <w:sz w:val="20"/>
+      </w:rPr>
+    </w:lvl>
+    <w:lvl w:ilvl="8" w:tentative="1">
+      <w:start w:val="1"/>
+      <w:numFmt w:val="bullet"/>
+      <w:lvlText w:val=""/>
+      <w:lvlJc w:val="left"/>
+      <w:pPr>
+        <w:tabs>
+          <w:tab w:val="num" w:pos="6480"/>
+        </w:tabs>
+        <w:ind w:left="6480" w:hanging="360"/>
+      </w:pPr>
+      <w:rPr>
+        <w:rFonts w:ascii="Wingdings" w:hAnsi="Wingdings" w:hint="default"/>
+        <w:sz w:val="20"/>
+      </w:rPr>
+    </w:lvl>
+  </w:abstractNum>
+  <w:abstractNum w:abstractNumId="28" w15:restartNumberingAfterBreak="0">
     <w:nsid w:val="5DBB230E"/>
     <w:multiLevelType w:val="multilevel"/>
     <w:tmpl w:val="560EF338"/>
@@ -4930,7 +8925,120 @@
       </w:rPr>
     </w:lvl>
   </w:abstractNum>
-  <w:abstractNum w:abstractNumId="20" w15:restartNumberingAfterBreak="0">
+  <w:abstractNum w:abstractNumId="29" w15:restartNumberingAfterBreak="0">
+    <w:nsid w:val="5EA824D3"/>
+    <w:multiLevelType w:val="multilevel"/>
+    <w:tmpl w:val="F5185F6C"/>
+    <w:lvl w:ilvl="0">
+      <w:start w:val="1"/>
+      <w:numFmt w:val="decimal"/>
+      <w:lvlText w:val="%1."/>
+      <w:lvlJc w:val="left"/>
+      <w:pPr>
+        <w:tabs>
+          <w:tab w:val="num" w:pos="720"/>
+        </w:tabs>
+        <w:ind w:left="720" w:hanging="360"/>
+      </w:pPr>
+    </w:lvl>
+    <w:lvl w:ilvl="1" w:tentative="1">
+      <w:start w:val="1"/>
+      <w:numFmt w:val="decimal"/>
+      <w:lvlText w:val="%2."/>
+      <w:lvlJc w:val="left"/>
+      <w:pPr>
+        <w:tabs>
+          <w:tab w:val="num" w:pos="1440"/>
+        </w:tabs>
+        <w:ind w:left="1440" w:hanging="360"/>
+      </w:pPr>
+    </w:lvl>
+    <w:lvl w:ilvl="2" w:tentative="1">
+      <w:start w:val="1"/>
+      <w:numFmt w:val="decimal"/>
+      <w:lvlText w:val="%3."/>
+      <w:lvlJc w:val="left"/>
+      <w:pPr>
+        <w:tabs>
+          <w:tab w:val="num" w:pos="2160"/>
+        </w:tabs>
+        <w:ind w:left="2160" w:hanging="360"/>
+      </w:pPr>
+    </w:lvl>
+    <w:lvl w:ilvl="3" w:tentative="1">
+      <w:start w:val="1"/>
+      <w:numFmt w:val="decimal"/>
+      <w:lvlText w:val="%4."/>
+      <w:lvlJc w:val="left"/>
+      <w:pPr>
+        <w:tabs>
+          <w:tab w:val="num" w:pos="2880"/>
+        </w:tabs>
+        <w:ind w:left="2880" w:hanging="360"/>
+      </w:pPr>
+    </w:lvl>
+    <w:lvl w:ilvl="4" w:tentative="1">
+      <w:start w:val="1"/>
+      <w:numFmt w:val="decimal"/>
+      <w:lvlText w:val="%5."/>
+      <w:lvlJc w:val="left"/>
+      <w:pPr>
+        <w:tabs>
+          <w:tab w:val="num" w:pos="3600"/>
+        </w:tabs>
+        <w:ind w:left="3600" w:hanging="360"/>
+      </w:pPr>
+    </w:lvl>
+    <w:lvl w:ilvl="5" w:tentative="1">
+      <w:start w:val="1"/>
+      <w:numFmt w:val="decimal"/>
+      <w:lvlText w:val="%6."/>
+      <w:lvlJc w:val="left"/>
+      <w:pPr>
+        <w:tabs>
+          <w:tab w:val="num" w:pos="4320"/>
+        </w:tabs>
+        <w:ind w:left="4320" w:hanging="360"/>
+      </w:pPr>
+    </w:lvl>
+    <w:lvl w:ilvl="6" w:tentative="1">
+      <w:start w:val="1"/>
+      <w:numFmt w:val="decimal"/>
+      <w:lvlText w:val="%7."/>
+      <w:lvlJc w:val="left"/>
+      <w:pPr>
+        <w:tabs>
+          <w:tab w:val="num" w:pos="5040"/>
+        </w:tabs>
+        <w:ind w:left="5040" w:hanging="360"/>
+      </w:pPr>
+    </w:lvl>
+    <w:lvl w:ilvl="7" w:tentative="1">
+      <w:start w:val="1"/>
+      <w:numFmt w:val="decimal"/>
+      <w:lvlText w:val="%8."/>
+      <w:lvlJc w:val="left"/>
+      <w:pPr>
+        <w:tabs>
+          <w:tab w:val="num" w:pos="5760"/>
+        </w:tabs>
+        <w:ind w:left="5760" w:hanging="360"/>
+      </w:pPr>
+    </w:lvl>
+    <w:lvl w:ilvl="8" w:tentative="1">
+      <w:start w:val="1"/>
+      <w:numFmt w:val="decimal"/>
+      <w:lvlText w:val="%9."/>
+      <w:lvlJc w:val="left"/>
+      <w:pPr>
+        <w:tabs>
+          <w:tab w:val="num" w:pos="6480"/>
+        </w:tabs>
+        <w:ind w:left="6480" w:hanging="360"/>
+      </w:pPr>
+    </w:lvl>
+  </w:abstractNum>
+  <w:abstractNum w:abstractNumId="30" w15:restartNumberingAfterBreak="0">
     <w:nsid w:val="5FD370CF"/>
     <w:multiLevelType w:val="multilevel"/>
     <w:tmpl w:val="EF261E06"/>
@@ -5043,7 +9151,7 @@
       </w:rPr>
     </w:lvl>
   </w:abstractNum>
-  <w:abstractNum w:abstractNumId="21" w15:restartNumberingAfterBreak="0">
+  <w:abstractNum w:abstractNumId="31" w15:restartNumberingAfterBreak="0">
     <w:nsid w:val="602A6C3B"/>
     <w:multiLevelType w:val="hybridMultilevel"/>
     <w:tmpl w:val="C9EE6D82"/>
@@ -5132,7 +9240,7 @@
       </w:pPr>
     </w:lvl>
   </w:abstractNum>
-  <w:abstractNum w:abstractNumId="22" w15:restartNumberingAfterBreak="0">
+  <w:abstractNum w:abstractNumId="32" w15:restartNumberingAfterBreak="0">
     <w:nsid w:val="6471178C"/>
     <w:multiLevelType w:val="multilevel"/>
     <w:tmpl w:val="2946C04A"/>
@@ -5281,7 +9389,7 @@
       </w:rPr>
     </w:lvl>
   </w:abstractNum>
-  <w:abstractNum w:abstractNumId="23" w15:restartNumberingAfterBreak="0">
+  <w:abstractNum w:abstractNumId="33" w15:restartNumberingAfterBreak="0">
     <w:nsid w:val="6B8E6F6D"/>
     <w:multiLevelType w:val="hybridMultilevel"/>
     <w:tmpl w:val="D27C5C7C"/>
@@ -5394,7 +9502,7 @@
       </w:rPr>
     </w:lvl>
   </w:abstractNum>
-  <w:abstractNum w:abstractNumId="24" w15:restartNumberingAfterBreak="0">
+  <w:abstractNum w:abstractNumId="34" w15:restartNumberingAfterBreak="0">
     <w:nsid w:val="75535513"/>
     <w:multiLevelType w:val="multilevel"/>
     <w:tmpl w:val="03E4A980"/>
@@ -5543,7 +9651,156 @@
       </w:rPr>
     </w:lvl>
   </w:abstractNum>
-  <w:abstractNum w:abstractNumId="25" w15:restartNumberingAfterBreak="0">
+  <w:abstractNum w:abstractNumId="35" w15:restartNumberingAfterBreak="0">
+    <w:nsid w:val="75905A00"/>
+    <w:multiLevelType w:val="multilevel"/>
+    <w:tmpl w:val="E8F8348C"/>
+    <w:lvl w:ilvl="0">
+      <w:start w:val="1"/>
+      <w:numFmt w:val="bullet"/>
+      <w:lvlText w:val=""/>
+      <w:lvlJc w:val="left"/>
+      <w:pPr>
+        <w:tabs>
+          <w:tab w:val="num" w:pos="720"/>
+        </w:tabs>
+        <w:ind w:left="720" w:hanging="360"/>
+      </w:pPr>
+      <w:rPr>
+        <w:rFonts w:ascii="Symbol" w:hAnsi="Symbol" w:hint="default"/>
+        <w:sz w:val="20"/>
+      </w:rPr>
+    </w:lvl>
+    <w:lvl w:ilvl="1" w:tentative="1">
+      <w:start w:val="1"/>
+      <w:numFmt w:val="bullet"/>
+      <w:lvlText w:val="o"/>
+      <w:lvlJc w:val="left"/>
+      <w:pPr>
+        <w:tabs>
+          <w:tab w:val="num" w:pos="1440"/>
+        </w:tabs>
+        <w:ind w:left="1440" w:hanging="360"/>
+      </w:pPr>
+      <w:rPr>
+        <w:rFonts w:ascii="Courier New" w:hAnsi="Courier New" w:hint="default"/>
+        <w:sz w:val="20"/>
+      </w:rPr>
+    </w:lvl>
+    <w:lvl w:ilvl="2" w:tentative="1">
+      <w:start w:val="1"/>
+      <w:numFmt w:val="bullet"/>
+      <w:lvlText w:val=""/>
+      <w:lvlJc w:val="left"/>
+      <w:pPr>
+        <w:tabs>
+          <w:tab w:val="num" w:pos="2160"/>
+        </w:tabs>
+        <w:ind w:left="2160" w:hanging="360"/>
+      </w:pPr>
+      <w:rPr>
+        <w:rFonts w:ascii="Wingdings" w:hAnsi="Wingdings" w:hint="default"/>
+        <w:sz w:val="20"/>
+      </w:rPr>
+    </w:lvl>
+    <w:lvl w:ilvl="3" w:tentative="1">
+      <w:start w:val="1"/>
+      <w:numFmt w:val="bullet"/>
+      <w:lvlText w:val=""/>
+      <w:lvlJc w:val="left"/>
+      <w:pPr>
+        <w:tabs>
+          <w:tab w:val="num" w:pos="2880"/>
+        </w:tabs>
+        <w:ind w:left="2880" w:hanging="360"/>
+      </w:pPr>
+      <w:rPr>
+        <w:rFonts w:ascii="Wingdings" w:hAnsi="Wingdings" w:hint="default"/>
+        <w:sz w:val="20"/>
+      </w:rPr>
+    </w:lvl>
+    <w:lvl w:ilvl="4" w:tentative="1">
+      <w:start w:val="1"/>
+      <w:numFmt w:val="bullet"/>
+      <w:lvlText w:val=""/>
+      <w:lvlJc w:val="left"/>
+      <w:pPr>
+        <w:tabs>
+          <w:tab w:val="num" w:pos="3600"/>
+        </w:tabs>
+        <w:ind w:left="3600" w:hanging="360"/>
+      </w:pPr>
+      <w:rPr>
+        <w:rFonts w:ascii="Wingdings" w:hAnsi="Wingdings" w:hint="default"/>
+        <w:sz w:val="20"/>
+      </w:rPr>
+    </w:lvl>
+    <w:lvl w:ilvl="5" w:tentative="1">
+      <w:start w:val="1"/>
+      <w:numFmt w:val="bullet"/>
+      <w:lvlText w:val=""/>
+      <w:lvlJc w:val="left"/>
+      <w:pPr>
+        <w:tabs>
+          <w:tab w:val="num" w:pos="4320"/>
+        </w:tabs>
+        <w:ind w:left="4320" w:hanging="360"/>
+      </w:pPr>
+      <w:rPr>
+        <w:rFonts w:ascii="Wingdings" w:hAnsi="Wingdings" w:hint="default"/>
+        <w:sz w:val="20"/>
+      </w:rPr>
+    </w:lvl>
+    <w:lvl w:ilvl="6" w:tentative="1">
+      <w:start w:val="1"/>
+      <w:numFmt w:val="bullet"/>
+      <w:lvlText w:val=""/>
+      <w:lvlJc w:val="left"/>
+      <w:pPr>
+        <w:tabs>
+          <w:tab w:val="num" w:pos="5040"/>
+        </w:tabs>
+        <w:ind w:left="5040" w:hanging="360"/>
+      </w:pPr>
+      <w:rPr>
+        <w:rFonts w:ascii="Wingdings" w:hAnsi="Wingdings" w:hint="default"/>
+        <w:sz w:val="20"/>
+      </w:rPr>
+    </w:lvl>
+    <w:lvl w:ilvl="7" w:tentative="1">
+      <w:start w:val="1"/>
+      <w:numFmt w:val="bullet"/>
+      <w:lvlText w:val=""/>
+      <w:lvlJc w:val="left"/>
+      <w:pPr>
+        <w:tabs>
+          <w:tab w:val="num" w:pos="5760"/>
+        </w:tabs>
+        <w:ind w:left="5760" w:hanging="360"/>
+      </w:pPr>
+      <w:rPr>
+        <w:rFonts w:ascii="Wingdings" w:hAnsi="Wingdings" w:hint="default"/>
+        <w:sz w:val="20"/>
+      </w:rPr>
+    </w:lvl>
+    <w:lvl w:ilvl="8" w:tentative="1">
+      <w:start w:val="1"/>
+      <w:numFmt w:val="bullet"/>
+      <w:lvlText w:val=""/>
+      <w:lvlJc w:val="left"/>
+      <w:pPr>
+        <w:tabs>
+          <w:tab w:val="num" w:pos="6480"/>
+        </w:tabs>
+        <w:ind w:left="6480" w:hanging="360"/>
+      </w:pPr>
+      <w:rPr>
+        <w:rFonts w:ascii="Wingdings" w:hAnsi="Wingdings" w:hint="default"/>
+        <w:sz w:val="20"/>
+      </w:rPr>
+    </w:lvl>
+  </w:abstractNum>
+  <w:abstractNum w:abstractNumId="36" w15:restartNumberingAfterBreak="0">
     <w:nsid w:val="7B3448AF"/>
     <w:multiLevelType w:val="multilevel"/>
     <w:tmpl w:val="638A3FFE"/>
@@ -5692,83 +9949,268 @@
       </w:rPr>
     </w:lvl>
   </w:abstractNum>
+  <w:abstractNum w:abstractNumId="37" w15:restartNumberingAfterBreak="0">
+    <w:nsid w:val="7E6945AE"/>
+    <w:multiLevelType w:val="multilevel"/>
+    <w:tmpl w:val="A8D0E23A"/>
+    <w:lvl w:ilvl="0">
+      <w:start w:val="1"/>
+      <w:numFmt w:val="bullet"/>
+      <w:lvlText w:val=""/>
+      <w:lvlJc w:val="left"/>
+      <w:pPr>
+        <w:tabs>
+          <w:tab w:val="num" w:pos="720"/>
+        </w:tabs>
+        <w:ind w:left="720" w:hanging="360"/>
+      </w:pPr>
+      <w:rPr>
+        <w:rFonts w:ascii="Symbol" w:hAnsi="Symbol" w:hint="default"/>
+        <w:sz w:val="20"/>
+      </w:rPr>
+    </w:lvl>
+    <w:lvl w:ilvl="1" w:tentative="1">
+      <w:start w:val="1"/>
+      <w:numFmt w:val="bullet"/>
+      <w:lvlText w:val="o"/>
+      <w:lvlJc w:val="left"/>
+      <w:pPr>
+        <w:tabs>
+          <w:tab w:val="num" w:pos="1440"/>
+        </w:tabs>
+        <w:ind w:left="1440" w:hanging="360"/>
+      </w:pPr>
+      <w:rPr>
+        <w:rFonts w:ascii="Courier New" w:hAnsi="Courier New" w:hint="default"/>
+        <w:sz w:val="20"/>
+      </w:rPr>
+    </w:lvl>
+    <w:lvl w:ilvl="2" w:tentative="1">
+      <w:start w:val="1"/>
+      <w:numFmt w:val="bullet"/>
+      <w:lvlText w:val=""/>
+      <w:lvlJc w:val="left"/>
+      <w:pPr>
+        <w:tabs>
+          <w:tab w:val="num" w:pos="2160"/>
+        </w:tabs>
+        <w:ind w:left="2160" w:hanging="360"/>
+      </w:pPr>
+      <w:rPr>
+        <w:rFonts w:ascii="Wingdings" w:hAnsi="Wingdings" w:hint="default"/>
+        <w:sz w:val="20"/>
+      </w:rPr>
+    </w:lvl>
+    <w:lvl w:ilvl="3" w:tentative="1">
+      <w:start w:val="1"/>
+      <w:numFmt w:val="bullet"/>
+      <w:lvlText w:val=""/>
+      <w:lvlJc w:val="left"/>
+      <w:pPr>
+        <w:tabs>
+          <w:tab w:val="num" w:pos="2880"/>
+        </w:tabs>
+        <w:ind w:left="2880" w:hanging="360"/>
+      </w:pPr>
+      <w:rPr>
+        <w:rFonts w:ascii="Wingdings" w:hAnsi="Wingdings" w:hint="default"/>
+        <w:sz w:val="20"/>
+      </w:rPr>
+    </w:lvl>
+    <w:lvl w:ilvl="4" w:tentative="1">
+      <w:start w:val="1"/>
+      <w:numFmt w:val="bullet"/>
+      <w:lvlText w:val=""/>
+      <w:lvlJc w:val="left"/>
+      <w:pPr>
+        <w:tabs>
+          <w:tab w:val="num" w:pos="3600"/>
+        </w:tabs>
+        <w:ind w:left="3600" w:hanging="360"/>
+      </w:pPr>
+      <w:rPr>
+        <w:rFonts w:ascii="Wingdings" w:hAnsi="Wingdings" w:hint="default"/>
+        <w:sz w:val="20"/>
+      </w:rPr>
+    </w:lvl>
+    <w:lvl w:ilvl="5" w:tentative="1">
+      <w:start w:val="1"/>
+      <w:numFmt w:val="bullet"/>
+      <w:lvlText w:val=""/>
+      <w:lvlJc w:val="left"/>
+      <w:pPr>
+        <w:tabs>
+          <w:tab w:val="num" w:pos="4320"/>
+        </w:tabs>
+        <w:ind w:left="4320" w:hanging="360"/>
+      </w:pPr>
+      <w:rPr>
+        <w:rFonts w:ascii="Wingdings" w:hAnsi="Wingdings" w:hint="default"/>
+        <w:sz w:val="20"/>
+      </w:rPr>
+    </w:lvl>
+    <w:lvl w:ilvl="6" w:tentative="1">
+      <w:start w:val="1"/>
+      <w:numFmt w:val="bullet"/>
+      <w:lvlText w:val=""/>
+      <w:lvlJc w:val="left"/>
+      <w:pPr>
+        <w:tabs>
+          <w:tab w:val="num" w:pos="5040"/>
+        </w:tabs>
+        <w:ind w:left="5040" w:hanging="360"/>
+      </w:pPr>
+      <w:rPr>
+        <w:rFonts w:ascii="Wingdings" w:hAnsi="Wingdings" w:hint="default"/>
+        <w:sz w:val="20"/>
+      </w:rPr>
+    </w:lvl>
+    <w:lvl w:ilvl="7" w:tentative="1">
+      <w:start w:val="1"/>
+      <w:numFmt w:val="bullet"/>
+      <w:lvlText w:val=""/>
+      <w:lvlJc w:val="left"/>
+      <w:pPr>
+        <w:tabs>
+          <w:tab w:val="num" w:pos="5760"/>
+        </w:tabs>
+        <w:ind w:left="5760" w:hanging="360"/>
+      </w:pPr>
+      <w:rPr>
+        <w:rFonts w:ascii="Wingdings" w:hAnsi="Wingdings" w:hint="default"/>
+        <w:sz w:val="20"/>
+      </w:rPr>
+    </w:lvl>
+    <w:lvl w:ilvl="8" w:tentative="1">
+      <w:start w:val="1"/>
+      <w:numFmt w:val="bullet"/>
+      <w:lvlText w:val=""/>
+      <w:lvlJc w:val="left"/>
+      <w:pPr>
+        <w:tabs>
+          <w:tab w:val="num" w:pos="6480"/>
+        </w:tabs>
+        <w:ind w:left="6480" w:hanging="360"/>
+      </w:pPr>
+      <w:rPr>
+        <w:rFonts w:ascii="Wingdings" w:hAnsi="Wingdings" w:hint="default"/>
+        <w:sz w:val="20"/>
+      </w:rPr>
+    </w:lvl>
+  </w:abstractNum>
   <w:num w:numId="1">
+    <w:abstractNumId w:val="20"/>
+  </w:num>
+  <w:num w:numId="2">
+    <w:abstractNumId w:val="17"/>
+  </w:num>
+  <w:num w:numId="3">
+    <w:abstractNumId w:val="8"/>
+  </w:num>
+  <w:num w:numId="4">
+    <w:abstractNumId w:val="33"/>
+  </w:num>
+  <w:num w:numId="5">
+    <w:abstractNumId w:val="6"/>
+  </w:num>
+  <w:num w:numId="6">
+    <w:abstractNumId w:val="9"/>
+  </w:num>
+  <w:num w:numId="7">
+    <w:abstractNumId w:val="25"/>
+  </w:num>
+  <w:num w:numId="8">
+    <w:abstractNumId w:val="5"/>
+  </w:num>
+  <w:num w:numId="9">
+    <w:abstractNumId w:val="32"/>
+  </w:num>
+  <w:num w:numId="10">
+    <w:abstractNumId w:val="16"/>
+  </w:num>
+  <w:num w:numId="11">
+    <w:abstractNumId w:val="15"/>
+  </w:num>
+  <w:num w:numId="12">
+    <w:abstractNumId w:val="36"/>
+  </w:num>
+  <w:num w:numId="13">
+    <w:abstractNumId w:val="34"/>
+  </w:num>
+  <w:num w:numId="14">
+    <w:abstractNumId w:val="22"/>
+  </w:num>
+  <w:num w:numId="15">
+    <w:abstractNumId w:val="24"/>
+  </w:num>
+  <w:num w:numId="16">
+    <w:abstractNumId w:val="26"/>
+  </w:num>
+  <w:num w:numId="17">
+    <w:abstractNumId w:val="13"/>
+  </w:num>
+  <w:num w:numId="18">
+    <w:abstractNumId w:val="23"/>
+  </w:num>
+  <w:num w:numId="19">
+    <w:abstractNumId w:val="19"/>
+  </w:num>
+  <w:num w:numId="20">
+    <w:abstractNumId w:val="30"/>
+  </w:num>
+  <w:num w:numId="21">
+    <w:abstractNumId w:val="7"/>
+  </w:num>
+  <w:num w:numId="22">
+    <w:abstractNumId w:val="10"/>
+  </w:num>
+  <w:num w:numId="23">
+    <w:abstractNumId w:val="21"/>
+  </w:num>
+  <w:num w:numId="24">
+    <w:abstractNumId w:val="14"/>
+  </w:num>
+  <w:num w:numId="25">
+    <w:abstractNumId w:val="28"/>
+  </w:num>
+  <w:num w:numId="26">
+    <w:abstractNumId w:val="31"/>
+  </w:num>
+  <w:num w:numId="27">
+    <w:abstractNumId w:val="37"/>
+  </w:num>
+  <w:num w:numId="28">
+    <w:abstractNumId w:val="27"/>
+  </w:num>
+  <w:num w:numId="29">
+    <w:abstractNumId w:val="11"/>
+  </w:num>
+  <w:num w:numId="30">
+    <w:abstractNumId w:val="1"/>
+  </w:num>
+  <w:num w:numId="31">
     <w:abstractNumId w:val="12"/>
   </w:num>
-  <w:num w:numId="2">
-    <w:abstractNumId w:val="10"/>
+  <w:num w:numId="32">
+    <w:abstractNumId w:val="4"/>
   </w:num>
-  <w:num w:numId="3">
+  <w:num w:numId="33">
+    <w:abstractNumId w:val="2"/>
+  </w:num>
+  <w:num w:numId="34">
     <w:abstractNumId w:val="3"/>
   </w:num>
-  <w:num w:numId="4">
-    <w:abstractNumId w:val="23"/>
+  <w:num w:numId="35">
+    <w:abstractNumId w:val="35"/>
   </w:num>
-  <w:num w:numId="5">
-    <w:abstractNumId w:val="1"/>
-  </w:num>
-  <w:num w:numId="6">
-    <w:abstractNumId w:val="4"/>
-  </w:num>
-  <w:num w:numId="7">
-    <w:abstractNumId w:val="17"/>
-  </w:num>
-  <w:num w:numId="8">
-    <w:abstractNumId w:val="0"/>
-  </w:num>
-  <w:num w:numId="9">
-    <w:abstractNumId w:val="22"/>
-  </w:num>
-  <w:num w:numId="10">
-    <w:abstractNumId w:val="9"/>
-  </w:num>
-  <w:num w:numId="11">
-    <w:abstractNumId w:val="8"/>
-  </w:num>
-  <w:num w:numId="12">
-    <w:abstractNumId w:val="25"/>
-  </w:num>
-  <w:num w:numId="13">
-    <w:abstractNumId w:val="24"/>
-  </w:num>
-  <w:num w:numId="14">
-    <w:abstractNumId w:val="14"/>
-  </w:num>
-  <w:num w:numId="15">
-    <w:abstractNumId w:val="16"/>
-  </w:num>
-  <w:num w:numId="16">
+  <w:num w:numId="36">
     <w:abstractNumId w:val="18"/>
   </w:num>
-  <w:num w:numId="17">
-    <w:abstractNumId w:val="6"/>
+  <w:num w:numId="37">
+    <w:abstractNumId w:val="29"/>
   </w:num>
-  <w:num w:numId="18">
-    <w:abstractNumId w:val="15"/>
-  </w:num>
-  <w:num w:numId="19">
-    <w:abstractNumId w:val="11"/>
-  </w:num>
-  <w:num w:numId="20">
-    <w:abstractNumId w:val="20"/>
-  </w:num>
-  <w:num w:numId="21">
-    <w:abstractNumId w:val="2"/>
-  </w:num>
-  <w:num w:numId="22">
-    <w:abstractNumId w:val="5"/>
-  </w:num>
-  <w:num w:numId="23">
-    <w:abstractNumId w:val="13"/>
-  </w:num>
-  <w:num w:numId="24">
-    <w:abstractNumId w:val="7"/>
-  </w:num>
-  <w:num w:numId="25">
-    <w:abstractNumId w:val="19"/>
-  </w:num>
-  <w:num w:numId="26">
-    <w:abstractNumId w:val="21"/>
+  <w:num w:numId="38">
+    <w:abstractNumId w:val="0"/>
   </w:num>
   <w:numIdMacAtCleanup w:val="5"/>
 </w:numbering>
@@ -6372,6 +10814,7 @@
   <w:style w:type="character" w:default="1" w:styleId="DefaultParagraphFont">
     <w:name w:val="Default Paragraph Font"/>
     <w:uiPriority w:val="1"/>
+    <w:semiHidden/>
     <w:unhideWhenUsed/>
   </w:style>
   <w:style w:type="table" w:default="1" w:styleId="TableNormal">
@@ -7226,7 +11669,7 @@
 </file>
 
 <file path=customXml/itemProps1.xml><?xml version="1.0" encoding="utf-8"?>
-<ds:datastoreItem xmlns:ds="http://schemas.openxmlformats.org/officeDocument/2006/customXml" ds:itemID="{581F648C-F209-4AD8-903E-08007F9F3F98}">
+<ds:datastoreItem xmlns:ds="http://schemas.openxmlformats.org/officeDocument/2006/customXml" ds:itemID="{637667DA-CF8E-41FD-80AC-9EC0256D2695}">
   <ds:schemaRefs>
     <ds:schemaRef ds:uri="http://schemas.openxmlformats.org/officeDocument/2006/bibliography"/>
   </ds:schemaRefs>

--- a/doc/Mandala.docx
+++ b/doc/Mandala.docx
@@ -767,12 +767,10 @@
         <w:t xml:space="preserve">    </w:t>
       </w:r>
       <w:proofErr w:type="spellStart"/>
-      <w:proofErr w:type="gramStart"/>
       <w:r>
         <w:t>def</w:t>
       </w:r>
       <w:proofErr w:type="spellEnd"/>
-      <w:proofErr w:type="gramEnd"/>
       <w:r>
         <w:t xml:space="preserve"> __</w:t>
       </w:r>
@@ -803,23 +801,52 @@
     </w:p>
     <w:p>
       <w:r>
+        <w:t xml:space="preserve">        super().__</w:t>
+      </w:r>
+      <w:proofErr w:type="spellStart"/>
+      <w:r>
+        <w:t>init</w:t>
+      </w:r>
+      <w:proofErr w:type="spellEnd"/>
+      <w:r>
+        <w:t>__()</w:t>
+      </w:r>
+    </w:p>
+    <w:p>
+      <w:r>
         <w:t xml:space="preserve">        </w:t>
       </w:r>
-      <w:proofErr w:type="gramStart"/>
-      <w:r>
-        <w:t>super(</w:t>
-      </w:r>
-      <w:proofErr w:type="gramEnd"/>
-      <w:r>
-        <w:t>).__</w:t>
-      </w:r>
       <w:proofErr w:type="spellStart"/>
       <w:r>
-        <w:t>init</w:t>
+        <w:t>self.rnn</w:t>
       </w:r>
       <w:proofErr w:type="spellEnd"/>
       <w:r>
-        <w:t>__()</w:t>
+        <w:t xml:space="preserve"> = </w:t>
+      </w:r>
+      <w:proofErr w:type="spellStart"/>
+      <w:r>
+        <w:t>nn.LSTM</w:t>
+      </w:r>
+      <w:proofErr w:type="spellEnd"/>
+      <w:r>
+        <w:t>(</w:t>
+      </w:r>
+      <w:proofErr w:type="spellStart"/>
+      <w:r>
+        <w:t>input_size</w:t>
+      </w:r>
+      <w:proofErr w:type="spellEnd"/>
+      <w:r>
+        <w:t xml:space="preserve">, </w:t>
+      </w:r>
+      <w:proofErr w:type="spellStart"/>
+      <w:r>
+        <w:t>hidden_size</w:t>
+      </w:r>
+      <w:proofErr w:type="spellEnd"/>
+      <w:r>
+        <w:t>)</w:t>
       </w:r>
     </w:p>
     <w:p>
@@ -828,25 +855,91 @@
       </w:r>
       <w:proofErr w:type="spellStart"/>
       <w:r>
+        <w:t>self.attention</w:t>
+      </w:r>
+      <w:proofErr w:type="spellEnd"/>
+      <w:r>
+        <w:t xml:space="preserve"> = </w:t>
+      </w:r>
+      <w:proofErr w:type="spellStart"/>
+      <w:r>
+        <w:t>nn.MultiheadAttention</w:t>
+      </w:r>
+      <w:proofErr w:type="spellEnd"/>
+      <w:r>
+        <w:t>(</w:t>
+      </w:r>
+      <w:proofErr w:type="spellStart"/>
+      <w:r>
+        <w:t>hidden_size</w:t>
+      </w:r>
+      <w:proofErr w:type="spellEnd"/>
+      <w:r>
+        <w:t xml:space="preserve">, </w:t>
+      </w:r>
+      <w:proofErr w:type="spellStart"/>
+      <w:r>
+        <w:t>num_heads</w:t>
+      </w:r>
+      <w:proofErr w:type="spellEnd"/>
+      <w:r>
+        <w:t>=8)</w:t>
+      </w:r>
+    </w:p>
+    <w:p>
+      <w:r>
+        <w:t xml:space="preserve">    </w:t>
+      </w:r>
+    </w:p>
+    <w:p>
+      <w:r>
+        <w:t xml:space="preserve">    </w:t>
+      </w:r>
+      <w:proofErr w:type="spellStart"/>
+      <w:r>
+        <w:t>def</w:t>
+      </w:r>
+      <w:proofErr w:type="spellEnd"/>
+      <w:r>
+        <w:t xml:space="preserve"> forward(self, x):</w:t>
+      </w:r>
+    </w:p>
+    <w:p>
+      <w:r>
+        <w:t xml:space="preserve">        </w:t>
+      </w:r>
+      <w:proofErr w:type="spellStart"/>
+      <w:r>
+        <w:t>rnn_out</w:t>
+      </w:r>
+      <w:proofErr w:type="spellEnd"/>
+      <w:r>
+        <w:t xml:space="preserve">, _ = </w:t>
+      </w:r>
+      <w:proofErr w:type="spellStart"/>
+      <w:r>
         <w:t>self.rnn</w:t>
       </w:r>
       <w:proofErr w:type="spellEnd"/>
       <w:r>
-        <w:t xml:space="preserve"> = </w:t>
+        <w:t>(x)</w:t>
+      </w:r>
+    </w:p>
+    <w:p>
+      <w:r>
+        <w:t xml:space="preserve">        attended, _ = </w:t>
       </w:r>
       <w:proofErr w:type="spellStart"/>
-      <w:proofErr w:type="gramStart"/>
-      <w:r>
-        <w:t>nn.LSTM</w:t>
+      <w:r>
+        <w:t>self.attention</w:t>
       </w:r>
       <w:proofErr w:type="spellEnd"/>
       <w:r>
         <w:t>(</w:t>
       </w:r>
       <w:proofErr w:type="spellStart"/>
-      <w:proofErr w:type="gramEnd"/>
-      <w:r>
-        <w:t>input_size</w:t>
+      <w:r>
+        <w:t>rnn_out</w:t>
       </w:r>
       <w:proofErr w:type="spellEnd"/>
       <w:r>
@@ -854,149 +947,24 @@
       </w:r>
       <w:proofErr w:type="spellStart"/>
       <w:r>
-        <w:t>hidden_size</w:t>
+        <w:t>rnn_out</w:t>
       </w:r>
       <w:proofErr w:type="spellEnd"/>
       <w:r>
+        <w:t xml:space="preserve">, </w:t>
+      </w:r>
+      <w:proofErr w:type="spellStart"/>
+      <w:r>
+        <w:t>rnn_out</w:t>
+      </w:r>
+      <w:proofErr w:type="spellEnd"/>
+      <w:r>
         <w:t>)</w:t>
       </w:r>
     </w:p>
     <w:p>
       <w:r>
-        <w:t xml:space="preserve">        </w:t>
-      </w:r>
-      <w:proofErr w:type="spellStart"/>
-      <w:r>
-        <w:t>self.attention</w:t>
-      </w:r>
-      <w:proofErr w:type="spellEnd"/>
-      <w:r>
-        <w:t xml:space="preserve"> = </w:t>
-      </w:r>
-      <w:proofErr w:type="spellStart"/>
-      <w:proofErr w:type="gramStart"/>
-      <w:r>
-        <w:t>nn.MultiheadAttention</w:t>
-      </w:r>
-      <w:proofErr w:type="spellEnd"/>
-      <w:r>
-        <w:t>(</w:t>
-      </w:r>
-      <w:proofErr w:type="spellStart"/>
-      <w:proofErr w:type="gramEnd"/>
-      <w:r>
-        <w:t>hidden_size</w:t>
-      </w:r>
-      <w:proofErr w:type="spellEnd"/>
-      <w:r>
-        <w:t xml:space="preserve">, </w:t>
-      </w:r>
-      <w:proofErr w:type="spellStart"/>
-      <w:r>
-        <w:t>num_heads</w:t>
-      </w:r>
-      <w:proofErr w:type="spellEnd"/>
-      <w:r>
-        <w:t>=8)</w:t>
-      </w:r>
-    </w:p>
-    <w:p>
-      <w:r>
-        <w:t xml:space="preserve">    </w:t>
-      </w:r>
-    </w:p>
-    <w:p>
-      <w:r>
-        <w:t xml:space="preserve">    </w:t>
-      </w:r>
-      <w:proofErr w:type="spellStart"/>
-      <w:proofErr w:type="gramStart"/>
-      <w:r>
-        <w:t>def</w:t>
-      </w:r>
-      <w:proofErr w:type="spellEnd"/>
-      <w:proofErr w:type="gramEnd"/>
-      <w:r>
-        <w:t xml:space="preserve"> forward(self, x):</w:t>
-      </w:r>
-    </w:p>
-    <w:p>
-      <w:r>
-        <w:t xml:space="preserve">        </w:t>
-      </w:r>
-      <w:proofErr w:type="spellStart"/>
-      <w:r>
-        <w:t>rnn_out</w:t>
-      </w:r>
-      <w:proofErr w:type="spellEnd"/>
-      <w:r>
-        <w:t xml:space="preserve">, _ = </w:t>
-      </w:r>
-      <w:proofErr w:type="spellStart"/>
-      <w:r>
-        <w:t>self.rnn</w:t>
-      </w:r>
-      <w:proofErr w:type="spellEnd"/>
-      <w:r>
-        <w:t>(x)</w:t>
-      </w:r>
-    </w:p>
-    <w:p>
-      <w:r>
-        <w:t xml:space="preserve">        </w:t>
-      </w:r>
-      <w:proofErr w:type="gramStart"/>
-      <w:r>
-        <w:t>attended</w:t>
-      </w:r>
-      <w:proofErr w:type="gramEnd"/>
-      <w:r>
-        <w:t xml:space="preserve">, _ = </w:t>
-      </w:r>
-      <w:proofErr w:type="spellStart"/>
-      <w:r>
-        <w:t>self.attention</w:t>
-      </w:r>
-      <w:proofErr w:type="spellEnd"/>
-      <w:r>
-        <w:t>(</w:t>
-      </w:r>
-      <w:proofErr w:type="spellStart"/>
-      <w:r>
-        <w:t>rnn_out</w:t>
-      </w:r>
-      <w:proofErr w:type="spellEnd"/>
-      <w:r>
-        <w:t xml:space="preserve">, </w:t>
-      </w:r>
-      <w:proofErr w:type="spellStart"/>
-      <w:r>
-        <w:t>rnn_out</w:t>
-      </w:r>
-      <w:proofErr w:type="spellEnd"/>
-      <w:r>
-        <w:t xml:space="preserve">, </w:t>
-      </w:r>
-      <w:proofErr w:type="spellStart"/>
-      <w:r>
-        <w:t>rnn_out</w:t>
-      </w:r>
-      <w:proofErr w:type="spellEnd"/>
-      <w:r>
-        <w:t>)</w:t>
-      </w:r>
-    </w:p>
-    <w:p>
-      <w:r>
-        <w:t xml:space="preserve">        </w:t>
-      </w:r>
-      <w:proofErr w:type="gramStart"/>
-      <w:r>
-        <w:t>return</w:t>
-      </w:r>
-      <w:proofErr w:type="gramEnd"/>
-      <w:r>
-        <w:t xml:space="preserve"> attended</w:t>
+        <w:t xml:space="preserve">        return attended</w:t>
       </w:r>
     </w:p>
     <w:p>
@@ -1067,21 +1035,14 @@
       </w:r>
     </w:p>
     <w:p>
-      <w:proofErr w:type="gramStart"/>
       <w:r>
         <w:t>python</w:t>
       </w:r>
-      <w:proofErr w:type="gramEnd"/>
-    </w:p>
-    <w:p>
-      <w:proofErr w:type="gramStart"/>
+    </w:p>
+    <w:p>
       <w:r>
         <w:lastRenderedPageBreak/>
-        <w:t>import</w:t>
-      </w:r>
-      <w:proofErr w:type="gramEnd"/>
-      <w:r>
-        <w:t xml:space="preserve"> </w:t>
+        <w:t xml:space="preserve">import </w:t>
       </w:r>
       <w:proofErr w:type="spellStart"/>
       <w:r>
@@ -4952,111 +4913,13 @@
           </wp:inline>
         </w:drawing>
       </w:r>
+    </w:p>
+    <w:p>
+      <w:pPr>
+        <w:pStyle w:val="Heading1"/>
+      </w:pPr>
       <w:bookmarkStart w:id="3" w:name="_GoBack"/>
       <w:bookmarkEnd w:id="3"/>
-    </w:p>
-    <w:p>
-      <w:pPr>
-        <w:rPr>
-          <w:rStyle w:val="Hyperlink"/>
-          <w:color w:val="auto"/>
-          <w:sz w:val="24"/>
-          <w:szCs w:val="24"/>
-          <w:u w:val="none"/>
-        </w:rPr>
-      </w:pPr>
-      <w:r>
-        <w:rPr>
-          <w:rStyle w:val="Hyperlink"/>
-          <w:color w:val="auto"/>
-          <w:sz w:val="24"/>
-          <w:szCs w:val="24"/>
-          <w:u w:val="none"/>
-        </w:rPr>
-        <w:t>Generated by Claude with this prompt:</w:t>
-      </w:r>
-    </w:p>
-    <w:p>
-      <w:pPr>
-        <w:rPr>
-          <w:sz w:val="24"/>
-          <w:szCs w:val="24"/>
-        </w:rPr>
-      </w:pPr>
-      <w:r>
-        <w:rPr>
-          <w:sz w:val="24"/>
-          <w:szCs w:val="24"/>
-        </w:rPr>
-        <w:t>I want to create</w:t>
-      </w:r>
-      <w:r>
-        <w:rPr>
-          <w:sz w:val="24"/>
-          <w:szCs w:val="24"/>
-        </w:rPr>
-        <w:t xml:space="preserve"> a bar chart from the included </w:t>
-      </w:r>
-      <w:r>
-        <w:rPr>
-          <w:sz w:val="24"/>
-          <w:szCs w:val="24"/>
-        </w:rPr>
-        <w:t xml:space="preserve">excel spreadsheet. On the X axis use the unique values from the </w:t>
-      </w:r>
-      <w:proofErr w:type="spellStart"/>
-      <w:r>
-        <w:rPr>
-          <w:sz w:val="24"/>
-          <w:szCs w:val="24"/>
-        </w:rPr>
-        <w:t>context_tier_value_duration_type</w:t>
-      </w:r>
-      <w:proofErr w:type="spellEnd"/>
-      <w:r>
-        <w:rPr>
-          <w:sz w:val="24"/>
-          <w:szCs w:val="24"/>
-        </w:rPr>
-        <w:t xml:space="preserve">, and plot the aggregated values of </w:t>
-      </w:r>
-      <w:proofErr w:type="spellStart"/>
-      <w:r>
-        <w:rPr>
-          <w:sz w:val="24"/>
-          <w:szCs w:val="24"/>
-        </w:rPr>
-        <w:t>mandala_error_pct</w:t>
-      </w:r>
-      <w:proofErr w:type="spellEnd"/>
-      <w:r>
-        <w:rPr>
-          <w:sz w:val="24"/>
-          <w:szCs w:val="24"/>
-        </w:rPr>
-        <w:t xml:space="preserve"> and </w:t>
-      </w:r>
-      <w:proofErr w:type="spellStart"/>
-      <w:r>
-        <w:rPr>
-          <w:sz w:val="24"/>
-          <w:szCs w:val="24"/>
-        </w:rPr>
-        <w:t>rnn_error_pct</w:t>
-      </w:r>
-      <w:proofErr w:type="spellEnd"/>
-      <w:r>
-        <w:rPr>
-          <w:sz w:val="24"/>
-          <w:szCs w:val="24"/>
-        </w:rPr>
-        <w:t>.</w:t>
-      </w:r>
-    </w:p>
-    <w:p>
-      <w:pPr>
-        <w:pStyle w:val="Heading1"/>
-      </w:pPr>
       <w:r>
         <w:t>Conclusion</w:t>
       </w:r>
@@ -11669,7 +11532,7 @@
 </file>
 
 <file path=customXml/itemProps1.xml><?xml version="1.0" encoding="utf-8"?>
-<ds:datastoreItem xmlns:ds="http://schemas.openxmlformats.org/officeDocument/2006/customXml" ds:itemID="{637667DA-CF8E-41FD-80AC-9EC0256D2695}">
+<ds:datastoreItem xmlns:ds="http://schemas.openxmlformats.org/officeDocument/2006/customXml" ds:itemID="{2A7F0EDE-6F09-4E14-A102-B39511E69F5B}">
   <ds:schemaRefs>
     <ds:schemaRef ds:uri="http://schemas.openxmlformats.org/officeDocument/2006/bibliography"/>
   </ds:schemaRefs>

--- a/doc/Mandala.docx
+++ b/doc/Mandala.docx
@@ -508,6 +508,7 @@
         </w:rPr>
         <w:t xml:space="preserve">Mona, </w:t>
       </w:r>
+      <w:proofErr w:type="spellStart"/>
       <w:r>
         <w:rPr>
           <w:sz w:val="24"/>
@@ -520,7 +521,29 @@
           <w:sz w:val="24"/>
           <w:szCs w:val="24"/>
         </w:rPr>
-        <w:t xml:space="preserve">orphognosis, causation learning, multitasking, </w:t>
+        <w:t>orphognosis</w:t>
+      </w:r>
+      <w:proofErr w:type="spellEnd"/>
+      <w:r>
+        <w:rPr>
+          <w:sz w:val="24"/>
+          <w:szCs w:val="24"/>
+        </w:rPr>
+        <w:t xml:space="preserve">, </w:t>
+      </w:r>
+      <w:r>
+        <w:rPr>
+          <w:sz w:val="24"/>
+          <w:szCs w:val="24"/>
+        </w:rPr>
+        <w:t xml:space="preserve">Mandala, </w:t>
+      </w:r>
+      <w:r>
+        <w:rPr>
+          <w:sz w:val="24"/>
+          <w:szCs w:val="24"/>
+        </w:rPr>
+        <w:t xml:space="preserve">causation learning, multitasking, </w:t>
       </w:r>
       <w:r>
         <w:rPr>
@@ -556,6 +579,438 @@
       </w:r>
     </w:p>
     <w:p>
+      <w:pPr>
+        <w:rPr>
+          <w:sz w:val="24"/>
+          <w:szCs w:val="24"/>
+        </w:rPr>
+      </w:pPr>
+      <w:r>
+        <w:rPr>
+          <w:sz w:val="24"/>
+          <w:szCs w:val="24"/>
+        </w:rPr>
+        <w:t>A mated pair of eagles, Jackie and Shadow, are popular on the internet these days as viewed with a hidden camera and microphone []. They spend their days and nights building and repairing their nest, brooding eggs, hunting, and fending off threats. In one segment Shadow is seen screaming for Jackie to help with intruding ravens that have in the past destroyed their eggs. He knows he must remain sitting atop them. She has been gone overlong and he must be hungry. This</w:t>
+      </w:r>
+      <w:r>
+        <w:rPr>
+          <w:sz w:val="24"/>
+          <w:szCs w:val="24"/>
+        </w:rPr>
+        <w:t xml:space="preserve"> in general</w:t>
+      </w:r>
+      <w:r>
+        <w:rPr>
+          <w:sz w:val="24"/>
+          <w:szCs w:val="24"/>
+        </w:rPr>
+        <w:t xml:space="preserve"> is a typical condition for animals</w:t>
+      </w:r>
+      <w:r>
+        <w:rPr>
+          <w:sz w:val="24"/>
+          <w:szCs w:val="24"/>
+        </w:rPr>
+        <w:t xml:space="preserve"> and the neural networks that orchestrate them</w:t>
+      </w:r>
+      <w:r>
+        <w:rPr>
+          <w:sz w:val="24"/>
+          <w:szCs w:val="24"/>
+        </w:rPr>
+        <w:t xml:space="preserve">. </w:t>
+      </w:r>
+      <w:r>
+        <w:rPr>
+          <w:sz w:val="24"/>
+          <w:szCs w:val="24"/>
+        </w:rPr>
+        <w:t>Multitasking</w:t>
+      </w:r>
+      <w:r>
+        <w:rPr>
+          <w:sz w:val="24"/>
+          <w:szCs w:val="24"/>
+        </w:rPr>
+        <w:t xml:space="preserve"> </w:t>
+      </w:r>
+      <w:r>
+        <w:rPr>
+          <w:sz w:val="24"/>
+          <w:szCs w:val="24"/>
+        </w:rPr>
+        <w:t>i</w:t>
+      </w:r>
+      <w:r>
+        <w:rPr>
+          <w:sz w:val="24"/>
+          <w:szCs w:val="24"/>
+        </w:rPr>
+        <w:t xml:space="preserve">n the midst of </w:t>
+      </w:r>
+      <w:r>
+        <w:rPr>
+          <w:sz w:val="24"/>
+          <w:szCs w:val="24"/>
+        </w:rPr>
+        <w:t>interruptions and interferences between goals.</w:t>
+      </w:r>
+    </w:p>
+    <w:p>
+      <w:pPr>
+        <w:rPr>
+          <w:sz w:val="24"/>
+          <w:szCs w:val="24"/>
+        </w:rPr>
+      </w:pPr>
+      <w:r>
+        <w:rPr>
+          <w:sz w:val="24"/>
+          <w:szCs w:val="24"/>
+        </w:rPr>
+        <w:t xml:space="preserve"> </w:t>
+      </w:r>
+      <w:r>
+        <w:rPr>
+          <w:sz w:val="24"/>
+          <w:szCs w:val="24"/>
+        </w:rPr>
+        <w:t xml:space="preserve">Artificial neural networks </w:t>
+      </w:r>
+      <w:r>
+        <w:rPr>
+          <w:sz w:val="24"/>
+          <w:szCs w:val="24"/>
+        </w:rPr>
+        <w:t xml:space="preserve">(ANNs) </w:t>
+      </w:r>
+      <w:r>
+        <w:rPr>
+          <w:sz w:val="24"/>
+          <w:szCs w:val="24"/>
+        </w:rPr>
+        <w:t xml:space="preserve">currently deal with what might be termed controlled surprise. Self-driving cars are in the focused business of driving. They can handle unexpected road obstructions which they have previously seen in training. </w:t>
+      </w:r>
+      <w:r>
+        <w:rPr>
+          <w:sz w:val="24"/>
+          <w:szCs w:val="24"/>
+        </w:rPr>
+        <w:t>Large Language Models (</w:t>
+      </w:r>
+      <w:r>
+        <w:rPr>
+          <w:sz w:val="24"/>
+          <w:szCs w:val="24"/>
+        </w:rPr>
+        <w:t>LLMs</w:t>
+      </w:r>
+      <w:r>
+        <w:rPr>
+          <w:sz w:val="24"/>
+          <w:szCs w:val="24"/>
+        </w:rPr>
+        <w:t>)</w:t>
+      </w:r>
+      <w:r>
+        <w:rPr>
+          <w:sz w:val="24"/>
+          <w:szCs w:val="24"/>
+        </w:rPr>
+        <w:t xml:space="preserve"> can sensibly respond to just about any query, but while composing said response they do not deal with </w:t>
+      </w:r>
+      <w:r>
+        <w:rPr>
+          <w:sz w:val="24"/>
+          <w:szCs w:val="24"/>
+        </w:rPr>
+        <w:t xml:space="preserve">a </w:t>
+      </w:r>
+      <w:r>
+        <w:rPr>
+          <w:sz w:val="24"/>
+          <w:szCs w:val="24"/>
+        </w:rPr>
+        <w:t>cryi</w:t>
+      </w:r>
+      <w:r>
+        <w:rPr>
+          <w:sz w:val="24"/>
+          <w:szCs w:val="24"/>
+        </w:rPr>
+        <w:t>ng baby</w:t>
+      </w:r>
+      <w:r>
+        <w:rPr>
+          <w:sz w:val="24"/>
+          <w:szCs w:val="24"/>
+        </w:rPr>
+        <w:t xml:space="preserve"> </w:t>
+      </w:r>
+      <w:r>
+        <w:rPr>
+          <w:sz w:val="24"/>
+          <w:szCs w:val="24"/>
+        </w:rPr>
+        <w:t>or a flat tire</w:t>
+      </w:r>
+      <w:r>
+        <w:rPr>
+          <w:sz w:val="24"/>
+          <w:szCs w:val="24"/>
+        </w:rPr>
+        <w:t>. Human animals do.</w:t>
+      </w:r>
+    </w:p>
+    <w:p>
+      <w:pPr>
+        <w:rPr>
+          <w:sz w:val="24"/>
+          <w:szCs w:val="24"/>
+        </w:rPr>
+      </w:pPr>
+      <w:r>
+        <w:rPr>
+          <w:sz w:val="24"/>
+          <w:szCs w:val="24"/>
+        </w:rPr>
+        <w:lastRenderedPageBreak/>
+        <w:t xml:space="preserve">This project is an effort to </w:t>
+      </w:r>
+      <w:r>
+        <w:rPr>
+          <w:sz w:val="24"/>
+          <w:szCs w:val="24"/>
+        </w:rPr>
+        <w:t xml:space="preserve">find a way how interruptions can be accommodated and multitasking can be accomplished </w:t>
+      </w:r>
+      <w:r>
+        <w:rPr>
+          <w:sz w:val="24"/>
+          <w:szCs w:val="24"/>
+        </w:rPr>
+        <w:t xml:space="preserve">more effectively </w:t>
+      </w:r>
+      <w:r>
+        <w:rPr>
+          <w:sz w:val="24"/>
+          <w:szCs w:val="24"/>
+        </w:rPr>
+        <w:t>by an ANN. The resulting architect</w:t>
+      </w:r>
+      <w:r>
+        <w:rPr>
+          <w:sz w:val="24"/>
+          <w:szCs w:val="24"/>
+        </w:rPr>
+        <w:t>ure is named Mandala, after</w:t>
+      </w:r>
+      <w:r>
+        <w:rPr>
+          <w:sz w:val="24"/>
+          <w:szCs w:val="24"/>
+        </w:rPr>
+        <w:t xml:space="preserve"> </w:t>
+      </w:r>
+      <w:r>
+        <w:rPr>
+          <w:sz w:val="24"/>
+          <w:szCs w:val="24"/>
+        </w:rPr>
+        <w:t>a g</w:t>
+      </w:r>
+      <w:r>
+        <w:rPr>
+          <w:sz w:val="24"/>
+          <w:szCs w:val="24"/>
+        </w:rPr>
+        <w:t xml:space="preserve">eometric </w:t>
+      </w:r>
+      <w:r>
+        <w:rPr>
+          <w:sz w:val="24"/>
+          <w:szCs w:val="24"/>
+        </w:rPr>
+        <w:t>pattern that</w:t>
+      </w:r>
+      <w:r>
+        <w:rPr>
+          <w:sz w:val="24"/>
+          <w:szCs w:val="24"/>
+        </w:rPr>
+        <w:t xml:space="preserve"> is typically</w:t>
+      </w:r>
+      <w:r>
+        <w:rPr>
+          <w:sz w:val="24"/>
+          <w:szCs w:val="24"/>
+        </w:rPr>
+        <w:t xml:space="preserve"> composed of</w:t>
+      </w:r>
+      <w:r>
+        <w:rPr>
+          <w:sz w:val="24"/>
+          <w:szCs w:val="24"/>
+        </w:rPr>
+        <w:t xml:space="preserve"> </w:t>
+      </w:r>
+      <w:r>
+        <w:rPr>
+          <w:sz w:val="24"/>
+          <w:szCs w:val="24"/>
+        </w:rPr>
+        <w:t xml:space="preserve">concentric </w:t>
+      </w:r>
+      <w:r>
+        <w:rPr>
+          <w:sz w:val="24"/>
+          <w:szCs w:val="24"/>
+        </w:rPr>
+        <w:t>tiers</w:t>
+      </w:r>
+      <w:r>
+        <w:rPr>
+          <w:sz w:val="24"/>
+          <w:szCs w:val="24"/>
+        </w:rPr>
+        <w:t xml:space="preserve"> of symbols having some comprehensive meaning</w:t>
+      </w:r>
+      <w:r>
+        <w:rPr>
+          <w:sz w:val="24"/>
+          <w:szCs w:val="24"/>
+        </w:rPr>
+        <w:t xml:space="preserve"> []</w:t>
+      </w:r>
+      <w:r>
+        <w:rPr>
+          <w:sz w:val="24"/>
+          <w:szCs w:val="24"/>
+        </w:rPr>
+        <w:t xml:space="preserve">. </w:t>
+      </w:r>
+      <w:r>
+        <w:rPr>
+          <w:sz w:val="24"/>
+          <w:szCs w:val="24"/>
+        </w:rPr>
+        <w:t xml:space="preserve">Here Mandala is also a </w:t>
+      </w:r>
+      <w:r>
+        <w:rPr>
+          <w:sz w:val="24"/>
+          <w:szCs w:val="24"/>
+        </w:rPr>
+        <w:t>tiered construction, where higher tiers represent longer-term context that aids in prediction.</w:t>
+      </w:r>
+    </w:p>
+    <w:p>
+      <w:pPr>
+        <w:rPr>
+          <w:sz w:val="24"/>
+          <w:szCs w:val="24"/>
+        </w:rPr>
+      </w:pPr>
+      <w:r>
+        <w:rPr>
+          <w:sz w:val="24"/>
+          <w:szCs w:val="24"/>
+        </w:rPr>
+        <w:t xml:space="preserve">Mandala is also a step toward synthesizing </w:t>
+      </w:r>
+      <w:r>
+        <w:rPr>
+          <w:sz w:val="24"/>
+          <w:szCs w:val="24"/>
+        </w:rPr>
+        <w:t xml:space="preserve">the </w:t>
+      </w:r>
+      <w:proofErr w:type="spellStart"/>
+      <w:r>
+        <w:rPr>
+          <w:sz w:val="24"/>
+          <w:szCs w:val="24"/>
+        </w:rPr>
+        <w:t>Morphognosis</w:t>
+      </w:r>
+      <w:proofErr w:type="spellEnd"/>
+      <w:r>
+        <w:rPr>
+          <w:sz w:val="24"/>
+          <w:szCs w:val="24"/>
+        </w:rPr>
+        <w:t xml:space="preserve"> </w:t>
+      </w:r>
+      <w:r>
+        <w:rPr>
+          <w:sz w:val="24"/>
+          <w:szCs w:val="24"/>
+        </w:rPr>
+        <w:t xml:space="preserve">[] </w:t>
+      </w:r>
+      <w:r>
+        <w:rPr>
+          <w:sz w:val="24"/>
+          <w:szCs w:val="24"/>
+        </w:rPr>
+        <w:t xml:space="preserve">and Mona </w:t>
+      </w:r>
+      <w:r>
+        <w:rPr>
+          <w:sz w:val="24"/>
+          <w:szCs w:val="24"/>
+        </w:rPr>
+        <w:t xml:space="preserve">[] </w:t>
+      </w:r>
+      <w:r>
+        <w:rPr>
+          <w:sz w:val="24"/>
+          <w:szCs w:val="24"/>
+        </w:rPr>
+        <w:t>neural network models into a comprehensive model for lear</w:t>
+      </w:r>
+      <w:r>
+        <w:rPr>
+          <w:sz w:val="24"/>
+          <w:szCs w:val="24"/>
+        </w:rPr>
+        <w:t>ning and behavior</w:t>
+      </w:r>
+      <w:r>
+        <w:rPr>
+          <w:sz w:val="24"/>
+          <w:szCs w:val="24"/>
+        </w:rPr>
+        <w:t xml:space="preserve">. Mona features a contextual causation learning with goal-directed motivation. </w:t>
+      </w:r>
+      <w:proofErr w:type="spellStart"/>
+      <w:r>
+        <w:rPr>
+          <w:sz w:val="24"/>
+          <w:szCs w:val="24"/>
+        </w:rPr>
+        <w:t>Morphognosis</w:t>
+      </w:r>
+      <w:proofErr w:type="spellEnd"/>
+      <w:r>
+        <w:rPr>
+          <w:sz w:val="24"/>
+          <w:szCs w:val="24"/>
+        </w:rPr>
+        <w:t xml:space="preserve"> features contextual multilayer perceptron (MLP) learning. Mandala achieves this by externally accumulating tiers of temporal states that are fed into an MLP at each time step. In addition, externally accumulating temporal information discretely labels hierarchical cause-and-effect relationships that can be used for augmented processing. In the case of Mona, channeling motivation through the network for the purpose of goal-seeking requires this feature.</w:t>
+      </w:r>
+    </w:p>
+    <w:p>
+      <w:pPr>
+        <w:rPr>
+          <w:sz w:val="24"/>
+          <w:szCs w:val="24"/>
+        </w:rPr>
+      </w:pPr>
+      <w:bookmarkStart w:id="3" w:name="_GoBack"/>
+      <w:bookmarkEnd w:id="3"/>
+    </w:p>
+    <w:p>
       <w:r>
         <w:t>Great question! This is exactly the problem that the Mandala project is trying to solve. Let me explain the issue and the potential solutions:</w:t>
       </w:r>
@@ -617,7 +1072,6 @@
     </w:p>
     <w:p>
       <w:r>
-        <w:lastRenderedPageBreak/>
         <w:t>A1 → A2 → B1 → A3 → B2 → A4 → B3</w:t>
       </w:r>
     </w:p>
@@ -693,6 +1147,7 @@
           <w:b/>
           <w:bCs/>
         </w:rPr>
+        <w:lastRenderedPageBreak/>
         <w:t xml:space="preserve">1. Attention Mechanisms </w:t>
       </w:r>
       <w:r>
@@ -1041,91 +1496,91 @@
     </w:p>
     <w:p>
       <w:r>
+        <w:t xml:space="preserve">import </w:t>
+      </w:r>
+      <w:proofErr w:type="spellStart"/>
+      <w:r>
+        <w:t>torch.nn</w:t>
+      </w:r>
+      <w:proofErr w:type="spellEnd"/>
+      <w:r>
+        <w:t xml:space="preserve"> as </w:t>
+      </w:r>
+      <w:proofErr w:type="spellStart"/>
+      <w:r>
+        <w:t>nn</w:t>
+      </w:r>
+      <w:proofErr w:type="spellEnd"/>
+    </w:p>
+    <w:p/>
+    <w:p>
+      <w:r>
+        <w:t xml:space="preserve">model = </w:t>
+      </w:r>
+      <w:proofErr w:type="spellStart"/>
+      <w:r>
+        <w:t>nn.Transformer</w:t>
+      </w:r>
+      <w:proofErr w:type="spellEnd"/>
+      <w:r>
+        <w:t>(</w:t>
+      </w:r>
+    </w:p>
+    <w:p>
+      <w:r>
+        <w:t xml:space="preserve">    </w:t>
+      </w:r>
+      <w:proofErr w:type="spellStart"/>
+      <w:r>
+        <w:t>d_model</w:t>
+      </w:r>
+      <w:proofErr w:type="spellEnd"/>
+      <w:r>
+        <w:t>=512,</w:t>
+      </w:r>
+    </w:p>
+    <w:p>
+      <w:r>
+        <w:t xml:space="preserve">    </w:t>
+      </w:r>
+      <w:proofErr w:type="spellStart"/>
+      <w:r>
+        <w:t>nhead</w:t>
+      </w:r>
+      <w:proofErr w:type="spellEnd"/>
+      <w:r>
+        <w:t>=8,</w:t>
+      </w:r>
+    </w:p>
+    <w:p>
+      <w:r>
+        <w:t xml:space="preserve">    </w:t>
+      </w:r>
+      <w:proofErr w:type="spellStart"/>
+      <w:r>
+        <w:t>num_encoder_layers</w:t>
+      </w:r>
+      <w:proofErr w:type="spellEnd"/>
+      <w:r>
+        <w:t>=6,</w:t>
+      </w:r>
+    </w:p>
+    <w:p>
+      <w:r>
+        <w:t xml:space="preserve">    </w:t>
+      </w:r>
+      <w:proofErr w:type="spellStart"/>
+      <w:r>
+        <w:t>num_decoder_layers</w:t>
+      </w:r>
+      <w:proofErr w:type="spellEnd"/>
+      <w:r>
+        <w:t>=6</w:t>
+      </w:r>
+    </w:p>
+    <w:p>
+      <w:r>
         <w:lastRenderedPageBreak/>
-        <w:t xml:space="preserve">import </w:t>
-      </w:r>
-      <w:proofErr w:type="spellStart"/>
-      <w:r>
-        <w:t>torch.nn</w:t>
-      </w:r>
-      <w:proofErr w:type="spellEnd"/>
-      <w:r>
-        <w:t xml:space="preserve"> as </w:t>
-      </w:r>
-      <w:proofErr w:type="spellStart"/>
-      <w:r>
-        <w:t>nn</w:t>
-      </w:r>
-      <w:proofErr w:type="spellEnd"/>
-    </w:p>
-    <w:p/>
-    <w:p>
-      <w:r>
-        <w:t xml:space="preserve">model = </w:t>
-      </w:r>
-      <w:proofErr w:type="spellStart"/>
-      <w:r>
-        <w:t>nn.Transformer</w:t>
-      </w:r>
-      <w:proofErr w:type="spellEnd"/>
-      <w:r>
-        <w:t>(</w:t>
-      </w:r>
-    </w:p>
-    <w:p>
-      <w:r>
-        <w:t xml:space="preserve">    </w:t>
-      </w:r>
-      <w:proofErr w:type="spellStart"/>
-      <w:r>
-        <w:t>d_model</w:t>
-      </w:r>
-      <w:proofErr w:type="spellEnd"/>
-      <w:r>
-        <w:t>=512,</w:t>
-      </w:r>
-    </w:p>
-    <w:p>
-      <w:r>
-        <w:t xml:space="preserve">    </w:t>
-      </w:r>
-      <w:proofErr w:type="spellStart"/>
-      <w:r>
-        <w:t>nhead</w:t>
-      </w:r>
-      <w:proofErr w:type="spellEnd"/>
-      <w:r>
-        <w:t>=8,</w:t>
-      </w:r>
-    </w:p>
-    <w:p>
-      <w:r>
-        <w:t xml:space="preserve">    </w:t>
-      </w:r>
-      <w:proofErr w:type="spellStart"/>
-      <w:r>
-        <w:t>num_encoder_layers</w:t>
-      </w:r>
-      <w:proofErr w:type="spellEnd"/>
-      <w:r>
-        <w:t>=6,</w:t>
-      </w:r>
-    </w:p>
-    <w:p>
-      <w:r>
-        <w:t xml:space="preserve">    </w:t>
-      </w:r>
-      <w:proofErr w:type="spellStart"/>
-      <w:r>
-        <w:t>num_decoder_layers</w:t>
-      </w:r>
-      <w:proofErr w:type="spellEnd"/>
-      <w:r>
-        <w:t>=6</w:t>
-      </w:r>
-    </w:p>
-    <w:p>
-      <w:r>
         <w:t>)</w:t>
       </w:r>
     </w:p>
@@ -1354,98 +1809,98 @@
     </w:p>
     <w:p>
       <w:r>
+        <w:t xml:space="preserve">        </w:t>
+      </w:r>
+      <w:proofErr w:type="spellStart"/>
+      <w:r>
+        <w:t>self.memory_tiers</w:t>
+      </w:r>
+      <w:proofErr w:type="spellEnd"/>
+      <w:r>
+        <w:t xml:space="preserve"> = []  # Hierarchical temporal storage</w:t>
+      </w:r>
+    </w:p>
+    <w:p>
+      <w:r>
+        <w:t xml:space="preserve">        </w:t>
+      </w:r>
+      <w:proofErr w:type="spellStart"/>
+      <w:r>
+        <w:t>self.mlp</w:t>
+      </w:r>
+      <w:proofErr w:type="spellEnd"/>
+      <w:r>
+        <w:t xml:space="preserve"> = MLP()</w:t>
+      </w:r>
+    </w:p>
+    <w:p>
+      <w:r>
+        <w:t xml:space="preserve">    </w:t>
+      </w:r>
+    </w:p>
+    <w:p>
+      <w:r>
+        <w:t xml:space="preserve">    </w:t>
+      </w:r>
+      <w:proofErr w:type="spellStart"/>
+      <w:r>
+        <w:t>def</w:t>
+      </w:r>
+      <w:proofErr w:type="spellEnd"/>
+      <w:r>
+        <w:t xml:space="preserve"> </w:t>
+      </w:r>
+      <w:proofErr w:type="spellStart"/>
+      <w:r>
+        <w:t>process_step</w:t>
+      </w:r>
+      <w:proofErr w:type="spellEnd"/>
+      <w:r>
+        <w:t xml:space="preserve">(self, </w:t>
+      </w:r>
+      <w:proofErr w:type="spellStart"/>
+      <w:r>
+        <w:t>input_t</w:t>
+      </w:r>
+      <w:proofErr w:type="spellEnd"/>
+      <w:r>
+        <w:t>):</w:t>
+      </w:r>
+    </w:p>
+    <w:p>
+      <w:r>
+        <w:t xml:space="preserve">        # Update memory tiers with new context</w:t>
+      </w:r>
+    </w:p>
+    <w:p>
+      <w:r>
+        <w:t xml:space="preserve">        </w:t>
+      </w:r>
+      <w:proofErr w:type="spellStart"/>
+      <w:r>
+        <w:t>self.update_memory_tiers</w:t>
+      </w:r>
+      <w:proofErr w:type="spellEnd"/>
+      <w:r>
+        <w:t>(</w:t>
+      </w:r>
+      <w:proofErr w:type="spellStart"/>
+      <w:r>
+        <w:t>input_t</w:t>
+      </w:r>
+      <w:proofErr w:type="spellEnd"/>
+      <w:r>
+        <w:t>)</w:t>
+      </w:r>
+    </w:p>
+    <w:p>
+      <w:r>
+        <w:t xml:space="preserve">        </w:t>
+      </w:r>
+    </w:p>
+    <w:p>
+      <w:r>
         <w:lastRenderedPageBreak/>
-        <w:t xml:space="preserve">        </w:t>
-      </w:r>
-      <w:proofErr w:type="spellStart"/>
-      <w:r>
-        <w:t>self.memory_tiers</w:t>
-      </w:r>
-      <w:proofErr w:type="spellEnd"/>
-      <w:r>
-        <w:t xml:space="preserve"> = []  # Hierarchical temporal storage</w:t>
-      </w:r>
-    </w:p>
-    <w:p>
-      <w:r>
-        <w:t xml:space="preserve">        </w:t>
-      </w:r>
-      <w:proofErr w:type="spellStart"/>
-      <w:r>
-        <w:t>self.mlp</w:t>
-      </w:r>
-      <w:proofErr w:type="spellEnd"/>
-      <w:r>
-        <w:t xml:space="preserve"> = MLP()</w:t>
-      </w:r>
-    </w:p>
-    <w:p>
-      <w:r>
-        <w:t xml:space="preserve">    </w:t>
-      </w:r>
-    </w:p>
-    <w:p>
-      <w:r>
-        <w:t xml:space="preserve">    </w:t>
-      </w:r>
-      <w:proofErr w:type="spellStart"/>
-      <w:r>
-        <w:t>def</w:t>
-      </w:r>
-      <w:proofErr w:type="spellEnd"/>
-      <w:r>
-        <w:t xml:space="preserve"> </w:t>
-      </w:r>
-      <w:proofErr w:type="spellStart"/>
-      <w:r>
-        <w:t>process_step</w:t>
-      </w:r>
-      <w:proofErr w:type="spellEnd"/>
-      <w:r>
-        <w:t xml:space="preserve">(self, </w:t>
-      </w:r>
-      <w:proofErr w:type="spellStart"/>
-      <w:r>
-        <w:t>input_t</w:t>
-      </w:r>
-      <w:proofErr w:type="spellEnd"/>
-      <w:r>
-        <w:t>):</w:t>
-      </w:r>
-    </w:p>
-    <w:p>
-      <w:r>
-        <w:t xml:space="preserve">        # Update memory tiers with new context</w:t>
-      </w:r>
-    </w:p>
-    <w:p>
-      <w:r>
-        <w:t xml:space="preserve">        </w:t>
-      </w:r>
-      <w:proofErr w:type="spellStart"/>
-      <w:r>
-        <w:t>self.update_memory_tiers</w:t>
-      </w:r>
-      <w:proofErr w:type="spellEnd"/>
-      <w:r>
-        <w:t>(</w:t>
-      </w:r>
-      <w:proofErr w:type="spellStart"/>
-      <w:r>
-        <w:t>input_t</w:t>
-      </w:r>
-      <w:proofErr w:type="spellEnd"/>
-      <w:r>
-        <w:t>)</w:t>
-      </w:r>
-    </w:p>
-    <w:p>
-      <w:r>
-        <w:t xml:space="preserve">        </w:t>
-      </w:r>
-    </w:p>
-    <w:p>
-      <w:r>
         <w:t xml:space="preserve">        # Feed structured memory into MLP</w:t>
       </w:r>
     </w:p>
@@ -1698,7 +2153,6 @@
     </w:p>
     <w:p>
       <w:r>
-        <w:lastRenderedPageBreak/>
         <w:t xml:space="preserve">            </w:t>
       </w:r>
       <w:proofErr w:type="spellStart"/>
@@ -1775,6 +2229,7 @@
           <w:b/>
           <w:bCs/>
         </w:rPr>
+        <w:lastRenderedPageBreak/>
         <w:t>Bidirectional</w:t>
       </w:r>
       <w:r>
@@ -2097,7 +2552,6 @@
     </w:p>
     <w:p>
       <w:r>
-        <w:lastRenderedPageBreak/>
         <w:t xml:space="preserve">        return </w:t>
       </w:r>
       <w:proofErr w:type="spellStart"/>
@@ -2188,6 +2642,7 @@
     </w:p>
     <w:p>
       <w:r>
+        <w:lastRenderedPageBreak/>
         <w:t># Using state-space models (conceptual)</w:t>
       </w:r>
     </w:p>
@@ -2373,110 +2828,110 @@
     <w:p>
       <w:proofErr w:type="spellStart"/>
       <w:r>
+        <w:t>def</w:t>
+      </w:r>
+      <w:proofErr w:type="spellEnd"/>
+      <w:r>
+        <w:t xml:space="preserve"> </w:t>
+      </w:r>
+      <w:proofErr w:type="spellStart"/>
+      <w:r>
+        <w:t>preprocess_interleaved_sequences</w:t>
+      </w:r>
+      <w:proofErr w:type="spellEnd"/>
+      <w:r>
+        <w:t>(data):</w:t>
+      </w:r>
+    </w:p>
+    <w:p>
+      <w:r>
+        <w:t xml:space="preserve">    # Separate by task ID</w:t>
+      </w:r>
+    </w:p>
+    <w:p>
+      <w:r>
+        <w:t xml:space="preserve">    </w:t>
+      </w:r>
+      <w:proofErr w:type="spellStart"/>
+      <w:r>
+        <w:t>task_streams</w:t>
+      </w:r>
+      <w:proofErr w:type="spellEnd"/>
+      <w:r>
+        <w:t xml:space="preserve"> = {}</w:t>
+      </w:r>
+    </w:p>
+    <w:p>
+      <w:r>
+        <w:t xml:space="preserve">    for item in data:</w:t>
+      </w:r>
+    </w:p>
+    <w:p>
+      <w:r>
+        <w:t xml:space="preserve">        </w:t>
+      </w:r>
+      <w:proofErr w:type="spellStart"/>
+      <w:r>
+        <w:t>task_id</w:t>
+      </w:r>
+      <w:proofErr w:type="spellEnd"/>
+      <w:r>
+        <w:t xml:space="preserve"> = item['</w:t>
+      </w:r>
+      <w:proofErr w:type="spellStart"/>
+      <w:r>
+        <w:t>task_id</w:t>
+      </w:r>
+      <w:proofErr w:type="spellEnd"/>
+      <w:r>
+        <w:t>']</w:t>
+      </w:r>
+    </w:p>
+    <w:p>
+      <w:r>
+        <w:t xml:space="preserve">        if </w:t>
+      </w:r>
+      <w:proofErr w:type="spellStart"/>
+      <w:r>
+        <w:t>task_id</w:t>
+      </w:r>
+      <w:proofErr w:type="spellEnd"/>
+      <w:r>
+        <w:t xml:space="preserve"> not in </w:t>
+      </w:r>
+      <w:proofErr w:type="spellStart"/>
+      <w:r>
+        <w:t>task_streams</w:t>
+      </w:r>
+      <w:proofErr w:type="spellEnd"/>
+      <w:r>
+        <w:t>:</w:t>
+      </w:r>
+    </w:p>
+    <w:p>
+      <w:r>
+        <w:t xml:space="preserve">            </w:t>
+      </w:r>
+      <w:proofErr w:type="spellStart"/>
+      <w:r>
+        <w:t>task_streams</w:t>
+      </w:r>
+      <w:proofErr w:type="spellEnd"/>
+      <w:r>
+        <w:t>[</w:t>
+      </w:r>
+      <w:proofErr w:type="spellStart"/>
+      <w:r>
+        <w:t>task_id</w:t>
+      </w:r>
+      <w:proofErr w:type="spellEnd"/>
+      <w:r>
+        <w:t>] = []</w:t>
+      </w:r>
+    </w:p>
+    <w:p>
+      <w:r>
         <w:lastRenderedPageBreak/>
-        <w:t>def</w:t>
-      </w:r>
-      <w:proofErr w:type="spellEnd"/>
-      <w:r>
-        <w:t xml:space="preserve"> </w:t>
-      </w:r>
-      <w:proofErr w:type="spellStart"/>
-      <w:r>
-        <w:t>preprocess_interleaved_sequences</w:t>
-      </w:r>
-      <w:proofErr w:type="spellEnd"/>
-      <w:r>
-        <w:t>(data):</w:t>
-      </w:r>
-    </w:p>
-    <w:p>
-      <w:r>
-        <w:t xml:space="preserve">    # Separate by task ID</w:t>
-      </w:r>
-    </w:p>
-    <w:p>
-      <w:r>
-        <w:t xml:space="preserve">    </w:t>
-      </w:r>
-      <w:proofErr w:type="spellStart"/>
-      <w:r>
-        <w:t>task_streams</w:t>
-      </w:r>
-      <w:proofErr w:type="spellEnd"/>
-      <w:r>
-        <w:t xml:space="preserve"> = {}</w:t>
-      </w:r>
-    </w:p>
-    <w:p>
-      <w:r>
-        <w:t xml:space="preserve">    for item in data:</w:t>
-      </w:r>
-    </w:p>
-    <w:p>
-      <w:r>
-        <w:t xml:space="preserve">        </w:t>
-      </w:r>
-      <w:proofErr w:type="spellStart"/>
-      <w:r>
-        <w:t>task_id</w:t>
-      </w:r>
-      <w:proofErr w:type="spellEnd"/>
-      <w:r>
-        <w:t xml:space="preserve"> = item['</w:t>
-      </w:r>
-      <w:proofErr w:type="spellStart"/>
-      <w:r>
-        <w:t>task_id</w:t>
-      </w:r>
-      <w:proofErr w:type="spellEnd"/>
-      <w:r>
-        <w:t>']</w:t>
-      </w:r>
-    </w:p>
-    <w:p>
-      <w:r>
-        <w:t xml:space="preserve">        if </w:t>
-      </w:r>
-      <w:proofErr w:type="spellStart"/>
-      <w:r>
-        <w:t>task_id</w:t>
-      </w:r>
-      <w:proofErr w:type="spellEnd"/>
-      <w:r>
-        <w:t xml:space="preserve"> not in </w:t>
-      </w:r>
-      <w:proofErr w:type="spellStart"/>
-      <w:r>
-        <w:t>task_streams</w:t>
-      </w:r>
-      <w:proofErr w:type="spellEnd"/>
-      <w:r>
-        <w:t>:</w:t>
-      </w:r>
-    </w:p>
-    <w:p>
-      <w:r>
-        <w:t xml:space="preserve">            </w:t>
-      </w:r>
-      <w:proofErr w:type="spellStart"/>
-      <w:r>
-        <w:t>task_streams</w:t>
-      </w:r>
-      <w:proofErr w:type="spellEnd"/>
-      <w:r>
-        <w:t>[</w:t>
-      </w:r>
-      <w:proofErr w:type="spellStart"/>
-      <w:r>
-        <w:t>task_id</w:t>
-      </w:r>
-      <w:proofErr w:type="spellEnd"/>
-      <w:r>
-        <w:t>] = []</w:t>
-      </w:r>
-    </w:p>
-    <w:p>
-      <w:r>
         <w:t xml:space="preserve">        </w:t>
       </w:r>
       <w:proofErr w:type="spellStart"/>
@@ -2798,7 +3253,6 @@
           <w:b/>
           <w:bCs/>
         </w:rPr>
-        <w:lastRenderedPageBreak/>
         <w:t>If working with the Mandala codebase</w:t>
       </w:r>
       <w:r>
@@ -2885,6 +3339,7 @@
           <w:sz w:val="34"/>
           <w:szCs w:val="34"/>
         </w:rPr>
+        <w:lastRenderedPageBreak/>
         <w:t xml:space="preserve">Assignment of </w:t>
       </w:r>
       <w:proofErr w:type="spellStart"/>
@@ -3254,7 +3709,6 @@
           <w:sz w:val="24"/>
           <w:szCs w:val="24"/>
         </w:rPr>
-        <w:lastRenderedPageBreak/>
         <w:t>AI Overview</w:t>
       </w:r>
     </w:p>
@@ -3483,7 +3937,6 @@
           <w:sz w:val="24"/>
           <w:szCs w:val="24"/>
         </w:rPr>
-        <w:lastRenderedPageBreak/>
         <w:t>Advantages</w:t>
       </w:r>
     </w:p>
@@ -3764,15 +4217,7 @@
           <w:sz w:val="24"/>
           <w:szCs w:val="24"/>
         </w:rPr>
-        <w:t xml:space="preserve">Allows modularity and </w:t>
-      </w:r>
-      <w:r>
-        <w:rPr>
-          <w:sz w:val="24"/>
-          <w:szCs w:val="24"/>
-        </w:rPr>
-        <w:lastRenderedPageBreak/>
-        <w:t>prediction by context.</w:t>
+        <w:t>Allows modularity and prediction by context.</w:t>
       </w:r>
       <w:r>
         <w:rPr>
@@ -4038,7 +4483,6 @@
           <w:sz w:val="24"/>
           <w:szCs w:val="24"/>
         </w:rPr>
-        <w:lastRenderedPageBreak/>
         <w:drawing>
           <wp:inline distT="0" distB="0" distL="0" distR="0" wp14:anchorId="47A7B44A" wp14:editId="69E5039D">
             <wp:extent cx="5943600" cy="4115252"/>
@@ -4102,6 +4546,7 @@
           <w:sz w:val="24"/>
           <w:szCs w:val="24"/>
         </w:rPr>
+        <w:lastRenderedPageBreak/>
         <w:drawing>
           <wp:inline distT="0" distB="0" distL="0" distR="0" wp14:anchorId="185DDB73" wp14:editId="3C3EC0A9">
             <wp:extent cx="5943600" cy="2062727"/>
@@ -4250,68 +4695,231 @@
           <w:sz w:val="24"/>
           <w:szCs w:val="24"/>
         </w:rPr>
+        <w:t>Predict the next number in these sequences:</w:t>
+      </w:r>
+    </w:p>
+    <w:p>
+      <w:pPr>
+        <w:rPr>
+          <w:sz w:val="24"/>
+          <w:szCs w:val="24"/>
+        </w:rPr>
+      </w:pPr>
+      <w:r>
+        <w:rPr>
+          <w:sz w:val="24"/>
+          <w:szCs w:val="24"/>
+        </w:rPr>
+        <w:t>8,8,7,0</w:t>
+      </w:r>
+    </w:p>
+    <w:p>
+      <w:pPr>
+        <w:rPr>
+          <w:sz w:val="24"/>
+          <w:szCs w:val="24"/>
+        </w:rPr>
+      </w:pPr>
+      <w:r>
+        <w:rPr>
+          <w:sz w:val="24"/>
+          <w:szCs w:val="24"/>
+        </w:rPr>
+        <w:t>7,11,4</w:t>
+      </w:r>
+    </w:p>
+    <w:p>
+      <w:pPr>
+        <w:rPr>
+          <w:sz w:val="24"/>
+          <w:szCs w:val="24"/>
+        </w:rPr>
+      </w:pPr>
+      <w:r>
+        <w:rPr>
+          <w:sz w:val="24"/>
+          <w:szCs w:val="24"/>
+        </w:rPr>
+        <w:t>7,4,5,11,11,8,10,10,10,11,2</w:t>
+      </w:r>
+    </w:p>
+    <w:p>
+      <w:pPr>
+        <w:rPr>
+          <w:sz w:val="24"/>
+          <w:szCs w:val="24"/>
+        </w:rPr>
+      </w:pPr>
+      <w:r>
+        <w:rPr>
+          <w:sz w:val="24"/>
+          <w:szCs w:val="24"/>
+        </w:rPr>
+        <w:t>0</w:t>
+      </w:r>
+      <w:proofErr w:type="gramStart"/>
+      <w:r>
+        <w:rPr>
+          <w:sz w:val="24"/>
+          <w:szCs w:val="24"/>
+        </w:rPr>
+        <w:t>,1,9,11,10,2</w:t>
+      </w:r>
+      <w:proofErr w:type="gramEnd"/>
+    </w:p>
+    <w:p>
+      <w:pPr>
+        <w:rPr>
+          <w:sz w:val="24"/>
+          <w:szCs w:val="24"/>
+        </w:rPr>
+      </w:pPr>
+      <w:r>
+        <w:rPr>
+          <w:sz w:val="24"/>
+          <w:szCs w:val="24"/>
+        </w:rPr>
+        <w:t>7,9,11,9,7,8,4,5,7,10,10,8,7,2</w:t>
+      </w:r>
+    </w:p>
+    <w:p>
+      <w:pPr>
+        <w:rPr>
+          <w:sz w:val="24"/>
+          <w:szCs w:val="24"/>
+        </w:rPr>
+      </w:pPr>
+      <w:r>
+        <w:rPr>
+          <w:sz w:val="24"/>
+          <w:szCs w:val="24"/>
+        </w:rPr>
+        <w:t>7</w:t>
+      </w:r>
+      <w:proofErr w:type="gramStart"/>
+      <w:r>
+        <w:rPr>
+          <w:sz w:val="24"/>
+          <w:szCs w:val="24"/>
+        </w:rPr>
+        <w:t>,0,1,11,10,7,7,10,2</w:t>
+      </w:r>
+      <w:proofErr w:type="gramEnd"/>
+    </w:p>
+    <w:p>
+      <w:pPr>
+        <w:rPr>
+          <w:sz w:val="24"/>
+          <w:szCs w:val="24"/>
+        </w:rPr>
+      </w:pPr>
+      <w:r>
+        <w:rPr>
+          <w:sz w:val="24"/>
+          <w:szCs w:val="24"/>
+        </w:rPr>
+        <w:t>4,5,10,8,8,2</w:t>
+      </w:r>
+    </w:p>
+    <w:p>
+      <w:pPr>
+        <w:rPr>
+          <w:sz w:val="24"/>
+          <w:szCs w:val="24"/>
+        </w:rPr>
+      </w:pPr>
+      <w:r>
+        <w:rPr>
+          <w:sz w:val="24"/>
+          <w:szCs w:val="24"/>
+        </w:rPr>
+        <w:t>11</w:t>
+      </w:r>
+      <w:proofErr w:type="gramStart"/>
+      <w:r>
+        <w:rPr>
+          <w:sz w:val="24"/>
+          <w:szCs w:val="24"/>
+        </w:rPr>
+        <w:t>,8,0,1,8,10,2</w:t>
+      </w:r>
+      <w:proofErr w:type="gramEnd"/>
+    </w:p>
+    <w:p>
+      <w:pPr>
+        <w:rPr>
+          <w:sz w:val="24"/>
+          <w:szCs w:val="24"/>
+        </w:rPr>
+      </w:pPr>
+      <w:r>
+        <w:rPr>
+          <w:sz w:val="24"/>
+          <w:szCs w:val="24"/>
+        </w:rPr>
+        <w:t>11,7,7,11,11,0,1,11,7,11,11,9,11,10,7,2</w:t>
+      </w:r>
+    </w:p>
+    <w:p>
+      <w:pPr>
+        <w:rPr>
+          <w:sz w:val="24"/>
+          <w:szCs w:val="24"/>
+        </w:rPr>
+      </w:pPr>
+      <w:r>
+        <w:rPr>
+          <w:sz w:val="24"/>
+          <w:szCs w:val="24"/>
+        </w:rPr>
+        <w:t>10,8,9,7,4,5,9,8,8,10,11,11,7,9,9,11,2</w:t>
+      </w:r>
+    </w:p>
+    <w:p>
+      <w:pPr>
+        <w:rPr>
+          <w:sz w:val="24"/>
+          <w:szCs w:val="24"/>
+        </w:rPr>
+      </w:pPr>
+      <w:r>
+        <w:rPr>
+          <w:sz w:val="24"/>
+          <w:szCs w:val="24"/>
+        </w:rPr>
+        <w:t>Note that 4</w:t>
+      </w:r>
+      <w:proofErr w:type="gramStart"/>
+      <w:r>
+        <w:rPr>
+          <w:sz w:val="24"/>
+          <w:szCs w:val="24"/>
+        </w:rPr>
+        <w:t>,5</w:t>
+      </w:r>
+      <w:proofErr w:type="gramEnd"/>
+      <w:r>
+        <w:rPr>
+          <w:sz w:val="24"/>
+          <w:szCs w:val="24"/>
+        </w:rPr>
+        <w:t xml:space="preserve"> causes 2,3 and 0,1 causes 2,6</w:t>
+      </w:r>
+    </w:p>
+    <w:p>
+      <w:pPr>
+        <w:rPr>
+          <w:sz w:val="24"/>
+          <w:szCs w:val="24"/>
+        </w:rPr>
+      </w:pPr>
+      <w:r>
+        <w:rPr>
+          <w:sz w:val="24"/>
+          <w:szCs w:val="24"/>
+        </w:rPr>
         <w:lastRenderedPageBreak/>
-        <w:t>Predict the next number in these sequences:</w:t>
-      </w:r>
-    </w:p>
-    <w:p>
-      <w:pPr>
-        <w:rPr>
-          <w:sz w:val="24"/>
-          <w:szCs w:val="24"/>
-        </w:rPr>
-      </w:pPr>
-      <w:r>
-        <w:rPr>
-          <w:sz w:val="24"/>
-          <w:szCs w:val="24"/>
-        </w:rPr>
-        <w:t>8,8,7,0</w:t>
-      </w:r>
-    </w:p>
-    <w:p>
-      <w:pPr>
-        <w:rPr>
-          <w:sz w:val="24"/>
-          <w:szCs w:val="24"/>
-        </w:rPr>
-      </w:pPr>
-      <w:r>
-        <w:rPr>
-          <w:sz w:val="24"/>
-          <w:szCs w:val="24"/>
-        </w:rPr>
-        <w:t>7,11,4</w:t>
-      </w:r>
-    </w:p>
-    <w:p>
-      <w:pPr>
-        <w:rPr>
-          <w:sz w:val="24"/>
-          <w:szCs w:val="24"/>
-        </w:rPr>
-      </w:pPr>
-      <w:r>
-        <w:rPr>
-          <w:sz w:val="24"/>
-          <w:szCs w:val="24"/>
-        </w:rPr>
-        <w:t>7,4,5,11,11,8,10,10,10,11,2</w:t>
-      </w:r>
-    </w:p>
-    <w:p>
-      <w:pPr>
-        <w:rPr>
-          <w:sz w:val="24"/>
-          <w:szCs w:val="24"/>
-        </w:rPr>
-      </w:pPr>
-      <w:r>
-        <w:rPr>
-          <w:sz w:val="24"/>
-          <w:szCs w:val="24"/>
-        </w:rPr>
-        <w:t>0</w:t>
+        <w:t xml:space="preserve">Claude predicted the first two simple sequences, </w:t>
       </w:r>
       <w:proofErr w:type="gramStart"/>
       <w:r>
@@ -4319,172 +4927,9 @@
           <w:sz w:val="24"/>
           <w:szCs w:val="24"/>
         </w:rPr>
-        <w:t>,1,9,11,10,2</w:t>
+        <w:t>But</w:t>
       </w:r>
       <w:proofErr w:type="gramEnd"/>
-    </w:p>
-    <w:p>
-      <w:pPr>
-        <w:rPr>
-          <w:sz w:val="24"/>
-          <w:szCs w:val="24"/>
-        </w:rPr>
-      </w:pPr>
-      <w:r>
-        <w:rPr>
-          <w:sz w:val="24"/>
-          <w:szCs w:val="24"/>
-        </w:rPr>
-        <w:t>7,9,11,9,7,8,4,5,7,10,10,8,7,2</w:t>
-      </w:r>
-    </w:p>
-    <w:p>
-      <w:pPr>
-        <w:rPr>
-          <w:sz w:val="24"/>
-          <w:szCs w:val="24"/>
-        </w:rPr>
-      </w:pPr>
-      <w:r>
-        <w:rPr>
-          <w:sz w:val="24"/>
-          <w:szCs w:val="24"/>
-        </w:rPr>
-        <w:t>7</w:t>
-      </w:r>
-      <w:proofErr w:type="gramStart"/>
-      <w:r>
-        <w:rPr>
-          <w:sz w:val="24"/>
-          <w:szCs w:val="24"/>
-        </w:rPr>
-        <w:t>,0,1,11,10,7,7,10,2</w:t>
-      </w:r>
-      <w:proofErr w:type="gramEnd"/>
-    </w:p>
-    <w:p>
-      <w:pPr>
-        <w:rPr>
-          <w:sz w:val="24"/>
-          <w:szCs w:val="24"/>
-        </w:rPr>
-      </w:pPr>
-      <w:r>
-        <w:rPr>
-          <w:sz w:val="24"/>
-          <w:szCs w:val="24"/>
-        </w:rPr>
-        <w:t>4,5,10,8,8,2</w:t>
-      </w:r>
-    </w:p>
-    <w:p>
-      <w:pPr>
-        <w:rPr>
-          <w:sz w:val="24"/>
-          <w:szCs w:val="24"/>
-        </w:rPr>
-      </w:pPr>
-      <w:r>
-        <w:rPr>
-          <w:sz w:val="24"/>
-          <w:szCs w:val="24"/>
-        </w:rPr>
-        <w:t>11</w:t>
-      </w:r>
-      <w:proofErr w:type="gramStart"/>
-      <w:r>
-        <w:rPr>
-          <w:sz w:val="24"/>
-          <w:szCs w:val="24"/>
-        </w:rPr>
-        <w:t>,8,0,1,8,10,2</w:t>
-      </w:r>
-      <w:proofErr w:type="gramEnd"/>
-    </w:p>
-    <w:p>
-      <w:pPr>
-        <w:rPr>
-          <w:sz w:val="24"/>
-          <w:szCs w:val="24"/>
-        </w:rPr>
-      </w:pPr>
-      <w:r>
-        <w:rPr>
-          <w:sz w:val="24"/>
-          <w:szCs w:val="24"/>
-        </w:rPr>
-        <w:t>11,7,7,11,11,0,1,11,7,11,11,9,11,10,7,2</w:t>
-      </w:r>
-    </w:p>
-    <w:p>
-      <w:pPr>
-        <w:rPr>
-          <w:sz w:val="24"/>
-          <w:szCs w:val="24"/>
-        </w:rPr>
-      </w:pPr>
-      <w:r>
-        <w:rPr>
-          <w:sz w:val="24"/>
-          <w:szCs w:val="24"/>
-        </w:rPr>
-        <w:t>10,8,9,7,4,5,9,8,8,10,11,11,7,9,9,11,2</w:t>
-      </w:r>
-    </w:p>
-    <w:p>
-      <w:pPr>
-        <w:rPr>
-          <w:sz w:val="24"/>
-          <w:szCs w:val="24"/>
-        </w:rPr>
-      </w:pPr>
-      <w:r>
-        <w:rPr>
-          <w:sz w:val="24"/>
-          <w:szCs w:val="24"/>
-        </w:rPr>
-        <w:t>Note that 4</w:t>
-      </w:r>
-      <w:proofErr w:type="gramStart"/>
-      <w:r>
-        <w:rPr>
-          <w:sz w:val="24"/>
-          <w:szCs w:val="24"/>
-        </w:rPr>
-        <w:t>,5</w:t>
-      </w:r>
-      <w:proofErr w:type="gramEnd"/>
-      <w:r>
-        <w:rPr>
-          <w:sz w:val="24"/>
-          <w:szCs w:val="24"/>
-        </w:rPr>
-        <w:t xml:space="preserve"> causes 2,3 and 0,1 causes 2,6</w:t>
-      </w:r>
-    </w:p>
-    <w:p>
-      <w:pPr>
-        <w:rPr>
-          <w:sz w:val="24"/>
-          <w:szCs w:val="24"/>
-        </w:rPr>
-      </w:pPr>
-      <w:r>
-        <w:rPr>
-          <w:sz w:val="24"/>
-          <w:szCs w:val="24"/>
-        </w:rPr>
-        <w:t xml:space="preserve">Claude predicted the first two simple sequences, </w:t>
-      </w:r>
-      <w:proofErr w:type="gramStart"/>
-      <w:r>
-        <w:rPr>
-          <w:sz w:val="24"/>
-          <w:szCs w:val="24"/>
-        </w:rPr>
-        <w:t>But</w:t>
-      </w:r>
-      <w:proofErr w:type="gramEnd"/>
       <w:r>
         <w:rPr>
           <w:sz w:val="24"/>
@@ -4530,7 +4975,6 @@
         <w:rPr>
           <w:noProof/>
         </w:rPr>
-        <w:lastRenderedPageBreak/>
         <w:drawing>
           <wp:inline distT="0" distB="0" distL="0" distR="0" wp14:anchorId="2C387C07" wp14:editId="5FD7A49F">
             <wp:extent cx="5943600" cy="3537411"/>
@@ -4586,6 +5030,7 @@
         <w:rPr>
           <w:noProof/>
         </w:rPr>
+        <w:lastRenderedPageBreak/>
         <w:drawing>
           <wp:inline distT="0" distB="0" distL="0" distR="0" wp14:anchorId="05AD15AD" wp14:editId="584E43BA">
             <wp:extent cx="5943600" cy="3537411"/>
@@ -4641,7 +5086,6 @@
         <w:rPr>
           <w:noProof/>
         </w:rPr>
-        <w:lastRenderedPageBreak/>
         <w:drawing>
           <wp:inline distT="0" distB="0" distL="0" distR="0" wp14:anchorId="13F6E742" wp14:editId="0FD3241A">
             <wp:extent cx="5943600" cy="3537411"/>
@@ -4697,6 +5141,7 @@
         <w:rPr>
           <w:noProof/>
         </w:rPr>
+        <w:lastRenderedPageBreak/>
         <w:drawing>
           <wp:inline distT="0" distB="0" distL="0" distR="0" wp14:anchorId="5BFE79DC" wp14:editId="274FBB20">
             <wp:extent cx="5943600" cy="3537411"/>
@@ -4752,7 +5197,6 @@
         <w:rPr>
           <w:noProof/>
         </w:rPr>
-        <w:lastRenderedPageBreak/>
         <w:drawing>
           <wp:inline distT="0" distB="0" distL="0" distR="0" wp14:anchorId="3AD44CDB" wp14:editId="73006689">
             <wp:extent cx="5943600" cy="3537411"/>
@@ -4808,6 +5252,7 @@
         <w:rPr>
           <w:noProof/>
         </w:rPr>
+        <w:lastRenderedPageBreak/>
         <w:drawing>
           <wp:inline distT="0" distB="0" distL="0" distR="0" wp14:anchorId="19591607" wp14:editId="0A8EE253">
             <wp:extent cx="5943600" cy="4453291"/>
@@ -4918,8 +5363,6 @@
       <w:pPr>
         <w:pStyle w:val="Heading1"/>
       </w:pPr>
-      <w:bookmarkStart w:id="3" w:name="_GoBack"/>
-      <w:bookmarkEnd w:id="3"/>
       <w:r>
         <w:t>Conclusion</w:t>
       </w:r>
@@ -4957,6 +5400,639 @@
           <w:u w:val="none"/>
         </w:rPr>
       </w:pPr>
+      <w:r>
+        <w:rPr>
+          <w:rStyle w:val="Hyperlink"/>
+          <w:color w:val="auto"/>
+          <w:sz w:val="24"/>
+          <w:szCs w:val="24"/>
+          <w:u w:val="none"/>
+        </w:rPr>
+        <w:t>### **3. External Memory Networks**</w:t>
+      </w:r>
+    </w:p>
+    <w:p>
+      <w:pPr>
+        <w:rPr>
+          <w:rStyle w:val="Hyperlink"/>
+          <w:color w:val="auto"/>
+          <w:sz w:val="24"/>
+          <w:szCs w:val="24"/>
+          <w:u w:val="none"/>
+        </w:rPr>
+      </w:pPr>
+    </w:p>
+    <w:p>
+      <w:pPr>
+        <w:rPr>
+          <w:rStyle w:val="Hyperlink"/>
+          <w:color w:val="auto"/>
+          <w:sz w:val="24"/>
+          <w:szCs w:val="24"/>
+          <w:u w:val="none"/>
+        </w:rPr>
+      </w:pPr>
+      <w:r>
+        <w:rPr>
+          <w:rStyle w:val="Hyperlink"/>
+          <w:color w:val="auto"/>
+          <w:sz w:val="24"/>
+          <w:szCs w:val="24"/>
+          <w:u w:val="none"/>
+        </w:rPr>
+        <w:t xml:space="preserve">**Graves, A., Wayne, G., &amp; </w:t>
+      </w:r>
+      <w:proofErr w:type="spellStart"/>
+      <w:r>
+        <w:rPr>
+          <w:rStyle w:val="Hyperlink"/>
+          <w:color w:val="auto"/>
+          <w:sz w:val="24"/>
+          <w:szCs w:val="24"/>
+          <w:u w:val="none"/>
+        </w:rPr>
+        <w:t>Danihelka</w:t>
+      </w:r>
+      <w:proofErr w:type="spellEnd"/>
+      <w:r>
+        <w:rPr>
+          <w:rStyle w:val="Hyperlink"/>
+          <w:color w:val="auto"/>
+          <w:sz w:val="24"/>
+          <w:szCs w:val="24"/>
+          <w:u w:val="none"/>
+        </w:rPr>
+        <w:t>, I. (2014</w:t>
+      </w:r>
+      <w:proofErr w:type="gramStart"/>
+      <w:r>
+        <w:rPr>
+          <w:rStyle w:val="Hyperlink"/>
+          <w:color w:val="auto"/>
+          <w:sz w:val="24"/>
+          <w:szCs w:val="24"/>
+          <w:u w:val="none"/>
+        </w:rPr>
+        <w:t>)*</w:t>
+      </w:r>
+      <w:proofErr w:type="gramEnd"/>
+      <w:r>
+        <w:rPr>
+          <w:rStyle w:val="Hyperlink"/>
+          <w:color w:val="auto"/>
+          <w:sz w:val="24"/>
+          <w:szCs w:val="24"/>
+          <w:u w:val="none"/>
+        </w:rPr>
+        <w:t xml:space="preserve">*  </w:t>
+      </w:r>
+    </w:p>
+    <w:p>
+      <w:pPr>
+        <w:rPr>
+          <w:rStyle w:val="Hyperlink"/>
+          <w:color w:val="auto"/>
+          <w:sz w:val="24"/>
+          <w:szCs w:val="24"/>
+          <w:u w:val="none"/>
+        </w:rPr>
+      </w:pPr>
+      <w:r>
+        <w:rPr>
+          <w:rStyle w:val="Hyperlink"/>
+          <w:color w:val="auto"/>
+          <w:sz w:val="24"/>
+          <w:szCs w:val="24"/>
+          <w:u w:val="none"/>
+        </w:rPr>
+        <w:t xml:space="preserve">*Neural Turing Machines*  </w:t>
+      </w:r>
+    </w:p>
+    <w:p>
+      <w:pPr>
+        <w:rPr>
+          <w:rStyle w:val="Hyperlink"/>
+          <w:color w:val="auto"/>
+          <w:sz w:val="24"/>
+          <w:szCs w:val="24"/>
+          <w:u w:val="none"/>
+        </w:rPr>
+      </w:pPr>
+      <w:r>
+        <w:rPr>
+          <w:rStyle w:val="Hyperlink"/>
+          <w:color w:val="auto"/>
+          <w:sz w:val="24"/>
+          <w:szCs w:val="24"/>
+          <w:u w:val="none"/>
+        </w:rPr>
+        <w:t xml:space="preserve">- **Paper**: https://arxiv.org/abs/1410.5401  </w:t>
+      </w:r>
+    </w:p>
+    <w:p>
+      <w:pPr>
+        <w:rPr>
+          <w:rStyle w:val="Hyperlink"/>
+          <w:color w:val="auto"/>
+          <w:sz w:val="24"/>
+          <w:szCs w:val="24"/>
+          <w:u w:val="none"/>
+        </w:rPr>
+      </w:pPr>
+      <w:r>
+        <w:rPr>
+          <w:rStyle w:val="Hyperlink"/>
+          <w:color w:val="auto"/>
+          <w:sz w:val="24"/>
+          <w:szCs w:val="24"/>
+          <w:u w:val="none"/>
+        </w:rPr>
+        <w:t xml:space="preserve">- **Published**: October 2014  </w:t>
+      </w:r>
+    </w:p>
+    <w:p>
+      <w:pPr>
+        <w:rPr>
+          <w:rStyle w:val="Hyperlink"/>
+          <w:color w:val="auto"/>
+          <w:sz w:val="24"/>
+          <w:szCs w:val="24"/>
+          <w:u w:val="none"/>
+        </w:rPr>
+      </w:pPr>
+      <w:r>
+        <w:rPr>
+          <w:rStyle w:val="Hyperlink"/>
+          <w:color w:val="auto"/>
+          <w:sz w:val="24"/>
+          <w:szCs w:val="24"/>
+          <w:u w:val="none"/>
+        </w:rPr>
+        <w:lastRenderedPageBreak/>
+        <w:t xml:space="preserve">- **Key Contribution**: Coupled neural networks with external memory resources that can be read from and written to through attentional mechanisms. Differentiable end-to-end, enabling gradient-based learning.  </w:t>
+      </w:r>
+    </w:p>
+    <w:p>
+      <w:pPr>
+        <w:rPr>
+          <w:rStyle w:val="Hyperlink"/>
+          <w:color w:val="auto"/>
+          <w:sz w:val="24"/>
+          <w:szCs w:val="24"/>
+          <w:u w:val="none"/>
+        </w:rPr>
+      </w:pPr>
+      <w:r>
+        <w:rPr>
+          <w:rStyle w:val="Hyperlink"/>
+          <w:color w:val="auto"/>
+          <w:sz w:val="24"/>
+          <w:szCs w:val="24"/>
+          <w:u w:val="none"/>
+        </w:rPr>
+        <w:t xml:space="preserve">- **Relevance**: Provides explicit external memory rather than hidden state compression; can learn algorithms like copying, sorting, and associative recall; addresses the variable-binding problem in neural networks.  </w:t>
+      </w:r>
+    </w:p>
+    <w:p>
+      <w:pPr>
+        <w:rPr>
+          <w:rStyle w:val="Hyperlink"/>
+          <w:color w:val="auto"/>
+          <w:sz w:val="24"/>
+          <w:szCs w:val="24"/>
+          <w:u w:val="none"/>
+        </w:rPr>
+      </w:pPr>
+      <w:r>
+        <w:rPr>
+          <w:rStyle w:val="Hyperlink"/>
+          <w:color w:val="auto"/>
+          <w:sz w:val="24"/>
+          <w:szCs w:val="24"/>
+          <w:u w:val="none"/>
+        </w:rPr>
+        <w:t xml:space="preserve">- **Related Work**: </w:t>
+      </w:r>
+    </w:p>
+    <w:p>
+      <w:pPr>
+        <w:rPr>
+          <w:rStyle w:val="Hyperlink"/>
+          <w:color w:val="auto"/>
+          <w:sz w:val="24"/>
+          <w:szCs w:val="24"/>
+          <w:u w:val="none"/>
+        </w:rPr>
+      </w:pPr>
+      <w:r>
+        <w:rPr>
+          <w:rStyle w:val="Hyperlink"/>
+          <w:color w:val="auto"/>
+          <w:sz w:val="24"/>
+          <w:szCs w:val="24"/>
+          <w:u w:val="none"/>
+        </w:rPr>
+        <w:t xml:space="preserve">  - Graves et al. (2016) - *Hybrid Computing Using a Neural Network with Dynamic External Memory* (Differentiable Neural Computer)</w:t>
+      </w:r>
+    </w:p>
+    <w:p>
+      <w:pPr>
+        <w:rPr>
+          <w:rStyle w:val="Hyperlink"/>
+          <w:color w:val="auto"/>
+          <w:sz w:val="24"/>
+          <w:szCs w:val="24"/>
+          <w:u w:val="none"/>
+        </w:rPr>
+      </w:pPr>
+      <w:r>
+        <w:rPr>
+          <w:rStyle w:val="Hyperlink"/>
+          <w:color w:val="auto"/>
+          <w:sz w:val="24"/>
+          <w:szCs w:val="24"/>
+          <w:u w:val="none"/>
+        </w:rPr>
+        <w:t xml:space="preserve">  - </w:t>
+      </w:r>
+      <w:proofErr w:type="spellStart"/>
+      <w:r>
+        <w:rPr>
+          <w:rStyle w:val="Hyperlink"/>
+          <w:color w:val="auto"/>
+          <w:sz w:val="24"/>
+          <w:szCs w:val="24"/>
+          <w:u w:val="none"/>
+        </w:rPr>
+        <w:t>Sukhbaatar</w:t>
+      </w:r>
+      <w:proofErr w:type="spellEnd"/>
+      <w:r>
+        <w:rPr>
+          <w:rStyle w:val="Hyperlink"/>
+          <w:color w:val="auto"/>
+          <w:sz w:val="24"/>
+          <w:szCs w:val="24"/>
+          <w:u w:val="none"/>
+        </w:rPr>
+        <w:t xml:space="preserve"> et al. (2015) - *End-To-End Memory Networks*</w:t>
+      </w:r>
+    </w:p>
+    <w:p>
+      <w:pPr>
+        <w:rPr>
+          <w:rStyle w:val="Hyperlink"/>
+          <w:color w:val="auto"/>
+          <w:sz w:val="24"/>
+          <w:szCs w:val="24"/>
+          <w:u w:val="none"/>
+        </w:rPr>
+      </w:pPr>
+    </w:p>
+    <w:p>
+      <w:pPr>
+        <w:rPr>
+          <w:rStyle w:val="Hyperlink"/>
+          <w:color w:val="auto"/>
+          <w:sz w:val="24"/>
+          <w:szCs w:val="24"/>
+          <w:u w:val="none"/>
+        </w:rPr>
+      </w:pPr>
+      <w:r>
+        <w:rPr>
+          <w:rStyle w:val="Hyperlink"/>
+          <w:color w:val="auto"/>
+          <w:sz w:val="24"/>
+          <w:szCs w:val="24"/>
+          <w:u w:val="none"/>
+        </w:rPr>
+        <w:t xml:space="preserve">## </w:t>
+      </w:r>
+      <w:proofErr w:type="spellStart"/>
+      <w:proofErr w:type="gramStart"/>
+      <w:r>
+        <w:rPr>
+          <w:rStyle w:val="Hyperlink"/>
+          <w:color w:val="auto"/>
+          <w:sz w:val="24"/>
+          <w:szCs w:val="24"/>
+          <w:u w:val="none"/>
+        </w:rPr>
+        <w:t>ðŸš</w:t>
+      </w:r>
+      <w:proofErr w:type="spellEnd"/>
+      <w:proofErr w:type="gramEnd"/>
+      <w:r>
+        <w:rPr>
+          <w:rStyle w:val="Hyperlink"/>
+          <w:color w:val="auto"/>
+          <w:sz w:val="24"/>
+          <w:szCs w:val="24"/>
+          <w:u w:val="none"/>
+        </w:rPr>
+        <w:t>€ **Modern Alternatives to RNNs**</w:t>
+      </w:r>
+    </w:p>
+    <w:p>
+      <w:pPr>
+        <w:rPr>
+          <w:rStyle w:val="Hyperlink"/>
+          <w:color w:val="auto"/>
+          <w:sz w:val="24"/>
+          <w:szCs w:val="24"/>
+          <w:u w:val="none"/>
+        </w:rPr>
+      </w:pPr>
+    </w:p>
+    <w:p>
+      <w:pPr>
+        <w:rPr>
+          <w:rStyle w:val="Hyperlink"/>
+          <w:color w:val="auto"/>
+          <w:sz w:val="24"/>
+          <w:szCs w:val="24"/>
+          <w:u w:val="none"/>
+        </w:rPr>
+      </w:pPr>
+      <w:r>
+        <w:rPr>
+          <w:rStyle w:val="Hyperlink"/>
+          <w:color w:val="auto"/>
+          <w:sz w:val="24"/>
+          <w:szCs w:val="24"/>
+          <w:u w:val="none"/>
+        </w:rPr>
+        <w:t>### **4. State Space Models (S4</w:t>
+      </w:r>
+      <w:proofErr w:type="gramStart"/>
+      <w:r>
+        <w:rPr>
+          <w:rStyle w:val="Hyperlink"/>
+          <w:color w:val="auto"/>
+          <w:sz w:val="24"/>
+          <w:szCs w:val="24"/>
+          <w:u w:val="none"/>
+        </w:rPr>
+        <w:t>)*</w:t>
+      </w:r>
+      <w:proofErr w:type="gramEnd"/>
+      <w:r>
+        <w:rPr>
+          <w:rStyle w:val="Hyperlink"/>
+          <w:color w:val="auto"/>
+          <w:sz w:val="24"/>
+          <w:szCs w:val="24"/>
+          <w:u w:val="none"/>
+        </w:rPr>
+        <w:t>*</w:t>
+      </w:r>
+    </w:p>
+    <w:p>
+      <w:pPr>
+        <w:rPr>
+          <w:rStyle w:val="Hyperlink"/>
+          <w:color w:val="auto"/>
+          <w:sz w:val="24"/>
+          <w:szCs w:val="24"/>
+          <w:u w:val="none"/>
+        </w:rPr>
+      </w:pPr>
+    </w:p>
+    <w:p>
+      <w:pPr>
+        <w:rPr>
+          <w:rStyle w:val="Hyperlink"/>
+          <w:color w:val="auto"/>
+          <w:sz w:val="24"/>
+          <w:szCs w:val="24"/>
+          <w:u w:val="none"/>
+        </w:rPr>
+      </w:pPr>
+      <w:r>
+        <w:rPr>
+          <w:rStyle w:val="Hyperlink"/>
+          <w:color w:val="auto"/>
+          <w:sz w:val="24"/>
+          <w:szCs w:val="24"/>
+          <w:u w:val="none"/>
+        </w:rPr>
+        <w:t>**</w:t>
+      </w:r>
+      <w:proofErr w:type="spellStart"/>
+      <w:r>
+        <w:rPr>
+          <w:rStyle w:val="Hyperlink"/>
+          <w:color w:val="auto"/>
+          <w:sz w:val="24"/>
+          <w:szCs w:val="24"/>
+          <w:u w:val="none"/>
+        </w:rPr>
+        <w:t>Gu</w:t>
+      </w:r>
+      <w:proofErr w:type="spellEnd"/>
+      <w:r>
+        <w:rPr>
+          <w:rStyle w:val="Hyperlink"/>
+          <w:color w:val="auto"/>
+          <w:sz w:val="24"/>
+          <w:szCs w:val="24"/>
+          <w:u w:val="none"/>
+        </w:rPr>
+        <w:t xml:space="preserve">, A., </w:t>
+      </w:r>
+      <w:proofErr w:type="spellStart"/>
+      <w:r>
+        <w:rPr>
+          <w:rStyle w:val="Hyperlink"/>
+          <w:color w:val="auto"/>
+          <w:sz w:val="24"/>
+          <w:szCs w:val="24"/>
+          <w:u w:val="none"/>
+        </w:rPr>
+        <w:t>Goel</w:t>
+      </w:r>
+      <w:proofErr w:type="spellEnd"/>
+      <w:r>
+        <w:rPr>
+          <w:rStyle w:val="Hyperlink"/>
+          <w:color w:val="auto"/>
+          <w:sz w:val="24"/>
+          <w:szCs w:val="24"/>
+          <w:u w:val="none"/>
+        </w:rPr>
+        <w:t>, K., &amp; RÃ©, C. (2022</w:t>
+      </w:r>
+      <w:proofErr w:type="gramStart"/>
+      <w:r>
+        <w:rPr>
+          <w:rStyle w:val="Hyperlink"/>
+          <w:color w:val="auto"/>
+          <w:sz w:val="24"/>
+          <w:szCs w:val="24"/>
+          <w:u w:val="none"/>
+        </w:rPr>
+        <w:t>)*</w:t>
+      </w:r>
+      <w:proofErr w:type="gramEnd"/>
+      <w:r>
+        <w:rPr>
+          <w:rStyle w:val="Hyperlink"/>
+          <w:color w:val="auto"/>
+          <w:sz w:val="24"/>
+          <w:szCs w:val="24"/>
+          <w:u w:val="none"/>
+        </w:rPr>
+        <w:t xml:space="preserve">*  </w:t>
+      </w:r>
+    </w:p>
+    <w:p>
+      <w:pPr>
+        <w:rPr>
+          <w:rStyle w:val="Hyperlink"/>
+          <w:color w:val="auto"/>
+          <w:sz w:val="24"/>
+          <w:szCs w:val="24"/>
+          <w:u w:val="none"/>
+        </w:rPr>
+      </w:pPr>
+      <w:r>
+        <w:rPr>
+          <w:rStyle w:val="Hyperlink"/>
+          <w:color w:val="auto"/>
+          <w:sz w:val="24"/>
+          <w:szCs w:val="24"/>
+          <w:u w:val="none"/>
+        </w:rPr>
+        <w:t xml:space="preserve">*Efficiently Modeling Long Sequences with Structured State Spaces*  </w:t>
+      </w:r>
+    </w:p>
+    <w:p>
+      <w:pPr>
+        <w:rPr>
+          <w:rStyle w:val="Hyperlink"/>
+          <w:color w:val="auto"/>
+          <w:sz w:val="24"/>
+          <w:szCs w:val="24"/>
+          <w:u w:val="none"/>
+        </w:rPr>
+      </w:pPr>
+      <w:r>
+        <w:rPr>
+          <w:rStyle w:val="Hyperlink"/>
+          <w:color w:val="auto"/>
+          <w:sz w:val="24"/>
+          <w:szCs w:val="24"/>
+          <w:u w:val="none"/>
+        </w:rPr>
+        <w:t xml:space="preserve">- **Paper**: https://arxiv.org/abs/2111.00396  </w:t>
+      </w:r>
+    </w:p>
+    <w:p>
+      <w:pPr>
+        <w:rPr>
+          <w:rStyle w:val="Hyperlink"/>
+          <w:color w:val="auto"/>
+          <w:sz w:val="24"/>
+          <w:szCs w:val="24"/>
+          <w:u w:val="none"/>
+        </w:rPr>
+      </w:pPr>
+      <w:r>
+        <w:rPr>
+          <w:rStyle w:val="Hyperlink"/>
+          <w:color w:val="auto"/>
+          <w:sz w:val="24"/>
+          <w:szCs w:val="24"/>
+          <w:u w:val="none"/>
+        </w:rPr>
+        <w:t xml:space="preserve">- **Published**: ICLR 2022  </w:t>
+      </w:r>
+    </w:p>
+    <w:p>
+      <w:pPr>
+        <w:rPr>
+          <w:rStyle w:val="Hyperlink"/>
+          <w:color w:val="auto"/>
+          <w:sz w:val="24"/>
+          <w:szCs w:val="24"/>
+          <w:u w:val="none"/>
+        </w:rPr>
+      </w:pPr>
+      <w:r>
+        <w:rPr>
+          <w:rStyle w:val="Hyperlink"/>
+          <w:color w:val="auto"/>
+          <w:sz w:val="24"/>
+          <w:szCs w:val="24"/>
+          <w:u w:val="none"/>
+        </w:rPr>
+        <w:t xml:space="preserve">- **Key Contribution**: Introduced Structured State Space Sequence models (S4) that combine continuous-time, recurrent, and convolutional models. Uses </w:t>
+      </w:r>
+      <w:proofErr w:type="spellStart"/>
+      <w:r>
+        <w:rPr>
+          <w:rStyle w:val="Hyperlink"/>
+          <w:color w:val="auto"/>
+          <w:sz w:val="24"/>
+          <w:szCs w:val="24"/>
+          <w:u w:val="none"/>
+        </w:rPr>
+        <w:t>HiPPO</w:t>
+      </w:r>
+      <w:proofErr w:type="spellEnd"/>
+      <w:r>
+        <w:rPr>
+          <w:rStyle w:val="Hyperlink"/>
+          <w:color w:val="auto"/>
+          <w:sz w:val="24"/>
+          <w:szCs w:val="24"/>
+          <w:u w:val="none"/>
+        </w:rPr>
+        <w:t xml:space="preserve"> (High-order Polynomial Projection Operators) initialization for handling long-range dependencies.  </w:t>
+      </w:r>
+    </w:p>
+    <w:p>
+      <w:pPr>
+        <w:rPr>
+          <w:rStyle w:val="Hyperlink"/>
+          <w:color w:val="auto"/>
+          <w:sz w:val="24"/>
+          <w:szCs w:val="24"/>
+          <w:u w:val="none"/>
+        </w:rPr>
+      </w:pPr>
+      <w:r>
+        <w:rPr>
+          <w:rStyle w:val="Hyperlink"/>
+          <w:color w:val="auto"/>
+          <w:sz w:val="24"/>
+          <w:szCs w:val="24"/>
+          <w:u w:val="none"/>
+        </w:rPr>
+        <w:t xml:space="preserve">- **Performance**: Achieved 98% on sequential MNIST (vs 60% with random initialization)  </w:t>
+      </w:r>
+    </w:p>
+    <w:p>
+      <w:pPr>
+        <w:rPr>
+          <w:rStyle w:val="Hyperlink"/>
+          <w:color w:val="auto"/>
+          <w:sz w:val="24"/>
+          <w:szCs w:val="24"/>
+          <w:u w:val="none"/>
+        </w:rPr>
+      </w:pPr>
+      <w:r>
+        <w:rPr>
+          <w:rStyle w:val="Hyperlink"/>
+          <w:color w:val="auto"/>
+          <w:sz w:val="24"/>
+          <w:szCs w:val="24"/>
+          <w:u w:val="none"/>
+        </w:rPr>
+        <w:t>- **Relevance**: Linear time complexity; handles very long sequences (up to 16K tokens); parallelizable during training.</w:t>
+      </w:r>
     </w:p>
     <w:sectPr>
       <w:footerReference w:type="default" r:id="rId27"/>
@@ -10677,7 +11753,6 @@
   <w:style w:type="character" w:default="1" w:styleId="DefaultParagraphFont">
     <w:name w:val="Default Paragraph Font"/>
     <w:uiPriority w:val="1"/>
-    <w:semiHidden/>
     <w:unhideWhenUsed/>
   </w:style>
   <w:style w:type="table" w:default="1" w:styleId="TableNormal">
@@ -11532,7 +12607,7 @@
 </file>
 
 <file path=customXml/itemProps1.xml><?xml version="1.0" encoding="utf-8"?>
-<ds:datastoreItem xmlns:ds="http://schemas.openxmlformats.org/officeDocument/2006/customXml" ds:itemID="{2A7F0EDE-6F09-4E14-A102-B39511E69F5B}">
+<ds:datastoreItem xmlns:ds="http://schemas.openxmlformats.org/officeDocument/2006/customXml" ds:itemID="{1C64C695-0F60-4198-9ADC-740462581BF3}">
   <ds:schemaRefs>
     <ds:schemaRef ds:uri="http://schemas.openxmlformats.org/officeDocument/2006/bibliography"/>
   </ds:schemaRefs>

--- a/doc/Mandala.docx
+++ b/doc/Mandala.docx
@@ -506,36 +506,6 @@
           <w:sz w:val="24"/>
           <w:szCs w:val="24"/>
         </w:rPr>
-        <w:t xml:space="preserve">Mona, </w:t>
-      </w:r>
-      <w:proofErr w:type="spellStart"/>
-      <w:r>
-        <w:rPr>
-          <w:sz w:val="24"/>
-          <w:szCs w:val="24"/>
-        </w:rPr>
-        <w:t>M</w:t>
-      </w:r>
-      <w:r>
-        <w:rPr>
-          <w:sz w:val="24"/>
-          <w:szCs w:val="24"/>
-        </w:rPr>
-        <w:t>orphognosis</w:t>
-      </w:r>
-      <w:proofErr w:type="spellEnd"/>
-      <w:r>
-        <w:rPr>
-          <w:sz w:val="24"/>
-          <w:szCs w:val="24"/>
-        </w:rPr>
-        <w:t xml:space="preserve">, </w:t>
-      </w:r>
-      <w:r>
-        <w:rPr>
-          <w:sz w:val="24"/>
-          <w:szCs w:val="24"/>
-        </w:rPr>
         <w:t xml:space="preserve">Mandala, </w:t>
       </w:r>
       <w:r>
@@ -590,7 +560,39 @@
           <w:sz w:val="24"/>
           <w:szCs w:val="24"/>
         </w:rPr>
-        <w:t>A mated pair of eagles, Jackie and Shadow, are popular on the internet these days as viewed with a hidden camera and microphone []. They spend their days and nights building and repairing their nest, brooding eggs, hunting, and fending off threats. In one segment Shadow is seen screaming for Jackie to help with intruding ravens that have in the past destroyed their eggs. He knows he must remain sitting atop them. She has been gone overlong and he must be hungry. This</w:t>
+        <w:t xml:space="preserve">A mated pair of eagles, Jackie and Shadow, are popular on the internet these days as viewed with </w:t>
+      </w:r>
+      <w:r>
+        <w:rPr>
+          <w:sz w:val="24"/>
+          <w:szCs w:val="24"/>
+        </w:rPr>
+        <w:t>a hidden camera and microphone (</w:t>
+      </w:r>
+      <w:proofErr w:type="spellStart"/>
+      <w:r>
+        <w:rPr>
+          <w:bCs/>
+          <w:sz w:val="24"/>
+          <w:szCs w:val="24"/>
+        </w:rPr>
+        <w:t>Forgione</w:t>
+      </w:r>
+      <w:proofErr w:type="spellEnd"/>
+      <w:r>
+        <w:rPr>
+          <w:bCs/>
+          <w:sz w:val="24"/>
+          <w:szCs w:val="24"/>
+        </w:rPr>
+        <w:t>, 2020)</w:t>
+      </w:r>
+      <w:r>
+        <w:rPr>
+          <w:sz w:val="24"/>
+          <w:szCs w:val="24"/>
+        </w:rPr>
+        <w:t>. They spend their days and nights building and repairing their nest, brooding eggs, hunting, and fending off threats. In one segment Shadow is seen screaming for Jackie to help with intruding ravens that have in the past destroyed their eggs. He knows he must remain sitting atop them. She has been gone overlong and he must be hungry. This</w:t>
       </w:r>
       <w:r>
         <w:rPr>
@@ -714,6 +716,38 @@
       </w:r>
       <w:r>
         <w:rPr>
+          <w:iCs/>
+          <w:sz w:val="24"/>
+          <w:szCs w:val="24"/>
+        </w:rPr>
+        <w:t xml:space="preserve"> </w:t>
+      </w:r>
+      <w:r>
+        <w:rPr>
+          <w:iCs/>
+          <w:sz w:val="24"/>
+          <w:szCs w:val="24"/>
+        </w:rPr>
+        <w:t>(</w:t>
+      </w:r>
+      <w:r>
+        <w:rPr>
+          <w:iCs/>
+          <w:sz w:val="24"/>
+          <w:szCs w:val="24"/>
+        </w:rPr>
+        <w:t xml:space="preserve">Yin, </w:t>
+      </w:r>
+      <w:r>
+        <w:rPr>
+          <w:iCs/>
+          <w:sz w:val="24"/>
+          <w:szCs w:val="24"/>
+        </w:rPr>
+        <w:t>et al., 2024)</w:t>
+      </w:r>
+      <w:r>
+        <w:rPr>
           <w:sz w:val="24"/>
           <w:szCs w:val="24"/>
         </w:rPr>
@@ -866,6 +900,13 @@
           <w:sz w:val="24"/>
           <w:szCs w:val="24"/>
         </w:rPr>
+        <w:t xml:space="preserve">rings or </w:t>
+      </w:r>
+      <w:r>
+        <w:rPr>
+          <w:sz w:val="24"/>
+          <w:szCs w:val="24"/>
+        </w:rPr>
         <w:t>tiers</w:t>
       </w:r>
       <w:r>
@@ -880,14 +921,40 @@
           <w:sz w:val="24"/>
           <w:szCs w:val="24"/>
         </w:rPr>
-        <w:t xml:space="preserve"> []</w:t>
-      </w:r>
-      <w:r>
-        <w:rPr>
-          <w:sz w:val="24"/>
-          <w:szCs w:val="24"/>
-        </w:rPr>
-        <w:t xml:space="preserve">. </w:t>
+        <w:t xml:space="preserve"> (</w:t>
+      </w:r>
+      <w:r>
+        <w:rPr>
+          <w:iCs/>
+          <w:sz w:val="24"/>
+          <w:szCs w:val="24"/>
+        </w:rPr>
+        <w:t>Merriam–W</w:t>
+      </w:r>
+      <w:r>
+        <w:rPr>
+          <w:iCs/>
+          <w:sz w:val="24"/>
+          <w:szCs w:val="24"/>
+        </w:rPr>
+        <w:t>ebster Online Dictionary,</w:t>
+      </w:r>
+      <w:r>
+        <w:rPr>
+          <w:iCs/>
+          <w:sz w:val="24"/>
+          <w:szCs w:val="24"/>
+        </w:rPr>
+        <w:t xml:space="preserve"> 2008</w:t>
+      </w:r>
+      <w:r>
+        <w:rPr>
+          <w:i/>
+          <w:iCs/>
+          <w:sz w:val="24"/>
+          <w:szCs w:val="24"/>
+        </w:rPr>
+        <w:t xml:space="preserve">) </w:t>
       </w:r>
       <w:r>
         <w:rPr>
@@ -946,7 +1013,14 @@
           <w:sz w:val="24"/>
           <w:szCs w:val="24"/>
         </w:rPr>
-        <w:t xml:space="preserve">[] </w:t>
+        <w:t>(Portegys, 2022)</w:t>
+      </w:r>
+      <w:r>
+        <w:rPr>
+          <w:sz w:val="24"/>
+          <w:szCs w:val="24"/>
+        </w:rPr>
+        <w:t xml:space="preserve"> </w:t>
       </w:r>
       <w:r>
         <w:rPr>
@@ -960,7 +1034,30 @@
           <w:sz w:val="24"/>
           <w:szCs w:val="24"/>
         </w:rPr>
-        <w:t xml:space="preserve">[] </w:t>
+        <w:t>(Portegys, 2010 and 2024</w:t>
+      </w:r>
+      <w:r>
+        <w:rPr>
+          <w:sz w:val="24"/>
+          <w:szCs w:val="24"/>
+        </w:rPr>
+        <w:t>b</w:t>
+      </w:r>
+      <w:bookmarkStart w:id="3" w:name="_GoBack"/>
+      <w:bookmarkEnd w:id="3"/>
+      <w:r>
+        <w:rPr>
+          <w:sz w:val="24"/>
+          <w:szCs w:val="24"/>
+        </w:rPr>
+        <w:t>)</w:t>
+      </w:r>
+      <w:r>
+        <w:rPr>
+          <w:sz w:val="24"/>
+          <w:szCs w:val="24"/>
+        </w:rPr>
+        <w:t xml:space="preserve"> </w:t>
       </w:r>
       <w:r>
         <w:rPr>
@@ -997,7 +1094,35 @@
           <w:sz w:val="24"/>
           <w:szCs w:val="24"/>
         </w:rPr>
-        <w:t xml:space="preserve"> features contextual multilayer perceptron (MLP) learning. Mandala achieves this by externally accumulating tiers of temporal states that are fed into an MLP at each time step. In addition, externally accumulating temporal information discretely labels hierarchical cause-and-effect relationships that can be used for augmented processing. In the case of Mona, channeling motivation through the network for the purpose of goal-seeking requires this feature.</w:t>
+        <w:t xml:space="preserve"> features contextual multil</w:t>
+      </w:r>
+      <w:r>
+        <w:rPr>
+          <w:sz w:val="24"/>
+          <w:szCs w:val="24"/>
+        </w:rPr>
+        <w:t xml:space="preserve">ayer perceptron (MLP) learning. </w:t>
+      </w:r>
+      <w:r>
+        <w:rPr>
+          <w:sz w:val="24"/>
+          <w:szCs w:val="24"/>
+        </w:rPr>
+        <w:t xml:space="preserve">Mandala achieves this by externally accumulating tiers of temporal states that are fed into an MLP at each time step. In addition, externally accumulating </w:t>
+      </w:r>
+      <w:r>
+        <w:rPr>
+          <w:sz w:val="24"/>
+          <w:szCs w:val="24"/>
+        </w:rPr>
+        <w:t xml:space="preserve">non-hidden </w:t>
+      </w:r>
+      <w:r>
+        <w:rPr>
+          <w:sz w:val="24"/>
+          <w:szCs w:val="24"/>
+        </w:rPr>
+        <w:t>temporal information discretely labels hierarchical cause-and-effect relationships that can be used for augmented processing. In the case of Mona, channeling motivation through the network for the purpose of goal-seeking requires this feature.</w:t>
       </w:r>
     </w:p>
     <w:p>
@@ -1007,3258 +1132,442 @@
           <w:szCs w:val="24"/>
         </w:rPr>
       </w:pPr>
-      <w:bookmarkStart w:id="3" w:name="_GoBack"/>
-      <w:bookmarkEnd w:id="3"/>
+      <w:r>
+        <w:rPr>
+          <w:sz w:val="24"/>
+          <w:szCs w:val="24"/>
+        </w:rPr>
+        <w:t>Recurrent Neural Networks (RNNs) with external temporal memory are</w:t>
+      </w:r>
+      <w:r>
+        <w:rPr>
+          <w:sz w:val="24"/>
+          <w:szCs w:val="24"/>
+        </w:rPr>
+        <w:t xml:space="preserve"> </w:t>
+      </w:r>
+      <w:r>
+        <w:rPr>
+          <w:sz w:val="24"/>
+          <w:szCs w:val="24"/>
+        </w:rPr>
+        <w:t>architectures designed to overcome the limitations of standard RNNs (like LSTMs or GRUs) in memorizing long-term dependencies. While standard RNNs rely on internal hidden states that often suffer from vanishing gradients over long sequences, these models integrate a separate, addressable memory bank to store and retrieve past informati</w:t>
+      </w:r>
+      <w:r>
+        <w:rPr>
+          <w:sz w:val="24"/>
+          <w:szCs w:val="24"/>
+        </w:rPr>
+        <w:t>on over extended time horizons.</w:t>
+      </w:r>
     </w:p>
     <w:p>
-      <w:r>
-        <w:t>Great question! This is exactly the problem that the Mandala project is trying to solve. Let me explain the issue and the potential solutions:</w:t>
+      <w:pPr>
+        <w:rPr>
+          <w:sz w:val="24"/>
+          <w:szCs w:val="24"/>
+        </w:rPr>
+      </w:pPr>
+      <w:r>
+        <w:rPr>
+          <w:sz w:val="24"/>
+          <w:szCs w:val="24"/>
+        </w:rPr>
+        <w:t>Neural Turing Machines (NTMs)</w:t>
+      </w:r>
+      <w:r>
+        <w:rPr>
+          <w:sz w:val="24"/>
+          <w:szCs w:val="24"/>
+        </w:rPr>
+        <w:t xml:space="preserve"> </w:t>
+      </w:r>
+      <w:r>
+        <w:rPr>
+          <w:sz w:val="24"/>
+          <w:szCs w:val="24"/>
+        </w:rPr>
+        <w:t>(</w:t>
+      </w:r>
+      <w:r>
+        <w:rPr>
+          <w:sz w:val="24"/>
+          <w:szCs w:val="24"/>
+        </w:rPr>
+        <w:t>Graves</w:t>
+      </w:r>
+      <w:r>
+        <w:rPr>
+          <w:sz w:val="24"/>
+          <w:szCs w:val="24"/>
+        </w:rPr>
+        <w:t xml:space="preserve"> </w:t>
+      </w:r>
+      <w:r>
+        <w:rPr>
+          <w:sz w:val="24"/>
+          <w:szCs w:val="24"/>
+        </w:rPr>
+        <w:t>et al., 2014)</w:t>
+      </w:r>
+      <w:r>
+        <w:rPr>
+          <w:sz w:val="24"/>
+          <w:szCs w:val="24"/>
+        </w:rPr>
+        <w:t>. This is a</w:t>
+      </w:r>
+      <w:r>
+        <w:rPr>
+          <w:sz w:val="24"/>
+          <w:szCs w:val="24"/>
+        </w:rPr>
+        <w:t xml:space="preserve"> model that couples a neural network controller to an external memory bank, capable of learning to manipulate and manage the memory to solve tasks like sorting or copying.</w:t>
       </w:r>
     </w:p>
     <w:p>
       <w:pPr>
         <w:rPr>
-          <w:b/>
+          <w:sz w:val="24"/>
+          <w:szCs w:val="24"/>
+        </w:rPr>
+      </w:pPr>
+      <w:r>
+        <w:rPr>
+          <w:sz w:val="24"/>
+          <w:szCs w:val="24"/>
+        </w:rPr>
+        <w:t> </w:t>
+      </w:r>
+      <w:r>
+        <w:rPr>
+          <w:sz w:val="24"/>
+          <w:szCs w:val="24"/>
+        </w:rPr>
+        <w:t xml:space="preserve">A </w:t>
+      </w:r>
+      <w:r>
+        <w:rPr>
           <w:bCs/>
-        </w:rPr>
-      </w:pPr>
-      <w:r>
-        <w:rPr>
-          <w:b/>
+          <w:sz w:val="24"/>
+          <w:szCs w:val="24"/>
+        </w:rPr>
+        <w:t>Dynamic Memory Network</w:t>
+      </w:r>
+      <w:r>
+        <w:rPr>
+          <w:sz w:val="24"/>
+          <w:szCs w:val="24"/>
+        </w:rPr>
+        <w:t xml:space="preserve"> (DMN) </w:t>
+      </w:r>
+      <w:r>
+        <w:rPr>
+          <w:sz w:val="24"/>
+          <w:szCs w:val="24"/>
+        </w:rPr>
+        <w:t xml:space="preserve">(Kumar et al., </w:t>
+      </w:r>
+      <w:r>
+        <w:rPr>
+          <w:sz w:val="24"/>
+          <w:szCs w:val="24"/>
+        </w:rPr>
+        <w:t>2016</w:t>
+      </w:r>
+      <w:r>
+        <w:rPr>
+          <w:sz w:val="24"/>
+          <w:szCs w:val="24"/>
+        </w:rPr>
+        <w:t>)</w:t>
+      </w:r>
+      <w:r>
+        <w:rPr>
+          <w:sz w:val="24"/>
+          <w:szCs w:val="24"/>
+        </w:rPr>
+        <w:t xml:space="preserve"> i</w:t>
+      </w:r>
+      <w:r>
+        <w:rPr>
+          <w:sz w:val="24"/>
+          <w:szCs w:val="24"/>
+        </w:rPr>
+        <w:t xml:space="preserve">s a neural network architecture </w:t>
+      </w:r>
+      <w:r>
+        <w:rPr>
+          <w:sz w:val="24"/>
+          <w:szCs w:val="24"/>
+        </w:rPr>
+        <w:t xml:space="preserve">that uses </w:t>
+      </w:r>
+      <w:r>
+        <w:rPr>
           <w:bCs/>
-        </w:rPr>
-        <w:t>The Problem: Intervening Events</w:t>
+          <w:sz w:val="24"/>
+          <w:szCs w:val="24"/>
+        </w:rPr>
+        <w:t>an external episodic memory</w:t>
+      </w:r>
+      <w:r>
+        <w:rPr>
+          <w:sz w:val="24"/>
+          <w:szCs w:val="24"/>
+        </w:rPr>
+        <w:t xml:space="preserve"> to answer questions about input sequences (stories, text).</w:t>
       </w:r>
     </w:p>
     <w:p>
-      <w:r>
-        <w:t xml:space="preserve">RNNs struggle when temporal sequences have </w:t>
-      </w:r>
-      <w:r>
-        <w:rPr>
-          <w:b/>
-          <w:bCs/>
-        </w:rPr>
-        <w:t>interleaved or overlapping event streams</w:t>
-      </w:r>
-      <w:r>
-        <w:t xml:space="preserve"> - like trying to follow multiple conversations at once or handling interrupted tasks.</w:t>
+      <w:pPr>
+        <w:rPr>
+          <w:sz w:val="24"/>
+          <w:szCs w:val="24"/>
+        </w:rPr>
+      </w:pPr>
+      <w:r>
+        <w:rPr>
+          <w:sz w:val="24"/>
+          <w:szCs w:val="24"/>
+        </w:rPr>
+        <w:t>External Addressable Long-Term and Working Memory (EALWM</w:t>
+      </w:r>
+      <w:r>
+        <w:rPr>
+          <w:sz w:val="24"/>
+          <w:szCs w:val="24"/>
+        </w:rPr>
+        <w:t>)</w:t>
+      </w:r>
+      <w:r>
+        <w:rPr>
+          <w:sz w:val="24"/>
+          <w:szCs w:val="24"/>
+        </w:rPr>
+        <w:t xml:space="preserve"> (</w:t>
+      </w:r>
+      <w:proofErr w:type="spellStart"/>
+      <w:r>
+        <w:rPr>
+          <w:sz w:val="24"/>
+          <w:szCs w:val="24"/>
+        </w:rPr>
+        <w:t>Quan</w:t>
+      </w:r>
+      <w:proofErr w:type="spellEnd"/>
+      <w:r>
+        <w:rPr>
+          <w:sz w:val="24"/>
+          <w:szCs w:val="24"/>
+        </w:rPr>
+        <w:t xml:space="preserve"> et al., </w:t>
+      </w:r>
+      <w:r>
+        <w:rPr>
+          <w:sz w:val="24"/>
+          <w:szCs w:val="24"/>
+        </w:rPr>
+        <w:t>2020</w:t>
+      </w:r>
+      <w:r>
+        <w:rPr>
+          <w:sz w:val="24"/>
+          <w:szCs w:val="24"/>
+        </w:rPr>
+        <w:t>)</w:t>
+      </w:r>
+      <w:r>
+        <w:rPr>
+          <w:sz w:val="24"/>
+          <w:szCs w:val="24"/>
+        </w:rPr>
+        <w:t xml:space="preserve"> </w:t>
+      </w:r>
+      <w:r>
+        <w:rPr>
+          <w:sz w:val="24"/>
+          <w:szCs w:val="24"/>
+        </w:rPr>
+        <w:t>splits external memory into distinct long-term and working memory parts, improving the ability to learn long-term dependencies without gradient issues.</w:t>
       </w:r>
     </w:p>
     <w:p>
-      <w:r>
-        <w:rPr>
-          <w:b/>
-          <w:bCs/>
-        </w:rPr>
-        <w:t>Example:</w:t>
+      <w:pPr>
+        <w:rPr>
+          <w:sz w:val="24"/>
+          <w:szCs w:val="24"/>
+        </w:rPr>
+      </w:pPr>
+      <w:r>
+        <w:rPr>
+          <w:sz w:val="24"/>
+          <w:szCs w:val="24"/>
+        </w:rPr>
+        <w:t>The</w:t>
+      </w:r>
+      <w:r>
+        <w:rPr>
+          <w:sz w:val="24"/>
+          <w:szCs w:val="24"/>
+        </w:rPr>
+        <w:t xml:space="preserve"> above models retain an RNN at their core, using external storage as an adjunct memory. In Mandala external memory serves as the sole repository of temporal state, combining </w:t>
+      </w:r>
+      <w:r>
+        <w:rPr>
+          <w:sz w:val="24"/>
+          <w:szCs w:val="24"/>
+        </w:rPr>
+        <w:t>environment</w:t>
+      </w:r>
+      <w:r>
+        <w:rPr>
+          <w:sz w:val="24"/>
+          <w:szCs w:val="24"/>
+        </w:rPr>
+        <w:t xml:space="preserve"> and state information a</w:t>
+      </w:r>
+      <w:r>
+        <w:rPr>
+          <w:sz w:val="24"/>
+          <w:szCs w:val="24"/>
+        </w:rPr>
+        <w:t>s input to a</w:t>
+      </w:r>
+      <w:r>
+        <w:rPr>
+          <w:sz w:val="24"/>
+          <w:szCs w:val="24"/>
+        </w:rPr>
+        <w:t xml:space="preserve"> non-recurrent </w:t>
+      </w:r>
+      <w:r>
+        <w:rPr>
+          <w:sz w:val="24"/>
+          <w:szCs w:val="24"/>
+        </w:rPr>
+        <w:t>MLP</w:t>
+      </w:r>
+      <w:r>
+        <w:rPr>
+          <w:sz w:val="24"/>
+          <w:szCs w:val="24"/>
+        </w:rPr>
+        <w:t>.</w:t>
       </w:r>
     </w:p>
     <w:p>
-      <w:r>
-        <w:t>Task A: Step 1 → Step 2 → Step 3 → Step 4</w:t>
+      <w:pPr>
+        <w:pStyle w:val="Heading1"/>
+      </w:pPr>
+      <w:r>
+        <w:t>Description</w:t>
       </w:r>
     </w:p>
     <w:p>
-      <w:r>
-        <w:t>Task B:       Step 1 → Step 2 → Step 3</w:t>
-      </w:r>
-    </w:p>
-    <w:p/>
-    <w:p>
-      <w:r>
-        <w:t>Combined stream:</w:t>
+      <w:pPr>
+        <w:rPr>
+          <w:sz w:val="24"/>
+          <w:szCs w:val="24"/>
+        </w:rPr>
+      </w:pPr>
+      <w:r>
+        <w:rPr>
+          <w:sz w:val="24"/>
+          <w:szCs w:val="24"/>
+        </w:rPr>
+        <w:t>Caus</w:t>
+      </w:r>
+      <w:r>
+        <w:rPr>
+          <w:sz w:val="24"/>
+          <w:szCs w:val="24"/>
+        </w:rPr>
+        <w:t>e-effect hierarchy used to model maze learning, pufferfish, hon</w:t>
+      </w:r>
+      <w:r>
+        <w:rPr>
+          <w:sz w:val="24"/>
+          <w:szCs w:val="24"/>
+        </w:rPr>
+        <w:t xml:space="preserve">ey bees, and nesting birds. Is </w:t>
+      </w:r>
+      <w:r>
+        <w:rPr>
+          <w:sz w:val="24"/>
+          <w:szCs w:val="24"/>
+        </w:rPr>
+        <w:t>there a rationale for this?</w:t>
+      </w:r>
+      <w:r>
+        <w:rPr>
+          <w:sz w:val="24"/>
+          <w:szCs w:val="24"/>
+        </w:rPr>
+        <w:t xml:space="preserve"> Here causation </w:t>
+      </w:r>
+      <w:r>
+        <w:rPr>
+          <w:sz w:val="24"/>
+          <w:szCs w:val="24"/>
+        </w:rPr>
+        <w:t xml:space="preserve">can be seen as prediction. </w:t>
+      </w:r>
+      <w:r>
+        <w:rPr>
+          <w:sz w:val="24"/>
+          <w:szCs w:val="24"/>
+        </w:rPr>
+        <w:t xml:space="preserve">Allows modularity and </w:t>
+      </w:r>
+      <w:r>
+        <w:rPr>
+          <w:sz w:val="24"/>
+          <w:szCs w:val="24"/>
+        </w:rPr>
+        <w:lastRenderedPageBreak/>
+        <w:t>prediction by context.</w:t>
+      </w:r>
+      <w:r>
+        <w:rPr>
+          <w:sz w:val="24"/>
+          <w:szCs w:val="24"/>
+        </w:rPr>
+        <w:t xml:space="preserve"> This project assumes hierarchical, but could also work with a flat linear chain as well. Trying to fit into Mona scheme.</w:t>
       </w:r>
     </w:p>
     <w:p>
-      <w:r>
-        <w:t>A1 → A2 → B1 → A3 → B2 → A4 → B3</w:t>
+      <w:pPr>
+        <w:rPr>
+          <w:sz w:val="24"/>
+          <w:szCs w:val="24"/>
+        </w:rPr>
+      </w:pPr>
+      <w:r>
+        <w:rPr>
+          <w:sz w:val="24"/>
+          <w:szCs w:val="24"/>
+        </w:rPr>
+        <w:t xml:space="preserve">Predictive coding. </w:t>
       </w:r>
     </w:p>
     <w:p>
-      <w:r>
-        <w:t>Traditional RNNs have trouble because:</w:t>
+      <w:pPr>
+        <w:rPr>
+          <w:sz w:val="24"/>
+          <w:szCs w:val="24"/>
+        </w:rPr>
+      </w:pPr>
+      <w:r>
+        <w:rPr>
+          <w:sz w:val="24"/>
+          <w:szCs w:val="24"/>
+        </w:rPr>
+        <w:t>Aristotle</w:t>
       </w:r>
     </w:p>
     <w:p>
       <w:pPr>
-        <w:numPr>
-          <w:ilvl w:val="0"/>
-          <w:numId w:val="27"/>
-        </w:numPr>
-      </w:pPr>
-      <w:r>
-        <w:t>Hidden states get "polluted" by intervening sequences</w:t>
-      </w:r>
-    </w:p>
-    <w:p>
-      <w:pPr>
-        <w:numPr>
-          <w:ilvl w:val="0"/>
-          <w:numId w:val="27"/>
-        </w:numPr>
-      </w:pPr>
-      <w:r>
-        <w:t>Context from Task A gets overwritten by Task B</w:t>
-      </w:r>
-    </w:p>
-    <w:p>
-      <w:pPr>
-        <w:numPr>
-          <w:ilvl w:val="0"/>
-          <w:numId w:val="27"/>
-        </w:numPr>
-      </w:pPr>
-      <w:r>
-        <w:t>The network forgets what it was doing</w:t>
-      </w:r>
-    </w:p>
-    <w:p>
-      <w:r>
-        <w:pict w14:anchorId="7ED4A4A1">
-          <v:rect id="_x0000_i1025" style="width:0;height:1.5pt" o:hralign="center" o:hrstd="t" o:hr="t" fillcolor="#a0a0a0" stroked="f"/>
-        </w:pict>
-      </w:r>
-    </w:p>
-    <w:p>
-      <w:pPr>
-        <w:rPr>
-          <w:b/>
-          <w:bCs/>
-        </w:rPr>
-      </w:pPr>
-      <w:r>
-        <w:rPr>
-          <w:b/>
-          <w:bCs/>
-        </w:rPr>
-        <w:t>Solutions to Fix RNN Performance:</w:t>
-      </w:r>
-    </w:p>
-    <w:p>
-      <w:pPr>
-        <w:rPr>
-          <w:b/>
-          <w:bCs/>
-        </w:rPr>
-      </w:pPr>
-      <w:r>
-        <w:rPr>
-          <w:b/>
-          <w:bCs/>
-        </w:rPr>
-        <w:lastRenderedPageBreak/>
-        <w:t xml:space="preserve">1. Attention Mechanisms </w:t>
-      </w:r>
-      <w:r>
-        <w:rPr>
-          <w:rFonts w:ascii="Segoe UI Symbol" w:hAnsi="Segoe UI Symbol" w:cs="Segoe UI Symbol"/>
-          <w:b/>
-          <w:bCs/>
-        </w:rPr>
-        <w:t>⭐</w:t>
-      </w:r>
-      <w:r>
-        <w:rPr>
-          <w:b/>
-          <w:bCs/>
-        </w:rPr>
-        <w:t xml:space="preserve"> Most Common</w:t>
-      </w:r>
-    </w:p>
-    <w:p>
-      <w:r>
-        <w:t>Add attention layers to let the network focus on relevant past states while ignoring noise.</w:t>
-      </w:r>
-    </w:p>
-    <w:p>
-      <w:proofErr w:type="gramStart"/>
-      <w:r>
-        <w:t>python</w:t>
-      </w:r>
-      <w:proofErr w:type="gramEnd"/>
-    </w:p>
-    <w:p>
-      <w:r>
-        <w:t xml:space="preserve"># </w:t>
-      </w:r>
-      <w:proofErr w:type="spellStart"/>
-      <w:r>
-        <w:t>PyTorch</w:t>
-      </w:r>
-      <w:proofErr w:type="spellEnd"/>
-      <w:r>
-        <w:t xml:space="preserve"> example</w:t>
-      </w:r>
-    </w:p>
-    <w:p>
-      <w:proofErr w:type="gramStart"/>
-      <w:r>
-        <w:t>class</w:t>
-      </w:r>
-      <w:proofErr w:type="gramEnd"/>
-      <w:r>
-        <w:t xml:space="preserve"> </w:t>
-      </w:r>
-      <w:proofErr w:type="spellStart"/>
-      <w:r>
-        <w:t>AttentionRNN</w:t>
-      </w:r>
-      <w:proofErr w:type="spellEnd"/>
-      <w:r>
-        <w:t>(</w:t>
-      </w:r>
-      <w:proofErr w:type="spellStart"/>
-      <w:r>
-        <w:t>nn.Module</w:t>
-      </w:r>
-      <w:proofErr w:type="spellEnd"/>
-      <w:r>
-        <w:t>):</w:t>
-      </w:r>
-    </w:p>
-    <w:p>
-      <w:r>
-        <w:t xml:space="preserve">    </w:t>
-      </w:r>
-      <w:proofErr w:type="spellStart"/>
-      <w:r>
-        <w:t>def</w:t>
-      </w:r>
-      <w:proofErr w:type="spellEnd"/>
-      <w:r>
-        <w:t xml:space="preserve"> __</w:t>
-      </w:r>
-      <w:proofErr w:type="spellStart"/>
-      <w:r>
-        <w:t>init</w:t>
-      </w:r>
-      <w:proofErr w:type="spellEnd"/>
-      <w:r>
-        <w:t xml:space="preserve">__(self, </w:t>
-      </w:r>
-      <w:proofErr w:type="spellStart"/>
-      <w:r>
-        <w:t>input_size</w:t>
-      </w:r>
-      <w:proofErr w:type="spellEnd"/>
-      <w:r>
-        <w:t xml:space="preserve">, </w:t>
-      </w:r>
-      <w:proofErr w:type="spellStart"/>
-      <w:r>
-        <w:t>hidden_size</w:t>
-      </w:r>
-      <w:proofErr w:type="spellEnd"/>
-      <w:r>
-        <w:t>):</w:t>
-      </w:r>
-    </w:p>
-    <w:p>
-      <w:r>
-        <w:t xml:space="preserve">        super().__</w:t>
-      </w:r>
-      <w:proofErr w:type="spellStart"/>
-      <w:r>
-        <w:t>init</w:t>
-      </w:r>
-      <w:proofErr w:type="spellEnd"/>
-      <w:r>
-        <w:t>__()</w:t>
-      </w:r>
-    </w:p>
-    <w:p>
-      <w:r>
-        <w:t xml:space="preserve">        </w:t>
-      </w:r>
-      <w:proofErr w:type="spellStart"/>
-      <w:r>
-        <w:t>self.rnn</w:t>
-      </w:r>
-      <w:proofErr w:type="spellEnd"/>
-      <w:r>
-        <w:t xml:space="preserve"> = </w:t>
-      </w:r>
-      <w:proofErr w:type="spellStart"/>
-      <w:r>
-        <w:t>nn.LSTM</w:t>
-      </w:r>
-      <w:proofErr w:type="spellEnd"/>
-      <w:r>
-        <w:t>(</w:t>
-      </w:r>
-      <w:proofErr w:type="spellStart"/>
-      <w:r>
-        <w:t>input_size</w:t>
-      </w:r>
-      <w:proofErr w:type="spellEnd"/>
-      <w:r>
-        <w:t xml:space="preserve">, </w:t>
-      </w:r>
-      <w:proofErr w:type="spellStart"/>
-      <w:r>
-        <w:t>hidden_size</w:t>
-      </w:r>
-      <w:proofErr w:type="spellEnd"/>
-      <w:r>
-        <w:t>)</w:t>
-      </w:r>
-    </w:p>
-    <w:p>
-      <w:r>
-        <w:t xml:space="preserve">        </w:t>
-      </w:r>
-      <w:proofErr w:type="spellStart"/>
-      <w:r>
-        <w:t>self.attention</w:t>
-      </w:r>
-      <w:proofErr w:type="spellEnd"/>
-      <w:r>
-        <w:t xml:space="preserve"> = </w:t>
-      </w:r>
-      <w:proofErr w:type="spellStart"/>
-      <w:r>
-        <w:t>nn.MultiheadAttention</w:t>
-      </w:r>
-      <w:proofErr w:type="spellEnd"/>
-      <w:r>
-        <w:t>(</w:t>
-      </w:r>
-      <w:proofErr w:type="spellStart"/>
-      <w:r>
-        <w:t>hidden_size</w:t>
-      </w:r>
-      <w:proofErr w:type="spellEnd"/>
-      <w:r>
-        <w:t xml:space="preserve">, </w:t>
-      </w:r>
-      <w:proofErr w:type="spellStart"/>
-      <w:r>
-        <w:t>num_heads</w:t>
-      </w:r>
-      <w:proofErr w:type="spellEnd"/>
-      <w:r>
-        <w:t>=8)</w:t>
-      </w:r>
-    </w:p>
-    <w:p>
-      <w:r>
-        <w:t xml:space="preserve">    </w:t>
-      </w:r>
-    </w:p>
-    <w:p>
-      <w:r>
-        <w:t xml:space="preserve">    </w:t>
-      </w:r>
-      <w:proofErr w:type="spellStart"/>
-      <w:r>
-        <w:t>def</w:t>
-      </w:r>
-      <w:proofErr w:type="spellEnd"/>
-      <w:r>
-        <w:t xml:space="preserve"> forward(self, x):</w:t>
-      </w:r>
-    </w:p>
-    <w:p>
-      <w:r>
-        <w:t xml:space="preserve">        </w:t>
-      </w:r>
-      <w:proofErr w:type="spellStart"/>
-      <w:r>
-        <w:t>rnn_out</w:t>
-      </w:r>
-      <w:proofErr w:type="spellEnd"/>
-      <w:r>
-        <w:t xml:space="preserve">, _ = </w:t>
-      </w:r>
-      <w:proofErr w:type="spellStart"/>
-      <w:r>
-        <w:t>self.rnn</w:t>
-      </w:r>
-      <w:proofErr w:type="spellEnd"/>
-      <w:r>
-        <w:t>(x)</w:t>
-      </w:r>
-    </w:p>
-    <w:p>
-      <w:r>
-        <w:t xml:space="preserve">        attended, _ = </w:t>
-      </w:r>
-      <w:proofErr w:type="spellStart"/>
-      <w:r>
-        <w:t>self.attention</w:t>
-      </w:r>
-      <w:proofErr w:type="spellEnd"/>
-      <w:r>
-        <w:t>(</w:t>
-      </w:r>
-      <w:proofErr w:type="spellStart"/>
-      <w:r>
-        <w:t>rnn_out</w:t>
-      </w:r>
-      <w:proofErr w:type="spellEnd"/>
-      <w:r>
-        <w:t xml:space="preserve">, </w:t>
-      </w:r>
-      <w:proofErr w:type="spellStart"/>
-      <w:r>
-        <w:t>rnn_out</w:t>
-      </w:r>
-      <w:proofErr w:type="spellEnd"/>
-      <w:r>
-        <w:t xml:space="preserve">, </w:t>
-      </w:r>
-      <w:proofErr w:type="spellStart"/>
-      <w:r>
-        <w:t>rnn_out</w:t>
-      </w:r>
-      <w:proofErr w:type="spellEnd"/>
-      <w:r>
-        <w:t>)</w:t>
-      </w:r>
-    </w:p>
-    <w:p>
-      <w:r>
-        <w:t xml:space="preserve">        return attended</w:t>
-      </w:r>
-    </w:p>
-    <w:p>
-      <w:r>
-        <w:rPr>
-          <w:b/>
-          <w:bCs/>
-        </w:rPr>
-        <w:t>Pros</w:t>
-      </w:r>
-      <w:r>
-        <w:t>: Helps focus on relevant context</w:t>
-      </w:r>
-      <w:r>
-        <w:br/>
-      </w:r>
-      <w:r>
-        <w:rPr>
-          <w:b/>
-          <w:bCs/>
-        </w:rPr>
-        <w:t>Cons</w:t>
-      </w:r>
-      <w:r>
-        <w:t>: Still struggles with very long-range dependencies</w:t>
-      </w:r>
-    </w:p>
-    <w:p>
-      <w:r>
-        <w:pict w14:anchorId="3EBCBC2F">
-          <v:rect id="_x0000_i1026" style="width:0;height:1.5pt" o:hralign="center" o:hrstd="t" o:hr="t" fillcolor="#a0a0a0" stroked="f"/>
-        </w:pict>
-      </w:r>
-    </w:p>
-    <w:p>
-      <w:pPr>
-        <w:rPr>
-          <w:b/>
-          <w:bCs/>
-        </w:rPr>
-      </w:pPr>
-      <w:r>
-        <w:rPr>
-          <w:b/>
-          <w:bCs/>
-        </w:rPr>
-        <w:t xml:space="preserve">2. Transformer Architecture </w:t>
-      </w:r>
-      <w:r>
-        <w:rPr>
-          <w:rFonts w:ascii="Segoe UI Symbol" w:hAnsi="Segoe UI Symbol" w:cs="Segoe UI Symbol"/>
-          <w:b/>
-          <w:bCs/>
-        </w:rPr>
-        <w:t>🚀</w:t>
-      </w:r>
-      <w:r>
-        <w:rPr>
-          <w:b/>
-          <w:bCs/>
-        </w:rPr>
-        <w:t xml:space="preserve"> Modern Standard</w:t>
-      </w:r>
-    </w:p>
-    <w:p>
-      <w:r>
-        <w:t>Replace RNNs entirely with transformers that use self-attention.</w:t>
-      </w:r>
-    </w:p>
-    <w:p>
-      <w:r>
-        <w:t>python</w:t>
-      </w:r>
-    </w:p>
-    <w:p>
-      <w:r>
-        <w:t xml:space="preserve">import </w:t>
-      </w:r>
-      <w:proofErr w:type="spellStart"/>
-      <w:r>
-        <w:t>torch.nn</w:t>
-      </w:r>
-      <w:proofErr w:type="spellEnd"/>
-      <w:r>
-        <w:t xml:space="preserve"> as </w:t>
-      </w:r>
-      <w:proofErr w:type="spellStart"/>
-      <w:r>
-        <w:t>nn</w:t>
-      </w:r>
-      <w:proofErr w:type="spellEnd"/>
-    </w:p>
-    <w:p/>
-    <w:p>
-      <w:r>
-        <w:t xml:space="preserve">model = </w:t>
-      </w:r>
-      <w:proofErr w:type="spellStart"/>
-      <w:r>
-        <w:t>nn.Transformer</w:t>
-      </w:r>
-      <w:proofErr w:type="spellEnd"/>
-      <w:r>
-        <w:t>(</w:t>
-      </w:r>
-    </w:p>
-    <w:p>
-      <w:r>
-        <w:t xml:space="preserve">    </w:t>
-      </w:r>
-      <w:proofErr w:type="spellStart"/>
-      <w:r>
-        <w:t>d_model</w:t>
-      </w:r>
-      <w:proofErr w:type="spellEnd"/>
-      <w:r>
-        <w:t>=512,</w:t>
-      </w:r>
-    </w:p>
-    <w:p>
-      <w:r>
-        <w:t xml:space="preserve">    </w:t>
-      </w:r>
-      <w:proofErr w:type="spellStart"/>
-      <w:r>
-        <w:t>nhead</w:t>
-      </w:r>
-      <w:proofErr w:type="spellEnd"/>
-      <w:r>
-        <w:t>=8,</w:t>
-      </w:r>
-    </w:p>
-    <w:p>
-      <w:r>
-        <w:t xml:space="preserve">    </w:t>
-      </w:r>
-      <w:proofErr w:type="spellStart"/>
-      <w:r>
-        <w:t>num_encoder_layers</w:t>
-      </w:r>
-      <w:proofErr w:type="spellEnd"/>
-      <w:r>
-        <w:t>=6,</w:t>
-      </w:r>
-    </w:p>
-    <w:p>
-      <w:r>
-        <w:t xml:space="preserve">    </w:t>
-      </w:r>
-      <w:proofErr w:type="spellStart"/>
-      <w:r>
-        <w:t>num_decoder_layers</w:t>
-      </w:r>
-      <w:proofErr w:type="spellEnd"/>
-      <w:r>
-        <w:t>=6</w:t>
-      </w:r>
-    </w:p>
-    <w:p>
-      <w:r>
-        <w:lastRenderedPageBreak/>
-        <w:t>)</w:t>
-      </w:r>
-    </w:p>
-    <w:p>
-      <w:r>
-        <w:rPr>
-          <w:b/>
-          <w:bCs/>
-        </w:rPr>
-        <w:t>Pros</w:t>
-      </w:r>
-      <w:r>
-        <w:t>:</w:t>
-      </w:r>
-    </w:p>
-    <w:p>
-      <w:pPr>
-        <w:numPr>
-          <w:ilvl w:val="0"/>
-          <w:numId w:val="28"/>
-        </w:numPr>
-      </w:pPr>
-      <w:r>
-        <w:t>Handles long-range dependencies excellently</w:t>
-      </w:r>
-    </w:p>
-    <w:p>
-      <w:pPr>
-        <w:numPr>
-          <w:ilvl w:val="0"/>
-          <w:numId w:val="28"/>
-        </w:numPr>
-      </w:pPr>
-      <w:r>
-        <w:t>Parallelizable (faster training)</w:t>
-      </w:r>
-    </w:p>
-    <w:p>
-      <w:pPr>
-        <w:numPr>
-          <w:ilvl w:val="0"/>
-          <w:numId w:val="28"/>
-        </w:numPr>
-      </w:pPr>
-      <w:r>
-        <w:t>State-of-the-art for sequence modeling</w:t>
-      </w:r>
-    </w:p>
-    <w:p>
-      <w:r>
-        <w:rPr>
-          <w:b/>
-          <w:bCs/>
-        </w:rPr>
-        <w:t>Cons</w:t>
-      </w:r>
-      <w:r>
-        <w:t>:</w:t>
-      </w:r>
-    </w:p>
-    <w:p>
-      <w:pPr>
-        <w:numPr>
-          <w:ilvl w:val="0"/>
-          <w:numId w:val="29"/>
-        </w:numPr>
-      </w:pPr>
-      <w:r>
-        <w:t>Requires more data</w:t>
-      </w:r>
-    </w:p>
-    <w:p>
-      <w:pPr>
-        <w:numPr>
-          <w:ilvl w:val="0"/>
-          <w:numId w:val="29"/>
-        </w:numPr>
-      </w:pPr>
-      <w:r>
-        <w:t>Higher computational cost</w:t>
-      </w:r>
-    </w:p>
-    <w:p>
-      <w:pPr>
-        <w:numPr>
-          <w:ilvl w:val="0"/>
-          <w:numId w:val="29"/>
-        </w:numPr>
-      </w:pPr>
-      <w:r>
-        <w:t>No inherent temporal ordering (needs positional encoding)</w:t>
-      </w:r>
-    </w:p>
-    <w:p>
-      <w:r>
-        <w:pict w14:anchorId="698C2F1D">
-          <v:rect id="_x0000_i1027" style="width:0;height:1.5pt" o:hralign="center" o:hrstd="t" o:hr="t" fillcolor="#a0a0a0" stroked="f"/>
-        </w:pict>
-      </w:r>
-    </w:p>
-    <w:p>
-      <w:pPr>
-        <w:rPr>
-          <w:b/>
-          <w:bCs/>
-        </w:rPr>
-      </w:pPr>
-      <w:r>
-        <w:rPr>
-          <w:b/>
-          <w:bCs/>
-        </w:rPr>
-        <w:t xml:space="preserve">3. External Memory Networks </w:t>
-      </w:r>
-      <w:r>
-        <w:rPr>
-          <w:rFonts w:ascii="Calibri" w:hAnsi="Calibri" w:cs="Calibri"/>
-          <w:b/>
-          <w:bCs/>
-        </w:rPr>
-        <w:t>🧠</w:t>
-      </w:r>
-      <w:r>
-        <w:rPr>
-          <w:b/>
-          <w:bCs/>
-        </w:rPr>
-        <w:t xml:space="preserve"> Mandala's Approach</w:t>
-      </w:r>
-    </w:p>
-    <w:p>
-      <w:r>
-        <w:t>Store temporal context externally in a structured memory rather than in hidden states.</w:t>
-      </w:r>
-    </w:p>
-    <w:p>
-      <w:r>
-        <w:rPr>
-          <w:b/>
-          <w:bCs/>
-        </w:rPr>
-        <w:t>This is what Mandala does:</w:t>
-      </w:r>
-    </w:p>
-    <w:p>
-      <w:pPr>
-        <w:numPr>
-          <w:ilvl w:val="0"/>
-          <w:numId w:val="30"/>
-        </w:numPr>
-      </w:pPr>
-      <w:r>
-        <w:t>Accumulates temporal information in discrete tiers</w:t>
-      </w:r>
-    </w:p>
-    <w:p>
-      <w:pPr>
-        <w:numPr>
-          <w:ilvl w:val="0"/>
-          <w:numId w:val="30"/>
-        </w:numPr>
-      </w:pPr>
-      <w:r>
-        <w:t>Labels hierarchical cause-and-effect relationships</w:t>
-      </w:r>
-    </w:p>
-    <w:p>
-      <w:pPr>
-        <w:numPr>
-          <w:ilvl w:val="0"/>
-          <w:numId w:val="30"/>
-        </w:numPr>
-      </w:pPr>
-      <w:r>
-        <w:t xml:space="preserve">Feeds structured context into an MLP at each </w:t>
-      </w:r>
-      <w:proofErr w:type="spellStart"/>
-      <w:r>
-        <w:t>timestep</w:t>
-      </w:r>
-      <w:proofErr w:type="spellEnd"/>
-    </w:p>
-    <w:p>
-      <w:r>
-        <w:t>python</w:t>
-      </w:r>
-    </w:p>
-    <w:p>
-      <w:r>
-        <w:t># Conceptual approach</w:t>
-      </w:r>
-    </w:p>
-    <w:p>
-      <w:r>
-        <w:t xml:space="preserve">class </w:t>
-      </w:r>
-      <w:proofErr w:type="spellStart"/>
-      <w:r>
-        <w:t>ExternalMemoryRNN</w:t>
-      </w:r>
-      <w:proofErr w:type="spellEnd"/>
-      <w:r>
-        <w:t>:</w:t>
-      </w:r>
-    </w:p>
-    <w:p>
-      <w:r>
-        <w:t xml:space="preserve">    </w:t>
-      </w:r>
-      <w:proofErr w:type="spellStart"/>
-      <w:r>
-        <w:t>def</w:t>
-      </w:r>
-      <w:proofErr w:type="spellEnd"/>
-      <w:r>
-        <w:t xml:space="preserve"> __</w:t>
-      </w:r>
-      <w:proofErr w:type="spellStart"/>
-      <w:r>
-        <w:t>init</w:t>
-      </w:r>
-      <w:proofErr w:type="spellEnd"/>
-      <w:r>
-        <w:t>__(self):</w:t>
-      </w:r>
-    </w:p>
-    <w:p>
-      <w:r>
-        <w:t xml:space="preserve">        </w:t>
-      </w:r>
-      <w:proofErr w:type="spellStart"/>
-      <w:r>
-        <w:t>self.memory_tiers</w:t>
-      </w:r>
-      <w:proofErr w:type="spellEnd"/>
-      <w:r>
-        <w:t xml:space="preserve"> = []  # Hierarchical temporal storage</w:t>
-      </w:r>
-    </w:p>
-    <w:p>
-      <w:r>
-        <w:t xml:space="preserve">        </w:t>
-      </w:r>
-      <w:proofErr w:type="spellStart"/>
-      <w:r>
-        <w:t>self.mlp</w:t>
-      </w:r>
-      <w:proofErr w:type="spellEnd"/>
-      <w:r>
-        <w:t xml:space="preserve"> = MLP()</w:t>
-      </w:r>
-    </w:p>
-    <w:p>
-      <w:r>
-        <w:t xml:space="preserve">    </w:t>
-      </w:r>
-    </w:p>
-    <w:p>
-      <w:r>
-        <w:t xml:space="preserve">    </w:t>
-      </w:r>
-      <w:proofErr w:type="spellStart"/>
-      <w:r>
-        <w:t>def</w:t>
-      </w:r>
-      <w:proofErr w:type="spellEnd"/>
-      <w:r>
-        <w:t xml:space="preserve"> </w:t>
-      </w:r>
-      <w:proofErr w:type="spellStart"/>
-      <w:r>
-        <w:t>process_step</w:t>
-      </w:r>
-      <w:proofErr w:type="spellEnd"/>
-      <w:r>
-        <w:t xml:space="preserve">(self, </w:t>
-      </w:r>
-      <w:proofErr w:type="spellStart"/>
-      <w:r>
-        <w:t>input_t</w:t>
-      </w:r>
-      <w:proofErr w:type="spellEnd"/>
-      <w:r>
-        <w:t>):</w:t>
-      </w:r>
-    </w:p>
-    <w:p>
-      <w:r>
-        <w:t xml:space="preserve">        # Update memory tiers with new context</w:t>
-      </w:r>
-    </w:p>
-    <w:p>
-      <w:r>
-        <w:t xml:space="preserve">        </w:t>
-      </w:r>
-      <w:proofErr w:type="spellStart"/>
-      <w:r>
-        <w:t>self.update_memory_tiers</w:t>
-      </w:r>
-      <w:proofErr w:type="spellEnd"/>
-      <w:r>
-        <w:t>(</w:t>
-      </w:r>
-      <w:proofErr w:type="spellStart"/>
-      <w:r>
-        <w:t>input_t</w:t>
-      </w:r>
-      <w:proofErr w:type="spellEnd"/>
-      <w:r>
-        <w:t>)</w:t>
-      </w:r>
-    </w:p>
-    <w:p>
-      <w:r>
-        <w:t xml:space="preserve">        </w:t>
-      </w:r>
-    </w:p>
-    <w:p>
-      <w:r>
-        <w:lastRenderedPageBreak/>
-        <w:t xml:space="preserve">        # Feed structured memory into MLP</w:t>
-      </w:r>
-    </w:p>
-    <w:p>
-      <w:r>
-        <w:t xml:space="preserve">        context = </w:t>
-      </w:r>
-      <w:proofErr w:type="spellStart"/>
-      <w:r>
-        <w:t>self.get_tiered_context</w:t>
-      </w:r>
-      <w:proofErr w:type="spellEnd"/>
-      <w:r>
-        <w:t>()</w:t>
-      </w:r>
-    </w:p>
-    <w:p>
-      <w:r>
-        <w:t xml:space="preserve">        output = </w:t>
-      </w:r>
-      <w:proofErr w:type="spellStart"/>
-      <w:r>
-        <w:t>self.mlp</w:t>
-      </w:r>
-      <w:proofErr w:type="spellEnd"/>
-      <w:r>
-        <w:t>(</w:t>
-      </w:r>
-      <w:proofErr w:type="spellStart"/>
-      <w:r>
-        <w:t>input_t</w:t>
-      </w:r>
-      <w:proofErr w:type="spellEnd"/>
-      <w:r>
-        <w:t>, context)</w:t>
-      </w:r>
-    </w:p>
-    <w:p>
-      <w:r>
-        <w:t xml:space="preserve">        return output</w:t>
-      </w:r>
-    </w:p>
-    <w:p>
-      <w:r>
-        <w:rPr>
-          <w:b/>
-          <w:bCs/>
-        </w:rPr>
-        <w:t>Pros</w:t>
-      </w:r>
-      <w:r>
-        <w:t>:</w:t>
-      </w:r>
-    </w:p>
-    <w:p>
-      <w:pPr>
-        <w:numPr>
-          <w:ilvl w:val="0"/>
-          <w:numId w:val="31"/>
-        </w:numPr>
-      </w:pPr>
-      <w:r>
-        <w:t>Robust to intervening events</w:t>
-      </w:r>
-    </w:p>
-    <w:p>
-      <w:pPr>
-        <w:numPr>
-          <w:ilvl w:val="0"/>
-          <w:numId w:val="31"/>
-        </w:numPr>
-      </w:pPr>
-      <w:r>
-        <w:t>Explicit causation labeling</w:t>
-      </w:r>
-    </w:p>
-    <w:p>
-      <w:pPr>
-        <w:numPr>
-          <w:ilvl w:val="0"/>
-          <w:numId w:val="31"/>
-        </w:numPr>
-      </w:pPr>
-      <w:r>
-        <w:t>Good for multitasking scenarios</w:t>
-      </w:r>
-    </w:p>
-    <w:p>
-      <w:r>
-        <w:rPr>
-          <w:b/>
-          <w:bCs/>
-        </w:rPr>
-        <w:t>Cons</w:t>
-      </w:r>
-      <w:r>
-        <w:t>:</w:t>
-      </w:r>
-    </w:p>
-    <w:p>
-      <w:pPr>
-        <w:numPr>
-          <w:ilvl w:val="0"/>
-          <w:numId w:val="32"/>
-        </w:numPr>
-      </w:pPr>
-      <w:r>
-        <w:t>More complex architecture</w:t>
-      </w:r>
-    </w:p>
-    <w:p>
-      <w:pPr>
-        <w:numPr>
-          <w:ilvl w:val="0"/>
-          <w:numId w:val="32"/>
-        </w:numPr>
-      </w:pPr>
-      <w:r>
-        <w:t>Requires careful memory management</w:t>
-      </w:r>
-    </w:p>
-    <w:p>
-      <w:r>
-        <w:pict w14:anchorId="41F855C9">
-          <v:rect id="_x0000_i1028" style="width:0;height:1.5pt" o:hralign="center" o:hrstd="t" o:hr="t" fillcolor="#a0a0a0" stroked="f"/>
-        </w:pict>
-      </w:r>
-    </w:p>
-    <w:p>
-      <w:pPr>
-        <w:rPr>
-          <w:b/>
-          <w:bCs/>
-        </w:rPr>
-      </w:pPr>
-      <w:r>
-        <w:rPr>
-          <w:b/>
-          <w:bCs/>
-        </w:rPr>
-        <w:t>4. Gated Recurrent Units (GRU) / LSTM Improvements</w:t>
-      </w:r>
-    </w:p>
-    <w:p>
-      <w:r>
-        <w:t>Use better gating mechanisms to control information flow.</w:t>
-      </w:r>
-    </w:p>
-    <w:p>
-      <w:r>
-        <w:t>python</w:t>
-      </w:r>
-    </w:p>
-    <w:p>
-      <w:r>
-        <w:t># Standard LSTM already has gates, but you can enhance:</w:t>
-      </w:r>
-    </w:p>
-    <w:p>
-      <w:r>
-        <w:t xml:space="preserve">class </w:t>
-      </w:r>
-      <w:proofErr w:type="spellStart"/>
-      <w:r>
-        <w:t>ImprovedLSTM</w:t>
-      </w:r>
-      <w:proofErr w:type="spellEnd"/>
-      <w:r>
-        <w:t>(</w:t>
-      </w:r>
-      <w:proofErr w:type="spellStart"/>
-      <w:r>
-        <w:t>nn.Module</w:t>
-      </w:r>
-      <w:proofErr w:type="spellEnd"/>
-      <w:r>
-        <w:t>):</w:t>
-      </w:r>
-    </w:p>
-    <w:p>
-      <w:r>
-        <w:t xml:space="preserve">    </w:t>
-      </w:r>
-      <w:proofErr w:type="spellStart"/>
-      <w:r>
-        <w:t>def</w:t>
-      </w:r>
-      <w:proofErr w:type="spellEnd"/>
-      <w:r>
-        <w:t xml:space="preserve"> __</w:t>
-      </w:r>
-      <w:proofErr w:type="spellStart"/>
-      <w:r>
-        <w:t>init</w:t>
-      </w:r>
-      <w:proofErr w:type="spellEnd"/>
-      <w:r>
-        <w:t xml:space="preserve">__(self, </w:t>
-      </w:r>
-      <w:proofErr w:type="spellStart"/>
-      <w:r>
-        <w:t>input_size</w:t>
-      </w:r>
-      <w:proofErr w:type="spellEnd"/>
-      <w:r>
-        <w:t xml:space="preserve">, </w:t>
-      </w:r>
-      <w:proofErr w:type="spellStart"/>
-      <w:r>
-        <w:t>hidden_size</w:t>
-      </w:r>
-      <w:proofErr w:type="spellEnd"/>
-      <w:r>
-        <w:t>):</w:t>
-      </w:r>
-    </w:p>
-    <w:p>
-      <w:r>
-        <w:t xml:space="preserve">        super().__</w:t>
-      </w:r>
-      <w:proofErr w:type="spellStart"/>
-      <w:r>
-        <w:t>init</w:t>
-      </w:r>
-      <w:proofErr w:type="spellEnd"/>
-      <w:r>
-        <w:t>__()</w:t>
-      </w:r>
-    </w:p>
-    <w:p>
-      <w:r>
-        <w:t xml:space="preserve">        </w:t>
-      </w:r>
-      <w:proofErr w:type="spellStart"/>
-      <w:r>
-        <w:t>self.lstm</w:t>
-      </w:r>
-      <w:proofErr w:type="spellEnd"/>
-      <w:r>
-        <w:t xml:space="preserve"> = </w:t>
-      </w:r>
-      <w:proofErr w:type="spellStart"/>
-      <w:r>
-        <w:t>nn.LSTM</w:t>
-      </w:r>
-      <w:proofErr w:type="spellEnd"/>
-      <w:r>
-        <w:t>(</w:t>
-      </w:r>
-    </w:p>
-    <w:p>
-      <w:r>
-        <w:t xml:space="preserve">            </w:t>
-      </w:r>
-      <w:proofErr w:type="spellStart"/>
-      <w:r>
-        <w:t>input_size</w:t>
-      </w:r>
-      <w:proofErr w:type="spellEnd"/>
-      <w:r>
-        <w:t xml:space="preserve">, </w:t>
-      </w:r>
-    </w:p>
-    <w:p>
-      <w:r>
-        <w:t xml:space="preserve">            </w:t>
-      </w:r>
-      <w:proofErr w:type="spellStart"/>
-      <w:r>
-        <w:t>hidden_size</w:t>
-      </w:r>
-      <w:proofErr w:type="spellEnd"/>
-      <w:r>
-        <w:t>,</w:t>
-      </w:r>
-    </w:p>
-    <w:p>
-      <w:r>
-        <w:t xml:space="preserve">            </w:t>
-      </w:r>
-      <w:proofErr w:type="spellStart"/>
-      <w:r>
-        <w:t>num_layers</w:t>
-      </w:r>
-      <w:proofErr w:type="spellEnd"/>
-      <w:r>
-        <w:t>=3,  # Deeper</w:t>
-      </w:r>
-    </w:p>
-    <w:p>
-      <w:r>
-        <w:t xml:space="preserve">            dropout=0.2,   # Regularization</w:t>
-      </w:r>
-    </w:p>
-    <w:p>
-      <w:r>
-        <w:t xml:space="preserve">            bidirectional=True  # Both directions</w:t>
-      </w:r>
-    </w:p>
-    <w:p>
-      <w:r>
-        <w:t xml:space="preserve">        )</w:t>
-      </w:r>
-    </w:p>
-    <w:p>
-      <w:r>
-        <w:rPr>
-          <w:b/>
-          <w:bCs/>
-        </w:rPr>
-        <w:t>Enhancements</w:t>
-      </w:r>
-      <w:r>
-        <w:t>:</w:t>
-      </w:r>
-    </w:p>
-    <w:p>
-      <w:pPr>
-        <w:numPr>
-          <w:ilvl w:val="0"/>
-          <w:numId w:val="33"/>
-        </w:numPr>
-      </w:pPr>
-      <w:r>
-        <w:rPr>
-          <w:b/>
-          <w:bCs/>
-        </w:rPr>
-        <w:lastRenderedPageBreak/>
-        <w:t>Bidirectional</w:t>
-      </w:r>
-      <w:r>
-        <w:t>: Process sequences forward and backward</w:t>
-      </w:r>
-    </w:p>
-    <w:p>
-      <w:pPr>
-        <w:numPr>
-          <w:ilvl w:val="0"/>
-          <w:numId w:val="33"/>
-        </w:numPr>
-      </w:pPr>
-      <w:r>
-        <w:rPr>
-          <w:b/>
-          <w:bCs/>
-        </w:rPr>
-        <w:t>Stacked layers</w:t>
-      </w:r>
-      <w:r>
-        <w:t>: Multiple LSTM layers</w:t>
-      </w:r>
-    </w:p>
-    <w:p>
-      <w:pPr>
-        <w:numPr>
-          <w:ilvl w:val="0"/>
-          <w:numId w:val="33"/>
-        </w:numPr>
-      </w:pPr>
-      <w:r>
-        <w:rPr>
-          <w:b/>
-          <w:bCs/>
-        </w:rPr>
-        <w:t>Dropout</w:t>
-      </w:r>
-      <w:r>
-        <w:t>: Prevent overfitting</w:t>
-      </w:r>
-    </w:p>
-    <w:p>
-      <w:pPr>
-        <w:numPr>
-          <w:ilvl w:val="0"/>
-          <w:numId w:val="33"/>
-        </w:numPr>
-      </w:pPr>
-      <w:r>
-        <w:rPr>
-          <w:b/>
-          <w:bCs/>
-        </w:rPr>
-        <w:t>Layer normalization</w:t>
-      </w:r>
-      <w:r>
-        <w:t>: Stabilize training</w:t>
-      </w:r>
-    </w:p>
-    <w:p>
-      <w:r>
-        <w:pict w14:anchorId="6EFFC939">
-          <v:rect id="_x0000_i1029" style="width:0;height:1.5pt" o:hralign="center" o:hrstd="t" o:hr="t" fillcolor="#a0a0a0" stroked="f"/>
-        </w:pict>
-      </w:r>
-    </w:p>
-    <w:p>
-      <w:pPr>
-        <w:rPr>
-          <w:b/>
-          <w:bCs/>
-        </w:rPr>
-      </w:pPr>
-      <w:r>
-        <w:rPr>
-          <w:b/>
-          <w:bCs/>
-        </w:rPr>
-        <w:t>5. Hierarchical RNNs</w:t>
-      </w:r>
-    </w:p>
-    <w:p>
-      <w:r>
-        <w:t>Use multiple RNN levels operating at different timescales.</w:t>
-      </w:r>
-    </w:p>
-    <w:p>
-      <w:r>
-        <w:t>python</w:t>
-      </w:r>
-    </w:p>
-    <w:p>
-      <w:r>
-        <w:t xml:space="preserve">class </w:t>
-      </w:r>
-      <w:proofErr w:type="spellStart"/>
-      <w:r>
-        <w:t>HierarchicalRNN</w:t>
-      </w:r>
-      <w:proofErr w:type="spellEnd"/>
-      <w:r>
-        <w:t>(</w:t>
-      </w:r>
-      <w:proofErr w:type="spellStart"/>
-      <w:r>
-        <w:t>nn.Module</w:t>
-      </w:r>
-      <w:proofErr w:type="spellEnd"/>
-      <w:r>
-        <w:t>):</w:t>
-      </w:r>
-    </w:p>
-    <w:p>
-      <w:r>
-        <w:t xml:space="preserve">    </w:t>
-      </w:r>
-      <w:proofErr w:type="spellStart"/>
-      <w:r>
-        <w:t>def</w:t>
-      </w:r>
-      <w:proofErr w:type="spellEnd"/>
-      <w:r>
-        <w:t xml:space="preserve"> __</w:t>
-      </w:r>
-      <w:proofErr w:type="spellStart"/>
-      <w:r>
-        <w:t>init</w:t>
-      </w:r>
-      <w:proofErr w:type="spellEnd"/>
-      <w:r>
-        <w:t>__(self):</w:t>
-      </w:r>
-    </w:p>
-    <w:p>
-      <w:r>
-        <w:t xml:space="preserve">        super().__</w:t>
-      </w:r>
-      <w:proofErr w:type="spellStart"/>
-      <w:r>
-        <w:t>init</w:t>
-      </w:r>
-      <w:proofErr w:type="spellEnd"/>
-      <w:r>
-        <w:t>__()</w:t>
-      </w:r>
-    </w:p>
-    <w:p>
-      <w:r>
-        <w:t xml:space="preserve">        </w:t>
-      </w:r>
-      <w:proofErr w:type="spellStart"/>
-      <w:r>
-        <w:t>self.fast_rnn</w:t>
-      </w:r>
-      <w:proofErr w:type="spellEnd"/>
-      <w:r>
-        <w:t xml:space="preserve"> = </w:t>
-      </w:r>
-      <w:proofErr w:type="spellStart"/>
-      <w:r>
-        <w:t>nn.LSTM</w:t>
-      </w:r>
-      <w:proofErr w:type="spellEnd"/>
-      <w:r>
-        <w:t>(</w:t>
-      </w:r>
-      <w:proofErr w:type="spellStart"/>
-      <w:r>
-        <w:t>input_size</w:t>
-      </w:r>
-      <w:proofErr w:type="spellEnd"/>
-      <w:r>
-        <w:t xml:space="preserve">, </w:t>
-      </w:r>
-      <w:proofErr w:type="spellStart"/>
-      <w:r>
-        <w:t>hidden_size</w:t>
-      </w:r>
-      <w:proofErr w:type="spellEnd"/>
-      <w:r>
-        <w:t>)  # Short-term</w:t>
-      </w:r>
-    </w:p>
-    <w:p>
-      <w:r>
-        <w:t xml:space="preserve">        </w:t>
-      </w:r>
-      <w:proofErr w:type="spellStart"/>
-      <w:r>
-        <w:t>self.slow_rnn</w:t>
-      </w:r>
-      <w:proofErr w:type="spellEnd"/>
-      <w:r>
-        <w:t xml:space="preserve"> = </w:t>
-      </w:r>
-      <w:proofErr w:type="spellStart"/>
-      <w:r>
-        <w:t>nn.LSTM</w:t>
-      </w:r>
-      <w:proofErr w:type="spellEnd"/>
-      <w:r>
-        <w:t>(</w:t>
-      </w:r>
-      <w:proofErr w:type="spellStart"/>
-      <w:r>
-        <w:t>hidden_size</w:t>
-      </w:r>
-      <w:proofErr w:type="spellEnd"/>
-      <w:r>
-        <w:t xml:space="preserve">, </w:t>
-      </w:r>
-      <w:proofErr w:type="spellStart"/>
-      <w:r>
-        <w:t>hidden_size</w:t>
-      </w:r>
-      <w:proofErr w:type="spellEnd"/>
-      <w:r>
-        <w:t>)  # Long-term</w:t>
-      </w:r>
-    </w:p>
-    <w:p>
-      <w:r>
-        <w:t xml:space="preserve">    </w:t>
-      </w:r>
-    </w:p>
-    <w:p>
-      <w:r>
-        <w:t xml:space="preserve">    </w:t>
-      </w:r>
-      <w:proofErr w:type="spellStart"/>
-      <w:r>
-        <w:t>def</w:t>
-      </w:r>
-      <w:proofErr w:type="spellEnd"/>
-      <w:r>
-        <w:t xml:space="preserve"> forward(self, x):</w:t>
-      </w:r>
-    </w:p>
-    <w:p>
-      <w:r>
-        <w:t xml:space="preserve">        # Fast RNN processes each step</w:t>
-      </w:r>
-    </w:p>
-    <w:p>
-      <w:r>
-        <w:t xml:space="preserve">        </w:t>
-      </w:r>
-      <w:proofErr w:type="spellStart"/>
-      <w:r>
-        <w:t>fast_out</w:t>
-      </w:r>
-      <w:proofErr w:type="spellEnd"/>
-      <w:r>
-        <w:t xml:space="preserve">, </w:t>
-      </w:r>
-      <w:proofErr w:type="spellStart"/>
-      <w:r>
-        <w:t>fast_hidden</w:t>
-      </w:r>
-      <w:proofErr w:type="spellEnd"/>
-      <w:r>
-        <w:t xml:space="preserve"> = </w:t>
-      </w:r>
-      <w:proofErr w:type="spellStart"/>
-      <w:r>
-        <w:t>self.fast_rnn</w:t>
-      </w:r>
-      <w:proofErr w:type="spellEnd"/>
-      <w:r>
-        <w:t>(x)</w:t>
-      </w:r>
-    </w:p>
-    <w:p>
-      <w:r>
-        <w:t xml:space="preserve">        </w:t>
-      </w:r>
-    </w:p>
-    <w:p>
-      <w:r>
-        <w:t xml:space="preserve">        # Slow RNN processes summaries</w:t>
-      </w:r>
-    </w:p>
-    <w:p>
-      <w:r>
-        <w:t xml:space="preserve">        </w:t>
-      </w:r>
-      <w:proofErr w:type="spellStart"/>
-      <w:r>
-        <w:t>slow_out</w:t>
-      </w:r>
-      <w:proofErr w:type="spellEnd"/>
-      <w:r>
-        <w:t xml:space="preserve">, </w:t>
-      </w:r>
-      <w:proofErr w:type="spellStart"/>
-      <w:r>
-        <w:t>slow_hidden</w:t>
-      </w:r>
-      <w:proofErr w:type="spellEnd"/>
-      <w:r>
-        <w:t xml:space="preserve"> = </w:t>
-      </w:r>
-      <w:proofErr w:type="spellStart"/>
-      <w:r>
-        <w:t>self.slow_rnn</w:t>
-      </w:r>
-      <w:proofErr w:type="spellEnd"/>
-      <w:r>
-        <w:t>(</w:t>
-      </w:r>
-      <w:proofErr w:type="spellStart"/>
-      <w:r>
-        <w:t>fast_out</w:t>
-      </w:r>
-      <w:proofErr w:type="spellEnd"/>
-      <w:r>
-        <w:t>[::10])  # Every 10 steps</w:t>
-      </w:r>
-    </w:p>
-    <w:p>
-      <w:r>
-        <w:t xml:space="preserve">        return </w:t>
-      </w:r>
-      <w:proofErr w:type="spellStart"/>
-      <w:r>
-        <w:t>fast_out</w:t>
-      </w:r>
-      <w:proofErr w:type="spellEnd"/>
-      <w:r>
-        <w:t xml:space="preserve">, </w:t>
-      </w:r>
-      <w:proofErr w:type="spellStart"/>
-      <w:r>
-        <w:t>slow_out</w:t>
-      </w:r>
-      <w:proofErr w:type="spellEnd"/>
-    </w:p>
-    <w:p>
-      <w:r>
-        <w:rPr>
-          <w:b/>
-          <w:bCs/>
-        </w:rPr>
-        <w:t>Pros</w:t>
-      </w:r>
-      <w:r>
-        <w:t>: Natural handling of multi-scale temporal patterns</w:t>
-      </w:r>
-      <w:r>
-        <w:br/>
-      </w:r>
-      <w:r>
-        <w:rPr>
-          <w:b/>
-          <w:bCs/>
-        </w:rPr>
-        <w:t>Cons</w:t>
-      </w:r>
-      <w:r>
-        <w:t>: More complex training</w:t>
-      </w:r>
-    </w:p>
-    <w:p>
-      <w:r>
-        <w:pict w14:anchorId="65D77B4D">
-          <v:rect id="_x0000_i1030" style="width:0;height:1.5pt" o:hralign="center" o:hrstd="t" o:hr="t" fillcolor="#a0a0a0" stroked="f"/>
-        </w:pict>
-      </w:r>
-    </w:p>
-    <w:p>
-      <w:pPr>
-        <w:rPr>
-          <w:b/>
-          <w:bCs/>
-        </w:rPr>
-      </w:pPr>
-      <w:r>
-        <w:rPr>
-          <w:b/>
-          <w:bCs/>
-        </w:rPr>
-        <w:t xml:space="preserve">6. State Space Models (SSMs) </w:t>
-      </w:r>
-      <w:r>
-        <w:rPr>
-          <w:rFonts w:ascii="Segoe UI Symbol" w:hAnsi="Segoe UI Symbol" w:cs="Segoe UI Symbol"/>
-          <w:b/>
-          <w:bCs/>
-        </w:rPr>
-        <w:t>🆕</w:t>
-      </w:r>
-      <w:r>
-        <w:rPr>
-          <w:b/>
-          <w:bCs/>
-        </w:rPr>
-        <w:t xml:space="preserve"> Cutting Edge</w:t>
-      </w:r>
-    </w:p>
-    <w:p>
-      <w:r>
-        <w:t>Modern alternatives like Mamba, S4 that handle long sequences better.</w:t>
-      </w:r>
-    </w:p>
-    <w:p>
-      <w:r>
-        <w:t>python</w:t>
-      </w:r>
-    </w:p>
-    <w:p>
-      <w:r>
-        <w:lastRenderedPageBreak/>
-        <w:t># Using state-space models (conceptual)</w:t>
-      </w:r>
-    </w:p>
-    <w:p>
-      <w:r>
-        <w:t xml:space="preserve">from </w:t>
-      </w:r>
-      <w:proofErr w:type="spellStart"/>
-      <w:r>
-        <w:t>mamba_ssm</w:t>
-      </w:r>
-      <w:proofErr w:type="spellEnd"/>
-      <w:r>
-        <w:t xml:space="preserve"> import Mamba</w:t>
-      </w:r>
-    </w:p>
-    <w:p/>
-    <w:p>
-      <w:r>
-        <w:t>model = Mamba(</w:t>
-      </w:r>
-    </w:p>
-    <w:p>
-      <w:r>
-        <w:t xml:space="preserve">    </w:t>
-      </w:r>
-      <w:proofErr w:type="spellStart"/>
-      <w:r>
-        <w:t>d_model</w:t>
-      </w:r>
-      <w:proofErr w:type="spellEnd"/>
-      <w:r>
-        <w:t>=512,</w:t>
-      </w:r>
-    </w:p>
-    <w:p>
-      <w:r>
-        <w:t xml:space="preserve">    </w:t>
-      </w:r>
-      <w:proofErr w:type="spellStart"/>
-      <w:r>
-        <w:t>d_state</w:t>
-      </w:r>
-      <w:proofErr w:type="spellEnd"/>
-      <w:r>
-        <w:t>=16,</w:t>
-      </w:r>
-    </w:p>
-    <w:p>
-      <w:r>
-        <w:t xml:space="preserve">    </w:t>
-      </w:r>
-      <w:proofErr w:type="spellStart"/>
-      <w:r>
-        <w:t>d_conv</w:t>
-      </w:r>
-      <w:proofErr w:type="spellEnd"/>
-      <w:r>
-        <w:t>=4,</w:t>
-      </w:r>
-    </w:p>
-    <w:p>
-      <w:r>
-        <w:t xml:space="preserve">    expand=2</w:t>
-      </w:r>
-    </w:p>
-    <w:p>
-      <w:r>
-        <w:t>)</w:t>
-      </w:r>
-    </w:p>
-    <w:p>
-      <w:r>
-        <w:rPr>
-          <w:b/>
-          <w:bCs/>
-        </w:rPr>
-        <w:t>Pros</w:t>
-      </w:r>
-      <w:r>
-        <w:t>:</w:t>
-      </w:r>
-    </w:p>
-    <w:p>
-      <w:pPr>
-        <w:numPr>
-          <w:ilvl w:val="0"/>
-          <w:numId w:val="34"/>
-        </w:numPr>
-      </w:pPr>
-      <w:r>
-        <w:t>Efficient on long sequences</w:t>
-      </w:r>
-    </w:p>
-    <w:p>
-      <w:pPr>
-        <w:numPr>
-          <w:ilvl w:val="0"/>
-          <w:numId w:val="34"/>
-        </w:numPr>
-      </w:pPr>
-      <w:r>
-        <w:t>Better than transformers for some tasks</w:t>
-      </w:r>
-    </w:p>
-    <w:p>
-      <w:pPr>
-        <w:numPr>
-          <w:ilvl w:val="0"/>
-          <w:numId w:val="34"/>
-        </w:numPr>
-      </w:pPr>
-      <w:r>
-        <w:t>Linear complexity</w:t>
-      </w:r>
-    </w:p>
-    <w:p>
-      <w:r>
-        <w:rPr>
-          <w:b/>
-          <w:bCs/>
-        </w:rPr>
-        <w:t>Cons</w:t>
-      </w:r>
-      <w:r>
-        <w:t>:</w:t>
-      </w:r>
-    </w:p>
-    <w:p>
-      <w:pPr>
-        <w:numPr>
-          <w:ilvl w:val="0"/>
-          <w:numId w:val="35"/>
-        </w:numPr>
-      </w:pPr>
-      <w:r>
-        <w:t>Still relatively new</w:t>
-      </w:r>
-    </w:p>
-    <w:p>
-      <w:pPr>
-        <w:numPr>
-          <w:ilvl w:val="0"/>
-          <w:numId w:val="35"/>
-        </w:numPr>
-      </w:pPr>
-      <w:r>
-        <w:t>Less mature tooling</w:t>
-      </w:r>
-    </w:p>
-    <w:p>
-      <w:r>
-        <w:pict w14:anchorId="16A232E2">
-          <v:rect id="_x0000_i1031" style="width:0;height:1.5pt" o:hralign="center" o:hrstd="t" o:hr="t" fillcolor="#a0a0a0" stroked="f"/>
-        </w:pict>
-      </w:r>
-    </w:p>
-    <w:p>
-      <w:pPr>
-        <w:rPr>
-          <w:b/>
-          <w:bCs/>
-        </w:rPr>
-      </w:pPr>
-      <w:r>
-        <w:rPr>
-          <w:b/>
-          <w:bCs/>
-        </w:rPr>
-        <w:t>7. Task-Specific Preprocessing</w:t>
-      </w:r>
-    </w:p>
-    <w:p>
-      <w:r>
-        <w:t>Explicitly label or separate interleaved sequences.</w:t>
-      </w:r>
-    </w:p>
-    <w:p>
-      <w:r>
-        <w:t>python</w:t>
-      </w:r>
-    </w:p>
-    <w:p>
-      <w:proofErr w:type="spellStart"/>
-      <w:r>
-        <w:t>def</w:t>
-      </w:r>
-      <w:proofErr w:type="spellEnd"/>
-      <w:r>
-        <w:t xml:space="preserve"> </w:t>
-      </w:r>
-      <w:proofErr w:type="spellStart"/>
-      <w:r>
-        <w:t>preprocess_interleaved_sequences</w:t>
-      </w:r>
-      <w:proofErr w:type="spellEnd"/>
-      <w:r>
-        <w:t>(data):</w:t>
-      </w:r>
-    </w:p>
-    <w:p>
-      <w:r>
-        <w:t xml:space="preserve">    # Separate by task ID</w:t>
-      </w:r>
-    </w:p>
-    <w:p>
-      <w:r>
-        <w:t xml:space="preserve">    </w:t>
-      </w:r>
-      <w:proofErr w:type="spellStart"/>
-      <w:r>
-        <w:t>task_streams</w:t>
-      </w:r>
-      <w:proofErr w:type="spellEnd"/>
-      <w:r>
-        <w:t xml:space="preserve"> = {}</w:t>
-      </w:r>
-    </w:p>
-    <w:p>
-      <w:r>
-        <w:t xml:space="preserve">    for item in data:</w:t>
-      </w:r>
-    </w:p>
-    <w:p>
-      <w:r>
-        <w:t xml:space="preserve">        </w:t>
-      </w:r>
-      <w:proofErr w:type="spellStart"/>
-      <w:r>
-        <w:t>task_id</w:t>
-      </w:r>
-      <w:proofErr w:type="spellEnd"/>
-      <w:r>
-        <w:t xml:space="preserve"> = item['</w:t>
-      </w:r>
-      <w:proofErr w:type="spellStart"/>
-      <w:r>
-        <w:t>task_id</w:t>
-      </w:r>
-      <w:proofErr w:type="spellEnd"/>
-      <w:r>
-        <w:t>']</w:t>
-      </w:r>
-    </w:p>
-    <w:p>
-      <w:r>
-        <w:t xml:space="preserve">        if </w:t>
-      </w:r>
-      <w:proofErr w:type="spellStart"/>
-      <w:r>
-        <w:t>task_id</w:t>
-      </w:r>
-      <w:proofErr w:type="spellEnd"/>
-      <w:r>
-        <w:t xml:space="preserve"> not in </w:t>
-      </w:r>
-      <w:proofErr w:type="spellStart"/>
-      <w:r>
-        <w:t>task_streams</w:t>
-      </w:r>
-      <w:proofErr w:type="spellEnd"/>
-      <w:r>
-        <w:t>:</w:t>
-      </w:r>
-    </w:p>
-    <w:p>
-      <w:r>
-        <w:t xml:space="preserve">            </w:t>
-      </w:r>
-      <w:proofErr w:type="spellStart"/>
-      <w:r>
-        <w:t>task_streams</w:t>
-      </w:r>
-      <w:proofErr w:type="spellEnd"/>
-      <w:r>
-        <w:t>[</w:t>
-      </w:r>
-      <w:proofErr w:type="spellStart"/>
-      <w:r>
-        <w:t>task_id</w:t>
-      </w:r>
-      <w:proofErr w:type="spellEnd"/>
-      <w:r>
-        <w:t>] = []</w:t>
-      </w:r>
-    </w:p>
-    <w:p>
-      <w:r>
-        <w:lastRenderedPageBreak/>
-        <w:t xml:space="preserve">        </w:t>
-      </w:r>
-      <w:proofErr w:type="spellStart"/>
-      <w:r>
-        <w:t>task_streams</w:t>
-      </w:r>
-      <w:proofErr w:type="spellEnd"/>
-      <w:r>
-        <w:t>[</w:t>
-      </w:r>
-      <w:proofErr w:type="spellStart"/>
-      <w:r>
-        <w:t>task_id</w:t>
-      </w:r>
-      <w:proofErr w:type="spellEnd"/>
-      <w:r>
-        <w:t>].append(item)</w:t>
-      </w:r>
-    </w:p>
-    <w:p>
-      <w:r>
-        <w:t xml:space="preserve">    </w:t>
-      </w:r>
-    </w:p>
-    <w:p>
-      <w:r>
-        <w:t xml:space="preserve">    # Train separate models or add task </w:t>
-      </w:r>
-      <w:proofErr w:type="spellStart"/>
-      <w:r>
-        <w:t>embeddings</w:t>
-      </w:r>
-      <w:proofErr w:type="spellEnd"/>
-    </w:p>
-    <w:p>
-      <w:r>
-        <w:t xml:space="preserve">    return </w:t>
-      </w:r>
-      <w:proofErr w:type="spellStart"/>
-      <w:r>
-        <w:t>task_streams</w:t>
-      </w:r>
-      <w:proofErr w:type="spellEnd"/>
-    </w:p>
-    <w:p>
-      <w:r>
-        <w:rPr>
-          <w:b/>
-          <w:bCs/>
-        </w:rPr>
-        <w:t>Pros</w:t>
-      </w:r>
-      <w:r>
-        <w:t>: Simple, often effective</w:t>
-      </w:r>
-      <w:r>
-        <w:br/>
-      </w:r>
-      <w:r>
-        <w:rPr>
-          <w:b/>
-          <w:bCs/>
-        </w:rPr>
-        <w:t>Cons</w:t>
-      </w:r>
-      <w:r>
-        <w:t>: Requires task labels</w:t>
-      </w:r>
-    </w:p>
-    <w:p>
-      <w:r>
-        <w:pict w14:anchorId="6786CFE1">
-          <v:rect id="_x0000_i1032" style="width:0;height:1.5pt" o:hralign="center" o:hrstd="t" o:hr="t" fillcolor="#a0a0a0" stroked="f"/>
-        </w:pict>
-      </w:r>
-    </w:p>
-    <w:p>
-      <w:pPr>
-        <w:rPr>
-          <w:b/>
-          <w:bCs/>
-        </w:rPr>
-      </w:pPr>
-      <w:r>
-        <w:rPr>
-          <w:b/>
-          <w:bCs/>
-        </w:rPr>
-        <w:t>What Mandala Does Differently:</w:t>
-      </w:r>
-    </w:p>
-    <w:p>
-      <w:r>
-        <w:t xml:space="preserve">Looking at your test results, Mandala's approach of </w:t>
-      </w:r>
-      <w:r>
-        <w:rPr>
-          <w:b/>
-          <w:bCs/>
-        </w:rPr>
-        <w:t>external temporal tier accumulation</w:t>
-      </w:r>
-      <w:r>
-        <w:t xml:space="preserve"> is clearly working:</w:t>
-      </w:r>
-    </w:p>
-    <w:p>
-      <w:pPr>
-        <w:numPr>
-          <w:ilvl w:val="0"/>
-          <w:numId w:val="36"/>
-        </w:numPr>
-      </w:pPr>
-      <w:r>
-        <w:rPr>
-          <w:b/>
-          <w:bCs/>
-        </w:rPr>
-        <w:t>Explicit Context Tiers</w:t>
-      </w:r>
-      <w:r>
-        <w:t>: Instead of hidden states, context is stored in discrete tiers</w:t>
-      </w:r>
-    </w:p>
-    <w:p>
-      <w:pPr>
-        <w:numPr>
-          <w:ilvl w:val="0"/>
-          <w:numId w:val="36"/>
-        </w:numPr>
-      </w:pPr>
-      <w:r>
-        <w:rPr>
-          <w:b/>
-          <w:bCs/>
-        </w:rPr>
-        <w:t>Causation Labeling</w:t>
-      </w:r>
-      <w:r>
-        <w:t>: Hierarchical cause-effect relationships are explicitly tracked</w:t>
-      </w:r>
-    </w:p>
-    <w:p>
-      <w:pPr>
-        <w:numPr>
-          <w:ilvl w:val="0"/>
-          <w:numId w:val="36"/>
-        </w:numPr>
-      </w:pPr>
-      <w:r>
-        <w:rPr>
-          <w:b/>
-          <w:bCs/>
-        </w:rPr>
-        <w:t>MLP Processing</w:t>
-      </w:r>
-      <w:r>
-        <w:t>: At each step, structured context feeds into an MLP</w:t>
-      </w:r>
-    </w:p>
-    <w:p>
-      <w:pPr>
-        <w:numPr>
-          <w:ilvl w:val="0"/>
-          <w:numId w:val="36"/>
-        </w:numPr>
-      </w:pPr>
-      <w:r>
-        <w:rPr>
-          <w:b/>
-          <w:bCs/>
-        </w:rPr>
-        <w:t>Multitasking Robustness</w:t>
-      </w:r>
-      <w:r>
-        <w:t>: Intervening events don't corrupt the context</w:t>
-      </w:r>
-    </w:p>
-    <w:p>
-      <w:r>
-        <w:t xml:space="preserve">Your data shows this works </w:t>
-      </w:r>
-      <w:r>
-        <w:rPr>
-          <w:b/>
-          <w:bCs/>
-        </w:rPr>
-        <w:t>12% better than RNNs</w:t>
-      </w:r>
-      <w:r>
-        <w:t xml:space="preserve"> on average!</w:t>
-      </w:r>
-    </w:p>
-    <w:p>
-      <w:r>
-        <w:pict w14:anchorId="39E1EB64">
-          <v:rect id="_x0000_i1033" style="width:0;height:1.5pt" o:hralign="center" o:hrstd="t" o:hr="t" fillcolor="#a0a0a0" stroked="f"/>
-        </w:pict>
-      </w:r>
-    </w:p>
-    <w:p>
-      <w:pPr>
-        <w:rPr>
-          <w:b/>
-          <w:bCs/>
-        </w:rPr>
-      </w:pPr>
-      <w:r>
-        <w:rPr>
-          <w:b/>
-          <w:bCs/>
-        </w:rPr>
-        <w:t>My Recommendation:</w:t>
-      </w:r>
-    </w:p>
-    <w:p>
-      <w:r>
-        <w:rPr>
-          <w:b/>
-          <w:bCs/>
-        </w:rPr>
-        <w:t>For your specific problem (temporal interruptions):</w:t>
-      </w:r>
-    </w:p>
-    <w:p>
-      <w:pPr>
-        <w:numPr>
-          <w:ilvl w:val="0"/>
-          <w:numId w:val="37"/>
-        </w:numPr>
-      </w:pPr>
-      <w:r>
-        <w:rPr>
-          <w:b/>
-          <w:bCs/>
-        </w:rPr>
-        <w:t>Quick fix</w:t>
-      </w:r>
-      <w:r>
-        <w:t xml:space="preserve">: Try </w:t>
-      </w:r>
-      <w:r>
-        <w:rPr>
-          <w:b/>
-          <w:bCs/>
-        </w:rPr>
-        <w:t>LSTM + Attention</w:t>
-      </w:r>
-      <w:r>
-        <w:t xml:space="preserve"> or switch to </w:t>
-      </w:r>
-      <w:r>
-        <w:rPr>
-          <w:b/>
-          <w:bCs/>
-        </w:rPr>
-        <w:t>Transformers</w:t>
-      </w:r>
-    </w:p>
-    <w:p>
-      <w:pPr>
-        <w:numPr>
-          <w:ilvl w:val="0"/>
-          <w:numId w:val="37"/>
-        </w:numPr>
-      </w:pPr>
-      <w:r>
-        <w:rPr>
-          <w:b/>
-          <w:bCs/>
-        </w:rPr>
-        <w:t>Better solution</w:t>
-      </w:r>
-      <w:r>
-        <w:t xml:space="preserve">: Implement </w:t>
-      </w:r>
-      <w:r>
-        <w:rPr>
-          <w:b/>
-          <w:bCs/>
-        </w:rPr>
-        <w:t>external memory</w:t>
-      </w:r>
-      <w:r>
-        <w:t xml:space="preserve"> like Mandala</w:t>
-      </w:r>
-    </w:p>
-    <w:p>
-      <w:pPr>
-        <w:numPr>
-          <w:ilvl w:val="0"/>
-          <w:numId w:val="37"/>
-        </w:numPr>
-      </w:pPr>
-      <w:r>
-        <w:rPr>
-          <w:b/>
-          <w:bCs/>
-        </w:rPr>
-        <w:t>Cutting edge</w:t>
-      </w:r>
-      <w:r>
-        <w:t xml:space="preserve">: Explore </w:t>
-      </w:r>
-      <w:r>
-        <w:rPr>
-          <w:b/>
-          <w:bCs/>
-        </w:rPr>
-        <w:t>State Space Models</w:t>
-      </w:r>
-      <w:r>
-        <w:t xml:space="preserve"> (Mamba)</w:t>
-      </w:r>
-    </w:p>
-    <w:p>
-      <w:r>
-        <w:rPr>
-          <w:b/>
-          <w:bCs/>
-        </w:rPr>
-        <w:t>If working with the Mandala codebase</w:t>
-      </w:r>
-      <w:r>
-        <w:t>: The architecture is already optimized for this - your results prove it works!</w:t>
-      </w:r>
-    </w:p>
-    <w:p>
-      <w:r>
-        <w:t>Would you like me to:</w:t>
-      </w:r>
-    </w:p>
-    <w:p>
-      <w:pPr>
-        <w:numPr>
-          <w:ilvl w:val="0"/>
-          <w:numId w:val="38"/>
-        </w:numPr>
-      </w:pPr>
-      <w:r>
-        <w:t>Show implementation examples for any of these approaches?</w:t>
-      </w:r>
-    </w:p>
-    <w:p>
-      <w:pPr>
-        <w:numPr>
-          <w:ilvl w:val="0"/>
-          <w:numId w:val="38"/>
-        </w:numPr>
-      </w:pPr>
-      <w:r>
-        <w:t>Explain more about how Mandala's tier system works?</w:t>
-      </w:r>
-    </w:p>
-    <w:p>
-      <w:pPr>
-        <w:numPr>
-          <w:ilvl w:val="0"/>
-          <w:numId w:val="38"/>
-        </w:numPr>
-      </w:pPr>
-      <w:r>
-        <w:t>Create a comparison visualization of different architectures?</w:t>
-      </w:r>
-    </w:p>
-    <w:p/>
-    <w:p>
-      <w:pPr>
-        <w:autoSpaceDE w:val="0"/>
-        <w:autoSpaceDN w:val="0"/>
-        <w:adjustRightInd w:val="0"/>
-        <w:spacing w:after="0" w:line="240" w:lineRule="auto"/>
-        <w:jc w:val="left"/>
-        <w:rPr>
-          <w:rFonts w:ascii="Times New Roman" w:hAnsi="Times New Roman" w:cs="Times New Roman"/>
-          <w:sz w:val="34"/>
-          <w:szCs w:val="34"/>
-        </w:rPr>
-      </w:pPr>
-      <w:r>
-        <w:rPr>
-          <w:rFonts w:ascii="Times New Roman" w:hAnsi="Times New Roman" w:cs="Times New Roman"/>
-          <w:sz w:val="34"/>
-          <w:szCs w:val="34"/>
-        </w:rPr>
-        <w:t>Hierarchical Reinforcement Learning:</w:t>
-      </w:r>
-    </w:p>
-    <w:p>
-      <w:pPr>
-        <w:autoSpaceDE w:val="0"/>
-        <w:autoSpaceDN w:val="0"/>
-        <w:adjustRightInd w:val="0"/>
-        <w:spacing w:after="0" w:line="240" w:lineRule="auto"/>
-        <w:jc w:val="left"/>
-        <w:rPr>
-          <w:rFonts w:ascii="Times New Roman" w:hAnsi="Times New Roman" w:cs="Times New Roman"/>
-          <w:sz w:val="34"/>
-          <w:szCs w:val="34"/>
-        </w:rPr>
-      </w:pPr>
-      <w:r>
-        <w:rPr>
-          <w:rFonts w:ascii="Times New Roman" w:hAnsi="Times New Roman" w:cs="Times New Roman"/>
-          <w:sz w:val="34"/>
-          <w:szCs w:val="34"/>
-        </w:rPr>
-        <w:lastRenderedPageBreak/>
-        <w:t xml:space="preserve">Assignment of </w:t>
-      </w:r>
-      <w:proofErr w:type="spellStart"/>
-      <w:r>
-        <w:rPr>
-          <w:rFonts w:ascii="Times New Roman" w:hAnsi="Times New Roman" w:cs="Times New Roman"/>
-          <w:sz w:val="34"/>
-          <w:szCs w:val="34"/>
-        </w:rPr>
-        <w:t>Behaviours</w:t>
-      </w:r>
-      <w:proofErr w:type="spellEnd"/>
-      <w:r>
-        <w:rPr>
-          <w:rFonts w:ascii="Times New Roman" w:hAnsi="Times New Roman" w:cs="Times New Roman"/>
-          <w:sz w:val="34"/>
-          <w:szCs w:val="34"/>
-        </w:rPr>
-        <w:t xml:space="preserve"> to </w:t>
-      </w:r>
-      <w:proofErr w:type="spellStart"/>
-      <w:r>
-        <w:rPr>
-          <w:rFonts w:ascii="Times New Roman" w:hAnsi="Times New Roman" w:cs="Times New Roman"/>
-          <w:sz w:val="34"/>
-          <w:szCs w:val="34"/>
-        </w:rPr>
-        <w:t>Subpolicies</w:t>
-      </w:r>
-      <w:proofErr w:type="spellEnd"/>
-      <w:r>
-        <w:rPr>
-          <w:rFonts w:ascii="Times New Roman" w:hAnsi="Times New Roman" w:cs="Times New Roman"/>
-          <w:sz w:val="34"/>
-          <w:szCs w:val="34"/>
-        </w:rPr>
-        <w:t xml:space="preserve"> by Self-Organization</w:t>
-      </w:r>
-    </w:p>
-    <w:p>
-      <w:pPr>
-        <w:autoSpaceDE w:val="0"/>
-        <w:autoSpaceDN w:val="0"/>
-        <w:adjustRightInd w:val="0"/>
-        <w:spacing w:after="0" w:line="240" w:lineRule="auto"/>
-        <w:jc w:val="left"/>
-        <w:rPr>
-          <w:rFonts w:ascii="Times New Roman" w:hAnsi="Times New Roman" w:cs="Times New Roman"/>
-          <w:sz w:val="24"/>
-          <w:szCs w:val="24"/>
-        </w:rPr>
-      </w:pPr>
-      <w:r>
-        <w:rPr>
-          <w:rFonts w:ascii="Times New Roman" w:hAnsi="Times New Roman" w:cs="Times New Roman"/>
-          <w:sz w:val="24"/>
-          <w:szCs w:val="24"/>
-        </w:rPr>
-        <w:t xml:space="preserve">Wilco </w:t>
-      </w:r>
-      <w:proofErr w:type="spellStart"/>
-      <w:r>
-        <w:rPr>
-          <w:rFonts w:ascii="Times New Roman" w:hAnsi="Times New Roman" w:cs="Times New Roman"/>
-          <w:sz w:val="24"/>
-          <w:szCs w:val="24"/>
-        </w:rPr>
-        <w:t>Moerman</w:t>
-      </w:r>
-      <w:proofErr w:type="spellEnd"/>
-    </w:p>
-    <w:p>
-      <w:pPr>
-        <w:autoSpaceDE w:val="0"/>
-        <w:autoSpaceDN w:val="0"/>
-        <w:adjustRightInd w:val="0"/>
-        <w:spacing w:after="0" w:line="240" w:lineRule="auto"/>
-        <w:jc w:val="left"/>
-        <w:rPr>
-          <w:rFonts w:ascii="Times New Roman" w:hAnsi="Times New Roman" w:cs="Times New Roman"/>
-          <w:sz w:val="24"/>
-          <w:szCs w:val="24"/>
-        </w:rPr>
-      </w:pPr>
-      <w:r>
-        <w:rPr>
-          <w:rFonts w:ascii="Times New Roman" w:hAnsi="Times New Roman" w:cs="Times New Roman"/>
-          <w:sz w:val="24"/>
-          <w:szCs w:val="24"/>
-        </w:rPr>
-        <w:t>Cognitive Artificial Intelligence, Utrecht University</w:t>
-      </w:r>
-    </w:p>
-    <w:p>
-      <w:pPr>
-        <w:rPr>
-          <w:rStyle w:val="Hyperlink"/>
-          <w:sz w:val="24"/>
-          <w:szCs w:val="24"/>
-        </w:rPr>
-      </w:pPr>
-      <w:r>
-        <w:rPr>
-          <w:rFonts w:ascii="Courier" w:hAnsi="Courier" w:cs="Courier"/>
-          <w:sz w:val="24"/>
-          <w:szCs w:val="24"/>
-        </w:rPr>
-        <w:t>wilcom@phil.uu.nl, wilco.moerman@gmail.com</w:t>
-      </w:r>
-    </w:p>
-    <w:p>
-      <w:pPr>
-        <w:rPr>
-          <w:rStyle w:val="Hyperlink"/>
-          <w:color w:val="auto"/>
-          <w:sz w:val="24"/>
-          <w:szCs w:val="24"/>
-          <w:u w:val="none"/>
-        </w:rPr>
-      </w:pPr>
-      <w:hyperlink r:id="rId9" w:history="1">
-        <w:r>
-          <w:rPr>
-            <w:rStyle w:val="Hyperlink"/>
-            <w:sz w:val="24"/>
-            <w:szCs w:val="24"/>
-          </w:rPr>
-          <w:t>https://www.geeksforgeeks.org/deep-learning/sparse-autoencoders-in-deep-learning/</w:t>
-        </w:r>
-      </w:hyperlink>
-    </w:p>
-    <w:p>
-      <w:pPr>
-        <w:rPr>
-          <w:sz w:val="24"/>
-          <w:szCs w:val="24"/>
-        </w:rPr>
-      </w:pPr>
-      <w:r>
-        <w:rPr>
-          <w:sz w:val="24"/>
-          <w:szCs w:val="24"/>
-        </w:rPr>
-        <w:t xml:space="preserve">Remember to check </w:t>
-      </w:r>
-      <w:proofErr w:type="spellStart"/>
-      <w:r>
-        <w:rPr>
-          <w:sz w:val="24"/>
-          <w:szCs w:val="24"/>
-        </w:rPr>
-        <w:t>EverNote</w:t>
-      </w:r>
-      <w:proofErr w:type="spellEnd"/>
-      <w:r>
-        <w:rPr>
-          <w:sz w:val="24"/>
-          <w:szCs w:val="24"/>
-        </w:rPr>
-        <w:t xml:space="preserve"> and </w:t>
-      </w:r>
-      <w:proofErr w:type="spellStart"/>
-      <w:r>
-        <w:rPr>
-          <w:sz w:val="24"/>
-          <w:szCs w:val="24"/>
-        </w:rPr>
-        <w:t>Melendey</w:t>
-      </w:r>
-      <w:proofErr w:type="spellEnd"/>
-      <w:r>
-        <w:rPr>
-          <w:sz w:val="24"/>
-          <w:szCs w:val="24"/>
-        </w:rPr>
-        <w:t xml:space="preserve"> for refs.</w:t>
-      </w:r>
-    </w:p>
-    <w:p>
-      <w:pPr>
-        <w:rPr>
-          <w:sz w:val="24"/>
-          <w:szCs w:val="24"/>
-        </w:rPr>
-      </w:pPr>
-      <w:r>
-        <w:rPr>
-          <w:sz w:val="24"/>
-          <w:szCs w:val="24"/>
-        </w:rPr>
-        <w:t>Mona:</w:t>
-      </w:r>
-    </w:p>
-    <w:p>
-      <w:pPr>
-        <w:rPr>
-          <w:sz w:val="24"/>
-          <w:szCs w:val="24"/>
-        </w:rPr>
-      </w:pPr>
-      <w:r>
-        <w:rPr>
-          <w:sz w:val="24"/>
-          <w:szCs w:val="24"/>
-        </w:rPr>
-        <w:t xml:space="preserve">A pair of cooperating nest-building and foraging birds. </w:t>
-      </w:r>
-    </w:p>
-    <w:p>
-      <w:pPr>
-        <w:rPr>
-          <w:sz w:val="24"/>
-          <w:szCs w:val="24"/>
-        </w:rPr>
-      </w:pPr>
-      <w:r>
-        <w:rPr>
-          <w:sz w:val="24"/>
-          <w:szCs w:val="24"/>
-        </w:rPr>
-        <w:t xml:space="preserve">See: </w:t>
-      </w:r>
-      <w:hyperlink r:id="rId10" w:anchor="nestingbirds" w:history="1">
-        <w:r>
-          <w:rPr>
-            <w:rStyle w:val="Hyperlink"/>
-            <w:sz w:val="24"/>
-            <w:szCs w:val="24"/>
-          </w:rPr>
-          <w:t>http://tom.portegys.com/research.html#nestingbirds</w:t>
-        </w:r>
-      </w:hyperlink>
-    </w:p>
-    <w:p>
-      <w:pPr>
-        <w:rPr>
-          <w:sz w:val="24"/>
-          <w:szCs w:val="24"/>
-        </w:rPr>
-      </w:pPr>
-      <w:proofErr w:type="spellStart"/>
-      <w:r>
-        <w:rPr>
-          <w:sz w:val="24"/>
-          <w:szCs w:val="24"/>
-        </w:rPr>
-        <w:t>Morphognosis</w:t>
-      </w:r>
-      <w:proofErr w:type="spellEnd"/>
-      <w:r>
-        <w:rPr>
-          <w:sz w:val="24"/>
-          <w:szCs w:val="24"/>
-        </w:rPr>
-        <w:t>:</w:t>
-      </w:r>
-    </w:p>
-    <w:p>
-      <w:pPr>
-        <w:rPr>
-          <w:sz w:val="24"/>
-          <w:szCs w:val="24"/>
-        </w:rPr>
-      </w:pPr>
-      <w:r>
-        <w:rPr>
-          <w:sz w:val="24"/>
-          <w:szCs w:val="24"/>
-        </w:rPr>
-        <w:t>Honey bees forage for flower nectar cooperatively.</w:t>
-      </w:r>
-    </w:p>
-    <w:p>
-      <w:pPr>
-        <w:rPr>
-          <w:sz w:val="24"/>
-          <w:szCs w:val="24"/>
-        </w:rPr>
-      </w:pPr>
-      <w:r>
-        <w:rPr>
-          <w:sz w:val="24"/>
-          <w:szCs w:val="24"/>
-        </w:rPr>
-        <w:t xml:space="preserve">See: </w:t>
-      </w:r>
-      <w:hyperlink r:id="rId11" w:anchor="honey_bees" w:history="1">
-        <w:r>
-          <w:rPr>
-            <w:rStyle w:val="Hyperlink"/>
-            <w:sz w:val="24"/>
-            <w:szCs w:val="24"/>
-          </w:rPr>
-          <w:t>http://tom.portegys.com/research.html#honey_bees</w:t>
-        </w:r>
-      </w:hyperlink>
-    </w:p>
-    <w:p>
-      <w:pPr>
-        <w:rPr>
-          <w:sz w:val="24"/>
-          <w:szCs w:val="24"/>
-        </w:rPr>
-      </w:pPr>
-      <w:r>
-        <w:rPr>
-          <w:sz w:val="24"/>
-          <w:szCs w:val="24"/>
-        </w:rPr>
-        <w:t>1/13/2026</w:t>
-      </w:r>
-    </w:p>
-    <w:p>
-      <w:pPr>
-        <w:rPr>
-          <w:sz w:val="24"/>
-          <w:szCs w:val="24"/>
-        </w:rPr>
-      </w:pPr>
-      <w:r>
-        <w:rPr>
-          <w:sz w:val="24"/>
-          <w:szCs w:val="24"/>
-        </w:rPr>
-        <w:t>The design has context tier 0 features being assigned to sensory events that are significant to learning and recognizing pattern hierarchies. This assignment, as well as the higher tier context processing, takes place outside of the neural network. So the system as a whole consists of both the neural network and the process that accompanies the network. In a real-world scenario, significant sensory events might be determined by attention and/or emotional impact.</w:t>
-      </w:r>
-    </w:p>
-    <w:p>
-      <w:pPr>
-        <w:rPr>
-          <w:sz w:val="24"/>
-          <w:szCs w:val="24"/>
-        </w:rPr>
-      </w:pPr>
-      <w:r>
-        <w:rPr>
-          <w:sz w:val="24"/>
-          <w:szCs w:val="24"/>
-        </w:rPr>
-        <w:t>2/19/2026</w:t>
-      </w:r>
-    </w:p>
-    <w:p>
-      <w:pPr>
-        <w:rPr>
-          <w:sz w:val="24"/>
-          <w:szCs w:val="24"/>
-        </w:rPr>
-      </w:pPr>
-      <w:r>
-        <w:rPr>
-          <w:sz w:val="24"/>
-          <w:szCs w:val="24"/>
-        </w:rPr>
-        <w:t>Other recurrent architectures with external memory. Also rely on RNN/LSTM though. Not as integrated as Mandala.</w:t>
-      </w:r>
-    </w:p>
-    <w:p>
-      <w:pPr>
-        <w:rPr>
-          <w:sz w:val="24"/>
-          <w:szCs w:val="24"/>
-        </w:rPr>
-      </w:pPr>
-      <w:r>
-        <w:rPr>
-          <w:sz w:val="24"/>
-          <w:szCs w:val="24"/>
-        </w:rPr>
-        <w:t>AI Overview</w:t>
-      </w:r>
-    </w:p>
-    <w:p>
-      <w:pPr>
-        <w:rPr>
-          <w:sz w:val="24"/>
-          <w:szCs w:val="24"/>
-        </w:rPr>
-      </w:pPr>
-      <w:r>
-        <w:rPr>
-          <w:sz w:val="24"/>
-          <w:szCs w:val="24"/>
-        </w:rPr>
-        <w:t>Recurrent Neural Networks (RNNs) with external temporal memory are</w:t>
-      </w:r>
-    </w:p>
-    <w:p>
-      <w:pPr>
-        <w:rPr>
-          <w:sz w:val="24"/>
-          <w:szCs w:val="24"/>
-        </w:rPr>
-      </w:pPr>
-      <w:r>
-        <w:rPr>
-          <w:sz w:val="24"/>
-          <w:szCs w:val="24"/>
-        </w:rPr>
-        <w:t xml:space="preserve">advanced architectures designed to overcome the limitations of standard RNNs (like LSTMs or GRUs) in memorizing long-term dependencies. While standard RNNs rely on internal hidden states that often suffer from vanishing gradients over long sequences, these models integrate a separate, addressable memory bank to store and retrieve past information over extended time horizons. </w:t>
-      </w:r>
-    </w:p>
-    <w:p>
-      <w:pPr>
-        <w:rPr>
-          <w:sz w:val="24"/>
-          <w:szCs w:val="24"/>
-        </w:rPr>
-      </w:pPr>
-      <w:r>
-        <w:rPr>
-          <w:sz w:val="24"/>
-          <w:szCs w:val="24"/>
-        </w:rPr>
-        <w:t>Core Components and Functionality</w:t>
-      </w:r>
-    </w:p>
-    <w:p>
-      <w:pPr>
-        <w:rPr>
-          <w:sz w:val="24"/>
-          <w:szCs w:val="24"/>
-        </w:rPr>
-      </w:pPr>
-    </w:p>
-    <w:p>
-      <w:pPr>
-        <w:rPr>
-          <w:sz w:val="24"/>
-          <w:szCs w:val="24"/>
-        </w:rPr>
-      </w:pPr>
-      <w:r>
-        <w:rPr>
-          <w:sz w:val="24"/>
-          <w:szCs w:val="24"/>
-        </w:rPr>
-        <w:t>    Controller (RNN): A standard neural network (e.g., LSTM) that processes inputs and decides, via a controller, what information to write to or read from the external memory.</w:t>
-      </w:r>
-    </w:p>
-    <w:p>
-      <w:pPr>
-        <w:rPr>
-          <w:sz w:val="24"/>
-          <w:szCs w:val="24"/>
-        </w:rPr>
-      </w:pPr>
-      <w:r>
-        <w:rPr>
-          <w:sz w:val="24"/>
-          <w:szCs w:val="24"/>
-        </w:rPr>
-        <w:t>    External Memory Bank: A matrix or tensor (often addressable) that acts as a long-term storage, allowing the model to "recall" information from far in the past.</w:t>
-      </w:r>
-    </w:p>
-    <w:p>
-      <w:pPr>
-        <w:rPr>
-          <w:sz w:val="24"/>
-          <w:szCs w:val="24"/>
-        </w:rPr>
-      </w:pPr>
-      <w:r>
-        <w:rPr>
-          <w:sz w:val="24"/>
-          <w:szCs w:val="24"/>
-        </w:rPr>
-        <w:t xml:space="preserve">    Addressing Mechanism: Techniques like content-based addressing or location-based addressing allow the model to select specific memory locations to read from or write to. </w:t>
-      </w:r>
-    </w:p>
-    <w:p>
-      <w:pPr>
-        <w:rPr>
-          <w:sz w:val="24"/>
-          <w:szCs w:val="24"/>
-        </w:rPr>
-      </w:pPr>
-    </w:p>
-    <w:p>
-      <w:pPr>
-        <w:rPr>
-          <w:sz w:val="24"/>
-          <w:szCs w:val="24"/>
-        </w:rPr>
-      </w:pPr>
-      <w:r>
-        <w:rPr>
-          <w:sz w:val="24"/>
-          <w:szCs w:val="24"/>
-        </w:rPr>
-        <w:t>Key Architectures</w:t>
-      </w:r>
-    </w:p>
-    <w:p>
-      <w:pPr>
-        <w:rPr>
-          <w:sz w:val="24"/>
-          <w:szCs w:val="24"/>
-        </w:rPr>
-      </w:pPr>
-    </w:p>
-    <w:p>
-      <w:pPr>
-        <w:rPr>
-          <w:sz w:val="24"/>
-          <w:szCs w:val="24"/>
-        </w:rPr>
-      </w:pPr>
-      <w:r>
-        <w:rPr>
-          <w:sz w:val="24"/>
-          <w:szCs w:val="24"/>
-        </w:rPr>
-        <w:t>    Neural Turing Machines (NTMs): A foundational model that couples a neural network controller to an external memory bank, capable of learning to manipulate and manage the memory to solve tasks like sorting or copying.</w:t>
-      </w:r>
-    </w:p>
-    <w:p>
-      <w:pPr>
-        <w:rPr>
-          <w:sz w:val="24"/>
-          <w:szCs w:val="24"/>
-        </w:rPr>
-      </w:pPr>
-      <w:r>
-        <w:rPr>
-          <w:sz w:val="24"/>
-          <w:szCs w:val="24"/>
-        </w:rPr>
-        <w:t>    Memory Networks (</w:t>
-      </w:r>
-      <w:proofErr w:type="spellStart"/>
-      <w:r>
-        <w:rPr>
-          <w:sz w:val="24"/>
-          <w:szCs w:val="24"/>
-        </w:rPr>
-        <w:t>MemNN</w:t>
-      </w:r>
-      <w:proofErr w:type="spellEnd"/>
-      <w:r>
-        <w:rPr>
-          <w:sz w:val="24"/>
-          <w:szCs w:val="24"/>
-        </w:rPr>
-        <w:t>/MemN2N): These models use external memory to store input data, which can be queried later to aid in tasks like question answering.</w:t>
-      </w:r>
-    </w:p>
-    <w:p>
-      <w:pPr>
-        <w:rPr>
-          <w:sz w:val="24"/>
-          <w:szCs w:val="24"/>
-        </w:rPr>
-      </w:pPr>
-      <w:r>
-        <w:rPr>
-          <w:sz w:val="24"/>
-          <w:szCs w:val="24"/>
-        </w:rPr>
-        <w:t>    External Addressable Long-Term and Working Memory (EALWM)-Augmented RNNs: An advanced structure that splits external memory into distinct long-term and working memory parts, improving the ability to learn long-term dependencies without gradient issues.</w:t>
-      </w:r>
-    </w:p>
-    <w:p>
-      <w:pPr>
-        <w:rPr>
-          <w:sz w:val="24"/>
-          <w:szCs w:val="24"/>
-        </w:rPr>
-      </w:pPr>
-      <w:r>
-        <w:rPr>
-          <w:sz w:val="24"/>
-          <w:szCs w:val="24"/>
-        </w:rPr>
-        <w:t xml:space="preserve">    Differentiable Neural Computers (DNCs): A further extension of NTMs that provides better dynamic memory allocation and temporal memory linkage. </w:t>
-      </w:r>
-    </w:p>
-    <w:p>
-      <w:pPr>
-        <w:rPr>
-          <w:sz w:val="24"/>
-          <w:szCs w:val="24"/>
-        </w:rPr>
-      </w:pPr>
-    </w:p>
-    <w:p>
-      <w:pPr>
-        <w:rPr>
-          <w:sz w:val="24"/>
-          <w:szCs w:val="24"/>
-        </w:rPr>
-      </w:pPr>
-      <w:r>
-        <w:rPr>
-          <w:sz w:val="24"/>
-          <w:szCs w:val="24"/>
-        </w:rPr>
-        <w:t>Advantages</w:t>
-      </w:r>
-    </w:p>
-    <w:p>
-      <w:pPr>
-        <w:rPr>
-          <w:sz w:val="24"/>
-          <w:szCs w:val="24"/>
-        </w:rPr>
-      </w:pPr>
-    </w:p>
-    <w:p>
-      <w:pPr>
-        <w:rPr>
-          <w:sz w:val="24"/>
-          <w:szCs w:val="24"/>
-        </w:rPr>
-      </w:pPr>
-      <w:r>
-        <w:rPr>
-          <w:sz w:val="24"/>
-          <w:szCs w:val="24"/>
-        </w:rPr>
-        <w:t>    Long-Term Dependencies: Capable of capturing relationships over thousands of steps, whereas LSTMs may fail.</w:t>
-      </w:r>
-    </w:p>
-    <w:p>
-      <w:pPr>
-        <w:rPr>
-          <w:sz w:val="24"/>
-          <w:szCs w:val="24"/>
-        </w:rPr>
-      </w:pPr>
-      <w:r>
-        <w:rPr>
-          <w:sz w:val="24"/>
-          <w:szCs w:val="24"/>
-        </w:rPr>
-        <w:t>    Improved Memory Capacity: The memory capacity is decoupled from the number of hidden units in the controller, allowing for much larger, efficient storage.</w:t>
-      </w:r>
-    </w:p>
-    <w:p>
-      <w:pPr>
-        <w:rPr>
-          <w:sz w:val="24"/>
-          <w:szCs w:val="24"/>
-        </w:rPr>
-      </w:pPr>
-      <w:r>
-        <w:rPr>
-          <w:sz w:val="24"/>
-          <w:szCs w:val="24"/>
-        </w:rPr>
-        <w:t xml:space="preserve">    Task Versatility: Highly effective for complex tasks such as algorithmic learning, language modeling, question answering, and reasoning, which require tracking historical data. </w:t>
-      </w:r>
-    </w:p>
-    <w:p>
-      <w:pPr>
-        <w:rPr>
-          <w:sz w:val="24"/>
-          <w:szCs w:val="24"/>
-        </w:rPr>
-      </w:pPr>
-    </w:p>
-    <w:p>
-      <w:pPr>
-        <w:rPr>
-          <w:sz w:val="24"/>
-          <w:szCs w:val="24"/>
-        </w:rPr>
-      </w:pPr>
-      <w:r>
-        <w:rPr>
-          <w:sz w:val="24"/>
-          <w:szCs w:val="24"/>
-        </w:rPr>
-        <w:t>Applications and Performance</w:t>
-      </w:r>
-    </w:p>
-    <w:p>
-      <w:pPr>
-        <w:rPr>
-          <w:sz w:val="24"/>
-          <w:szCs w:val="24"/>
-        </w:rPr>
-      </w:pPr>
-      <w:r>
-        <w:rPr>
-          <w:sz w:val="24"/>
-          <w:szCs w:val="24"/>
-        </w:rPr>
-        <w:t xml:space="preserve">These models are specifically used in scenarios demanding significant context, such as: </w:t>
-      </w:r>
-    </w:p>
-    <w:p>
-      <w:pPr>
-        <w:rPr>
-          <w:sz w:val="24"/>
-          <w:szCs w:val="24"/>
-        </w:rPr>
-      </w:pPr>
-    </w:p>
-    <w:p>
-      <w:pPr>
-        <w:rPr>
-          <w:sz w:val="24"/>
-          <w:szCs w:val="24"/>
-        </w:rPr>
-      </w:pPr>
-      <w:r>
-        <w:rPr>
-          <w:sz w:val="24"/>
-          <w:szCs w:val="24"/>
-        </w:rPr>
-        <w:t>    Language Understanding: Associating tags to words in long text sequences.</w:t>
-      </w:r>
-    </w:p>
-    <w:p>
-      <w:pPr>
-        <w:rPr>
-          <w:sz w:val="24"/>
-          <w:szCs w:val="24"/>
-        </w:rPr>
-      </w:pPr>
-      <w:r>
-        <w:rPr>
-          <w:sz w:val="24"/>
-          <w:szCs w:val="24"/>
-        </w:rPr>
-        <w:t>    Algorithm Learning: Tasks like copying, sorting, and associative recall.</w:t>
-      </w:r>
-    </w:p>
-    <w:p>
-      <w:pPr>
-        <w:rPr>
-          <w:sz w:val="24"/>
-          <w:szCs w:val="24"/>
-        </w:rPr>
-      </w:pPr>
-      <w:r>
-        <w:rPr>
-          <w:sz w:val="24"/>
-          <w:szCs w:val="24"/>
-        </w:rPr>
-        <w:t xml:space="preserve">    Question Answering: Recalling information from stories or documents. </w:t>
-      </w:r>
-    </w:p>
-    <w:p>
-      <w:pPr>
-        <w:rPr>
-          <w:sz w:val="24"/>
-          <w:szCs w:val="24"/>
-        </w:rPr>
-      </w:pPr>
-    </w:p>
-    <w:p>
-      <w:pPr>
-        <w:rPr>
-          <w:sz w:val="24"/>
-          <w:szCs w:val="24"/>
-        </w:rPr>
-      </w:pPr>
-      <w:r>
-        <w:rPr>
-          <w:sz w:val="24"/>
-          <w:szCs w:val="24"/>
-        </w:rPr>
-        <w:t>They are often compared against standard LSTM models, showing superior performance in scenarios where memory length requirement exceeds the inherent capacity of the LSTM's gating mechanism.</w:t>
-      </w:r>
-    </w:p>
-    <w:p>
-      <w:pPr>
-        <w:rPr>
-          <w:sz w:val="24"/>
-          <w:szCs w:val="24"/>
-        </w:rPr>
-      </w:pPr>
-      <w:hyperlink r:id="rId12" w:history="1">
-        <w:r>
-          <w:rPr>
-            <w:rStyle w:val="Hyperlink"/>
-            <w:sz w:val="24"/>
-            <w:szCs w:val="24"/>
-          </w:rPr>
-          <w:t>https://arxiv.org/abs/1506.00195</w:t>
-        </w:r>
-      </w:hyperlink>
-    </w:p>
-    <w:p>
-      <w:pPr>
-        <w:rPr>
-          <w:sz w:val="24"/>
-          <w:szCs w:val="24"/>
-        </w:rPr>
-      </w:pPr>
-      <w:r>
-        <w:rPr>
-          <w:sz w:val="24"/>
-          <w:szCs w:val="24"/>
-        </w:rPr>
-        <w:t>Recurrent Neural Networks with External Memory for Language Understanding</w:t>
-      </w:r>
-    </w:p>
-    <w:p>
-      <w:pPr>
-        <w:rPr>
-          <w:sz w:val="24"/>
-          <w:szCs w:val="24"/>
-        </w:rPr>
-      </w:pPr>
-      <w:r>
-        <w:rPr>
-          <w:sz w:val="24"/>
-          <w:szCs w:val="24"/>
-        </w:rPr>
-        <w:t>This model has a long-term memory that is addressable from the RNN and which feeds into the hidden memory.</w:t>
-      </w:r>
-    </w:p>
-    <w:p>
-      <w:pPr>
-        <w:pStyle w:val="Heading1"/>
-      </w:pPr>
-      <w:r>
-        <w:t>Description</w:t>
-      </w:r>
-    </w:p>
-    <w:p>
-      <w:pPr>
-        <w:rPr>
-          <w:sz w:val="24"/>
-          <w:szCs w:val="24"/>
-        </w:rPr>
-      </w:pPr>
-      <w:r>
-        <w:rPr>
-          <w:sz w:val="24"/>
-          <w:szCs w:val="24"/>
-        </w:rPr>
-        <w:t>Caus</w:t>
-      </w:r>
-      <w:r>
-        <w:rPr>
-          <w:sz w:val="24"/>
-          <w:szCs w:val="24"/>
-        </w:rPr>
-        <w:t>e-effect hierarchy used to model maze learning, pufferfish, hon</w:t>
-      </w:r>
-      <w:r>
-        <w:rPr>
-          <w:sz w:val="24"/>
-          <w:szCs w:val="24"/>
-        </w:rPr>
-        <w:t xml:space="preserve">ey bees, and nesting birds. Is </w:t>
-      </w:r>
-      <w:r>
-        <w:rPr>
-          <w:sz w:val="24"/>
-          <w:szCs w:val="24"/>
-        </w:rPr>
-        <w:t>there a rationale for this?</w:t>
-      </w:r>
-      <w:r>
-        <w:rPr>
-          <w:sz w:val="24"/>
-          <w:szCs w:val="24"/>
-        </w:rPr>
-        <w:t xml:space="preserve"> Here causation </w:t>
-      </w:r>
-      <w:r>
-        <w:rPr>
-          <w:sz w:val="24"/>
-          <w:szCs w:val="24"/>
-        </w:rPr>
-        <w:t xml:space="preserve">can be seen as prediction. </w:t>
-      </w:r>
-      <w:r>
-        <w:rPr>
-          <w:sz w:val="24"/>
-          <w:szCs w:val="24"/>
-        </w:rPr>
-        <w:t>Allows modularity and prediction by context.</w:t>
-      </w:r>
-      <w:r>
-        <w:rPr>
-          <w:sz w:val="24"/>
-          <w:szCs w:val="24"/>
-        </w:rPr>
-        <w:t xml:space="preserve"> This project assumes hierarchical, but could also work with a flat linear chain as well. Trying to fit into Mona scheme.</w:t>
-      </w:r>
-    </w:p>
-    <w:p>
-      <w:pPr>
-        <w:rPr>
-          <w:sz w:val="24"/>
-          <w:szCs w:val="24"/>
-        </w:rPr>
-      </w:pPr>
-      <w:r>
-        <w:rPr>
-          <w:sz w:val="24"/>
-          <w:szCs w:val="24"/>
-        </w:rPr>
-        <w:t xml:space="preserve">Predictive coding. </w:t>
-      </w:r>
-    </w:p>
-    <w:p>
-      <w:pPr>
-        <w:rPr>
-          <w:sz w:val="24"/>
-          <w:szCs w:val="24"/>
-        </w:rPr>
-      </w:pPr>
-      <w:r>
-        <w:rPr>
-          <w:sz w:val="24"/>
-          <w:szCs w:val="24"/>
-        </w:rPr>
-        <w:t>Aristotle</w:t>
-      </w:r>
-    </w:p>
-    <w:p>
-      <w:pPr>
         <w:spacing w:before="100" w:beforeAutospacing="1" w:after="100" w:afterAutospacing="1" w:line="240" w:lineRule="auto"/>
         <w:jc w:val="left"/>
         <w:rPr>
@@ -4267,7 +1576,7 @@
           <w:szCs w:val="24"/>
         </w:rPr>
       </w:pPr>
-      <w:hyperlink r:id="rId13" w:tooltip="John Stuart Mill" w:history="1">
+      <w:hyperlink r:id="rId9" w:tooltip="John Stuart Mill" w:history="1">
         <w:r>
           <w:rPr>
             <w:rFonts w:ascii="Times New Roman" w:eastAsia="Times New Roman" w:hAnsi="Times New Roman" w:cs="Times New Roman"/>
@@ -4306,7 +1615,7 @@
         </w:rPr>
         <w:t>Every phenomenon has a cause, which it invariably follows; and from this are derived other invariable sequences among the successive stages of the same effect, as well as between the effects resulting from causes which invariably succeed one another.</w:t>
       </w:r>
-      <w:hyperlink r:id="rId14" w:anchor="cite_note-8" w:history="1">
+      <w:hyperlink r:id="rId10" w:anchor="cite_note-8" w:history="1">
         <w:r>
           <w:rPr>
             <w:rFonts w:ascii="Times New Roman" w:eastAsia="Times New Roman" w:hAnsi="Times New Roman" w:cs="Times New Roman"/>
@@ -4342,7 +1651,7 @@
           <w:szCs w:val="24"/>
         </w:rPr>
       </w:pPr>
-      <w:hyperlink r:id="rId15" w:tooltip="De Pierris" w:history="1">
+      <w:hyperlink r:id="rId11" w:tooltip="De Pierris" w:history="1">
         <w:r>
           <w:rPr>
             <w:rStyle w:val="Hyperlink"/>
@@ -4385,7 +1694,7 @@
         </w:rPr>
         <w:t xml:space="preserve">; Friedman, Michael (2008-06-04), </w:t>
       </w:r>
-      <w:hyperlink r:id="rId16" w:history="1">
+      <w:hyperlink r:id="rId12" w:history="1">
         <w:r>
           <w:rPr>
             <w:rStyle w:val="Hyperlink"/>
@@ -4438,7 +1747,7 @@
                     </pic:cNvPicPr>
                   </pic:nvPicPr>
                   <pic:blipFill>
-                    <a:blip r:embed="rId17" cstate="print">
+                    <a:blip r:embed="rId13" cstate="print">
                       <a:extLst>
                         <a:ext uri="{28A0092B-C50C-407E-A947-70E740481C1C}">
                           <a14:useLocalDpi xmlns:a14="http://schemas.microsoft.com/office/drawing/2010/main" val="0"/>
@@ -4483,6 +1792,7 @@
           <w:sz w:val="24"/>
           <w:szCs w:val="24"/>
         </w:rPr>
+        <w:lastRenderedPageBreak/>
         <w:drawing>
           <wp:inline distT="0" distB="0" distL="0" distR="0" wp14:anchorId="47A7B44A" wp14:editId="69E5039D">
             <wp:extent cx="5943600" cy="4115252"/>
@@ -4501,7 +1811,7 @@
                     </pic:cNvPicPr>
                   </pic:nvPicPr>
                   <pic:blipFill>
-                    <a:blip r:embed="rId18">
+                    <a:blip r:embed="rId14">
                       <a:extLst>
                         <a:ext uri="{28A0092B-C50C-407E-A947-70E740481C1C}">
                           <a14:useLocalDpi xmlns:a14="http://schemas.microsoft.com/office/drawing/2010/main" val="0"/>
@@ -4546,7 +1856,6 @@
           <w:sz w:val="24"/>
           <w:szCs w:val="24"/>
         </w:rPr>
-        <w:lastRenderedPageBreak/>
         <w:drawing>
           <wp:inline distT="0" distB="0" distL="0" distR="0" wp14:anchorId="185DDB73" wp14:editId="3C3EC0A9">
             <wp:extent cx="5943600" cy="2062727"/>
@@ -4565,7 +1874,7 @@
                     </pic:cNvPicPr>
                   </pic:nvPicPr>
                   <pic:blipFill>
-                    <a:blip r:embed="rId19" cstate="print">
+                    <a:blip r:embed="rId15" cstate="print">
                       <a:extLst>
                         <a:ext uri="{28A0092B-C50C-407E-A947-70E740481C1C}">
                           <a14:useLocalDpi xmlns:a14="http://schemas.microsoft.com/office/drawing/2010/main" val="0"/>
@@ -4695,6 +2004,7 @@
           <w:sz w:val="24"/>
           <w:szCs w:val="24"/>
         </w:rPr>
+        <w:lastRenderedPageBreak/>
         <w:t>Predict the next number in these sequences:</w:t>
       </w:r>
     </w:p>
@@ -4918,7 +2228,6 @@
           <w:sz w:val="24"/>
           <w:szCs w:val="24"/>
         </w:rPr>
-        <w:lastRenderedPageBreak/>
         <w:t xml:space="preserve">Claude predicted the first two simple sequences, </w:t>
       </w:r>
       <w:proofErr w:type="gramStart"/>
@@ -4975,6 +2284,7 @@
         <w:rPr>
           <w:noProof/>
         </w:rPr>
+        <w:lastRenderedPageBreak/>
         <w:drawing>
           <wp:inline distT="0" distB="0" distL="0" distR="0" wp14:anchorId="2C387C07" wp14:editId="5FD7A49F">
             <wp:extent cx="5943600" cy="3537411"/>
@@ -4988,6 +2298,228 @@
                 <pic:pic xmlns:pic="http://schemas.openxmlformats.org/drawingml/2006/picture">
                   <pic:nvPicPr>
                     <pic:cNvPr id="0" name="Picture 2" descr="C:\Users\Tom Portegys\Documents\research\AI\Mandala\doc\causation_hierarchies.png"/>
+                    <pic:cNvPicPr>
+                      <a:picLocks noChangeAspect="1" noChangeArrowheads="1"/>
+                    </pic:cNvPicPr>
+                  </pic:nvPicPr>
+                  <pic:blipFill>
+                    <a:blip r:embed="rId16" cstate="print">
+                      <a:extLst>
+                        <a:ext uri="{28A0092B-C50C-407E-A947-70E740481C1C}">
+                          <a14:useLocalDpi xmlns:a14="http://schemas.microsoft.com/office/drawing/2010/main" val="0"/>
+                        </a:ext>
+                      </a:extLst>
+                    </a:blip>
+                    <a:srcRect/>
+                    <a:stretch>
+                      <a:fillRect/>
+                    </a:stretch>
+                  </pic:blipFill>
+                  <pic:spPr bwMode="auto">
+                    <a:xfrm>
+                      <a:off x="0" y="0"/>
+                      <a:ext cx="5943600" cy="3537411"/>
+                    </a:xfrm>
+                    <a:prstGeom prst="rect">
+                      <a:avLst/>
+                    </a:prstGeom>
+                    <a:noFill/>
+                    <a:ln>
+                      <a:noFill/>
+                    </a:ln>
+                  </pic:spPr>
+                </pic:pic>
+              </a:graphicData>
+            </a:graphic>
+          </wp:inline>
+        </w:drawing>
+      </w:r>
+    </w:p>
+    <w:p>
+      <w:r>
+        <w:rPr>
+          <w:noProof/>
+        </w:rPr>
+        <w:drawing>
+          <wp:inline distT="0" distB="0" distL="0" distR="0" wp14:anchorId="05AD15AD" wp14:editId="584E43BA">
+            <wp:extent cx="5943600" cy="3537411"/>
+            <wp:effectExtent l="0" t="0" r="0" b="6350"/>
+            <wp:docPr id="9" name="Picture 9" descr="C:\Users\Tom Portegys\Documents\research\AI\Mandala\doc\num_nonterminals.png"/>
+            <wp:cNvGraphicFramePr>
+              <a:graphicFrameLocks xmlns:a="http://schemas.openxmlformats.org/drawingml/2006/main" noChangeAspect="1"/>
+            </wp:cNvGraphicFramePr>
+            <a:graphic xmlns:a="http://schemas.openxmlformats.org/drawingml/2006/main">
+              <a:graphicData uri="http://schemas.openxmlformats.org/drawingml/2006/picture">
+                <pic:pic xmlns:pic="http://schemas.openxmlformats.org/drawingml/2006/picture">
+                  <pic:nvPicPr>
+                    <pic:cNvPr id="0" name="Picture 3" descr="C:\Users\Tom Portegys\Documents\research\AI\Mandala\doc\num_nonterminals.png"/>
+                    <pic:cNvPicPr>
+                      <a:picLocks noChangeAspect="1" noChangeArrowheads="1"/>
+                    </pic:cNvPicPr>
+                  </pic:nvPicPr>
+                  <pic:blipFill>
+                    <a:blip r:embed="rId17" cstate="print">
+                      <a:extLst>
+                        <a:ext uri="{28A0092B-C50C-407E-A947-70E740481C1C}">
+                          <a14:useLocalDpi xmlns:a14="http://schemas.microsoft.com/office/drawing/2010/main" val="0"/>
+                        </a:ext>
+                      </a:extLst>
+                    </a:blip>
+                    <a:srcRect/>
+                    <a:stretch>
+                      <a:fillRect/>
+                    </a:stretch>
+                  </pic:blipFill>
+                  <pic:spPr bwMode="auto">
+                    <a:xfrm>
+                      <a:off x="0" y="0"/>
+                      <a:ext cx="5943600" cy="3537411"/>
+                    </a:xfrm>
+                    <a:prstGeom prst="rect">
+                      <a:avLst/>
+                    </a:prstGeom>
+                    <a:noFill/>
+                    <a:ln>
+                      <a:noFill/>
+                    </a:ln>
+                  </pic:spPr>
+                </pic:pic>
+              </a:graphicData>
+            </a:graphic>
+          </wp:inline>
+        </w:drawing>
+      </w:r>
+    </w:p>
+    <w:p>
+      <w:r>
+        <w:rPr>
+          <w:noProof/>
+        </w:rPr>
+        <w:lastRenderedPageBreak/>
+        <w:drawing>
+          <wp:inline distT="0" distB="0" distL="0" distR="0" wp14:anchorId="13F6E742" wp14:editId="0FD3241A">
+            <wp:extent cx="5943600" cy="3537411"/>
+            <wp:effectExtent l="0" t="0" r="0" b="6350"/>
+            <wp:docPr id="10" name="Picture 10" descr="C:\Users\Tom Portegys\Documents\research\AI\Mandala\doc\num_terminals.png"/>
+            <wp:cNvGraphicFramePr>
+              <a:graphicFrameLocks xmlns:a="http://schemas.openxmlformats.org/drawingml/2006/main" noChangeAspect="1"/>
+            </wp:cNvGraphicFramePr>
+            <a:graphic xmlns:a="http://schemas.openxmlformats.org/drawingml/2006/main">
+              <a:graphicData uri="http://schemas.openxmlformats.org/drawingml/2006/picture">
+                <pic:pic xmlns:pic="http://schemas.openxmlformats.org/drawingml/2006/picture">
+                  <pic:nvPicPr>
+                    <pic:cNvPr id="0" name="Picture 4" descr="C:\Users\Tom Portegys\Documents\research\AI\Mandala\doc\num_terminals.png"/>
+                    <pic:cNvPicPr>
+                      <a:picLocks noChangeAspect="1" noChangeArrowheads="1"/>
+                    </pic:cNvPicPr>
+                  </pic:nvPicPr>
+                  <pic:blipFill>
+                    <a:blip r:embed="rId18" cstate="print">
+                      <a:extLst>
+                        <a:ext uri="{28A0092B-C50C-407E-A947-70E740481C1C}">
+                          <a14:useLocalDpi xmlns:a14="http://schemas.microsoft.com/office/drawing/2010/main" val="0"/>
+                        </a:ext>
+                      </a:extLst>
+                    </a:blip>
+                    <a:srcRect/>
+                    <a:stretch>
+                      <a:fillRect/>
+                    </a:stretch>
+                  </pic:blipFill>
+                  <pic:spPr bwMode="auto">
+                    <a:xfrm>
+                      <a:off x="0" y="0"/>
+                      <a:ext cx="5943600" cy="3537411"/>
+                    </a:xfrm>
+                    <a:prstGeom prst="rect">
+                      <a:avLst/>
+                    </a:prstGeom>
+                    <a:noFill/>
+                    <a:ln>
+                      <a:noFill/>
+                    </a:ln>
+                  </pic:spPr>
+                </pic:pic>
+              </a:graphicData>
+            </a:graphic>
+          </wp:inline>
+        </w:drawing>
+      </w:r>
+    </w:p>
+    <w:p>
+      <w:r>
+        <w:rPr>
+          <w:noProof/>
+        </w:rPr>
+        <w:drawing>
+          <wp:inline distT="0" distB="0" distL="0" distR="0" wp14:anchorId="5BFE79DC" wp14:editId="274FBB20">
+            <wp:extent cx="5943600" cy="3537411"/>
+            <wp:effectExtent l="0" t="0" r="0" b="6350"/>
+            <wp:docPr id="11" name="Picture 11" descr="C:\Users\Tom Portegys\Documents\research\AI\Mandala\doc\terminal_production_probability.png"/>
+            <wp:cNvGraphicFramePr>
+              <a:graphicFrameLocks xmlns:a="http://schemas.openxmlformats.org/drawingml/2006/main" noChangeAspect="1"/>
+            </wp:cNvGraphicFramePr>
+            <a:graphic xmlns:a="http://schemas.openxmlformats.org/drawingml/2006/main">
+              <a:graphicData uri="http://schemas.openxmlformats.org/drawingml/2006/picture">
+                <pic:pic xmlns:pic="http://schemas.openxmlformats.org/drawingml/2006/picture">
+                  <pic:nvPicPr>
+                    <pic:cNvPr id="0" name="Picture 5" descr="C:\Users\Tom Portegys\Documents\research\AI\Mandala\doc\terminal_production_probability.png"/>
+                    <pic:cNvPicPr>
+                      <a:picLocks noChangeAspect="1" noChangeArrowheads="1"/>
+                    </pic:cNvPicPr>
+                  </pic:nvPicPr>
+                  <pic:blipFill>
+                    <a:blip r:embed="rId19" cstate="print">
+                      <a:extLst>
+                        <a:ext uri="{28A0092B-C50C-407E-A947-70E740481C1C}">
+                          <a14:useLocalDpi xmlns:a14="http://schemas.microsoft.com/office/drawing/2010/main" val="0"/>
+                        </a:ext>
+                      </a:extLst>
+                    </a:blip>
+                    <a:srcRect/>
+                    <a:stretch>
+                      <a:fillRect/>
+                    </a:stretch>
+                  </pic:blipFill>
+                  <pic:spPr bwMode="auto">
+                    <a:xfrm>
+                      <a:off x="0" y="0"/>
+                      <a:ext cx="5943600" cy="3537411"/>
+                    </a:xfrm>
+                    <a:prstGeom prst="rect">
+                      <a:avLst/>
+                    </a:prstGeom>
+                    <a:noFill/>
+                    <a:ln>
+                      <a:noFill/>
+                    </a:ln>
+                  </pic:spPr>
+                </pic:pic>
+              </a:graphicData>
+            </a:graphic>
+          </wp:inline>
+        </w:drawing>
+      </w:r>
+    </w:p>
+    <w:p>
+      <w:r>
+        <w:rPr>
+          <w:noProof/>
+        </w:rPr>
+        <w:lastRenderedPageBreak/>
+        <w:drawing>
+          <wp:inline distT="0" distB="0" distL="0" distR="0" wp14:anchorId="3AD44CDB" wp14:editId="73006689">
+            <wp:extent cx="5943600" cy="3537411"/>
+            <wp:effectExtent l="0" t="0" r="0" b="6350"/>
+            <wp:docPr id="12" name="Picture 12" descr="C:\Users\Tom Portegys\Documents\research\AI\Mandala\doc\context_tier_value_duration_type.png"/>
+            <wp:cNvGraphicFramePr>
+              <a:graphicFrameLocks xmlns:a="http://schemas.openxmlformats.org/drawingml/2006/main" noChangeAspect="1"/>
+            </wp:cNvGraphicFramePr>
+            <a:graphic xmlns:a="http://schemas.openxmlformats.org/drawingml/2006/main">
+              <a:graphicData uri="http://schemas.openxmlformats.org/drawingml/2006/picture">
+                <pic:pic xmlns:pic="http://schemas.openxmlformats.org/drawingml/2006/picture">
+                  <pic:nvPicPr>
+                    <pic:cNvPr id="0" name="Picture 6" descr="C:\Users\Tom Portegys\Documents\research\AI\Mandala\doc\context_tier_value_duration_type.png"/>
                     <pic:cNvPicPr>
                       <a:picLocks noChangeAspect="1" noChangeArrowheads="1"/>
                     </pic:cNvPicPr>
@@ -5030,229 +2562,6 @@
         <w:rPr>
           <w:noProof/>
         </w:rPr>
-        <w:lastRenderedPageBreak/>
-        <w:drawing>
-          <wp:inline distT="0" distB="0" distL="0" distR="0" wp14:anchorId="05AD15AD" wp14:editId="584E43BA">
-            <wp:extent cx="5943600" cy="3537411"/>
-            <wp:effectExtent l="0" t="0" r="0" b="6350"/>
-            <wp:docPr id="9" name="Picture 9" descr="C:\Users\Tom Portegys\Documents\research\AI\Mandala\doc\num_nonterminals.png"/>
-            <wp:cNvGraphicFramePr>
-              <a:graphicFrameLocks xmlns:a="http://schemas.openxmlformats.org/drawingml/2006/main" noChangeAspect="1"/>
-            </wp:cNvGraphicFramePr>
-            <a:graphic xmlns:a="http://schemas.openxmlformats.org/drawingml/2006/main">
-              <a:graphicData uri="http://schemas.openxmlformats.org/drawingml/2006/picture">
-                <pic:pic xmlns:pic="http://schemas.openxmlformats.org/drawingml/2006/picture">
-                  <pic:nvPicPr>
-                    <pic:cNvPr id="0" name="Picture 3" descr="C:\Users\Tom Portegys\Documents\research\AI\Mandala\doc\num_nonterminals.png"/>
-                    <pic:cNvPicPr>
-                      <a:picLocks noChangeAspect="1" noChangeArrowheads="1"/>
-                    </pic:cNvPicPr>
-                  </pic:nvPicPr>
-                  <pic:blipFill>
-                    <a:blip r:embed="rId21" cstate="print">
-                      <a:extLst>
-                        <a:ext uri="{28A0092B-C50C-407E-A947-70E740481C1C}">
-                          <a14:useLocalDpi xmlns:a14="http://schemas.microsoft.com/office/drawing/2010/main" val="0"/>
-                        </a:ext>
-                      </a:extLst>
-                    </a:blip>
-                    <a:srcRect/>
-                    <a:stretch>
-                      <a:fillRect/>
-                    </a:stretch>
-                  </pic:blipFill>
-                  <pic:spPr bwMode="auto">
-                    <a:xfrm>
-                      <a:off x="0" y="0"/>
-                      <a:ext cx="5943600" cy="3537411"/>
-                    </a:xfrm>
-                    <a:prstGeom prst="rect">
-                      <a:avLst/>
-                    </a:prstGeom>
-                    <a:noFill/>
-                    <a:ln>
-                      <a:noFill/>
-                    </a:ln>
-                  </pic:spPr>
-                </pic:pic>
-              </a:graphicData>
-            </a:graphic>
-          </wp:inline>
-        </w:drawing>
-      </w:r>
-    </w:p>
-    <w:p>
-      <w:r>
-        <w:rPr>
-          <w:noProof/>
-        </w:rPr>
-        <w:drawing>
-          <wp:inline distT="0" distB="0" distL="0" distR="0" wp14:anchorId="13F6E742" wp14:editId="0FD3241A">
-            <wp:extent cx="5943600" cy="3537411"/>
-            <wp:effectExtent l="0" t="0" r="0" b="6350"/>
-            <wp:docPr id="10" name="Picture 10" descr="C:\Users\Tom Portegys\Documents\research\AI\Mandala\doc\num_terminals.png"/>
-            <wp:cNvGraphicFramePr>
-              <a:graphicFrameLocks xmlns:a="http://schemas.openxmlformats.org/drawingml/2006/main" noChangeAspect="1"/>
-            </wp:cNvGraphicFramePr>
-            <a:graphic xmlns:a="http://schemas.openxmlformats.org/drawingml/2006/main">
-              <a:graphicData uri="http://schemas.openxmlformats.org/drawingml/2006/picture">
-                <pic:pic xmlns:pic="http://schemas.openxmlformats.org/drawingml/2006/picture">
-                  <pic:nvPicPr>
-                    <pic:cNvPr id="0" name="Picture 4" descr="C:\Users\Tom Portegys\Documents\research\AI\Mandala\doc\num_terminals.png"/>
-                    <pic:cNvPicPr>
-                      <a:picLocks noChangeAspect="1" noChangeArrowheads="1"/>
-                    </pic:cNvPicPr>
-                  </pic:nvPicPr>
-                  <pic:blipFill>
-                    <a:blip r:embed="rId22" cstate="print">
-                      <a:extLst>
-                        <a:ext uri="{28A0092B-C50C-407E-A947-70E740481C1C}">
-                          <a14:useLocalDpi xmlns:a14="http://schemas.microsoft.com/office/drawing/2010/main" val="0"/>
-                        </a:ext>
-                      </a:extLst>
-                    </a:blip>
-                    <a:srcRect/>
-                    <a:stretch>
-                      <a:fillRect/>
-                    </a:stretch>
-                  </pic:blipFill>
-                  <pic:spPr bwMode="auto">
-                    <a:xfrm>
-                      <a:off x="0" y="0"/>
-                      <a:ext cx="5943600" cy="3537411"/>
-                    </a:xfrm>
-                    <a:prstGeom prst="rect">
-                      <a:avLst/>
-                    </a:prstGeom>
-                    <a:noFill/>
-                    <a:ln>
-                      <a:noFill/>
-                    </a:ln>
-                  </pic:spPr>
-                </pic:pic>
-              </a:graphicData>
-            </a:graphic>
-          </wp:inline>
-        </w:drawing>
-      </w:r>
-    </w:p>
-    <w:p>
-      <w:r>
-        <w:rPr>
-          <w:noProof/>
-        </w:rPr>
-        <w:lastRenderedPageBreak/>
-        <w:drawing>
-          <wp:inline distT="0" distB="0" distL="0" distR="0" wp14:anchorId="5BFE79DC" wp14:editId="274FBB20">
-            <wp:extent cx="5943600" cy="3537411"/>
-            <wp:effectExtent l="0" t="0" r="0" b="6350"/>
-            <wp:docPr id="11" name="Picture 11" descr="C:\Users\Tom Portegys\Documents\research\AI\Mandala\doc\terminal_production_probability.png"/>
-            <wp:cNvGraphicFramePr>
-              <a:graphicFrameLocks xmlns:a="http://schemas.openxmlformats.org/drawingml/2006/main" noChangeAspect="1"/>
-            </wp:cNvGraphicFramePr>
-            <a:graphic xmlns:a="http://schemas.openxmlformats.org/drawingml/2006/main">
-              <a:graphicData uri="http://schemas.openxmlformats.org/drawingml/2006/picture">
-                <pic:pic xmlns:pic="http://schemas.openxmlformats.org/drawingml/2006/picture">
-                  <pic:nvPicPr>
-                    <pic:cNvPr id="0" name="Picture 5" descr="C:\Users\Tom Portegys\Documents\research\AI\Mandala\doc\terminal_production_probability.png"/>
-                    <pic:cNvPicPr>
-                      <a:picLocks noChangeAspect="1" noChangeArrowheads="1"/>
-                    </pic:cNvPicPr>
-                  </pic:nvPicPr>
-                  <pic:blipFill>
-                    <a:blip r:embed="rId23" cstate="print">
-                      <a:extLst>
-                        <a:ext uri="{28A0092B-C50C-407E-A947-70E740481C1C}">
-                          <a14:useLocalDpi xmlns:a14="http://schemas.microsoft.com/office/drawing/2010/main" val="0"/>
-                        </a:ext>
-                      </a:extLst>
-                    </a:blip>
-                    <a:srcRect/>
-                    <a:stretch>
-                      <a:fillRect/>
-                    </a:stretch>
-                  </pic:blipFill>
-                  <pic:spPr bwMode="auto">
-                    <a:xfrm>
-                      <a:off x="0" y="0"/>
-                      <a:ext cx="5943600" cy="3537411"/>
-                    </a:xfrm>
-                    <a:prstGeom prst="rect">
-                      <a:avLst/>
-                    </a:prstGeom>
-                    <a:noFill/>
-                    <a:ln>
-                      <a:noFill/>
-                    </a:ln>
-                  </pic:spPr>
-                </pic:pic>
-              </a:graphicData>
-            </a:graphic>
-          </wp:inline>
-        </w:drawing>
-      </w:r>
-    </w:p>
-    <w:p>
-      <w:r>
-        <w:rPr>
-          <w:noProof/>
-        </w:rPr>
-        <w:drawing>
-          <wp:inline distT="0" distB="0" distL="0" distR="0" wp14:anchorId="3AD44CDB" wp14:editId="73006689">
-            <wp:extent cx="5943600" cy="3537411"/>
-            <wp:effectExtent l="0" t="0" r="0" b="6350"/>
-            <wp:docPr id="12" name="Picture 12" descr="C:\Users\Tom Portegys\Documents\research\AI\Mandala\doc\context_tier_value_duration_type.png"/>
-            <wp:cNvGraphicFramePr>
-              <a:graphicFrameLocks xmlns:a="http://schemas.openxmlformats.org/drawingml/2006/main" noChangeAspect="1"/>
-            </wp:cNvGraphicFramePr>
-            <a:graphic xmlns:a="http://schemas.openxmlformats.org/drawingml/2006/main">
-              <a:graphicData uri="http://schemas.openxmlformats.org/drawingml/2006/picture">
-                <pic:pic xmlns:pic="http://schemas.openxmlformats.org/drawingml/2006/picture">
-                  <pic:nvPicPr>
-                    <pic:cNvPr id="0" name="Picture 6" descr="C:\Users\Tom Portegys\Documents\research\AI\Mandala\doc\context_tier_value_duration_type.png"/>
-                    <pic:cNvPicPr>
-                      <a:picLocks noChangeAspect="1" noChangeArrowheads="1"/>
-                    </pic:cNvPicPr>
-                  </pic:nvPicPr>
-                  <pic:blipFill>
-                    <a:blip r:embed="rId24" cstate="print">
-                      <a:extLst>
-                        <a:ext uri="{28A0092B-C50C-407E-A947-70E740481C1C}">
-                          <a14:useLocalDpi xmlns:a14="http://schemas.microsoft.com/office/drawing/2010/main" val="0"/>
-                        </a:ext>
-                      </a:extLst>
-                    </a:blip>
-                    <a:srcRect/>
-                    <a:stretch>
-                      <a:fillRect/>
-                    </a:stretch>
-                  </pic:blipFill>
-                  <pic:spPr bwMode="auto">
-                    <a:xfrm>
-                      <a:off x="0" y="0"/>
-                      <a:ext cx="5943600" cy="3537411"/>
-                    </a:xfrm>
-                    <a:prstGeom prst="rect">
-                      <a:avLst/>
-                    </a:prstGeom>
-                    <a:noFill/>
-                    <a:ln>
-                      <a:noFill/>
-                    </a:ln>
-                  </pic:spPr>
-                </pic:pic>
-              </a:graphicData>
-            </a:graphic>
-          </wp:inline>
-        </w:drawing>
-      </w:r>
-    </w:p>
-    <w:p>
-      <w:r>
-        <w:rPr>
-          <w:noProof/>
-        </w:rPr>
-        <w:lastRenderedPageBreak/>
         <w:drawing>
           <wp:inline distT="0" distB="0" distL="0" distR="0" wp14:anchorId="19591607" wp14:editId="0A8EE253">
             <wp:extent cx="5943600" cy="4453291"/>
@@ -5271,7 +2580,7 @@
                     </pic:cNvPicPr>
                   </pic:nvPicPr>
                   <pic:blipFill>
-                    <a:blip r:embed="rId25" cstate="print">
+                    <a:blip r:embed="rId21" cstate="print">
                       <a:extLst>
                         <a:ext uri="{28A0092B-C50C-407E-A947-70E740481C1C}">
                           <a14:useLocalDpi xmlns:a14="http://schemas.microsoft.com/office/drawing/2010/main" val="0"/>
@@ -5327,7 +2636,7 @@
                     </pic:cNvPicPr>
                   </pic:nvPicPr>
                   <pic:blipFill>
-                    <a:blip r:embed="rId26" cstate="print">
+                    <a:blip r:embed="rId22" cstate="print">
                       <a:extLst>
                         <a:ext uri="{28A0092B-C50C-407E-A947-70E740481C1C}">
                           <a14:useLocalDpi xmlns:a14="http://schemas.microsoft.com/office/drawing/2010/main" val="0"/>
@@ -5392,6 +2701,68 @@
     </w:p>
     <w:p>
       <w:pPr>
+        <w:jc w:val="left"/>
+        <w:rPr>
+          <w:bCs/>
+          <w:sz w:val="24"/>
+          <w:szCs w:val="24"/>
+        </w:rPr>
+      </w:pPr>
+      <w:proofErr w:type="spellStart"/>
+      <w:r>
+        <w:rPr>
+          <w:bCs/>
+          <w:sz w:val="24"/>
+          <w:szCs w:val="24"/>
+        </w:rPr>
+        <w:t>Forgione</w:t>
+      </w:r>
+      <w:proofErr w:type="spellEnd"/>
+      <w:r>
+        <w:rPr>
+          <w:bCs/>
+          <w:sz w:val="24"/>
+          <w:szCs w:val="24"/>
+        </w:rPr>
+        <w:t>, M.</w:t>
+      </w:r>
+      <w:r>
+        <w:rPr>
+          <w:bCs/>
+          <w:sz w:val="24"/>
+          <w:szCs w:val="24"/>
+        </w:rPr>
+        <w:t xml:space="preserve"> (2020). How a pair of bald eagles became Southern California rock stars</w:t>
+      </w:r>
+      <w:r>
+        <w:rPr>
+          <w:bCs/>
+          <w:sz w:val="24"/>
+          <w:szCs w:val="24"/>
+        </w:rPr>
+        <w:t xml:space="preserve">. </w:t>
+      </w:r>
+      <w:r>
+        <w:rPr>
+          <w:bCs/>
+          <w:i/>
+          <w:sz w:val="24"/>
+          <w:szCs w:val="24"/>
+        </w:rPr>
+        <w:t>The Los Angeles Times</w:t>
+      </w:r>
+      <w:r>
+        <w:rPr>
+          <w:bCs/>
+          <w:sz w:val="24"/>
+          <w:szCs w:val="24"/>
+        </w:rPr>
+        <w:t>.</w:t>
+      </w:r>
+    </w:p>
+    <w:p>
+      <w:pPr>
+        <w:jc w:val="left"/>
         <w:rPr>
           <w:rStyle w:val="Hyperlink"/>
           <w:color w:val="auto"/>
@@ -5408,634 +2779,948 @@
           <w:szCs w:val="24"/>
           <w:u w:val="none"/>
         </w:rPr>
-        <w:t>### **3. External Memory Networks**</w:t>
+        <w:t>Graves, A., Wayne</w:t>
+      </w:r>
+      <w:r>
+        <w:rPr>
+          <w:rStyle w:val="Hyperlink"/>
+          <w:color w:val="auto"/>
+          <w:sz w:val="24"/>
+          <w:szCs w:val="24"/>
+          <w:u w:val="none"/>
+        </w:rPr>
+        <w:t xml:space="preserve">, G., &amp; </w:t>
+      </w:r>
+      <w:proofErr w:type="spellStart"/>
+      <w:r>
+        <w:rPr>
+          <w:rStyle w:val="Hyperlink"/>
+          <w:color w:val="auto"/>
+          <w:sz w:val="24"/>
+          <w:szCs w:val="24"/>
+          <w:u w:val="none"/>
+        </w:rPr>
+        <w:t>Danihelka</w:t>
+      </w:r>
+      <w:proofErr w:type="spellEnd"/>
+      <w:r>
+        <w:rPr>
+          <w:rStyle w:val="Hyperlink"/>
+          <w:color w:val="auto"/>
+          <w:sz w:val="24"/>
+          <w:szCs w:val="24"/>
+          <w:u w:val="none"/>
+        </w:rPr>
+        <w:t xml:space="preserve">, I. (2014). </w:t>
+      </w:r>
+      <w:r>
+        <w:rPr>
+          <w:rStyle w:val="Hyperlink"/>
+          <w:color w:val="auto"/>
+          <w:sz w:val="24"/>
+          <w:szCs w:val="24"/>
+          <w:u w:val="none"/>
+        </w:rPr>
+        <w:t>Neural Turing Machines.</w:t>
+      </w:r>
+      <w:r>
+        <w:rPr>
+          <w:rStyle w:val="Hyperlink"/>
+          <w:color w:val="auto"/>
+          <w:sz w:val="24"/>
+          <w:szCs w:val="24"/>
+          <w:u w:val="none"/>
+        </w:rPr>
+        <w:t xml:space="preserve"> </w:t>
+      </w:r>
+      <w:r>
+        <w:rPr>
+          <w:rStyle w:val="Hyperlink"/>
+          <w:color w:val="auto"/>
+          <w:sz w:val="24"/>
+          <w:szCs w:val="24"/>
+          <w:u w:val="none"/>
+        </w:rPr>
+        <w:t>https://arxiv.org/abs/1410.5401</w:t>
+      </w:r>
+      <w:r>
+        <w:rPr>
+          <w:rStyle w:val="Hyperlink"/>
+          <w:color w:val="auto"/>
+          <w:sz w:val="24"/>
+          <w:szCs w:val="24"/>
+          <w:u w:val="none"/>
+        </w:rPr>
+        <w:t>.</w:t>
+      </w:r>
+      <w:r>
+        <w:rPr>
+          <w:rStyle w:val="Hyperlink"/>
+          <w:color w:val="auto"/>
+          <w:sz w:val="24"/>
+          <w:szCs w:val="24"/>
+          <w:u w:val="none"/>
+        </w:rPr>
+        <w:t xml:space="preserve">  </w:t>
       </w:r>
     </w:p>
     <w:p>
       <w:pPr>
-        <w:rPr>
-          <w:rStyle w:val="Hyperlink"/>
-          <w:color w:val="auto"/>
-          <w:sz w:val="24"/>
-          <w:szCs w:val="24"/>
-          <w:u w:val="none"/>
-        </w:rPr>
-      </w:pPr>
+        <w:jc w:val="left"/>
+        <w:rPr>
+          <w:sz w:val="24"/>
+          <w:szCs w:val="24"/>
+        </w:rPr>
+      </w:pPr>
+      <w:r>
+        <w:rPr>
+          <w:sz w:val="24"/>
+          <w:szCs w:val="24"/>
+        </w:rPr>
+        <w:t>Kumar</w:t>
+      </w:r>
+      <w:r>
+        <w:rPr>
+          <w:sz w:val="24"/>
+          <w:szCs w:val="24"/>
+        </w:rPr>
+        <w:t>, A.</w:t>
+      </w:r>
+      <w:r>
+        <w:rPr>
+          <w:sz w:val="24"/>
+          <w:szCs w:val="24"/>
+        </w:rPr>
+        <w:t xml:space="preserve"> </w:t>
+      </w:r>
+      <w:proofErr w:type="spellStart"/>
+      <w:r>
+        <w:rPr>
+          <w:sz w:val="24"/>
+          <w:szCs w:val="24"/>
+        </w:rPr>
+        <w:t>Irsoy</w:t>
+      </w:r>
+      <w:proofErr w:type="spellEnd"/>
+      <w:r>
+        <w:rPr>
+          <w:sz w:val="24"/>
+          <w:szCs w:val="24"/>
+        </w:rPr>
+        <w:t>. O.</w:t>
+      </w:r>
+      <w:r>
+        <w:rPr>
+          <w:sz w:val="24"/>
+          <w:szCs w:val="24"/>
+        </w:rPr>
+        <w:t>,</w:t>
+      </w:r>
+      <w:proofErr w:type="gramStart"/>
+      <w:r>
+        <w:rPr>
+          <w:sz w:val="24"/>
+          <w:szCs w:val="24"/>
+        </w:rPr>
+        <w:t xml:space="preserve">  </w:t>
+      </w:r>
+      <w:proofErr w:type="spellStart"/>
+      <w:r>
+        <w:rPr>
+          <w:sz w:val="24"/>
+          <w:szCs w:val="24"/>
+        </w:rPr>
+        <w:t>Ondruska</w:t>
+      </w:r>
+      <w:proofErr w:type="spellEnd"/>
+      <w:proofErr w:type="gramEnd"/>
+      <w:r>
+        <w:rPr>
+          <w:sz w:val="24"/>
+          <w:szCs w:val="24"/>
+        </w:rPr>
+        <w:t>,</w:t>
+      </w:r>
+      <w:r>
+        <w:rPr>
+          <w:sz w:val="24"/>
+          <w:szCs w:val="24"/>
+        </w:rPr>
+        <w:t xml:space="preserve">  P., </w:t>
+      </w:r>
+      <w:proofErr w:type="spellStart"/>
+      <w:r>
+        <w:rPr>
+          <w:sz w:val="24"/>
+          <w:szCs w:val="24"/>
+        </w:rPr>
+        <w:t>I</w:t>
+      </w:r>
+      <w:r>
+        <w:rPr>
+          <w:sz w:val="24"/>
+          <w:szCs w:val="24"/>
+        </w:rPr>
+        <w:t>yyer</w:t>
+      </w:r>
+      <w:proofErr w:type="spellEnd"/>
+      <w:r>
+        <w:rPr>
+          <w:sz w:val="24"/>
+          <w:szCs w:val="24"/>
+        </w:rPr>
+        <w:t>, M., </w:t>
+      </w:r>
+      <w:r>
+        <w:rPr>
+          <w:sz w:val="24"/>
+          <w:szCs w:val="24"/>
+        </w:rPr>
+        <w:t>Bradbury</w:t>
+      </w:r>
+      <w:r>
+        <w:rPr>
+          <w:sz w:val="24"/>
+          <w:szCs w:val="24"/>
+        </w:rPr>
+        <w:t>, J., </w:t>
+      </w:r>
+      <w:proofErr w:type="spellStart"/>
+      <w:r>
+        <w:rPr>
+          <w:sz w:val="24"/>
+          <w:szCs w:val="24"/>
+        </w:rPr>
+        <w:t>Gulrajani</w:t>
+      </w:r>
+      <w:proofErr w:type="spellEnd"/>
+      <w:r>
+        <w:rPr>
+          <w:sz w:val="24"/>
+          <w:szCs w:val="24"/>
+        </w:rPr>
+        <w:t>, I., </w:t>
+      </w:r>
+      <w:proofErr w:type="spellStart"/>
+      <w:r>
+        <w:rPr>
+          <w:sz w:val="24"/>
+          <w:szCs w:val="24"/>
+        </w:rPr>
+        <w:t>Zhong</w:t>
+      </w:r>
+      <w:proofErr w:type="spellEnd"/>
+      <w:r>
+        <w:rPr>
+          <w:sz w:val="24"/>
+          <w:szCs w:val="24"/>
+        </w:rPr>
+        <w:t>,</w:t>
+      </w:r>
+      <w:r>
+        <w:rPr>
+          <w:sz w:val="24"/>
+          <w:szCs w:val="24"/>
+        </w:rPr>
+        <w:t xml:space="preserve"> V., </w:t>
+      </w:r>
+      <w:r>
+        <w:rPr>
+          <w:sz w:val="24"/>
+          <w:szCs w:val="24"/>
+        </w:rPr>
+        <w:t>Paulus</w:t>
+      </w:r>
+      <w:r>
+        <w:rPr>
+          <w:sz w:val="24"/>
+          <w:szCs w:val="24"/>
+        </w:rPr>
+        <w:t>, R., </w:t>
+      </w:r>
+      <w:proofErr w:type="spellStart"/>
+      <w:r>
+        <w:rPr>
+          <w:sz w:val="24"/>
+          <w:szCs w:val="24"/>
+        </w:rPr>
+        <w:t>Socher</w:t>
+      </w:r>
+      <w:proofErr w:type="spellEnd"/>
+      <w:r>
+        <w:rPr>
+          <w:sz w:val="24"/>
+          <w:szCs w:val="24"/>
+        </w:rPr>
+        <w:t>, R.</w:t>
+      </w:r>
+      <w:r>
+        <w:rPr>
+          <w:sz w:val="24"/>
+          <w:szCs w:val="24"/>
+        </w:rPr>
+        <w:t xml:space="preserve"> </w:t>
+      </w:r>
+      <w:r>
+        <w:rPr>
+          <w:sz w:val="24"/>
+          <w:szCs w:val="24"/>
+        </w:rPr>
+        <w:t>(2016</w:t>
+      </w:r>
+      <w:r>
+        <w:rPr>
+          <w:sz w:val="24"/>
+          <w:szCs w:val="24"/>
+        </w:rPr>
+        <w:t xml:space="preserve">). </w:t>
+      </w:r>
+      <w:r>
+        <w:rPr>
+          <w:sz w:val="24"/>
+          <w:szCs w:val="24"/>
+        </w:rPr>
+        <w:t xml:space="preserve">Ask Me Anything: Dynamic Memory Networks </w:t>
+      </w:r>
+      <w:r>
+        <w:rPr>
+          <w:sz w:val="24"/>
+          <w:szCs w:val="24"/>
+        </w:rPr>
+        <w:t>for Natural Language Processing</w:t>
+      </w:r>
+      <w:r>
+        <w:rPr>
+          <w:sz w:val="24"/>
+          <w:szCs w:val="24"/>
+        </w:rPr>
+        <w:t>.</w:t>
+      </w:r>
+      <w:r>
+        <w:rPr>
+          <w:rFonts w:ascii="Times New Roman" w:eastAsia="Times New Roman" w:hAnsi="Times New Roman" w:cs="Times New Roman"/>
+          <w:iCs/>
+          <w:sz w:val="24"/>
+          <w:szCs w:val="24"/>
+        </w:rPr>
+        <w:t xml:space="preserve"> </w:t>
+      </w:r>
+      <w:r>
+        <w:rPr>
+          <w:i/>
+          <w:iCs/>
+          <w:sz w:val="24"/>
+          <w:szCs w:val="24"/>
+        </w:rPr>
+        <w:t>Proceedings of the 33rd International Conference on Machine Learning</w:t>
+      </w:r>
+      <w:r>
+        <w:rPr>
+          <w:i/>
+          <w:sz w:val="24"/>
+          <w:szCs w:val="24"/>
+        </w:rPr>
+        <w:t>, PMLR</w:t>
+      </w:r>
+      <w:r>
+        <w:rPr>
+          <w:sz w:val="24"/>
+          <w:szCs w:val="24"/>
+        </w:rPr>
+        <w:t xml:space="preserve"> 48:1378-1387</w:t>
+      </w:r>
+      <w:r>
+        <w:rPr>
+          <w:sz w:val="24"/>
+          <w:szCs w:val="24"/>
+        </w:rPr>
+        <w:t xml:space="preserve">. </w:t>
+      </w:r>
     </w:p>
     <w:p>
       <w:pPr>
-        <w:rPr>
-          <w:rStyle w:val="Hyperlink"/>
-          <w:color w:val="auto"/>
-          <w:sz w:val="24"/>
-          <w:szCs w:val="24"/>
-          <w:u w:val="none"/>
-        </w:rPr>
-      </w:pPr>
-      <w:r>
-        <w:rPr>
-          <w:rStyle w:val="Hyperlink"/>
-          <w:color w:val="auto"/>
-          <w:sz w:val="24"/>
-          <w:szCs w:val="24"/>
-          <w:u w:val="none"/>
-        </w:rPr>
-        <w:t xml:space="preserve">**Graves, A., Wayne, G., &amp; </w:t>
-      </w:r>
-      <w:proofErr w:type="spellStart"/>
-      <w:r>
-        <w:rPr>
-          <w:rStyle w:val="Hyperlink"/>
-          <w:color w:val="auto"/>
-          <w:sz w:val="24"/>
-          <w:szCs w:val="24"/>
-          <w:u w:val="none"/>
-        </w:rPr>
-        <w:t>Danihelka</w:t>
-      </w:r>
-      <w:proofErr w:type="spellEnd"/>
-      <w:r>
-        <w:rPr>
-          <w:rStyle w:val="Hyperlink"/>
-          <w:color w:val="auto"/>
-          <w:sz w:val="24"/>
-          <w:szCs w:val="24"/>
-          <w:u w:val="none"/>
-        </w:rPr>
-        <w:t>, I. (2014</w:t>
-      </w:r>
-      <w:proofErr w:type="gramStart"/>
-      <w:r>
-        <w:rPr>
-          <w:rStyle w:val="Hyperlink"/>
-          <w:color w:val="auto"/>
-          <w:sz w:val="24"/>
-          <w:szCs w:val="24"/>
-          <w:u w:val="none"/>
-        </w:rPr>
-        <w:t>)*</w:t>
-      </w:r>
-      <w:proofErr w:type="gramEnd"/>
-      <w:r>
-        <w:rPr>
-          <w:rStyle w:val="Hyperlink"/>
-          <w:color w:val="auto"/>
-          <w:sz w:val="24"/>
-          <w:szCs w:val="24"/>
-          <w:u w:val="none"/>
-        </w:rPr>
-        <w:t xml:space="preserve">*  </w:t>
+        <w:jc w:val="left"/>
+        <w:rPr>
+          <w:sz w:val="24"/>
+          <w:szCs w:val="24"/>
+        </w:rPr>
+      </w:pPr>
+      <w:r>
+        <w:rPr>
+          <w:sz w:val="24"/>
+          <w:szCs w:val="24"/>
+        </w:rPr>
+        <w:lastRenderedPageBreak/>
+        <w:t xml:space="preserve">Portegys, T. (2010). </w:t>
+      </w:r>
+      <w:r>
+        <w:rPr>
+          <w:sz w:val="24"/>
+          <w:szCs w:val="24"/>
+        </w:rPr>
+        <w:t>A Maze Learning Comparison of Elman, Long Short-Term Me</w:t>
+      </w:r>
+      <w:r>
+        <w:rPr>
+          <w:sz w:val="24"/>
+          <w:szCs w:val="24"/>
+        </w:rPr>
+        <w:t>mory, and Mona Neural Networks.</w:t>
+      </w:r>
+      <w:r>
+        <w:rPr>
+          <w:sz w:val="24"/>
+          <w:szCs w:val="24"/>
+        </w:rPr>
+        <w:t xml:space="preserve"> </w:t>
+      </w:r>
+      <w:r>
+        <w:rPr>
+          <w:i/>
+          <w:iCs/>
+          <w:sz w:val="24"/>
+          <w:szCs w:val="24"/>
+        </w:rPr>
+        <w:t>Neural Networks</w:t>
+      </w:r>
+      <w:r>
+        <w:rPr>
+          <w:sz w:val="24"/>
+          <w:szCs w:val="24"/>
+        </w:rPr>
+        <w:t>.</w:t>
       </w:r>
     </w:p>
     <w:p>
       <w:pPr>
-        <w:rPr>
-          <w:rStyle w:val="Hyperlink"/>
-          <w:color w:val="auto"/>
-          <w:sz w:val="24"/>
-          <w:szCs w:val="24"/>
-          <w:u w:val="none"/>
-        </w:rPr>
-      </w:pPr>
-      <w:r>
-        <w:rPr>
-          <w:rStyle w:val="Hyperlink"/>
-          <w:color w:val="auto"/>
-          <w:sz w:val="24"/>
-          <w:szCs w:val="24"/>
-          <w:u w:val="none"/>
-        </w:rPr>
-        <w:t xml:space="preserve">*Neural Turing Machines*  </w:t>
+        <w:jc w:val="left"/>
+        <w:rPr>
+          <w:sz w:val="24"/>
+          <w:szCs w:val="24"/>
+        </w:rPr>
+      </w:pPr>
+      <w:r>
+        <w:rPr>
+          <w:sz w:val="24"/>
+          <w:szCs w:val="24"/>
+        </w:rPr>
+        <w:t xml:space="preserve">Portegys, T. (2022). </w:t>
+      </w:r>
+      <w:proofErr w:type="spellStart"/>
+      <w:r>
+        <w:rPr>
+          <w:sz w:val="24"/>
+          <w:szCs w:val="24"/>
+        </w:rPr>
+        <w:t>Morphognostic</w:t>
+      </w:r>
+      <w:proofErr w:type="spellEnd"/>
+      <w:r>
+        <w:rPr>
+          <w:sz w:val="24"/>
+          <w:szCs w:val="24"/>
+        </w:rPr>
+        <w:t xml:space="preserve"> honey bees communicating nectar lo</w:t>
+      </w:r>
+      <w:r>
+        <w:rPr>
+          <w:sz w:val="24"/>
+          <w:szCs w:val="24"/>
+        </w:rPr>
+        <w:t>cation through dance movements.</w:t>
+      </w:r>
+      <w:r>
+        <w:rPr>
+          <w:sz w:val="24"/>
+          <w:szCs w:val="24"/>
+        </w:rPr>
+        <w:t xml:space="preserve"> </w:t>
+      </w:r>
+      <w:r>
+        <w:rPr>
+          <w:i/>
+          <w:sz w:val="24"/>
+          <w:szCs w:val="24"/>
+        </w:rPr>
+        <w:t>Nature and Biologically Inspired Computing (</w:t>
+      </w:r>
+      <w:proofErr w:type="spellStart"/>
+      <w:r>
+        <w:rPr>
+          <w:i/>
+          <w:sz w:val="24"/>
+          <w:szCs w:val="24"/>
+        </w:rPr>
+        <w:t>NaBIC</w:t>
+      </w:r>
+      <w:proofErr w:type="spellEnd"/>
+      <w:r>
+        <w:rPr>
+          <w:i/>
+          <w:sz w:val="24"/>
+          <w:szCs w:val="24"/>
+        </w:rPr>
+        <w:t xml:space="preserve"> 2022)</w:t>
+      </w:r>
+      <w:r>
+        <w:rPr>
+          <w:sz w:val="24"/>
+          <w:szCs w:val="24"/>
+        </w:rPr>
+        <w:t>.</w:t>
       </w:r>
     </w:p>
     <w:p>
       <w:pPr>
-        <w:rPr>
-          <w:rStyle w:val="Hyperlink"/>
-          <w:color w:val="auto"/>
-          <w:sz w:val="24"/>
-          <w:szCs w:val="24"/>
-          <w:u w:val="none"/>
-        </w:rPr>
-      </w:pPr>
-      <w:r>
-        <w:rPr>
-          <w:rStyle w:val="Hyperlink"/>
-          <w:color w:val="auto"/>
-          <w:sz w:val="24"/>
-          <w:szCs w:val="24"/>
-          <w:u w:val="none"/>
-        </w:rPr>
-        <w:t xml:space="preserve">- **Paper**: https://arxiv.org/abs/1410.5401  </w:t>
+        <w:jc w:val="left"/>
+        <w:rPr>
+          <w:sz w:val="24"/>
+          <w:szCs w:val="24"/>
+        </w:rPr>
+      </w:pPr>
+      <w:r>
+        <w:rPr>
+          <w:sz w:val="24"/>
+          <w:szCs w:val="24"/>
+        </w:rPr>
+        <w:t>Portegys</w:t>
+      </w:r>
+      <w:r>
+        <w:rPr>
+          <w:sz w:val="24"/>
+          <w:szCs w:val="24"/>
+        </w:rPr>
+        <w:t>, T. (2024</w:t>
+      </w:r>
+      <w:r>
+        <w:rPr>
+          <w:sz w:val="24"/>
+          <w:szCs w:val="24"/>
+        </w:rPr>
+        <w:t>a</w:t>
+      </w:r>
+      <w:r>
+        <w:rPr>
+          <w:sz w:val="24"/>
+          <w:szCs w:val="24"/>
+        </w:rPr>
+        <w:t xml:space="preserve">). </w:t>
+      </w:r>
+      <w:r>
+        <w:rPr>
+          <w:sz w:val="24"/>
+          <w:szCs w:val="24"/>
+        </w:rPr>
+        <w:t>Learning causation event conjun</w:t>
+      </w:r>
+      <w:r>
+        <w:rPr>
+          <w:sz w:val="24"/>
+          <w:szCs w:val="24"/>
+        </w:rPr>
+        <w:t>ction sequences.</w:t>
+      </w:r>
+      <w:r>
+        <w:rPr>
+          <w:sz w:val="24"/>
+          <w:szCs w:val="24"/>
+        </w:rPr>
+        <w:t xml:space="preserve"> </w:t>
+      </w:r>
+      <w:r>
+        <w:rPr>
+          <w:i/>
+          <w:sz w:val="24"/>
+          <w:szCs w:val="24"/>
+        </w:rPr>
+        <w:t>Journal of Artificial Intelligence and Autonomous Intelligence</w:t>
+      </w:r>
+      <w:r>
+        <w:rPr>
+          <w:sz w:val="24"/>
+          <w:szCs w:val="24"/>
+        </w:rPr>
+        <w:t>.</w:t>
       </w:r>
     </w:p>
     <w:p>
       <w:pPr>
-        <w:rPr>
-          <w:rStyle w:val="Hyperlink"/>
-          <w:color w:val="auto"/>
-          <w:sz w:val="24"/>
-          <w:szCs w:val="24"/>
-          <w:u w:val="none"/>
-        </w:rPr>
-      </w:pPr>
-      <w:r>
-        <w:rPr>
-          <w:rStyle w:val="Hyperlink"/>
-          <w:color w:val="auto"/>
-          <w:sz w:val="24"/>
-          <w:szCs w:val="24"/>
-          <w:u w:val="none"/>
-        </w:rPr>
-        <w:t xml:space="preserve">- **Published**: October 2014  </w:t>
+        <w:jc w:val="left"/>
+        <w:rPr>
+          <w:sz w:val="24"/>
+          <w:szCs w:val="24"/>
+        </w:rPr>
+      </w:pPr>
+      <w:r>
+        <w:rPr>
+          <w:sz w:val="24"/>
+          <w:szCs w:val="24"/>
+        </w:rPr>
+        <w:t>Portegys, T. (2024</w:t>
+      </w:r>
+      <w:r>
+        <w:rPr>
+          <w:sz w:val="24"/>
+          <w:szCs w:val="24"/>
+        </w:rPr>
+        <w:t>b</w:t>
+      </w:r>
+      <w:r>
+        <w:rPr>
+          <w:sz w:val="24"/>
+          <w:szCs w:val="24"/>
+        </w:rPr>
+        <w:t xml:space="preserve">). </w:t>
+      </w:r>
+      <w:r>
+        <w:rPr>
+          <w:sz w:val="24"/>
+          <w:szCs w:val="24"/>
+        </w:rPr>
+        <w:t xml:space="preserve">Nest-building using place cells for spatial navigation in an artificial neural network", </w:t>
+      </w:r>
+      <w:r>
+        <w:rPr>
+          <w:i/>
+          <w:sz w:val="24"/>
+          <w:szCs w:val="24"/>
+        </w:rPr>
+        <w:t>ICALRAI 2024: International Conference on Artificial Life, Robotics and Artificial Intelligence</w:t>
+      </w:r>
+      <w:r>
+        <w:rPr>
+          <w:sz w:val="24"/>
+          <w:szCs w:val="24"/>
+        </w:rPr>
+        <w:t>.</w:t>
       </w:r>
     </w:p>
     <w:p>
       <w:pPr>
-        <w:rPr>
-          <w:rStyle w:val="Hyperlink"/>
-          <w:color w:val="auto"/>
-          <w:sz w:val="24"/>
-          <w:szCs w:val="24"/>
-          <w:u w:val="none"/>
-        </w:rPr>
-      </w:pPr>
-      <w:r>
-        <w:rPr>
-          <w:rStyle w:val="Hyperlink"/>
-          <w:color w:val="auto"/>
-          <w:sz w:val="24"/>
-          <w:szCs w:val="24"/>
-          <w:u w:val="none"/>
-        </w:rPr>
-        <w:lastRenderedPageBreak/>
-        <w:t xml:space="preserve">- **Key Contribution**: Coupled neural networks with external memory resources that can be read from and written to through attentional mechanisms. Differentiable end-to-end, enabling gradient-based learning.  </w:t>
+        <w:jc w:val="left"/>
+        <w:rPr>
+          <w:sz w:val="24"/>
+          <w:szCs w:val="24"/>
+        </w:rPr>
+      </w:pPr>
+      <w:proofErr w:type="spellStart"/>
+      <w:r>
+        <w:rPr>
+          <w:sz w:val="24"/>
+          <w:szCs w:val="24"/>
+        </w:rPr>
+        <w:t>Quan</w:t>
+      </w:r>
+      <w:proofErr w:type="spellEnd"/>
+      <w:r>
+        <w:rPr>
+          <w:sz w:val="24"/>
+          <w:szCs w:val="24"/>
+        </w:rPr>
+        <w:t>, Z.,</w:t>
+      </w:r>
+      <w:r>
+        <w:rPr>
+          <w:sz w:val="24"/>
+          <w:szCs w:val="24"/>
+        </w:rPr>
+        <w:t> </w:t>
+      </w:r>
+      <w:r>
+        <w:rPr>
+          <w:sz w:val="24"/>
+          <w:szCs w:val="24"/>
+        </w:rPr>
+        <w:t>Zeng, W., Li, X.</w:t>
+      </w:r>
+      <w:r>
+        <w:rPr>
+          <w:sz w:val="24"/>
+          <w:szCs w:val="24"/>
+        </w:rPr>
+        <w:t xml:space="preserve">, </w:t>
+      </w:r>
+      <w:r>
+        <w:rPr>
+          <w:sz w:val="24"/>
+          <w:szCs w:val="24"/>
+        </w:rPr>
+        <w:t>Liu, Y., Yu, Y., Yang, W</w:t>
+      </w:r>
+      <w:r>
+        <w:rPr>
+          <w:sz w:val="24"/>
+          <w:szCs w:val="24"/>
+        </w:rPr>
+        <w:t>. (2020</w:t>
+      </w:r>
+      <w:r>
+        <w:rPr>
+          <w:sz w:val="24"/>
+          <w:szCs w:val="24"/>
+        </w:rPr>
+        <w:t xml:space="preserve">). </w:t>
+      </w:r>
+      <w:r>
+        <w:rPr>
+          <w:sz w:val="24"/>
+          <w:szCs w:val="24"/>
+        </w:rPr>
+        <w:t xml:space="preserve">Recurrent Neural Networks </w:t>
+      </w:r>
+      <w:proofErr w:type="gramStart"/>
+      <w:r>
+        <w:rPr>
+          <w:sz w:val="24"/>
+          <w:szCs w:val="24"/>
+        </w:rPr>
+        <w:t>With</w:t>
+      </w:r>
+      <w:proofErr w:type="gramEnd"/>
+      <w:r>
+        <w:rPr>
+          <w:sz w:val="24"/>
+          <w:szCs w:val="24"/>
+        </w:rPr>
+        <w:t xml:space="preserve"> External Addressable Long-Term and Working Memory for</w:t>
+      </w:r>
+      <w:r>
+        <w:rPr>
+          <w:sz w:val="24"/>
+          <w:szCs w:val="24"/>
+        </w:rPr>
+        <w:t xml:space="preserve"> Learning Long-Term Dependences. </w:t>
+      </w:r>
+      <w:r>
+        <w:rPr>
+          <w:i/>
+          <w:sz w:val="24"/>
+          <w:szCs w:val="24"/>
+        </w:rPr>
+        <w:t>IEEE Transactions on Neura</w:t>
+      </w:r>
+      <w:r>
+        <w:rPr>
+          <w:i/>
+          <w:sz w:val="24"/>
+          <w:szCs w:val="24"/>
+        </w:rPr>
+        <w:t>l Networks and Learning Systems</w:t>
+      </w:r>
+      <w:r>
+        <w:rPr>
+          <w:sz w:val="24"/>
+          <w:szCs w:val="24"/>
+        </w:rPr>
+        <w:t xml:space="preserve"> </w:t>
+      </w:r>
+      <w:r>
+        <w:rPr>
+          <w:sz w:val="24"/>
+          <w:szCs w:val="24"/>
+        </w:rPr>
+        <w:t>2020 Mar</w:t>
+      </w:r>
+      <w:proofErr w:type="gramStart"/>
+      <w:r>
+        <w:rPr>
+          <w:sz w:val="24"/>
+          <w:szCs w:val="24"/>
+        </w:rPr>
+        <w:t>;31</w:t>
+      </w:r>
+      <w:proofErr w:type="gramEnd"/>
+      <w:r>
+        <w:rPr>
+          <w:sz w:val="24"/>
+          <w:szCs w:val="24"/>
+        </w:rPr>
+        <w:t xml:space="preserve">(3):813-826. </w:t>
+      </w:r>
+      <w:proofErr w:type="spellStart"/>
+      <w:proofErr w:type="gramStart"/>
+      <w:r>
+        <w:rPr>
+          <w:sz w:val="24"/>
+          <w:szCs w:val="24"/>
+        </w:rPr>
+        <w:t>doi</w:t>
+      </w:r>
+      <w:proofErr w:type="spellEnd"/>
+      <w:proofErr w:type="gramEnd"/>
+      <w:r>
+        <w:rPr>
+          <w:sz w:val="24"/>
+          <w:szCs w:val="24"/>
+        </w:rPr>
+        <w:t>: 10.1109/TNNLS.2019.2910302.</w:t>
       </w:r>
     </w:p>
     <w:p>
       <w:pPr>
-        <w:rPr>
-          <w:rStyle w:val="Hyperlink"/>
-          <w:color w:val="auto"/>
-          <w:sz w:val="24"/>
-          <w:szCs w:val="24"/>
-          <w:u w:val="none"/>
-        </w:rPr>
-      </w:pPr>
-      <w:r>
-        <w:rPr>
-          <w:rStyle w:val="Hyperlink"/>
-          <w:color w:val="auto"/>
-          <w:sz w:val="24"/>
-          <w:szCs w:val="24"/>
-          <w:u w:val="none"/>
-        </w:rPr>
-        <w:t xml:space="preserve">- **Relevance**: Provides explicit external memory rather than hidden state compression; can learn algorithms like copying, sorting, and associative recall; addresses the variable-binding problem in neural networks.  </w:t>
+        <w:jc w:val="left"/>
+        <w:rPr>
+          <w:iCs/>
+          <w:sz w:val="24"/>
+          <w:szCs w:val="24"/>
+        </w:rPr>
+      </w:pPr>
+      <w:r>
+        <w:rPr>
+          <w:iCs/>
+          <w:sz w:val="24"/>
+          <w:szCs w:val="24"/>
+        </w:rPr>
+        <w:t>Yin</w:t>
+      </w:r>
+      <w:r>
+        <w:rPr>
+          <w:iCs/>
+          <w:sz w:val="24"/>
+          <w:szCs w:val="24"/>
+        </w:rPr>
+        <w:t>, S.</w:t>
+      </w:r>
+      <w:r>
+        <w:rPr>
+          <w:iCs/>
+          <w:sz w:val="24"/>
+          <w:szCs w:val="24"/>
+        </w:rPr>
+        <w:t>, Fu, C., Zhao, S., Li, K., Sun, X., Xu, T., Chen, E.</w:t>
+      </w:r>
+      <w:r>
+        <w:rPr>
+          <w:iCs/>
+          <w:sz w:val="24"/>
+          <w:szCs w:val="24"/>
+        </w:rPr>
+        <w:t xml:space="preserve"> </w:t>
+      </w:r>
+      <w:r>
+        <w:rPr>
+          <w:iCs/>
+          <w:sz w:val="24"/>
+          <w:szCs w:val="24"/>
+        </w:rPr>
+        <w:t>(2024). A Survey on M</w:t>
+      </w:r>
+      <w:r>
+        <w:rPr>
+          <w:iCs/>
+          <w:sz w:val="24"/>
+          <w:szCs w:val="24"/>
+        </w:rPr>
+        <w:t>ultimodal Large Language Models</w:t>
+      </w:r>
+      <w:r>
+        <w:rPr>
+          <w:iCs/>
+          <w:sz w:val="24"/>
+          <w:szCs w:val="24"/>
+        </w:rPr>
+        <w:t xml:space="preserve">. </w:t>
+      </w:r>
+      <w:r>
+        <w:rPr>
+          <w:i/>
+          <w:iCs/>
+          <w:sz w:val="24"/>
+          <w:szCs w:val="24"/>
+        </w:rPr>
+        <w:t>National Science Review</w:t>
+      </w:r>
+      <w:r>
+        <w:rPr>
+          <w:iCs/>
+          <w:sz w:val="24"/>
+          <w:szCs w:val="24"/>
+        </w:rPr>
+        <w:t xml:space="preserve">. </w:t>
+      </w:r>
+      <w:r>
+        <w:rPr>
+          <w:bCs/>
+          <w:iCs/>
+          <w:sz w:val="24"/>
+          <w:szCs w:val="24"/>
+        </w:rPr>
+        <w:t>11</w:t>
+      </w:r>
+      <w:r>
+        <w:rPr>
+          <w:iCs/>
+          <w:sz w:val="24"/>
+          <w:szCs w:val="24"/>
+        </w:rPr>
+        <w:t xml:space="preserve"> (12) nwae403. </w:t>
+      </w:r>
+      <w:r>
+        <w:rPr>
+          <w:iCs/>
+          <w:sz w:val="24"/>
+          <w:szCs w:val="24"/>
+        </w:rPr>
+        <w:t>doi</w:t>
+      </w:r>
+      <w:r>
+        <w:rPr>
+          <w:iCs/>
+          <w:sz w:val="24"/>
+          <w:szCs w:val="24"/>
+        </w:rPr>
+        <w:t>:</w:t>
+      </w:r>
+      <w:r>
+        <w:rPr>
+          <w:iCs/>
+          <w:sz w:val="24"/>
+          <w:szCs w:val="24"/>
+        </w:rPr>
+        <w:t>10.1093/</w:t>
+      </w:r>
+      <w:proofErr w:type="spellStart"/>
+      <w:r>
+        <w:rPr>
+          <w:iCs/>
+          <w:sz w:val="24"/>
+          <w:szCs w:val="24"/>
+        </w:rPr>
+        <w:t>nsr</w:t>
+      </w:r>
+      <w:proofErr w:type="spellEnd"/>
+      <w:r>
+        <w:rPr>
+          <w:iCs/>
+          <w:sz w:val="24"/>
+          <w:szCs w:val="24"/>
+        </w:rPr>
+        <w:t>/nwae403</w:t>
+      </w:r>
+      <w:r>
+        <w:rPr>
+          <w:iCs/>
+          <w:sz w:val="24"/>
+          <w:szCs w:val="24"/>
+        </w:rPr>
+        <w:t>.</w:t>
       </w:r>
     </w:p>
     <w:p>
       <w:pPr>
+        <w:jc w:val="left"/>
         <w:rPr>
           <w:rStyle w:val="Hyperlink"/>
+          <w:iCs/>
           <w:color w:val="auto"/>
           <w:sz w:val="24"/>
           <w:szCs w:val="24"/>
           <w:u w:val="none"/>
         </w:rPr>
       </w:pPr>
-      <w:r>
-        <w:rPr>
-          <w:rStyle w:val="Hyperlink"/>
-          <w:color w:val="auto"/>
-          <w:sz w:val="24"/>
-          <w:szCs w:val="24"/>
-          <w:u w:val="none"/>
-        </w:rPr>
-        <w:t xml:space="preserve">- **Related Work**: </w:t>
-      </w:r>
-    </w:p>
-    <w:p>
-      <w:pPr>
-        <w:rPr>
-          <w:rStyle w:val="Hyperlink"/>
-          <w:color w:val="auto"/>
-          <w:sz w:val="24"/>
-          <w:szCs w:val="24"/>
-          <w:u w:val="none"/>
-        </w:rPr>
-      </w:pPr>
-      <w:r>
-        <w:rPr>
-          <w:rStyle w:val="Hyperlink"/>
-          <w:color w:val="auto"/>
-          <w:sz w:val="24"/>
-          <w:szCs w:val="24"/>
-          <w:u w:val="none"/>
-        </w:rPr>
-        <w:t xml:space="preserve">  - Graves et al. (2016) - *Hybrid Computing Using a Neural Network with Dynamic External Memory* (Differentiable Neural Computer)</w:t>
-      </w:r>
-    </w:p>
-    <w:p>
-      <w:pPr>
-        <w:rPr>
-          <w:rStyle w:val="Hyperlink"/>
-          <w:color w:val="auto"/>
-          <w:sz w:val="24"/>
-          <w:szCs w:val="24"/>
-          <w:u w:val="none"/>
-        </w:rPr>
-      </w:pPr>
-      <w:r>
-        <w:rPr>
-          <w:rStyle w:val="Hyperlink"/>
-          <w:color w:val="auto"/>
-          <w:sz w:val="24"/>
-          <w:szCs w:val="24"/>
-          <w:u w:val="none"/>
-        </w:rPr>
-        <w:t xml:space="preserve">  - </w:t>
-      </w:r>
-      <w:proofErr w:type="spellStart"/>
-      <w:r>
-        <w:rPr>
-          <w:rStyle w:val="Hyperlink"/>
-          <w:color w:val="auto"/>
-          <w:sz w:val="24"/>
-          <w:szCs w:val="24"/>
-          <w:u w:val="none"/>
-        </w:rPr>
-        <w:t>Sukhbaatar</w:t>
-      </w:r>
-      <w:proofErr w:type="spellEnd"/>
-      <w:r>
-        <w:rPr>
-          <w:rStyle w:val="Hyperlink"/>
-          <w:color w:val="auto"/>
-          <w:sz w:val="24"/>
-          <w:szCs w:val="24"/>
-          <w:u w:val="none"/>
-        </w:rPr>
-        <w:t xml:space="preserve"> et al. (2015) - *End-To-End Memory Networks*</w:t>
-      </w:r>
-    </w:p>
-    <w:p>
-      <w:pPr>
-        <w:rPr>
-          <w:rStyle w:val="Hyperlink"/>
-          <w:color w:val="auto"/>
-          <w:sz w:val="24"/>
-          <w:szCs w:val="24"/>
-          <w:u w:val="none"/>
-        </w:rPr>
-      </w:pPr>
-    </w:p>
-    <w:p>
-      <w:pPr>
-        <w:rPr>
-          <w:rStyle w:val="Hyperlink"/>
-          <w:color w:val="auto"/>
-          <w:sz w:val="24"/>
-          <w:szCs w:val="24"/>
-          <w:u w:val="none"/>
-        </w:rPr>
-      </w:pPr>
-      <w:r>
-        <w:rPr>
-          <w:rStyle w:val="Hyperlink"/>
-          <w:color w:val="auto"/>
-          <w:sz w:val="24"/>
-          <w:szCs w:val="24"/>
-          <w:u w:val="none"/>
-        </w:rPr>
-        <w:t xml:space="preserve">## </w:t>
-      </w:r>
-      <w:proofErr w:type="spellStart"/>
-      <w:proofErr w:type="gramStart"/>
-      <w:r>
-        <w:rPr>
-          <w:rStyle w:val="Hyperlink"/>
-          <w:color w:val="auto"/>
-          <w:sz w:val="24"/>
-          <w:szCs w:val="24"/>
-          <w:u w:val="none"/>
-        </w:rPr>
-        <w:t>ðŸš</w:t>
-      </w:r>
-      <w:proofErr w:type="spellEnd"/>
-      <w:proofErr w:type="gramEnd"/>
-      <w:r>
-        <w:rPr>
-          <w:rStyle w:val="Hyperlink"/>
-          <w:color w:val="auto"/>
-          <w:sz w:val="24"/>
-          <w:szCs w:val="24"/>
-          <w:u w:val="none"/>
-        </w:rPr>
-        <w:t>€ **Modern Alternatives to RNNs**</w:t>
-      </w:r>
-    </w:p>
-    <w:p>
-      <w:pPr>
-        <w:rPr>
-          <w:rStyle w:val="Hyperlink"/>
-          <w:color w:val="auto"/>
-          <w:sz w:val="24"/>
-          <w:szCs w:val="24"/>
-          <w:u w:val="none"/>
-        </w:rPr>
-      </w:pPr>
-    </w:p>
-    <w:p>
-      <w:pPr>
-        <w:rPr>
-          <w:rStyle w:val="Hyperlink"/>
-          <w:color w:val="auto"/>
-          <w:sz w:val="24"/>
-          <w:szCs w:val="24"/>
-          <w:u w:val="none"/>
-        </w:rPr>
-      </w:pPr>
-      <w:r>
-        <w:rPr>
-          <w:rStyle w:val="Hyperlink"/>
-          <w:color w:val="auto"/>
-          <w:sz w:val="24"/>
-          <w:szCs w:val="24"/>
-          <w:u w:val="none"/>
-        </w:rPr>
-        <w:t>### **4. State Space Models (S4</w:t>
-      </w:r>
-      <w:proofErr w:type="gramStart"/>
-      <w:r>
-        <w:rPr>
-          <w:rStyle w:val="Hyperlink"/>
-          <w:color w:val="auto"/>
-          <w:sz w:val="24"/>
-          <w:szCs w:val="24"/>
-          <w:u w:val="none"/>
-        </w:rPr>
-        <w:t>)*</w:t>
-      </w:r>
-      <w:proofErr w:type="gramEnd"/>
-      <w:r>
-        <w:rPr>
-          <w:rStyle w:val="Hyperlink"/>
-          <w:color w:val="auto"/>
-          <w:sz w:val="24"/>
-          <w:szCs w:val="24"/>
-          <w:u w:val="none"/>
-        </w:rPr>
-        <w:t>*</w:t>
-      </w:r>
-    </w:p>
-    <w:p>
-      <w:pPr>
-        <w:rPr>
-          <w:rStyle w:val="Hyperlink"/>
-          <w:color w:val="auto"/>
-          <w:sz w:val="24"/>
-          <w:szCs w:val="24"/>
-          <w:u w:val="none"/>
-        </w:rPr>
-      </w:pPr>
-    </w:p>
-    <w:p>
-      <w:pPr>
-        <w:rPr>
-          <w:rStyle w:val="Hyperlink"/>
-          <w:color w:val="auto"/>
-          <w:sz w:val="24"/>
-          <w:szCs w:val="24"/>
-          <w:u w:val="none"/>
-        </w:rPr>
-      </w:pPr>
-      <w:r>
-        <w:rPr>
-          <w:rStyle w:val="Hyperlink"/>
-          <w:color w:val="auto"/>
-          <w:sz w:val="24"/>
-          <w:szCs w:val="24"/>
-          <w:u w:val="none"/>
-        </w:rPr>
-        <w:t>**</w:t>
-      </w:r>
-      <w:proofErr w:type="spellStart"/>
-      <w:r>
-        <w:rPr>
-          <w:rStyle w:val="Hyperlink"/>
-          <w:color w:val="auto"/>
-          <w:sz w:val="24"/>
-          <w:szCs w:val="24"/>
-          <w:u w:val="none"/>
-        </w:rPr>
-        <w:t>Gu</w:t>
-      </w:r>
-      <w:proofErr w:type="spellEnd"/>
-      <w:r>
-        <w:rPr>
-          <w:rStyle w:val="Hyperlink"/>
-          <w:color w:val="auto"/>
-          <w:sz w:val="24"/>
-          <w:szCs w:val="24"/>
-          <w:u w:val="none"/>
-        </w:rPr>
-        <w:t xml:space="preserve">, A., </w:t>
-      </w:r>
-      <w:proofErr w:type="spellStart"/>
-      <w:r>
-        <w:rPr>
-          <w:rStyle w:val="Hyperlink"/>
-          <w:color w:val="auto"/>
-          <w:sz w:val="24"/>
-          <w:szCs w:val="24"/>
-          <w:u w:val="none"/>
-        </w:rPr>
-        <w:t>Goel</w:t>
-      </w:r>
-      <w:proofErr w:type="spellEnd"/>
-      <w:r>
-        <w:rPr>
-          <w:rStyle w:val="Hyperlink"/>
-          <w:color w:val="auto"/>
-          <w:sz w:val="24"/>
-          <w:szCs w:val="24"/>
-          <w:u w:val="none"/>
-        </w:rPr>
-        <w:t>, K., &amp; RÃ©, C. (2022</w:t>
-      </w:r>
-      <w:proofErr w:type="gramStart"/>
-      <w:r>
-        <w:rPr>
-          <w:rStyle w:val="Hyperlink"/>
-          <w:color w:val="auto"/>
-          <w:sz w:val="24"/>
-          <w:szCs w:val="24"/>
-          <w:u w:val="none"/>
-        </w:rPr>
-        <w:t>)*</w:t>
-      </w:r>
-      <w:proofErr w:type="gramEnd"/>
-      <w:r>
-        <w:rPr>
-          <w:rStyle w:val="Hyperlink"/>
-          <w:color w:val="auto"/>
-          <w:sz w:val="24"/>
-          <w:szCs w:val="24"/>
-          <w:u w:val="none"/>
-        </w:rPr>
-        <w:t xml:space="preserve">*  </w:t>
-      </w:r>
-    </w:p>
-    <w:p>
-      <w:pPr>
-        <w:rPr>
-          <w:rStyle w:val="Hyperlink"/>
-          <w:color w:val="auto"/>
-          <w:sz w:val="24"/>
-          <w:szCs w:val="24"/>
-          <w:u w:val="none"/>
-        </w:rPr>
-      </w:pPr>
-      <w:r>
-        <w:rPr>
-          <w:rStyle w:val="Hyperlink"/>
-          <w:color w:val="auto"/>
-          <w:sz w:val="24"/>
-          <w:szCs w:val="24"/>
-          <w:u w:val="none"/>
-        </w:rPr>
-        <w:t xml:space="preserve">*Efficiently Modeling Long Sequences with Structured State Spaces*  </w:t>
-      </w:r>
-    </w:p>
-    <w:p>
-      <w:pPr>
-        <w:rPr>
-          <w:rStyle w:val="Hyperlink"/>
-          <w:color w:val="auto"/>
-          <w:sz w:val="24"/>
-          <w:szCs w:val="24"/>
-          <w:u w:val="none"/>
-        </w:rPr>
-      </w:pPr>
-      <w:r>
-        <w:rPr>
-          <w:rStyle w:val="Hyperlink"/>
-          <w:color w:val="auto"/>
-          <w:sz w:val="24"/>
-          <w:szCs w:val="24"/>
-          <w:u w:val="none"/>
-        </w:rPr>
-        <w:t xml:space="preserve">- **Paper**: https://arxiv.org/abs/2111.00396  </w:t>
-      </w:r>
-    </w:p>
-    <w:p>
-      <w:pPr>
-        <w:rPr>
-          <w:rStyle w:val="Hyperlink"/>
-          <w:color w:val="auto"/>
-          <w:sz w:val="24"/>
-          <w:szCs w:val="24"/>
-          <w:u w:val="none"/>
-        </w:rPr>
-      </w:pPr>
-      <w:r>
-        <w:rPr>
-          <w:rStyle w:val="Hyperlink"/>
-          <w:color w:val="auto"/>
-          <w:sz w:val="24"/>
-          <w:szCs w:val="24"/>
-          <w:u w:val="none"/>
-        </w:rPr>
-        <w:t xml:space="preserve">- **Published**: ICLR 2022  </w:t>
-      </w:r>
-    </w:p>
-    <w:p>
-      <w:pPr>
-        <w:rPr>
-          <w:rStyle w:val="Hyperlink"/>
-          <w:color w:val="auto"/>
-          <w:sz w:val="24"/>
-          <w:szCs w:val="24"/>
-          <w:u w:val="none"/>
-        </w:rPr>
-      </w:pPr>
-      <w:r>
-        <w:rPr>
-          <w:rStyle w:val="Hyperlink"/>
-          <w:color w:val="auto"/>
-          <w:sz w:val="24"/>
-          <w:szCs w:val="24"/>
-          <w:u w:val="none"/>
-        </w:rPr>
-        <w:t xml:space="preserve">- **Key Contribution**: Introduced Structured State Space Sequence models (S4) that combine continuous-time, recurrent, and convolutional models. Uses </w:t>
-      </w:r>
-      <w:proofErr w:type="spellStart"/>
-      <w:r>
-        <w:rPr>
-          <w:rStyle w:val="Hyperlink"/>
-          <w:color w:val="auto"/>
-          <w:sz w:val="24"/>
-          <w:szCs w:val="24"/>
-          <w:u w:val="none"/>
-        </w:rPr>
-        <w:t>HiPPO</w:t>
-      </w:r>
-      <w:proofErr w:type="spellEnd"/>
-      <w:r>
-        <w:rPr>
-          <w:rStyle w:val="Hyperlink"/>
-          <w:color w:val="auto"/>
-          <w:sz w:val="24"/>
-          <w:szCs w:val="24"/>
-          <w:u w:val="none"/>
-        </w:rPr>
-        <w:t xml:space="preserve"> (High-order Polynomial Projection Operators) initialization for handling long-range dependencies.  </w:t>
-      </w:r>
-    </w:p>
-    <w:p>
-      <w:pPr>
-        <w:rPr>
-          <w:rStyle w:val="Hyperlink"/>
-          <w:color w:val="auto"/>
-          <w:sz w:val="24"/>
-          <w:szCs w:val="24"/>
-          <w:u w:val="none"/>
-        </w:rPr>
-      </w:pPr>
-      <w:r>
-        <w:rPr>
-          <w:rStyle w:val="Hyperlink"/>
-          <w:color w:val="auto"/>
-          <w:sz w:val="24"/>
-          <w:szCs w:val="24"/>
-          <w:u w:val="none"/>
-        </w:rPr>
-        <w:t xml:space="preserve">- **Performance**: Achieved 98% on sequential MNIST (vs 60% with random initialization)  </w:t>
-      </w:r>
-    </w:p>
-    <w:p>
-      <w:pPr>
-        <w:rPr>
-          <w:rStyle w:val="Hyperlink"/>
-          <w:color w:val="auto"/>
-          <w:sz w:val="24"/>
-          <w:szCs w:val="24"/>
-          <w:u w:val="none"/>
-        </w:rPr>
-      </w:pPr>
-      <w:r>
-        <w:rPr>
-          <w:rStyle w:val="Hyperlink"/>
-          <w:color w:val="auto"/>
-          <w:sz w:val="24"/>
-          <w:szCs w:val="24"/>
-          <w:u w:val="none"/>
-        </w:rPr>
-        <w:t>- **Relevance**: Linear time complexity; handles very long sequences (up to 16K tokens); parallelizable during training.</w:t>
-      </w:r>
     </w:p>
     <w:sectPr>
-      <w:footerReference w:type="default" r:id="rId27"/>
+      <w:footerReference w:type="default" r:id="rId23"/>
       <w:pgSz w:w="12240" w:h="15840"/>
       <w:pgMar w:top="1440" w:right="1440" w:bottom="1440" w:left="1440" w:header="720" w:footer="720" w:gutter="0"/>
       <w:cols w:space="720"/>
@@ -12607,7 +10292,7 @@
 </file>
 
 <file path=customXml/itemProps1.xml><?xml version="1.0" encoding="utf-8"?>
-<ds:datastoreItem xmlns:ds="http://schemas.openxmlformats.org/officeDocument/2006/customXml" ds:itemID="{1C64C695-0F60-4198-9ADC-740462581BF3}">
+<ds:datastoreItem xmlns:ds="http://schemas.openxmlformats.org/officeDocument/2006/customXml" ds:itemID="{BB09EF96-3E92-4A84-98F4-56414650FB74}">
   <ds:schemaRefs>
     <ds:schemaRef ds:uri="http://schemas.openxmlformats.org/officeDocument/2006/bibliography"/>
   </ds:schemaRefs>

--- a/doc/Mandala.docx
+++ b/doc/Mandala.docx
@@ -949,12 +949,20 @@
       </w:r>
       <w:r>
         <w:rPr>
+          <w:iCs/>
+          <w:sz w:val="24"/>
+          <w:szCs w:val="24"/>
+        </w:rPr>
+        <w:t>).</w:t>
+      </w:r>
+      <w:r>
+        <w:rPr>
           <w:i/>
           <w:iCs/>
           <w:sz w:val="24"/>
           <w:szCs w:val="24"/>
         </w:rPr>
-        <w:t xml:space="preserve">) </w:t>
+        <w:t xml:space="preserve"> </w:t>
       </w:r>
       <w:r>
         <w:rPr>
@@ -1043,8 +1051,6 @@
         </w:rPr>
         <w:t>b</w:t>
       </w:r>
-      <w:bookmarkStart w:id="3" w:name="_GoBack"/>
-      <w:bookmarkEnd w:id="3"/>
       <w:r>
         <w:rPr>
           <w:sz w:val="24"/>
@@ -1466,74 +1472,10 @@
     </w:p>
     <w:p>
       <w:pPr>
-        <w:rPr>
-          <w:sz w:val="24"/>
-          <w:szCs w:val="24"/>
-        </w:rPr>
-      </w:pPr>
-      <w:r>
-        <w:rPr>
-          <w:sz w:val="24"/>
-          <w:szCs w:val="24"/>
-        </w:rPr>
-        <w:t>Caus</w:t>
-      </w:r>
-      <w:r>
-        <w:rPr>
-          <w:sz w:val="24"/>
-          <w:szCs w:val="24"/>
-        </w:rPr>
-        <w:t>e-effect hierarchy used to model maze learning, pufferfish, hon</w:t>
-      </w:r>
-      <w:r>
-        <w:rPr>
-          <w:sz w:val="24"/>
-          <w:szCs w:val="24"/>
-        </w:rPr>
-        <w:t xml:space="preserve">ey bees, and nesting birds. Is </w:t>
-      </w:r>
-      <w:r>
-        <w:rPr>
-          <w:sz w:val="24"/>
-          <w:szCs w:val="24"/>
-        </w:rPr>
-        <w:t>there a rationale for this?</w:t>
-      </w:r>
-      <w:r>
-        <w:rPr>
-          <w:sz w:val="24"/>
-          <w:szCs w:val="24"/>
-        </w:rPr>
-        <w:t xml:space="preserve"> Here causation </w:t>
-      </w:r>
-      <w:r>
-        <w:rPr>
-          <w:sz w:val="24"/>
-          <w:szCs w:val="24"/>
-        </w:rPr>
-        <w:t xml:space="preserve">can be seen as prediction. </w:t>
-      </w:r>
-      <w:r>
-        <w:rPr>
-          <w:sz w:val="24"/>
-          <w:szCs w:val="24"/>
-        </w:rPr>
-        <w:t xml:space="preserve">Allows modularity and </w:t>
-      </w:r>
-      <w:r>
-        <w:rPr>
-          <w:sz w:val="24"/>
-          <w:szCs w:val="24"/>
-        </w:rPr>
-        <w:lastRenderedPageBreak/>
-        <w:t>prediction by context.</w:t>
-      </w:r>
-      <w:r>
-        <w:rPr>
-          <w:sz w:val="24"/>
-          <w:szCs w:val="24"/>
-        </w:rPr>
-        <w:t xml:space="preserve"> This project assumes hierarchical, but could also work with a flat linear chain as well. Trying to fit into Mona scheme.</w:t>
+        <w:pStyle w:val="Heading2"/>
+      </w:pPr>
+      <w:r>
+        <w:t>Problem</w:t>
       </w:r>
     </w:p>
     <w:p>
@@ -1548,7 +1490,43 @@
           <w:sz w:val="24"/>
           <w:szCs w:val="24"/>
         </w:rPr>
-        <w:t xml:space="preserve">Predictive coding. </w:t>
+        <w:lastRenderedPageBreak/>
+        <w:t>Training and testing eve</w:t>
+      </w:r>
+      <w:r>
+        <w:rPr>
+          <w:sz w:val="24"/>
+          <w:szCs w:val="24"/>
+        </w:rPr>
+        <w:t>nt streams are generated using</w:t>
+      </w:r>
+      <w:r>
+        <w:rPr>
+          <w:sz w:val="24"/>
+          <w:szCs w:val="24"/>
+        </w:rPr>
+        <w:t xml:space="preserve"> randomly generated gramm</w:t>
+      </w:r>
+      <w:r>
+        <w:rPr>
+          <w:sz w:val="24"/>
+          <w:szCs w:val="24"/>
+        </w:rPr>
+        <w:t xml:space="preserve">ars that produce </w:t>
+      </w:r>
+      <w:r>
+        <w:rPr>
+          <w:sz w:val="24"/>
+          <w:szCs w:val="24"/>
+        </w:rPr>
+        <w:t xml:space="preserve">binary </w:t>
+      </w:r>
+      <w:r>
+        <w:rPr>
+          <w:sz w:val="24"/>
+          <w:szCs w:val="24"/>
+        </w:rPr>
+        <w:t>hierarchies of cause-and-effect pairs of terminals. A simple such hierarchy is presented in Figure 1.</w:t>
       </w:r>
     </w:p>
     <w:p>
@@ -1560,239 +1538,10 @@
       </w:pPr>
       <w:r>
         <w:rPr>
-          <w:sz w:val="24"/>
-          <w:szCs w:val="24"/>
-        </w:rPr>
-        <w:t>Aristotle</w:t>
-      </w:r>
-    </w:p>
-    <w:p>
-      <w:pPr>
-        <w:spacing w:before="100" w:beforeAutospacing="1" w:after="100" w:afterAutospacing="1" w:line="240" w:lineRule="auto"/>
-        <w:jc w:val="left"/>
-        <w:rPr>
-          <w:rFonts w:ascii="Times New Roman" w:eastAsia="Times New Roman" w:hAnsi="Times New Roman" w:cs="Times New Roman"/>
-          <w:sz w:val="24"/>
-          <w:szCs w:val="24"/>
-        </w:rPr>
-      </w:pPr>
-      <w:hyperlink r:id="rId9" w:tooltip="John Stuart Mill" w:history="1">
-        <w:r>
-          <w:rPr>
-            <w:rFonts w:ascii="Times New Roman" w:eastAsia="Times New Roman" w:hAnsi="Times New Roman" w:cs="Times New Roman"/>
-            <w:color w:val="0000FF"/>
-            <w:sz w:val="24"/>
-            <w:szCs w:val="24"/>
-            <w:u w:val="single"/>
-          </w:rPr>
-          <w:t>John Stuart Mill</w:t>
-        </w:r>
-      </w:hyperlink>
-      <w:r>
-        <w:rPr>
-          <w:rFonts w:ascii="Times New Roman" w:eastAsia="Times New Roman" w:hAnsi="Times New Roman" w:cs="Times New Roman"/>
-          <w:sz w:val="24"/>
-          <w:szCs w:val="24"/>
-        </w:rPr>
-        <w:t xml:space="preserve"> describes the Law of Universal Causation in following way: </w:t>
-      </w:r>
-    </w:p>
-    <w:p>
-      <w:pPr>
-        <w:spacing w:beforeAutospacing="1" w:after="100" w:afterAutospacing="1" w:line="240" w:lineRule="auto"/>
-        <w:jc w:val="left"/>
-        <w:rPr>
-          <w:rFonts w:ascii="Times New Roman" w:eastAsia="Times New Roman" w:hAnsi="Times New Roman" w:cs="Times New Roman"/>
-          <w:sz w:val="24"/>
-          <w:szCs w:val="24"/>
-        </w:rPr>
-      </w:pPr>
-      <w:r>
-        <w:rPr>
-          <w:rFonts w:ascii="Times New Roman" w:eastAsia="Times New Roman" w:hAnsi="Times New Roman" w:cs="Times New Roman"/>
-          <w:sz w:val="24"/>
-          <w:szCs w:val="24"/>
-        </w:rPr>
-        <w:t>Every phenomenon has a cause, which it invariably follows; and from this are derived other invariable sequences among the successive stages of the same effect, as well as between the effects resulting from causes which invariably succeed one another.</w:t>
-      </w:r>
-      <w:hyperlink r:id="rId10" w:anchor="cite_note-8" w:history="1">
-        <w:r>
-          <w:rPr>
-            <w:rFonts w:ascii="Times New Roman" w:eastAsia="Times New Roman" w:hAnsi="Times New Roman" w:cs="Times New Roman"/>
-            <w:color w:val="0000FF"/>
-            <w:sz w:val="24"/>
-            <w:szCs w:val="24"/>
-            <w:u w:val="single"/>
-            <w:vertAlign w:val="superscript"/>
-          </w:rPr>
-          <w:t>[8]</w:t>
-        </w:r>
-      </w:hyperlink>
-    </w:p>
-    <w:p>
-      <w:pPr>
-        <w:rPr>
-          <w:sz w:val="24"/>
-          <w:szCs w:val="24"/>
-        </w:rPr>
-      </w:pPr>
-      <w:r>
-        <w:rPr>
-          <w:sz w:val="24"/>
-          <w:szCs w:val="24"/>
-        </w:rPr>
-        <w:t>System of Logic 1872, Book III p. 112.</w:t>
-      </w:r>
-    </w:p>
-    <w:p>
-      <w:pPr>
-        <w:rPr>
-          <w:sz w:val="24"/>
-          <w:szCs w:val="24"/>
-        </w:rPr>
-      </w:pPr>
-      <w:hyperlink r:id="rId11" w:tooltip="De Pierris" w:history="1">
-        <w:r>
-          <w:rPr>
-            <w:rStyle w:val="Hyperlink"/>
-            <w:i/>
-            <w:iCs/>
-            <w:sz w:val="24"/>
-            <w:szCs w:val="24"/>
-          </w:rPr>
-          <w:t xml:space="preserve">De </w:t>
-        </w:r>
-        <w:proofErr w:type="spellStart"/>
-        <w:r>
-          <w:rPr>
-            <w:rStyle w:val="Hyperlink"/>
-            <w:i/>
-            <w:iCs/>
-            <w:sz w:val="24"/>
-            <w:szCs w:val="24"/>
-          </w:rPr>
-          <w:t>Pierris</w:t>
-        </w:r>
-        <w:proofErr w:type="spellEnd"/>
-        <w:r>
-          <w:rPr>
-            <w:rStyle w:val="Hyperlink"/>
-            <w:i/>
-            <w:iCs/>
-            <w:sz w:val="24"/>
-            <w:szCs w:val="24"/>
-          </w:rPr>
-          <w:t>, Graciela</w:t>
-        </w:r>
-      </w:hyperlink>
-      <w:r>
-        <w:rPr>
-          <w:i/>
-          <w:iCs/>
-          <w:sz w:val="24"/>
-          <w:szCs w:val="24"/>
-        </w:rPr>
-        <w:t xml:space="preserve">; Friedman, Michael (2008-06-04), </w:t>
-      </w:r>
-      <w:hyperlink r:id="rId12" w:history="1">
-        <w:r>
-          <w:rPr>
-            <w:rStyle w:val="Hyperlink"/>
-            <w:i/>
-            <w:iCs/>
-            <w:sz w:val="24"/>
-            <w:szCs w:val="24"/>
-          </w:rPr>
-          <w:t>Kant and Hume on Causality in: Stanford Encyclopedia of Philosophy Archive</w:t>
-        </w:r>
-      </w:hyperlink>
-      <w:r>
-        <w:rPr>
-          <w:i/>
-          <w:iCs/>
-          <w:sz w:val="24"/>
-          <w:szCs w:val="24"/>
-        </w:rPr>
-        <w:t>, Metaphysics Research Lab, Stanford University</w:t>
-      </w:r>
-    </w:p>
-    <w:p>
-      <w:pPr>
-        <w:rPr>
-          <w:sz w:val="24"/>
-          <w:szCs w:val="24"/>
-        </w:rPr>
-      </w:pPr>
-      <w:r>
-        <w:rPr>
           <w:noProof/>
           <w:sz w:val="24"/>
           <w:szCs w:val="24"/>
         </w:rPr>
-        <w:drawing>
-          <wp:inline distT="0" distB="0" distL="0" distR="0" wp14:anchorId="4735329A" wp14:editId="1DF10F53">
-            <wp:extent cx="5943600" cy="1298151"/>
-            <wp:effectExtent l="0" t="0" r="0" b="0"/>
-            <wp:docPr id="7" name="Picture 7" descr="C:\Users\Tom Portegys\Documents\research\AI\Mandala\doc\mandala_causations.png"/>
-            <wp:cNvGraphicFramePr>
-              <a:graphicFrameLocks xmlns:a="http://schemas.openxmlformats.org/drawingml/2006/main" noChangeAspect="1"/>
-            </wp:cNvGraphicFramePr>
-            <a:graphic xmlns:a="http://schemas.openxmlformats.org/drawingml/2006/main">
-              <a:graphicData uri="http://schemas.openxmlformats.org/drawingml/2006/picture">
-                <pic:pic xmlns:pic="http://schemas.openxmlformats.org/drawingml/2006/picture">
-                  <pic:nvPicPr>
-                    <pic:cNvPr id="0" name="Picture 1" descr="C:\Users\Tom Portegys\Documents\research\AI\Mandala\doc\mandala_causations.png"/>
-                    <pic:cNvPicPr>
-                      <a:picLocks noChangeAspect="1" noChangeArrowheads="1"/>
-                    </pic:cNvPicPr>
-                  </pic:nvPicPr>
-                  <pic:blipFill>
-                    <a:blip r:embed="rId13" cstate="print">
-                      <a:extLst>
-                        <a:ext uri="{28A0092B-C50C-407E-A947-70E740481C1C}">
-                          <a14:useLocalDpi xmlns:a14="http://schemas.microsoft.com/office/drawing/2010/main" val="0"/>
-                        </a:ext>
-                      </a:extLst>
-                    </a:blip>
-                    <a:srcRect/>
-                    <a:stretch>
-                      <a:fillRect/>
-                    </a:stretch>
-                  </pic:blipFill>
-                  <pic:spPr bwMode="auto">
-                    <a:xfrm>
-                      <a:off x="0" y="0"/>
-                      <a:ext cx="5943600" cy="1298151"/>
-                    </a:xfrm>
-                    <a:prstGeom prst="rect">
-                      <a:avLst/>
-                    </a:prstGeom>
-                    <a:noFill/>
-                    <a:ln>
-                      <a:noFill/>
-                    </a:ln>
-                  </pic:spPr>
-                </pic:pic>
-              </a:graphicData>
-            </a:graphic>
-          </wp:inline>
-        </w:drawing>
-      </w:r>
-    </w:p>
-    <w:p>
-      <w:pPr>
-        <w:rPr>
-          <w:sz w:val="24"/>
-          <w:szCs w:val="24"/>
-        </w:rPr>
-      </w:pPr>
-      <w:r>
-        <w:rPr>
-          <w:noProof/>
-          <w:sz w:val="24"/>
-          <w:szCs w:val="24"/>
-        </w:rPr>
-        <w:lastRenderedPageBreak/>
         <w:drawing>
           <wp:inline distT="0" distB="0" distL="0" distR="0" wp14:anchorId="47A7B44A" wp14:editId="69E5039D">
             <wp:extent cx="5943600" cy="4115252"/>
@@ -1811,7 +1560,7 @@
                     </pic:cNvPicPr>
                   </pic:nvPicPr>
                   <pic:blipFill>
-                    <a:blip r:embed="rId14">
+                    <a:blip r:embed="rId9">
                       <a:extLst>
                         <a:ext uri="{28A0092B-C50C-407E-A947-70E740481C1C}">
                           <a14:useLocalDpi xmlns:a14="http://schemas.microsoft.com/office/drawing/2010/main" val="0"/>
@@ -1845,6 +1594,343 @@
     </w:p>
     <w:p>
       <w:pPr>
+        <w:jc w:val="center"/>
+        <w:rPr>
+          <w:sz w:val="24"/>
+          <w:szCs w:val="24"/>
+        </w:rPr>
+      </w:pPr>
+      <w:r>
+        <w:rPr>
+          <w:sz w:val="24"/>
+          <w:szCs w:val="24"/>
+        </w:rPr>
+        <w:t>Figure 1 – Simple generated hierarchy</w:t>
+      </w:r>
+    </w:p>
+    <w:p>
+      <w:pPr>
+        <w:rPr>
+          <w:sz w:val="24"/>
+          <w:szCs w:val="24"/>
+        </w:rPr>
+      </w:pPr>
+      <w:r>
+        <w:rPr>
+          <w:sz w:val="24"/>
+          <w:szCs w:val="24"/>
+        </w:rPr>
+        <w:t xml:space="preserve">Here there are seven non-terminals (0-6), indicated by circles, and seven terminals, indicated by squares. The numbers on the edges indicate the child order. </w:t>
+      </w:r>
+      <w:r>
+        <w:rPr>
+          <w:sz w:val="24"/>
+          <w:szCs w:val="24"/>
+        </w:rPr>
+        <w:t>The parenthesized n</w:t>
+      </w:r>
+      <w:r>
+        <w:rPr>
+          <w:sz w:val="24"/>
+          <w:szCs w:val="24"/>
+        </w:rPr>
+        <w:t>umbers in the terminals are sparse encodings for the neural network, to be discussed later.</w:t>
+      </w:r>
+    </w:p>
+    <w:p>
+      <w:pPr>
+        <w:rPr>
+          <w:sz w:val="24"/>
+          <w:szCs w:val="24"/>
+        </w:rPr>
+      </w:pPr>
+      <w:r>
+        <w:rPr>
+          <w:sz w:val="24"/>
+          <w:szCs w:val="24"/>
+        </w:rPr>
+        <w:t xml:space="preserve">This hierarchy produces a path of: {0, 1, 2, 3, 4, 5, 2, </w:t>
+      </w:r>
+      <w:proofErr w:type="gramStart"/>
+      <w:r>
+        <w:rPr>
+          <w:sz w:val="24"/>
+          <w:szCs w:val="24"/>
+        </w:rPr>
+        <w:t>6</w:t>
+      </w:r>
+      <w:proofErr w:type="gramEnd"/>
+      <w:r>
+        <w:rPr>
+          <w:sz w:val="24"/>
+          <w:szCs w:val="24"/>
+        </w:rPr>
+        <w:t xml:space="preserve">}. </w:t>
+      </w:r>
+    </w:p>
+    <w:p>
+      <w:pPr>
+        <w:rPr>
+          <w:sz w:val="24"/>
+          <w:szCs w:val="24"/>
+        </w:rPr>
+      </w:pPr>
+      <w:r>
+        <w:rPr>
+          <w:sz w:val="24"/>
+          <w:szCs w:val="24"/>
+        </w:rPr>
+        <w:t xml:space="preserve">The terminal children of a non-terminal are considered to be a cause-and-effect pair. The goal of the neural network is to predict the effect given the cause as they are presented in </w:t>
+      </w:r>
+      <w:r>
+        <w:rPr>
+          <w:sz w:val="24"/>
+          <w:szCs w:val="24"/>
+        </w:rPr>
+        <w:t>the input stream.</w:t>
+      </w:r>
+    </w:p>
+    <w:p>
+      <w:pPr>
+        <w:rPr>
+          <w:sz w:val="24"/>
+          <w:szCs w:val="24"/>
+        </w:rPr>
+      </w:pPr>
+      <w:r>
+        <w:rPr>
+          <w:sz w:val="24"/>
+          <w:szCs w:val="24"/>
+        </w:rPr>
+        <w:t xml:space="preserve">Generating </w:t>
+      </w:r>
+      <w:r>
+        <w:rPr>
+          <w:sz w:val="24"/>
+          <w:szCs w:val="24"/>
+        </w:rPr>
+        <w:t>inputs using this method presents context-related challenges. For example, the appearance of cause</w:t>
+      </w:r>
+      <w:r>
+        <w:rPr>
+          <w:sz w:val="24"/>
+          <w:szCs w:val="24"/>
+        </w:rPr>
+        <w:t xml:space="preserve"> 2 cannot </w:t>
+      </w:r>
+      <w:r>
+        <w:rPr>
+          <w:sz w:val="24"/>
+          <w:szCs w:val="24"/>
+        </w:rPr>
+        <w:t xml:space="preserve">solely </w:t>
+      </w:r>
+      <w:r>
+        <w:rPr>
+          <w:sz w:val="24"/>
+          <w:szCs w:val="24"/>
+        </w:rPr>
+        <w:t xml:space="preserve">be </w:t>
+      </w:r>
+      <w:r>
+        <w:rPr>
+          <w:sz w:val="24"/>
+          <w:szCs w:val="24"/>
+        </w:rPr>
+        <w:t xml:space="preserve">used to determine which of the effects 3 or 6 is correct. </w:t>
+      </w:r>
+      <w:r>
+        <w:rPr>
+          <w:sz w:val="24"/>
+          <w:szCs w:val="24"/>
+        </w:rPr>
+        <w:t>The correct prediction depends on the context provided by the previous cause-and-effect pair.</w:t>
+      </w:r>
+    </w:p>
+    <w:p>
+      <w:pPr>
+        <w:rPr>
+          <w:sz w:val="24"/>
+          <w:szCs w:val="24"/>
+        </w:rPr>
+      </w:pPr>
+      <w:r>
+        <w:rPr>
+          <w:sz w:val="24"/>
+          <w:szCs w:val="24"/>
+        </w:rPr>
+        <w:t xml:space="preserve"> </w:t>
+      </w:r>
+      <w:r>
+        <w:rPr>
+          <w:sz w:val="24"/>
+          <w:szCs w:val="24"/>
+        </w:rPr>
+        <w:t>Parameters determine the shape of a hierarchy:</w:t>
+      </w:r>
+    </w:p>
+    <w:p>
+      <w:pPr>
+        <w:pStyle w:val="ListParagraph"/>
+        <w:numPr>
+          <w:ilvl w:val="0"/>
+          <w:numId w:val="39"/>
+        </w:numPr>
+        <w:rPr>
+          <w:sz w:val="24"/>
+          <w:szCs w:val="24"/>
+        </w:rPr>
+      </w:pPr>
+      <w:r>
+        <w:rPr>
+          <w:sz w:val="24"/>
+          <w:szCs w:val="24"/>
+        </w:rPr>
+        <w:lastRenderedPageBreak/>
+        <w:t>NUM_CAU</w:t>
+      </w:r>
+      <w:r>
+        <w:rPr>
+          <w:sz w:val="24"/>
+          <w:szCs w:val="24"/>
+        </w:rPr>
+        <w:t>SATION_HIERARCHIES</w:t>
+      </w:r>
+    </w:p>
+    <w:p>
+      <w:pPr>
+        <w:pStyle w:val="ListParagraph"/>
+        <w:numPr>
+          <w:ilvl w:val="0"/>
+          <w:numId w:val="39"/>
+        </w:numPr>
+        <w:rPr>
+          <w:sz w:val="24"/>
+          <w:szCs w:val="24"/>
+        </w:rPr>
+      </w:pPr>
+      <w:r>
+        <w:rPr>
+          <w:sz w:val="24"/>
+          <w:szCs w:val="24"/>
+        </w:rPr>
+        <w:t>NUM_NONT</w:t>
+      </w:r>
+      <w:r>
+        <w:rPr>
+          <w:sz w:val="24"/>
+          <w:szCs w:val="24"/>
+        </w:rPr>
+        <w:t>ERMINALS</w:t>
+      </w:r>
+    </w:p>
+    <w:p>
+      <w:pPr>
+        <w:pStyle w:val="ListParagraph"/>
+        <w:numPr>
+          <w:ilvl w:val="0"/>
+          <w:numId w:val="39"/>
+        </w:numPr>
+        <w:rPr>
+          <w:sz w:val="24"/>
+          <w:szCs w:val="24"/>
+        </w:rPr>
+      </w:pPr>
+      <w:r>
+        <w:rPr>
+          <w:sz w:val="24"/>
+          <w:szCs w:val="24"/>
+        </w:rPr>
+        <w:t>NUM_TERMI</w:t>
+      </w:r>
+      <w:r>
+        <w:rPr>
+          <w:sz w:val="24"/>
+          <w:szCs w:val="24"/>
+        </w:rPr>
+        <w:t>NALS</w:t>
+      </w:r>
+    </w:p>
+    <w:p>
+      <w:pPr>
+        <w:pStyle w:val="ListParagraph"/>
+        <w:numPr>
+          <w:ilvl w:val="0"/>
+          <w:numId w:val="39"/>
+        </w:numPr>
+        <w:rPr>
+          <w:sz w:val="24"/>
+          <w:szCs w:val="24"/>
+        </w:rPr>
+      </w:pPr>
+      <w:r>
+        <w:rPr>
+          <w:sz w:val="24"/>
+          <w:szCs w:val="24"/>
+        </w:rPr>
+        <w:t>TERMINAL_PR</w:t>
+      </w:r>
+      <w:r>
+        <w:rPr>
+          <w:sz w:val="24"/>
+          <w:szCs w:val="24"/>
+        </w:rPr>
+        <w:t>ODUCTION_PROBABILITY</w:t>
+      </w:r>
+    </w:p>
+    <w:p>
+      <w:pPr>
+        <w:rPr>
+          <w:sz w:val="24"/>
+          <w:szCs w:val="24"/>
+        </w:rPr>
+      </w:pPr>
+      <w:r>
+        <w:rPr>
+          <w:sz w:val="24"/>
+          <w:szCs w:val="24"/>
+        </w:rPr>
+        <w:t>Multiple paths are generated by multiple hierarchies. Node ids are scoped by hierarchy</w:t>
+      </w:r>
+      <w:r>
+        <w:rPr>
+          <w:sz w:val="24"/>
+          <w:szCs w:val="24"/>
+        </w:rPr>
+        <w:t>, so the same id in different hierarchies will be unique to each hierarchy. The terminal production probability affects the hierarchy height: a greater probability causes non-terminals to be less likely to produce non-terminal children, thus growing the hierarchy further.</w:t>
+      </w:r>
+    </w:p>
+    <w:p>
+      <w:pPr>
+        <w:rPr>
+          <w:sz w:val="24"/>
+          <w:szCs w:val="24"/>
+        </w:rPr>
+      </w:pPr>
+      <w:r>
+        <w:rPr>
+          <w:sz w:val="24"/>
+          <w:szCs w:val="24"/>
+        </w:rPr>
+        <w:t>An example of two hierarchies</w:t>
+      </w:r>
+      <w:r>
+        <w:rPr>
+          <w:sz w:val="24"/>
+          <w:szCs w:val="24"/>
+        </w:rPr>
+        <w:t xml:space="preserve"> having identical structure</w:t>
+      </w:r>
+      <w:r>
+        <w:rPr>
+          <w:sz w:val="24"/>
+          <w:szCs w:val="24"/>
+        </w:rPr>
+        <w:t xml:space="preserve"> is presented in Figure 2.</w:t>
+      </w:r>
+    </w:p>
+    <w:p>
+      <w:pPr>
         <w:rPr>
           <w:sz w:val="24"/>
           <w:szCs w:val="24"/>
@@ -1874,7 +1960,7 @@
                     </pic:cNvPicPr>
                   </pic:nvPicPr>
                   <pic:blipFill>
-                    <a:blip r:embed="rId15" cstate="print">
+                    <a:blip r:embed="rId10" cstate="print">
                       <a:extLst>
                         <a:ext uri="{28A0092B-C50C-407E-A947-70E740481C1C}">
                           <a14:useLocalDpi xmlns:a14="http://schemas.microsoft.com/office/drawing/2010/main" val="0"/>
@@ -1908,10 +1994,18 @@
     </w:p>
     <w:p>
       <w:pPr>
-        <w:pStyle w:val="Heading1"/>
-      </w:pPr>
-      <w:r>
-        <w:t>Results</w:t>
+        <w:jc w:val="center"/>
+        <w:rPr>
+          <w:sz w:val="24"/>
+          <w:szCs w:val="24"/>
+        </w:rPr>
+      </w:pPr>
+      <w:r>
+        <w:rPr>
+          <w:sz w:val="24"/>
+          <w:szCs w:val="24"/>
+        </w:rPr>
+        <w:t>Figure 2 – Two hierarchies</w:t>
       </w:r>
     </w:p>
     <w:p>
@@ -1926,25 +2020,21 @@
           <w:sz w:val="24"/>
           <w:szCs w:val="24"/>
         </w:rPr>
-        <w:t xml:space="preserve">Tried Claude, Gemini, </w:t>
-      </w:r>
-      <w:proofErr w:type="spellStart"/>
-      <w:proofErr w:type="gramStart"/>
-      <w:r>
-        <w:rPr>
-          <w:sz w:val="24"/>
-          <w:szCs w:val="24"/>
-        </w:rPr>
-        <w:t>ChatGPT</w:t>
-      </w:r>
-      <w:proofErr w:type="spellEnd"/>
-      <w:proofErr w:type="gramEnd"/>
-      <w:r>
-        <w:rPr>
-          <w:sz w:val="24"/>
-          <w:szCs w:val="24"/>
-        </w:rPr>
-        <w:t xml:space="preserve"> on test_0 sequences.</w:t>
+        <w:t xml:space="preserve">Note that a cause terminal is not caused, which means that temporal gaps containing interstitial events can precede </w:t>
+      </w:r>
+      <w:r>
+        <w:rPr>
+          <w:sz w:val="24"/>
+          <w:szCs w:val="24"/>
+        </w:rPr>
+        <w:t xml:space="preserve">it, presenting another learning challenge. For example, </w:t>
+      </w:r>
+      <w:r>
+        <w:rPr>
+          <w:sz w:val="24"/>
+          <w:szCs w:val="24"/>
+        </w:rPr>
+        <w:t>with interstitial events the stream given by the hierarchy in Figure 1 might look like:</w:t>
       </w:r>
     </w:p>
     <w:p>
@@ -1959,7 +2049,58 @@
           <w:sz w:val="24"/>
           <w:szCs w:val="24"/>
         </w:rPr>
-        <w:t>Given these sequences:</w:t>
+        <w:t>{</w:t>
+      </w:r>
+      <w:proofErr w:type="gramStart"/>
+      <w:r>
+        <w:rPr>
+          <w:sz w:val="24"/>
+          <w:szCs w:val="24"/>
+        </w:rPr>
+        <w:t>a</w:t>
+      </w:r>
+      <w:proofErr w:type="gramEnd"/>
+      <w:r>
+        <w:rPr>
+          <w:sz w:val="24"/>
+          <w:szCs w:val="24"/>
+        </w:rPr>
+        <w:t xml:space="preserve">, b, </w:t>
+      </w:r>
+      <w:r>
+        <w:rPr>
+          <w:sz w:val="24"/>
+          <w:szCs w:val="24"/>
+        </w:rPr>
+        <w:t xml:space="preserve">0, 1, </w:t>
+      </w:r>
+      <w:r>
+        <w:rPr>
+          <w:sz w:val="24"/>
+          <w:szCs w:val="24"/>
+        </w:rPr>
+        <w:t xml:space="preserve">b, </w:t>
+      </w:r>
+      <w:r>
+        <w:rPr>
+          <w:sz w:val="24"/>
+          <w:szCs w:val="24"/>
+        </w:rPr>
+        <w:t xml:space="preserve">2, 3, </w:t>
+      </w:r>
+      <w:r>
+        <w:rPr>
+          <w:sz w:val="24"/>
+          <w:szCs w:val="24"/>
+        </w:rPr>
+        <w:t xml:space="preserve">b, c, </w:t>
+      </w:r>
+      <w:r>
+        <w:rPr>
+          <w:sz w:val="24"/>
+          <w:szCs w:val="24"/>
+        </w:rPr>
+        <w:t>4, 5, 2, 6}</w:t>
       </w:r>
     </w:p>
     <w:p>
@@ -1974,7 +2115,7 @@
           <w:sz w:val="24"/>
           <w:szCs w:val="24"/>
         </w:rPr>
-        <w:t>0,1,2,3</w:t>
+        <w:t>Where the letters a-c represent interstitial events.</w:t>
       </w:r>
     </w:p>
     <w:p>
@@ -1989,7 +2130,14 @@
           <w:sz w:val="24"/>
           <w:szCs w:val="24"/>
         </w:rPr>
-        <w:t>4,5,2,6</w:t>
+        <w:t xml:space="preserve">A final challenge, addressing multitasking, can be shown </w:t>
+      </w:r>
+      <w:r>
+        <w:rPr>
+          <w:sz w:val="24"/>
+          <w:szCs w:val="24"/>
+        </w:rPr>
+        <w:t>by interleaving the streams from the hierarchies in Figure 2:</w:t>
       </w:r>
     </w:p>
     <w:p>
@@ -2004,8 +2152,147 @@
           <w:sz w:val="24"/>
           <w:szCs w:val="24"/>
         </w:rPr>
-        <w:lastRenderedPageBreak/>
-        <w:t>Predict the next number in these sequences:</w:t>
+        <w:t>{0</w:t>
+      </w:r>
+      <w:r>
+        <w:rPr>
+          <w:sz w:val="24"/>
+          <w:szCs w:val="24"/>
+        </w:rPr>
+        <w:t>/0</w:t>
+      </w:r>
+      <w:r>
+        <w:rPr>
+          <w:sz w:val="24"/>
+          <w:szCs w:val="24"/>
+        </w:rPr>
+        <w:t>, 1</w:t>
+      </w:r>
+      <w:r>
+        <w:rPr>
+          <w:sz w:val="24"/>
+          <w:szCs w:val="24"/>
+        </w:rPr>
+        <w:t>/0</w:t>
+      </w:r>
+      <w:r>
+        <w:rPr>
+          <w:sz w:val="24"/>
+          <w:szCs w:val="24"/>
+        </w:rPr>
+        <w:t>, 2</w:t>
+      </w:r>
+      <w:r>
+        <w:rPr>
+          <w:sz w:val="24"/>
+          <w:szCs w:val="24"/>
+        </w:rPr>
+        <w:t>/0</w:t>
+      </w:r>
+      <w:r>
+        <w:rPr>
+          <w:sz w:val="24"/>
+          <w:szCs w:val="24"/>
+        </w:rPr>
+        <w:t>, 3</w:t>
+      </w:r>
+      <w:r>
+        <w:rPr>
+          <w:sz w:val="24"/>
+          <w:szCs w:val="24"/>
+        </w:rPr>
+        <w:t>/0</w:t>
+      </w:r>
+      <w:r>
+        <w:rPr>
+          <w:sz w:val="24"/>
+          <w:szCs w:val="24"/>
+        </w:rPr>
+        <w:t xml:space="preserve">, </w:t>
+      </w:r>
+      <w:r>
+        <w:rPr>
+          <w:sz w:val="24"/>
+          <w:szCs w:val="24"/>
+        </w:rPr>
+        <w:t xml:space="preserve">0/1, 1/1, </w:t>
+      </w:r>
+      <w:r>
+        <w:rPr>
+          <w:sz w:val="24"/>
+          <w:szCs w:val="24"/>
+        </w:rPr>
+        <w:t>4</w:t>
+      </w:r>
+      <w:r>
+        <w:rPr>
+          <w:sz w:val="24"/>
+          <w:szCs w:val="24"/>
+        </w:rPr>
+        <w:t>/0</w:t>
+      </w:r>
+      <w:r>
+        <w:rPr>
+          <w:sz w:val="24"/>
+          <w:szCs w:val="24"/>
+        </w:rPr>
+        <w:t>, 5</w:t>
+      </w:r>
+      <w:r>
+        <w:rPr>
+          <w:sz w:val="24"/>
+          <w:szCs w:val="24"/>
+        </w:rPr>
+        <w:t>/0</w:t>
+      </w:r>
+      <w:r>
+        <w:rPr>
+          <w:sz w:val="24"/>
+          <w:szCs w:val="24"/>
+        </w:rPr>
+        <w:t xml:space="preserve">, </w:t>
+      </w:r>
+      <w:r>
+        <w:rPr>
+          <w:sz w:val="24"/>
+          <w:szCs w:val="24"/>
+        </w:rPr>
+        <w:t xml:space="preserve">2/1, 3/1, </w:t>
+      </w:r>
+      <w:r>
+        <w:rPr>
+          <w:sz w:val="24"/>
+          <w:szCs w:val="24"/>
+        </w:rPr>
+        <w:t>2</w:t>
+      </w:r>
+      <w:r>
+        <w:rPr>
+          <w:sz w:val="24"/>
+          <w:szCs w:val="24"/>
+        </w:rPr>
+        <w:t>/0</w:t>
+      </w:r>
+      <w:r>
+        <w:rPr>
+          <w:sz w:val="24"/>
+          <w:szCs w:val="24"/>
+        </w:rPr>
+        <w:t>, 6</w:t>
+      </w:r>
+      <w:r>
+        <w:rPr>
+          <w:sz w:val="24"/>
+          <w:szCs w:val="24"/>
+        </w:rPr>
+        <w:t>/0, 4/1, 5/1, 2/1, 6/1</w:t>
+      </w:r>
+      <w:r>
+        <w:rPr>
+          <w:sz w:val="24"/>
+          <w:szCs w:val="24"/>
+        </w:rPr>
+        <w:t>}</w:t>
       </w:r>
     </w:p>
     <w:p>
@@ -2020,22 +2307,15 @@
           <w:sz w:val="24"/>
           <w:szCs w:val="24"/>
         </w:rPr>
-        <w:t>8,8,7,0</w:t>
+        <w:t>Where the hierarchy number is appended to the terminal id after a slash (“/”) character.</w:t>
       </w:r>
     </w:p>
     <w:p>
       <w:pPr>
-        <w:rPr>
-          <w:sz w:val="24"/>
-          <w:szCs w:val="24"/>
-        </w:rPr>
-      </w:pPr>
-      <w:r>
-        <w:rPr>
-          <w:sz w:val="24"/>
-          <w:szCs w:val="24"/>
-        </w:rPr>
-        <w:t>7,11,4</w:t>
+        <w:pStyle w:val="Heading2"/>
+      </w:pPr>
+      <w:r>
+        <w:t>Algorithm</w:t>
       </w:r>
     </w:p>
     <w:p>
@@ -2050,7 +2330,8 @@
           <w:sz w:val="24"/>
           <w:szCs w:val="24"/>
         </w:rPr>
-        <w:t>7,4,5,11,11,8,10,10,10,11,2</w:t>
+        <w:lastRenderedPageBreak/>
+        <w:t>Temporal state information is encoded into additional tiers that represent context to the neural network.</w:t>
       </w:r>
     </w:p>
     <w:p>
@@ -2065,17 +2346,66 @@
           <w:sz w:val="24"/>
           <w:szCs w:val="24"/>
         </w:rPr>
-        <w:t>0</w:t>
-      </w:r>
-      <w:proofErr w:type="gramStart"/>
-      <w:r>
-        <w:rPr>
-          <w:sz w:val="24"/>
-          <w:szCs w:val="24"/>
-        </w:rPr>
-        <w:t>,1,9,11,10,2</w:t>
-      </w:r>
-      <w:proofErr w:type="gramEnd"/>
+        <w:t xml:space="preserve">The terminal ids are encoded into a sparse representation of one-hot inputs. Sparse encoding is </w:t>
+      </w:r>
+      <w:r>
+        <w:rPr>
+          <w:sz w:val="24"/>
+          <w:szCs w:val="24"/>
+        </w:rPr>
+        <w:t>also</w:t>
+      </w:r>
+      <w:r>
+        <w:rPr>
+          <w:sz w:val="24"/>
+          <w:szCs w:val="24"/>
+        </w:rPr>
+        <w:t xml:space="preserve"> used to represent higher tiered information. The advantage of sparsity in neural networks is </w:t>
+      </w:r>
+      <w:r>
+        <w:rPr>
+          <w:sz w:val="24"/>
+          <w:szCs w:val="24"/>
+        </w:rPr>
+        <w:t>delineated</w:t>
+      </w:r>
+      <w:r>
+        <w:rPr>
+          <w:sz w:val="24"/>
+          <w:szCs w:val="24"/>
+        </w:rPr>
+        <w:t xml:space="preserve"> </w:t>
+      </w:r>
+      <w:r>
+        <w:rPr>
+          <w:sz w:val="24"/>
+          <w:szCs w:val="24"/>
+        </w:rPr>
+        <w:t xml:space="preserve">in </w:t>
+      </w:r>
+      <w:r>
+        <w:rPr>
+          <w:sz w:val="24"/>
+          <w:szCs w:val="24"/>
+        </w:rPr>
+        <w:t xml:space="preserve">the </w:t>
+      </w:r>
+      <w:proofErr w:type="spellStart"/>
+      <w:r>
+        <w:rPr>
+          <w:sz w:val="24"/>
+          <w:szCs w:val="24"/>
+        </w:rPr>
+        <w:t>Numenta</w:t>
+      </w:r>
+      <w:proofErr w:type="spellEnd"/>
+      <w:r>
+        <w:rPr>
+          <w:sz w:val="24"/>
+          <w:szCs w:val="24"/>
+        </w:rPr>
+        <w:t xml:space="preserve"> White Paper (2021). </w:t>
+      </w:r>
     </w:p>
     <w:p>
       <w:pPr>
@@ -2089,7 +2419,28 @@
           <w:sz w:val="24"/>
           <w:szCs w:val="24"/>
         </w:rPr>
-        <w:t>7,9,11,9,7,8,4,5,7,10,10,8,7,2</w:t>
+        <w:t xml:space="preserve">During training, paths are given without interstitial or interleaved events. Those are </w:t>
+      </w:r>
+      <w:r>
+        <w:rPr>
+          <w:sz w:val="24"/>
+          <w:szCs w:val="24"/>
+        </w:rPr>
+        <w:t>supplied</w:t>
+      </w:r>
+      <w:r>
+        <w:rPr>
+          <w:sz w:val="24"/>
+          <w:szCs w:val="24"/>
+        </w:rPr>
+        <w:t xml:space="preserve"> during testing.</w:t>
+      </w:r>
+      <w:r>
+        <w:rPr>
+          <w:sz w:val="24"/>
+          <w:szCs w:val="24"/>
+        </w:rPr>
+        <w:t xml:space="preserve"> This is how training is done:</w:t>
       </w:r>
     </w:p>
     <w:p>
@@ -2099,22 +2450,6 @@
           <w:szCs w:val="24"/>
         </w:rPr>
       </w:pPr>
-      <w:r>
-        <w:rPr>
-          <w:sz w:val="24"/>
-          <w:szCs w:val="24"/>
-        </w:rPr>
-        <w:t>7</w:t>
-      </w:r>
-      <w:proofErr w:type="gramStart"/>
-      <w:r>
-        <w:rPr>
-          <w:sz w:val="24"/>
-          <w:szCs w:val="24"/>
-        </w:rPr>
-        <w:t>,0,1,11,10,7,7,10,2</w:t>
-      </w:r>
-      <w:proofErr w:type="gramEnd"/>
     </w:p>
     <w:p>
       <w:pPr>
@@ -2128,7 +2463,7 @@
           <w:sz w:val="24"/>
           <w:szCs w:val="24"/>
         </w:rPr>
-        <w:t>4,5,10,8,8,2</w:t>
+        <w:t xml:space="preserve"> </w:t>
       </w:r>
     </w:p>
     <w:p>
@@ -2143,77 +2478,117 @@
           <w:sz w:val="24"/>
           <w:szCs w:val="24"/>
         </w:rPr>
-        <w:t>11</w:t>
-      </w:r>
-      <w:proofErr w:type="gramStart"/>
-      <w:r>
-        <w:rPr>
-          <w:sz w:val="24"/>
-          <w:szCs w:val="24"/>
-        </w:rPr>
-        <w:t>,8,0,1,8,10,2</w:t>
-      </w:r>
-      <w:proofErr w:type="gramEnd"/>
+        <w:t>Note</w:t>
+      </w:r>
+      <w:r>
+        <w:rPr>
+          <w:sz w:val="24"/>
+          <w:szCs w:val="24"/>
+        </w:rPr>
+        <w:t xml:space="preserve"> that the algorithm could</w:t>
+      </w:r>
+      <w:r>
+        <w:rPr>
+          <w:sz w:val="24"/>
+          <w:szCs w:val="24"/>
+        </w:rPr>
+        <w:t xml:space="preserve"> also</w:t>
+      </w:r>
+      <w:r>
+        <w:rPr>
+          <w:sz w:val="24"/>
+          <w:szCs w:val="24"/>
+        </w:rPr>
+        <w:t xml:space="preserve"> be used </w:t>
+      </w:r>
+      <w:r>
+        <w:rPr>
+          <w:sz w:val="24"/>
+          <w:szCs w:val="24"/>
+        </w:rPr>
+        <w:t xml:space="preserve">to </w:t>
+      </w:r>
+      <w:r>
+        <w:rPr>
+          <w:sz w:val="24"/>
+          <w:szCs w:val="24"/>
+        </w:rPr>
+        <w:t>recognize</w:t>
+      </w:r>
+      <w:r>
+        <w:rPr>
+          <w:sz w:val="24"/>
+          <w:szCs w:val="24"/>
+        </w:rPr>
+        <w:t xml:space="preserve"> out-of-order streams, </w:t>
+      </w:r>
+      <w:r>
+        <w:rPr>
+          <w:sz w:val="24"/>
+          <w:szCs w:val="24"/>
+        </w:rPr>
+        <w:t>a topic explored by Portegys (2024a).</w:t>
+      </w:r>
     </w:p>
     <w:p>
       <w:pPr>
-        <w:rPr>
-          <w:sz w:val="24"/>
-          <w:szCs w:val="24"/>
-        </w:rPr>
-      </w:pPr>
-      <w:r>
-        <w:rPr>
-          <w:sz w:val="24"/>
-          <w:szCs w:val="24"/>
-        </w:rPr>
-        <w:t>11,7,7,11,11,0,1,11,7,11,11,9,11,10,7,2</w:t>
-      </w:r>
+        <w:jc w:val="left"/>
+        <w:rPr>
+          <w:sz w:val="24"/>
+          <w:szCs w:val="24"/>
+        </w:rPr>
+      </w:pPr>
+      <w:r>
+        <w:rPr>
+          <w:sz w:val="24"/>
+          <w:szCs w:val="24"/>
+        </w:rPr>
+        <w:t>The code is available</w:t>
+      </w:r>
+      <w:r>
+        <w:rPr>
+          <w:sz w:val="24"/>
+          <w:szCs w:val="24"/>
+        </w:rPr>
+        <w:t xml:space="preserve"> on GitHub</w:t>
+      </w:r>
+      <w:r>
+        <w:rPr>
+          <w:sz w:val="24"/>
+          <w:szCs w:val="24"/>
+        </w:rPr>
+        <w:t xml:space="preserve"> at: </w:t>
+      </w:r>
+      <w:hyperlink r:id="rId11" w:history="1">
+        <w:r>
+          <w:rPr>
+            <w:rStyle w:val="Hyperlink"/>
+            <w:sz w:val="24"/>
+            <w:szCs w:val="24"/>
+          </w:rPr>
+          <w:t>https://github.com/morphognosis/Mandala</w:t>
+        </w:r>
+      </w:hyperlink>
     </w:p>
     <w:p>
       <w:pPr>
-        <w:rPr>
-          <w:sz w:val="24"/>
-          <w:szCs w:val="24"/>
-        </w:rPr>
-      </w:pPr>
-      <w:r>
-        <w:rPr>
-          <w:sz w:val="24"/>
-          <w:szCs w:val="24"/>
-        </w:rPr>
-        <w:t>10,8,9,7,4,5,9,8,8,10,11,11,7,9,9,11,2</w:t>
+        <w:pStyle w:val="Heading1"/>
+      </w:pPr>
+      <w:r>
+        <w:t>Results</w:t>
       </w:r>
     </w:p>
     <w:p>
       <w:pPr>
-        <w:rPr>
-          <w:sz w:val="24"/>
-          <w:szCs w:val="24"/>
-        </w:rPr>
-      </w:pPr>
-      <w:r>
-        <w:rPr>
-          <w:sz w:val="24"/>
-          <w:szCs w:val="24"/>
-        </w:rPr>
-        <w:t>Note that 4</w:t>
-      </w:r>
-      <w:proofErr w:type="gramStart"/>
-      <w:r>
-        <w:rPr>
-          <w:sz w:val="24"/>
-          <w:szCs w:val="24"/>
-        </w:rPr>
-        <w:t>,5</w:t>
-      </w:r>
-      <w:proofErr w:type="gramEnd"/>
-      <w:r>
-        <w:rPr>
-          <w:sz w:val="24"/>
-          <w:szCs w:val="24"/>
-        </w:rPr>
-        <w:t xml:space="preserve"> causes 2,3 and 0,1 causes 2,6</w:t>
+        <w:pStyle w:val="Heading2"/>
+      </w:pPr>
+      <w:r>
+        <w:t>Mandala/RNN c</w:t>
+      </w:r>
+      <w:bookmarkStart w:id="3" w:name="_GoBack"/>
+      <w:bookmarkEnd w:id="3"/>
+      <w:r>
+        <w:t>omparisons</w:t>
       </w:r>
     </w:p>
     <w:p>
@@ -2223,68 +2598,12 @@
           <w:szCs w:val="24"/>
         </w:rPr>
       </w:pPr>
-      <w:r>
-        <w:rPr>
-          <w:sz w:val="24"/>
-          <w:szCs w:val="24"/>
-        </w:rPr>
-        <w:t xml:space="preserve">Claude predicted the first two simple sequences, </w:t>
-      </w:r>
-      <w:proofErr w:type="gramStart"/>
-      <w:r>
-        <w:rPr>
-          <w:sz w:val="24"/>
-          <w:szCs w:val="24"/>
-        </w:rPr>
-        <w:t>But</w:t>
-      </w:r>
-      <w:proofErr w:type="gramEnd"/>
-      <w:r>
-        <w:rPr>
-          <w:sz w:val="24"/>
-          <w:szCs w:val="24"/>
-        </w:rPr>
-        <w:t xml:space="preserve"> failed on the sequence that depended on recognizing the earlier transitions determine the ending transitions.</w:t>
-      </w:r>
     </w:p>
     <w:p>
-      <w:pPr>
-        <w:rPr>
-          <w:sz w:val="24"/>
-          <w:szCs w:val="24"/>
-        </w:rPr>
-      </w:pPr>
-      <w:proofErr w:type="spellStart"/>
-      <w:r>
-        <w:rPr>
-          <w:sz w:val="24"/>
-          <w:szCs w:val="24"/>
-        </w:rPr>
-        <w:t>ChatGPT</w:t>
-      </w:r>
-      <w:proofErr w:type="spellEnd"/>
-      <w:r>
-        <w:rPr>
-          <w:sz w:val="24"/>
-          <w:szCs w:val="24"/>
-        </w:rPr>
-        <w:t xml:space="preserve"> did not correctly predict any of the sequences.</w:t>
-      </w:r>
-    </w:p>
-    <w:p>
-      <w:pPr>
-        <w:rPr>
-          <w:sz w:val="24"/>
-          <w:szCs w:val="24"/>
-        </w:rPr>
-      </w:pPr>
-    </w:p>
-    <w:p>
       <w:r>
         <w:rPr>
           <w:noProof/>
         </w:rPr>
-        <w:lastRenderedPageBreak/>
         <w:drawing>
           <wp:inline distT="0" distB="0" distL="0" distR="0" wp14:anchorId="2C387C07" wp14:editId="5FD7A49F">
             <wp:extent cx="5943600" cy="3537411"/>
@@ -2298,6 +2617,228 @@
                 <pic:pic xmlns:pic="http://schemas.openxmlformats.org/drawingml/2006/picture">
                   <pic:nvPicPr>
                     <pic:cNvPr id="0" name="Picture 2" descr="C:\Users\Tom Portegys\Documents\research\AI\Mandala\doc\causation_hierarchies.png"/>
+                    <pic:cNvPicPr>
+                      <a:picLocks noChangeAspect="1" noChangeArrowheads="1"/>
+                    </pic:cNvPicPr>
+                  </pic:nvPicPr>
+                  <pic:blipFill>
+                    <a:blip r:embed="rId12" cstate="print">
+                      <a:extLst>
+                        <a:ext uri="{28A0092B-C50C-407E-A947-70E740481C1C}">
+                          <a14:useLocalDpi xmlns:a14="http://schemas.microsoft.com/office/drawing/2010/main" val="0"/>
+                        </a:ext>
+                      </a:extLst>
+                    </a:blip>
+                    <a:srcRect/>
+                    <a:stretch>
+                      <a:fillRect/>
+                    </a:stretch>
+                  </pic:blipFill>
+                  <pic:spPr bwMode="auto">
+                    <a:xfrm>
+                      <a:off x="0" y="0"/>
+                      <a:ext cx="5943600" cy="3537411"/>
+                    </a:xfrm>
+                    <a:prstGeom prst="rect">
+                      <a:avLst/>
+                    </a:prstGeom>
+                    <a:noFill/>
+                    <a:ln>
+                      <a:noFill/>
+                    </a:ln>
+                  </pic:spPr>
+                </pic:pic>
+              </a:graphicData>
+            </a:graphic>
+          </wp:inline>
+        </w:drawing>
+      </w:r>
+    </w:p>
+    <w:p>
+      <w:r>
+        <w:rPr>
+          <w:noProof/>
+        </w:rPr>
+        <w:lastRenderedPageBreak/>
+        <w:drawing>
+          <wp:inline distT="0" distB="0" distL="0" distR="0" wp14:anchorId="05AD15AD" wp14:editId="584E43BA">
+            <wp:extent cx="5943600" cy="3537411"/>
+            <wp:effectExtent l="0" t="0" r="0" b="6350"/>
+            <wp:docPr id="9" name="Picture 9" descr="C:\Users\Tom Portegys\Documents\research\AI\Mandala\doc\num_nonterminals.png"/>
+            <wp:cNvGraphicFramePr>
+              <a:graphicFrameLocks xmlns:a="http://schemas.openxmlformats.org/drawingml/2006/main" noChangeAspect="1"/>
+            </wp:cNvGraphicFramePr>
+            <a:graphic xmlns:a="http://schemas.openxmlformats.org/drawingml/2006/main">
+              <a:graphicData uri="http://schemas.openxmlformats.org/drawingml/2006/picture">
+                <pic:pic xmlns:pic="http://schemas.openxmlformats.org/drawingml/2006/picture">
+                  <pic:nvPicPr>
+                    <pic:cNvPr id="0" name="Picture 3" descr="C:\Users\Tom Portegys\Documents\research\AI\Mandala\doc\num_nonterminals.png"/>
+                    <pic:cNvPicPr>
+                      <a:picLocks noChangeAspect="1" noChangeArrowheads="1"/>
+                    </pic:cNvPicPr>
+                  </pic:nvPicPr>
+                  <pic:blipFill>
+                    <a:blip r:embed="rId13" cstate="print">
+                      <a:extLst>
+                        <a:ext uri="{28A0092B-C50C-407E-A947-70E740481C1C}">
+                          <a14:useLocalDpi xmlns:a14="http://schemas.microsoft.com/office/drawing/2010/main" val="0"/>
+                        </a:ext>
+                      </a:extLst>
+                    </a:blip>
+                    <a:srcRect/>
+                    <a:stretch>
+                      <a:fillRect/>
+                    </a:stretch>
+                  </pic:blipFill>
+                  <pic:spPr bwMode="auto">
+                    <a:xfrm>
+                      <a:off x="0" y="0"/>
+                      <a:ext cx="5943600" cy="3537411"/>
+                    </a:xfrm>
+                    <a:prstGeom prst="rect">
+                      <a:avLst/>
+                    </a:prstGeom>
+                    <a:noFill/>
+                    <a:ln>
+                      <a:noFill/>
+                    </a:ln>
+                  </pic:spPr>
+                </pic:pic>
+              </a:graphicData>
+            </a:graphic>
+          </wp:inline>
+        </w:drawing>
+      </w:r>
+    </w:p>
+    <w:p>
+      <w:r>
+        <w:rPr>
+          <w:noProof/>
+        </w:rPr>
+        <w:drawing>
+          <wp:inline distT="0" distB="0" distL="0" distR="0" wp14:anchorId="13F6E742" wp14:editId="0FD3241A">
+            <wp:extent cx="5943600" cy="3537411"/>
+            <wp:effectExtent l="0" t="0" r="0" b="6350"/>
+            <wp:docPr id="10" name="Picture 10" descr="C:\Users\Tom Portegys\Documents\research\AI\Mandala\doc\num_terminals.png"/>
+            <wp:cNvGraphicFramePr>
+              <a:graphicFrameLocks xmlns:a="http://schemas.openxmlformats.org/drawingml/2006/main" noChangeAspect="1"/>
+            </wp:cNvGraphicFramePr>
+            <a:graphic xmlns:a="http://schemas.openxmlformats.org/drawingml/2006/main">
+              <a:graphicData uri="http://schemas.openxmlformats.org/drawingml/2006/picture">
+                <pic:pic xmlns:pic="http://schemas.openxmlformats.org/drawingml/2006/picture">
+                  <pic:nvPicPr>
+                    <pic:cNvPr id="0" name="Picture 4" descr="C:\Users\Tom Portegys\Documents\research\AI\Mandala\doc\num_terminals.png"/>
+                    <pic:cNvPicPr>
+                      <a:picLocks noChangeAspect="1" noChangeArrowheads="1"/>
+                    </pic:cNvPicPr>
+                  </pic:nvPicPr>
+                  <pic:blipFill>
+                    <a:blip r:embed="rId14" cstate="print">
+                      <a:extLst>
+                        <a:ext uri="{28A0092B-C50C-407E-A947-70E740481C1C}">
+                          <a14:useLocalDpi xmlns:a14="http://schemas.microsoft.com/office/drawing/2010/main" val="0"/>
+                        </a:ext>
+                      </a:extLst>
+                    </a:blip>
+                    <a:srcRect/>
+                    <a:stretch>
+                      <a:fillRect/>
+                    </a:stretch>
+                  </pic:blipFill>
+                  <pic:spPr bwMode="auto">
+                    <a:xfrm>
+                      <a:off x="0" y="0"/>
+                      <a:ext cx="5943600" cy="3537411"/>
+                    </a:xfrm>
+                    <a:prstGeom prst="rect">
+                      <a:avLst/>
+                    </a:prstGeom>
+                    <a:noFill/>
+                    <a:ln>
+                      <a:noFill/>
+                    </a:ln>
+                  </pic:spPr>
+                </pic:pic>
+              </a:graphicData>
+            </a:graphic>
+          </wp:inline>
+        </w:drawing>
+      </w:r>
+    </w:p>
+    <w:p>
+      <w:r>
+        <w:rPr>
+          <w:noProof/>
+        </w:rPr>
+        <w:lastRenderedPageBreak/>
+        <w:drawing>
+          <wp:inline distT="0" distB="0" distL="0" distR="0" wp14:anchorId="5BFE79DC" wp14:editId="274FBB20">
+            <wp:extent cx="5943600" cy="3537411"/>
+            <wp:effectExtent l="0" t="0" r="0" b="6350"/>
+            <wp:docPr id="11" name="Picture 11" descr="C:\Users\Tom Portegys\Documents\research\AI\Mandala\doc\terminal_production_probability.png"/>
+            <wp:cNvGraphicFramePr>
+              <a:graphicFrameLocks xmlns:a="http://schemas.openxmlformats.org/drawingml/2006/main" noChangeAspect="1"/>
+            </wp:cNvGraphicFramePr>
+            <a:graphic xmlns:a="http://schemas.openxmlformats.org/drawingml/2006/main">
+              <a:graphicData uri="http://schemas.openxmlformats.org/drawingml/2006/picture">
+                <pic:pic xmlns:pic="http://schemas.openxmlformats.org/drawingml/2006/picture">
+                  <pic:nvPicPr>
+                    <pic:cNvPr id="0" name="Picture 5" descr="C:\Users\Tom Portegys\Documents\research\AI\Mandala\doc\terminal_production_probability.png"/>
+                    <pic:cNvPicPr>
+                      <a:picLocks noChangeAspect="1" noChangeArrowheads="1"/>
+                    </pic:cNvPicPr>
+                  </pic:nvPicPr>
+                  <pic:blipFill>
+                    <a:blip r:embed="rId15" cstate="print">
+                      <a:extLst>
+                        <a:ext uri="{28A0092B-C50C-407E-A947-70E740481C1C}">
+                          <a14:useLocalDpi xmlns:a14="http://schemas.microsoft.com/office/drawing/2010/main" val="0"/>
+                        </a:ext>
+                      </a:extLst>
+                    </a:blip>
+                    <a:srcRect/>
+                    <a:stretch>
+                      <a:fillRect/>
+                    </a:stretch>
+                  </pic:blipFill>
+                  <pic:spPr bwMode="auto">
+                    <a:xfrm>
+                      <a:off x="0" y="0"/>
+                      <a:ext cx="5943600" cy="3537411"/>
+                    </a:xfrm>
+                    <a:prstGeom prst="rect">
+                      <a:avLst/>
+                    </a:prstGeom>
+                    <a:noFill/>
+                    <a:ln>
+                      <a:noFill/>
+                    </a:ln>
+                  </pic:spPr>
+                </pic:pic>
+              </a:graphicData>
+            </a:graphic>
+          </wp:inline>
+        </w:drawing>
+      </w:r>
+    </w:p>
+    <w:p>
+      <w:r>
+        <w:rPr>
+          <w:noProof/>
+        </w:rPr>
+        <w:drawing>
+          <wp:inline distT="0" distB="0" distL="0" distR="0" wp14:anchorId="3AD44CDB" wp14:editId="73006689">
+            <wp:extent cx="5943600" cy="3537411"/>
+            <wp:effectExtent l="0" t="0" r="0" b="6350"/>
+            <wp:docPr id="12" name="Picture 12" descr="C:\Users\Tom Portegys\Documents\research\AI\Mandala\doc\context_tier_value_duration_type.png"/>
+            <wp:cNvGraphicFramePr>
+              <a:graphicFrameLocks xmlns:a="http://schemas.openxmlformats.org/drawingml/2006/main" noChangeAspect="1"/>
+            </wp:cNvGraphicFramePr>
+            <a:graphic xmlns:a="http://schemas.openxmlformats.org/drawingml/2006/main">
+              <a:graphicData uri="http://schemas.openxmlformats.org/drawingml/2006/picture">
+                <pic:pic xmlns:pic="http://schemas.openxmlformats.org/drawingml/2006/picture">
+                  <pic:nvPicPr>
+                    <pic:cNvPr id="0" name="Picture 6" descr="C:\Users\Tom Portegys\Documents\research\AI\Mandala\doc\context_tier_value_duration_type.png"/>
                     <pic:cNvPicPr>
                       <a:picLocks noChangeAspect="1" noChangeArrowheads="1"/>
                     </pic:cNvPicPr>
@@ -2340,228 +2881,7 @@
         <w:rPr>
           <w:noProof/>
         </w:rPr>
-        <w:drawing>
-          <wp:inline distT="0" distB="0" distL="0" distR="0" wp14:anchorId="05AD15AD" wp14:editId="584E43BA">
-            <wp:extent cx="5943600" cy="3537411"/>
-            <wp:effectExtent l="0" t="0" r="0" b="6350"/>
-            <wp:docPr id="9" name="Picture 9" descr="C:\Users\Tom Portegys\Documents\research\AI\Mandala\doc\num_nonterminals.png"/>
-            <wp:cNvGraphicFramePr>
-              <a:graphicFrameLocks xmlns:a="http://schemas.openxmlformats.org/drawingml/2006/main" noChangeAspect="1"/>
-            </wp:cNvGraphicFramePr>
-            <a:graphic xmlns:a="http://schemas.openxmlformats.org/drawingml/2006/main">
-              <a:graphicData uri="http://schemas.openxmlformats.org/drawingml/2006/picture">
-                <pic:pic xmlns:pic="http://schemas.openxmlformats.org/drawingml/2006/picture">
-                  <pic:nvPicPr>
-                    <pic:cNvPr id="0" name="Picture 3" descr="C:\Users\Tom Portegys\Documents\research\AI\Mandala\doc\num_nonterminals.png"/>
-                    <pic:cNvPicPr>
-                      <a:picLocks noChangeAspect="1" noChangeArrowheads="1"/>
-                    </pic:cNvPicPr>
-                  </pic:nvPicPr>
-                  <pic:blipFill>
-                    <a:blip r:embed="rId17" cstate="print">
-                      <a:extLst>
-                        <a:ext uri="{28A0092B-C50C-407E-A947-70E740481C1C}">
-                          <a14:useLocalDpi xmlns:a14="http://schemas.microsoft.com/office/drawing/2010/main" val="0"/>
-                        </a:ext>
-                      </a:extLst>
-                    </a:blip>
-                    <a:srcRect/>
-                    <a:stretch>
-                      <a:fillRect/>
-                    </a:stretch>
-                  </pic:blipFill>
-                  <pic:spPr bwMode="auto">
-                    <a:xfrm>
-                      <a:off x="0" y="0"/>
-                      <a:ext cx="5943600" cy="3537411"/>
-                    </a:xfrm>
-                    <a:prstGeom prst="rect">
-                      <a:avLst/>
-                    </a:prstGeom>
-                    <a:noFill/>
-                    <a:ln>
-                      <a:noFill/>
-                    </a:ln>
-                  </pic:spPr>
-                </pic:pic>
-              </a:graphicData>
-            </a:graphic>
-          </wp:inline>
-        </w:drawing>
-      </w:r>
-    </w:p>
-    <w:p>
-      <w:r>
-        <w:rPr>
-          <w:noProof/>
-        </w:rPr>
         <w:lastRenderedPageBreak/>
-        <w:drawing>
-          <wp:inline distT="0" distB="0" distL="0" distR="0" wp14:anchorId="13F6E742" wp14:editId="0FD3241A">
-            <wp:extent cx="5943600" cy="3537411"/>
-            <wp:effectExtent l="0" t="0" r="0" b="6350"/>
-            <wp:docPr id="10" name="Picture 10" descr="C:\Users\Tom Portegys\Documents\research\AI\Mandala\doc\num_terminals.png"/>
-            <wp:cNvGraphicFramePr>
-              <a:graphicFrameLocks xmlns:a="http://schemas.openxmlformats.org/drawingml/2006/main" noChangeAspect="1"/>
-            </wp:cNvGraphicFramePr>
-            <a:graphic xmlns:a="http://schemas.openxmlformats.org/drawingml/2006/main">
-              <a:graphicData uri="http://schemas.openxmlformats.org/drawingml/2006/picture">
-                <pic:pic xmlns:pic="http://schemas.openxmlformats.org/drawingml/2006/picture">
-                  <pic:nvPicPr>
-                    <pic:cNvPr id="0" name="Picture 4" descr="C:\Users\Tom Portegys\Documents\research\AI\Mandala\doc\num_terminals.png"/>
-                    <pic:cNvPicPr>
-                      <a:picLocks noChangeAspect="1" noChangeArrowheads="1"/>
-                    </pic:cNvPicPr>
-                  </pic:nvPicPr>
-                  <pic:blipFill>
-                    <a:blip r:embed="rId18" cstate="print">
-                      <a:extLst>
-                        <a:ext uri="{28A0092B-C50C-407E-A947-70E740481C1C}">
-                          <a14:useLocalDpi xmlns:a14="http://schemas.microsoft.com/office/drawing/2010/main" val="0"/>
-                        </a:ext>
-                      </a:extLst>
-                    </a:blip>
-                    <a:srcRect/>
-                    <a:stretch>
-                      <a:fillRect/>
-                    </a:stretch>
-                  </pic:blipFill>
-                  <pic:spPr bwMode="auto">
-                    <a:xfrm>
-                      <a:off x="0" y="0"/>
-                      <a:ext cx="5943600" cy="3537411"/>
-                    </a:xfrm>
-                    <a:prstGeom prst="rect">
-                      <a:avLst/>
-                    </a:prstGeom>
-                    <a:noFill/>
-                    <a:ln>
-                      <a:noFill/>
-                    </a:ln>
-                  </pic:spPr>
-                </pic:pic>
-              </a:graphicData>
-            </a:graphic>
-          </wp:inline>
-        </w:drawing>
-      </w:r>
-    </w:p>
-    <w:p>
-      <w:r>
-        <w:rPr>
-          <w:noProof/>
-        </w:rPr>
-        <w:drawing>
-          <wp:inline distT="0" distB="0" distL="0" distR="0" wp14:anchorId="5BFE79DC" wp14:editId="274FBB20">
-            <wp:extent cx="5943600" cy="3537411"/>
-            <wp:effectExtent l="0" t="0" r="0" b="6350"/>
-            <wp:docPr id="11" name="Picture 11" descr="C:\Users\Tom Portegys\Documents\research\AI\Mandala\doc\terminal_production_probability.png"/>
-            <wp:cNvGraphicFramePr>
-              <a:graphicFrameLocks xmlns:a="http://schemas.openxmlformats.org/drawingml/2006/main" noChangeAspect="1"/>
-            </wp:cNvGraphicFramePr>
-            <a:graphic xmlns:a="http://schemas.openxmlformats.org/drawingml/2006/main">
-              <a:graphicData uri="http://schemas.openxmlformats.org/drawingml/2006/picture">
-                <pic:pic xmlns:pic="http://schemas.openxmlformats.org/drawingml/2006/picture">
-                  <pic:nvPicPr>
-                    <pic:cNvPr id="0" name="Picture 5" descr="C:\Users\Tom Portegys\Documents\research\AI\Mandala\doc\terminal_production_probability.png"/>
-                    <pic:cNvPicPr>
-                      <a:picLocks noChangeAspect="1" noChangeArrowheads="1"/>
-                    </pic:cNvPicPr>
-                  </pic:nvPicPr>
-                  <pic:blipFill>
-                    <a:blip r:embed="rId19" cstate="print">
-                      <a:extLst>
-                        <a:ext uri="{28A0092B-C50C-407E-A947-70E740481C1C}">
-                          <a14:useLocalDpi xmlns:a14="http://schemas.microsoft.com/office/drawing/2010/main" val="0"/>
-                        </a:ext>
-                      </a:extLst>
-                    </a:blip>
-                    <a:srcRect/>
-                    <a:stretch>
-                      <a:fillRect/>
-                    </a:stretch>
-                  </pic:blipFill>
-                  <pic:spPr bwMode="auto">
-                    <a:xfrm>
-                      <a:off x="0" y="0"/>
-                      <a:ext cx="5943600" cy="3537411"/>
-                    </a:xfrm>
-                    <a:prstGeom prst="rect">
-                      <a:avLst/>
-                    </a:prstGeom>
-                    <a:noFill/>
-                    <a:ln>
-                      <a:noFill/>
-                    </a:ln>
-                  </pic:spPr>
-                </pic:pic>
-              </a:graphicData>
-            </a:graphic>
-          </wp:inline>
-        </w:drawing>
-      </w:r>
-    </w:p>
-    <w:p>
-      <w:r>
-        <w:rPr>
-          <w:noProof/>
-        </w:rPr>
-        <w:lastRenderedPageBreak/>
-        <w:drawing>
-          <wp:inline distT="0" distB="0" distL="0" distR="0" wp14:anchorId="3AD44CDB" wp14:editId="73006689">
-            <wp:extent cx="5943600" cy="3537411"/>
-            <wp:effectExtent l="0" t="0" r="0" b="6350"/>
-            <wp:docPr id="12" name="Picture 12" descr="C:\Users\Tom Portegys\Documents\research\AI\Mandala\doc\context_tier_value_duration_type.png"/>
-            <wp:cNvGraphicFramePr>
-              <a:graphicFrameLocks xmlns:a="http://schemas.openxmlformats.org/drawingml/2006/main" noChangeAspect="1"/>
-            </wp:cNvGraphicFramePr>
-            <a:graphic xmlns:a="http://schemas.openxmlformats.org/drawingml/2006/main">
-              <a:graphicData uri="http://schemas.openxmlformats.org/drawingml/2006/picture">
-                <pic:pic xmlns:pic="http://schemas.openxmlformats.org/drawingml/2006/picture">
-                  <pic:nvPicPr>
-                    <pic:cNvPr id="0" name="Picture 6" descr="C:\Users\Tom Portegys\Documents\research\AI\Mandala\doc\context_tier_value_duration_type.png"/>
-                    <pic:cNvPicPr>
-                      <a:picLocks noChangeAspect="1" noChangeArrowheads="1"/>
-                    </pic:cNvPicPr>
-                  </pic:nvPicPr>
-                  <pic:blipFill>
-                    <a:blip r:embed="rId20" cstate="print">
-                      <a:extLst>
-                        <a:ext uri="{28A0092B-C50C-407E-A947-70E740481C1C}">
-                          <a14:useLocalDpi xmlns:a14="http://schemas.microsoft.com/office/drawing/2010/main" val="0"/>
-                        </a:ext>
-                      </a:extLst>
-                    </a:blip>
-                    <a:srcRect/>
-                    <a:stretch>
-                      <a:fillRect/>
-                    </a:stretch>
-                  </pic:blipFill>
-                  <pic:spPr bwMode="auto">
-                    <a:xfrm>
-                      <a:off x="0" y="0"/>
-                      <a:ext cx="5943600" cy="3537411"/>
-                    </a:xfrm>
-                    <a:prstGeom prst="rect">
-                      <a:avLst/>
-                    </a:prstGeom>
-                    <a:noFill/>
-                    <a:ln>
-                      <a:noFill/>
-                    </a:ln>
-                  </pic:spPr>
-                </pic:pic>
-              </a:graphicData>
-            </a:graphic>
-          </wp:inline>
-        </w:drawing>
-      </w:r>
-    </w:p>
-    <w:p>
-      <w:r>
-        <w:rPr>
-          <w:noProof/>
-        </w:rPr>
         <w:drawing>
           <wp:inline distT="0" distB="0" distL="0" distR="0" wp14:anchorId="19591607" wp14:editId="0A8EE253">
             <wp:extent cx="5943600" cy="4453291"/>
@@ -2580,7 +2900,7 @@
                     </pic:cNvPicPr>
                   </pic:nvPicPr>
                   <pic:blipFill>
-                    <a:blip r:embed="rId21" cstate="print">
+                    <a:blip r:embed="rId17" cstate="print">
                       <a:extLst>
                         <a:ext uri="{28A0092B-C50C-407E-A947-70E740481C1C}">
                           <a14:useLocalDpi xmlns:a14="http://schemas.microsoft.com/office/drawing/2010/main" val="0"/>
@@ -2636,7 +2956,7 @@
                     </pic:cNvPicPr>
                   </pic:nvPicPr>
                   <pic:blipFill>
-                    <a:blip r:embed="rId22" cstate="print">
+                    <a:blip r:embed="rId18" cstate="print">
                       <a:extLst>
                         <a:ext uri="{28A0092B-C50C-407E-A947-70E740481C1C}">
                           <a14:useLocalDpi xmlns:a14="http://schemas.microsoft.com/office/drawing/2010/main" val="0"/>
@@ -2670,10 +2990,10 @@
     </w:p>
     <w:p>
       <w:pPr>
-        <w:pStyle w:val="Heading1"/>
-      </w:pPr>
-      <w:r>
-        <w:t>Conclusion</w:t>
+        <w:pStyle w:val="Heading2"/>
+      </w:pPr>
+      <w:r>
+        <w:t>LLM testing</w:t>
       </w:r>
     </w:p>
     <w:p>
@@ -2688,19 +3008,363 @@
           <w:sz w:val="24"/>
           <w:szCs w:val="24"/>
         </w:rPr>
-        <w:t>Note for paper: possible to learn out-of-order streams, but not done here. Reference my paper on conjunctions.</w:t>
+        <w:t xml:space="preserve">Tried Claude, Gemini, </w:t>
+      </w:r>
+      <w:proofErr w:type="spellStart"/>
+      <w:proofErr w:type="gramStart"/>
+      <w:r>
+        <w:rPr>
+          <w:sz w:val="24"/>
+          <w:szCs w:val="24"/>
+        </w:rPr>
+        <w:t>ChatGPT</w:t>
+      </w:r>
+      <w:proofErr w:type="spellEnd"/>
+      <w:proofErr w:type="gramEnd"/>
+      <w:r>
+        <w:rPr>
+          <w:sz w:val="24"/>
+          <w:szCs w:val="24"/>
+        </w:rPr>
+        <w:t xml:space="preserve"> on test_0 sequences.</w:t>
       </w:r>
     </w:p>
     <w:p>
       <w:pPr>
-        <w:pStyle w:val="Heading1"/>
-      </w:pPr>
-      <w:r>
-        <w:t>References</w:t>
+        <w:rPr>
+          <w:sz w:val="24"/>
+          <w:szCs w:val="24"/>
+        </w:rPr>
+      </w:pPr>
+      <w:r>
+        <w:rPr>
+          <w:sz w:val="24"/>
+          <w:szCs w:val="24"/>
+        </w:rPr>
+        <w:t>Given these sequences:</w:t>
       </w:r>
     </w:p>
     <w:p>
       <w:pPr>
+        <w:rPr>
+          <w:sz w:val="24"/>
+          <w:szCs w:val="24"/>
+        </w:rPr>
+      </w:pPr>
+      <w:r>
+        <w:rPr>
+          <w:sz w:val="24"/>
+          <w:szCs w:val="24"/>
+        </w:rPr>
+        <w:t>0,1,2,3</w:t>
+      </w:r>
+    </w:p>
+    <w:p>
+      <w:pPr>
+        <w:rPr>
+          <w:sz w:val="24"/>
+          <w:szCs w:val="24"/>
+        </w:rPr>
+      </w:pPr>
+      <w:r>
+        <w:rPr>
+          <w:sz w:val="24"/>
+          <w:szCs w:val="24"/>
+        </w:rPr>
+        <w:t>4,5,2,6</w:t>
+      </w:r>
+    </w:p>
+    <w:p>
+      <w:pPr>
+        <w:rPr>
+          <w:sz w:val="24"/>
+          <w:szCs w:val="24"/>
+        </w:rPr>
+      </w:pPr>
+      <w:r>
+        <w:rPr>
+          <w:sz w:val="24"/>
+          <w:szCs w:val="24"/>
+        </w:rPr>
+        <w:t>Predict the next number in these sequences:</w:t>
+      </w:r>
+    </w:p>
+    <w:p>
+      <w:pPr>
+        <w:rPr>
+          <w:sz w:val="24"/>
+          <w:szCs w:val="24"/>
+        </w:rPr>
+      </w:pPr>
+      <w:r>
+        <w:rPr>
+          <w:sz w:val="24"/>
+          <w:szCs w:val="24"/>
+        </w:rPr>
+        <w:t>8,8,7,0</w:t>
+      </w:r>
+    </w:p>
+    <w:p>
+      <w:pPr>
+        <w:rPr>
+          <w:sz w:val="24"/>
+          <w:szCs w:val="24"/>
+        </w:rPr>
+      </w:pPr>
+      <w:r>
+        <w:rPr>
+          <w:sz w:val="24"/>
+          <w:szCs w:val="24"/>
+        </w:rPr>
+        <w:t>7,11,4</w:t>
+      </w:r>
+    </w:p>
+    <w:p>
+      <w:pPr>
+        <w:rPr>
+          <w:sz w:val="24"/>
+          <w:szCs w:val="24"/>
+        </w:rPr>
+      </w:pPr>
+      <w:r>
+        <w:rPr>
+          <w:sz w:val="24"/>
+          <w:szCs w:val="24"/>
+        </w:rPr>
+        <w:t>7,4,5,11,11,8,10,10,10,11,2</w:t>
+      </w:r>
+    </w:p>
+    <w:p>
+      <w:pPr>
+        <w:rPr>
+          <w:sz w:val="24"/>
+          <w:szCs w:val="24"/>
+        </w:rPr>
+      </w:pPr>
+      <w:r>
+        <w:rPr>
+          <w:sz w:val="24"/>
+          <w:szCs w:val="24"/>
+        </w:rPr>
+        <w:t>0</w:t>
+      </w:r>
+      <w:proofErr w:type="gramStart"/>
+      <w:r>
+        <w:rPr>
+          <w:sz w:val="24"/>
+          <w:szCs w:val="24"/>
+        </w:rPr>
+        <w:t>,1,9,11,10,2</w:t>
+      </w:r>
+      <w:proofErr w:type="gramEnd"/>
+    </w:p>
+    <w:p>
+      <w:pPr>
+        <w:rPr>
+          <w:sz w:val="24"/>
+          <w:szCs w:val="24"/>
+        </w:rPr>
+      </w:pPr>
+      <w:r>
+        <w:rPr>
+          <w:sz w:val="24"/>
+          <w:szCs w:val="24"/>
+        </w:rPr>
+        <w:t>7,9,11,9,7,8,4,5,7,10,10,8,7,2</w:t>
+      </w:r>
+    </w:p>
+    <w:p>
+      <w:pPr>
+        <w:rPr>
+          <w:sz w:val="24"/>
+          <w:szCs w:val="24"/>
+        </w:rPr>
+      </w:pPr>
+      <w:r>
+        <w:rPr>
+          <w:sz w:val="24"/>
+          <w:szCs w:val="24"/>
+        </w:rPr>
+        <w:lastRenderedPageBreak/>
+        <w:t>7</w:t>
+      </w:r>
+      <w:proofErr w:type="gramStart"/>
+      <w:r>
+        <w:rPr>
+          <w:sz w:val="24"/>
+          <w:szCs w:val="24"/>
+        </w:rPr>
+        <w:t>,0,1,11,10,7,7,10,2</w:t>
+      </w:r>
+      <w:proofErr w:type="gramEnd"/>
+    </w:p>
+    <w:p>
+      <w:pPr>
+        <w:rPr>
+          <w:sz w:val="24"/>
+          <w:szCs w:val="24"/>
+        </w:rPr>
+      </w:pPr>
+      <w:r>
+        <w:rPr>
+          <w:sz w:val="24"/>
+          <w:szCs w:val="24"/>
+        </w:rPr>
+        <w:t>4,5,10,8,8,2</w:t>
+      </w:r>
+    </w:p>
+    <w:p>
+      <w:pPr>
+        <w:rPr>
+          <w:sz w:val="24"/>
+          <w:szCs w:val="24"/>
+        </w:rPr>
+      </w:pPr>
+      <w:r>
+        <w:rPr>
+          <w:sz w:val="24"/>
+          <w:szCs w:val="24"/>
+        </w:rPr>
+        <w:t>11</w:t>
+      </w:r>
+      <w:proofErr w:type="gramStart"/>
+      <w:r>
+        <w:rPr>
+          <w:sz w:val="24"/>
+          <w:szCs w:val="24"/>
+        </w:rPr>
+        <w:t>,8,0,1,8,10,2</w:t>
+      </w:r>
+      <w:proofErr w:type="gramEnd"/>
+    </w:p>
+    <w:p>
+      <w:pPr>
+        <w:rPr>
+          <w:sz w:val="24"/>
+          <w:szCs w:val="24"/>
+        </w:rPr>
+      </w:pPr>
+      <w:r>
+        <w:rPr>
+          <w:sz w:val="24"/>
+          <w:szCs w:val="24"/>
+        </w:rPr>
+        <w:t>11,7,7,11,11,0,1,11,7,11,11,9,11,10,7,2</w:t>
+      </w:r>
+    </w:p>
+    <w:p>
+      <w:pPr>
+        <w:rPr>
+          <w:sz w:val="24"/>
+          <w:szCs w:val="24"/>
+        </w:rPr>
+      </w:pPr>
+      <w:r>
+        <w:rPr>
+          <w:sz w:val="24"/>
+          <w:szCs w:val="24"/>
+        </w:rPr>
+        <w:t>10,8,9,7,4,5,9,8,8,10,11,11,7,9,9,11,2</w:t>
+      </w:r>
+    </w:p>
+    <w:p>
+      <w:pPr>
+        <w:rPr>
+          <w:sz w:val="24"/>
+          <w:szCs w:val="24"/>
+        </w:rPr>
+      </w:pPr>
+      <w:r>
+        <w:rPr>
+          <w:sz w:val="24"/>
+          <w:szCs w:val="24"/>
+        </w:rPr>
+        <w:t>Note that 4</w:t>
+      </w:r>
+      <w:proofErr w:type="gramStart"/>
+      <w:r>
+        <w:rPr>
+          <w:sz w:val="24"/>
+          <w:szCs w:val="24"/>
+        </w:rPr>
+        <w:t>,5</w:t>
+      </w:r>
+      <w:proofErr w:type="gramEnd"/>
+      <w:r>
+        <w:rPr>
+          <w:sz w:val="24"/>
+          <w:szCs w:val="24"/>
+        </w:rPr>
+        <w:t xml:space="preserve"> causes 2,3 and 0,1 causes 2,6</w:t>
+      </w:r>
+    </w:p>
+    <w:p>
+      <w:pPr>
+        <w:rPr>
+          <w:sz w:val="24"/>
+          <w:szCs w:val="24"/>
+        </w:rPr>
+      </w:pPr>
+      <w:r>
+        <w:rPr>
+          <w:sz w:val="24"/>
+          <w:szCs w:val="24"/>
+        </w:rPr>
+        <w:t xml:space="preserve">Claude predicted the first two simple sequences, </w:t>
+      </w:r>
+      <w:proofErr w:type="gramStart"/>
+      <w:r>
+        <w:rPr>
+          <w:sz w:val="24"/>
+          <w:szCs w:val="24"/>
+        </w:rPr>
+        <w:t>But</w:t>
+      </w:r>
+      <w:proofErr w:type="gramEnd"/>
+      <w:r>
+        <w:rPr>
+          <w:sz w:val="24"/>
+          <w:szCs w:val="24"/>
+        </w:rPr>
+        <w:t xml:space="preserve"> failed on the sequence that depended on recognizing the earlier transitions determine the ending transitions.</w:t>
+      </w:r>
+    </w:p>
+    <w:p>
+      <w:proofErr w:type="spellStart"/>
+      <w:r>
+        <w:rPr>
+          <w:sz w:val="24"/>
+          <w:szCs w:val="24"/>
+        </w:rPr>
+        <w:t>ChatGPT</w:t>
+      </w:r>
+      <w:proofErr w:type="spellEnd"/>
+      <w:r>
+        <w:rPr>
+          <w:sz w:val="24"/>
+          <w:szCs w:val="24"/>
+        </w:rPr>
+        <w:t xml:space="preserve"> did not correctly predict any of the sequences.</w:t>
+      </w:r>
+    </w:p>
+    <w:p>
+      <w:pPr>
+        <w:pStyle w:val="Heading1"/>
+      </w:pPr>
+      <w:r>
+        <w:t>Conclusion</w:t>
+      </w:r>
+    </w:p>
+    <w:p>
+      <w:pPr>
+        <w:pStyle w:val="Heading1"/>
+      </w:pPr>
+      <w:r>
+        <w:t>References</w:t>
+      </w:r>
+    </w:p>
+    <w:p>
+      <w:pPr>
         <w:jc w:val="left"/>
         <w:rPr>
           <w:bCs/>
@@ -3145,12 +3809,108 @@
           <w:szCs w:val="24"/>
         </w:rPr>
       </w:pPr>
-      <w:r>
-        <w:rPr>
-          <w:sz w:val="24"/>
-          <w:szCs w:val="24"/>
-        </w:rPr>
-        <w:lastRenderedPageBreak/>
+      <w:proofErr w:type="spellStart"/>
+      <w:r>
+        <w:rPr>
+          <w:sz w:val="24"/>
+          <w:szCs w:val="24"/>
+        </w:rPr>
+        <w:t>Numenta</w:t>
+      </w:r>
+      <w:proofErr w:type="spellEnd"/>
+      <w:r>
+        <w:rPr>
+          <w:sz w:val="24"/>
+          <w:szCs w:val="24"/>
+        </w:rPr>
+        <w:t xml:space="preserve"> (2021). </w:t>
+      </w:r>
+      <w:r>
+        <w:rPr>
+          <w:sz w:val="24"/>
+          <w:szCs w:val="24"/>
+        </w:rPr>
+        <w:t>Sp</w:t>
+      </w:r>
+      <w:r>
+        <w:rPr>
+          <w:sz w:val="24"/>
+          <w:szCs w:val="24"/>
+        </w:rPr>
+        <w:t xml:space="preserve">arsity Enables 100x Performance </w:t>
+      </w:r>
+      <w:r>
+        <w:rPr>
+          <w:sz w:val="24"/>
+          <w:szCs w:val="24"/>
+        </w:rPr>
+        <w:t>Acceleration in Deep Learning Network</w:t>
+      </w:r>
+      <w:r>
+        <w:rPr>
+          <w:sz w:val="24"/>
+          <w:szCs w:val="24"/>
+        </w:rPr>
+        <w:t xml:space="preserve">s, </w:t>
+      </w:r>
+      <w:r>
+        <w:rPr>
+          <w:sz w:val="24"/>
+          <w:szCs w:val="24"/>
+        </w:rPr>
+        <w:t>A Technology Demonstration</w:t>
+      </w:r>
+      <w:r>
+        <w:rPr>
+          <w:sz w:val="24"/>
+          <w:szCs w:val="24"/>
+        </w:rPr>
+        <w:t xml:space="preserve">. </w:t>
+      </w:r>
+      <w:proofErr w:type="spellStart"/>
+      <w:r>
+        <w:rPr>
+          <w:sz w:val="24"/>
+          <w:szCs w:val="24"/>
+        </w:rPr>
+        <w:t>Numenta</w:t>
+      </w:r>
+      <w:proofErr w:type="spellEnd"/>
+      <w:r>
+        <w:rPr>
+          <w:sz w:val="24"/>
+          <w:szCs w:val="24"/>
+        </w:rPr>
+        <w:t xml:space="preserve"> Whitepaper</w:t>
+      </w:r>
+      <w:r>
+        <w:rPr>
+          <w:sz w:val="24"/>
+          <w:szCs w:val="24"/>
+        </w:rPr>
+        <w:t xml:space="preserve">. </w:t>
+      </w:r>
+      <w:r>
+        <w:rPr>
+          <w:sz w:val="24"/>
+          <w:szCs w:val="24"/>
+        </w:rPr>
+        <w:t>https://www.numenta.com/assets/pdf/research-publications/papers/Sparsity-Enables-100x-Performance-Acceleration-Deep-Learning-Networks.pdf</w:t>
+      </w:r>
+    </w:p>
+    <w:p>
+      <w:pPr>
+        <w:jc w:val="left"/>
+        <w:rPr>
+          <w:sz w:val="24"/>
+          <w:szCs w:val="24"/>
+        </w:rPr>
+      </w:pPr>
+      <w:r>
+        <w:rPr>
+          <w:sz w:val="24"/>
+          <w:szCs w:val="24"/>
+        </w:rPr>
         <w:t xml:space="preserve">Portegys, T. (2010). </w:t>
       </w:r>
       <w:r>
@@ -3283,6 +4043,7 @@
           <w:sz w:val="24"/>
           <w:szCs w:val="24"/>
         </w:rPr>
+        <w:lastRenderedPageBreak/>
         <w:t>Portegys</w:t>
       </w:r>
       <w:r>
@@ -3720,7 +4481,7 @@
       </w:pPr>
     </w:p>
     <w:sectPr>
-      <w:footerReference w:type="default" r:id="rId23"/>
+      <w:footerReference w:type="default" r:id="rId19"/>
       <w:pgSz w:w="12240" w:h="15840"/>
       <w:pgMar w:top="1440" w:right="1440" w:bottom="1440" w:left="1440" w:header="720" w:footer="720" w:gutter="0"/>
       <w:cols w:space="720"/>
@@ -7139,6 +7900,119 @@
     </w:lvl>
   </w:abstractNum>
   <w:abstractNum w:abstractNumId="26" w15:restartNumberingAfterBreak="0">
+    <w:nsid w:val="54271DB2"/>
+    <w:multiLevelType w:val="hybridMultilevel"/>
+    <w:tmpl w:val="FE6618FA"/>
+    <w:lvl w:ilvl="0" w:tplc="04090001">
+      <w:start w:val="1"/>
+      <w:numFmt w:val="bullet"/>
+      <w:lvlText w:val=""/>
+      <w:lvlJc w:val="left"/>
+      <w:pPr>
+        <w:ind w:left="720" w:hanging="360"/>
+      </w:pPr>
+      <w:rPr>
+        <w:rFonts w:ascii="Symbol" w:hAnsi="Symbol" w:hint="default"/>
+      </w:rPr>
+    </w:lvl>
+    <w:lvl w:ilvl="1" w:tplc="04090003" w:tentative="1">
+      <w:start w:val="1"/>
+      <w:numFmt w:val="bullet"/>
+      <w:lvlText w:val="o"/>
+      <w:lvlJc w:val="left"/>
+      <w:pPr>
+        <w:ind w:left="1440" w:hanging="360"/>
+      </w:pPr>
+      <w:rPr>
+        <w:rFonts w:ascii="Courier New" w:hAnsi="Courier New" w:cs="Courier New" w:hint="default"/>
+      </w:rPr>
+    </w:lvl>
+    <w:lvl w:ilvl="2" w:tplc="04090005" w:tentative="1">
+      <w:start w:val="1"/>
+      <w:numFmt w:val="bullet"/>
+      <w:lvlText w:val=""/>
+      <w:lvlJc w:val="left"/>
+      <w:pPr>
+        <w:ind w:left="2160" w:hanging="360"/>
+      </w:pPr>
+      <w:rPr>
+        <w:rFonts w:ascii="Wingdings" w:hAnsi="Wingdings" w:hint="default"/>
+      </w:rPr>
+    </w:lvl>
+    <w:lvl w:ilvl="3" w:tplc="04090001" w:tentative="1">
+      <w:start w:val="1"/>
+      <w:numFmt w:val="bullet"/>
+      <w:lvlText w:val=""/>
+      <w:lvlJc w:val="left"/>
+      <w:pPr>
+        <w:ind w:left="2880" w:hanging="360"/>
+      </w:pPr>
+      <w:rPr>
+        <w:rFonts w:ascii="Symbol" w:hAnsi="Symbol" w:hint="default"/>
+      </w:rPr>
+    </w:lvl>
+    <w:lvl w:ilvl="4" w:tplc="04090003" w:tentative="1">
+      <w:start w:val="1"/>
+      <w:numFmt w:val="bullet"/>
+      <w:lvlText w:val="o"/>
+      <w:lvlJc w:val="left"/>
+      <w:pPr>
+        <w:ind w:left="3600" w:hanging="360"/>
+      </w:pPr>
+      <w:rPr>
+        <w:rFonts w:ascii="Courier New" w:hAnsi="Courier New" w:cs="Courier New" w:hint="default"/>
+      </w:rPr>
+    </w:lvl>
+    <w:lvl w:ilvl="5" w:tplc="04090005" w:tentative="1">
+      <w:start w:val="1"/>
+      <w:numFmt w:val="bullet"/>
+      <w:lvlText w:val=""/>
+      <w:lvlJc w:val="left"/>
+      <w:pPr>
+        <w:ind w:left="4320" w:hanging="360"/>
+      </w:pPr>
+      <w:rPr>
+        <w:rFonts w:ascii="Wingdings" w:hAnsi="Wingdings" w:hint="default"/>
+      </w:rPr>
+    </w:lvl>
+    <w:lvl w:ilvl="6" w:tplc="04090001" w:tentative="1">
+      <w:start w:val="1"/>
+      <w:numFmt w:val="bullet"/>
+      <w:lvlText w:val=""/>
+      <w:lvlJc w:val="left"/>
+      <w:pPr>
+        <w:ind w:left="5040" w:hanging="360"/>
+      </w:pPr>
+      <w:rPr>
+        <w:rFonts w:ascii="Symbol" w:hAnsi="Symbol" w:hint="default"/>
+      </w:rPr>
+    </w:lvl>
+    <w:lvl w:ilvl="7" w:tplc="04090003" w:tentative="1">
+      <w:start w:val="1"/>
+      <w:numFmt w:val="bullet"/>
+      <w:lvlText w:val="o"/>
+      <w:lvlJc w:val="left"/>
+      <w:pPr>
+        <w:ind w:left="5760" w:hanging="360"/>
+      </w:pPr>
+      <w:rPr>
+        <w:rFonts w:ascii="Courier New" w:hAnsi="Courier New" w:cs="Courier New" w:hint="default"/>
+      </w:rPr>
+    </w:lvl>
+    <w:lvl w:ilvl="8" w:tplc="04090005" w:tentative="1">
+      <w:start w:val="1"/>
+      <w:numFmt w:val="bullet"/>
+      <w:lvlText w:val=""/>
+      <w:lvlJc w:val="left"/>
+      <w:pPr>
+        <w:ind w:left="6480" w:hanging="360"/>
+      </w:pPr>
+      <w:rPr>
+        <w:rFonts w:ascii="Wingdings" w:hAnsi="Wingdings" w:hint="default"/>
+      </w:rPr>
+    </w:lvl>
+  </w:abstractNum>
+  <w:abstractNum w:abstractNumId="27" w15:restartNumberingAfterBreak="0">
     <w:nsid w:val="590F6485"/>
     <w:multiLevelType w:val="multilevel"/>
     <w:tmpl w:val="293EA456"/>
@@ -7287,7 +8161,7 @@
       </w:rPr>
     </w:lvl>
   </w:abstractNum>
-  <w:abstractNum w:abstractNumId="27" w15:restartNumberingAfterBreak="0">
+  <w:abstractNum w:abstractNumId="28" w15:restartNumberingAfterBreak="0">
     <w:nsid w:val="5CCD719E"/>
     <w:multiLevelType w:val="multilevel"/>
     <w:tmpl w:val="025CE80A"/>
@@ -7436,7 +8310,7 @@
       </w:rPr>
     </w:lvl>
   </w:abstractNum>
-  <w:abstractNum w:abstractNumId="28" w15:restartNumberingAfterBreak="0">
+  <w:abstractNum w:abstractNumId="29" w15:restartNumberingAfterBreak="0">
     <w:nsid w:val="5DBB230E"/>
     <w:multiLevelType w:val="multilevel"/>
     <w:tmpl w:val="560EF338"/>
@@ -7549,7 +8423,7 @@
       </w:rPr>
     </w:lvl>
   </w:abstractNum>
-  <w:abstractNum w:abstractNumId="29" w15:restartNumberingAfterBreak="0">
+  <w:abstractNum w:abstractNumId="30" w15:restartNumberingAfterBreak="0">
     <w:nsid w:val="5EA824D3"/>
     <w:multiLevelType w:val="multilevel"/>
     <w:tmpl w:val="F5185F6C"/>
@@ -7662,7 +8536,7 @@
       </w:pPr>
     </w:lvl>
   </w:abstractNum>
-  <w:abstractNum w:abstractNumId="30" w15:restartNumberingAfterBreak="0">
+  <w:abstractNum w:abstractNumId="31" w15:restartNumberingAfterBreak="0">
     <w:nsid w:val="5FD370CF"/>
     <w:multiLevelType w:val="multilevel"/>
     <w:tmpl w:val="EF261E06"/>
@@ -7775,7 +8649,7 @@
       </w:rPr>
     </w:lvl>
   </w:abstractNum>
-  <w:abstractNum w:abstractNumId="31" w15:restartNumberingAfterBreak="0">
+  <w:abstractNum w:abstractNumId="32" w15:restartNumberingAfterBreak="0">
     <w:nsid w:val="602A6C3B"/>
     <w:multiLevelType w:val="hybridMultilevel"/>
     <w:tmpl w:val="C9EE6D82"/>
@@ -7864,7 +8738,7 @@
       </w:pPr>
     </w:lvl>
   </w:abstractNum>
-  <w:abstractNum w:abstractNumId="32" w15:restartNumberingAfterBreak="0">
+  <w:abstractNum w:abstractNumId="33" w15:restartNumberingAfterBreak="0">
     <w:nsid w:val="6471178C"/>
     <w:multiLevelType w:val="multilevel"/>
     <w:tmpl w:val="2946C04A"/>
@@ -8013,7 +8887,7 @@
       </w:rPr>
     </w:lvl>
   </w:abstractNum>
-  <w:abstractNum w:abstractNumId="33" w15:restartNumberingAfterBreak="0">
+  <w:abstractNum w:abstractNumId="34" w15:restartNumberingAfterBreak="0">
     <w:nsid w:val="6B8E6F6D"/>
     <w:multiLevelType w:val="hybridMultilevel"/>
     <w:tmpl w:val="D27C5C7C"/>
@@ -8126,7 +9000,7 @@
       </w:rPr>
     </w:lvl>
   </w:abstractNum>
-  <w:abstractNum w:abstractNumId="34" w15:restartNumberingAfterBreak="0">
+  <w:abstractNum w:abstractNumId="35" w15:restartNumberingAfterBreak="0">
     <w:nsid w:val="75535513"/>
     <w:multiLevelType w:val="multilevel"/>
     <w:tmpl w:val="03E4A980"/>
@@ -8275,7 +9149,7 @@
       </w:rPr>
     </w:lvl>
   </w:abstractNum>
-  <w:abstractNum w:abstractNumId="35" w15:restartNumberingAfterBreak="0">
+  <w:abstractNum w:abstractNumId="36" w15:restartNumberingAfterBreak="0">
     <w:nsid w:val="75905A00"/>
     <w:multiLevelType w:val="multilevel"/>
     <w:tmpl w:val="E8F8348C"/>
@@ -8424,7 +9298,7 @@
       </w:rPr>
     </w:lvl>
   </w:abstractNum>
-  <w:abstractNum w:abstractNumId="36" w15:restartNumberingAfterBreak="0">
+  <w:abstractNum w:abstractNumId="37" w15:restartNumberingAfterBreak="0">
     <w:nsid w:val="7B3448AF"/>
     <w:multiLevelType w:val="multilevel"/>
     <w:tmpl w:val="638A3FFE"/>
@@ -8573,7 +9447,7 @@
       </w:rPr>
     </w:lvl>
   </w:abstractNum>
-  <w:abstractNum w:abstractNumId="37" w15:restartNumberingAfterBreak="0">
+  <w:abstractNum w:abstractNumId="38" w15:restartNumberingAfterBreak="0">
     <w:nsid w:val="7E6945AE"/>
     <w:multiLevelType w:val="multilevel"/>
     <w:tmpl w:val="A8D0E23A"/>
@@ -8732,7 +9606,7 @@
     <w:abstractNumId w:val="8"/>
   </w:num>
   <w:num w:numId="4">
-    <w:abstractNumId w:val="33"/>
+    <w:abstractNumId w:val="34"/>
   </w:num>
   <w:num w:numId="5">
     <w:abstractNumId w:val="6"/>
@@ -8747,7 +9621,7 @@
     <w:abstractNumId w:val="5"/>
   </w:num>
   <w:num w:numId="9">
-    <w:abstractNumId w:val="32"/>
+    <w:abstractNumId w:val="33"/>
   </w:num>
   <w:num w:numId="10">
     <w:abstractNumId w:val="16"/>
@@ -8756,10 +9630,10 @@
     <w:abstractNumId w:val="15"/>
   </w:num>
   <w:num w:numId="12">
-    <w:abstractNumId w:val="36"/>
+    <w:abstractNumId w:val="37"/>
   </w:num>
   <w:num w:numId="13">
-    <w:abstractNumId w:val="34"/>
+    <w:abstractNumId w:val="35"/>
   </w:num>
   <w:num w:numId="14">
     <w:abstractNumId w:val="22"/>
@@ -8768,7 +9642,7 @@
     <w:abstractNumId w:val="24"/>
   </w:num>
   <w:num w:numId="16">
-    <w:abstractNumId w:val="26"/>
+    <w:abstractNumId w:val="27"/>
   </w:num>
   <w:num w:numId="17">
     <w:abstractNumId w:val="13"/>
@@ -8780,7 +9654,7 @@
     <w:abstractNumId w:val="19"/>
   </w:num>
   <w:num w:numId="20">
-    <w:abstractNumId w:val="30"/>
+    <w:abstractNumId w:val="31"/>
   </w:num>
   <w:num w:numId="21">
     <w:abstractNumId w:val="7"/>
@@ -8795,16 +9669,16 @@
     <w:abstractNumId w:val="14"/>
   </w:num>
   <w:num w:numId="25">
-    <w:abstractNumId w:val="28"/>
+    <w:abstractNumId w:val="29"/>
   </w:num>
   <w:num w:numId="26">
-    <w:abstractNumId w:val="31"/>
+    <w:abstractNumId w:val="32"/>
   </w:num>
   <w:num w:numId="27">
-    <w:abstractNumId w:val="37"/>
+    <w:abstractNumId w:val="38"/>
   </w:num>
   <w:num w:numId="28">
-    <w:abstractNumId w:val="27"/>
+    <w:abstractNumId w:val="28"/>
   </w:num>
   <w:num w:numId="29">
     <w:abstractNumId w:val="11"/>
@@ -8825,16 +9699,19 @@
     <w:abstractNumId w:val="3"/>
   </w:num>
   <w:num w:numId="35">
-    <w:abstractNumId w:val="35"/>
+    <w:abstractNumId w:val="36"/>
   </w:num>
   <w:num w:numId="36">
     <w:abstractNumId w:val="18"/>
   </w:num>
   <w:num w:numId="37">
-    <w:abstractNumId w:val="29"/>
+    <w:abstractNumId w:val="30"/>
   </w:num>
   <w:num w:numId="38">
     <w:abstractNumId w:val="0"/>
+  </w:num>
+  <w:num w:numId="39">
+    <w:abstractNumId w:val="26"/>
   </w:num>
   <w:numIdMacAtCleanup w:val="5"/>
 </w:numbering>
@@ -10292,7 +11169,7 @@
 </file>
 
 <file path=customXml/itemProps1.xml><?xml version="1.0" encoding="utf-8"?>
-<ds:datastoreItem xmlns:ds="http://schemas.openxmlformats.org/officeDocument/2006/customXml" ds:itemID="{BB09EF96-3E92-4A84-98F4-56414650FB74}">
+<ds:datastoreItem xmlns:ds="http://schemas.openxmlformats.org/officeDocument/2006/customXml" ds:itemID="{3589B0B8-4FC5-430E-B03D-02A065CF0C45}">
   <ds:schemaRefs>
     <ds:schemaRef ds:uri="http://schemas.openxmlformats.org/officeDocument/2006/bibliography"/>
   </ds:schemaRefs>

--- a/doc/Mandala.docx
+++ b/doc/Mandala.docx
@@ -215,7 +215,7 @@
           <w:sz w:val="24"/>
           <w:szCs w:val="24"/>
         </w:rPr>
-        <w:t xml:space="preserve">(MLP) learning. Mandala achieves this by externally </w:t>
+        <w:t xml:space="preserve">(MLP) learning. Mandala achieves this by </w:t>
       </w:r>
       <w:r>
         <w:rPr>
@@ -242,7 +242,7 @@
           <w:sz w:val="24"/>
           <w:szCs w:val="24"/>
         </w:rPr>
-        <w:t xml:space="preserve">tiers of </w:t>
+        <w:t xml:space="preserve">contextual </w:t>
       </w:r>
       <w:r>
         <w:rPr>
@@ -251,7 +251,7 @@
           <w:sz w:val="24"/>
           <w:szCs w:val="24"/>
         </w:rPr>
-        <w:t xml:space="preserve">temporal </w:t>
+        <w:t xml:space="preserve">tiers of </w:t>
       </w:r>
       <w:r>
         <w:rPr>
@@ -260,7 +260,7 @@
           <w:sz w:val="24"/>
           <w:szCs w:val="24"/>
         </w:rPr>
-        <w:t xml:space="preserve">states </w:t>
+        <w:t xml:space="preserve">temporal </w:t>
       </w:r>
       <w:r>
         <w:rPr>
@@ -269,7 +269,7 @@
           <w:sz w:val="24"/>
           <w:szCs w:val="24"/>
         </w:rPr>
-        <w:t>that are</w:t>
+        <w:t xml:space="preserve">states </w:t>
       </w:r>
       <w:r>
         <w:rPr>
@@ -278,7 +278,7 @@
           <w:sz w:val="24"/>
           <w:szCs w:val="24"/>
         </w:rPr>
-        <w:t xml:space="preserve"> fed into an MLP at each time step. </w:t>
+        <w:t>that are</w:t>
       </w:r>
       <w:r>
         <w:rPr>
@@ -287,7 +287,7 @@
           <w:sz w:val="24"/>
           <w:szCs w:val="24"/>
         </w:rPr>
-        <w:t xml:space="preserve">Natural environments abound in event streams that require </w:t>
+        <w:t xml:space="preserve"> fed into an MLP at each time step. </w:t>
       </w:r>
       <w:r>
         <w:rPr>
@@ -296,7 +296,7 @@
           <w:sz w:val="24"/>
           <w:szCs w:val="24"/>
         </w:rPr>
-        <w:t xml:space="preserve">interruption tolerance and </w:t>
+        <w:t xml:space="preserve">Natural environments abound in event streams that require </w:t>
       </w:r>
       <w:r>
         <w:rPr>
@@ -305,7 +305,7 @@
           <w:sz w:val="24"/>
           <w:szCs w:val="24"/>
         </w:rPr>
-        <w:t>multitasking</w:t>
+        <w:t xml:space="preserve">interruption tolerance and </w:t>
       </w:r>
       <w:r>
         <w:rPr>
@@ -314,7 +314,7 @@
           <w:sz w:val="24"/>
           <w:szCs w:val="24"/>
         </w:rPr>
-        <w:t>. Mandala</w:t>
+        <w:t>multitasking</w:t>
       </w:r>
       <w:r>
         <w:rPr>
@@ -323,7 +323,7 @@
           <w:sz w:val="24"/>
           <w:szCs w:val="24"/>
         </w:rPr>
-        <w:t xml:space="preserve"> affords multitasking as it is robust in the</w:t>
+        <w:t>. Mandala</w:t>
       </w:r>
       <w:r>
         <w:rPr>
@@ -332,7 +332,7 @@
           <w:sz w:val="24"/>
           <w:szCs w:val="24"/>
         </w:rPr>
-        <w:t xml:space="preserve"> presence of intervening events from o</w:t>
+        <w:t xml:space="preserve"> affords multitasking as it is robust in the</w:t>
       </w:r>
       <w:r>
         <w:rPr>
@@ -341,7 +341,7 @@
           <w:sz w:val="24"/>
           <w:szCs w:val="24"/>
         </w:rPr>
-        <w:t xml:space="preserve">verlaid causation </w:t>
+        <w:t xml:space="preserve"> presence of intervening events from o</w:t>
       </w:r>
       <w:r>
         <w:rPr>
@@ -350,7 +350,7 @@
           <w:sz w:val="24"/>
           <w:szCs w:val="24"/>
         </w:rPr>
-        <w:t>chains</w:t>
+        <w:t xml:space="preserve">verlaid causation </w:t>
       </w:r>
       <w:r>
         <w:rPr>
@@ -359,7 +359,7 @@
           <w:sz w:val="24"/>
           <w:szCs w:val="24"/>
         </w:rPr>
-        <w:t xml:space="preserve">, </w:t>
+        <w:t>chains</w:t>
       </w:r>
       <w:r>
         <w:rPr>
@@ -368,7 +368,7 @@
           <w:sz w:val="24"/>
           <w:szCs w:val="24"/>
         </w:rPr>
-        <w:t>a capability</w:t>
+        <w:t xml:space="preserve">, </w:t>
       </w:r>
       <w:r>
         <w:rPr>
@@ -377,7 +377,7 @@
           <w:sz w:val="24"/>
           <w:szCs w:val="24"/>
         </w:rPr>
-        <w:t xml:space="preserve"> that</w:t>
+        <w:t>a capability</w:t>
       </w:r>
       <w:r>
         <w:rPr>
@@ -386,7 +386,7 @@
           <w:sz w:val="24"/>
           <w:szCs w:val="24"/>
         </w:rPr>
-        <w:t xml:space="preserve"> conventional recurrent artificial neural networks (RNNs) struggle with.</w:t>
+        <w:t xml:space="preserve"> that</w:t>
       </w:r>
       <w:r>
         <w:rPr>
@@ -395,7 +395,7 @@
           <w:sz w:val="24"/>
           <w:szCs w:val="24"/>
         </w:rPr>
-        <w:t xml:space="preserve"> </w:t>
+        <w:t xml:space="preserve"> conventional recurrent artificial neural networks (RNNs) struggle with.</w:t>
       </w:r>
       <w:r>
         <w:rPr>
@@ -404,7 +404,7 @@
           <w:sz w:val="24"/>
           <w:szCs w:val="24"/>
         </w:rPr>
-        <w:t xml:space="preserve">The results bear this out. </w:t>
+        <w:t xml:space="preserve"> </w:t>
       </w:r>
       <w:r>
         <w:rPr>
@@ -413,7 +413,7 @@
           <w:sz w:val="24"/>
           <w:szCs w:val="24"/>
         </w:rPr>
-        <w:t>In addition, e</w:t>
+        <w:t xml:space="preserve">The results bear this out. </w:t>
       </w:r>
       <w:r>
         <w:rPr>
@@ -422,7 +422,16 @@
           <w:sz w:val="24"/>
           <w:szCs w:val="24"/>
         </w:rPr>
-        <w:t>xternally accumulating temporal information discretely labels hierarchical cause-and-effect relationships</w:t>
+        <w:t xml:space="preserve">In addition, </w:t>
+      </w:r>
+      <w:r>
+        <w:rPr>
+          <w:rFonts w:ascii="Calibri" w:eastAsia="Calibri" w:hAnsi="Calibri" w:cs="Calibri"/>
+          <w:color w:val="000000"/>
+          <w:sz w:val="24"/>
+          <w:szCs w:val="24"/>
+        </w:rPr>
+        <w:t>accumulating temporal information discretely labels hierarchical cause-and-effect relationships</w:t>
       </w:r>
       <w:r>
         <w:rPr>
@@ -1114,7 +1123,21 @@
           <w:sz w:val="24"/>
           <w:szCs w:val="24"/>
         </w:rPr>
-        <w:t xml:space="preserve">Mandala achieves this by externally accumulating tiers of temporal states that are fed into an MLP at each time step. In addition, externally accumulating </w:t>
+        <w:t>Mandala achieves this by accumulating</w:t>
+      </w:r>
+      <w:r>
+        <w:rPr>
+          <w:sz w:val="24"/>
+          <w:szCs w:val="24"/>
+        </w:rPr>
+        <w:t xml:space="preserve"> contextual</w:t>
+      </w:r>
+      <w:r>
+        <w:rPr>
+          <w:sz w:val="24"/>
+          <w:szCs w:val="24"/>
+        </w:rPr>
+        <w:t xml:space="preserve"> tiers of temporal states that are fed into an MLP at each time step. In addition, accumulating </w:t>
       </w:r>
       <w:r>
         <w:rPr>
@@ -1143,186 +1166,98 @@
           <w:sz w:val="24"/>
           <w:szCs w:val="24"/>
         </w:rPr>
-        <w:t>Recurrent Neural Networks (RNNs) with external temporal memory are</w:t>
-      </w:r>
-      <w:r>
-        <w:rPr>
-          <w:sz w:val="24"/>
-          <w:szCs w:val="24"/>
-        </w:rPr>
-        <w:t xml:space="preserve"> </w:t>
-      </w:r>
-      <w:r>
-        <w:rPr>
-          <w:sz w:val="24"/>
-          <w:szCs w:val="24"/>
-        </w:rPr>
-        <w:t>architectures designed to overcome the limitations of standard RNNs (like LSTMs or GRUs) in memorizing long-term dependencies. While standard RNNs rely on internal hidden states that often suffer from vanishing gradients over long sequences, these models integrate a separate, addressable memory bank to store and retrieve past informati</w:t>
-      </w:r>
-      <w:r>
-        <w:rPr>
-          <w:sz w:val="24"/>
-          <w:szCs w:val="24"/>
-        </w:rPr>
-        <w:t>on over extended time horizons.</w:t>
+        <w:t>Architecturally Mandala bears a resemblance to a Jordan artificial neural network</w:t>
+      </w:r>
+      <w:r>
+        <w:rPr>
+          <w:sz w:val="24"/>
+          <w:szCs w:val="24"/>
+        </w:rPr>
+        <w:t xml:space="preserve"> (Jordan, 1986)</w:t>
+      </w:r>
+      <w:r>
+        <w:rPr>
+          <w:sz w:val="24"/>
+          <w:szCs w:val="24"/>
+        </w:rPr>
+        <w:t>, as shown in Figure 1.</w:t>
       </w:r>
     </w:p>
     <w:p>
       <w:pPr>
-        <w:rPr>
-          <w:sz w:val="24"/>
-          <w:szCs w:val="24"/>
-        </w:rPr>
-      </w:pPr>
-      <w:r>
-        <w:rPr>
-          <w:sz w:val="24"/>
-          <w:szCs w:val="24"/>
-        </w:rPr>
-        <w:t>Neural Turing Machines (NTMs)</w:t>
-      </w:r>
-      <w:r>
-        <w:rPr>
-          <w:sz w:val="24"/>
-          <w:szCs w:val="24"/>
-        </w:rPr>
-        <w:t xml:space="preserve"> </w:t>
-      </w:r>
-      <w:r>
-        <w:rPr>
-          <w:sz w:val="24"/>
-          <w:szCs w:val="24"/>
-        </w:rPr>
-        <w:t>(</w:t>
-      </w:r>
-      <w:r>
-        <w:rPr>
-          <w:sz w:val="24"/>
-          <w:szCs w:val="24"/>
-        </w:rPr>
-        <w:t>Graves</w:t>
-      </w:r>
-      <w:r>
-        <w:rPr>
-          <w:sz w:val="24"/>
-          <w:szCs w:val="24"/>
-        </w:rPr>
-        <w:t xml:space="preserve"> </w:t>
-      </w:r>
-      <w:r>
-        <w:rPr>
-          <w:sz w:val="24"/>
-          <w:szCs w:val="24"/>
-        </w:rPr>
-        <w:t>et al., 2014)</w:t>
-      </w:r>
-      <w:r>
-        <w:rPr>
-          <w:sz w:val="24"/>
-          <w:szCs w:val="24"/>
-        </w:rPr>
-        <w:t>. This is a</w:t>
-      </w:r>
-      <w:r>
-        <w:rPr>
-          <w:sz w:val="24"/>
-          <w:szCs w:val="24"/>
-        </w:rPr>
-        <w:t xml:space="preserve"> model that couples a neural network controller to an external memory bank, capable of learning to manipulate and manage the memory to solve tasks like sorting or copying.</w:t>
+        <w:jc w:val="center"/>
+        <w:rPr>
+          <w:sz w:val="24"/>
+          <w:szCs w:val="24"/>
+        </w:rPr>
+      </w:pPr>
+      <w:r>
+        <w:rPr>
+          <w:noProof/>
+          <w:sz w:val="24"/>
+          <w:szCs w:val="24"/>
+        </w:rPr>
+        <w:drawing>
+          <wp:inline distT="0" distB="0" distL="0" distR="0" wp14:anchorId="739BDD97" wp14:editId="0FAC7002">
+            <wp:extent cx="3035935" cy="1926590"/>
+            <wp:effectExtent l="0" t="0" r="0" b="0"/>
+            <wp:docPr id="7" name="Picture 7"/>
+            <wp:cNvGraphicFramePr>
+              <a:graphicFrameLocks xmlns:a="http://schemas.openxmlformats.org/drawingml/2006/main" noChangeAspect="1"/>
+            </wp:cNvGraphicFramePr>
+            <a:graphic xmlns:a="http://schemas.openxmlformats.org/drawingml/2006/main">
+              <a:graphicData uri="http://schemas.openxmlformats.org/drawingml/2006/picture">
+                <pic:pic xmlns:pic="http://schemas.openxmlformats.org/drawingml/2006/picture">
+                  <pic:nvPicPr>
+                    <pic:cNvPr id="0" name="Picture 2"/>
+                    <pic:cNvPicPr>
+                      <a:picLocks noChangeAspect="1" noChangeArrowheads="1"/>
+                    </pic:cNvPicPr>
+                  </pic:nvPicPr>
+                  <pic:blipFill>
+                    <a:blip r:embed="rId9">
+                      <a:extLst>
+                        <a:ext uri="{28A0092B-C50C-407E-A947-70E740481C1C}">
+                          <a14:useLocalDpi xmlns:a14="http://schemas.microsoft.com/office/drawing/2010/main" val="0"/>
+                        </a:ext>
+                      </a:extLst>
+                    </a:blip>
+                    <a:srcRect/>
+                    <a:stretch>
+                      <a:fillRect/>
+                    </a:stretch>
+                  </pic:blipFill>
+                  <pic:spPr bwMode="auto">
+                    <a:xfrm>
+                      <a:off x="0" y="0"/>
+                      <a:ext cx="3035935" cy="1926590"/>
+                    </a:xfrm>
+                    <a:prstGeom prst="rect">
+                      <a:avLst/>
+                    </a:prstGeom>
+                    <a:noFill/>
+                  </pic:spPr>
+                </pic:pic>
+              </a:graphicData>
+            </a:graphic>
+          </wp:inline>
+        </w:drawing>
       </w:r>
     </w:p>
     <w:p>
       <w:pPr>
-        <w:rPr>
-          <w:sz w:val="24"/>
-          <w:szCs w:val="24"/>
-        </w:rPr>
-      </w:pPr>
-      <w:r>
-        <w:rPr>
-          <w:sz w:val="24"/>
-          <w:szCs w:val="24"/>
-        </w:rPr>
-        <w:t> </w:t>
-      </w:r>
-      <w:r>
-        <w:rPr>
-          <w:sz w:val="24"/>
-          <w:szCs w:val="24"/>
-        </w:rPr>
-        <w:t xml:space="preserve">A </w:t>
-      </w:r>
-      <w:r>
-        <w:rPr>
-          <w:bCs/>
-          <w:sz w:val="24"/>
-          <w:szCs w:val="24"/>
-        </w:rPr>
-        <w:t>Dynamic Memory Network</w:t>
-      </w:r>
-      <w:r>
-        <w:rPr>
-          <w:sz w:val="24"/>
-          <w:szCs w:val="24"/>
-        </w:rPr>
-        <w:t xml:space="preserve"> (DMN) </w:t>
-      </w:r>
-      <w:r>
-        <w:rPr>
-          <w:sz w:val="24"/>
-          <w:szCs w:val="24"/>
-        </w:rPr>
-        <w:t xml:space="preserve">(Kumar et al., </w:t>
-      </w:r>
-      <w:r>
-        <w:rPr>
-          <w:sz w:val="24"/>
-          <w:szCs w:val="24"/>
-        </w:rPr>
-        <w:t>2016</w:t>
-      </w:r>
-      <w:r>
-        <w:rPr>
-          <w:sz w:val="24"/>
-          <w:szCs w:val="24"/>
-        </w:rPr>
-        <w:t>)</w:t>
-      </w:r>
-      <w:r>
-        <w:rPr>
-          <w:sz w:val="24"/>
-          <w:szCs w:val="24"/>
-        </w:rPr>
-        <w:t xml:space="preserve"> i</w:t>
-      </w:r>
-      <w:r>
-        <w:rPr>
-          <w:sz w:val="24"/>
-          <w:szCs w:val="24"/>
-        </w:rPr>
-        <w:t xml:space="preserve">s a neural network architecture </w:t>
-      </w:r>
-      <w:r>
-        <w:rPr>
-          <w:sz w:val="24"/>
-          <w:szCs w:val="24"/>
-        </w:rPr>
-        <w:t xml:space="preserve">that uses </w:t>
-      </w:r>
-      <w:r>
-        <w:rPr>
-          <w:bCs/>
-          <w:sz w:val="24"/>
-          <w:szCs w:val="24"/>
-        </w:rPr>
-        <w:t>an external episodic memory</w:t>
-      </w:r>
-      <w:r>
-        <w:rPr>
-          <w:sz w:val="24"/>
-          <w:szCs w:val="24"/>
-        </w:rPr>
-        <w:t xml:space="preserve"> to answer questions about input sequences (stories, text).</w:t>
+        <w:jc w:val="center"/>
+        <w:rPr>
+          <w:sz w:val="24"/>
+          <w:szCs w:val="24"/>
+        </w:rPr>
+      </w:pPr>
+      <w:r>
+        <w:rPr>
+          <w:sz w:val="24"/>
+          <w:szCs w:val="24"/>
+        </w:rPr>
+        <w:t>Figure 1 – Jordan network</w:t>
       </w:r>
     </w:p>
     <w:p>
@@ -1337,65 +1272,35 @@
           <w:sz w:val="24"/>
           <w:szCs w:val="24"/>
         </w:rPr>
-        <w:t>External Addressable Long-Term and Working Memory (EALWM</w:t>
-      </w:r>
-      <w:r>
-        <w:rPr>
-          <w:sz w:val="24"/>
-          <w:szCs w:val="24"/>
-        </w:rPr>
-        <w:t>)</w:t>
-      </w:r>
-      <w:r>
-        <w:rPr>
-          <w:sz w:val="24"/>
-          <w:szCs w:val="24"/>
-        </w:rPr>
-        <w:t xml:space="preserve"> (</w:t>
-      </w:r>
-      <w:proofErr w:type="spellStart"/>
-      <w:r>
-        <w:rPr>
-          <w:sz w:val="24"/>
-          <w:szCs w:val="24"/>
-        </w:rPr>
-        <w:t>Quan</w:t>
-      </w:r>
-      <w:proofErr w:type="spellEnd"/>
-      <w:r>
-        <w:rPr>
-          <w:sz w:val="24"/>
-          <w:szCs w:val="24"/>
-        </w:rPr>
-        <w:t xml:space="preserve"> et al., </w:t>
-      </w:r>
-      <w:r>
-        <w:rPr>
-          <w:sz w:val="24"/>
-          <w:szCs w:val="24"/>
-        </w:rPr>
-        <w:t>2020</w:t>
-      </w:r>
-      <w:r>
-        <w:rPr>
-          <w:sz w:val="24"/>
-          <w:szCs w:val="24"/>
-        </w:rPr>
-        <w:t>)</w:t>
-      </w:r>
-      <w:r>
-        <w:rPr>
-          <w:sz w:val="24"/>
-          <w:szCs w:val="24"/>
-        </w:rPr>
-        <w:t xml:space="preserve"> </w:t>
-      </w:r>
-      <w:r>
-        <w:rPr>
-          <w:sz w:val="24"/>
-          <w:szCs w:val="24"/>
-        </w:rPr>
-        <w:t>splits external memory into distinct long-term and working memory parts, improving the ability to learn long-term dependencies without gradient issues.</w:t>
+        <w:t>In a Jordan network, the output layer is fed into context units</w:t>
+      </w:r>
+      <w:r>
+        <w:rPr>
+          <w:sz w:val="24"/>
+          <w:szCs w:val="24"/>
+        </w:rPr>
+        <w:t>, which in turn are</w:t>
+      </w:r>
+      <w:r>
+        <w:rPr>
+          <w:sz w:val="24"/>
+          <w:szCs w:val="24"/>
+        </w:rPr>
+        <w:t xml:space="preserve"> fed into the hidden layer along with the input layer. In</w:t>
+      </w:r>
+      <w:r>
+        <w:rPr>
+          <w:sz w:val="24"/>
+          <w:szCs w:val="24"/>
+        </w:rPr>
+        <w:t xml:space="preserve"> Mandala, the output layer produces not only a prediction, but also temporal state, which after processing combines with external input</w:t>
+      </w:r>
+      <w:r>
+        <w:rPr>
+          <w:sz w:val="24"/>
+          <w:szCs w:val="24"/>
+        </w:rPr>
+        <w:t>.</w:t>
       </w:r>
     </w:p>
     <w:p>
@@ -1410,72 +1315,129 @@
           <w:sz w:val="24"/>
           <w:szCs w:val="24"/>
         </w:rPr>
-        <w:t>The</w:t>
-      </w:r>
-      <w:r>
-        <w:rPr>
-          <w:sz w:val="24"/>
-          <w:szCs w:val="24"/>
-        </w:rPr>
-        <w:t xml:space="preserve"> above models retain an RNN at their core, using external storage as an adjunct memory. In Mandala external memory serves as the sole repository of temporal state, combining </w:t>
-      </w:r>
-      <w:r>
-        <w:rPr>
-          <w:sz w:val="24"/>
-          <w:szCs w:val="24"/>
-        </w:rPr>
-        <w:t>environment</w:t>
-      </w:r>
-      <w:r>
-        <w:rPr>
-          <w:sz w:val="24"/>
-          <w:szCs w:val="24"/>
-        </w:rPr>
-        <w:t xml:space="preserve"> and state information a</w:t>
-      </w:r>
-      <w:r>
-        <w:rPr>
-          <w:sz w:val="24"/>
-          <w:szCs w:val="24"/>
-        </w:rPr>
-        <w:t>s input to a</w:t>
-      </w:r>
-      <w:r>
-        <w:rPr>
-          <w:sz w:val="24"/>
-          <w:szCs w:val="24"/>
-        </w:rPr>
-        <w:t xml:space="preserve"> non-recurrent </w:t>
-      </w:r>
-      <w:r>
-        <w:rPr>
-          <w:sz w:val="24"/>
-          <w:szCs w:val="24"/>
-        </w:rPr>
-        <w:t>MLP</w:t>
-      </w:r>
-      <w:r>
-        <w:rPr>
-          <w:sz w:val="24"/>
-          <w:szCs w:val="24"/>
-        </w:rPr>
-        <w:t>.</w:t>
+        <w:t xml:space="preserve">Mandala also </w:t>
+      </w:r>
+      <w:r>
+        <w:rPr>
+          <w:sz w:val="24"/>
+          <w:szCs w:val="24"/>
+        </w:rPr>
+        <w:t>shares</w:t>
+      </w:r>
+      <w:r>
+        <w:rPr>
+          <w:sz w:val="24"/>
+          <w:szCs w:val="24"/>
+        </w:rPr>
+        <w:t xml:space="preserve"> some commonalities with networks that make use functionality external to the core network. Some of these are discussed below.</w:t>
       </w:r>
     </w:p>
     <w:p>
       <w:pPr>
-        <w:pStyle w:val="Heading1"/>
-      </w:pPr>
-      <w:r>
-        <w:t>Description</w:t>
+        <w:rPr>
+          <w:sz w:val="24"/>
+          <w:szCs w:val="24"/>
+        </w:rPr>
+      </w:pPr>
+      <w:r>
+        <w:rPr>
+          <w:sz w:val="24"/>
+          <w:szCs w:val="24"/>
+        </w:rPr>
+        <w:t>Recurrent Neural Networks (RNNs) with external temporal memory are</w:t>
+      </w:r>
+      <w:r>
+        <w:rPr>
+          <w:sz w:val="24"/>
+          <w:szCs w:val="24"/>
+        </w:rPr>
+        <w:t xml:space="preserve"> </w:t>
+      </w:r>
+      <w:r>
+        <w:rPr>
+          <w:sz w:val="24"/>
+          <w:szCs w:val="24"/>
+        </w:rPr>
+        <w:t xml:space="preserve">architectures designed to overcome the limitations of standard RNNs (like LSTMs or GRUs) in memorizing long-term dependencies. While standard RNNs rely on internal hidden states that often suffer from </w:t>
+      </w:r>
+      <w:r>
+        <w:rPr>
+          <w:sz w:val="24"/>
+          <w:szCs w:val="24"/>
+        </w:rPr>
+        <w:lastRenderedPageBreak/>
+        <w:t>vanishing gradients over long sequences, these models integrate a separate, addressable memory bank to store and retrieve past informati</w:t>
+      </w:r>
+      <w:r>
+        <w:rPr>
+          <w:sz w:val="24"/>
+          <w:szCs w:val="24"/>
+        </w:rPr>
+        <w:t>on over extended time horizons.</w:t>
       </w:r>
     </w:p>
     <w:p>
       <w:pPr>
-        <w:pStyle w:val="Heading2"/>
-      </w:pPr>
-      <w:r>
-        <w:t>Problem</w:t>
+        <w:rPr>
+          <w:sz w:val="24"/>
+          <w:szCs w:val="24"/>
+        </w:rPr>
+      </w:pPr>
+      <w:r>
+        <w:rPr>
+          <w:sz w:val="24"/>
+          <w:szCs w:val="24"/>
+        </w:rPr>
+        <w:t>Neural Turing Machines (NTMs)</w:t>
+      </w:r>
+      <w:r>
+        <w:rPr>
+          <w:sz w:val="24"/>
+          <w:szCs w:val="24"/>
+        </w:rPr>
+        <w:t xml:space="preserve"> </w:t>
+      </w:r>
+      <w:r>
+        <w:rPr>
+          <w:sz w:val="24"/>
+          <w:szCs w:val="24"/>
+        </w:rPr>
+        <w:t>(</w:t>
+      </w:r>
+      <w:r>
+        <w:rPr>
+          <w:sz w:val="24"/>
+          <w:szCs w:val="24"/>
+        </w:rPr>
+        <w:t>Graves</w:t>
+      </w:r>
+      <w:r>
+        <w:rPr>
+          <w:sz w:val="24"/>
+          <w:szCs w:val="24"/>
+        </w:rPr>
+        <w:t xml:space="preserve"> </w:t>
+      </w:r>
+      <w:r>
+        <w:rPr>
+          <w:sz w:val="24"/>
+          <w:szCs w:val="24"/>
+        </w:rPr>
+        <w:t>et al., 2014)</w:t>
+      </w:r>
+      <w:r>
+        <w:rPr>
+          <w:sz w:val="24"/>
+          <w:szCs w:val="24"/>
+        </w:rPr>
+        <w:t>. This is a</w:t>
+      </w:r>
+      <w:r>
+        <w:rPr>
+          <w:sz w:val="24"/>
+          <w:szCs w:val="24"/>
+        </w:rPr>
+        <w:t xml:space="preserve"> model that couples a neural network controller to an external memory bank, capable of learning to manipulate and manage the memory to solve tasks like sorting or copying.</w:t>
       </w:r>
     </w:p>
     <w:p>
@@ -1490,43 +1452,86 @@
           <w:sz w:val="24"/>
           <w:szCs w:val="24"/>
         </w:rPr>
-        <w:lastRenderedPageBreak/>
-        <w:t>Training and testing eve</w:t>
-      </w:r>
-      <w:r>
-        <w:rPr>
-          <w:sz w:val="24"/>
-          <w:szCs w:val="24"/>
-        </w:rPr>
-        <w:t>nt streams are generated using</w:t>
-      </w:r>
-      <w:r>
-        <w:rPr>
-          <w:sz w:val="24"/>
-          <w:szCs w:val="24"/>
-        </w:rPr>
-        <w:t xml:space="preserve"> randomly generated gramm</w:t>
-      </w:r>
-      <w:r>
-        <w:rPr>
-          <w:sz w:val="24"/>
-          <w:szCs w:val="24"/>
-        </w:rPr>
-        <w:t xml:space="preserve">ars that produce </w:t>
-      </w:r>
-      <w:r>
-        <w:rPr>
-          <w:sz w:val="24"/>
-          <w:szCs w:val="24"/>
-        </w:rPr>
-        <w:t xml:space="preserve">binary </w:t>
-      </w:r>
-      <w:r>
-        <w:rPr>
-          <w:sz w:val="24"/>
-          <w:szCs w:val="24"/>
-        </w:rPr>
-        <w:t>hierarchies of cause-and-effect pairs of terminals. A simple such hierarchy is presented in Figure 1.</w:t>
+        <w:t> </w:t>
+      </w:r>
+      <w:r>
+        <w:rPr>
+          <w:sz w:val="24"/>
+          <w:szCs w:val="24"/>
+        </w:rPr>
+        <w:t xml:space="preserve">A </w:t>
+      </w:r>
+      <w:r>
+        <w:rPr>
+          <w:bCs/>
+          <w:sz w:val="24"/>
+          <w:szCs w:val="24"/>
+        </w:rPr>
+        <w:t>Dynamic Memory Network</w:t>
+      </w:r>
+      <w:r>
+        <w:rPr>
+          <w:sz w:val="24"/>
+          <w:szCs w:val="24"/>
+        </w:rPr>
+        <w:t xml:space="preserve"> (DMN) </w:t>
+      </w:r>
+      <w:r>
+        <w:rPr>
+          <w:sz w:val="24"/>
+          <w:szCs w:val="24"/>
+        </w:rPr>
+        <w:t xml:space="preserve">(Kumar et al., </w:t>
+      </w:r>
+      <w:r>
+        <w:rPr>
+          <w:sz w:val="24"/>
+          <w:szCs w:val="24"/>
+        </w:rPr>
+        <w:t>2016</w:t>
+      </w:r>
+      <w:r>
+        <w:rPr>
+          <w:sz w:val="24"/>
+          <w:szCs w:val="24"/>
+        </w:rPr>
+        <w:t>)</w:t>
+      </w:r>
+      <w:r>
+        <w:rPr>
+          <w:sz w:val="24"/>
+          <w:szCs w:val="24"/>
+        </w:rPr>
+        <w:t xml:space="preserve"> i</w:t>
+      </w:r>
+      <w:r>
+        <w:rPr>
+          <w:sz w:val="24"/>
+          <w:szCs w:val="24"/>
+        </w:rPr>
+        <w:t xml:space="preserve">s a neural network architecture </w:t>
+      </w:r>
+      <w:r>
+        <w:rPr>
+          <w:sz w:val="24"/>
+          <w:szCs w:val="24"/>
+        </w:rPr>
+        <w:t xml:space="preserve">that uses </w:t>
+      </w:r>
+      <w:r>
+        <w:rPr>
+          <w:bCs/>
+          <w:sz w:val="24"/>
+          <w:szCs w:val="24"/>
+        </w:rPr>
+        <w:t>an external episodic memory</w:t>
+      </w:r>
+      <w:r>
+        <w:rPr>
+          <w:sz w:val="24"/>
+          <w:szCs w:val="24"/>
+        </w:rPr>
+        <w:t xml:space="preserve"> to answer questions about input sequences (stories, text).</w:t>
       </w:r>
     </w:p>
     <w:p>
@@ -1538,10 +1543,231 @@
       </w:pPr>
       <w:r>
         <w:rPr>
+          <w:sz w:val="24"/>
+          <w:szCs w:val="24"/>
+        </w:rPr>
+        <w:t>External Addressable Long-Term and Working Memory (EALWM</w:t>
+      </w:r>
+      <w:r>
+        <w:rPr>
+          <w:sz w:val="24"/>
+          <w:szCs w:val="24"/>
+        </w:rPr>
+        <w:t>)</w:t>
+      </w:r>
+      <w:r>
+        <w:rPr>
+          <w:sz w:val="24"/>
+          <w:szCs w:val="24"/>
+        </w:rPr>
+        <w:t xml:space="preserve"> (</w:t>
+      </w:r>
+      <w:proofErr w:type="spellStart"/>
+      <w:r>
+        <w:rPr>
+          <w:sz w:val="24"/>
+          <w:szCs w:val="24"/>
+        </w:rPr>
+        <w:t>Quan</w:t>
+      </w:r>
+      <w:proofErr w:type="spellEnd"/>
+      <w:r>
+        <w:rPr>
+          <w:sz w:val="24"/>
+          <w:szCs w:val="24"/>
+        </w:rPr>
+        <w:t xml:space="preserve"> et al., </w:t>
+      </w:r>
+      <w:r>
+        <w:rPr>
+          <w:sz w:val="24"/>
+          <w:szCs w:val="24"/>
+        </w:rPr>
+        <w:t>2020</w:t>
+      </w:r>
+      <w:r>
+        <w:rPr>
+          <w:sz w:val="24"/>
+          <w:szCs w:val="24"/>
+        </w:rPr>
+        <w:t>)</w:t>
+      </w:r>
+      <w:r>
+        <w:rPr>
+          <w:sz w:val="24"/>
+          <w:szCs w:val="24"/>
+        </w:rPr>
+        <w:t xml:space="preserve"> </w:t>
+      </w:r>
+      <w:r>
+        <w:rPr>
+          <w:sz w:val="24"/>
+          <w:szCs w:val="24"/>
+        </w:rPr>
+        <w:t>splits external memory into distinct long-term and working memory parts, improving the ability to learn long-term dependencies without gradient issues.</w:t>
+      </w:r>
+    </w:p>
+    <w:p>
+      <w:pPr>
+        <w:rPr>
+          <w:sz w:val="24"/>
+          <w:szCs w:val="24"/>
+        </w:rPr>
+      </w:pPr>
+      <w:r>
+        <w:rPr>
+          <w:sz w:val="24"/>
+          <w:szCs w:val="24"/>
+        </w:rPr>
+        <w:t>The</w:t>
+      </w:r>
+      <w:r>
+        <w:rPr>
+          <w:sz w:val="24"/>
+          <w:szCs w:val="24"/>
+        </w:rPr>
+        <w:t xml:space="preserve"> above models retain an RNN at their core, using external storage as an adjunct memory. In Mandala external memory serves as the sole repository of temporal state, combining </w:t>
+      </w:r>
+      <w:r>
+        <w:rPr>
+          <w:sz w:val="24"/>
+          <w:szCs w:val="24"/>
+        </w:rPr>
+        <w:t>environment</w:t>
+      </w:r>
+      <w:r>
+        <w:rPr>
+          <w:sz w:val="24"/>
+          <w:szCs w:val="24"/>
+        </w:rPr>
+        <w:t xml:space="preserve"> and state information a</w:t>
+      </w:r>
+      <w:r>
+        <w:rPr>
+          <w:sz w:val="24"/>
+          <w:szCs w:val="24"/>
+        </w:rPr>
+        <w:t>s input to a</w:t>
+      </w:r>
+      <w:r>
+        <w:rPr>
+          <w:sz w:val="24"/>
+          <w:szCs w:val="24"/>
+        </w:rPr>
+        <w:t xml:space="preserve"> non-recurrent </w:t>
+      </w:r>
+      <w:r>
+        <w:rPr>
+          <w:sz w:val="24"/>
+          <w:szCs w:val="24"/>
+        </w:rPr>
+        <w:t>MLP</w:t>
+      </w:r>
+      <w:r>
+        <w:rPr>
+          <w:sz w:val="24"/>
+          <w:szCs w:val="24"/>
+        </w:rPr>
+        <w:t>.</w:t>
+      </w:r>
+    </w:p>
+    <w:p>
+      <w:pPr>
+        <w:pStyle w:val="Heading1"/>
+      </w:pPr>
+      <w:r>
+        <w:t>Description</w:t>
+      </w:r>
+    </w:p>
+    <w:p>
+      <w:pPr>
+        <w:pStyle w:val="Heading2"/>
+      </w:pPr>
+      <w:r>
+        <w:t>Problem</w:t>
+      </w:r>
+      <w:r>
+        <w:t xml:space="preserve"> generation</w:t>
+      </w:r>
+    </w:p>
+    <w:p>
+      <w:pPr>
+        <w:rPr>
+          <w:sz w:val="24"/>
+          <w:szCs w:val="24"/>
+        </w:rPr>
+      </w:pPr>
+      <w:r>
+        <w:rPr>
+          <w:sz w:val="24"/>
+          <w:szCs w:val="24"/>
+        </w:rPr>
+        <w:t>Training and testing eve</w:t>
+      </w:r>
+      <w:r>
+        <w:rPr>
+          <w:sz w:val="24"/>
+          <w:szCs w:val="24"/>
+        </w:rPr>
+        <w:t>nt streams are generated using</w:t>
+      </w:r>
+      <w:r>
+        <w:rPr>
+          <w:sz w:val="24"/>
+          <w:szCs w:val="24"/>
+        </w:rPr>
+        <w:t xml:space="preserve"> randomly generated gramm</w:t>
+      </w:r>
+      <w:r>
+        <w:rPr>
+          <w:sz w:val="24"/>
+          <w:szCs w:val="24"/>
+        </w:rPr>
+        <w:t xml:space="preserve">ars that produce </w:t>
+      </w:r>
+      <w:r>
+        <w:rPr>
+          <w:sz w:val="24"/>
+          <w:szCs w:val="24"/>
+        </w:rPr>
+        <w:t xml:space="preserve">binary </w:t>
+      </w:r>
+      <w:r>
+        <w:rPr>
+          <w:sz w:val="24"/>
+          <w:szCs w:val="24"/>
+        </w:rPr>
+        <w:t>hierarchies of cause-and-effect pairs of terminals. A simple such hi</w:t>
+      </w:r>
+      <w:r>
+        <w:rPr>
+          <w:sz w:val="24"/>
+          <w:szCs w:val="24"/>
+        </w:rPr>
+        <w:t>erarchy is presented in Figure 2</w:t>
+      </w:r>
+      <w:r>
+        <w:rPr>
+          <w:sz w:val="24"/>
+          <w:szCs w:val="24"/>
+        </w:rPr>
+        <w:t>.</w:t>
+      </w:r>
+    </w:p>
+    <w:p>
+      <w:pPr>
+        <w:rPr>
+          <w:sz w:val="24"/>
+          <w:szCs w:val="24"/>
+        </w:rPr>
+      </w:pPr>
+      <w:r>
+        <w:rPr>
           <w:noProof/>
           <w:sz w:val="24"/>
           <w:szCs w:val="24"/>
         </w:rPr>
+        <w:lastRenderedPageBreak/>
         <w:drawing>
           <wp:inline distT="0" distB="0" distL="0" distR="0" wp14:anchorId="47A7B44A" wp14:editId="69E5039D">
             <wp:extent cx="5943600" cy="4115252"/>
@@ -1560,7 +1786,7 @@
                     </pic:cNvPicPr>
                   </pic:nvPicPr>
                   <pic:blipFill>
-                    <a:blip r:embed="rId9">
+                    <a:blip r:embed="rId10">
                       <a:extLst>
                         <a:ext uri="{28A0092B-C50C-407E-A947-70E740481C1C}">
                           <a14:useLocalDpi xmlns:a14="http://schemas.microsoft.com/office/drawing/2010/main" val="0"/>
@@ -1605,7 +1831,14 @@
           <w:sz w:val="24"/>
           <w:szCs w:val="24"/>
         </w:rPr>
-        <w:t>Figure 1 – Simple generated hierarchy</w:t>
+        <w:t>Figure 2</w:t>
+      </w:r>
+      <w:r>
+        <w:rPr>
+          <w:sz w:val="24"/>
+          <w:szCs w:val="24"/>
+        </w:rPr>
+        <w:t xml:space="preserve"> – Simple generated hierarchy</w:t>
       </w:r>
     </w:p>
     <w:p>
@@ -1786,7 +2019,6 @@
           <w:sz w:val="24"/>
           <w:szCs w:val="24"/>
         </w:rPr>
-        <w:lastRenderedPageBreak/>
         <w:t>NUM_CAU</w:t>
       </w:r>
       <w:r>
@@ -1841,6 +2073,7 @@
           <w:sz w:val="24"/>
           <w:szCs w:val="24"/>
         </w:rPr>
+        <w:lastRenderedPageBreak/>
         <w:t>NUM_TERMI</w:t>
       </w:r>
       <w:r>
@@ -1926,7 +2159,14 @@
           <w:sz w:val="24"/>
           <w:szCs w:val="24"/>
         </w:rPr>
-        <w:t xml:space="preserve"> is presented in Figure 2.</w:t>
+        <w:t xml:space="preserve"> is presented in Figure 3</w:t>
+      </w:r>
+      <w:r>
+        <w:rPr>
+          <w:sz w:val="24"/>
+          <w:szCs w:val="24"/>
+        </w:rPr>
+        <w:t>.</w:t>
       </w:r>
     </w:p>
     <w:p>
@@ -1960,7 +2200,7 @@
                     </pic:cNvPicPr>
                   </pic:nvPicPr>
                   <pic:blipFill>
-                    <a:blip r:embed="rId10" cstate="print">
+                    <a:blip r:embed="rId11" cstate="print">
                       <a:extLst>
                         <a:ext uri="{28A0092B-C50C-407E-A947-70E740481C1C}">
                           <a14:useLocalDpi xmlns:a14="http://schemas.microsoft.com/office/drawing/2010/main" val="0"/>
@@ -2005,7 +2245,14 @@
           <w:sz w:val="24"/>
           <w:szCs w:val="24"/>
         </w:rPr>
-        <w:t>Figure 2 – Two hierarchies</w:t>
+        <w:t>Figure 3</w:t>
+      </w:r>
+      <w:r>
+        <w:rPr>
+          <w:sz w:val="24"/>
+          <w:szCs w:val="24"/>
+        </w:rPr>
+        <w:t xml:space="preserve"> – Two hierarchies</w:t>
       </w:r>
     </w:p>
     <w:p>
@@ -2330,8 +2577,51 @@
           <w:sz w:val="24"/>
           <w:szCs w:val="24"/>
         </w:rPr>
-        <w:lastRenderedPageBreak/>
-        <w:t>Temporal state information is encoded into additional tiers that represent context to the neural network.</w:t>
+        <w:t xml:space="preserve">The </w:t>
+      </w:r>
+      <w:r>
+        <w:rPr>
+          <w:sz w:val="24"/>
+          <w:szCs w:val="24"/>
+        </w:rPr>
+        <w:t xml:space="preserve">generated </w:t>
+      </w:r>
+      <w:r>
+        <w:rPr>
+          <w:sz w:val="24"/>
+          <w:szCs w:val="24"/>
+        </w:rPr>
+        <w:t>terminal ids are encoded into a sparse re</w:t>
+      </w:r>
+      <w:r>
+        <w:rPr>
+          <w:sz w:val="24"/>
+          <w:szCs w:val="24"/>
+        </w:rPr>
+        <w:t xml:space="preserve">presentation of one-hot inputs to the neural network. </w:t>
+      </w:r>
+      <w:r>
+        <w:rPr>
+          <w:sz w:val="24"/>
+          <w:szCs w:val="24"/>
+        </w:rPr>
+        <w:t xml:space="preserve">Sparse encoding is also used to represent higher tiered information. The advantage of sparsity in neural networks is delineated in the </w:t>
+      </w:r>
+      <w:proofErr w:type="spellStart"/>
+      <w:r>
+        <w:rPr>
+          <w:sz w:val="24"/>
+          <w:szCs w:val="24"/>
+        </w:rPr>
+        <w:t>Numenta</w:t>
+      </w:r>
+      <w:proofErr w:type="spellEnd"/>
+      <w:r>
+        <w:rPr>
+          <w:sz w:val="24"/>
+          <w:szCs w:val="24"/>
+        </w:rPr>
+        <w:t xml:space="preserve"> White Paper (2021). </w:t>
       </w:r>
     </w:p>
     <w:p>
@@ -2346,65 +2636,22 @@
           <w:sz w:val="24"/>
           <w:szCs w:val="24"/>
         </w:rPr>
-        <w:t xml:space="preserve">The terminal ids are encoded into a sparse representation of one-hot inputs. Sparse encoding is </w:t>
-      </w:r>
-      <w:r>
-        <w:rPr>
-          <w:sz w:val="24"/>
-          <w:szCs w:val="24"/>
-        </w:rPr>
-        <w:t>also</w:t>
-      </w:r>
-      <w:r>
-        <w:rPr>
-          <w:sz w:val="24"/>
-          <w:szCs w:val="24"/>
-        </w:rPr>
-        <w:t xml:space="preserve"> used to represent higher tiered information. The advantage of sparsity in neural networks is </w:t>
-      </w:r>
-      <w:r>
-        <w:rPr>
-          <w:sz w:val="24"/>
-          <w:szCs w:val="24"/>
-        </w:rPr>
-        <w:t>delineated</w:t>
-      </w:r>
-      <w:r>
-        <w:rPr>
-          <w:sz w:val="24"/>
-          <w:szCs w:val="24"/>
-        </w:rPr>
-        <w:t xml:space="preserve"> </w:t>
-      </w:r>
-      <w:r>
-        <w:rPr>
-          <w:sz w:val="24"/>
-          <w:szCs w:val="24"/>
-        </w:rPr>
-        <w:t xml:space="preserve">in </w:t>
-      </w:r>
-      <w:r>
-        <w:rPr>
-          <w:sz w:val="24"/>
-          <w:szCs w:val="24"/>
-        </w:rPr>
-        <w:t xml:space="preserve">the </w:t>
-      </w:r>
-      <w:proofErr w:type="spellStart"/>
-      <w:r>
-        <w:rPr>
-          <w:sz w:val="24"/>
-          <w:szCs w:val="24"/>
-        </w:rPr>
-        <w:t>Numenta</w:t>
-      </w:r>
-      <w:proofErr w:type="spellEnd"/>
-      <w:r>
-        <w:rPr>
-          <w:sz w:val="24"/>
-          <w:szCs w:val="24"/>
-        </w:rPr>
-        <w:t xml:space="preserve"> White Paper (2021). </w:t>
+        <w:lastRenderedPageBreak/>
+        <w:t xml:space="preserve">During training, paths are </w:t>
+      </w:r>
+      <w:r>
+        <w:rPr>
+          <w:sz w:val="24"/>
+          <w:szCs w:val="24"/>
+        </w:rPr>
+        <w:t>presented to the network</w:t>
+      </w:r>
+      <w:r>
+        <w:rPr>
+          <w:sz w:val="24"/>
+          <w:szCs w:val="24"/>
+        </w:rPr>
+        <w:t xml:space="preserve"> without interstitial or interleaved events. Those are supplied during testing. This is how training is done:</w:t>
       </w:r>
     </w:p>
     <w:p>
@@ -2419,28 +2666,137 @@
           <w:sz w:val="24"/>
           <w:szCs w:val="24"/>
         </w:rPr>
-        <w:t xml:space="preserve">During training, paths are given without interstitial or interleaved events. Those are </w:t>
-      </w:r>
-      <w:r>
-        <w:rPr>
-          <w:sz w:val="24"/>
-          <w:szCs w:val="24"/>
-        </w:rPr>
-        <w:t>supplied</w:t>
-      </w:r>
-      <w:r>
-        <w:rPr>
-          <w:sz w:val="24"/>
-          <w:szCs w:val="24"/>
-        </w:rPr>
-        <w:t xml:space="preserve"> during testing.</w:t>
-      </w:r>
-      <w:r>
-        <w:rPr>
-          <w:sz w:val="24"/>
-          <w:szCs w:val="24"/>
-        </w:rPr>
-        <w:t xml:space="preserve"> This is how training is done:</w:t>
+        <w:t xml:space="preserve">The input to the network at time </w:t>
+      </w:r>
+      <w:r>
+        <w:rPr>
+          <w:i/>
+          <w:sz w:val="24"/>
+          <w:szCs w:val="24"/>
+        </w:rPr>
+        <w:t>t</w:t>
+      </w:r>
+      <w:r>
+        <w:rPr>
+          <w:sz w:val="24"/>
+          <w:szCs w:val="24"/>
+        </w:rPr>
+        <w:t xml:space="preserve"> is </w:t>
+      </w:r>
+      <w:proofErr w:type="gramStart"/>
+      <w:r>
+        <w:rPr>
+          <w:sz w:val="24"/>
+          <w:szCs w:val="24"/>
+        </w:rPr>
+        <w:t xml:space="preserve">denoted </w:t>
+      </w:r>
+      <w:proofErr w:type="gramEnd"/>
+      <m:oMath>
+        <m:sSub>
+          <m:sSubPr>
+            <m:ctrlPr>
+              <w:rPr>
+                <w:rFonts w:ascii="Cambria Math" w:hAnsi="Cambria Math"/>
+                <w:i/>
+                <w:sz w:val="24"/>
+                <w:szCs w:val="24"/>
+              </w:rPr>
+            </m:ctrlPr>
+          </m:sSubPr>
+          <m:e>
+            <m:r>
+              <w:rPr>
+                <w:rFonts w:ascii="Cambria Math" w:hAnsi="Cambria Math"/>
+                <w:sz w:val="24"/>
+                <w:szCs w:val="24"/>
+              </w:rPr>
+              <m:t>X</m:t>
+            </m:r>
+          </m:e>
+          <m:sub>
+            <m:r>
+              <w:rPr>
+                <w:rFonts w:ascii="Cambria Math" w:hAnsi="Cambria Math"/>
+                <w:sz w:val="24"/>
+                <w:szCs w:val="24"/>
+              </w:rPr>
+              <m:t>t</m:t>
+            </m:r>
+          </m:sub>
+        </m:sSub>
+      </m:oMath>
+      <w:r>
+        <w:rPr>
+          <w:sz w:val="24"/>
+          <w:szCs w:val="24"/>
+        </w:rPr>
+        <w:t xml:space="preserve">. The output </w:t>
+      </w:r>
+      <w:proofErr w:type="gramStart"/>
+      <w:r>
+        <w:rPr>
+          <w:sz w:val="24"/>
+          <w:szCs w:val="24"/>
+        </w:rPr>
+        <w:t xml:space="preserve">is </w:t>
+      </w:r>
+      <w:proofErr w:type="gramEnd"/>
+      <m:oMath>
+        <m:sSub>
+          <m:sSubPr>
+            <m:ctrlPr>
+              <w:rPr>
+                <w:rFonts w:ascii="Cambria Math" w:hAnsi="Cambria Math"/>
+                <w:i/>
+                <w:sz w:val="24"/>
+                <w:szCs w:val="24"/>
+              </w:rPr>
+            </m:ctrlPr>
+          </m:sSubPr>
+          <m:e>
+            <m:r>
+              <w:rPr>
+                <w:rFonts w:ascii="Cambria Math" w:hAnsi="Cambria Math"/>
+                <w:sz w:val="24"/>
+                <w:szCs w:val="24"/>
+              </w:rPr>
+              <m:t>y</m:t>
+            </m:r>
+          </m:e>
+          <m:sub>
+            <m:r>
+              <w:rPr>
+                <w:rFonts w:ascii="Cambria Math" w:hAnsi="Cambria Math"/>
+                <w:sz w:val="24"/>
+                <w:szCs w:val="24"/>
+              </w:rPr>
+              <m:t>t</m:t>
+            </m:r>
+          </m:sub>
+        </m:sSub>
+      </m:oMath>
+      <w:r>
+        <w:rPr>
+          <w:sz w:val="24"/>
+          <w:szCs w:val="24"/>
+        </w:rPr>
+        <w:t xml:space="preserve">. Concatenated to the external input and prediction output, there are </w:t>
+      </w:r>
+      <w:r>
+        <w:rPr>
+          <w:i/>
+          <w:sz w:val="24"/>
+          <w:szCs w:val="24"/>
+        </w:rPr>
+        <w:t>n</w:t>
+      </w:r>
+      <w:r>
+        <w:rPr>
+          <w:sz w:val="24"/>
+          <w:szCs w:val="24"/>
+        </w:rPr>
+        <w:t xml:space="preserve"> tiers of encoded temporal states.</w:t>
       </w:r>
     </w:p>
     <w:p>
@@ -2450,88 +2806,1174 @@
           <w:szCs w:val="24"/>
         </w:rPr>
       </w:pPr>
+      <w:r>
+        <w:rPr>
+          <w:sz w:val="24"/>
+          <w:szCs w:val="24"/>
+        </w:rPr>
+        <w:t xml:space="preserve">The </w:t>
+      </w:r>
+      <w:r>
+        <w:rPr>
+          <w:sz w:val="24"/>
+          <w:szCs w:val="24"/>
+        </w:rPr>
+        <w:t xml:space="preserve">tier </w:t>
+      </w:r>
+      <w:r>
+        <w:rPr>
+          <w:sz w:val="24"/>
+          <w:szCs w:val="24"/>
+        </w:rPr>
+        <w:t>value</w:t>
+      </w:r>
+      <w:r>
+        <w:rPr>
+          <w:sz w:val="24"/>
+          <w:szCs w:val="24"/>
+        </w:rPr>
+        <w:t>s</w:t>
+      </w:r>
+      <w:r>
+        <w:rPr>
+          <w:sz w:val="24"/>
+          <w:szCs w:val="24"/>
+        </w:rPr>
+        <w:t xml:space="preserve"> for </w:t>
+      </w:r>
+      <m:oMath>
+        <m:sSub>
+          <m:sSubPr>
+            <m:ctrlPr>
+              <w:rPr>
+                <w:rFonts w:ascii="Cambria Math" w:hAnsi="Cambria Math"/>
+                <w:i/>
+                <w:sz w:val="24"/>
+                <w:szCs w:val="24"/>
+              </w:rPr>
+            </m:ctrlPr>
+          </m:sSubPr>
+          <m:e>
+            <m:r>
+              <w:rPr>
+                <w:rFonts w:ascii="Cambria Math" w:hAnsi="Cambria Math"/>
+                <w:sz w:val="24"/>
+                <w:szCs w:val="24"/>
+              </w:rPr>
+              <m:t>y</m:t>
+            </m:r>
+          </m:e>
+          <m:sub>
+            <m:r>
+              <w:rPr>
+                <w:rFonts w:ascii="Cambria Math" w:hAnsi="Cambria Math"/>
+                <w:sz w:val="24"/>
+                <w:szCs w:val="24"/>
+              </w:rPr>
+              <m:t>t</m:t>
+            </m:r>
+          </m:sub>
+        </m:sSub>
+      </m:oMath>
+      <w:r>
+        <w:rPr>
+          <w:sz w:val="24"/>
+          <w:szCs w:val="24"/>
+        </w:rPr>
+        <w:t xml:space="preserve"> are computed as follows:</w:t>
+      </w:r>
     </w:p>
     <w:p>
       <w:pPr>
-        <w:rPr>
-          <w:sz w:val="24"/>
-          <w:szCs w:val="24"/>
-        </w:rPr>
-      </w:pPr>
-      <w:r>
-        <w:rPr>
-          <w:sz w:val="24"/>
-          <w:szCs w:val="24"/>
-        </w:rPr>
-        <w:t xml:space="preserve"> </w:t>
+        <w:spacing w:line="240" w:lineRule="auto"/>
+        <w:rPr>
+          <w:rFonts w:ascii="Courier New" w:hAnsi="Courier New" w:cs="Courier New"/>
+          <w:sz w:val="24"/>
+          <w:szCs w:val="24"/>
+        </w:rPr>
+      </w:pPr>
+      <w:proofErr w:type="spellStart"/>
+      <w:r>
+        <w:rPr>
+          <w:rFonts w:ascii="Courier New" w:hAnsi="Courier New" w:cs="Courier New"/>
+          <w:sz w:val="24"/>
+          <w:szCs w:val="24"/>
+        </w:rPr>
+        <w:t>u</w:t>
+      </w:r>
+      <w:r>
+        <w:rPr>
+          <w:rFonts w:ascii="Courier New" w:hAnsi="Courier New" w:cs="Courier New"/>
+          <w:sz w:val="24"/>
+          <w:szCs w:val="24"/>
+        </w:rPr>
+        <w:t>pdate_</w:t>
+      </w:r>
+      <w:r>
+        <w:rPr>
+          <w:rFonts w:ascii="Courier New" w:hAnsi="Courier New" w:cs="Courier New"/>
+          <w:sz w:val="24"/>
+          <w:szCs w:val="24"/>
+        </w:rPr>
+        <w:t>y_</w:t>
+      </w:r>
+      <w:r>
+        <w:rPr>
+          <w:rFonts w:ascii="Courier New" w:hAnsi="Courier New" w:cs="Courier New"/>
+          <w:sz w:val="24"/>
+          <w:szCs w:val="24"/>
+        </w:rPr>
+        <w:t>tiers</w:t>
+      </w:r>
+      <w:proofErr w:type="spellEnd"/>
+      <w:r>
+        <w:rPr>
+          <w:rFonts w:ascii="Courier New" w:hAnsi="Courier New" w:cs="Courier New"/>
+          <w:sz w:val="24"/>
+          <w:szCs w:val="24"/>
+        </w:rPr>
+        <w:t>:</w:t>
       </w:r>
     </w:p>
     <w:p>
       <w:pPr>
-        <w:rPr>
-          <w:sz w:val="24"/>
-          <w:szCs w:val="24"/>
-        </w:rPr>
-      </w:pPr>
-      <w:r>
-        <w:rPr>
-          <w:sz w:val="24"/>
-          <w:szCs w:val="24"/>
-        </w:rPr>
-        <w:t>Note</w:t>
-      </w:r>
-      <w:r>
-        <w:rPr>
-          <w:sz w:val="24"/>
-          <w:szCs w:val="24"/>
-        </w:rPr>
-        <w:t xml:space="preserve"> that the algorithm could</w:t>
-      </w:r>
-      <w:r>
-        <w:rPr>
-          <w:sz w:val="24"/>
-          <w:szCs w:val="24"/>
-        </w:rPr>
-        <w:t xml:space="preserve"> also</w:t>
-      </w:r>
-      <w:r>
-        <w:rPr>
-          <w:sz w:val="24"/>
-          <w:szCs w:val="24"/>
-        </w:rPr>
-        <w:t xml:space="preserve"> be used </w:t>
-      </w:r>
-      <w:r>
-        <w:rPr>
-          <w:sz w:val="24"/>
-          <w:szCs w:val="24"/>
-        </w:rPr>
-        <w:t xml:space="preserve">to </w:t>
-      </w:r>
-      <w:r>
-        <w:rPr>
-          <w:sz w:val="24"/>
-          <w:szCs w:val="24"/>
-        </w:rPr>
-        <w:t>recognize</w:t>
-      </w:r>
-      <w:r>
-        <w:rPr>
-          <w:sz w:val="24"/>
-          <w:szCs w:val="24"/>
-        </w:rPr>
-        <w:t xml:space="preserve"> out-of-order streams, </w:t>
-      </w:r>
-      <w:r>
-        <w:rPr>
-          <w:sz w:val="24"/>
-          <w:szCs w:val="24"/>
-        </w:rPr>
-        <w:t>a topic explored by Portegys (2024a).</w:t>
+        <w:spacing w:line="240" w:lineRule="auto"/>
+        <w:rPr>
+          <w:rFonts w:ascii="Courier New" w:hAnsi="Courier New" w:cs="Courier New"/>
+          <w:sz w:val="24"/>
+          <w:szCs w:val="24"/>
+        </w:rPr>
+      </w:pPr>
+      <w:r>
+        <w:rPr>
+          <w:rFonts w:ascii="Courier New" w:hAnsi="Courier New" w:cs="Courier New"/>
+          <w:sz w:val="24"/>
+          <w:szCs w:val="24"/>
+        </w:rPr>
+        <w:t xml:space="preserve">    </w:t>
+      </w:r>
+      <w:proofErr w:type="spellStart"/>
+      <w:r>
+        <w:rPr>
+          <w:rFonts w:ascii="Courier New" w:hAnsi="Courier New" w:cs="Courier New"/>
+          <w:sz w:val="24"/>
+          <w:szCs w:val="24"/>
+        </w:rPr>
+        <w:t>t</w:t>
+      </w:r>
+      <w:r>
+        <w:rPr>
+          <w:rFonts w:ascii="Courier New" w:hAnsi="Courier New" w:cs="Courier New"/>
+          <w:sz w:val="24"/>
+          <w:szCs w:val="24"/>
+        </w:rPr>
+        <w:t>ier_</w:t>
+      </w:r>
+      <w:r>
+        <w:rPr>
+          <w:rFonts w:ascii="Courier New" w:hAnsi="Courier New" w:cs="Courier New"/>
+          <w:sz w:val="24"/>
+          <w:szCs w:val="24"/>
+        </w:rPr>
+        <w:t>A</w:t>
+      </w:r>
+      <w:proofErr w:type="spellEnd"/>
+      <w:r>
+        <w:rPr>
+          <w:rFonts w:ascii="Courier New" w:hAnsi="Courier New" w:cs="Courier New"/>
+          <w:sz w:val="24"/>
+          <w:szCs w:val="24"/>
+        </w:rPr>
+        <w:t xml:space="preserve"> = </w:t>
+      </w:r>
+      <w:proofErr w:type="gramStart"/>
+      <w:r>
+        <w:rPr>
+          <w:rFonts w:ascii="Courier New" w:hAnsi="Courier New" w:cs="Courier New"/>
+          <w:sz w:val="24"/>
+          <w:szCs w:val="24"/>
+        </w:rPr>
+        <w:t>encode(</w:t>
+      </w:r>
+      <w:proofErr w:type="gramEnd"/>
+      <w:r>
+        <w:rPr>
+          <w:rFonts w:ascii="Courier New" w:hAnsi="Courier New" w:cs="Courier New"/>
+          <w:sz w:val="24"/>
+          <w:szCs w:val="24"/>
+        </w:rPr>
+        <w:t>external input)</w:t>
       </w:r>
     </w:p>
     <w:p>
       <w:pPr>
+        <w:spacing w:line="240" w:lineRule="auto"/>
+        <w:rPr>
+          <w:rFonts w:ascii="Courier New" w:hAnsi="Courier New" w:cs="Courier New"/>
+          <w:sz w:val="24"/>
+          <w:szCs w:val="24"/>
+        </w:rPr>
+      </w:pPr>
+      <w:r>
+        <w:rPr>
+          <w:rFonts w:ascii="Courier New" w:hAnsi="Courier New" w:cs="Courier New"/>
+          <w:sz w:val="24"/>
+          <w:szCs w:val="24"/>
+        </w:rPr>
+        <w:t xml:space="preserve">    </w:t>
+      </w:r>
+      <w:proofErr w:type="gramStart"/>
+      <w:r>
+        <w:rPr>
+          <w:rFonts w:ascii="Courier New" w:hAnsi="Courier New" w:cs="Courier New"/>
+          <w:bCs/>
+          <w:sz w:val="24"/>
+          <w:szCs w:val="24"/>
+        </w:rPr>
+        <w:t>for</w:t>
+      </w:r>
+      <w:proofErr w:type="gramEnd"/>
+      <w:r>
+        <w:rPr>
+          <w:rFonts w:ascii="Courier New" w:hAnsi="Courier New" w:cs="Courier New"/>
+          <w:sz w:val="24"/>
+          <w:szCs w:val="24"/>
+        </w:rPr>
+        <w:t xml:space="preserve"> </w:t>
+      </w:r>
+      <w:r>
+        <w:rPr>
+          <w:rFonts w:ascii="Courier New" w:hAnsi="Courier New" w:cs="Courier New"/>
+          <w:sz w:val="24"/>
+          <w:szCs w:val="24"/>
+        </w:rPr>
+        <w:t xml:space="preserve">tier </w:t>
+      </w:r>
+      <w:proofErr w:type="spellStart"/>
+      <w:r>
+        <w:rPr>
+          <w:rFonts w:ascii="Courier New" w:hAnsi="Courier New" w:cs="Courier New"/>
+          <w:sz w:val="24"/>
+          <w:szCs w:val="24"/>
+        </w:rPr>
+        <w:t>i</w:t>
+      </w:r>
+      <w:proofErr w:type="spellEnd"/>
+      <w:r>
+        <w:rPr>
+          <w:rFonts w:ascii="Courier New" w:hAnsi="Courier New" w:cs="Courier New"/>
+          <w:sz w:val="24"/>
+          <w:szCs w:val="24"/>
+        </w:rPr>
+        <w:t xml:space="preserve"> from 0 to n:</w:t>
+      </w:r>
+    </w:p>
+    <w:p>
+      <w:pPr>
+        <w:spacing w:line="240" w:lineRule="auto"/>
+        <w:rPr>
+          <w:rFonts w:ascii="Courier New" w:hAnsi="Courier New" w:cs="Courier New"/>
+          <w:sz w:val="24"/>
+          <w:szCs w:val="24"/>
+        </w:rPr>
+      </w:pPr>
+      <w:r>
+        <w:rPr>
+          <w:rFonts w:ascii="Courier New" w:hAnsi="Courier New" w:cs="Courier New"/>
+          <w:sz w:val="24"/>
+          <w:szCs w:val="24"/>
+        </w:rPr>
+        <w:t xml:space="preserve">       </w:t>
+      </w:r>
+      <w:proofErr w:type="spellStart"/>
+      <w:r>
+        <w:rPr>
+          <w:rFonts w:ascii="Courier New" w:hAnsi="Courier New" w:cs="Courier New"/>
+          <w:sz w:val="24"/>
+          <w:szCs w:val="24"/>
+        </w:rPr>
+        <w:t>tier_B</w:t>
+      </w:r>
+      <w:proofErr w:type="spellEnd"/>
+      <w:r>
+        <w:rPr>
+          <w:rFonts w:ascii="Courier New" w:hAnsi="Courier New" w:cs="Courier New"/>
+          <w:sz w:val="24"/>
+          <w:szCs w:val="24"/>
+        </w:rPr>
+        <w:t xml:space="preserve"> = </w:t>
+      </w:r>
+      <m:oMath>
+        <m:sSub>
+          <m:sSubPr>
+            <m:ctrlPr>
+              <w:rPr>
+                <w:rFonts w:ascii="Cambria Math" w:hAnsi="Cambria Math" w:cs="Courier New"/>
+                <w:iCs/>
+                <w:sz w:val="24"/>
+                <w:szCs w:val="24"/>
+              </w:rPr>
+            </m:ctrlPr>
+          </m:sSubPr>
+          <m:e>
+            <m:r>
+              <m:rPr>
+                <m:sty m:val="p"/>
+              </m:rPr>
+              <w:rPr>
+                <w:rFonts w:ascii="Cambria Math" w:hAnsi="Cambria Math" w:cs="Courier New"/>
+                <w:sz w:val="24"/>
+                <w:szCs w:val="24"/>
+              </w:rPr>
+              <m:t>X</m:t>
+            </m:r>
+          </m:e>
+          <m:sub>
+            <m:r>
+              <m:rPr>
+                <m:sty m:val="p"/>
+              </m:rPr>
+              <w:rPr>
+                <w:rFonts w:ascii="Cambria Math" w:hAnsi="Cambria Math" w:cs="Courier New"/>
+                <w:sz w:val="24"/>
+                <w:szCs w:val="24"/>
+              </w:rPr>
+              <m:t>t</m:t>
+            </m:r>
+          </m:sub>
+        </m:sSub>
+      </m:oMath>
+      <w:r>
+        <w:rPr>
+          <w:rFonts w:ascii="Courier New" w:hAnsi="Courier New" w:cs="Courier New"/>
+          <w:iCs/>
+          <w:sz w:val="24"/>
+          <w:szCs w:val="24"/>
+        </w:rPr>
+        <w:t xml:space="preserve"> v</w:t>
+      </w:r>
+      <w:r>
+        <w:rPr>
+          <w:rFonts w:ascii="Courier New" w:hAnsi="Courier New" w:cs="Courier New"/>
+          <w:iCs/>
+          <w:sz w:val="24"/>
+          <w:szCs w:val="24"/>
+        </w:rPr>
+        <w:t xml:space="preserve">alues of tier </w:t>
+      </w:r>
+      <w:proofErr w:type="spellStart"/>
+      <w:r>
+        <w:rPr>
+          <w:rFonts w:ascii="Courier New" w:hAnsi="Courier New" w:cs="Courier New"/>
+          <w:iCs/>
+          <w:sz w:val="24"/>
+          <w:szCs w:val="24"/>
+        </w:rPr>
+        <w:t>i</w:t>
+      </w:r>
+      <w:proofErr w:type="spellEnd"/>
+    </w:p>
+    <w:p>
+      <w:pPr>
+        <w:spacing w:line="240" w:lineRule="auto"/>
+        <w:rPr>
+          <w:rFonts w:ascii="Courier New" w:hAnsi="Courier New" w:cs="Courier New"/>
+          <w:sz w:val="24"/>
+          <w:szCs w:val="24"/>
+        </w:rPr>
+      </w:pPr>
+      <w:r>
+        <w:rPr>
+          <w:rFonts w:ascii="Courier New" w:hAnsi="Courier New" w:cs="Courier New"/>
+          <w:sz w:val="24"/>
+          <w:szCs w:val="24"/>
+        </w:rPr>
+        <w:t xml:space="preserve">       </w:t>
+      </w:r>
+      <w:proofErr w:type="gramStart"/>
+      <w:r>
+        <w:rPr>
+          <w:rFonts w:ascii="Courier New" w:hAnsi="Courier New" w:cs="Courier New"/>
+          <w:bCs/>
+          <w:sz w:val="24"/>
+          <w:szCs w:val="24"/>
+        </w:rPr>
+        <w:t>if</w:t>
+      </w:r>
+      <w:proofErr w:type="gramEnd"/>
+      <w:r>
+        <w:rPr>
+          <w:rFonts w:ascii="Courier New" w:hAnsi="Courier New" w:cs="Courier New"/>
+          <w:sz w:val="24"/>
+          <w:szCs w:val="24"/>
+        </w:rPr>
+        <w:t xml:space="preserve"> </w:t>
+      </w:r>
+      <w:proofErr w:type="spellStart"/>
+      <w:r>
+        <w:rPr>
+          <w:rFonts w:ascii="Courier New" w:hAnsi="Courier New" w:cs="Courier New"/>
+          <w:sz w:val="24"/>
+          <w:szCs w:val="24"/>
+        </w:rPr>
+        <w:t>tier_B</w:t>
+      </w:r>
+      <w:proofErr w:type="spellEnd"/>
+      <w:r>
+        <w:rPr>
+          <w:rFonts w:ascii="Courier New" w:hAnsi="Courier New" w:cs="Courier New"/>
+          <w:sz w:val="24"/>
+          <w:szCs w:val="24"/>
+        </w:rPr>
+        <w:t xml:space="preserve"> exists:</w:t>
+      </w:r>
+    </w:p>
+    <w:p>
+      <w:pPr>
+        <w:spacing w:line="240" w:lineRule="auto"/>
+        <w:rPr>
+          <w:rFonts w:ascii="Courier New" w:hAnsi="Courier New" w:cs="Courier New"/>
+          <w:sz w:val="24"/>
+          <w:szCs w:val="24"/>
+        </w:rPr>
+      </w:pPr>
+      <w:r>
+        <w:rPr>
+          <w:rFonts w:ascii="Courier New" w:hAnsi="Courier New" w:cs="Courier New"/>
+          <w:sz w:val="24"/>
+          <w:szCs w:val="24"/>
+        </w:rPr>
+        <w:t xml:space="preserve">          </w:t>
+      </w:r>
+      <w:proofErr w:type="gramStart"/>
+      <w:r>
+        <w:rPr>
+          <w:rFonts w:ascii="Courier New" w:hAnsi="Courier New" w:cs="Courier New"/>
+          <w:iCs/>
+          <w:sz w:val="24"/>
+          <w:szCs w:val="24"/>
+        </w:rPr>
+        <w:t>negate</w:t>
+      </w:r>
+      <w:proofErr w:type="gramEnd"/>
+      <w:r>
+        <w:rPr>
+          <w:rFonts w:ascii="Courier New" w:hAnsi="Courier New" w:cs="Courier New"/>
+          <w:iCs/>
+          <w:sz w:val="24"/>
+          <w:szCs w:val="24"/>
+        </w:rPr>
+        <w:t xml:space="preserve"> values for</w:t>
+      </w:r>
+      <w:r>
+        <w:rPr>
+          <w:rFonts w:ascii="Courier New" w:hAnsi="Courier New" w:cs="Courier New"/>
+          <w:iCs/>
+          <w:sz w:val="24"/>
+          <w:szCs w:val="24"/>
+        </w:rPr>
+        <w:t xml:space="preserve"> </w:t>
+      </w:r>
+      <w:proofErr w:type="spellStart"/>
+      <w:r>
+        <w:rPr>
+          <w:rFonts w:ascii="Courier New" w:hAnsi="Courier New" w:cs="Courier New"/>
+          <w:iCs/>
+          <w:sz w:val="24"/>
+          <w:szCs w:val="24"/>
+        </w:rPr>
+        <w:t>tier_B</w:t>
+      </w:r>
+      <w:proofErr w:type="spellEnd"/>
+      <w:r>
+        <w:rPr>
+          <w:rFonts w:ascii="Courier New" w:hAnsi="Courier New" w:cs="Courier New"/>
+          <w:iCs/>
+          <w:sz w:val="24"/>
+          <w:szCs w:val="24"/>
+        </w:rPr>
+        <w:t xml:space="preserve"> in tier </w:t>
+      </w:r>
+      <w:proofErr w:type="spellStart"/>
+      <w:r>
+        <w:rPr>
+          <w:rFonts w:ascii="Courier New" w:hAnsi="Courier New" w:cs="Courier New"/>
+          <w:iCs/>
+          <w:sz w:val="24"/>
+          <w:szCs w:val="24"/>
+        </w:rPr>
+        <w:t>i</w:t>
+      </w:r>
+      <w:proofErr w:type="spellEnd"/>
+    </w:p>
+    <w:p>
+      <w:pPr>
+        <w:spacing w:line="240" w:lineRule="auto"/>
+        <w:rPr>
+          <w:rFonts w:ascii="Courier New" w:hAnsi="Courier New" w:cs="Courier New"/>
+          <w:sz w:val="24"/>
+          <w:szCs w:val="24"/>
+        </w:rPr>
+      </w:pPr>
+      <w:r>
+        <w:rPr>
+          <w:rFonts w:ascii="Courier New" w:hAnsi="Courier New" w:cs="Courier New"/>
+          <w:sz w:val="24"/>
+          <w:szCs w:val="24"/>
+        </w:rPr>
+        <w:t xml:space="preserve">          </w:t>
+      </w:r>
+      <w:proofErr w:type="spellStart"/>
+      <w:r>
+        <w:rPr>
+          <w:rFonts w:ascii="Courier New" w:hAnsi="Courier New" w:cs="Courier New"/>
+          <w:sz w:val="24"/>
+          <w:szCs w:val="24"/>
+        </w:rPr>
+        <w:t>tier_A</w:t>
+      </w:r>
+      <w:proofErr w:type="spellEnd"/>
+      <w:r>
+        <w:rPr>
+          <w:rFonts w:ascii="Courier New" w:hAnsi="Courier New" w:cs="Courier New"/>
+          <w:sz w:val="24"/>
+          <w:szCs w:val="24"/>
+        </w:rPr>
+        <w:t xml:space="preserve"> = </w:t>
+      </w:r>
+      <w:proofErr w:type="gramStart"/>
+      <w:r>
+        <w:rPr>
+          <w:rFonts w:ascii="Courier New" w:hAnsi="Courier New" w:cs="Courier New"/>
+          <w:sz w:val="24"/>
+          <w:szCs w:val="24"/>
+        </w:rPr>
+        <w:t>encode</w:t>
+      </w:r>
+      <w:r>
+        <w:rPr>
+          <w:rFonts w:ascii="Courier New" w:hAnsi="Courier New" w:cs="Courier New"/>
+          <w:sz w:val="24"/>
+          <w:szCs w:val="24"/>
+        </w:rPr>
+        <w:t>(</w:t>
+      </w:r>
+      <w:proofErr w:type="spellStart"/>
+      <w:proofErr w:type="gramEnd"/>
+      <w:r>
+        <w:rPr>
+          <w:rFonts w:ascii="Courier New" w:hAnsi="Courier New" w:cs="Courier New"/>
+          <w:sz w:val="24"/>
+          <w:szCs w:val="24"/>
+        </w:rPr>
+        <w:t>tier_A</w:t>
+      </w:r>
+      <w:proofErr w:type="spellEnd"/>
+      <w:r>
+        <w:rPr>
+          <w:rFonts w:ascii="Courier New" w:hAnsi="Courier New" w:cs="Courier New"/>
+          <w:sz w:val="24"/>
+          <w:szCs w:val="24"/>
+        </w:rPr>
+        <w:t xml:space="preserve">, </w:t>
+      </w:r>
+      <w:proofErr w:type="spellStart"/>
+      <w:r>
+        <w:rPr>
+          <w:rFonts w:ascii="Courier New" w:hAnsi="Courier New" w:cs="Courier New"/>
+          <w:sz w:val="24"/>
+          <w:szCs w:val="24"/>
+        </w:rPr>
+        <w:t>tier_B</w:t>
+      </w:r>
+      <w:proofErr w:type="spellEnd"/>
+      <w:r>
+        <w:rPr>
+          <w:rFonts w:ascii="Courier New" w:hAnsi="Courier New" w:cs="Courier New"/>
+          <w:sz w:val="24"/>
+          <w:szCs w:val="24"/>
+        </w:rPr>
+        <w:t>)</w:t>
+      </w:r>
+    </w:p>
+    <w:p>
+      <w:pPr>
+        <w:spacing w:line="240" w:lineRule="auto"/>
+        <w:rPr>
+          <w:rFonts w:ascii="Courier New" w:hAnsi="Courier New" w:cs="Courier New"/>
+          <w:sz w:val="24"/>
+          <w:szCs w:val="24"/>
+        </w:rPr>
+      </w:pPr>
+      <w:r>
+        <w:rPr>
+          <w:rFonts w:ascii="Courier New" w:hAnsi="Courier New" w:cs="Courier New"/>
+          <w:sz w:val="24"/>
+          <w:szCs w:val="24"/>
+        </w:rPr>
+        <w:t xml:space="preserve">       </w:t>
+      </w:r>
+      <w:proofErr w:type="gramStart"/>
+      <w:r>
+        <w:rPr>
+          <w:rFonts w:ascii="Courier New" w:hAnsi="Courier New" w:cs="Courier New"/>
+          <w:bCs/>
+          <w:sz w:val="24"/>
+          <w:szCs w:val="24"/>
+        </w:rPr>
+        <w:t>else</w:t>
+      </w:r>
+      <w:proofErr w:type="gramEnd"/>
+      <w:r>
+        <w:rPr>
+          <w:rFonts w:ascii="Courier New" w:hAnsi="Courier New" w:cs="Courier New"/>
+          <w:bCs/>
+          <w:sz w:val="24"/>
+          <w:szCs w:val="24"/>
+        </w:rPr>
+        <w:t>:</w:t>
+      </w:r>
+    </w:p>
+    <w:p>
+      <w:pPr>
+        <w:spacing w:line="240" w:lineRule="auto"/>
+        <w:rPr>
+          <w:rFonts w:ascii="Courier New" w:hAnsi="Courier New" w:cs="Courier New"/>
+          <w:sz w:val="24"/>
+          <w:szCs w:val="24"/>
+        </w:rPr>
+      </w:pPr>
+      <w:r>
+        <w:rPr>
+          <w:rFonts w:ascii="Courier New" w:hAnsi="Courier New" w:cs="Courier New"/>
+          <w:sz w:val="24"/>
+          <w:szCs w:val="24"/>
+        </w:rPr>
+        <w:t xml:space="preserve">          </w:t>
+      </w:r>
+      <w:proofErr w:type="gramStart"/>
+      <w:r>
+        <w:rPr>
+          <w:rFonts w:ascii="Courier New" w:hAnsi="Courier New" w:cs="Courier New"/>
+          <w:iCs/>
+          <w:sz w:val="24"/>
+          <w:szCs w:val="24"/>
+        </w:rPr>
+        <w:t>enter</w:t>
+      </w:r>
+      <w:proofErr w:type="gramEnd"/>
+      <w:r>
+        <w:rPr>
+          <w:rFonts w:ascii="Courier New" w:hAnsi="Courier New" w:cs="Courier New"/>
+          <w:iCs/>
+          <w:sz w:val="24"/>
+          <w:szCs w:val="24"/>
+        </w:rPr>
+        <w:t xml:space="preserve"> </w:t>
+      </w:r>
+      <w:r>
+        <w:rPr>
+          <w:rFonts w:ascii="Courier New" w:hAnsi="Courier New" w:cs="Courier New"/>
+          <w:iCs/>
+          <w:sz w:val="24"/>
+          <w:szCs w:val="24"/>
+        </w:rPr>
+        <w:t xml:space="preserve">values for </w:t>
+      </w:r>
+      <w:proofErr w:type="spellStart"/>
+      <w:r>
+        <w:rPr>
+          <w:rFonts w:ascii="Courier New" w:hAnsi="Courier New" w:cs="Courier New"/>
+          <w:iCs/>
+          <w:sz w:val="24"/>
+          <w:szCs w:val="24"/>
+        </w:rPr>
+        <w:t>tier_A</w:t>
+      </w:r>
+      <w:proofErr w:type="spellEnd"/>
+      <w:r>
+        <w:rPr>
+          <w:rFonts w:ascii="Courier New" w:hAnsi="Courier New" w:cs="Courier New"/>
+          <w:iCs/>
+          <w:sz w:val="24"/>
+          <w:szCs w:val="24"/>
+        </w:rPr>
+        <w:t xml:space="preserve"> in tier </w:t>
+      </w:r>
+      <w:proofErr w:type="spellStart"/>
+      <w:r>
+        <w:rPr>
+          <w:rFonts w:ascii="Courier New" w:hAnsi="Courier New" w:cs="Courier New"/>
+          <w:iCs/>
+          <w:sz w:val="24"/>
+          <w:szCs w:val="24"/>
+        </w:rPr>
+        <w:t>i</w:t>
+      </w:r>
+      <w:proofErr w:type="spellEnd"/>
+    </w:p>
+    <w:p>
+      <w:pPr>
+        <w:spacing w:line="240" w:lineRule="auto"/>
+        <w:rPr>
+          <w:sz w:val="24"/>
+          <w:szCs w:val="24"/>
+        </w:rPr>
+      </w:pPr>
+      <w:r>
+        <w:rPr>
+          <w:rFonts w:ascii="Courier New" w:hAnsi="Courier New" w:cs="Courier New"/>
+          <w:sz w:val="24"/>
+          <w:szCs w:val="24"/>
+        </w:rPr>
+        <w:t xml:space="preserve">          </w:t>
+      </w:r>
+      <w:proofErr w:type="gramStart"/>
+      <w:r>
+        <w:rPr>
+          <w:rFonts w:ascii="Courier New" w:hAnsi="Courier New" w:cs="Courier New"/>
+          <w:sz w:val="24"/>
+          <w:szCs w:val="24"/>
+        </w:rPr>
+        <w:t>break</w:t>
+      </w:r>
+      <w:proofErr w:type="gramEnd"/>
+    </w:p>
+    <w:p>
+      <w:pPr>
+        <w:rPr>
+          <w:sz w:val="24"/>
+          <w:szCs w:val="24"/>
+        </w:rPr>
+      </w:pPr>
+      <w:r>
+        <w:rPr>
+          <w:sz w:val="24"/>
+          <w:szCs w:val="24"/>
+        </w:rPr>
+        <w:t xml:space="preserve">The tier values of </w:t>
+      </w:r>
+      <m:oMath>
+        <m:sSub>
+          <m:sSubPr>
+            <m:ctrlPr>
+              <w:rPr>
+                <w:rFonts w:ascii="Cambria Math" w:hAnsi="Cambria Math"/>
+                <w:i/>
+                <w:sz w:val="24"/>
+                <w:szCs w:val="24"/>
+              </w:rPr>
+            </m:ctrlPr>
+          </m:sSubPr>
+          <m:e>
+            <m:r>
+              <w:rPr>
+                <w:rFonts w:ascii="Cambria Math" w:hAnsi="Cambria Math"/>
+                <w:sz w:val="24"/>
+                <w:szCs w:val="24"/>
+              </w:rPr>
+              <m:t>X</m:t>
+            </m:r>
+          </m:e>
+          <m:sub>
+            <m:r>
+              <w:rPr>
+                <w:rFonts w:ascii="Cambria Math" w:hAnsi="Cambria Math"/>
+                <w:sz w:val="24"/>
+                <w:szCs w:val="24"/>
+              </w:rPr>
+              <m:t>t</m:t>
+            </m:r>
+            <m:r>
+              <w:rPr>
+                <w:rFonts w:ascii="Cambria Math" w:hAnsi="Cambria Math"/>
+                <w:sz w:val="24"/>
+                <w:szCs w:val="24"/>
+              </w:rPr>
+              <m:t>+1</m:t>
+            </m:r>
+          </m:sub>
+        </m:sSub>
+      </m:oMath>
+      <w:r>
+        <w:rPr>
+          <w:sz w:val="24"/>
+          <w:szCs w:val="24"/>
+        </w:rPr>
+        <w:t xml:space="preserve"> </w:t>
+      </w:r>
+      <m:oMath>
+        <m:sSub>
+          <m:sSubPr>
+            <m:ctrlPr>
+              <w:rPr>
+                <w:rFonts w:ascii="Cambria Math" w:hAnsi="Cambria Math"/>
+                <w:i/>
+                <w:sz w:val="24"/>
+                <w:szCs w:val="24"/>
+              </w:rPr>
+            </m:ctrlPr>
+          </m:sSubPr>
+          <m:e>
+            <m:r>
+              <w:rPr>
+                <w:rFonts w:ascii="Cambria Math" w:hAnsi="Cambria Math"/>
+                <w:sz w:val="24"/>
+                <w:szCs w:val="24"/>
+              </w:rPr>
+              <m:t>=</m:t>
+            </m:r>
+            <m:r>
+              <w:rPr>
+                <w:rFonts w:ascii="Cambria Math" w:hAnsi="Cambria Math"/>
+                <w:sz w:val="24"/>
+                <w:szCs w:val="24"/>
+              </w:rPr>
+              <m:t>X</m:t>
+            </m:r>
+          </m:e>
+          <m:sub>
+            <m:r>
+              <w:rPr>
+                <w:rFonts w:ascii="Cambria Math" w:hAnsi="Cambria Math"/>
+                <w:sz w:val="24"/>
+                <w:szCs w:val="24"/>
+              </w:rPr>
+              <m:t>t</m:t>
+            </m:r>
+          </m:sub>
+        </m:sSub>
+      </m:oMath>
+      <w:r>
+        <w:rPr>
+          <w:sz w:val="24"/>
+          <w:szCs w:val="24"/>
+        </w:rPr>
+        <w:t xml:space="preserve"> + </w:t>
+      </w:r>
+      <m:oMath>
+        <m:sSub>
+          <m:sSubPr>
+            <m:ctrlPr>
+              <w:rPr>
+                <w:rFonts w:ascii="Cambria Math" w:hAnsi="Cambria Math"/>
+                <w:i/>
+                <w:sz w:val="24"/>
+                <w:szCs w:val="24"/>
+              </w:rPr>
+            </m:ctrlPr>
+          </m:sSubPr>
+          <m:e>
+            <m:r>
+              <w:rPr>
+                <w:rFonts w:ascii="Cambria Math" w:hAnsi="Cambria Math"/>
+                <w:sz w:val="24"/>
+                <w:szCs w:val="24"/>
+              </w:rPr>
+              <m:t>y</m:t>
+            </m:r>
+          </m:e>
+          <m:sub>
+            <m:r>
+              <w:rPr>
+                <w:rFonts w:ascii="Cambria Math" w:hAnsi="Cambria Math"/>
+                <w:sz w:val="24"/>
+                <w:szCs w:val="24"/>
+              </w:rPr>
+              <m:t>t</m:t>
+            </m:r>
+          </m:sub>
+        </m:sSub>
+      </m:oMath>
+      <w:r>
+        <w:rPr>
+          <w:sz w:val="24"/>
+          <w:szCs w:val="24"/>
+        </w:rPr>
+        <w:t xml:space="preserve"> </w:t>
+      </w:r>
+    </w:p>
+    <w:p>
+      <w:pPr>
+        <w:rPr>
+          <w:sz w:val="24"/>
+          <w:szCs w:val="24"/>
+        </w:rPr>
+      </w:pPr>
+      <w:r>
+        <w:rPr>
+          <w:sz w:val="24"/>
+          <w:szCs w:val="24"/>
+        </w:rPr>
+        <w:t>The network is thus trained to compute temporal context information.</w:t>
+      </w:r>
+    </w:p>
+    <w:p>
+      <w:pPr>
+        <w:rPr>
+          <w:sz w:val="24"/>
+          <w:szCs w:val="24"/>
+        </w:rPr>
+      </w:pPr>
+      <w:r>
+        <w:rPr>
+          <w:sz w:val="24"/>
+          <w:szCs w:val="24"/>
+        </w:rPr>
+        <w:t>Here is an example</w:t>
+      </w:r>
+      <w:r>
+        <w:rPr>
+          <w:sz w:val="24"/>
+          <w:szCs w:val="24"/>
+        </w:rPr>
+        <w:t xml:space="preserve"> scenario:</w:t>
+      </w:r>
+    </w:p>
+    <w:p>
+      <w:pPr>
+        <w:rPr>
+          <w:rFonts w:ascii="Courier New" w:hAnsi="Courier New" w:cs="Courier New"/>
+          <w:sz w:val="24"/>
+          <w:szCs w:val="24"/>
+        </w:rPr>
+      </w:pPr>
+      <w:r>
+        <w:rPr>
+          <w:rFonts w:ascii="Courier New" w:hAnsi="Courier New" w:cs="Courier New"/>
+          <w:sz w:val="24"/>
+          <w:szCs w:val="24"/>
+        </w:rPr>
+        <w:t>t</w:t>
+      </w:r>
+      <w:r>
+        <w:rPr>
+          <w:rFonts w:ascii="Courier New" w:hAnsi="Courier New" w:cs="Courier New"/>
+          <w:sz w:val="24"/>
+          <w:szCs w:val="24"/>
+        </w:rPr>
+        <w:t xml:space="preserve"> = 0, X: [sense</w:t>
+      </w:r>
+      <w:proofErr w:type="gramStart"/>
+      <w:r>
+        <w:rPr>
+          <w:rFonts w:ascii="Courier New" w:hAnsi="Courier New" w:cs="Courier New"/>
+          <w:sz w:val="24"/>
+          <w:szCs w:val="24"/>
+        </w:rPr>
+        <w:t>=[</w:t>
+      </w:r>
+      <w:proofErr w:type="gramEnd"/>
+      <w:r>
+        <w:rPr>
+          <w:rFonts w:ascii="Courier New" w:hAnsi="Courier New" w:cs="Courier New"/>
+          <w:sz w:val="24"/>
+          <w:szCs w:val="24"/>
+        </w:rPr>
+        <w:t xml:space="preserve">4, 14, 41]], </w:t>
+      </w:r>
+      <w:r>
+        <w:rPr>
+          <w:rFonts w:ascii="Courier New" w:hAnsi="Courier New" w:cs="Courier New"/>
+          <w:sz w:val="24"/>
+          <w:szCs w:val="24"/>
+        </w:rPr>
+        <w:t>y: [sense=[21, 24, 40], tier0=[4, 1</w:t>
+      </w:r>
+      <w:r>
+        <w:rPr>
+          <w:rFonts w:ascii="Courier New" w:hAnsi="Courier New" w:cs="Courier New"/>
+          <w:sz w:val="24"/>
+          <w:szCs w:val="24"/>
+        </w:rPr>
+        <w:t>4, 41]]</w:t>
+      </w:r>
+    </w:p>
+    <w:p>
+      <w:pPr>
+        <w:rPr>
+          <w:rFonts w:ascii="Courier New" w:hAnsi="Courier New" w:cs="Courier New"/>
+          <w:sz w:val="24"/>
+          <w:szCs w:val="24"/>
+        </w:rPr>
+      </w:pPr>
+      <w:r>
+        <w:rPr>
+          <w:rFonts w:ascii="Courier New" w:hAnsi="Courier New" w:cs="Courier New"/>
+          <w:sz w:val="24"/>
+          <w:szCs w:val="24"/>
+        </w:rPr>
+        <w:t>t</w:t>
+      </w:r>
+      <w:r>
+        <w:rPr>
+          <w:rFonts w:ascii="Courier New" w:hAnsi="Courier New" w:cs="Courier New"/>
+          <w:sz w:val="24"/>
+          <w:szCs w:val="24"/>
+        </w:rPr>
+        <w:t xml:space="preserve"> = 1, X: [sense</w:t>
+      </w:r>
+      <w:proofErr w:type="gramStart"/>
+      <w:r>
+        <w:rPr>
+          <w:rFonts w:ascii="Courier New" w:hAnsi="Courier New" w:cs="Courier New"/>
+          <w:sz w:val="24"/>
+          <w:szCs w:val="24"/>
+        </w:rPr>
+        <w:t>=[</w:t>
+      </w:r>
+      <w:proofErr w:type="gramEnd"/>
+      <w:r>
+        <w:rPr>
+          <w:rFonts w:ascii="Courier New" w:hAnsi="Courier New" w:cs="Courier New"/>
+          <w:sz w:val="24"/>
+          <w:szCs w:val="24"/>
+        </w:rPr>
+        <w:t>21, 24, 40], tier0=[4, 14, 41]], y: [sense=[5, 42, 43], tier0=[-4</w:t>
+      </w:r>
+      <w:r>
+        <w:rPr>
+          <w:rFonts w:ascii="Courier New" w:hAnsi="Courier New" w:cs="Courier New"/>
+          <w:sz w:val="24"/>
+          <w:szCs w:val="24"/>
+        </w:rPr>
+        <w:t>, -14, -41], tier1=[8, 9, 34]]</w:t>
+      </w:r>
+    </w:p>
+    <w:p>
+      <w:pPr>
+        <w:rPr>
+          <w:rFonts w:ascii="Courier New" w:hAnsi="Courier New" w:cs="Courier New"/>
+          <w:sz w:val="24"/>
+          <w:szCs w:val="24"/>
+        </w:rPr>
+      </w:pPr>
+      <w:r>
+        <w:rPr>
+          <w:rFonts w:ascii="Courier New" w:hAnsi="Courier New" w:cs="Courier New"/>
+          <w:sz w:val="24"/>
+          <w:szCs w:val="24"/>
+        </w:rPr>
+        <w:t>t</w:t>
+      </w:r>
+      <w:r>
+        <w:rPr>
+          <w:rFonts w:ascii="Courier New" w:hAnsi="Courier New" w:cs="Courier New"/>
+          <w:sz w:val="24"/>
+          <w:szCs w:val="24"/>
+        </w:rPr>
+        <w:t xml:space="preserve"> = 2, X: [sense</w:t>
+      </w:r>
+      <w:proofErr w:type="gramStart"/>
+      <w:r>
+        <w:rPr>
+          <w:rFonts w:ascii="Courier New" w:hAnsi="Courier New" w:cs="Courier New"/>
+          <w:sz w:val="24"/>
+          <w:szCs w:val="24"/>
+        </w:rPr>
+        <w:t>=[</w:t>
+      </w:r>
+      <w:proofErr w:type="gramEnd"/>
+      <w:r>
+        <w:rPr>
+          <w:rFonts w:ascii="Courier New" w:hAnsi="Courier New" w:cs="Courier New"/>
+          <w:sz w:val="24"/>
+          <w:szCs w:val="24"/>
+        </w:rPr>
+        <w:t>5, 42, 43], tier0=[], tier1=[8, 9, 34]], y: [sense=[38, 40, 42], tier0=[5, 42, 43</w:t>
+      </w:r>
+      <w:r>
+        <w:rPr>
+          <w:rFonts w:ascii="Courier New" w:hAnsi="Courier New" w:cs="Courier New"/>
+          <w:sz w:val="24"/>
+          <w:szCs w:val="24"/>
+        </w:rPr>
+        <w:t>]]</w:t>
+      </w:r>
+    </w:p>
+    <w:p>
+      <w:pPr>
+        <w:rPr>
+          <w:sz w:val="24"/>
+          <w:szCs w:val="24"/>
+        </w:rPr>
+      </w:pPr>
+      <w:r>
+        <w:rPr>
+          <w:sz w:val="24"/>
+          <w:szCs w:val="24"/>
+        </w:rPr>
+        <w:t>For testing, interstitial and interleaved events are presented to the network.</w:t>
+      </w:r>
+      <w:bookmarkStart w:id="3" w:name="_GoBack"/>
+      <w:bookmarkEnd w:id="3"/>
+    </w:p>
+    <w:p>
+      <w:pPr>
+        <w:rPr>
+          <w:sz w:val="24"/>
+          <w:szCs w:val="24"/>
+        </w:rPr>
+      </w:pPr>
+      <w:r>
+        <w:rPr>
+          <w:sz w:val="24"/>
+          <w:szCs w:val="24"/>
+        </w:rPr>
+        <w:t>Note</w:t>
+      </w:r>
+      <w:r>
+        <w:rPr>
+          <w:sz w:val="24"/>
+          <w:szCs w:val="24"/>
+        </w:rPr>
+        <w:t xml:space="preserve"> that the algorithm could</w:t>
+      </w:r>
+      <w:r>
+        <w:rPr>
+          <w:sz w:val="24"/>
+          <w:szCs w:val="24"/>
+        </w:rPr>
+        <w:t xml:space="preserve"> also</w:t>
+      </w:r>
+      <w:r>
+        <w:rPr>
+          <w:sz w:val="24"/>
+          <w:szCs w:val="24"/>
+        </w:rPr>
+        <w:t xml:space="preserve"> be used </w:t>
+      </w:r>
+      <w:r>
+        <w:rPr>
+          <w:sz w:val="24"/>
+          <w:szCs w:val="24"/>
+        </w:rPr>
+        <w:t xml:space="preserve">to </w:t>
+      </w:r>
+      <w:r>
+        <w:rPr>
+          <w:sz w:val="24"/>
+          <w:szCs w:val="24"/>
+        </w:rPr>
+        <w:t>recognize</w:t>
+      </w:r>
+      <w:r>
+        <w:rPr>
+          <w:sz w:val="24"/>
+          <w:szCs w:val="24"/>
+        </w:rPr>
+        <w:t xml:space="preserve"> out-of-order streams, </w:t>
+      </w:r>
+      <w:r>
+        <w:rPr>
+          <w:sz w:val="24"/>
+          <w:szCs w:val="24"/>
+        </w:rPr>
+        <w:t>a topic explored by Portegys (2024a).</w:t>
+      </w:r>
+    </w:p>
+    <w:p>
+      <w:pPr>
         <w:jc w:val="left"/>
         <w:rPr>
           <w:sz w:val="24"/>
@@ -2559,7 +4001,7 @@
         </w:rPr>
         <w:t xml:space="preserve"> at: </w:t>
       </w:r>
-      <w:hyperlink r:id="rId11" w:history="1">
+      <w:hyperlink r:id="rId12" w:history="1">
         <w:r>
           <w:rPr>
             <w:rStyle w:val="Hyperlink"/>
@@ -2575,6 +4017,7 @@
         <w:pStyle w:val="Heading1"/>
       </w:pPr>
       <w:r>
+        <w:lastRenderedPageBreak/>
         <w:t>Results</w:t>
       </w:r>
     </w:p>
@@ -2585,8 +4028,6 @@
       <w:r>
         <w:t>Mandala/RNN c</w:t>
       </w:r>
-      <w:bookmarkStart w:id="3" w:name="_GoBack"/>
-      <w:bookmarkEnd w:id="3"/>
       <w:r>
         <w:t>omparisons</w:t>
       </w:r>
@@ -2617,62 +4058,6 @@
                 <pic:pic xmlns:pic="http://schemas.openxmlformats.org/drawingml/2006/picture">
                   <pic:nvPicPr>
                     <pic:cNvPr id="0" name="Picture 2" descr="C:\Users\Tom Portegys\Documents\research\AI\Mandala\doc\causation_hierarchies.png"/>
-                    <pic:cNvPicPr>
-                      <a:picLocks noChangeAspect="1" noChangeArrowheads="1"/>
-                    </pic:cNvPicPr>
-                  </pic:nvPicPr>
-                  <pic:blipFill>
-                    <a:blip r:embed="rId12" cstate="print">
-                      <a:extLst>
-                        <a:ext uri="{28A0092B-C50C-407E-A947-70E740481C1C}">
-                          <a14:useLocalDpi xmlns:a14="http://schemas.microsoft.com/office/drawing/2010/main" val="0"/>
-                        </a:ext>
-                      </a:extLst>
-                    </a:blip>
-                    <a:srcRect/>
-                    <a:stretch>
-                      <a:fillRect/>
-                    </a:stretch>
-                  </pic:blipFill>
-                  <pic:spPr bwMode="auto">
-                    <a:xfrm>
-                      <a:off x="0" y="0"/>
-                      <a:ext cx="5943600" cy="3537411"/>
-                    </a:xfrm>
-                    <a:prstGeom prst="rect">
-                      <a:avLst/>
-                    </a:prstGeom>
-                    <a:noFill/>
-                    <a:ln>
-                      <a:noFill/>
-                    </a:ln>
-                  </pic:spPr>
-                </pic:pic>
-              </a:graphicData>
-            </a:graphic>
-          </wp:inline>
-        </w:drawing>
-      </w:r>
-    </w:p>
-    <w:p>
-      <w:r>
-        <w:rPr>
-          <w:noProof/>
-        </w:rPr>
-        <w:lastRenderedPageBreak/>
-        <w:drawing>
-          <wp:inline distT="0" distB="0" distL="0" distR="0" wp14:anchorId="05AD15AD" wp14:editId="584E43BA">
-            <wp:extent cx="5943600" cy="3537411"/>
-            <wp:effectExtent l="0" t="0" r="0" b="6350"/>
-            <wp:docPr id="9" name="Picture 9" descr="C:\Users\Tom Portegys\Documents\research\AI\Mandala\doc\num_nonterminals.png"/>
-            <wp:cNvGraphicFramePr>
-              <a:graphicFrameLocks xmlns:a="http://schemas.openxmlformats.org/drawingml/2006/main" noChangeAspect="1"/>
-            </wp:cNvGraphicFramePr>
-            <a:graphic xmlns:a="http://schemas.openxmlformats.org/drawingml/2006/main">
-              <a:graphicData uri="http://schemas.openxmlformats.org/drawingml/2006/picture">
-                <pic:pic xmlns:pic="http://schemas.openxmlformats.org/drawingml/2006/picture">
-                  <pic:nvPicPr>
-                    <pic:cNvPr id="0" name="Picture 3" descr="C:\Users\Tom Portegys\Documents\research\AI\Mandala\doc\num_nonterminals.png"/>
                     <pic:cNvPicPr>
                       <a:picLocks noChangeAspect="1" noChangeArrowheads="1"/>
                     </pic:cNvPicPr>
@@ -2716,10 +4101,10 @@
           <w:noProof/>
         </w:rPr>
         <w:drawing>
-          <wp:inline distT="0" distB="0" distL="0" distR="0" wp14:anchorId="13F6E742" wp14:editId="0FD3241A">
+          <wp:inline distT="0" distB="0" distL="0" distR="0" wp14:anchorId="05AD15AD" wp14:editId="584E43BA">
             <wp:extent cx="5943600" cy="3537411"/>
             <wp:effectExtent l="0" t="0" r="0" b="6350"/>
-            <wp:docPr id="10" name="Picture 10" descr="C:\Users\Tom Portegys\Documents\research\AI\Mandala\doc\num_terminals.png"/>
+            <wp:docPr id="9" name="Picture 9" descr="C:\Users\Tom Portegys\Documents\research\AI\Mandala\doc\num_nonterminals.png"/>
             <wp:cNvGraphicFramePr>
               <a:graphicFrameLocks xmlns:a="http://schemas.openxmlformats.org/drawingml/2006/main" noChangeAspect="1"/>
             </wp:cNvGraphicFramePr>
@@ -2727,7 +4112,7 @@
               <a:graphicData uri="http://schemas.openxmlformats.org/drawingml/2006/picture">
                 <pic:pic xmlns:pic="http://schemas.openxmlformats.org/drawingml/2006/picture">
                   <pic:nvPicPr>
-                    <pic:cNvPr id="0" name="Picture 4" descr="C:\Users\Tom Portegys\Documents\research\AI\Mandala\doc\num_terminals.png"/>
+                    <pic:cNvPr id="0" name="Picture 3" descr="C:\Users\Tom Portegys\Documents\research\AI\Mandala\doc\num_nonterminals.png"/>
                     <pic:cNvPicPr>
                       <a:picLocks noChangeAspect="1" noChangeArrowheads="1"/>
                     </pic:cNvPicPr>
@@ -2772,10 +4157,10 @@
         </w:rPr>
         <w:lastRenderedPageBreak/>
         <w:drawing>
-          <wp:inline distT="0" distB="0" distL="0" distR="0" wp14:anchorId="5BFE79DC" wp14:editId="274FBB20">
+          <wp:inline distT="0" distB="0" distL="0" distR="0" wp14:anchorId="13F6E742" wp14:editId="0FD3241A">
             <wp:extent cx="5943600" cy="3537411"/>
             <wp:effectExtent l="0" t="0" r="0" b="6350"/>
-            <wp:docPr id="11" name="Picture 11" descr="C:\Users\Tom Portegys\Documents\research\AI\Mandala\doc\terminal_production_probability.png"/>
+            <wp:docPr id="10" name="Picture 10" descr="C:\Users\Tom Portegys\Documents\research\AI\Mandala\doc\num_terminals.png"/>
             <wp:cNvGraphicFramePr>
               <a:graphicFrameLocks xmlns:a="http://schemas.openxmlformats.org/drawingml/2006/main" noChangeAspect="1"/>
             </wp:cNvGraphicFramePr>
@@ -2783,7 +4168,7 @@
               <a:graphicData uri="http://schemas.openxmlformats.org/drawingml/2006/picture">
                 <pic:pic xmlns:pic="http://schemas.openxmlformats.org/drawingml/2006/picture">
                   <pic:nvPicPr>
-                    <pic:cNvPr id="0" name="Picture 5" descr="C:\Users\Tom Portegys\Documents\research\AI\Mandala\doc\terminal_production_probability.png"/>
+                    <pic:cNvPr id="0" name="Picture 4" descr="C:\Users\Tom Portegys\Documents\research\AI\Mandala\doc\num_terminals.png"/>
                     <pic:cNvPicPr>
                       <a:picLocks noChangeAspect="1" noChangeArrowheads="1"/>
                     </pic:cNvPicPr>
@@ -2827,10 +4212,10 @@
           <w:noProof/>
         </w:rPr>
         <w:drawing>
-          <wp:inline distT="0" distB="0" distL="0" distR="0" wp14:anchorId="3AD44CDB" wp14:editId="73006689">
+          <wp:inline distT="0" distB="0" distL="0" distR="0" wp14:anchorId="5BFE79DC" wp14:editId="274FBB20">
             <wp:extent cx="5943600" cy="3537411"/>
             <wp:effectExtent l="0" t="0" r="0" b="6350"/>
-            <wp:docPr id="12" name="Picture 12" descr="C:\Users\Tom Portegys\Documents\research\AI\Mandala\doc\context_tier_value_duration_type.png"/>
+            <wp:docPr id="11" name="Picture 11" descr="C:\Users\Tom Portegys\Documents\research\AI\Mandala\doc\terminal_production_probability.png"/>
             <wp:cNvGraphicFramePr>
               <a:graphicFrameLocks xmlns:a="http://schemas.openxmlformats.org/drawingml/2006/main" noChangeAspect="1"/>
             </wp:cNvGraphicFramePr>
@@ -2838,7 +4223,7 @@
               <a:graphicData uri="http://schemas.openxmlformats.org/drawingml/2006/picture">
                 <pic:pic xmlns:pic="http://schemas.openxmlformats.org/drawingml/2006/picture">
                   <pic:nvPicPr>
-                    <pic:cNvPr id="0" name="Picture 6" descr="C:\Users\Tom Portegys\Documents\research\AI\Mandala\doc\context_tier_value_duration_type.png"/>
+                    <pic:cNvPr id="0" name="Picture 5" descr="C:\Users\Tom Portegys\Documents\research\AI\Mandala\doc\terminal_production_probability.png"/>
                     <pic:cNvPicPr>
                       <a:picLocks noChangeAspect="1" noChangeArrowheads="1"/>
                     </pic:cNvPicPr>
@@ -2883,6 +4268,61 @@
         </w:rPr>
         <w:lastRenderedPageBreak/>
         <w:drawing>
+          <wp:inline distT="0" distB="0" distL="0" distR="0" wp14:anchorId="3AD44CDB" wp14:editId="73006689">
+            <wp:extent cx="5943600" cy="3537411"/>
+            <wp:effectExtent l="0" t="0" r="0" b="6350"/>
+            <wp:docPr id="12" name="Picture 12" descr="C:\Users\Tom Portegys\Documents\research\AI\Mandala\doc\context_tier_value_duration_type.png"/>
+            <wp:cNvGraphicFramePr>
+              <a:graphicFrameLocks xmlns:a="http://schemas.openxmlformats.org/drawingml/2006/main" noChangeAspect="1"/>
+            </wp:cNvGraphicFramePr>
+            <a:graphic xmlns:a="http://schemas.openxmlformats.org/drawingml/2006/main">
+              <a:graphicData uri="http://schemas.openxmlformats.org/drawingml/2006/picture">
+                <pic:pic xmlns:pic="http://schemas.openxmlformats.org/drawingml/2006/picture">
+                  <pic:nvPicPr>
+                    <pic:cNvPr id="0" name="Picture 6" descr="C:\Users\Tom Portegys\Documents\research\AI\Mandala\doc\context_tier_value_duration_type.png"/>
+                    <pic:cNvPicPr>
+                      <a:picLocks noChangeAspect="1" noChangeArrowheads="1"/>
+                    </pic:cNvPicPr>
+                  </pic:nvPicPr>
+                  <pic:blipFill>
+                    <a:blip r:embed="rId17" cstate="print">
+                      <a:extLst>
+                        <a:ext uri="{28A0092B-C50C-407E-A947-70E740481C1C}">
+                          <a14:useLocalDpi xmlns:a14="http://schemas.microsoft.com/office/drawing/2010/main" val="0"/>
+                        </a:ext>
+                      </a:extLst>
+                    </a:blip>
+                    <a:srcRect/>
+                    <a:stretch>
+                      <a:fillRect/>
+                    </a:stretch>
+                  </pic:blipFill>
+                  <pic:spPr bwMode="auto">
+                    <a:xfrm>
+                      <a:off x="0" y="0"/>
+                      <a:ext cx="5943600" cy="3537411"/>
+                    </a:xfrm>
+                    <a:prstGeom prst="rect">
+                      <a:avLst/>
+                    </a:prstGeom>
+                    <a:noFill/>
+                    <a:ln>
+                      <a:noFill/>
+                    </a:ln>
+                  </pic:spPr>
+                </pic:pic>
+              </a:graphicData>
+            </a:graphic>
+          </wp:inline>
+        </w:drawing>
+      </w:r>
+    </w:p>
+    <w:p>
+      <w:r>
+        <w:rPr>
+          <w:noProof/>
+        </w:rPr>
+        <w:drawing>
           <wp:inline distT="0" distB="0" distL="0" distR="0" wp14:anchorId="19591607" wp14:editId="0A8EE253">
             <wp:extent cx="5943600" cy="4453291"/>
             <wp:effectExtent l="0" t="0" r="0" b="4445"/>
@@ -2900,7 +4340,7 @@
                     </pic:cNvPicPr>
                   </pic:nvPicPr>
                   <pic:blipFill>
-                    <a:blip r:embed="rId17" cstate="print">
+                    <a:blip r:embed="rId18" cstate="print">
                       <a:extLst>
                         <a:ext uri="{28A0092B-C50C-407E-A947-70E740481C1C}">
                           <a14:useLocalDpi xmlns:a14="http://schemas.microsoft.com/office/drawing/2010/main" val="0"/>
@@ -2956,7 +4396,7 @@
                     </pic:cNvPicPr>
                   </pic:nvPicPr>
                   <pic:blipFill>
-                    <a:blip r:embed="rId18" cstate="print">
+                    <a:blip r:embed="rId19" cstate="print">
                       <a:extLst>
                         <a:ext uri="{28A0092B-C50C-407E-A947-70E740481C1C}">
                           <a14:useLocalDpi xmlns:a14="http://schemas.microsoft.com/office/drawing/2010/main" val="0"/>
@@ -3541,6 +4981,29 @@
           <w:sz w:val="24"/>
           <w:szCs w:val="24"/>
         </w:rPr>
+        <w:t>Jordan, M. I. (</w:t>
+      </w:r>
+      <w:r>
+        <w:rPr>
+          <w:sz w:val="24"/>
+          <w:szCs w:val="24"/>
+        </w:rPr>
+        <w:t>1986). Serial order: a parallel distributed processing approach. Tech. rep. ICS 8604. San Diego, California: Institute for Cognitive Science, University of California.</w:t>
+      </w:r>
+    </w:p>
+    <w:p>
+      <w:pPr>
+        <w:jc w:val="left"/>
+        <w:rPr>
+          <w:sz w:val="24"/>
+          <w:szCs w:val="24"/>
+        </w:rPr>
+      </w:pPr>
+      <w:r>
+        <w:rPr>
+          <w:sz w:val="24"/>
+          <w:szCs w:val="24"/>
+        </w:rPr>
         <w:t>Kumar</w:t>
       </w:r>
       <w:r>
@@ -3964,6 +5427,7 @@
           <w:sz w:val="24"/>
           <w:szCs w:val="24"/>
         </w:rPr>
+        <w:lastRenderedPageBreak/>
         <w:t xml:space="preserve">Portegys, T. (2022). </w:t>
       </w:r>
       <w:proofErr w:type="spellStart"/>
@@ -4043,7 +5507,6 @@
           <w:sz w:val="24"/>
           <w:szCs w:val="24"/>
         </w:rPr>
-        <w:lastRenderedPageBreak/>
         <w:t>Portegys</w:t>
       </w:r>
       <w:r>
@@ -4481,7 +5944,7 @@
       </w:pPr>
     </w:p>
     <w:sectPr>
-      <w:footerReference w:type="default" r:id="rId19"/>
+      <w:footerReference w:type="default" r:id="rId20"/>
       <w:pgSz w:w="12240" w:h="15840"/>
       <w:pgMar w:top="1440" w:right="1440" w:bottom="1440" w:left="1440" w:header="720" w:footer="720" w:gutter="0"/>
       <w:cols w:space="720"/>
@@ -10876,6 +12339,16 @@
       <w:shd w:val="clear" w:color="auto" w:fill="E1DFDD"/>
     </w:rPr>
   </w:style>
+  <w:style w:type="character" w:styleId="PlaceholderText">
+    <w:name w:val="Placeholder Text"/>
+    <w:basedOn w:val="DefaultParagraphFont"/>
+    <w:uiPriority w:val="99"/>
+    <w:semiHidden/>
+    <w:rsid w:val="000C56CB"/>
+    <w:rPr>
+      <w:color w:val="808080"/>
+    </w:rPr>
+  </w:style>
 </w:styles>
 </file>
 
@@ -11169,7 +12642,7 @@
 </file>
 
 <file path=customXml/itemProps1.xml><?xml version="1.0" encoding="utf-8"?>
-<ds:datastoreItem xmlns:ds="http://schemas.openxmlformats.org/officeDocument/2006/customXml" ds:itemID="{3589B0B8-4FC5-430E-B03D-02A065CF0C45}">
+<ds:datastoreItem xmlns:ds="http://schemas.openxmlformats.org/officeDocument/2006/customXml" ds:itemID="{F969FBFD-9C75-49DB-A83A-6319BA4034F4}">
   <ds:schemaRefs>
     <ds:schemaRef ds:uri="http://schemas.openxmlformats.org/officeDocument/2006/bibliography"/>
   </ds:schemaRefs>

--- a/doc/Mandala.docx
+++ b/doc/Mandala.docx
@@ -3582,15 +3582,7 @@
                 <w:sz w:val="24"/>
                 <w:szCs w:val="24"/>
               </w:rPr>
-              <m:t>t</m:t>
-            </m:r>
-            <m:r>
-              <w:rPr>
-                <w:rFonts w:ascii="Cambria Math" w:hAnsi="Cambria Math"/>
-                <w:sz w:val="24"/>
-                <w:szCs w:val="24"/>
-              </w:rPr>
-              <m:t>+1</m:t>
+              <m:t>t+1</m:t>
             </m:r>
           </m:sub>
         </m:sSub>
@@ -3621,15 +3613,7 @@
                 <w:sz w:val="24"/>
                 <w:szCs w:val="24"/>
               </w:rPr>
-              <m:t>=</m:t>
-            </m:r>
-            <m:r>
-              <w:rPr>
-                <w:rFonts w:ascii="Cambria Math" w:hAnsi="Cambria Math"/>
-                <w:sz w:val="24"/>
-                <w:szCs w:val="24"/>
-              </w:rPr>
-              <m:t>X</m:t>
+              <m:t>=X</m:t>
             </m:r>
           </m:e>
           <m:sub>
@@ -3903,7 +3887,7 @@
           <w:sz w:val="24"/>
           <w:szCs w:val="24"/>
         </w:rPr>
-        <w:t>For testing, interstitial and interleaved events are presented to the network.</w:t>
+        <w:t>Values time-out in proportion to their tier: values in higher tiers persist longer.</w:t>
       </w:r>
       <w:bookmarkStart w:id="3" w:name="_GoBack"/>
       <w:bookmarkEnd w:id="3"/>
@@ -3920,60 +3904,89 @@
           <w:sz w:val="24"/>
           <w:szCs w:val="24"/>
         </w:rPr>
-        <w:t>Note</w:t>
-      </w:r>
-      <w:r>
-        <w:rPr>
-          <w:sz w:val="24"/>
-          <w:szCs w:val="24"/>
-        </w:rPr>
-        <w:t xml:space="preserve"> that the algorithm could</w:t>
-      </w:r>
-      <w:r>
-        <w:rPr>
-          <w:sz w:val="24"/>
-          <w:szCs w:val="24"/>
-        </w:rPr>
-        <w:t xml:space="preserve"> also</w:t>
-      </w:r>
-      <w:r>
-        <w:rPr>
-          <w:sz w:val="24"/>
-          <w:szCs w:val="24"/>
-        </w:rPr>
-        <w:t xml:space="preserve"> be used </w:t>
-      </w:r>
-      <w:r>
-        <w:rPr>
-          <w:sz w:val="24"/>
-          <w:szCs w:val="24"/>
-        </w:rPr>
-        <w:t xml:space="preserve">to </w:t>
-      </w:r>
-      <w:r>
-        <w:rPr>
-          <w:sz w:val="24"/>
-          <w:szCs w:val="24"/>
-        </w:rPr>
-        <w:t>recognize</w:t>
-      </w:r>
-      <w:r>
-        <w:rPr>
-          <w:sz w:val="24"/>
-          <w:szCs w:val="24"/>
-        </w:rPr>
-        <w:t xml:space="preserve"> out-of-order streams, </w:t>
-      </w:r>
-      <w:r>
-        <w:rPr>
-          <w:sz w:val="24"/>
-          <w:szCs w:val="24"/>
-        </w:rPr>
-        <w:t>a topic explored by Portegys (2024a).</w:t>
+        <w:t xml:space="preserve">For testing, interstitial and interleaved events are </w:t>
+      </w:r>
+      <w:r>
+        <w:rPr>
+          <w:sz w:val="24"/>
+          <w:szCs w:val="24"/>
+        </w:rPr>
+        <w:t xml:space="preserve">also </w:t>
+      </w:r>
+      <w:r>
+        <w:rPr>
+          <w:sz w:val="24"/>
+          <w:szCs w:val="24"/>
+        </w:rPr>
+        <w:t>presented to the network.</w:t>
       </w:r>
     </w:p>
     <w:p>
       <w:pPr>
+        <w:rPr>
+          <w:sz w:val="24"/>
+          <w:szCs w:val="24"/>
+        </w:rPr>
+      </w:pPr>
+      <w:r>
+        <w:rPr>
+          <w:sz w:val="24"/>
+          <w:szCs w:val="24"/>
+        </w:rPr>
+        <w:t>Note</w:t>
+      </w:r>
+      <w:r>
+        <w:rPr>
+          <w:sz w:val="24"/>
+          <w:szCs w:val="24"/>
+        </w:rPr>
+        <w:t xml:space="preserve"> that the algorithm could</w:t>
+      </w:r>
+      <w:r>
+        <w:rPr>
+          <w:sz w:val="24"/>
+          <w:szCs w:val="24"/>
+        </w:rPr>
+        <w:t xml:space="preserve"> also</w:t>
+      </w:r>
+      <w:r>
+        <w:rPr>
+          <w:sz w:val="24"/>
+          <w:szCs w:val="24"/>
+        </w:rPr>
+        <w:t xml:space="preserve"> be used </w:t>
+      </w:r>
+      <w:r>
+        <w:rPr>
+          <w:sz w:val="24"/>
+          <w:szCs w:val="24"/>
+        </w:rPr>
+        <w:t xml:space="preserve">to </w:t>
+      </w:r>
+      <w:r>
+        <w:rPr>
+          <w:sz w:val="24"/>
+          <w:szCs w:val="24"/>
+        </w:rPr>
+        <w:t>recognize</w:t>
+      </w:r>
+      <w:r>
+        <w:rPr>
+          <w:sz w:val="24"/>
+          <w:szCs w:val="24"/>
+        </w:rPr>
+        <w:t xml:space="preserve"> out-of-order streams, </w:t>
+      </w:r>
+      <w:r>
+        <w:rPr>
+          <w:sz w:val="24"/>
+          <w:szCs w:val="24"/>
+        </w:rPr>
+        <w:t>a topic explored by Portegys (2024a).</w:t>
+      </w:r>
+    </w:p>
+    <w:p>
+      <w:pPr>
         <w:jc w:val="left"/>
         <w:rPr>
           <w:sz w:val="24"/>
@@ -3985,6 +3998,7 @@
           <w:sz w:val="24"/>
           <w:szCs w:val="24"/>
         </w:rPr>
+        <w:lastRenderedPageBreak/>
         <w:t>The code is available</w:t>
       </w:r>
       <w:r>
@@ -4017,7 +4031,6 @@
         <w:pStyle w:val="Heading1"/>
       </w:pPr>
       <w:r>
-        <w:lastRenderedPageBreak/>
         <w:t>Results</w:t>
       </w:r>
     </w:p>
@@ -4100,6 +4113,7 @@
         <w:rPr>
           <w:noProof/>
         </w:rPr>
+        <w:lastRenderedPageBreak/>
         <w:drawing>
           <wp:inline distT="0" distB="0" distL="0" distR="0" wp14:anchorId="05AD15AD" wp14:editId="584E43BA">
             <wp:extent cx="5943600" cy="3537411"/>
@@ -4155,7 +4169,6 @@
         <w:rPr>
           <w:noProof/>
         </w:rPr>
-        <w:lastRenderedPageBreak/>
         <w:drawing>
           <wp:inline distT="0" distB="0" distL="0" distR="0" wp14:anchorId="13F6E742" wp14:editId="0FD3241A">
             <wp:extent cx="5943600" cy="3537411"/>
@@ -4211,6 +4224,7 @@
         <w:rPr>
           <w:noProof/>
         </w:rPr>
+        <w:lastRenderedPageBreak/>
         <w:drawing>
           <wp:inline distT="0" distB="0" distL="0" distR="0" wp14:anchorId="5BFE79DC" wp14:editId="274FBB20">
             <wp:extent cx="5943600" cy="3537411"/>
@@ -4266,7 +4280,6 @@
         <w:rPr>
           <w:noProof/>
         </w:rPr>
-        <w:lastRenderedPageBreak/>
         <w:drawing>
           <wp:inline distT="0" distB="0" distL="0" distR="0" wp14:anchorId="3AD44CDB" wp14:editId="73006689">
             <wp:extent cx="5943600" cy="3537411"/>
@@ -4322,6 +4335,7 @@
         <w:rPr>
           <w:noProof/>
         </w:rPr>
+        <w:lastRenderedPageBreak/>
         <w:drawing>
           <wp:inline distT="0" distB="0" distL="0" distR="0" wp14:anchorId="19591607" wp14:editId="0A8EE253">
             <wp:extent cx="5943600" cy="4453291"/>
@@ -11778,6 +11792,7 @@
   <w:style w:type="character" w:default="1" w:styleId="DefaultParagraphFont">
     <w:name w:val="Default Paragraph Font"/>
     <w:uiPriority w:val="1"/>
+    <w:semiHidden/>
     <w:unhideWhenUsed/>
   </w:style>
   <w:style w:type="table" w:default="1" w:styleId="TableNormal">
@@ -12642,7 +12657,7 @@
 </file>
 
 <file path=customXml/itemProps1.xml><?xml version="1.0" encoding="utf-8"?>
-<ds:datastoreItem xmlns:ds="http://schemas.openxmlformats.org/officeDocument/2006/customXml" ds:itemID="{F969FBFD-9C75-49DB-A83A-6319BA4034F4}">
+<ds:datastoreItem xmlns:ds="http://schemas.openxmlformats.org/officeDocument/2006/customXml" ds:itemID="{C90FD211-ADFB-4D7A-AFE1-0293D8D3D0FC}">
   <ds:schemaRefs>
     <ds:schemaRef ds:uri="http://schemas.openxmlformats.org/officeDocument/2006/bibliography"/>
   </ds:schemaRefs>

--- a/doc/Mandala.docx
+++ b/doc/Mandala.docx
@@ -105,7 +105,6 @@
           <w:u w:val="none"/>
         </w:rPr>
       </w:pPr>
-      <w:proofErr w:type="spellStart"/>
       <w:r>
         <w:rPr>
           <w:rFonts w:asciiTheme="minorHAnsi" w:eastAsia="Arial" w:hAnsiTheme="minorHAnsi" w:cstheme="minorHAnsi"/>
@@ -113,9 +112,8 @@
           <w:sz w:val="28"/>
           <w:szCs w:val="28"/>
         </w:rPr>
-        <w:t>Dialectek</w:t>
-      </w:r>
-      <w:proofErr w:type="spellEnd"/>
+        <w:t>Dialectek, DeKalb</w:t>
+      </w:r>
       <w:r>
         <w:rPr>
           <w:rFonts w:asciiTheme="minorHAnsi" w:eastAsia="Arial" w:hAnsiTheme="minorHAnsi" w:cstheme="minorHAnsi"/>
@@ -123,7 +121,7 @@
           <w:sz w:val="28"/>
           <w:szCs w:val="28"/>
         </w:rPr>
-        <w:t>, DeKalb</w:t>
+        <w:t>, Illinois</w:t>
       </w:r>
       <w:r>
         <w:rPr>
@@ -132,15 +130,6 @@
           <w:sz w:val="28"/>
           <w:szCs w:val="28"/>
         </w:rPr>
-        <w:t>, Illinois</w:t>
-      </w:r>
-      <w:r>
-        <w:rPr>
-          <w:rFonts w:asciiTheme="minorHAnsi" w:eastAsia="Arial" w:hAnsiTheme="minorHAnsi" w:cstheme="minorHAnsi"/>
-          <w:color w:val="222222"/>
-          <w:sz w:val="28"/>
-          <w:szCs w:val="28"/>
-        </w:rPr>
         <w:t xml:space="preserve"> USA</w:t>
       </w:r>
     </w:p>
@@ -578,23 +567,13 @@
         </w:rPr>
         <w:t>a hidden camera and microphone (</w:t>
       </w:r>
-      <w:proofErr w:type="spellStart"/>
       <w:r>
         <w:rPr>
           <w:bCs/>
           <w:sz w:val="24"/>
           <w:szCs w:val="24"/>
         </w:rPr>
-        <w:t>Forgione</w:t>
-      </w:r>
-      <w:proofErr w:type="spellEnd"/>
-      <w:r>
-        <w:rPr>
-          <w:bCs/>
-          <w:sz w:val="24"/>
-          <w:szCs w:val="24"/>
-        </w:rPr>
-        <w:t>, 2020)</w:t>
+        <w:t>Forgione, 2020)</w:t>
       </w:r>
       <w:r>
         <w:rPr>
@@ -1007,17 +986,15 @@
           <w:sz w:val="24"/>
           <w:szCs w:val="24"/>
         </w:rPr>
-        <w:t xml:space="preserve">the </w:t>
-      </w:r>
-      <w:proofErr w:type="spellStart"/>
-      <w:r>
-        <w:rPr>
-          <w:sz w:val="24"/>
-          <w:szCs w:val="24"/>
-        </w:rPr>
-        <w:t>Morphognosis</w:t>
-      </w:r>
-      <w:proofErr w:type="spellEnd"/>
+        <w:t xml:space="preserve">the Morphognosis </w:t>
+      </w:r>
+      <w:r>
+        <w:rPr>
+          <w:sz w:val="24"/>
+          <w:szCs w:val="24"/>
+        </w:rPr>
+        <w:t>(Portegys, 2022)</w:t>
+      </w:r>
       <w:r>
         <w:rPr>
           <w:sz w:val="24"/>
@@ -1030,7 +1007,28 @@
           <w:sz w:val="24"/>
           <w:szCs w:val="24"/>
         </w:rPr>
-        <w:t>(Portegys, 2022)</w:t>
+        <w:t xml:space="preserve">and Mona </w:t>
+      </w:r>
+      <w:r>
+        <w:rPr>
+          <w:sz w:val="24"/>
+          <w:szCs w:val="24"/>
+        </w:rPr>
+        <w:t>(Portegys, 2010 and 2024</w:t>
+      </w:r>
+      <w:r>
+        <w:rPr>
+          <w:sz w:val="24"/>
+          <w:szCs w:val="24"/>
+        </w:rPr>
+        <w:t>b</w:t>
+      </w:r>
+      <w:r>
+        <w:rPr>
+          <w:sz w:val="24"/>
+          <w:szCs w:val="24"/>
+        </w:rPr>
+        <w:t>)</w:t>
       </w:r>
       <w:r>
         <w:rPr>
@@ -1044,41 +1042,6 @@
           <w:sz w:val="24"/>
           <w:szCs w:val="24"/>
         </w:rPr>
-        <w:t xml:space="preserve">and Mona </w:t>
-      </w:r>
-      <w:r>
-        <w:rPr>
-          <w:sz w:val="24"/>
-          <w:szCs w:val="24"/>
-        </w:rPr>
-        <w:t>(Portegys, 2010 and 2024</w:t>
-      </w:r>
-      <w:r>
-        <w:rPr>
-          <w:sz w:val="24"/>
-          <w:szCs w:val="24"/>
-        </w:rPr>
-        <w:t>b</w:t>
-      </w:r>
-      <w:r>
-        <w:rPr>
-          <w:sz w:val="24"/>
-          <w:szCs w:val="24"/>
-        </w:rPr>
-        <w:t>)</w:t>
-      </w:r>
-      <w:r>
-        <w:rPr>
-          <w:sz w:val="24"/>
-          <w:szCs w:val="24"/>
-        </w:rPr>
-        <w:t xml:space="preserve"> </w:t>
-      </w:r>
-      <w:r>
-        <w:rPr>
-          <w:sz w:val="24"/>
-          <w:szCs w:val="24"/>
-        </w:rPr>
         <w:t>neural network models into a comprehensive model for lear</w:t>
       </w:r>
       <w:r>
@@ -1093,23 +1056,7 @@
           <w:sz w:val="24"/>
           <w:szCs w:val="24"/>
         </w:rPr>
-        <w:t xml:space="preserve">. Mona features a contextual causation learning with goal-directed motivation. </w:t>
-      </w:r>
-      <w:proofErr w:type="spellStart"/>
-      <w:r>
-        <w:rPr>
-          <w:sz w:val="24"/>
-          <w:szCs w:val="24"/>
-        </w:rPr>
-        <w:t>Morphognosis</w:t>
-      </w:r>
-      <w:proofErr w:type="spellEnd"/>
-      <w:r>
-        <w:rPr>
-          <w:sz w:val="24"/>
-          <w:szCs w:val="24"/>
-        </w:rPr>
-        <w:t xml:space="preserve"> features contextual multil</w:t>
+        <w:t>. Mona features a contextual causation learning with goal-directed motivation. Morphognosis features contextual multil</w:t>
       </w:r>
       <w:r>
         <w:rPr>
@@ -1166,7 +1113,21 @@
           <w:sz w:val="24"/>
           <w:szCs w:val="24"/>
         </w:rPr>
-        <w:t>Architecturally Mandala bears a resemblance to a Jordan artificial neural network</w:t>
+        <w:t xml:space="preserve">Architecturally Mandala bears a resemblance to a Jordan </w:t>
+      </w:r>
+      <w:r>
+        <w:rPr>
+          <w:sz w:val="24"/>
+          <w:szCs w:val="24"/>
+        </w:rPr>
+        <w:t>recurrent</w:t>
+      </w:r>
+      <w:r>
+        <w:rPr>
+          <w:sz w:val="24"/>
+          <w:szCs w:val="24"/>
+        </w:rPr>
+        <w:t xml:space="preserve"> neural network</w:t>
       </w:r>
       <w:r>
         <w:rPr>
@@ -1257,7 +1218,21 @@
           <w:sz w:val="24"/>
           <w:szCs w:val="24"/>
         </w:rPr>
-        <w:t>Figure 1 – Jordan network</w:t>
+        <w:t xml:space="preserve">Figure 1 – Jordan </w:t>
+      </w:r>
+      <w:r>
+        <w:rPr>
+          <w:sz w:val="24"/>
+          <w:szCs w:val="24"/>
+        </w:rPr>
+        <w:t xml:space="preserve">recurrent neural </w:t>
+      </w:r>
+      <w:r>
+        <w:rPr>
+          <w:sz w:val="24"/>
+          <w:szCs w:val="24"/>
+        </w:rPr>
+        <w:t>network</w:t>
       </w:r>
     </w:p>
     <w:p>
@@ -1560,23 +1535,7 @@
           <w:sz w:val="24"/>
           <w:szCs w:val="24"/>
         </w:rPr>
-        <w:t xml:space="preserve"> (</w:t>
-      </w:r>
-      <w:proofErr w:type="spellStart"/>
-      <w:r>
-        <w:rPr>
-          <w:sz w:val="24"/>
-          <w:szCs w:val="24"/>
-        </w:rPr>
-        <w:t>Quan</w:t>
-      </w:r>
-      <w:proofErr w:type="spellEnd"/>
-      <w:r>
-        <w:rPr>
-          <w:sz w:val="24"/>
-          <w:szCs w:val="24"/>
-        </w:rPr>
-        <w:t xml:space="preserve"> et al., </w:t>
+        <w:t xml:space="preserve"> (Quan et al., </w:t>
       </w:r>
       <w:r>
         <w:rPr>
@@ -1882,23 +1841,7 @@
           <w:sz w:val="24"/>
           <w:szCs w:val="24"/>
         </w:rPr>
-        <w:t xml:space="preserve">This hierarchy produces a path of: {0, 1, 2, 3, 4, 5, 2, </w:t>
-      </w:r>
-      <w:proofErr w:type="gramStart"/>
-      <w:r>
-        <w:rPr>
-          <w:sz w:val="24"/>
-          <w:szCs w:val="24"/>
-        </w:rPr>
-        <w:t>6</w:t>
-      </w:r>
-      <w:proofErr w:type="gramEnd"/>
-      <w:r>
-        <w:rPr>
-          <w:sz w:val="24"/>
-          <w:szCs w:val="24"/>
-        </w:rPr>
-        <w:t xml:space="preserve">}. </w:t>
+        <w:t xml:space="preserve">This hierarchy produces a path of: {0, 1, 2, 3, 4, 5, 2, 6}. </w:t>
       </w:r>
     </w:p>
     <w:p>
@@ -2298,21 +2241,12 @@
         </w:rPr>
         <w:t>{</w:t>
       </w:r>
-      <w:proofErr w:type="gramStart"/>
-      <w:r>
-        <w:rPr>
-          <w:sz w:val="24"/>
-          <w:szCs w:val="24"/>
-        </w:rPr>
-        <w:t>a</w:t>
-      </w:r>
-      <w:proofErr w:type="gramEnd"/>
-      <w:r>
-        <w:rPr>
-          <w:sz w:val="24"/>
-          <w:szCs w:val="24"/>
-        </w:rPr>
-        <w:t xml:space="preserve">, b, </w:t>
+      <w:r>
+        <w:rPr>
+          <w:sz w:val="24"/>
+          <w:szCs w:val="24"/>
+        </w:rPr>
+        <w:t xml:space="preserve">a, b, </w:t>
       </w:r>
       <w:r>
         <w:rPr>
@@ -2605,23 +2539,7 @@
           <w:sz w:val="24"/>
           <w:szCs w:val="24"/>
         </w:rPr>
-        <w:t xml:space="preserve">Sparse encoding is also used to represent higher tiered information. The advantage of sparsity in neural networks is delineated in the </w:t>
-      </w:r>
-      <w:proofErr w:type="spellStart"/>
-      <w:r>
-        <w:rPr>
-          <w:sz w:val="24"/>
-          <w:szCs w:val="24"/>
-        </w:rPr>
-        <w:t>Numenta</w:t>
-      </w:r>
-      <w:proofErr w:type="spellEnd"/>
-      <w:r>
-        <w:rPr>
-          <w:sz w:val="24"/>
-          <w:szCs w:val="24"/>
-        </w:rPr>
-        <w:t xml:space="preserve"> White Paper (2021). </w:t>
+        <w:t xml:space="preserve">Sparse encoding is also used to represent higher tiered information. The advantage of sparsity in neural networks is delineated in the Numenta White Paper (2021). </w:t>
       </w:r>
     </w:p>
     <w:p>
@@ -2681,17 +2599,8 @@
           <w:sz w:val="24"/>
           <w:szCs w:val="24"/>
         </w:rPr>
-        <w:t xml:space="preserve"> is </w:t>
-      </w:r>
-      <w:proofErr w:type="gramStart"/>
-      <w:r>
-        <w:rPr>
-          <w:sz w:val="24"/>
-          <w:szCs w:val="24"/>
-        </w:rPr>
-        <w:t xml:space="preserve">denoted </w:t>
-      </w:r>
-      <w:proofErr w:type="gramEnd"/>
+        <w:t xml:space="preserve"> is denoted </w:t>
+      </w:r>
       <m:oMath>
         <m:sSub>
           <m:sSubPr>
@@ -2731,17 +2640,8 @@
           <w:sz w:val="24"/>
           <w:szCs w:val="24"/>
         </w:rPr>
-        <w:t xml:space="preserve">. The output </w:t>
-      </w:r>
-      <w:proofErr w:type="gramStart"/>
-      <w:r>
-        <w:rPr>
-          <w:sz w:val="24"/>
-          <w:szCs w:val="24"/>
-        </w:rPr>
-        <w:t xml:space="preserve">is </w:t>
-      </w:r>
-      <w:proofErr w:type="gramEnd"/>
+        <w:t xml:space="preserve">. The output is </w:t>
+      </w:r>
       <m:oMath>
         <m:sSub>
           <m:sSubPr>
@@ -2892,7 +2792,6 @@
           <w:szCs w:val="24"/>
         </w:rPr>
       </w:pPr>
-      <w:proofErr w:type="spellStart"/>
       <w:r>
         <w:rPr>
           <w:rFonts w:ascii="Courier New" w:hAnsi="Courier New" w:cs="Courier New"/>
@@ -2923,16 +2822,41 @@
           <w:sz w:val="24"/>
           <w:szCs w:val="24"/>
         </w:rPr>
-        <w:t>tiers</w:t>
-      </w:r>
-      <w:proofErr w:type="spellEnd"/>
-      <w:r>
+        <w:t>tiers:</w:t>
+      </w:r>
+    </w:p>
+    <w:p>
+      <w:pPr>
+        <w:spacing w:line="240" w:lineRule="auto"/>
         <w:rPr>
           <w:rFonts w:ascii="Courier New" w:hAnsi="Courier New" w:cs="Courier New"/>
           <w:sz w:val="24"/>
           <w:szCs w:val="24"/>
         </w:rPr>
-        <w:t>:</w:t>
+      </w:pPr>
+      <w:r>
+        <w:rPr>
+          <w:rFonts w:ascii="Courier New" w:hAnsi="Courier New" w:cs="Courier New"/>
+          <w:sz w:val="24"/>
+          <w:szCs w:val="24"/>
+        </w:rPr>
+        <w:t xml:space="preserve">    t</w:t>
+      </w:r>
+      <w:r>
+        <w:rPr>
+          <w:rFonts w:ascii="Courier New" w:hAnsi="Courier New" w:cs="Courier New"/>
+          <w:sz w:val="24"/>
+          <w:szCs w:val="24"/>
+        </w:rPr>
+        <w:t>ier_</w:t>
+      </w:r>
+      <w:r>
+        <w:rPr>
+          <w:rFonts w:ascii="Courier New" w:hAnsi="Courier New" w:cs="Courier New"/>
+          <w:sz w:val="24"/>
+          <w:szCs w:val="24"/>
+        </w:rPr>
+        <w:t>A = encode(external input)</w:t>
       </w:r>
     </w:p>
     <w:p>
@@ -2952,77 +2876,6 @@
         </w:rPr>
         <w:t xml:space="preserve">    </w:t>
       </w:r>
-      <w:proofErr w:type="spellStart"/>
-      <w:r>
-        <w:rPr>
-          <w:rFonts w:ascii="Courier New" w:hAnsi="Courier New" w:cs="Courier New"/>
-          <w:sz w:val="24"/>
-          <w:szCs w:val="24"/>
-        </w:rPr>
-        <w:t>t</w:t>
-      </w:r>
-      <w:r>
-        <w:rPr>
-          <w:rFonts w:ascii="Courier New" w:hAnsi="Courier New" w:cs="Courier New"/>
-          <w:sz w:val="24"/>
-          <w:szCs w:val="24"/>
-        </w:rPr>
-        <w:t>ier_</w:t>
-      </w:r>
-      <w:r>
-        <w:rPr>
-          <w:rFonts w:ascii="Courier New" w:hAnsi="Courier New" w:cs="Courier New"/>
-          <w:sz w:val="24"/>
-          <w:szCs w:val="24"/>
-        </w:rPr>
-        <w:t>A</w:t>
-      </w:r>
-      <w:proofErr w:type="spellEnd"/>
-      <w:r>
-        <w:rPr>
-          <w:rFonts w:ascii="Courier New" w:hAnsi="Courier New" w:cs="Courier New"/>
-          <w:sz w:val="24"/>
-          <w:szCs w:val="24"/>
-        </w:rPr>
-        <w:t xml:space="preserve"> = </w:t>
-      </w:r>
-      <w:proofErr w:type="gramStart"/>
-      <w:r>
-        <w:rPr>
-          <w:rFonts w:ascii="Courier New" w:hAnsi="Courier New" w:cs="Courier New"/>
-          <w:sz w:val="24"/>
-          <w:szCs w:val="24"/>
-        </w:rPr>
-        <w:t>encode(</w:t>
-      </w:r>
-      <w:proofErr w:type="gramEnd"/>
-      <w:r>
-        <w:rPr>
-          <w:rFonts w:ascii="Courier New" w:hAnsi="Courier New" w:cs="Courier New"/>
-          <w:sz w:val="24"/>
-          <w:szCs w:val="24"/>
-        </w:rPr>
-        <w:t>external input)</w:t>
-      </w:r>
-    </w:p>
-    <w:p>
-      <w:pPr>
-        <w:spacing w:line="240" w:lineRule="auto"/>
-        <w:rPr>
-          <w:rFonts w:ascii="Courier New" w:hAnsi="Courier New" w:cs="Courier New"/>
-          <w:sz w:val="24"/>
-          <w:szCs w:val="24"/>
-        </w:rPr>
-      </w:pPr>
-      <w:r>
-        <w:rPr>
-          <w:rFonts w:ascii="Courier New" w:hAnsi="Courier New" w:cs="Courier New"/>
-          <w:sz w:val="24"/>
-          <w:szCs w:val="24"/>
-        </w:rPr>
-        <w:t xml:space="preserve">    </w:t>
-      </w:r>
-      <w:proofErr w:type="gramStart"/>
       <w:r>
         <w:rPr>
           <w:rFonts w:ascii="Courier New" w:hAnsi="Courier New" w:cs="Courier New"/>
@@ -3032,7 +2885,6 @@
         </w:rPr>
         <w:t>for</w:t>
       </w:r>
-      <w:proofErr w:type="gramEnd"/>
       <w:r>
         <w:rPr>
           <w:rFonts w:ascii="Courier New" w:hAnsi="Courier New" w:cs="Courier New"/>
@@ -3047,54 +2899,34 @@
           <w:sz w:val="24"/>
           <w:szCs w:val="24"/>
         </w:rPr>
-        <w:t xml:space="preserve">tier </w:t>
-      </w:r>
-      <w:proofErr w:type="spellStart"/>
-      <w:r>
+        <w:t>tier i from 0 to n:</w:t>
+      </w:r>
+    </w:p>
+    <w:p>
+      <w:pPr>
+        <w:spacing w:line="240" w:lineRule="auto"/>
         <w:rPr>
           <w:rFonts w:ascii="Courier New" w:hAnsi="Courier New" w:cs="Courier New"/>
           <w:sz w:val="24"/>
           <w:szCs w:val="24"/>
         </w:rPr>
-        <w:t>i</w:t>
-      </w:r>
-      <w:proofErr w:type="spellEnd"/>
+      </w:pPr>
       <w:r>
         <w:rPr>
           <w:rFonts w:ascii="Courier New" w:hAnsi="Courier New" w:cs="Courier New"/>
           <w:sz w:val="24"/>
           <w:szCs w:val="24"/>
         </w:rPr>
-        <w:t xml:space="preserve"> from 0 to n:</w:t>
-      </w:r>
-    </w:p>
-    <w:p>
-      <w:pPr>
-        <w:spacing w:line="240" w:lineRule="auto"/>
+        <w:t xml:space="preserve">       </w:t>
+      </w:r>
+      <w:r>
         <w:rPr>
           <w:rFonts w:ascii="Courier New" w:hAnsi="Courier New" w:cs="Courier New"/>
           <w:sz w:val="24"/>
           <w:szCs w:val="24"/>
         </w:rPr>
-      </w:pPr>
-      <w:r>
-        <w:rPr>
-          <w:rFonts w:ascii="Courier New" w:hAnsi="Courier New" w:cs="Courier New"/>
-          <w:sz w:val="24"/>
-          <w:szCs w:val="24"/>
-        </w:rPr>
-        <w:t xml:space="preserve">       </w:t>
-      </w:r>
-      <w:proofErr w:type="spellStart"/>
-      <w:r>
-        <w:rPr>
-          <w:rFonts w:ascii="Courier New" w:hAnsi="Courier New" w:cs="Courier New"/>
-          <w:sz w:val="24"/>
-          <w:szCs w:val="24"/>
-        </w:rPr>
         <w:t>tier_B</w:t>
       </w:r>
-      <w:proofErr w:type="spellEnd"/>
       <w:r>
         <w:rPr>
           <w:rFonts w:ascii="Courier New" w:hAnsi="Courier New" w:cs="Courier New"/>
@@ -3159,9 +2991,69 @@
           <w:sz w:val="24"/>
           <w:szCs w:val="24"/>
         </w:rPr>
-        <w:t xml:space="preserve">alues of tier </w:t>
-      </w:r>
-      <w:proofErr w:type="spellStart"/>
+        <w:t>alues of tier i</w:t>
+      </w:r>
+    </w:p>
+    <w:p>
+      <w:pPr>
+        <w:spacing w:line="240" w:lineRule="auto"/>
+        <w:rPr>
+          <w:rFonts w:ascii="Courier New" w:hAnsi="Courier New" w:cs="Courier New"/>
+          <w:sz w:val="24"/>
+          <w:szCs w:val="24"/>
+        </w:rPr>
+      </w:pPr>
+      <w:r>
+        <w:rPr>
+          <w:rFonts w:ascii="Courier New" w:hAnsi="Courier New" w:cs="Courier New"/>
+          <w:sz w:val="24"/>
+          <w:szCs w:val="24"/>
+        </w:rPr>
+        <w:t xml:space="preserve">       </w:t>
+      </w:r>
+      <w:r>
+        <w:rPr>
+          <w:rFonts w:ascii="Courier New" w:hAnsi="Courier New" w:cs="Courier New"/>
+          <w:bCs/>
+          <w:sz w:val="24"/>
+          <w:szCs w:val="24"/>
+        </w:rPr>
+        <w:t>if</w:t>
+      </w:r>
+      <w:r>
+        <w:rPr>
+          <w:rFonts w:ascii="Courier New" w:hAnsi="Courier New" w:cs="Courier New"/>
+          <w:sz w:val="24"/>
+          <w:szCs w:val="24"/>
+        </w:rPr>
+        <w:t xml:space="preserve"> tier_B</w:t>
+      </w:r>
+      <w:r>
+        <w:rPr>
+          <w:rFonts w:ascii="Courier New" w:hAnsi="Courier New" w:cs="Courier New"/>
+          <w:sz w:val="24"/>
+          <w:szCs w:val="24"/>
+        </w:rPr>
+        <w:t xml:space="preserve"> exists:</w:t>
+      </w:r>
+    </w:p>
+    <w:p>
+      <w:pPr>
+        <w:spacing w:line="240" w:lineRule="auto"/>
+        <w:rPr>
+          <w:rFonts w:ascii="Courier New" w:hAnsi="Courier New" w:cs="Courier New"/>
+          <w:sz w:val="24"/>
+          <w:szCs w:val="24"/>
+        </w:rPr>
+      </w:pPr>
+      <w:r>
+        <w:rPr>
+          <w:rFonts w:ascii="Courier New" w:hAnsi="Courier New" w:cs="Courier New"/>
+          <w:sz w:val="24"/>
+          <w:szCs w:val="24"/>
+        </w:rPr>
+        <w:t xml:space="preserve">          </w:t>
+      </w:r>
       <w:r>
         <w:rPr>
           <w:rFonts w:ascii="Courier New" w:hAnsi="Courier New" w:cs="Courier New"/>
@@ -3169,9 +3061,17 @@
           <w:sz w:val="24"/>
           <w:szCs w:val="24"/>
         </w:rPr>
-        <w:t>i</w:t>
-      </w:r>
-      <w:proofErr w:type="spellEnd"/>
+        <w:t>negate values for</w:t>
+      </w:r>
+      <w:r>
+        <w:rPr>
+          <w:rFonts w:ascii="Courier New" w:hAnsi="Courier New" w:cs="Courier New"/>
+          <w:iCs/>
+          <w:sz w:val="24"/>
+          <w:szCs w:val="24"/>
+        </w:rPr>
+        <w:t xml:space="preserve"> tier_B in tier i</w:t>
+      </w:r>
     </w:p>
     <w:p>
       <w:pPr>
@@ -3188,9 +3088,66 @@
           <w:sz w:val="24"/>
           <w:szCs w:val="24"/>
         </w:rPr>
+        <w:t xml:space="preserve">          tier_A = encode</w:t>
+      </w:r>
+      <w:r>
+        <w:rPr>
+          <w:rFonts w:ascii="Courier New" w:hAnsi="Courier New" w:cs="Courier New"/>
+          <w:sz w:val="24"/>
+          <w:szCs w:val="24"/>
+        </w:rPr>
+        <w:t>(</w:t>
+      </w:r>
+      <w:r>
+        <w:rPr>
+          <w:rFonts w:ascii="Courier New" w:hAnsi="Courier New" w:cs="Courier New"/>
+          <w:sz w:val="24"/>
+          <w:szCs w:val="24"/>
+        </w:rPr>
+        <w:t>tier_A</w:t>
+      </w:r>
+      <w:r>
+        <w:rPr>
+          <w:rFonts w:ascii="Courier New" w:hAnsi="Courier New" w:cs="Courier New"/>
+          <w:sz w:val="24"/>
+          <w:szCs w:val="24"/>
+        </w:rPr>
+        <w:t xml:space="preserve">, </w:t>
+      </w:r>
+      <w:r>
+        <w:rPr>
+          <w:rFonts w:ascii="Courier New" w:hAnsi="Courier New" w:cs="Courier New"/>
+          <w:sz w:val="24"/>
+          <w:szCs w:val="24"/>
+        </w:rPr>
+        <w:t>tier_B</w:t>
+      </w:r>
+      <w:r>
+        <w:rPr>
+          <w:rFonts w:ascii="Courier New" w:hAnsi="Courier New" w:cs="Courier New"/>
+          <w:sz w:val="24"/>
+          <w:szCs w:val="24"/>
+        </w:rPr>
+        <w:t>)</w:t>
+      </w:r>
+    </w:p>
+    <w:p>
+      <w:pPr>
+        <w:spacing w:line="240" w:lineRule="auto"/>
+        <w:rPr>
+          <w:rFonts w:ascii="Courier New" w:hAnsi="Courier New" w:cs="Courier New"/>
+          <w:sz w:val="24"/>
+          <w:szCs w:val="24"/>
+        </w:rPr>
+      </w:pPr>
+      <w:r>
+        <w:rPr>
+          <w:rFonts w:ascii="Courier New" w:hAnsi="Courier New" w:cs="Courier New"/>
+          <w:sz w:val="24"/>
+          <w:szCs w:val="24"/>
+        </w:rPr>
         <w:t xml:space="preserve">       </w:t>
       </w:r>
-      <w:proofErr w:type="gramStart"/>
       <w:r>
         <w:rPr>
           <w:rFonts w:ascii="Courier New" w:hAnsi="Courier New" w:cs="Courier New"/>
@@ -3198,54 +3155,26 @@
           <w:sz w:val="24"/>
           <w:szCs w:val="24"/>
         </w:rPr>
-        <w:t>if</w:t>
-      </w:r>
-      <w:proofErr w:type="gramEnd"/>
-      <w:r>
+        <w:t>else:</w:t>
+      </w:r>
+    </w:p>
+    <w:p>
+      <w:pPr>
+        <w:spacing w:line="240" w:lineRule="auto"/>
         <w:rPr>
           <w:rFonts w:ascii="Courier New" w:hAnsi="Courier New" w:cs="Courier New"/>
           <w:sz w:val="24"/>
           <w:szCs w:val="24"/>
         </w:rPr>
-        <w:t xml:space="preserve"> </w:t>
-      </w:r>
-      <w:proofErr w:type="spellStart"/>
+      </w:pPr>
       <w:r>
         <w:rPr>
           <w:rFonts w:ascii="Courier New" w:hAnsi="Courier New" w:cs="Courier New"/>
           <w:sz w:val="24"/>
           <w:szCs w:val="24"/>
         </w:rPr>
-        <w:t>tier_B</w:t>
-      </w:r>
-      <w:proofErr w:type="spellEnd"/>
-      <w:r>
-        <w:rPr>
-          <w:rFonts w:ascii="Courier New" w:hAnsi="Courier New" w:cs="Courier New"/>
-          <w:sz w:val="24"/>
-          <w:szCs w:val="24"/>
-        </w:rPr>
-        <w:t xml:space="preserve"> exists:</w:t>
-      </w:r>
-    </w:p>
-    <w:p>
-      <w:pPr>
-        <w:spacing w:line="240" w:lineRule="auto"/>
-        <w:rPr>
-          <w:rFonts w:ascii="Courier New" w:hAnsi="Courier New" w:cs="Courier New"/>
-          <w:sz w:val="24"/>
-          <w:szCs w:val="24"/>
-        </w:rPr>
-      </w:pPr>
-      <w:r>
-        <w:rPr>
-          <w:rFonts w:ascii="Courier New" w:hAnsi="Courier New" w:cs="Courier New"/>
-          <w:sz w:val="24"/>
-          <w:szCs w:val="24"/>
-        </w:rPr>
         <w:t xml:space="preserve">          </w:t>
       </w:r>
-      <w:proofErr w:type="gramStart"/>
       <w:r>
         <w:rPr>
           <w:rFonts w:ascii="Courier New" w:hAnsi="Courier New" w:cs="Courier New"/>
@@ -3253,9 +3182,8 @@
           <w:sz w:val="24"/>
           <w:szCs w:val="24"/>
         </w:rPr>
-        <w:t>negate</w:t>
-      </w:r>
-      <w:proofErr w:type="gramEnd"/>
+        <w:t xml:space="preserve">enter </w:t>
+      </w:r>
       <w:r>
         <w:rPr>
           <w:rFonts w:ascii="Courier New" w:hAnsi="Courier New" w:cs="Courier New"/>
@@ -3263,7 +3191,7 @@
           <w:sz w:val="24"/>
           <w:szCs w:val="24"/>
         </w:rPr>
-        <w:t xml:space="preserve"> values for</w:t>
+        <w:t xml:space="preserve">values for </w:t>
       </w:r>
       <w:r>
         <w:rPr>
@@ -3272,272 +3200,25 @@
           <w:sz w:val="24"/>
           <w:szCs w:val="24"/>
         </w:rPr>
-        <w:t xml:space="preserve"> </w:t>
-      </w:r>
-      <w:proofErr w:type="spellStart"/>
+        <w:t>tier_A in tier i</w:t>
+      </w:r>
+    </w:p>
+    <w:p>
+      <w:pPr>
+        <w:spacing w:line="240" w:lineRule="auto"/>
+        <w:rPr>
+          <w:sz w:val="24"/>
+          <w:szCs w:val="24"/>
+        </w:rPr>
+      </w:pPr>
       <w:r>
         <w:rPr>
           <w:rFonts w:ascii="Courier New" w:hAnsi="Courier New" w:cs="Courier New"/>
-          <w:iCs/>
-          <w:sz w:val="24"/>
-          <w:szCs w:val="24"/>
-        </w:rPr>
-        <w:t>tier_B</w:t>
-      </w:r>
-      <w:proofErr w:type="spellEnd"/>
-      <w:r>
-        <w:rPr>
-          <w:rFonts w:ascii="Courier New" w:hAnsi="Courier New" w:cs="Courier New"/>
-          <w:iCs/>
-          <w:sz w:val="24"/>
-          <w:szCs w:val="24"/>
-        </w:rPr>
-        <w:t xml:space="preserve"> in tier </w:t>
-      </w:r>
-      <w:proofErr w:type="spellStart"/>
-      <w:r>
-        <w:rPr>
-          <w:rFonts w:ascii="Courier New" w:hAnsi="Courier New" w:cs="Courier New"/>
-          <w:iCs/>
-          <w:sz w:val="24"/>
-          <w:szCs w:val="24"/>
-        </w:rPr>
-        <w:t>i</w:t>
-      </w:r>
-      <w:proofErr w:type="spellEnd"/>
-    </w:p>
-    <w:p>
-      <w:pPr>
-        <w:spacing w:line="240" w:lineRule="auto"/>
-        <w:rPr>
-          <w:rFonts w:ascii="Courier New" w:hAnsi="Courier New" w:cs="Courier New"/>
-          <w:sz w:val="24"/>
-          <w:szCs w:val="24"/>
-        </w:rPr>
-      </w:pPr>
-      <w:r>
-        <w:rPr>
-          <w:rFonts w:ascii="Courier New" w:hAnsi="Courier New" w:cs="Courier New"/>
-          <w:sz w:val="24"/>
-          <w:szCs w:val="24"/>
-        </w:rPr>
-        <w:t xml:space="preserve">          </w:t>
-      </w:r>
-      <w:proofErr w:type="spellStart"/>
-      <w:r>
-        <w:rPr>
-          <w:rFonts w:ascii="Courier New" w:hAnsi="Courier New" w:cs="Courier New"/>
-          <w:sz w:val="24"/>
-          <w:szCs w:val="24"/>
-        </w:rPr>
-        <w:t>tier_A</w:t>
-      </w:r>
-      <w:proofErr w:type="spellEnd"/>
-      <w:r>
-        <w:rPr>
-          <w:rFonts w:ascii="Courier New" w:hAnsi="Courier New" w:cs="Courier New"/>
-          <w:sz w:val="24"/>
-          <w:szCs w:val="24"/>
-        </w:rPr>
-        <w:t xml:space="preserve"> = </w:t>
-      </w:r>
-      <w:proofErr w:type="gramStart"/>
-      <w:r>
-        <w:rPr>
-          <w:rFonts w:ascii="Courier New" w:hAnsi="Courier New" w:cs="Courier New"/>
-          <w:sz w:val="24"/>
-          <w:szCs w:val="24"/>
-        </w:rPr>
-        <w:t>encode</w:t>
-      </w:r>
-      <w:r>
-        <w:rPr>
-          <w:rFonts w:ascii="Courier New" w:hAnsi="Courier New" w:cs="Courier New"/>
-          <w:sz w:val="24"/>
-          <w:szCs w:val="24"/>
-        </w:rPr>
-        <w:t>(</w:t>
-      </w:r>
-      <w:proofErr w:type="spellStart"/>
-      <w:proofErr w:type="gramEnd"/>
-      <w:r>
-        <w:rPr>
-          <w:rFonts w:ascii="Courier New" w:hAnsi="Courier New" w:cs="Courier New"/>
-          <w:sz w:val="24"/>
-          <w:szCs w:val="24"/>
-        </w:rPr>
-        <w:t>tier_A</w:t>
-      </w:r>
-      <w:proofErr w:type="spellEnd"/>
-      <w:r>
-        <w:rPr>
-          <w:rFonts w:ascii="Courier New" w:hAnsi="Courier New" w:cs="Courier New"/>
-          <w:sz w:val="24"/>
-          <w:szCs w:val="24"/>
-        </w:rPr>
-        <w:t xml:space="preserve">, </w:t>
-      </w:r>
-      <w:proofErr w:type="spellStart"/>
-      <w:r>
-        <w:rPr>
-          <w:rFonts w:ascii="Courier New" w:hAnsi="Courier New" w:cs="Courier New"/>
-          <w:sz w:val="24"/>
-          <w:szCs w:val="24"/>
-        </w:rPr>
-        <w:t>tier_B</w:t>
-      </w:r>
-      <w:proofErr w:type="spellEnd"/>
-      <w:r>
-        <w:rPr>
-          <w:rFonts w:ascii="Courier New" w:hAnsi="Courier New" w:cs="Courier New"/>
-          <w:sz w:val="24"/>
-          <w:szCs w:val="24"/>
-        </w:rPr>
-        <w:t>)</w:t>
-      </w:r>
-    </w:p>
-    <w:p>
-      <w:pPr>
-        <w:spacing w:line="240" w:lineRule="auto"/>
-        <w:rPr>
-          <w:rFonts w:ascii="Courier New" w:hAnsi="Courier New" w:cs="Courier New"/>
-          <w:sz w:val="24"/>
-          <w:szCs w:val="24"/>
-        </w:rPr>
-      </w:pPr>
-      <w:r>
-        <w:rPr>
-          <w:rFonts w:ascii="Courier New" w:hAnsi="Courier New" w:cs="Courier New"/>
-          <w:sz w:val="24"/>
-          <w:szCs w:val="24"/>
-        </w:rPr>
-        <w:t xml:space="preserve">       </w:t>
-      </w:r>
-      <w:proofErr w:type="gramStart"/>
-      <w:r>
-        <w:rPr>
-          <w:rFonts w:ascii="Courier New" w:hAnsi="Courier New" w:cs="Courier New"/>
-          <w:bCs/>
-          <w:sz w:val="24"/>
-          <w:szCs w:val="24"/>
-        </w:rPr>
-        <w:t>else</w:t>
-      </w:r>
-      <w:proofErr w:type="gramEnd"/>
-      <w:r>
-        <w:rPr>
-          <w:rFonts w:ascii="Courier New" w:hAnsi="Courier New" w:cs="Courier New"/>
-          <w:bCs/>
-          <w:sz w:val="24"/>
-          <w:szCs w:val="24"/>
-        </w:rPr>
-        <w:t>:</w:t>
-      </w:r>
-    </w:p>
-    <w:p>
-      <w:pPr>
-        <w:spacing w:line="240" w:lineRule="auto"/>
-        <w:rPr>
-          <w:rFonts w:ascii="Courier New" w:hAnsi="Courier New" w:cs="Courier New"/>
-          <w:sz w:val="24"/>
-          <w:szCs w:val="24"/>
-        </w:rPr>
-      </w:pPr>
-      <w:r>
-        <w:rPr>
-          <w:rFonts w:ascii="Courier New" w:hAnsi="Courier New" w:cs="Courier New"/>
-          <w:sz w:val="24"/>
-          <w:szCs w:val="24"/>
-        </w:rPr>
-        <w:t xml:space="preserve">          </w:t>
-      </w:r>
-      <w:proofErr w:type="gramStart"/>
-      <w:r>
-        <w:rPr>
-          <w:rFonts w:ascii="Courier New" w:hAnsi="Courier New" w:cs="Courier New"/>
-          <w:iCs/>
-          <w:sz w:val="24"/>
-          <w:szCs w:val="24"/>
-        </w:rPr>
-        <w:t>enter</w:t>
-      </w:r>
-      <w:proofErr w:type="gramEnd"/>
-      <w:r>
-        <w:rPr>
-          <w:rFonts w:ascii="Courier New" w:hAnsi="Courier New" w:cs="Courier New"/>
-          <w:iCs/>
-          <w:sz w:val="24"/>
-          <w:szCs w:val="24"/>
-        </w:rPr>
-        <w:t xml:space="preserve"> </w:t>
-      </w:r>
-      <w:r>
-        <w:rPr>
-          <w:rFonts w:ascii="Courier New" w:hAnsi="Courier New" w:cs="Courier New"/>
-          <w:iCs/>
-          <w:sz w:val="24"/>
-          <w:szCs w:val="24"/>
-        </w:rPr>
-        <w:t xml:space="preserve">values for </w:t>
-      </w:r>
-      <w:proofErr w:type="spellStart"/>
-      <w:r>
-        <w:rPr>
-          <w:rFonts w:ascii="Courier New" w:hAnsi="Courier New" w:cs="Courier New"/>
-          <w:iCs/>
-          <w:sz w:val="24"/>
-          <w:szCs w:val="24"/>
-        </w:rPr>
-        <w:t>tier_A</w:t>
-      </w:r>
-      <w:proofErr w:type="spellEnd"/>
-      <w:r>
-        <w:rPr>
-          <w:rFonts w:ascii="Courier New" w:hAnsi="Courier New" w:cs="Courier New"/>
-          <w:iCs/>
-          <w:sz w:val="24"/>
-          <w:szCs w:val="24"/>
-        </w:rPr>
-        <w:t xml:space="preserve"> in tier </w:t>
-      </w:r>
-      <w:proofErr w:type="spellStart"/>
-      <w:r>
-        <w:rPr>
-          <w:rFonts w:ascii="Courier New" w:hAnsi="Courier New" w:cs="Courier New"/>
-          <w:iCs/>
-          <w:sz w:val="24"/>
-          <w:szCs w:val="24"/>
-        </w:rPr>
-        <w:t>i</w:t>
-      </w:r>
-      <w:proofErr w:type="spellEnd"/>
-    </w:p>
-    <w:p>
-      <w:pPr>
-        <w:spacing w:line="240" w:lineRule="auto"/>
-        <w:rPr>
-          <w:sz w:val="24"/>
-          <w:szCs w:val="24"/>
-        </w:rPr>
-      </w:pPr>
-      <w:r>
-        <w:rPr>
-          <w:rFonts w:ascii="Courier New" w:hAnsi="Courier New" w:cs="Courier New"/>
-          <w:sz w:val="24"/>
-          <w:szCs w:val="24"/>
-        </w:rPr>
-        <w:t xml:space="preserve">          </w:t>
-      </w:r>
-      <w:proofErr w:type="gramStart"/>
-      <w:r>
-        <w:rPr>
-          <w:rFonts w:ascii="Courier New" w:hAnsi="Courier New" w:cs="Courier New"/>
-          <w:sz w:val="24"/>
-          <w:szCs w:val="24"/>
-        </w:rPr>
-        <w:t>break</w:t>
-      </w:r>
-      <w:proofErr w:type="gramEnd"/>
+          <w:sz w:val="24"/>
+          <w:szCs w:val="24"/>
+        </w:rPr>
+        <w:t xml:space="preserve">          break</w:t>
+      </w:r>
     </w:p>
     <w:p>
       <w:pPr>
@@ -3691,6 +3372,100 @@
         </w:rPr>
         <w:t>The network is thus trained to compute temporal context information.</w:t>
       </w:r>
+      <w:r>
+        <w:rPr>
+          <w:sz w:val="24"/>
+          <w:szCs w:val="24"/>
+        </w:rPr>
+        <w:t xml:space="preserve"> </w:t>
+      </w:r>
+      <w:r>
+        <w:rPr>
+          <w:sz w:val="24"/>
+          <w:szCs w:val="24"/>
+        </w:rPr>
+        <w:t>Note that t</w:t>
+      </w:r>
+      <w:r>
+        <w:rPr>
+          <w:sz w:val="24"/>
+          <w:szCs w:val="24"/>
+        </w:rPr>
+        <w:t xml:space="preserve">he </w:t>
+      </w:r>
+      <w:r>
+        <w:rPr>
+          <w:i/>
+          <w:sz w:val="24"/>
+          <w:szCs w:val="24"/>
+        </w:rPr>
+        <w:t>y</w:t>
+      </w:r>
+      <w:r>
+        <w:rPr>
+          <w:sz w:val="24"/>
+          <w:szCs w:val="24"/>
+        </w:rPr>
+        <w:t xml:space="preserve"> values are a delta for the </w:t>
+      </w:r>
+      <w:r>
+        <w:rPr>
+          <w:i/>
+          <w:sz w:val="24"/>
+          <w:szCs w:val="24"/>
+        </w:rPr>
+        <w:t>X</w:t>
+      </w:r>
+      <w:r>
+        <w:rPr>
+          <w:sz w:val="24"/>
+          <w:szCs w:val="24"/>
+        </w:rPr>
+        <w:t xml:space="preserve"> values of the current hierarchy, leaving the </w:t>
+      </w:r>
+      <w:r>
+        <w:rPr>
+          <w:i/>
+          <w:sz w:val="24"/>
+          <w:szCs w:val="24"/>
+        </w:rPr>
+        <w:t>X</w:t>
+      </w:r>
+      <w:r>
+        <w:rPr>
+          <w:sz w:val="24"/>
+          <w:szCs w:val="24"/>
+        </w:rPr>
+        <w:t xml:space="preserve"> values generated by other </w:t>
+      </w:r>
+      <w:r>
+        <w:rPr>
+          <w:sz w:val="24"/>
+          <w:szCs w:val="24"/>
+        </w:rPr>
+        <w:t xml:space="preserve">concurrent </w:t>
+      </w:r>
+      <w:r>
+        <w:rPr>
+          <w:sz w:val="24"/>
+          <w:szCs w:val="24"/>
+        </w:rPr>
+        <w:t xml:space="preserve">hierarchies to </w:t>
+      </w:r>
+      <w:r>
+        <w:rPr>
+          <w:sz w:val="24"/>
+          <w:szCs w:val="24"/>
+        </w:rPr>
+        <w:t>propagate</w:t>
+      </w:r>
+      <w:r>
+        <w:rPr>
+          <w:sz w:val="24"/>
+          <w:szCs w:val="24"/>
+        </w:rPr>
+        <w:t xml:space="preserve"> unmodified. </w:t>
+      </w:r>
     </w:p>
     <w:p>
       <w:pPr>
@@ -3736,57 +3511,72 @@
           <w:sz w:val="24"/>
           <w:szCs w:val="24"/>
         </w:rPr>
-        <w:t xml:space="preserve"> = 0, X: [sense</w:t>
-      </w:r>
-      <w:proofErr w:type="gramStart"/>
+        <w:t xml:space="preserve"> = 0, X: [sense=[4, 14, 41]], </w:t>
+      </w:r>
       <w:r>
         <w:rPr>
           <w:rFonts w:ascii="Courier New" w:hAnsi="Courier New" w:cs="Courier New"/>
           <w:sz w:val="24"/>
           <w:szCs w:val="24"/>
         </w:rPr>
-        <w:t>=[</w:t>
-      </w:r>
-      <w:proofErr w:type="gramEnd"/>
+        <w:t>y: [sense=[21, 24, 40], tier0=[4, 1</w:t>
+      </w:r>
       <w:r>
         <w:rPr>
           <w:rFonts w:ascii="Courier New" w:hAnsi="Courier New" w:cs="Courier New"/>
           <w:sz w:val="24"/>
           <w:szCs w:val="24"/>
         </w:rPr>
-        <w:t xml:space="preserve">4, 14, 41]], </w:t>
-      </w:r>
-      <w:r>
+        <w:t>4, 41]]</w:t>
+      </w:r>
+    </w:p>
+    <w:p>
+      <w:pPr>
         <w:rPr>
           <w:rFonts w:ascii="Courier New" w:hAnsi="Courier New" w:cs="Courier New"/>
           <w:sz w:val="24"/>
           <w:szCs w:val="24"/>
         </w:rPr>
-        <w:t>y: [sense=[21, 24, 40], tier0=[4, 1</w:t>
-      </w:r>
+      </w:pPr>
       <w:r>
         <w:rPr>
           <w:rFonts w:ascii="Courier New" w:hAnsi="Courier New" w:cs="Courier New"/>
           <w:sz w:val="24"/>
           <w:szCs w:val="24"/>
         </w:rPr>
-        <w:t>4, 41]]</w:t>
-      </w:r>
-    </w:p>
-    <w:p>
-      <w:pPr>
+        <w:t>t</w:t>
+      </w:r>
+      <w:r>
         <w:rPr>
           <w:rFonts w:ascii="Courier New" w:hAnsi="Courier New" w:cs="Courier New"/>
           <w:sz w:val="24"/>
           <w:szCs w:val="24"/>
         </w:rPr>
-      </w:pPr>
+        <w:t xml:space="preserve"> = 1, X: [sense=[21, 24, 40], tier0=[4, 14, 41]], y: [sense=[5, 42, 43], tier0=[-4</w:t>
+      </w:r>
       <w:r>
         <w:rPr>
           <w:rFonts w:ascii="Courier New" w:hAnsi="Courier New" w:cs="Courier New"/>
           <w:sz w:val="24"/>
           <w:szCs w:val="24"/>
         </w:rPr>
+        <w:t>, -14, -41], tier1=[8, 9, 34]]</w:t>
+      </w:r>
+    </w:p>
+    <w:p>
+      <w:pPr>
+        <w:rPr>
+          <w:rFonts w:ascii="Courier New" w:hAnsi="Courier New" w:cs="Courier New"/>
+          <w:sz w:val="24"/>
+          <w:szCs w:val="24"/>
+        </w:rPr>
+      </w:pPr>
+      <w:r>
+        <w:rPr>
+          <w:rFonts w:ascii="Courier New" w:hAnsi="Courier New" w:cs="Courier New"/>
+          <w:sz w:val="24"/>
+          <w:szCs w:val="24"/>
+        </w:rPr>
         <w:t>t</w:t>
       </w:r>
       <w:r>
@@ -3795,83 +3585,14 @@
           <w:sz w:val="24"/>
           <w:szCs w:val="24"/>
         </w:rPr>
-        <w:t xml:space="preserve"> = 1, X: [sense</w:t>
-      </w:r>
-      <w:proofErr w:type="gramStart"/>
+        <w:t xml:space="preserve"> = 2, X: [sense=[5, 42, 43], tier0=[], tier1=[8, 9, 34]], y: [sense=[38, 40, 42], tier0=[5, 42, 43</w:t>
+      </w:r>
       <w:r>
         <w:rPr>
           <w:rFonts w:ascii="Courier New" w:hAnsi="Courier New" w:cs="Courier New"/>
           <w:sz w:val="24"/>
           <w:szCs w:val="24"/>
         </w:rPr>
-        <w:t>=[</w:t>
-      </w:r>
-      <w:proofErr w:type="gramEnd"/>
-      <w:r>
-        <w:rPr>
-          <w:rFonts w:ascii="Courier New" w:hAnsi="Courier New" w:cs="Courier New"/>
-          <w:sz w:val="24"/>
-          <w:szCs w:val="24"/>
-        </w:rPr>
-        <w:t>21, 24, 40], tier0=[4, 14, 41]], y: [sense=[5, 42, 43], tier0=[-4</w:t>
-      </w:r>
-      <w:r>
-        <w:rPr>
-          <w:rFonts w:ascii="Courier New" w:hAnsi="Courier New" w:cs="Courier New"/>
-          <w:sz w:val="24"/>
-          <w:szCs w:val="24"/>
-        </w:rPr>
-        <w:t>, -14, -41], tier1=[8, 9, 34]]</w:t>
-      </w:r>
-    </w:p>
-    <w:p>
-      <w:pPr>
-        <w:rPr>
-          <w:rFonts w:ascii="Courier New" w:hAnsi="Courier New" w:cs="Courier New"/>
-          <w:sz w:val="24"/>
-          <w:szCs w:val="24"/>
-        </w:rPr>
-      </w:pPr>
-      <w:r>
-        <w:rPr>
-          <w:rFonts w:ascii="Courier New" w:hAnsi="Courier New" w:cs="Courier New"/>
-          <w:sz w:val="24"/>
-          <w:szCs w:val="24"/>
-        </w:rPr>
-        <w:t>t</w:t>
-      </w:r>
-      <w:r>
-        <w:rPr>
-          <w:rFonts w:ascii="Courier New" w:hAnsi="Courier New" w:cs="Courier New"/>
-          <w:sz w:val="24"/>
-          <w:szCs w:val="24"/>
-        </w:rPr>
-        <w:t xml:space="preserve"> = 2, X: [sense</w:t>
-      </w:r>
-      <w:proofErr w:type="gramStart"/>
-      <w:r>
-        <w:rPr>
-          <w:rFonts w:ascii="Courier New" w:hAnsi="Courier New" w:cs="Courier New"/>
-          <w:sz w:val="24"/>
-          <w:szCs w:val="24"/>
-        </w:rPr>
-        <w:t>=[</w:t>
-      </w:r>
-      <w:proofErr w:type="gramEnd"/>
-      <w:r>
-        <w:rPr>
-          <w:rFonts w:ascii="Courier New" w:hAnsi="Courier New" w:cs="Courier New"/>
-          <w:sz w:val="24"/>
-          <w:szCs w:val="24"/>
-        </w:rPr>
-        <w:t>5, 42, 43], tier0=[], tier1=[8, 9, 34]], y: [sense=[38, 40, 42], tier0=[5, 42, 43</w:t>
-      </w:r>
-      <w:r>
-        <w:rPr>
-          <w:rFonts w:ascii="Courier New" w:hAnsi="Courier New" w:cs="Courier New"/>
-          <w:sz w:val="24"/>
-          <w:szCs w:val="24"/>
-        </w:rPr>
         <w:t>]]</w:t>
       </w:r>
     </w:p>
@@ -3887,38 +3608,115 @@
           <w:sz w:val="24"/>
           <w:szCs w:val="24"/>
         </w:rPr>
-        <w:t>Values time-out in proportion to their tier: values in higher tiers persist longer.</w:t>
-      </w:r>
-      <w:bookmarkStart w:id="3" w:name="_GoBack"/>
-      <w:bookmarkEnd w:id="3"/>
-    </w:p>
-    <w:p>
-      <w:pPr>
-        <w:rPr>
-          <w:sz w:val="24"/>
-          <w:szCs w:val="24"/>
-        </w:rPr>
-      </w:pPr>
-      <w:r>
-        <w:rPr>
-          <w:sz w:val="24"/>
-          <w:szCs w:val="24"/>
-        </w:rPr>
-        <w:t xml:space="preserve">For testing, interstitial and interleaved events are </w:t>
-      </w:r>
-      <w:r>
-        <w:rPr>
-          <w:sz w:val="24"/>
-          <w:szCs w:val="24"/>
-        </w:rPr>
-        <w:t xml:space="preserve">also </w:t>
-      </w:r>
-      <w:r>
-        <w:rPr>
-          <w:sz w:val="24"/>
-          <w:szCs w:val="24"/>
-        </w:rPr>
-        <w:t>presented to the network.</w:t>
+        <w:t>The algorithm also</w:t>
+      </w:r>
+      <w:r>
+        <w:rPr>
+          <w:sz w:val="24"/>
+          <w:szCs w:val="24"/>
+        </w:rPr>
+        <w:t xml:space="preserve"> time</w:t>
+      </w:r>
+      <w:r>
+        <w:rPr>
+          <w:sz w:val="24"/>
+          <w:szCs w:val="24"/>
+        </w:rPr>
+        <w:t>s</w:t>
+      </w:r>
+      <w:r>
+        <w:rPr>
+          <w:sz w:val="24"/>
+          <w:szCs w:val="24"/>
+        </w:rPr>
+        <w:t xml:space="preserve">-out </w:t>
+      </w:r>
+      <w:r>
+        <w:rPr>
+          <w:sz w:val="24"/>
+          <w:szCs w:val="24"/>
+        </w:rPr>
+        <w:t>values to limit their “range”. Values</w:t>
+      </w:r>
+      <w:r>
+        <w:rPr>
+          <w:sz w:val="24"/>
+          <w:szCs w:val="24"/>
+        </w:rPr>
+        <w:t xml:space="preserve"> in higher tiers</w:t>
+      </w:r>
+      <w:r>
+        <w:rPr>
+          <w:sz w:val="24"/>
+          <w:szCs w:val="24"/>
+        </w:rPr>
+        <w:t xml:space="preserve">, having longer histories, </w:t>
+      </w:r>
+      <w:r>
+        <w:rPr>
+          <w:sz w:val="24"/>
+          <w:szCs w:val="24"/>
+        </w:rPr>
+        <w:t>persist longer.</w:t>
+      </w:r>
+    </w:p>
+    <w:p>
+      <w:pPr>
+        <w:rPr>
+          <w:sz w:val="24"/>
+          <w:szCs w:val="24"/>
+        </w:rPr>
+      </w:pPr>
+      <w:r>
+        <w:rPr>
+          <w:sz w:val="24"/>
+          <w:szCs w:val="24"/>
+        </w:rPr>
+        <w:lastRenderedPageBreak/>
+        <w:t xml:space="preserve">For testing, </w:t>
+      </w:r>
+      <w:r>
+        <w:rPr>
+          <w:sz w:val="24"/>
+          <w:szCs w:val="24"/>
+        </w:rPr>
+        <w:t xml:space="preserve">novel </w:t>
+      </w:r>
+      <w:r>
+        <w:rPr>
+          <w:sz w:val="24"/>
+          <w:szCs w:val="24"/>
+        </w:rPr>
+        <w:t xml:space="preserve">interstitial and interleaved events are </w:t>
+      </w:r>
+      <w:r>
+        <w:rPr>
+          <w:sz w:val="24"/>
+          <w:szCs w:val="24"/>
+        </w:rPr>
+        <w:t>presented to the network to evaluate resilience to interruptions and multitasking performance.</w:t>
+      </w:r>
+      <w:r>
+        <w:rPr>
+          <w:sz w:val="24"/>
+          <w:szCs w:val="24"/>
+        </w:rPr>
+        <w:t xml:space="preserve"> The prediction output is used to update the context tiers rather than the </w:t>
+      </w:r>
+      <w:r>
+        <w:rPr>
+          <w:i/>
+          <w:sz w:val="24"/>
+          <w:szCs w:val="24"/>
+        </w:rPr>
+        <w:t>y</w:t>
+      </w:r>
+      <w:r>
+        <w:rPr>
+          <w:sz w:val="24"/>
+          <w:szCs w:val="24"/>
+        </w:rPr>
+        <w:t xml:space="preserve"> values.</w:t>
       </w:r>
     </w:p>
     <w:p>
@@ -3982,7 +3780,14 @@
           <w:sz w:val="24"/>
           <w:szCs w:val="24"/>
         </w:rPr>
-        <w:t>a topic explored by Portegys (2024a).</w:t>
+        <w:t xml:space="preserve">a topic explored </w:t>
+      </w:r>
+      <w:r>
+        <w:rPr>
+          <w:sz w:val="24"/>
+          <w:szCs w:val="24"/>
+        </w:rPr>
+        <w:t>by Portegys (2024a).</w:t>
       </w:r>
     </w:p>
     <w:p>
@@ -3998,7 +3803,6 @@
           <w:sz w:val="24"/>
           <w:szCs w:val="24"/>
         </w:rPr>
-        <w:lastRenderedPageBreak/>
         <w:t>The code is available</w:t>
       </w:r>
       <w:r>
@@ -4033,6 +3837,8 @@
       <w:r>
         <w:t>Results</w:t>
       </w:r>
+      <w:bookmarkStart w:id="3" w:name="_GoBack"/>
+      <w:bookmarkEnd w:id="3"/>
     </w:p>
     <w:p>
       <w:pPr>
@@ -4052,17 +3858,312 @@
           <w:szCs w:val="24"/>
         </w:rPr>
       </w:pPr>
-    </w:p>
-    <w:p>
+      <w:r>
+        <w:rPr>
+          <w:sz w:val="24"/>
+          <w:szCs w:val="24"/>
+        </w:rPr>
+        <w:t xml:space="preserve">Mandala was evaluated against an LSTM (Long Short-Term Memory) RNN using the </w:t>
+      </w:r>
+      <w:r>
+        <w:rPr>
+          <w:sz w:val="24"/>
+          <w:szCs w:val="24"/>
+        </w:rPr>
+        <w:t>Keras 3.11.3</w:t>
+      </w:r>
+      <w:r>
+        <w:rPr>
+          <w:sz w:val="24"/>
+          <w:szCs w:val="24"/>
+        </w:rPr>
+        <w:t xml:space="preserve"> machine learning library. </w:t>
+      </w:r>
+    </w:p>
+    <w:p>
+      <w:pPr>
+        <w:rPr>
+          <w:sz w:val="24"/>
+          <w:szCs w:val="24"/>
+        </w:rPr>
+      </w:pPr>
+      <w:r>
+        <w:rPr>
+          <w:sz w:val="24"/>
+          <w:szCs w:val="24"/>
+        </w:rPr>
+        <w:t>Mandala neural network parameters:</w:t>
+      </w:r>
+    </w:p>
+    <w:p>
+      <w:pPr>
+        <w:pStyle w:val="ListParagraph"/>
+        <w:numPr>
+          <w:ilvl w:val="0"/>
+          <w:numId w:val="40"/>
+        </w:numPr>
+        <w:rPr>
+          <w:sz w:val="24"/>
+          <w:szCs w:val="24"/>
+        </w:rPr>
+      </w:pPr>
+      <w:r>
+        <w:rPr>
+          <w:sz w:val="24"/>
+          <w:szCs w:val="24"/>
+        </w:rPr>
+        <w:t>Three hidden layers of 128 neurons.</w:t>
+      </w:r>
+    </w:p>
+    <w:p>
+      <w:pPr>
+        <w:pStyle w:val="ListParagraph"/>
+        <w:numPr>
+          <w:ilvl w:val="0"/>
+          <w:numId w:val="40"/>
+        </w:numPr>
+        <w:rPr>
+          <w:sz w:val="24"/>
+          <w:szCs w:val="24"/>
+        </w:rPr>
+      </w:pPr>
+      <w:r>
+        <w:rPr>
+          <w:sz w:val="24"/>
+          <w:szCs w:val="24"/>
+        </w:rPr>
+        <w:t>Tanh activation</w:t>
+      </w:r>
+      <w:r>
+        <w:rPr>
+          <w:sz w:val="24"/>
+          <w:szCs w:val="24"/>
+        </w:rPr>
+        <w:t>.</w:t>
+      </w:r>
+    </w:p>
+    <w:p>
+      <w:pPr>
+        <w:pStyle w:val="ListParagraph"/>
+        <w:numPr>
+          <w:ilvl w:val="0"/>
+          <w:numId w:val="40"/>
+        </w:numPr>
+        <w:rPr>
+          <w:sz w:val="24"/>
+          <w:szCs w:val="24"/>
+        </w:rPr>
+      </w:pPr>
+      <w:r>
+        <w:rPr>
+          <w:sz w:val="24"/>
+          <w:szCs w:val="24"/>
+        </w:rPr>
+        <w:t>Mean squared error loss</w:t>
+      </w:r>
+      <w:r>
+        <w:rPr>
+          <w:sz w:val="24"/>
+          <w:szCs w:val="24"/>
+        </w:rPr>
+        <w:t>.</w:t>
+      </w:r>
+    </w:p>
+    <w:p>
+      <w:pPr>
+        <w:pStyle w:val="ListParagraph"/>
+        <w:numPr>
+          <w:ilvl w:val="0"/>
+          <w:numId w:val="40"/>
+        </w:numPr>
+        <w:rPr>
+          <w:sz w:val="24"/>
+          <w:szCs w:val="24"/>
+        </w:rPr>
+      </w:pPr>
+      <w:r>
+        <w:rPr>
+          <w:sz w:val="24"/>
+          <w:szCs w:val="24"/>
+        </w:rPr>
+        <w:t>Adam optimizer</w:t>
+      </w:r>
+      <w:r>
+        <w:rPr>
+          <w:sz w:val="24"/>
+          <w:szCs w:val="24"/>
+        </w:rPr>
+        <w:t>.</w:t>
+      </w:r>
+    </w:p>
+    <w:p>
+      <w:pPr>
+        <w:rPr>
+          <w:sz w:val="24"/>
+          <w:szCs w:val="24"/>
+        </w:rPr>
+      </w:pPr>
+      <w:r>
+        <w:rPr>
+          <w:sz w:val="24"/>
+          <w:szCs w:val="24"/>
+        </w:rPr>
+        <w:t>RNN parameters:</w:t>
+      </w:r>
+    </w:p>
+    <w:p>
+      <w:pPr>
+        <w:pStyle w:val="ListParagraph"/>
+        <w:numPr>
+          <w:ilvl w:val="0"/>
+          <w:numId w:val="41"/>
+        </w:numPr>
+        <w:rPr>
+          <w:sz w:val="24"/>
+          <w:szCs w:val="24"/>
+        </w:rPr>
+      </w:pPr>
+      <w:r>
+        <w:rPr>
+          <w:sz w:val="24"/>
+          <w:szCs w:val="24"/>
+        </w:rPr>
+        <w:t>One hidden layer of 128 neurons.</w:t>
+      </w:r>
+    </w:p>
+    <w:p>
+      <w:pPr>
+        <w:pStyle w:val="ListParagraph"/>
+        <w:numPr>
+          <w:ilvl w:val="0"/>
+          <w:numId w:val="41"/>
+        </w:numPr>
+        <w:rPr>
+          <w:sz w:val="24"/>
+          <w:szCs w:val="24"/>
+        </w:rPr>
+      </w:pPr>
+      <w:r>
+        <w:rPr>
+          <w:sz w:val="24"/>
+          <w:szCs w:val="24"/>
+        </w:rPr>
+        <w:t>Mean squared error loss.</w:t>
+      </w:r>
+    </w:p>
+    <w:p>
+      <w:pPr>
+        <w:pStyle w:val="ListParagraph"/>
+        <w:numPr>
+          <w:ilvl w:val="0"/>
+          <w:numId w:val="41"/>
+        </w:numPr>
+        <w:rPr>
+          <w:sz w:val="24"/>
+          <w:szCs w:val="24"/>
+        </w:rPr>
+      </w:pPr>
+      <w:r>
+        <w:rPr>
+          <w:sz w:val="24"/>
+          <w:szCs w:val="24"/>
+        </w:rPr>
+        <w:t>Adam optimizer.</w:t>
+      </w:r>
+    </w:p>
+    <w:p>
+      <w:pPr>
+        <w:rPr>
+          <w:sz w:val="24"/>
+          <w:szCs w:val="24"/>
+        </w:rPr>
+      </w:pPr>
+      <w:r>
+        <w:rPr>
+          <w:sz w:val="24"/>
+          <w:szCs w:val="24"/>
+        </w:rPr>
+        <w:t>Training for 500 epochs.</w:t>
+      </w:r>
+      <w:r>
+        <w:rPr>
+          <w:sz w:val="24"/>
+          <w:szCs w:val="24"/>
+        </w:rPr>
+        <w:t xml:space="preserve"> Average of 10 runs</w:t>
+      </w:r>
+      <w:r>
+        <w:rPr>
+          <w:sz w:val="24"/>
+          <w:szCs w:val="24"/>
+        </w:rPr>
+        <w:t xml:space="preserve"> per parameter setting</w:t>
+      </w:r>
+      <w:r>
+        <w:rPr>
+          <w:sz w:val="24"/>
+          <w:szCs w:val="24"/>
+        </w:rPr>
+        <w:t>.</w:t>
+      </w:r>
+      <w:r>
+        <w:rPr>
+          <w:sz w:val="24"/>
+          <w:szCs w:val="24"/>
+        </w:rPr>
+        <w:t xml:space="preserve"> An error was counted when the effect terminal event was not correctly predicted by its cause terminal event.</w:t>
+      </w:r>
+    </w:p>
+    <w:p>
+      <w:pPr>
+        <w:rPr>
+          <w:sz w:val="24"/>
+          <w:szCs w:val="24"/>
+        </w:rPr>
+      </w:pPr>
+      <w:r>
+        <w:rPr>
+          <w:sz w:val="24"/>
+          <w:szCs w:val="24"/>
+        </w:rPr>
+        <w:t xml:space="preserve">To get a baseline comparison, Mandala and </w:t>
+      </w:r>
+      <w:r>
+        <w:rPr>
+          <w:sz w:val="24"/>
+          <w:szCs w:val="24"/>
+        </w:rPr>
+        <w:t>the RNN were run with no interstitial or interleaved events. Figure 4 shows nearly perfect performance for both.</w:t>
+      </w:r>
+    </w:p>
+    <w:p>
+      <w:pPr>
+        <w:rPr>
+          <w:sz w:val="24"/>
+          <w:szCs w:val="24"/>
+        </w:rPr>
+      </w:pPr>
+    </w:p>
+    <w:p>
+      <w:pPr>
+        <w:jc w:val="center"/>
+        <w:rPr>
+          <w:sz w:val="24"/>
+          <w:szCs w:val="24"/>
+        </w:rPr>
+      </w:pPr>
       <w:r>
         <w:rPr>
           <w:noProof/>
-        </w:rPr>
+          <w:sz w:val="24"/>
+          <w:szCs w:val="24"/>
+        </w:rPr>
+        <w:lastRenderedPageBreak/>
         <w:drawing>
-          <wp:inline distT="0" distB="0" distL="0" distR="0" wp14:anchorId="2C387C07" wp14:editId="5FD7A49F">
-            <wp:extent cx="5943600" cy="3537411"/>
-            <wp:effectExtent l="0" t="0" r="0" b="6350"/>
-            <wp:docPr id="8" name="Picture 8" descr="C:\Users\Tom Portegys\Documents\research\AI\Mandala\doc\causation_hierarchies.png"/>
+          <wp:inline distT="0" distB="0" distL="0" distR="0" wp14:anchorId="4E01622D" wp14:editId="3DC3231B">
+            <wp:extent cx="4650072" cy="3386315"/>
+            <wp:effectExtent l="0" t="0" r="0" b="5080"/>
+            <wp:docPr id="2" name="Picture 2" descr="C:\Users\Tom Portegys\Documents\research\AI\Mandala\work\mandala_rnn_comparison.png"/>
             <wp:cNvGraphicFramePr>
               <a:graphicFrameLocks xmlns:a="http://schemas.openxmlformats.org/drawingml/2006/main" noChangeAspect="1"/>
             </wp:cNvGraphicFramePr>
@@ -4070,7 +4171,7 @@
               <a:graphicData uri="http://schemas.openxmlformats.org/drawingml/2006/picture">
                 <pic:pic xmlns:pic="http://schemas.openxmlformats.org/drawingml/2006/picture">
                   <pic:nvPicPr>
-                    <pic:cNvPr id="0" name="Picture 2" descr="C:\Users\Tom Portegys\Documents\research\AI\Mandala\doc\causation_hierarchies.png"/>
+                    <pic:cNvPr id="0" name="Picture 1" descr="C:\Users\Tom Portegys\Documents\research\AI\Mandala\work\mandala_rnn_comparison.png"/>
                     <pic:cNvPicPr>
                       <a:picLocks noChangeAspect="1" noChangeArrowheads="1"/>
                     </pic:cNvPicPr>
@@ -4091,7 +4192,7 @@
                   <pic:spPr bwMode="auto">
                     <a:xfrm>
                       <a:off x="0" y="0"/>
-                      <a:ext cx="5943600" cy="3537411"/>
+                      <a:ext cx="4658492" cy="3392447"/>
                     </a:xfrm>
                     <a:prstGeom prst="rect">
                       <a:avLst/>
@@ -4109,16 +4210,169 @@
       </w:r>
     </w:p>
     <w:p>
+      <w:pPr>
+        <w:jc w:val="center"/>
+        <w:rPr>
+          <w:sz w:val="24"/>
+          <w:szCs w:val="24"/>
+        </w:rPr>
+      </w:pPr>
+      <w:r>
+        <w:rPr>
+          <w:sz w:val="24"/>
+          <w:szCs w:val="24"/>
+        </w:rPr>
+        <w:t>Figure 4 – Baseline testing performance: no interstitial or interleaved events</w:t>
+      </w:r>
+    </w:p>
+    <w:p>
+      <w:pPr>
+        <w:rPr>
+          <w:sz w:val="24"/>
+          <w:szCs w:val="24"/>
+        </w:rPr>
+      </w:pPr>
+      <w:r>
+        <w:rPr>
+          <w:sz w:val="24"/>
+          <w:szCs w:val="24"/>
+        </w:rPr>
+        <w:t>The remainder of the tests were done with interstitial events inserted into the stream, randomly chosen from 10 possible patterns.</w:t>
+      </w:r>
+    </w:p>
+    <w:p>
+      <w:pPr>
+        <w:rPr>
+          <w:sz w:val="24"/>
+          <w:szCs w:val="24"/>
+        </w:rPr>
+      </w:pPr>
+      <w:r>
+        <w:rPr>
+          <w:sz w:val="24"/>
+          <w:szCs w:val="24"/>
+        </w:rPr>
+        <w:t xml:space="preserve">Parameter combinations </w:t>
+      </w:r>
+      <w:r>
+        <w:rPr>
+          <w:sz w:val="24"/>
+          <w:szCs w:val="24"/>
+        </w:rPr>
+        <w:t>are</w:t>
+      </w:r>
+      <w:r>
+        <w:rPr>
+          <w:sz w:val="24"/>
+          <w:szCs w:val="24"/>
+        </w:rPr>
+        <w:t xml:space="preserve"> as follows: </w:t>
+      </w:r>
+    </w:p>
+    <w:p>
+      <w:pPr>
+        <w:numPr>
+          <w:ilvl w:val="0"/>
+          <w:numId w:val="39"/>
+        </w:numPr>
+        <w:rPr>
+          <w:sz w:val="24"/>
+          <w:szCs w:val="24"/>
+        </w:rPr>
+      </w:pPr>
+      <w:r>
+        <w:rPr>
+          <w:sz w:val="24"/>
+          <w:szCs w:val="24"/>
+        </w:rPr>
+        <w:t>NUM_CAUSATION_HIERARCHIES: 1, 2, 3.</w:t>
+      </w:r>
+    </w:p>
+    <w:p>
+      <w:pPr>
+        <w:numPr>
+          <w:ilvl w:val="0"/>
+          <w:numId w:val="39"/>
+        </w:numPr>
+        <w:rPr>
+          <w:sz w:val="24"/>
+          <w:szCs w:val="24"/>
+        </w:rPr>
+      </w:pPr>
+      <w:r>
+        <w:rPr>
+          <w:sz w:val="24"/>
+          <w:szCs w:val="24"/>
+        </w:rPr>
+        <w:t>NUM_NONTERMINALS: 10, 15, 20.</w:t>
+      </w:r>
+    </w:p>
+    <w:p>
+      <w:pPr>
+        <w:numPr>
+          <w:ilvl w:val="0"/>
+          <w:numId w:val="39"/>
+        </w:numPr>
+        <w:rPr>
+          <w:sz w:val="24"/>
+          <w:szCs w:val="24"/>
+        </w:rPr>
+      </w:pPr>
+      <w:r>
+        <w:rPr>
+          <w:sz w:val="24"/>
+          <w:szCs w:val="24"/>
+        </w:rPr>
+        <w:t>NUM_TERMINALS: 10, 15, 20.</w:t>
+      </w:r>
+    </w:p>
+    <w:p>
+      <w:pPr>
+        <w:numPr>
+          <w:ilvl w:val="0"/>
+          <w:numId w:val="39"/>
+        </w:numPr>
+        <w:rPr>
+          <w:sz w:val="24"/>
+          <w:szCs w:val="24"/>
+        </w:rPr>
+      </w:pPr>
+      <w:r>
+        <w:rPr>
+          <w:sz w:val="24"/>
+          <w:szCs w:val="24"/>
+        </w:rPr>
+        <w:t>TERMINAL_PRODUCTION_PROBABILITY: .25, .5, .75</w:t>
+      </w:r>
+    </w:p>
+    <w:p>
+      <w:pPr>
+        <w:rPr>
+          <w:sz w:val="24"/>
+          <w:szCs w:val="24"/>
+        </w:rPr>
+      </w:pPr>
+    </w:p>
+    <w:p>
+      <w:pPr>
+        <w:jc w:val="center"/>
+        <w:rPr>
+          <w:sz w:val="24"/>
+          <w:szCs w:val="24"/>
+        </w:rPr>
+      </w:pPr>
       <w:r>
         <w:rPr>
           <w:noProof/>
+          <w:sz w:val="24"/>
+          <w:szCs w:val="24"/>
         </w:rPr>
         <w:lastRenderedPageBreak/>
         <w:drawing>
-          <wp:inline distT="0" distB="0" distL="0" distR="0" wp14:anchorId="05AD15AD" wp14:editId="584E43BA">
-            <wp:extent cx="5943600" cy="3537411"/>
-            <wp:effectExtent l="0" t="0" r="0" b="6350"/>
-            <wp:docPr id="9" name="Picture 9" descr="C:\Users\Tom Portegys\Documents\research\AI\Mandala\doc\num_nonterminals.png"/>
+          <wp:inline distT="0" distB="0" distL="0" distR="0" wp14:anchorId="094F30FA" wp14:editId="73A9C948">
+            <wp:extent cx="5943600" cy="3502608"/>
+            <wp:effectExtent l="0" t="0" r="0" b="3175"/>
+            <wp:docPr id="5" name="Picture 5" descr="C:\Users\Tom Portegys\Documents\research\AI\Mandala\work\mandala_rnn_comparison.png"/>
             <wp:cNvGraphicFramePr>
               <a:graphicFrameLocks xmlns:a="http://schemas.openxmlformats.org/drawingml/2006/main" noChangeAspect="1"/>
             </wp:cNvGraphicFramePr>
@@ -4126,7 +4380,7 @@
               <a:graphicData uri="http://schemas.openxmlformats.org/drawingml/2006/picture">
                 <pic:pic xmlns:pic="http://schemas.openxmlformats.org/drawingml/2006/picture">
                   <pic:nvPicPr>
-                    <pic:cNvPr id="0" name="Picture 3" descr="C:\Users\Tom Portegys\Documents\research\AI\Mandala\doc\num_nonterminals.png"/>
+                    <pic:cNvPr id="0" name="Picture 3" descr="C:\Users\Tom Portegys\Documents\research\AI\Mandala\work\mandala_rnn_comparison.png"/>
                     <pic:cNvPicPr>
                       <a:picLocks noChangeAspect="1" noChangeArrowheads="1"/>
                     </pic:cNvPicPr>
@@ -4147,7 +4401,7 @@
                   <pic:spPr bwMode="auto">
                     <a:xfrm>
                       <a:off x="0" y="0"/>
-                      <a:ext cx="5943600" cy="3537411"/>
+                      <a:ext cx="5943600" cy="3502608"/>
                     </a:xfrm>
                     <a:prstGeom prst="rect">
                       <a:avLst/>
@@ -4165,15 +4419,78 @@
       </w:r>
     </w:p>
     <w:p>
+      <w:pPr>
+        <w:jc w:val="center"/>
+        <w:rPr>
+          <w:sz w:val="24"/>
+          <w:szCs w:val="24"/>
+        </w:rPr>
+      </w:pPr>
+      <w:r>
+        <w:rPr>
+          <w:sz w:val="24"/>
+          <w:szCs w:val="24"/>
+        </w:rPr>
+        <w:t>Figure 5 – Number of terminals</w:t>
+      </w:r>
+    </w:p>
+    <w:p>
+      <w:pPr>
+        <w:rPr>
+          <w:sz w:val="24"/>
+          <w:szCs w:val="24"/>
+        </w:rPr>
+      </w:pPr>
+      <w:r>
+        <w:rPr>
+          <w:sz w:val="24"/>
+          <w:szCs w:val="24"/>
+        </w:rPr>
+        <w:t xml:space="preserve">Figure 5 shows the results of </w:t>
+      </w:r>
+      <w:r>
+        <w:rPr>
+          <w:sz w:val="24"/>
+          <w:szCs w:val="24"/>
+        </w:rPr>
+        <w:t>varying the number of possible terminals.</w:t>
+      </w:r>
+    </w:p>
+    <w:p>
+      <w:pPr>
+        <w:rPr>
+          <w:sz w:val="24"/>
+          <w:szCs w:val="24"/>
+        </w:rPr>
+      </w:pPr>
+      <w:r>
+        <w:rPr>
+          <w:sz w:val="24"/>
+          <w:szCs w:val="24"/>
+        </w:rPr>
+        <w:t xml:space="preserve"> </w:t>
+      </w:r>
+    </w:p>
+    <w:p>
+      <w:pPr>
+        <w:jc w:val="center"/>
+        <w:rPr>
+          <w:sz w:val="24"/>
+          <w:szCs w:val="24"/>
+        </w:rPr>
+      </w:pPr>
       <w:r>
         <w:rPr>
           <w:noProof/>
-        </w:rPr>
+          <w:sz w:val="24"/>
+          <w:szCs w:val="24"/>
+        </w:rPr>
+        <w:lastRenderedPageBreak/>
         <w:drawing>
-          <wp:inline distT="0" distB="0" distL="0" distR="0" wp14:anchorId="13F6E742" wp14:editId="0FD3241A">
-            <wp:extent cx="5943600" cy="3537411"/>
-            <wp:effectExtent l="0" t="0" r="0" b="6350"/>
-            <wp:docPr id="10" name="Picture 10" descr="C:\Users\Tom Portegys\Documents\research\AI\Mandala\doc\num_terminals.png"/>
+          <wp:inline distT="0" distB="0" distL="0" distR="0" wp14:anchorId="7C3634F3" wp14:editId="5327B5F1">
+            <wp:extent cx="5943600" cy="3558822"/>
+            <wp:effectExtent l="0" t="0" r="0" b="3810"/>
+            <wp:docPr id="6" name="Picture 6" descr="C:\Users\Tom Portegys\Documents\research\AI\Mandala\work\mandala_rnn_comparison.png"/>
             <wp:cNvGraphicFramePr>
               <a:graphicFrameLocks xmlns:a="http://schemas.openxmlformats.org/drawingml/2006/main" noChangeAspect="1"/>
             </wp:cNvGraphicFramePr>
@@ -4181,7 +4498,7 @@
               <a:graphicData uri="http://schemas.openxmlformats.org/drawingml/2006/picture">
                 <pic:pic xmlns:pic="http://schemas.openxmlformats.org/drawingml/2006/picture">
                   <pic:nvPicPr>
-                    <pic:cNvPr id="0" name="Picture 4" descr="C:\Users\Tom Portegys\Documents\research\AI\Mandala\doc\num_terminals.png"/>
+                    <pic:cNvPr id="0" name="Picture 4" descr="C:\Users\Tom Portegys\Documents\research\AI\Mandala\work\mandala_rnn_comparison.png"/>
                     <pic:cNvPicPr>
                       <a:picLocks noChangeAspect="1" noChangeArrowheads="1"/>
                     </pic:cNvPicPr>
@@ -4202,7 +4519,7 @@
                   <pic:spPr bwMode="auto">
                     <a:xfrm>
                       <a:off x="0" y="0"/>
-                      <a:ext cx="5943600" cy="3537411"/>
+                      <a:ext cx="5943600" cy="3558822"/>
                     </a:xfrm>
                     <a:prstGeom prst="rect">
                       <a:avLst/>
@@ -4220,16 +4537,64 @@
       </w:r>
     </w:p>
     <w:p>
+      <w:pPr>
+        <w:jc w:val="center"/>
+        <w:rPr>
+          <w:sz w:val="24"/>
+          <w:szCs w:val="24"/>
+        </w:rPr>
+      </w:pPr>
+      <w:r>
+        <w:rPr>
+          <w:sz w:val="24"/>
+          <w:szCs w:val="24"/>
+        </w:rPr>
+        <w:t>Figure 6 – Number of non-terminals</w:t>
+      </w:r>
+    </w:p>
+    <w:p>
+      <w:pPr>
+        <w:rPr>
+          <w:sz w:val="24"/>
+          <w:szCs w:val="24"/>
+        </w:rPr>
+      </w:pPr>
+      <w:r>
+        <w:rPr>
+          <w:sz w:val="24"/>
+          <w:szCs w:val="24"/>
+        </w:rPr>
+        <w:t>Figure 6 varies the number of non-terminals, which appears to indicate a linear-like increase in the error rate.</w:t>
+      </w:r>
+    </w:p>
+    <w:p>
+      <w:pPr>
+        <w:rPr>
+          <w:sz w:val="24"/>
+          <w:szCs w:val="24"/>
+        </w:rPr>
+      </w:pPr>
+    </w:p>
+    <w:p>
+      <w:pPr>
+        <w:jc w:val="center"/>
+        <w:rPr>
+          <w:sz w:val="24"/>
+          <w:szCs w:val="24"/>
+        </w:rPr>
+      </w:pPr>
       <w:r>
         <w:rPr>
           <w:noProof/>
+          <w:sz w:val="24"/>
+          <w:szCs w:val="24"/>
         </w:rPr>
         <w:lastRenderedPageBreak/>
         <w:drawing>
-          <wp:inline distT="0" distB="0" distL="0" distR="0" wp14:anchorId="5BFE79DC" wp14:editId="274FBB20">
-            <wp:extent cx="5943600" cy="3537411"/>
-            <wp:effectExtent l="0" t="0" r="0" b="6350"/>
-            <wp:docPr id="11" name="Picture 11" descr="C:\Users\Tom Portegys\Documents\research\AI\Mandala\doc\terminal_production_probability.png"/>
+          <wp:inline distT="0" distB="0" distL="0" distR="0" wp14:anchorId="1260C8B8" wp14:editId="541E96AD">
+            <wp:extent cx="5943600" cy="3558822"/>
+            <wp:effectExtent l="0" t="0" r="0" b="3810"/>
+            <wp:docPr id="15" name="Picture 15" descr="C:\Users\Tom Portegys\Documents\research\AI\Mandala\work\mandala_rnn_comparison.png"/>
             <wp:cNvGraphicFramePr>
               <a:graphicFrameLocks xmlns:a="http://schemas.openxmlformats.org/drawingml/2006/main" noChangeAspect="1"/>
             </wp:cNvGraphicFramePr>
@@ -4237,7 +4602,7 @@
               <a:graphicData uri="http://schemas.openxmlformats.org/drawingml/2006/picture">
                 <pic:pic xmlns:pic="http://schemas.openxmlformats.org/drawingml/2006/picture">
                   <pic:nvPicPr>
-                    <pic:cNvPr id="0" name="Picture 5" descr="C:\Users\Tom Portegys\Documents\research\AI\Mandala\doc\terminal_production_probability.png"/>
+                    <pic:cNvPr id="0" name="Picture 5" descr="C:\Users\Tom Portegys\Documents\research\AI\Mandala\work\mandala_rnn_comparison.png"/>
                     <pic:cNvPicPr>
                       <a:picLocks noChangeAspect="1" noChangeArrowheads="1"/>
                     </pic:cNvPicPr>
@@ -4258,7 +4623,7 @@
                   <pic:spPr bwMode="auto">
                     <a:xfrm>
                       <a:off x="0" y="0"/>
-                      <a:ext cx="5943600" cy="3537411"/>
+                      <a:ext cx="5943600" cy="3558822"/>
                     </a:xfrm>
                     <a:prstGeom prst="rect">
                       <a:avLst/>
@@ -4276,15 +4641,64 @@
       </w:r>
     </w:p>
     <w:p>
+      <w:pPr>
+        <w:jc w:val="center"/>
+        <w:rPr>
+          <w:sz w:val="24"/>
+          <w:szCs w:val="24"/>
+        </w:rPr>
+      </w:pPr>
+      <w:r>
+        <w:rPr>
+          <w:sz w:val="24"/>
+          <w:szCs w:val="24"/>
+        </w:rPr>
+        <w:t>Figure 7 – Terminal production probability</w:t>
+      </w:r>
+    </w:p>
+    <w:p>
+      <w:pPr>
+        <w:rPr>
+          <w:sz w:val="24"/>
+          <w:szCs w:val="24"/>
+        </w:rPr>
+      </w:pPr>
+      <w:r>
+        <w:rPr>
+          <w:sz w:val="24"/>
+          <w:szCs w:val="24"/>
+        </w:rPr>
+        <w:t>Figure 7 shows how making the hierarchies shallower by increasing the probability of terminating branches reduces the error rate for both Mandala and RNN.</w:t>
+      </w:r>
+    </w:p>
+    <w:p>
+      <w:pPr>
+        <w:rPr>
+          <w:sz w:val="24"/>
+          <w:szCs w:val="24"/>
+        </w:rPr>
+      </w:pPr>
+    </w:p>
+    <w:p>
+      <w:pPr>
+        <w:jc w:val="center"/>
+        <w:rPr>
+          <w:sz w:val="24"/>
+          <w:szCs w:val="24"/>
+        </w:rPr>
+      </w:pPr>
       <w:r>
         <w:rPr>
           <w:noProof/>
-        </w:rPr>
+          <w:sz w:val="24"/>
+          <w:szCs w:val="24"/>
+        </w:rPr>
+        <w:lastRenderedPageBreak/>
         <w:drawing>
-          <wp:inline distT="0" distB="0" distL="0" distR="0" wp14:anchorId="3AD44CDB" wp14:editId="73006689">
-            <wp:extent cx="5943600" cy="3537411"/>
-            <wp:effectExtent l="0" t="0" r="0" b="6350"/>
-            <wp:docPr id="12" name="Picture 12" descr="C:\Users\Tom Portegys\Documents\research\AI\Mandala\doc\context_tier_value_duration_type.png"/>
+          <wp:inline distT="0" distB="0" distL="0" distR="0" wp14:anchorId="709045A3" wp14:editId="3D4BEBFE">
+            <wp:extent cx="5943600" cy="3502608"/>
+            <wp:effectExtent l="0" t="0" r="0" b="3175"/>
+            <wp:docPr id="16" name="Picture 16" descr="C:\Users\Tom Portegys\Documents\research\AI\Mandala\work\mandala_rnn_comparison.png"/>
             <wp:cNvGraphicFramePr>
               <a:graphicFrameLocks xmlns:a="http://schemas.openxmlformats.org/drawingml/2006/main" noChangeAspect="1"/>
             </wp:cNvGraphicFramePr>
@@ -4292,7 +4706,7 @@
               <a:graphicData uri="http://schemas.openxmlformats.org/drawingml/2006/picture">
                 <pic:pic xmlns:pic="http://schemas.openxmlformats.org/drawingml/2006/picture">
                   <pic:nvPicPr>
-                    <pic:cNvPr id="0" name="Picture 6" descr="C:\Users\Tom Portegys\Documents\research\AI\Mandala\doc\context_tier_value_duration_type.png"/>
+                    <pic:cNvPr id="0" name="Picture 6" descr="C:\Users\Tom Portegys\Documents\research\AI\Mandala\work\mandala_rnn_comparison.png"/>
                     <pic:cNvPicPr>
                       <a:picLocks noChangeAspect="1" noChangeArrowheads="1"/>
                     </pic:cNvPicPr>
@@ -4313,7 +4727,7 @@
                   <pic:spPr bwMode="auto">
                     <a:xfrm>
                       <a:off x="0" y="0"/>
-                      <a:ext cx="5943600" cy="3537411"/>
+                      <a:ext cx="5943600" cy="3502608"/>
                     </a:xfrm>
                     <a:prstGeom prst="rect">
                       <a:avLst/>
@@ -4331,16 +4745,64 @@
       </w:r>
     </w:p>
     <w:p>
+      <w:pPr>
+        <w:jc w:val="center"/>
+        <w:rPr>
+          <w:sz w:val="24"/>
+          <w:szCs w:val="24"/>
+        </w:rPr>
+      </w:pPr>
+      <w:r>
+        <w:rPr>
+          <w:sz w:val="24"/>
+          <w:szCs w:val="24"/>
+        </w:rPr>
+        <w:t xml:space="preserve">Figure 8 – </w:t>
+      </w:r>
+      <w:r>
+        <w:rPr>
+          <w:sz w:val="24"/>
+          <w:szCs w:val="24"/>
+        </w:rPr>
+        <w:t>Causation</w:t>
+      </w:r>
+      <w:r>
+        <w:rPr>
+          <w:sz w:val="24"/>
+          <w:szCs w:val="24"/>
+        </w:rPr>
+        <w:t xml:space="preserve"> hierarchies</w:t>
+      </w:r>
+    </w:p>
+    <w:p>
+      <w:pPr>
+        <w:rPr>
+          <w:sz w:val="24"/>
+          <w:szCs w:val="24"/>
+        </w:rPr>
+      </w:pPr>
+      <w:r>
+        <w:rPr>
+          <w:sz w:val="24"/>
+          <w:szCs w:val="24"/>
+        </w:rPr>
+        <w:t>Figure 8 demonstrates how multitasking, which interleaves events, affects performance. The error rate for Mandala increases as the number of tasks goes from 1 to 3. RNN shows worse performance for multitasking in general.</w:t>
+      </w:r>
+    </w:p>
+    <w:p>
+      <w:pPr>
+        <w:jc w:val="center"/>
+      </w:pPr>
       <w:r>
         <w:rPr>
           <w:noProof/>
         </w:rPr>
         <w:lastRenderedPageBreak/>
         <w:drawing>
-          <wp:inline distT="0" distB="0" distL="0" distR="0" wp14:anchorId="19591607" wp14:editId="0A8EE253">
-            <wp:extent cx="5943600" cy="4453291"/>
-            <wp:effectExtent l="0" t="0" r="0" b="4445"/>
-            <wp:docPr id="1" name="Picture 1" descr="C:\Users\Tom Portegys\Documents\research\AI\Mandala\work\mandala_rnn_comparison.png"/>
+          <wp:inline distT="0" distB="0" distL="0" distR="0" wp14:anchorId="4F3F539E" wp14:editId="0F54544E">
+            <wp:extent cx="4838425" cy="3481656"/>
+            <wp:effectExtent l="0" t="0" r="635" b="5080"/>
+            <wp:docPr id="3" name="Picture 3" descr="C:\Users\Tom Portegys\Documents\research\AI\Mandala\work\mandala_rnn_comparison.png"/>
             <wp:cNvGraphicFramePr>
               <a:graphicFrameLocks xmlns:a="http://schemas.openxmlformats.org/drawingml/2006/main" noChangeAspect="1"/>
             </wp:cNvGraphicFramePr>
@@ -4348,7 +4810,7 @@
               <a:graphicData uri="http://schemas.openxmlformats.org/drawingml/2006/picture">
                 <pic:pic xmlns:pic="http://schemas.openxmlformats.org/drawingml/2006/picture">
                   <pic:nvPicPr>
-                    <pic:cNvPr id="0" name="Picture 10" descr="C:\Users\Tom Portegys\Documents\research\AI\Mandala\work\mandala_rnn_comparison.png"/>
+                    <pic:cNvPr id="0" name="Picture 2" descr="C:\Users\Tom Portegys\Documents\research\AI\Mandala\work\mandala_rnn_comparison.png"/>
                     <pic:cNvPicPr>
                       <a:picLocks noChangeAspect="1" noChangeArrowheads="1"/>
                     </pic:cNvPicPr>
@@ -4369,7 +4831,7 @@
                   <pic:spPr bwMode="auto">
                     <a:xfrm>
                       <a:off x="0" y="0"/>
-                      <a:ext cx="5943600" cy="4453291"/>
+                      <a:ext cx="4843247" cy="3485126"/>
                     </a:xfrm>
                     <a:prstGeom prst="rect">
                       <a:avLst/>
@@ -4387,126 +4849,284 @@
       </w:r>
     </w:p>
     <w:p>
-      <w:r>
-        <w:rPr>
-          <w:noProof/>
+      <w:pPr>
+        <w:jc w:val="center"/>
+        <w:rPr>
+          <w:sz w:val="24"/>
+          <w:szCs w:val="24"/>
+        </w:rPr>
+      </w:pPr>
+      <w:r>
+        <w:rPr>
+          <w:sz w:val="24"/>
+          <w:szCs w:val="24"/>
+        </w:rPr>
+        <w:t>Figure 9 – Overall error rates</w:t>
+      </w:r>
+    </w:p>
+    <w:p>
+      <w:pPr>
+        <w:rPr>
+          <w:sz w:val="24"/>
+          <w:szCs w:val="24"/>
+        </w:rPr>
+      </w:pPr>
+      <w:r>
+        <w:rPr>
+          <w:sz w:val="24"/>
+          <w:szCs w:val="24"/>
+        </w:rPr>
+        <w:t>Figure 9 shows the overall error rate comparison across parameter combinations.</w:t>
+      </w:r>
+    </w:p>
+    <w:p>
+      <w:pPr>
+        <w:pStyle w:val="Heading2"/>
+      </w:pPr>
+      <w:r>
+        <w:t>LLM testing</w:t>
+      </w:r>
+    </w:p>
+    <w:p>
+      <w:pPr>
+        <w:rPr>
+          <w:sz w:val="24"/>
+          <w:szCs w:val="24"/>
+        </w:rPr>
+      </w:pPr>
+      <w:r>
+        <w:rPr>
+          <w:sz w:val="24"/>
+          <w:szCs w:val="24"/>
+        </w:rPr>
+        <w:t>As an attempt to observe how an LLM performs on this type of problem, t</w:t>
+      </w:r>
+      <w:r>
+        <w:rPr>
+          <w:sz w:val="24"/>
+          <w:szCs w:val="24"/>
+        </w:rPr>
+        <w:t xml:space="preserve">he </w:t>
+      </w:r>
+      <w:r>
+        <w:rPr>
+          <w:sz w:val="24"/>
+          <w:szCs w:val="24"/>
+        </w:rPr>
+        <w:t>sequences</w:t>
+      </w:r>
+      <w:r>
+        <w:rPr>
+          <w:sz w:val="24"/>
+          <w:szCs w:val="24"/>
+        </w:rPr>
+        <w:t xml:space="preserve"> depicted in Figure 2 </w:t>
+      </w:r>
+      <w:r>
+        <w:rPr>
+          <w:sz w:val="24"/>
+          <w:szCs w:val="24"/>
+        </w:rPr>
+        <w:t>were</w:t>
+      </w:r>
+      <w:r>
+        <w:rPr>
+          <w:sz w:val="24"/>
+          <w:szCs w:val="24"/>
+        </w:rPr>
+        <w:t xml:space="preserve"> posed to </w:t>
+      </w:r>
+      <w:r>
+        <w:rPr>
+          <w:sz w:val="24"/>
+          <w:szCs w:val="24"/>
+        </w:rPr>
+        <w:t xml:space="preserve">Claude, </w:t>
+      </w:r>
+      <w:r>
+        <w:rPr>
+          <w:sz w:val="24"/>
+          <w:szCs w:val="24"/>
+        </w:rPr>
+        <w:t>a popular LLM.</w:t>
+      </w:r>
+    </w:p>
+    <w:p>
+      <w:pPr>
+        <w:rPr>
+          <w:sz w:val="24"/>
+          <w:szCs w:val="24"/>
+        </w:rPr>
+      </w:pPr>
+      <w:r>
+        <w:rPr>
+          <w:sz w:val="24"/>
+          <w:szCs w:val="24"/>
+        </w:rPr>
+        <w:t>Prompt:</w:t>
+      </w:r>
+    </w:p>
+    <w:p>
+      <w:pPr>
+        <w:rPr>
+          <w:i/>
+          <w:sz w:val="24"/>
+          <w:szCs w:val="24"/>
+        </w:rPr>
+      </w:pPr>
+      <w:r>
+        <w:rPr>
+          <w:i/>
+          <w:sz w:val="24"/>
+          <w:szCs w:val="24"/>
+        </w:rPr>
+        <w:t>Given these sequences:</w:t>
+      </w:r>
+    </w:p>
+    <w:p>
+      <w:pPr>
+        <w:rPr>
+          <w:i/>
+          <w:sz w:val="24"/>
+          <w:szCs w:val="24"/>
+        </w:rPr>
+      </w:pPr>
+      <w:r>
+        <w:rPr>
+          <w:i/>
+          <w:sz w:val="24"/>
+          <w:szCs w:val="24"/>
+        </w:rPr>
+        <w:t>0,1,2,3</w:t>
+      </w:r>
+    </w:p>
+    <w:p>
+      <w:pPr>
+        <w:rPr>
+          <w:i/>
+          <w:sz w:val="24"/>
+          <w:szCs w:val="24"/>
+        </w:rPr>
+      </w:pPr>
+      <w:r>
+        <w:rPr>
+          <w:i/>
+          <w:sz w:val="24"/>
+          <w:szCs w:val="24"/>
+        </w:rPr>
+        <w:t>4,5,2,6</w:t>
+      </w:r>
+    </w:p>
+    <w:p>
+      <w:pPr>
+        <w:rPr>
+          <w:i/>
+          <w:sz w:val="24"/>
+          <w:szCs w:val="24"/>
+        </w:rPr>
+      </w:pPr>
+      <w:r>
+        <w:rPr>
+          <w:i/>
+          <w:sz w:val="24"/>
+          <w:szCs w:val="24"/>
+        </w:rPr>
+        <w:t>Predict the next number in these sequences:</w:t>
+      </w:r>
+    </w:p>
+    <w:p>
+      <w:pPr>
+        <w:rPr>
+          <w:i/>
+          <w:sz w:val="24"/>
+          <w:szCs w:val="24"/>
+        </w:rPr>
+      </w:pPr>
+      <w:r>
+        <w:rPr>
+          <w:i/>
+          <w:sz w:val="24"/>
+          <w:szCs w:val="24"/>
+        </w:rPr>
+        <w:t>8,8,7,0</w:t>
+      </w:r>
+    </w:p>
+    <w:p>
+      <w:pPr>
+        <w:rPr>
+          <w:i/>
+          <w:sz w:val="24"/>
+          <w:szCs w:val="24"/>
+        </w:rPr>
+      </w:pPr>
+      <w:r>
+        <w:rPr>
+          <w:i/>
+          <w:sz w:val="24"/>
+          <w:szCs w:val="24"/>
+        </w:rPr>
+        <w:t>7,11,4</w:t>
+      </w:r>
+    </w:p>
+    <w:p>
+      <w:pPr>
+        <w:rPr>
+          <w:sz w:val="24"/>
+          <w:szCs w:val="24"/>
+        </w:rPr>
+      </w:pPr>
+      <w:r>
+        <w:rPr>
+          <w:sz w:val="24"/>
+          <w:szCs w:val="24"/>
+        </w:rPr>
+        <w:t>Claude correct predicts 1 and 5 respectively.</w:t>
+      </w:r>
+    </w:p>
+    <w:p>
+      <w:pPr>
+        <w:rPr>
+          <w:sz w:val="24"/>
+          <w:szCs w:val="24"/>
+        </w:rPr>
+      </w:pPr>
+      <w:r>
+        <w:rPr>
+          <w:sz w:val="24"/>
+          <w:szCs w:val="24"/>
+        </w:rPr>
+        <w:t>Prompt:</w:t>
+      </w:r>
+    </w:p>
+    <w:p>
+      <w:pPr>
+        <w:rPr>
+          <w:i/>
+          <w:sz w:val="24"/>
+          <w:szCs w:val="24"/>
+        </w:rPr>
+      </w:pPr>
+      <w:r>
+        <w:rPr>
+          <w:i/>
+          <w:sz w:val="24"/>
+          <w:szCs w:val="24"/>
         </w:rPr>
         <w:lastRenderedPageBreak/>
-        <w:drawing>
-          <wp:inline distT="0" distB="0" distL="0" distR="0" wp14:anchorId="1DAADE5C" wp14:editId="41269A2E">
-            <wp:extent cx="5943600" cy="4506784"/>
-            <wp:effectExtent l="0" t="0" r="0" b="8255"/>
-            <wp:docPr id="4" name="Picture 4" descr="C:\Users\Tom Portegys\Documents\research\AI\Mandala\work\mandala_rnn_comparison.png"/>
-            <wp:cNvGraphicFramePr>
-              <a:graphicFrameLocks xmlns:a="http://schemas.openxmlformats.org/drawingml/2006/main" noChangeAspect="1"/>
-            </wp:cNvGraphicFramePr>
-            <a:graphic xmlns:a="http://schemas.openxmlformats.org/drawingml/2006/main">
-              <a:graphicData uri="http://schemas.openxmlformats.org/drawingml/2006/picture">
-                <pic:pic xmlns:pic="http://schemas.openxmlformats.org/drawingml/2006/picture">
-                  <pic:nvPicPr>
-                    <pic:cNvPr id="0" name="Picture 13" descr="C:\Users\Tom Portegys\Documents\research\AI\Mandala\work\mandala_rnn_comparison.png"/>
-                    <pic:cNvPicPr>
-                      <a:picLocks noChangeAspect="1" noChangeArrowheads="1"/>
-                    </pic:cNvPicPr>
-                  </pic:nvPicPr>
-                  <pic:blipFill>
-                    <a:blip r:embed="rId19" cstate="print">
-                      <a:extLst>
-                        <a:ext uri="{28A0092B-C50C-407E-A947-70E740481C1C}">
-                          <a14:useLocalDpi xmlns:a14="http://schemas.microsoft.com/office/drawing/2010/main" val="0"/>
-                        </a:ext>
-                      </a:extLst>
-                    </a:blip>
-                    <a:srcRect/>
-                    <a:stretch>
-                      <a:fillRect/>
-                    </a:stretch>
-                  </pic:blipFill>
-                  <pic:spPr bwMode="auto">
-                    <a:xfrm>
-                      <a:off x="0" y="0"/>
-                      <a:ext cx="5943600" cy="4506784"/>
-                    </a:xfrm>
-                    <a:prstGeom prst="rect">
-                      <a:avLst/>
-                    </a:prstGeom>
-                    <a:noFill/>
-                    <a:ln>
-                      <a:noFill/>
-                    </a:ln>
-                  </pic:spPr>
-                </pic:pic>
-              </a:graphicData>
-            </a:graphic>
-          </wp:inline>
-        </w:drawing>
-      </w:r>
-    </w:p>
-    <w:p>
-      <w:pPr>
-        <w:pStyle w:val="Heading2"/>
-      </w:pPr>
-      <w:r>
-        <w:t>LLM testing</w:t>
-      </w:r>
-    </w:p>
-    <w:p>
-      <w:pPr>
-        <w:rPr>
-          <w:sz w:val="24"/>
-          <w:szCs w:val="24"/>
-        </w:rPr>
-      </w:pPr>
-      <w:r>
-        <w:rPr>
-          <w:sz w:val="24"/>
-          <w:szCs w:val="24"/>
-        </w:rPr>
-        <w:t xml:space="preserve">Tried Claude, Gemini, </w:t>
-      </w:r>
-      <w:proofErr w:type="spellStart"/>
-      <w:proofErr w:type="gramStart"/>
-      <w:r>
-        <w:rPr>
-          <w:sz w:val="24"/>
-          <w:szCs w:val="24"/>
-        </w:rPr>
-        <w:t>ChatGPT</w:t>
-      </w:r>
-      <w:proofErr w:type="spellEnd"/>
-      <w:proofErr w:type="gramEnd"/>
-      <w:r>
-        <w:rPr>
-          <w:sz w:val="24"/>
-          <w:szCs w:val="24"/>
-        </w:rPr>
-        <w:t xml:space="preserve"> on test_0 sequences.</w:t>
-      </w:r>
-    </w:p>
-    <w:p>
-      <w:pPr>
-        <w:rPr>
-          <w:sz w:val="24"/>
-          <w:szCs w:val="24"/>
-        </w:rPr>
-      </w:pPr>
-      <w:r>
-        <w:rPr>
-          <w:sz w:val="24"/>
-          <w:szCs w:val="24"/>
-        </w:rPr>
         <w:t>Given these sequences:</w:t>
       </w:r>
     </w:p>
     <w:p>
       <w:pPr>
         <w:rPr>
-          <w:sz w:val="24"/>
-          <w:szCs w:val="24"/>
-        </w:rPr>
-      </w:pPr>
-      <w:r>
-        <w:rPr>
+          <w:i/>
+          <w:sz w:val="24"/>
+          <w:szCs w:val="24"/>
+        </w:rPr>
+      </w:pPr>
+      <w:r>
+        <w:rPr>
+          <w:i/>
           <w:sz w:val="24"/>
           <w:szCs w:val="24"/>
         </w:rPr>
@@ -4516,12 +5136,14 @@
     <w:p>
       <w:pPr>
         <w:rPr>
-          <w:sz w:val="24"/>
-          <w:szCs w:val="24"/>
-        </w:rPr>
-      </w:pPr>
-      <w:r>
-        <w:rPr>
+          <w:i/>
+          <w:sz w:val="24"/>
+          <w:szCs w:val="24"/>
+        </w:rPr>
+      </w:pPr>
+      <w:r>
+        <w:rPr>
+          <w:i/>
           <w:sz w:val="24"/>
           <w:szCs w:val="24"/>
         </w:rPr>
@@ -4531,12 +5153,14 @@
     <w:p>
       <w:pPr>
         <w:rPr>
-          <w:sz w:val="24"/>
-          <w:szCs w:val="24"/>
-        </w:rPr>
-      </w:pPr>
-      <w:r>
-        <w:rPr>
+          <w:i/>
+          <w:sz w:val="24"/>
+          <w:szCs w:val="24"/>
+        </w:rPr>
+      </w:pPr>
+      <w:r>
+        <w:rPr>
+          <w:i/>
           <w:sz w:val="24"/>
           <w:szCs w:val="24"/>
         </w:rPr>
@@ -4546,42 +5170,14 @@
     <w:p>
       <w:pPr>
         <w:rPr>
-          <w:sz w:val="24"/>
-          <w:szCs w:val="24"/>
-        </w:rPr>
-      </w:pPr>
-      <w:r>
-        <w:rPr>
-          <w:sz w:val="24"/>
-          <w:szCs w:val="24"/>
-        </w:rPr>
-        <w:t>8,8,7,0</w:t>
-      </w:r>
-    </w:p>
-    <w:p>
-      <w:pPr>
-        <w:rPr>
-          <w:sz w:val="24"/>
-          <w:szCs w:val="24"/>
-        </w:rPr>
-      </w:pPr>
-      <w:r>
-        <w:rPr>
-          <w:sz w:val="24"/>
-          <w:szCs w:val="24"/>
-        </w:rPr>
-        <w:t>7,11,4</w:t>
-      </w:r>
-    </w:p>
-    <w:p>
-      <w:pPr>
-        <w:rPr>
-          <w:sz w:val="24"/>
-          <w:szCs w:val="24"/>
-        </w:rPr>
-      </w:pPr>
-      <w:r>
-        <w:rPr>
+          <w:i/>
+          <w:sz w:val="24"/>
+          <w:szCs w:val="24"/>
+        </w:rPr>
+      </w:pPr>
+      <w:r>
+        <w:rPr>
+          <w:i/>
           <w:sz w:val="24"/>
           <w:szCs w:val="24"/>
         </w:rPr>
@@ -4591,36 +5187,31 @@
     <w:p>
       <w:pPr>
         <w:rPr>
-          <w:sz w:val="24"/>
-          <w:szCs w:val="24"/>
-        </w:rPr>
-      </w:pPr>
-      <w:r>
-        <w:rPr>
-          <w:sz w:val="24"/>
-          <w:szCs w:val="24"/>
-        </w:rPr>
-        <w:t>0</w:t>
-      </w:r>
-      <w:proofErr w:type="gramStart"/>
-      <w:r>
-        <w:rPr>
-          <w:sz w:val="24"/>
-          <w:szCs w:val="24"/>
-        </w:rPr>
-        <w:t>,1,9,11,10,2</w:t>
-      </w:r>
-      <w:proofErr w:type="gramEnd"/>
-    </w:p>
-    <w:p>
-      <w:pPr>
-        <w:rPr>
-          <w:sz w:val="24"/>
-          <w:szCs w:val="24"/>
-        </w:rPr>
-      </w:pPr>
-      <w:r>
-        <w:rPr>
+          <w:i/>
+          <w:sz w:val="24"/>
+          <w:szCs w:val="24"/>
+        </w:rPr>
+      </w:pPr>
+      <w:r>
+        <w:rPr>
+          <w:i/>
+          <w:sz w:val="24"/>
+          <w:szCs w:val="24"/>
+        </w:rPr>
+        <w:t>0,1,9,11,10,2</w:t>
+      </w:r>
+    </w:p>
+    <w:p>
+      <w:pPr>
+        <w:rPr>
+          <w:i/>
+          <w:sz w:val="24"/>
+          <w:szCs w:val="24"/>
+        </w:rPr>
+      </w:pPr>
+      <w:r>
+        <w:rPr>
+          <w:i/>
           <w:sz w:val="24"/>
           <w:szCs w:val="24"/>
         </w:rPr>
@@ -4630,37 +5221,31 @@
     <w:p>
       <w:pPr>
         <w:rPr>
-          <w:sz w:val="24"/>
-          <w:szCs w:val="24"/>
-        </w:rPr>
-      </w:pPr>
-      <w:r>
-        <w:rPr>
-          <w:sz w:val="24"/>
-          <w:szCs w:val="24"/>
-        </w:rPr>
-        <w:lastRenderedPageBreak/>
-        <w:t>7</w:t>
-      </w:r>
-      <w:proofErr w:type="gramStart"/>
-      <w:r>
-        <w:rPr>
-          <w:sz w:val="24"/>
-          <w:szCs w:val="24"/>
-        </w:rPr>
-        <w:t>,0,1,11,10,7,7,10,2</w:t>
-      </w:r>
-      <w:proofErr w:type="gramEnd"/>
-    </w:p>
-    <w:p>
-      <w:pPr>
-        <w:rPr>
-          <w:sz w:val="24"/>
-          <w:szCs w:val="24"/>
-        </w:rPr>
-      </w:pPr>
-      <w:r>
-        <w:rPr>
+          <w:i/>
+          <w:sz w:val="24"/>
+          <w:szCs w:val="24"/>
+        </w:rPr>
+      </w:pPr>
+      <w:r>
+        <w:rPr>
+          <w:i/>
+          <w:sz w:val="24"/>
+          <w:szCs w:val="24"/>
+        </w:rPr>
+        <w:t>7,0,1,11,10,7,7,10,2</w:t>
+      </w:r>
+    </w:p>
+    <w:p>
+      <w:pPr>
+        <w:rPr>
+          <w:i/>
+          <w:sz w:val="24"/>
+          <w:szCs w:val="24"/>
+        </w:rPr>
+      </w:pPr>
+      <w:r>
+        <w:rPr>
+          <w:i/>
           <w:sz w:val="24"/>
           <w:szCs w:val="24"/>
         </w:rPr>
@@ -4670,36 +5255,31 @@
     <w:p>
       <w:pPr>
         <w:rPr>
-          <w:sz w:val="24"/>
-          <w:szCs w:val="24"/>
-        </w:rPr>
-      </w:pPr>
-      <w:r>
-        <w:rPr>
-          <w:sz w:val="24"/>
-          <w:szCs w:val="24"/>
-        </w:rPr>
-        <w:t>11</w:t>
-      </w:r>
-      <w:proofErr w:type="gramStart"/>
-      <w:r>
-        <w:rPr>
-          <w:sz w:val="24"/>
-          <w:szCs w:val="24"/>
-        </w:rPr>
-        <w:t>,8,0,1,8,10,2</w:t>
-      </w:r>
-      <w:proofErr w:type="gramEnd"/>
-    </w:p>
-    <w:p>
-      <w:pPr>
-        <w:rPr>
-          <w:sz w:val="24"/>
-          <w:szCs w:val="24"/>
-        </w:rPr>
-      </w:pPr>
-      <w:r>
-        <w:rPr>
+          <w:i/>
+          <w:sz w:val="24"/>
+          <w:szCs w:val="24"/>
+        </w:rPr>
+      </w:pPr>
+      <w:r>
+        <w:rPr>
+          <w:i/>
+          <w:sz w:val="24"/>
+          <w:szCs w:val="24"/>
+        </w:rPr>
+        <w:t>11,8,0,1,8,10,2</w:t>
+      </w:r>
+    </w:p>
+    <w:p>
+      <w:pPr>
+        <w:rPr>
+          <w:i/>
+          <w:sz w:val="24"/>
+          <w:szCs w:val="24"/>
+        </w:rPr>
+      </w:pPr>
+      <w:r>
+        <w:rPr>
+          <w:i/>
           <w:sz w:val="24"/>
           <w:szCs w:val="24"/>
         </w:rPr>
@@ -4715,6 +5295,7 @@
       </w:pPr>
       <w:r>
         <w:rPr>
+          <w:i/>
           <w:sz w:val="24"/>
           <w:szCs w:val="24"/>
         </w:rPr>
@@ -4733,72 +5314,57 @@
           <w:sz w:val="24"/>
           <w:szCs w:val="24"/>
         </w:rPr>
-        <w:t>Note that 4</w:t>
-      </w:r>
-      <w:proofErr w:type="gramStart"/>
-      <w:r>
-        <w:rPr>
-          <w:sz w:val="24"/>
-          <w:szCs w:val="24"/>
-        </w:rPr>
-        <w:t>,5</w:t>
-      </w:r>
-      <w:proofErr w:type="gramEnd"/>
-      <w:r>
-        <w:rPr>
-          <w:sz w:val="24"/>
-          <w:szCs w:val="24"/>
-        </w:rPr>
-        <w:t xml:space="preserve"> causes 2,3 and 0,1 causes 2,6</w:t>
-      </w:r>
-    </w:p>
-    <w:p>
-      <w:pPr>
-        <w:rPr>
-          <w:sz w:val="24"/>
-          <w:szCs w:val="24"/>
-        </w:rPr>
-      </w:pPr>
-      <w:r>
-        <w:rPr>
-          <w:sz w:val="24"/>
-          <w:szCs w:val="24"/>
-        </w:rPr>
-        <w:t xml:space="preserve">Claude predicted the first two simple sequences, </w:t>
-      </w:r>
-      <w:proofErr w:type="gramStart"/>
-      <w:r>
-        <w:rPr>
-          <w:sz w:val="24"/>
-          <w:szCs w:val="24"/>
-        </w:rPr>
-        <w:t>But</w:t>
-      </w:r>
-      <w:proofErr w:type="gramEnd"/>
-      <w:r>
-        <w:rPr>
-          <w:sz w:val="24"/>
-          <w:szCs w:val="24"/>
-        </w:rPr>
-        <w:t xml:space="preserve"> failed on the sequence that depended on recognizing the earlier transitions determine the ending transitions.</w:t>
-      </w:r>
-    </w:p>
-    <w:p>
-      <w:proofErr w:type="spellStart"/>
-      <w:r>
-        <w:rPr>
-          <w:sz w:val="24"/>
-          <w:szCs w:val="24"/>
-        </w:rPr>
-        <w:t>ChatGPT</w:t>
-      </w:r>
-      <w:proofErr w:type="spellEnd"/>
-      <w:r>
-        <w:rPr>
-          <w:sz w:val="24"/>
-          <w:szCs w:val="24"/>
-        </w:rPr>
-        <w:t xml:space="preserve"> did not correctly predict any of the sequences.</w:t>
+        <w:t xml:space="preserve">Note that </w:t>
+      </w:r>
+      <w:r>
+        <w:rPr>
+          <w:sz w:val="24"/>
+          <w:szCs w:val="24"/>
+        </w:rPr>
+        <w:t xml:space="preserve">3 is the correct prediction if </w:t>
+      </w:r>
+      <w:r>
+        <w:rPr>
+          <w:sz w:val="24"/>
+          <w:szCs w:val="24"/>
+        </w:rPr>
+        <w:t xml:space="preserve">4,5 </w:t>
+      </w:r>
+      <w:r>
+        <w:rPr>
+          <w:sz w:val="24"/>
+          <w:szCs w:val="24"/>
+        </w:rPr>
+        <w:t>is in the sequence, and 6 if 0,1 is in the sequence.</w:t>
+      </w:r>
+    </w:p>
+    <w:p>
+      <w:pPr>
+        <w:rPr>
+          <w:sz w:val="24"/>
+          <w:szCs w:val="24"/>
+        </w:rPr>
+      </w:pPr>
+      <w:r>
+        <w:rPr>
+          <w:sz w:val="24"/>
+          <w:szCs w:val="24"/>
+        </w:rPr>
+        <w:t xml:space="preserve">Claude </w:t>
+      </w:r>
+      <w:r>
+        <w:rPr>
+          <w:sz w:val="24"/>
+          <w:szCs w:val="24"/>
+        </w:rPr>
+        <w:t>ran a number of analytics, but failed to predict any of the sequences</w:t>
+      </w:r>
+      <w:r>
+        <w:rPr>
+          <w:sz w:val="24"/>
+          <w:szCs w:val="24"/>
+        </w:rPr>
+        <w:t>.</w:t>
       </w:r>
     </w:p>
     <w:p>
@@ -4826,23 +5392,13 @@
           <w:szCs w:val="24"/>
         </w:rPr>
       </w:pPr>
-      <w:proofErr w:type="spellStart"/>
       <w:r>
         <w:rPr>
           <w:bCs/>
           <w:sz w:val="24"/>
           <w:szCs w:val="24"/>
         </w:rPr>
-        <w:t>Forgione</w:t>
-      </w:r>
-      <w:proofErr w:type="spellEnd"/>
-      <w:r>
-        <w:rPr>
-          <w:bCs/>
-          <w:sz w:val="24"/>
-          <w:szCs w:val="24"/>
-        </w:rPr>
-        <w:t>, M.</w:t>
+        <w:t>Forgione, M.</w:t>
       </w:r>
       <w:r>
         <w:rPr>
@@ -4907,9 +5463,8 @@
           <w:szCs w:val="24"/>
           <w:u w:val="none"/>
         </w:rPr>
-        <w:t xml:space="preserve">, G., &amp; </w:t>
-      </w:r>
-      <w:proofErr w:type="spellStart"/>
+        <w:t xml:space="preserve">, G., &amp; Danihelka, I. (2014). </w:t>
+      </w:r>
       <w:r>
         <w:rPr>
           <w:rStyle w:val="Hyperlink"/>
@@ -4918,9 +5473,8 @@
           <w:szCs w:val="24"/>
           <w:u w:val="none"/>
         </w:rPr>
-        <w:t>Danihelka</w:t>
-      </w:r>
-      <w:proofErr w:type="spellEnd"/>
+        <w:t>Neural Turing Machines.</w:t>
+      </w:r>
       <w:r>
         <w:rPr>
           <w:rStyle w:val="Hyperlink"/>
@@ -4929,7 +5483,7 @@
           <w:szCs w:val="24"/>
           <w:u w:val="none"/>
         </w:rPr>
-        <w:t xml:space="preserve">, I. (2014). </w:t>
+        <w:t xml:space="preserve"> </w:t>
       </w:r>
       <w:r>
         <w:rPr>
@@ -4939,7 +5493,7 @@
           <w:szCs w:val="24"/>
           <w:u w:val="none"/>
         </w:rPr>
-        <w:t>Neural Turing Machines.</w:t>
+        <w:t>https://arxiv.org/abs/1410.5401</w:t>
       </w:r>
       <w:r>
         <w:rPr>
@@ -4949,7 +5503,7 @@
           <w:szCs w:val="24"/>
           <w:u w:val="none"/>
         </w:rPr>
-        <w:t xml:space="preserve"> </w:t>
+        <w:t>.</w:t>
       </w:r>
       <w:r>
         <w:rPr>
@@ -4959,26 +5513,6 @@
           <w:szCs w:val="24"/>
           <w:u w:val="none"/>
         </w:rPr>
-        <w:t>https://arxiv.org/abs/1410.5401</w:t>
-      </w:r>
-      <w:r>
-        <w:rPr>
-          <w:rStyle w:val="Hyperlink"/>
-          <w:color w:val="auto"/>
-          <w:sz w:val="24"/>
-          <w:szCs w:val="24"/>
-          <w:u w:val="none"/>
-        </w:rPr>
-        <w:t>.</w:t>
-      </w:r>
-      <w:r>
-        <w:rPr>
-          <w:rStyle w:val="Hyperlink"/>
-          <w:color w:val="auto"/>
-          <w:sz w:val="24"/>
-          <w:szCs w:val="24"/>
-          <w:u w:val="none"/>
-        </w:rPr>
         <w:t xml:space="preserve">  </w:t>
       </w:r>
     </w:p>
@@ -5034,7 +5568,6 @@
         </w:rPr>
         <w:t xml:space="preserve"> </w:t>
       </w:r>
-      <w:proofErr w:type="spellStart"/>
       <w:r>
         <w:rPr>
           <w:sz w:val="24"/>
@@ -5042,7 +5575,6 @@
         </w:rPr>
         <w:t>Irsoy</w:t>
       </w:r>
-      <w:proofErr w:type="spellEnd"/>
       <w:r>
         <w:rPr>
           <w:sz w:val="24"/>
@@ -5055,47 +5587,14 @@
           <w:sz w:val="24"/>
           <w:szCs w:val="24"/>
         </w:rPr>
-        <w:t>,</w:t>
-      </w:r>
-      <w:proofErr w:type="gramStart"/>
-      <w:r>
-        <w:rPr>
-          <w:sz w:val="24"/>
-          <w:szCs w:val="24"/>
-        </w:rPr>
-        <w:t xml:space="preserve">  </w:t>
-      </w:r>
-      <w:proofErr w:type="spellStart"/>
-      <w:r>
-        <w:rPr>
-          <w:sz w:val="24"/>
-          <w:szCs w:val="24"/>
-        </w:rPr>
-        <w:t>Ondruska</w:t>
-      </w:r>
-      <w:proofErr w:type="spellEnd"/>
-      <w:proofErr w:type="gramEnd"/>
-      <w:r>
-        <w:rPr>
-          <w:sz w:val="24"/>
-          <w:szCs w:val="24"/>
-        </w:rPr>
-        <w:t>,</w:t>
-      </w:r>
-      <w:r>
-        <w:rPr>
-          <w:sz w:val="24"/>
-          <w:szCs w:val="24"/>
-        </w:rPr>
-        <w:t xml:space="preserve">  P., </w:t>
-      </w:r>
-      <w:proofErr w:type="spellStart"/>
-      <w:r>
-        <w:rPr>
-          <w:sz w:val="24"/>
-          <w:szCs w:val="24"/>
-        </w:rPr>
-        <w:t>I</w:t>
+        <w:t>,  Ondruska,</w:t>
+      </w:r>
+      <w:r>
+        <w:rPr>
+          <w:sz w:val="24"/>
+          <w:szCs w:val="24"/>
+        </w:rPr>
+        <w:t xml:space="preserve">  P., I</w:t>
       </w:r>
       <w:r>
         <w:rPr>
@@ -5104,7 +5603,6 @@
         </w:rPr>
         <w:t>yyer</w:t>
       </w:r>
-      <w:proofErr w:type="spellEnd"/>
       <w:r>
         <w:rPr>
           <w:sz w:val="24"/>
@@ -5126,7 +5624,6 @@
         </w:rPr>
         <w:t>, J., </w:t>
       </w:r>
-      <w:proofErr w:type="spellStart"/>
       <w:r>
         <w:rPr>
           <w:sz w:val="24"/>
@@ -5134,7 +5631,6 @@
         </w:rPr>
         <w:t>Gulrajani</w:t>
       </w:r>
-      <w:proofErr w:type="spellEnd"/>
       <w:r>
         <w:rPr>
           <w:sz w:val="24"/>
@@ -5142,21 +5638,12 @@
         </w:rPr>
         <w:t>, I., </w:t>
       </w:r>
-      <w:proofErr w:type="spellStart"/>
-      <w:r>
-        <w:rPr>
-          <w:sz w:val="24"/>
-          <w:szCs w:val="24"/>
-        </w:rPr>
-        <w:t>Zhong</w:t>
-      </w:r>
-      <w:proofErr w:type="spellEnd"/>
-      <w:r>
-        <w:rPr>
-          <w:sz w:val="24"/>
-          <w:szCs w:val="24"/>
-        </w:rPr>
-        <w:t>,</w:t>
+      <w:r>
+        <w:rPr>
+          <w:sz w:val="24"/>
+          <w:szCs w:val="24"/>
+        </w:rPr>
+        <w:t>Zhong,</w:t>
       </w:r>
       <w:r>
         <w:rPr>
@@ -5179,7 +5666,6 @@
         </w:rPr>
         <w:t>, R., </w:t>
       </w:r>
-      <w:proofErr w:type="spellStart"/>
       <w:r>
         <w:rPr>
           <w:sz w:val="24"/>
@@ -5187,7 +5673,6 @@
         </w:rPr>
         <w:t>Socher</w:t>
       </w:r>
-      <w:proofErr w:type="spellEnd"/>
       <w:r>
         <w:rPr>
           <w:sz w:val="24"/>
@@ -5286,21 +5771,13 @@
           <w:szCs w:val="24"/>
         </w:rPr>
       </w:pPr>
-      <w:proofErr w:type="spellStart"/>
-      <w:r>
-        <w:rPr>
-          <w:sz w:val="24"/>
-          <w:szCs w:val="24"/>
-        </w:rPr>
-        <w:t>Numenta</w:t>
-      </w:r>
-      <w:proofErr w:type="spellEnd"/>
-      <w:r>
-        <w:rPr>
-          <w:sz w:val="24"/>
-          <w:szCs w:val="24"/>
-        </w:rPr>
-        <w:t xml:space="preserve"> (2021). </w:t>
+      <w:r>
+        <w:rPr>
+          <w:sz w:val="24"/>
+          <w:szCs w:val="24"/>
+        </w:rPr>
+        <w:lastRenderedPageBreak/>
+        <w:t xml:space="preserve">Numenta (2021). </w:t>
       </w:r>
       <w:r>
         <w:rPr>
@@ -5344,21 +5821,12 @@
         </w:rPr>
         <w:t xml:space="preserve">. </w:t>
       </w:r>
-      <w:proofErr w:type="spellStart"/>
-      <w:r>
-        <w:rPr>
-          <w:sz w:val="24"/>
-          <w:szCs w:val="24"/>
-        </w:rPr>
-        <w:t>Numenta</w:t>
-      </w:r>
-      <w:proofErr w:type="spellEnd"/>
-      <w:r>
-        <w:rPr>
-          <w:sz w:val="24"/>
-          <w:szCs w:val="24"/>
-        </w:rPr>
-        <w:t xml:space="preserve"> Whitepaper</w:t>
+      <w:r>
+        <w:rPr>
+          <w:sz w:val="24"/>
+          <w:szCs w:val="24"/>
+        </w:rPr>
+        <w:t>Numenta Whitepaper</w:t>
       </w:r>
       <w:r>
         <w:rPr>
@@ -5441,24 +5909,14 @@
           <w:sz w:val="24"/>
           <w:szCs w:val="24"/>
         </w:rPr>
-        <w:lastRenderedPageBreak/>
         <w:t xml:space="preserve">Portegys, T. (2022). </w:t>
       </w:r>
-      <w:proofErr w:type="spellStart"/>
-      <w:r>
-        <w:rPr>
-          <w:sz w:val="24"/>
-          <w:szCs w:val="24"/>
-        </w:rPr>
-        <w:t>Morphognostic</w:t>
-      </w:r>
-      <w:proofErr w:type="spellEnd"/>
-      <w:r>
-        <w:rPr>
-          <w:sz w:val="24"/>
-          <w:szCs w:val="24"/>
-        </w:rPr>
-        <w:t xml:space="preserve"> honey bees communicating nectar lo</w:t>
+      <w:r>
+        <w:rPr>
+          <w:sz w:val="24"/>
+          <w:szCs w:val="24"/>
+        </w:rPr>
+        <w:t>Morphognostic honey bees communicating nectar lo</w:t>
       </w:r>
       <w:r>
         <w:rPr>
@@ -5480,25 +5938,132 @@
           <w:sz w:val="24"/>
           <w:szCs w:val="24"/>
         </w:rPr>
-        <w:t>Nature and Biologically Inspired Computing (</w:t>
-      </w:r>
-      <w:proofErr w:type="spellStart"/>
+        <w:t>Nature and Biologically Inspired Computing (NaBIC 2022)</w:t>
+      </w:r>
+      <w:r>
+        <w:rPr>
+          <w:sz w:val="24"/>
+          <w:szCs w:val="24"/>
+        </w:rPr>
+        <w:t>.</w:t>
+      </w:r>
+    </w:p>
+    <w:p>
+      <w:pPr>
+        <w:jc w:val="left"/>
+        <w:rPr>
+          <w:sz w:val="24"/>
+          <w:szCs w:val="24"/>
+        </w:rPr>
+      </w:pPr>
+      <w:r>
+        <w:rPr>
+          <w:sz w:val="24"/>
+          <w:szCs w:val="24"/>
+        </w:rPr>
+        <w:t>Portegys</w:t>
+      </w:r>
+      <w:r>
+        <w:rPr>
+          <w:sz w:val="24"/>
+          <w:szCs w:val="24"/>
+        </w:rPr>
+        <w:t>, T. (2024</w:t>
+      </w:r>
+      <w:r>
+        <w:rPr>
+          <w:sz w:val="24"/>
+          <w:szCs w:val="24"/>
+        </w:rPr>
+        <w:t>a</w:t>
+      </w:r>
+      <w:r>
+        <w:rPr>
+          <w:sz w:val="24"/>
+          <w:szCs w:val="24"/>
+        </w:rPr>
+        <w:t xml:space="preserve">). </w:t>
+      </w:r>
+      <w:r>
+        <w:rPr>
+          <w:sz w:val="24"/>
+          <w:szCs w:val="24"/>
+        </w:rPr>
+        <w:t>Learning causation event conjun</w:t>
+      </w:r>
+      <w:r>
+        <w:rPr>
+          <w:sz w:val="24"/>
+          <w:szCs w:val="24"/>
+        </w:rPr>
+        <w:t>ction sequences.</w:t>
+      </w:r>
+      <w:r>
+        <w:rPr>
+          <w:sz w:val="24"/>
+          <w:szCs w:val="24"/>
+        </w:rPr>
+        <w:t xml:space="preserve"> </w:t>
+      </w:r>
       <w:r>
         <w:rPr>
           <w:i/>
           <w:sz w:val="24"/>
           <w:szCs w:val="24"/>
         </w:rPr>
-        <w:t>NaBIC</w:t>
-      </w:r>
-      <w:proofErr w:type="spellEnd"/>
+        <w:t>Journal of Artificial Intelligence and Autonomous Intelligence</w:t>
+      </w:r>
+      <w:r>
+        <w:rPr>
+          <w:sz w:val="24"/>
+          <w:szCs w:val="24"/>
+        </w:rPr>
+        <w:t>.</w:t>
+      </w:r>
+    </w:p>
+    <w:p>
+      <w:pPr>
+        <w:jc w:val="left"/>
+        <w:rPr>
+          <w:sz w:val="24"/>
+          <w:szCs w:val="24"/>
+        </w:rPr>
+      </w:pPr>
+      <w:r>
+        <w:rPr>
+          <w:sz w:val="24"/>
+          <w:szCs w:val="24"/>
+        </w:rPr>
+        <w:t>Portegys, T. (2024</w:t>
+      </w:r>
+      <w:r>
+        <w:rPr>
+          <w:sz w:val="24"/>
+          <w:szCs w:val="24"/>
+        </w:rPr>
+        <w:t>b</w:t>
+      </w:r>
+      <w:r>
+        <w:rPr>
+          <w:sz w:val="24"/>
+          <w:szCs w:val="24"/>
+        </w:rPr>
+        <w:t xml:space="preserve">). </w:t>
+      </w:r>
+      <w:r>
+        <w:rPr>
+          <w:sz w:val="24"/>
+          <w:szCs w:val="24"/>
+        </w:rPr>
+        <w:t xml:space="preserve">Nest-building using place cells for spatial navigation in an artificial neural network", </w:t>
+      </w:r>
       <w:r>
         <w:rPr>
           <w:i/>
           <w:sz w:val="24"/>
           <w:szCs w:val="24"/>
         </w:rPr>
-        <w:t xml:space="preserve"> 2022)</w:t>
+        <w:t>ICALRAI 2024: International Conference on Artificial Life, Robotics and Artificial Intelligence</w:t>
       </w:r>
       <w:r>
         <w:rPr>
@@ -5521,21 +6086,42 @@
           <w:sz w:val="24"/>
           <w:szCs w:val="24"/>
         </w:rPr>
-        <w:t>Portegys</w:t>
-      </w:r>
-      <w:r>
-        <w:rPr>
-          <w:sz w:val="24"/>
-          <w:szCs w:val="24"/>
-        </w:rPr>
-        <w:t>, T. (2024</w:t>
-      </w:r>
-      <w:r>
-        <w:rPr>
-          <w:sz w:val="24"/>
-          <w:szCs w:val="24"/>
-        </w:rPr>
-        <w:t>a</w:t>
+        <w:t>Quan, Z.,</w:t>
+      </w:r>
+      <w:r>
+        <w:rPr>
+          <w:sz w:val="24"/>
+          <w:szCs w:val="24"/>
+        </w:rPr>
+        <w:t> </w:t>
+      </w:r>
+      <w:r>
+        <w:rPr>
+          <w:sz w:val="24"/>
+          <w:szCs w:val="24"/>
+        </w:rPr>
+        <w:t>Zeng, W., Li, X.</w:t>
+      </w:r>
+      <w:r>
+        <w:rPr>
+          <w:sz w:val="24"/>
+          <w:szCs w:val="24"/>
+        </w:rPr>
+        <w:t xml:space="preserve">, </w:t>
+      </w:r>
+      <w:r>
+        <w:rPr>
+          <w:sz w:val="24"/>
+          <w:szCs w:val="24"/>
+        </w:rPr>
+        <w:t>Liu, Y., Yu, Y., Yang, W</w:t>
+      </w:r>
+      <w:r>
+        <w:rPr>
+          <w:sz w:val="24"/>
+          <w:szCs w:val="24"/>
+        </w:rPr>
+        <w:t>. (2020</w:t>
       </w:r>
       <w:r>
         <w:rPr>
@@ -5549,14 +6135,37 @@
           <w:sz w:val="24"/>
           <w:szCs w:val="24"/>
         </w:rPr>
-        <w:t>Learning causation event conjun</w:t>
-      </w:r>
-      <w:r>
-        <w:rPr>
-          <w:sz w:val="24"/>
-          <w:szCs w:val="24"/>
-        </w:rPr>
-        <w:t>ction sequences.</w:t>
+        <w:t xml:space="preserve">Recurrent Neural Networks </w:t>
+      </w:r>
+      <w:r>
+        <w:rPr>
+          <w:sz w:val="24"/>
+          <w:szCs w:val="24"/>
+        </w:rPr>
+        <w:t>With External Addressable Long-Term and Working Memory for</w:t>
+      </w:r>
+      <w:r>
+        <w:rPr>
+          <w:sz w:val="24"/>
+          <w:szCs w:val="24"/>
+        </w:rPr>
+        <w:t xml:space="preserve"> Learning Long-Term Dependences. </w:t>
+      </w:r>
+      <w:r>
+        <w:rPr>
+          <w:i/>
+          <w:sz w:val="24"/>
+          <w:szCs w:val="24"/>
+        </w:rPr>
+        <w:t>IEEE Transactions on Neura</w:t>
+      </w:r>
+      <w:r>
+        <w:rPr>
+          <w:i/>
+          <w:sz w:val="24"/>
+          <w:szCs w:val="24"/>
+        </w:rPr>
+        <w:t>l Networks and Learning Systems</w:t>
       </w:r>
       <w:r>
         <w:rPr>
@@ -5567,231 +6176,10 @@
       </w:r>
       <w:r>
         <w:rPr>
-          <w:i/>
-          <w:sz w:val="24"/>
-          <w:szCs w:val="24"/>
-        </w:rPr>
-        <w:t>Journal of Artificial Intelligence and Autonomous Intelligence</w:t>
-      </w:r>
-      <w:r>
-        <w:rPr>
-          <w:sz w:val="24"/>
-          <w:szCs w:val="24"/>
-        </w:rPr>
-        <w:t>.</w:t>
-      </w:r>
-    </w:p>
-    <w:p>
-      <w:pPr>
-        <w:jc w:val="left"/>
-        <w:rPr>
-          <w:sz w:val="24"/>
-          <w:szCs w:val="24"/>
-        </w:rPr>
-      </w:pPr>
-      <w:r>
-        <w:rPr>
-          <w:sz w:val="24"/>
-          <w:szCs w:val="24"/>
-        </w:rPr>
-        <w:t>Portegys, T. (2024</w:t>
-      </w:r>
-      <w:r>
-        <w:rPr>
-          <w:sz w:val="24"/>
-          <w:szCs w:val="24"/>
-        </w:rPr>
-        <w:t>b</w:t>
-      </w:r>
-      <w:r>
-        <w:rPr>
-          <w:sz w:val="24"/>
-          <w:szCs w:val="24"/>
-        </w:rPr>
-        <w:t xml:space="preserve">). </w:t>
-      </w:r>
-      <w:r>
-        <w:rPr>
-          <w:sz w:val="24"/>
-          <w:szCs w:val="24"/>
-        </w:rPr>
-        <w:t xml:space="preserve">Nest-building using place cells for spatial navigation in an artificial neural network", </w:t>
-      </w:r>
-      <w:r>
-        <w:rPr>
-          <w:i/>
-          <w:sz w:val="24"/>
-          <w:szCs w:val="24"/>
-        </w:rPr>
-        <w:t>ICALRAI 2024: International Conference on Artificial Life, Robotics and Artificial Intelligence</w:t>
-      </w:r>
-      <w:r>
-        <w:rPr>
-          <w:sz w:val="24"/>
-          <w:szCs w:val="24"/>
-        </w:rPr>
-        <w:t>.</w:t>
-      </w:r>
-    </w:p>
-    <w:p>
-      <w:pPr>
-        <w:jc w:val="left"/>
-        <w:rPr>
-          <w:sz w:val="24"/>
-          <w:szCs w:val="24"/>
-        </w:rPr>
-      </w:pPr>
-      <w:proofErr w:type="spellStart"/>
-      <w:r>
-        <w:rPr>
-          <w:sz w:val="24"/>
-          <w:szCs w:val="24"/>
-        </w:rPr>
-        <w:t>Quan</w:t>
-      </w:r>
-      <w:proofErr w:type="spellEnd"/>
-      <w:r>
-        <w:rPr>
-          <w:sz w:val="24"/>
-          <w:szCs w:val="24"/>
-        </w:rPr>
-        <w:t>, Z.,</w:t>
-      </w:r>
-      <w:r>
-        <w:rPr>
-          <w:sz w:val="24"/>
-          <w:szCs w:val="24"/>
-        </w:rPr>
-        <w:t> </w:t>
-      </w:r>
-      <w:r>
-        <w:rPr>
-          <w:sz w:val="24"/>
-          <w:szCs w:val="24"/>
-        </w:rPr>
-        <w:t>Zeng, W., Li, X.</w:t>
-      </w:r>
-      <w:r>
-        <w:rPr>
-          <w:sz w:val="24"/>
-          <w:szCs w:val="24"/>
-        </w:rPr>
-        <w:t xml:space="preserve">, </w:t>
-      </w:r>
-      <w:r>
-        <w:rPr>
-          <w:sz w:val="24"/>
-          <w:szCs w:val="24"/>
-        </w:rPr>
-        <w:t>Liu, Y., Yu, Y., Yang, W</w:t>
-      </w:r>
-      <w:r>
-        <w:rPr>
-          <w:sz w:val="24"/>
-          <w:szCs w:val="24"/>
-        </w:rPr>
-        <w:t>. (2020</w:t>
-      </w:r>
-      <w:r>
-        <w:rPr>
-          <w:sz w:val="24"/>
-          <w:szCs w:val="24"/>
-        </w:rPr>
-        <w:t xml:space="preserve">). </w:t>
-      </w:r>
-      <w:r>
-        <w:rPr>
-          <w:sz w:val="24"/>
-          <w:szCs w:val="24"/>
-        </w:rPr>
-        <w:t xml:space="preserve">Recurrent Neural Networks </w:t>
-      </w:r>
-      <w:proofErr w:type="gramStart"/>
-      <w:r>
-        <w:rPr>
-          <w:sz w:val="24"/>
-          <w:szCs w:val="24"/>
-        </w:rPr>
-        <w:t>With</w:t>
-      </w:r>
-      <w:proofErr w:type="gramEnd"/>
-      <w:r>
-        <w:rPr>
-          <w:sz w:val="24"/>
-          <w:szCs w:val="24"/>
-        </w:rPr>
-        <w:t xml:space="preserve"> External Addressable Long-Term and Working Memory for</w:t>
-      </w:r>
-      <w:r>
-        <w:rPr>
-          <w:sz w:val="24"/>
-          <w:szCs w:val="24"/>
-        </w:rPr>
-        <w:t xml:space="preserve"> Learning Long-Term Dependences. </w:t>
-      </w:r>
-      <w:r>
-        <w:rPr>
-          <w:i/>
-          <w:sz w:val="24"/>
-          <w:szCs w:val="24"/>
-        </w:rPr>
-        <w:t>IEEE Transactions on Neura</w:t>
-      </w:r>
-      <w:r>
-        <w:rPr>
-          <w:i/>
-          <w:sz w:val="24"/>
-          <w:szCs w:val="24"/>
-        </w:rPr>
-        <w:t>l Networks and Learning Systems</w:t>
-      </w:r>
-      <w:r>
-        <w:rPr>
-          <w:sz w:val="24"/>
-          <w:szCs w:val="24"/>
-        </w:rPr>
-        <w:t xml:space="preserve"> </w:t>
-      </w:r>
-      <w:r>
-        <w:rPr>
-          <w:sz w:val="24"/>
-          <w:szCs w:val="24"/>
-        </w:rPr>
-        <w:t>2020 Mar</w:t>
-      </w:r>
-      <w:proofErr w:type="gramStart"/>
-      <w:r>
-        <w:rPr>
-          <w:sz w:val="24"/>
-          <w:szCs w:val="24"/>
-        </w:rPr>
-        <w:t>;31</w:t>
-      </w:r>
-      <w:proofErr w:type="gramEnd"/>
-      <w:r>
-        <w:rPr>
-          <w:sz w:val="24"/>
-          <w:szCs w:val="24"/>
-        </w:rPr>
-        <w:t xml:space="preserve">(3):813-826. </w:t>
-      </w:r>
-      <w:proofErr w:type="spellStart"/>
-      <w:proofErr w:type="gramStart"/>
-      <w:r>
-        <w:rPr>
-          <w:sz w:val="24"/>
-          <w:szCs w:val="24"/>
-        </w:rPr>
-        <w:t>doi</w:t>
-      </w:r>
-      <w:proofErr w:type="spellEnd"/>
-      <w:proofErr w:type="gramEnd"/>
-      <w:r>
-        <w:rPr>
-          <w:sz w:val="24"/>
-          <w:szCs w:val="24"/>
-        </w:rPr>
-        <w:t>: 10.1109/TNNLS.2019.2910302.</w:t>
+          <w:sz w:val="24"/>
+          <w:szCs w:val="24"/>
+        </w:rPr>
+        <w:t>2020 Mar;31(3):813-826. doi: 10.1109/TNNLS.2019.2910302.</w:t>
       </w:r>
     </w:p>
     <w:p>
@@ -5915,25 +6303,7 @@
           <w:sz w:val="24"/>
           <w:szCs w:val="24"/>
         </w:rPr>
-        <w:t>10.1093/</w:t>
-      </w:r>
-      <w:proofErr w:type="spellStart"/>
-      <w:r>
-        <w:rPr>
-          <w:iCs/>
-          <w:sz w:val="24"/>
-          <w:szCs w:val="24"/>
-        </w:rPr>
-        <w:t>nsr</w:t>
-      </w:r>
-      <w:proofErr w:type="spellEnd"/>
-      <w:r>
-        <w:rPr>
-          <w:iCs/>
-          <w:sz w:val="24"/>
-          <w:szCs w:val="24"/>
-        </w:rPr>
-        <w:t>/nwae403</w:t>
+        <w:t>10.1093/nsr/nwae403</w:t>
       </w:r>
       <w:r>
         <w:rPr>
@@ -5958,7 +6328,7 @@
       </w:pPr>
     </w:p>
     <w:sectPr>
-      <w:footerReference w:type="default" r:id="rId20"/>
+      <w:footerReference w:type="default" r:id="rId19"/>
       <w:pgSz w:w="12240" w:h="15840"/>
       <w:pgMar w:top="1440" w:right="1440" w:bottom="1440" w:left="1440" w:header="720" w:footer="720" w:gutter="0"/>
       <w:cols w:space="720"/>
@@ -6036,6 +6406,119 @@
 <file path=word/numbering.xml><?xml version="1.0" encoding="utf-8"?>
 <w:numbering xmlns:wpc="http://schemas.microsoft.com/office/word/2010/wordprocessingCanvas" xmlns:mc="http://schemas.openxmlformats.org/markup-compatibility/2006" xmlns:o="urn:schemas-microsoft-com:office:office" xmlns:r="http://schemas.openxmlformats.org/officeDocument/2006/relationships" xmlns:m="http://schemas.openxmlformats.org/officeDocument/2006/math" xmlns:v="urn:schemas-microsoft-com:vml" xmlns:wp14="http://schemas.microsoft.com/office/word/2010/wordprocessingDrawing" xmlns:wp="http://schemas.openxmlformats.org/drawingml/2006/wordprocessingDrawing" xmlns:w10="urn:schemas-microsoft-com:office:word" xmlns:w="http://schemas.openxmlformats.org/wordprocessingml/2006/main" xmlns:w14="http://schemas.microsoft.com/office/word/2010/wordml" xmlns:w15="http://schemas.microsoft.com/office/word/2012/wordml" xmlns:wpg="http://schemas.microsoft.com/office/word/2010/wordprocessingGroup" xmlns:wpi="http://schemas.microsoft.com/office/word/2010/wordprocessingInk" xmlns:wne="http://schemas.microsoft.com/office/word/2006/wordml" xmlns:wps="http://schemas.microsoft.com/office/word/2010/wordprocessingShape" mc:Ignorable="w14 w15 wp14">
   <w:abstractNum w:abstractNumId="0" w15:restartNumberingAfterBreak="0">
+    <w:nsid w:val="02384988"/>
+    <w:multiLevelType w:val="hybridMultilevel"/>
+    <w:tmpl w:val="6970649A"/>
+    <w:lvl w:ilvl="0" w:tplc="04090001">
+      <w:start w:val="1"/>
+      <w:numFmt w:val="bullet"/>
+      <w:lvlText w:val=""/>
+      <w:lvlJc w:val="left"/>
+      <w:pPr>
+        <w:ind w:left="720" w:hanging="360"/>
+      </w:pPr>
+      <w:rPr>
+        <w:rFonts w:ascii="Symbol" w:hAnsi="Symbol" w:hint="default"/>
+      </w:rPr>
+    </w:lvl>
+    <w:lvl w:ilvl="1" w:tplc="04090003" w:tentative="1">
+      <w:start w:val="1"/>
+      <w:numFmt w:val="bullet"/>
+      <w:lvlText w:val="o"/>
+      <w:lvlJc w:val="left"/>
+      <w:pPr>
+        <w:ind w:left="1440" w:hanging="360"/>
+      </w:pPr>
+      <w:rPr>
+        <w:rFonts w:ascii="Courier New" w:hAnsi="Courier New" w:cs="Courier New" w:hint="default"/>
+      </w:rPr>
+    </w:lvl>
+    <w:lvl w:ilvl="2" w:tplc="04090005" w:tentative="1">
+      <w:start w:val="1"/>
+      <w:numFmt w:val="bullet"/>
+      <w:lvlText w:val=""/>
+      <w:lvlJc w:val="left"/>
+      <w:pPr>
+        <w:ind w:left="2160" w:hanging="360"/>
+      </w:pPr>
+      <w:rPr>
+        <w:rFonts w:ascii="Wingdings" w:hAnsi="Wingdings" w:hint="default"/>
+      </w:rPr>
+    </w:lvl>
+    <w:lvl w:ilvl="3" w:tplc="04090001" w:tentative="1">
+      <w:start w:val="1"/>
+      <w:numFmt w:val="bullet"/>
+      <w:lvlText w:val=""/>
+      <w:lvlJc w:val="left"/>
+      <w:pPr>
+        <w:ind w:left="2880" w:hanging="360"/>
+      </w:pPr>
+      <w:rPr>
+        <w:rFonts w:ascii="Symbol" w:hAnsi="Symbol" w:hint="default"/>
+      </w:rPr>
+    </w:lvl>
+    <w:lvl w:ilvl="4" w:tplc="04090003" w:tentative="1">
+      <w:start w:val="1"/>
+      <w:numFmt w:val="bullet"/>
+      <w:lvlText w:val="o"/>
+      <w:lvlJc w:val="left"/>
+      <w:pPr>
+        <w:ind w:left="3600" w:hanging="360"/>
+      </w:pPr>
+      <w:rPr>
+        <w:rFonts w:ascii="Courier New" w:hAnsi="Courier New" w:cs="Courier New" w:hint="default"/>
+      </w:rPr>
+    </w:lvl>
+    <w:lvl w:ilvl="5" w:tplc="04090005" w:tentative="1">
+      <w:start w:val="1"/>
+      <w:numFmt w:val="bullet"/>
+      <w:lvlText w:val=""/>
+      <w:lvlJc w:val="left"/>
+      <w:pPr>
+        <w:ind w:left="4320" w:hanging="360"/>
+      </w:pPr>
+      <w:rPr>
+        <w:rFonts w:ascii="Wingdings" w:hAnsi="Wingdings" w:hint="default"/>
+      </w:rPr>
+    </w:lvl>
+    <w:lvl w:ilvl="6" w:tplc="04090001" w:tentative="1">
+      <w:start w:val="1"/>
+      <w:numFmt w:val="bullet"/>
+      <w:lvlText w:val=""/>
+      <w:lvlJc w:val="left"/>
+      <w:pPr>
+        <w:ind w:left="5040" w:hanging="360"/>
+      </w:pPr>
+      <w:rPr>
+        <w:rFonts w:ascii="Symbol" w:hAnsi="Symbol" w:hint="default"/>
+      </w:rPr>
+    </w:lvl>
+    <w:lvl w:ilvl="7" w:tplc="04090003" w:tentative="1">
+      <w:start w:val="1"/>
+      <w:numFmt w:val="bullet"/>
+      <w:lvlText w:val="o"/>
+      <w:lvlJc w:val="left"/>
+      <w:pPr>
+        <w:ind w:left="5760" w:hanging="360"/>
+      </w:pPr>
+      <w:rPr>
+        <w:rFonts w:ascii="Courier New" w:hAnsi="Courier New" w:cs="Courier New" w:hint="default"/>
+      </w:rPr>
+    </w:lvl>
+    <w:lvl w:ilvl="8" w:tplc="04090005" w:tentative="1">
+      <w:start w:val="1"/>
+      <w:numFmt w:val="bullet"/>
+      <w:lvlText w:val=""/>
+      <w:lvlJc w:val="left"/>
+      <w:pPr>
+        <w:ind w:left="6480" w:hanging="360"/>
+      </w:pPr>
+      <w:rPr>
+        <w:rFonts w:ascii="Wingdings" w:hAnsi="Wingdings" w:hint="default"/>
+      </w:rPr>
+    </w:lvl>
+  </w:abstractNum>
+  <w:abstractNum w:abstractNumId="1" w15:restartNumberingAfterBreak="0">
     <w:nsid w:val="05AB1CB6"/>
     <w:multiLevelType w:val="multilevel"/>
     <w:tmpl w:val="39C47D72"/>
@@ -6184,7 +6667,7 @@
       </w:rPr>
     </w:lvl>
   </w:abstractNum>
-  <w:abstractNum w:abstractNumId="1" w15:restartNumberingAfterBreak="0">
+  <w:abstractNum w:abstractNumId="2" w15:restartNumberingAfterBreak="0">
     <w:nsid w:val="073F3A48"/>
     <w:multiLevelType w:val="multilevel"/>
     <w:tmpl w:val="1348EF24"/>
@@ -6333,7 +6816,7 @@
       </w:rPr>
     </w:lvl>
   </w:abstractNum>
-  <w:abstractNum w:abstractNumId="2" w15:restartNumberingAfterBreak="0">
+  <w:abstractNum w:abstractNumId="3" w15:restartNumberingAfterBreak="0">
     <w:nsid w:val="09635619"/>
     <w:multiLevelType w:val="multilevel"/>
     <w:tmpl w:val="7A4C4986"/>
@@ -6482,7 +6965,7 @@
       </w:rPr>
     </w:lvl>
   </w:abstractNum>
-  <w:abstractNum w:abstractNumId="3" w15:restartNumberingAfterBreak="0">
+  <w:abstractNum w:abstractNumId="4" w15:restartNumberingAfterBreak="0">
     <w:nsid w:val="11692F66"/>
     <w:multiLevelType w:val="multilevel"/>
     <w:tmpl w:val="35427856"/>
@@ -6631,7 +7114,7 @@
       </w:rPr>
     </w:lvl>
   </w:abstractNum>
-  <w:abstractNum w:abstractNumId="4" w15:restartNumberingAfterBreak="0">
+  <w:abstractNum w:abstractNumId="5" w15:restartNumberingAfterBreak="0">
     <w:nsid w:val="11D004A2"/>
     <w:multiLevelType w:val="multilevel"/>
     <w:tmpl w:val="EB303B8E"/>
@@ -6780,7 +7263,120 @@
       </w:rPr>
     </w:lvl>
   </w:abstractNum>
-  <w:abstractNum w:abstractNumId="5" w15:restartNumberingAfterBreak="0">
+  <w:abstractNum w:abstractNumId="6" w15:restartNumberingAfterBreak="0">
+    <w:nsid w:val="179B3961"/>
+    <w:multiLevelType w:val="hybridMultilevel"/>
+    <w:tmpl w:val="E91A3876"/>
+    <w:lvl w:ilvl="0" w:tplc="04090001">
+      <w:start w:val="1"/>
+      <w:numFmt w:val="bullet"/>
+      <w:lvlText w:val=""/>
+      <w:lvlJc w:val="left"/>
+      <w:pPr>
+        <w:ind w:left="720" w:hanging="360"/>
+      </w:pPr>
+      <w:rPr>
+        <w:rFonts w:ascii="Symbol" w:hAnsi="Symbol" w:hint="default"/>
+      </w:rPr>
+    </w:lvl>
+    <w:lvl w:ilvl="1" w:tplc="04090003" w:tentative="1">
+      <w:start w:val="1"/>
+      <w:numFmt w:val="bullet"/>
+      <w:lvlText w:val="o"/>
+      <w:lvlJc w:val="left"/>
+      <w:pPr>
+        <w:ind w:left="1440" w:hanging="360"/>
+      </w:pPr>
+      <w:rPr>
+        <w:rFonts w:ascii="Courier New" w:hAnsi="Courier New" w:cs="Courier New" w:hint="default"/>
+      </w:rPr>
+    </w:lvl>
+    <w:lvl w:ilvl="2" w:tplc="04090005" w:tentative="1">
+      <w:start w:val="1"/>
+      <w:numFmt w:val="bullet"/>
+      <w:lvlText w:val=""/>
+      <w:lvlJc w:val="left"/>
+      <w:pPr>
+        <w:ind w:left="2160" w:hanging="360"/>
+      </w:pPr>
+      <w:rPr>
+        <w:rFonts w:ascii="Wingdings" w:hAnsi="Wingdings" w:hint="default"/>
+      </w:rPr>
+    </w:lvl>
+    <w:lvl w:ilvl="3" w:tplc="04090001" w:tentative="1">
+      <w:start w:val="1"/>
+      <w:numFmt w:val="bullet"/>
+      <w:lvlText w:val=""/>
+      <w:lvlJc w:val="left"/>
+      <w:pPr>
+        <w:ind w:left="2880" w:hanging="360"/>
+      </w:pPr>
+      <w:rPr>
+        <w:rFonts w:ascii="Symbol" w:hAnsi="Symbol" w:hint="default"/>
+      </w:rPr>
+    </w:lvl>
+    <w:lvl w:ilvl="4" w:tplc="04090003" w:tentative="1">
+      <w:start w:val="1"/>
+      <w:numFmt w:val="bullet"/>
+      <w:lvlText w:val="o"/>
+      <w:lvlJc w:val="left"/>
+      <w:pPr>
+        <w:ind w:left="3600" w:hanging="360"/>
+      </w:pPr>
+      <w:rPr>
+        <w:rFonts w:ascii="Courier New" w:hAnsi="Courier New" w:cs="Courier New" w:hint="default"/>
+      </w:rPr>
+    </w:lvl>
+    <w:lvl w:ilvl="5" w:tplc="04090005" w:tentative="1">
+      <w:start w:val="1"/>
+      <w:numFmt w:val="bullet"/>
+      <w:lvlText w:val=""/>
+      <w:lvlJc w:val="left"/>
+      <w:pPr>
+        <w:ind w:left="4320" w:hanging="360"/>
+      </w:pPr>
+      <w:rPr>
+        <w:rFonts w:ascii="Wingdings" w:hAnsi="Wingdings" w:hint="default"/>
+      </w:rPr>
+    </w:lvl>
+    <w:lvl w:ilvl="6" w:tplc="04090001" w:tentative="1">
+      <w:start w:val="1"/>
+      <w:numFmt w:val="bullet"/>
+      <w:lvlText w:val=""/>
+      <w:lvlJc w:val="left"/>
+      <w:pPr>
+        <w:ind w:left="5040" w:hanging="360"/>
+      </w:pPr>
+      <w:rPr>
+        <w:rFonts w:ascii="Symbol" w:hAnsi="Symbol" w:hint="default"/>
+      </w:rPr>
+    </w:lvl>
+    <w:lvl w:ilvl="7" w:tplc="04090003" w:tentative="1">
+      <w:start w:val="1"/>
+      <w:numFmt w:val="bullet"/>
+      <w:lvlText w:val="o"/>
+      <w:lvlJc w:val="left"/>
+      <w:pPr>
+        <w:ind w:left="5760" w:hanging="360"/>
+      </w:pPr>
+      <w:rPr>
+        <w:rFonts w:ascii="Courier New" w:hAnsi="Courier New" w:cs="Courier New" w:hint="default"/>
+      </w:rPr>
+    </w:lvl>
+    <w:lvl w:ilvl="8" w:tplc="04090005" w:tentative="1">
+      <w:start w:val="1"/>
+      <w:numFmt w:val="bullet"/>
+      <w:lvlText w:val=""/>
+      <w:lvlJc w:val="left"/>
+      <w:pPr>
+        <w:ind w:left="6480" w:hanging="360"/>
+      </w:pPr>
+      <w:rPr>
+        <w:rFonts w:ascii="Wingdings" w:hAnsi="Wingdings" w:hint="default"/>
+      </w:rPr>
+    </w:lvl>
+  </w:abstractNum>
+  <w:abstractNum w:abstractNumId="7" w15:restartNumberingAfterBreak="0">
     <w:nsid w:val="185941ED"/>
     <w:multiLevelType w:val="multilevel"/>
     <w:tmpl w:val="D0280E1C"/>
@@ -6929,7 +7525,7 @@
       </w:rPr>
     </w:lvl>
   </w:abstractNum>
-  <w:abstractNum w:abstractNumId="6" w15:restartNumberingAfterBreak="0">
+  <w:abstractNum w:abstractNumId="8" w15:restartNumberingAfterBreak="0">
     <w:nsid w:val="18703CD5"/>
     <w:multiLevelType w:val="hybridMultilevel"/>
     <w:tmpl w:val="F6FCCB56"/>
@@ -7017,7 +7613,7 @@
       </w:pPr>
     </w:lvl>
   </w:abstractNum>
-  <w:abstractNum w:abstractNumId="7" w15:restartNumberingAfterBreak="0">
+  <w:abstractNum w:abstractNumId="9" w15:restartNumberingAfterBreak="0">
     <w:nsid w:val="24323A01"/>
     <w:multiLevelType w:val="multilevel"/>
     <w:tmpl w:val="F5E63D26"/>
@@ -7130,7 +7726,7 @@
       </w:rPr>
     </w:lvl>
   </w:abstractNum>
-  <w:abstractNum w:abstractNumId="8" w15:restartNumberingAfterBreak="0">
+  <w:abstractNum w:abstractNumId="10" w15:restartNumberingAfterBreak="0">
     <w:nsid w:val="24C6678D"/>
     <w:multiLevelType w:val="hybridMultilevel"/>
     <w:tmpl w:val="9EE8B118"/>
@@ -7243,7 +7839,7 @@
       </w:rPr>
     </w:lvl>
   </w:abstractNum>
-  <w:abstractNum w:abstractNumId="9" w15:restartNumberingAfterBreak="0">
+  <w:abstractNum w:abstractNumId="11" w15:restartNumberingAfterBreak="0">
     <w:nsid w:val="26C50641"/>
     <w:multiLevelType w:val="hybridMultilevel"/>
     <w:tmpl w:val="3C3C3472"/>
@@ -7356,7 +7952,7 @@
       </w:rPr>
     </w:lvl>
   </w:abstractNum>
-  <w:abstractNum w:abstractNumId="10" w15:restartNumberingAfterBreak="0">
+  <w:abstractNum w:abstractNumId="12" w15:restartNumberingAfterBreak="0">
     <w:nsid w:val="2BE06BAD"/>
     <w:multiLevelType w:val="multilevel"/>
     <w:tmpl w:val="D7C432FE"/>
@@ -7469,7 +8065,7 @@
       </w:rPr>
     </w:lvl>
   </w:abstractNum>
-  <w:abstractNum w:abstractNumId="11" w15:restartNumberingAfterBreak="0">
+  <w:abstractNum w:abstractNumId="13" w15:restartNumberingAfterBreak="0">
     <w:nsid w:val="30B372F8"/>
     <w:multiLevelType w:val="multilevel"/>
     <w:tmpl w:val="D6C86214"/>
@@ -7618,7 +8214,7 @@
       </w:rPr>
     </w:lvl>
   </w:abstractNum>
-  <w:abstractNum w:abstractNumId="12" w15:restartNumberingAfterBreak="0">
+  <w:abstractNum w:abstractNumId="14" w15:restartNumberingAfterBreak="0">
     <w:nsid w:val="34D62690"/>
     <w:multiLevelType w:val="multilevel"/>
     <w:tmpl w:val="43D6F4DC"/>
@@ -7767,7 +8363,7 @@
       </w:rPr>
     </w:lvl>
   </w:abstractNum>
-  <w:abstractNum w:abstractNumId="13" w15:restartNumberingAfterBreak="0">
+  <w:abstractNum w:abstractNumId="15" w15:restartNumberingAfterBreak="0">
     <w:nsid w:val="35CD48C5"/>
     <w:multiLevelType w:val="multilevel"/>
     <w:tmpl w:val="3EEAE518"/>
@@ -7888,7 +8484,7 @@
       </w:rPr>
     </w:lvl>
   </w:abstractNum>
-  <w:abstractNum w:abstractNumId="14" w15:restartNumberingAfterBreak="0">
+  <w:abstractNum w:abstractNumId="16" w15:restartNumberingAfterBreak="0">
     <w:nsid w:val="37737244"/>
     <w:multiLevelType w:val="multilevel"/>
     <w:tmpl w:val="F13C4280"/>
@@ -8001,7 +8597,7 @@
       </w:rPr>
     </w:lvl>
   </w:abstractNum>
-  <w:abstractNum w:abstractNumId="15" w15:restartNumberingAfterBreak="0">
+  <w:abstractNum w:abstractNumId="17" w15:restartNumberingAfterBreak="0">
     <w:nsid w:val="37BE3EAE"/>
     <w:multiLevelType w:val="multilevel"/>
     <w:tmpl w:val="C5CE0A66"/>
@@ -8150,7 +8746,7 @@
       </w:rPr>
     </w:lvl>
   </w:abstractNum>
-  <w:abstractNum w:abstractNumId="16" w15:restartNumberingAfterBreak="0">
+  <w:abstractNum w:abstractNumId="18" w15:restartNumberingAfterBreak="0">
     <w:nsid w:val="3EFC11A7"/>
     <w:multiLevelType w:val="multilevel"/>
     <w:tmpl w:val="F3CEABB6"/>
@@ -8299,7 +8895,7 @@
       </w:rPr>
     </w:lvl>
   </w:abstractNum>
-  <w:abstractNum w:abstractNumId="17" w15:restartNumberingAfterBreak="0">
+  <w:abstractNum w:abstractNumId="19" w15:restartNumberingAfterBreak="0">
     <w:nsid w:val="40E00BC6"/>
     <w:multiLevelType w:val="hybridMultilevel"/>
     <w:tmpl w:val="9C40ED1A"/>
@@ -8412,7 +9008,7 @@
       </w:rPr>
     </w:lvl>
   </w:abstractNum>
-  <w:abstractNum w:abstractNumId="18" w15:restartNumberingAfterBreak="0">
+  <w:abstractNum w:abstractNumId="20" w15:restartNumberingAfterBreak="0">
     <w:nsid w:val="42212B00"/>
     <w:multiLevelType w:val="multilevel"/>
     <w:tmpl w:val="9F807436"/>
@@ -8525,7 +9121,7 @@
       </w:pPr>
     </w:lvl>
   </w:abstractNum>
-  <w:abstractNum w:abstractNumId="19" w15:restartNumberingAfterBreak="0">
+  <w:abstractNum w:abstractNumId="21" w15:restartNumberingAfterBreak="0">
     <w:nsid w:val="43C81AB0"/>
     <w:multiLevelType w:val="hybridMultilevel"/>
     <w:tmpl w:val="B6349EFE"/>
@@ -8614,7 +9210,7 @@
       </w:pPr>
     </w:lvl>
   </w:abstractNum>
-  <w:abstractNum w:abstractNumId="20" w15:restartNumberingAfterBreak="0">
+  <w:abstractNum w:abstractNumId="22" w15:restartNumberingAfterBreak="0">
     <w:nsid w:val="448A182D"/>
     <w:multiLevelType w:val="hybridMultilevel"/>
     <w:tmpl w:val="50A2B960"/>
@@ -8727,7 +9323,7 @@
       </w:rPr>
     </w:lvl>
   </w:abstractNum>
-  <w:abstractNum w:abstractNumId="21" w15:restartNumberingAfterBreak="0">
+  <w:abstractNum w:abstractNumId="23" w15:restartNumberingAfterBreak="0">
     <w:nsid w:val="4CF801E5"/>
     <w:multiLevelType w:val="multilevel"/>
     <w:tmpl w:val="ACE44842"/>
@@ -8840,7 +9436,7 @@
       </w:rPr>
     </w:lvl>
   </w:abstractNum>
-  <w:abstractNum w:abstractNumId="22" w15:restartNumberingAfterBreak="0">
+  <w:abstractNum w:abstractNumId="24" w15:restartNumberingAfterBreak="0">
     <w:nsid w:val="4EB00E22"/>
     <w:multiLevelType w:val="multilevel"/>
     <w:tmpl w:val="CBE47BE8"/>
@@ -8989,7 +9585,7 @@
       </w:rPr>
     </w:lvl>
   </w:abstractNum>
-  <w:abstractNum w:abstractNumId="23" w15:restartNumberingAfterBreak="0">
+  <w:abstractNum w:abstractNumId="25" w15:restartNumberingAfterBreak="0">
     <w:nsid w:val="4F6239C1"/>
     <w:multiLevelType w:val="hybridMultilevel"/>
     <w:tmpl w:val="068445EA"/>
@@ -9078,7 +9674,7 @@
       </w:pPr>
     </w:lvl>
   </w:abstractNum>
-  <w:abstractNum w:abstractNumId="24" w15:restartNumberingAfterBreak="0">
+  <w:abstractNum w:abstractNumId="26" w15:restartNumberingAfterBreak="0">
     <w:nsid w:val="51487497"/>
     <w:multiLevelType w:val="multilevel"/>
     <w:tmpl w:val="10143320"/>
@@ -9227,7 +9823,7 @@
       </w:rPr>
     </w:lvl>
   </w:abstractNum>
-  <w:abstractNum w:abstractNumId="25" w15:restartNumberingAfterBreak="0">
+  <w:abstractNum w:abstractNumId="27" w15:restartNumberingAfterBreak="0">
     <w:nsid w:val="537E419C"/>
     <w:multiLevelType w:val="multilevel"/>
     <w:tmpl w:val="9514AF24"/>
@@ -9376,7 +9972,7 @@
       </w:rPr>
     </w:lvl>
   </w:abstractNum>
-  <w:abstractNum w:abstractNumId="26" w15:restartNumberingAfterBreak="0">
+  <w:abstractNum w:abstractNumId="28" w15:restartNumberingAfterBreak="0">
     <w:nsid w:val="54271DB2"/>
     <w:multiLevelType w:val="hybridMultilevel"/>
     <w:tmpl w:val="FE6618FA"/>
@@ -9489,7 +10085,7 @@
       </w:rPr>
     </w:lvl>
   </w:abstractNum>
-  <w:abstractNum w:abstractNumId="27" w15:restartNumberingAfterBreak="0">
+  <w:abstractNum w:abstractNumId="29" w15:restartNumberingAfterBreak="0">
     <w:nsid w:val="590F6485"/>
     <w:multiLevelType w:val="multilevel"/>
     <w:tmpl w:val="293EA456"/>
@@ -9638,7 +10234,7 @@
       </w:rPr>
     </w:lvl>
   </w:abstractNum>
-  <w:abstractNum w:abstractNumId="28" w15:restartNumberingAfterBreak="0">
+  <w:abstractNum w:abstractNumId="30" w15:restartNumberingAfterBreak="0">
     <w:nsid w:val="5CCD719E"/>
     <w:multiLevelType w:val="multilevel"/>
     <w:tmpl w:val="025CE80A"/>
@@ -9787,7 +10383,7 @@
       </w:rPr>
     </w:lvl>
   </w:abstractNum>
-  <w:abstractNum w:abstractNumId="29" w15:restartNumberingAfterBreak="0">
+  <w:abstractNum w:abstractNumId="31" w15:restartNumberingAfterBreak="0">
     <w:nsid w:val="5DBB230E"/>
     <w:multiLevelType w:val="multilevel"/>
     <w:tmpl w:val="560EF338"/>
@@ -9900,7 +10496,7 @@
       </w:rPr>
     </w:lvl>
   </w:abstractNum>
-  <w:abstractNum w:abstractNumId="30" w15:restartNumberingAfterBreak="0">
+  <w:abstractNum w:abstractNumId="32" w15:restartNumberingAfterBreak="0">
     <w:nsid w:val="5EA824D3"/>
     <w:multiLevelType w:val="multilevel"/>
     <w:tmpl w:val="F5185F6C"/>
@@ -10013,7 +10609,7 @@
       </w:pPr>
     </w:lvl>
   </w:abstractNum>
-  <w:abstractNum w:abstractNumId="31" w15:restartNumberingAfterBreak="0">
+  <w:abstractNum w:abstractNumId="33" w15:restartNumberingAfterBreak="0">
     <w:nsid w:val="5FD370CF"/>
     <w:multiLevelType w:val="multilevel"/>
     <w:tmpl w:val="EF261E06"/>
@@ -10126,7 +10722,7 @@
       </w:rPr>
     </w:lvl>
   </w:abstractNum>
-  <w:abstractNum w:abstractNumId="32" w15:restartNumberingAfterBreak="0">
+  <w:abstractNum w:abstractNumId="34" w15:restartNumberingAfterBreak="0">
     <w:nsid w:val="602A6C3B"/>
     <w:multiLevelType w:val="hybridMultilevel"/>
     <w:tmpl w:val="C9EE6D82"/>
@@ -10215,7 +10811,7 @@
       </w:pPr>
     </w:lvl>
   </w:abstractNum>
-  <w:abstractNum w:abstractNumId="33" w15:restartNumberingAfterBreak="0">
+  <w:abstractNum w:abstractNumId="35" w15:restartNumberingAfterBreak="0">
     <w:nsid w:val="6471178C"/>
     <w:multiLevelType w:val="multilevel"/>
     <w:tmpl w:val="2946C04A"/>
@@ -10364,7 +10960,7 @@
       </w:rPr>
     </w:lvl>
   </w:abstractNum>
-  <w:abstractNum w:abstractNumId="34" w15:restartNumberingAfterBreak="0">
+  <w:abstractNum w:abstractNumId="36" w15:restartNumberingAfterBreak="0">
     <w:nsid w:val="6B8E6F6D"/>
     <w:multiLevelType w:val="hybridMultilevel"/>
     <w:tmpl w:val="D27C5C7C"/>
@@ -10477,7 +11073,7 @@
       </w:rPr>
     </w:lvl>
   </w:abstractNum>
-  <w:abstractNum w:abstractNumId="35" w15:restartNumberingAfterBreak="0">
+  <w:abstractNum w:abstractNumId="37" w15:restartNumberingAfterBreak="0">
     <w:nsid w:val="75535513"/>
     <w:multiLevelType w:val="multilevel"/>
     <w:tmpl w:val="03E4A980"/>
@@ -10626,7 +11222,7 @@
       </w:rPr>
     </w:lvl>
   </w:abstractNum>
-  <w:abstractNum w:abstractNumId="36" w15:restartNumberingAfterBreak="0">
+  <w:abstractNum w:abstractNumId="38" w15:restartNumberingAfterBreak="0">
     <w:nsid w:val="75905A00"/>
     <w:multiLevelType w:val="multilevel"/>
     <w:tmpl w:val="E8F8348C"/>
@@ -10775,7 +11371,7 @@
       </w:rPr>
     </w:lvl>
   </w:abstractNum>
-  <w:abstractNum w:abstractNumId="37" w15:restartNumberingAfterBreak="0">
+  <w:abstractNum w:abstractNumId="39" w15:restartNumberingAfterBreak="0">
     <w:nsid w:val="7B3448AF"/>
     <w:multiLevelType w:val="multilevel"/>
     <w:tmpl w:val="638A3FFE"/>
@@ -10924,7 +11520,7 @@
       </w:rPr>
     </w:lvl>
   </w:abstractNum>
-  <w:abstractNum w:abstractNumId="38" w15:restartNumberingAfterBreak="0">
+  <w:abstractNum w:abstractNumId="40" w15:restartNumberingAfterBreak="0">
     <w:nsid w:val="7E6945AE"/>
     <w:multiLevelType w:val="multilevel"/>
     <w:tmpl w:val="A8D0E23A"/>
@@ -11074,121 +11670,127 @@
     </w:lvl>
   </w:abstractNum>
   <w:num w:numId="1">
+    <w:abstractNumId w:val="22"/>
+  </w:num>
+  <w:num w:numId="2">
+    <w:abstractNumId w:val="19"/>
+  </w:num>
+  <w:num w:numId="3">
+    <w:abstractNumId w:val="10"/>
+  </w:num>
+  <w:num w:numId="4">
+    <w:abstractNumId w:val="36"/>
+  </w:num>
+  <w:num w:numId="5">
+    <w:abstractNumId w:val="8"/>
+  </w:num>
+  <w:num w:numId="6">
+    <w:abstractNumId w:val="11"/>
+  </w:num>
+  <w:num w:numId="7">
+    <w:abstractNumId w:val="27"/>
+  </w:num>
+  <w:num w:numId="8">
+    <w:abstractNumId w:val="7"/>
+  </w:num>
+  <w:num w:numId="9">
+    <w:abstractNumId w:val="35"/>
+  </w:num>
+  <w:num w:numId="10">
+    <w:abstractNumId w:val="18"/>
+  </w:num>
+  <w:num w:numId="11">
+    <w:abstractNumId w:val="17"/>
+  </w:num>
+  <w:num w:numId="12">
+    <w:abstractNumId w:val="39"/>
+  </w:num>
+  <w:num w:numId="13">
+    <w:abstractNumId w:val="37"/>
+  </w:num>
+  <w:num w:numId="14">
+    <w:abstractNumId w:val="24"/>
+  </w:num>
+  <w:num w:numId="15">
+    <w:abstractNumId w:val="26"/>
+  </w:num>
+  <w:num w:numId="16">
+    <w:abstractNumId w:val="29"/>
+  </w:num>
+  <w:num w:numId="17">
+    <w:abstractNumId w:val="15"/>
+  </w:num>
+  <w:num w:numId="18">
+    <w:abstractNumId w:val="25"/>
+  </w:num>
+  <w:num w:numId="19">
+    <w:abstractNumId w:val="21"/>
+  </w:num>
+  <w:num w:numId="20">
+    <w:abstractNumId w:val="33"/>
+  </w:num>
+  <w:num w:numId="21">
+    <w:abstractNumId w:val="9"/>
+  </w:num>
+  <w:num w:numId="22">
+    <w:abstractNumId w:val="12"/>
+  </w:num>
+  <w:num w:numId="23">
+    <w:abstractNumId w:val="23"/>
+  </w:num>
+  <w:num w:numId="24">
+    <w:abstractNumId w:val="16"/>
+  </w:num>
+  <w:num w:numId="25">
+    <w:abstractNumId w:val="31"/>
+  </w:num>
+  <w:num w:numId="26">
+    <w:abstractNumId w:val="34"/>
+  </w:num>
+  <w:num w:numId="27">
+    <w:abstractNumId w:val="40"/>
+  </w:num>
+  <w:num w:numId="28">
+    <w:abstractNumId w:val="30"/>
+  </w:num>
+  <w:num w:numId="29">
+    <w:abstractNumId w:val="13"/>
+  </w:num>
+  <w:num w:numId="30">
+    <w:abstractNumId w:val="2"/>
+  </w:num>
+  <w:num w:numId="31">
+    <w:abstractNumId w:val="14"/>
+  </w:num>
+  <w:num w:numId="32">
+    <w:abstractNumId w:val="5"/>
+  </w:num>
+  <w:num w:numId="33">
+    <w:abstractNumId w:val="3"/>
+  </w:num>
+  <w:num w:numId="34">
+    <w:abstractNumId w:val="4"/>
+  </w:num>
+  <w:num w:numId="35">
+    <w:abstractNumId w:val="38"/>
+  </w:num>
+  <w:num w:numId="36">
     <w:abstractNumId w:val="20"/>
   </w:num>
-  <w:num w:numId="2">
-    <w:abstractNumId w:val="17"/>
-  </w:num>
-  <w:num w:numId="3">
-    <w:abstractNumId w:val="8"/>
-  </w:num>
-  <w:num w:numId="4">
-    <w:abstractNumId w:val="34"/>
-  </w:num>
-  <w:num w:numId="5">
-    <w:abstractNumId w:val="6"/>
-  </w:num>
-  <w:num w:numId="6">
-    <w:abstractNumId w:val="9"/>
-  </w:num>
-  <w:num w:numId="7">
-    <w:abstractNumId w:val="25"/>
-  </w:num>
-  <w:num w:numId="8">
-    <w:abstractNumId w:val="5"/>
-  </w:num>
-  <w:num w:numId="9">
-    <w:abstractNumId w:val="33"/>
-  </w:num>
-  <w:num w:numId="10">
-    <w:abstractNumId w:val="16"/>
-  </w:num>
-  <w:num w:numId="11">
-    <w:abstractNumId w:val="15"/>
-  </w:num>
-  <w:num w:numId="12">
-    <w:abstractNumId w:val="37"/>
-  </w:num>
-  <w:num w:numId="13">
-    <w:abstractNumId w:val="35"/>
-  </w:num>
-  <w:num w:numId="14">
-    <w:abstractNumId w:val="22"/>
-  </w:num>
-  <w:num w:numId="15">
-    <w:abstractNumId w:val="24"/>
-  </w:num>
-  <w:num w:numId="16">
-    <w:abstractNumId w:val="27"/>
-  </w:num>
-  <w:num w:numId="17">
-    <w:abstractNumId w:val="13"/>
-  </w:num>
-  <w:num w:numId="18">
-    <w:abstractNumId w:val="23"/>
-  </w:num>
-  <w:num w:numId="19">
-    <w:abstractNumId w:val="19"/>
-  </w:num>
-  <w:num w:numId="20">
-    <w:abstractNumId w:val="31"/>
-  </w:num>
-  <w:num w:numId="21">
-    <w:abstractNumId w:val="7"/>
-  </w:num>
-  <w:num w:numId="22">
-    <w:abstractNumId w:val="10"/>
-  </w:num>
-  <w:num w:numId="23">
-    <w:abstractNumId w:val="21"/>
-  </w:num>
-  <w:num w:numId="24">
-    <w:abstractNumId w:val="14"/>
-  </w:num>
-  <w:num w:numId="25">
-    <w:abstractNumId w:val="29"/>
-  </w:num>
-  <w:num w:numId="26">
+  <w:num w:numId="37">
     <w:abstractNumId w:val="32"/>
   </w:num>
-  <w:num w:numId="27">
-    <w:abstractNumId w:val="38"/>
+  <w:num w:numId="38">
+    <w:abstractNumId w:val="1"/>
   </w:num>
-  <w:num w:numId="28">
+  <w:num w:numId="39">
     <w:abstractNumId w:val="28"/>
   </w:num>
-  <w:num w:numId="29">
-    <w:abstractNumId w:val="11"/>
-  </w:num>
-  <w:num w:numId="30">
-    <w:abstractNumId w:val="1"/>
-  </w:num>
-  <w:num w:numId="31">
-    <w:abstractNumId w:val="12"/>
-  </w:num>
-  <w:num w:numId="32">
-    <w:abstractNumId w:val="4"/>
-  </w:num>
-  <w:num w:numId="33">
-    <w:abstractNumId w:val="2"/>
-  </w:num>
-  <w:num w:numId="34">
-    <w:abstractNumId w:val="3"/>
-  </w:num>
-  <w:num w:numId="35">
-    <w:abstractNumId w:val="36"/>
-  </w:num>
-  <w:num w:numId="36">
-    <w:abstractNumId w:val="18"/>
-  </w:num>
-  <w:num w:numId="37">
-    <w:abstractNumId w:val="30"/>
-  </w:num>
-  <w:num w:numId="38">
+  <w:num w:numId="40">
     <w:abstractNumId w:val="0"/>
   </w:num>
-  <w:num w:numId="39">
-    <w:abstractNumId w:val="26"/>
+  <w:num w:numId="41">
+    <w:abstractNumId w:val="6"/>
   </w:num>
   <w:numIdMacAtCleanup w:val="5"/>
 </w:numbering>
@@ -11792,7 +12394,6 @@
   <w:style w:type="character" w:default="1" w:styleId="DefaultParagraphFont">
     <w:name w:val="Default Paragraph Font"/>
     <w:uiPriority w:val="1"/>
-    <w:semiHidden/>
     <w:unhideWhenUsed/>
   </w:style>
   <w:style w:type="table" w:default="1" w:styleId="TableNormal">
@@ -12657,7 +13258,7 @@
 </file>
 
 <file path=customXml/itemProps1.xml><?xml version="1.0" encoding="utf-8"?>
-<ds:datastoreItem xmlns:ds="http://schemas.openxmlformats.org/officeDocument/2006/customXml" ds:itemID="{C90FD211-ADFB-4D7A-AFE1-0293D8D3D0FC}">
+<ds:datastoreItem xmlns:ds="http://schemas.openxmlformats.org/officeDocument/2006/customXml" ds:itemID="{47352342-DBF7-4A63-9050-EFC9AB73F8C8}">
   <ds:schemaRefs>
     <ds:schemaRef ds:uri="http://schemas.openxmlformats.org/officeDocument/2006/bibliography"/>
   </ds:schemaRefs>

--- a/doc/Mandala.docx
+++ b/doc/Mandala.docx
@@ -3837,8 +3837,6 @@
       <w:r>
         <w:t>Results</w:t>
       </w:r>
-      <w:bookmarkStart w:id="3" w:name="_GoBack"/>
-      <w:bookmarkEnd w:id="3"/>
     </w:p>
     <w:p>
       <w:pPr>
@@ -5377,6 +5375,136 @@
     </w:p>
     <w:p>
       <w:pPr>
+        <w:rPr>
+          <w:sz w:val="24"/>
+          <w:szCs w:val="24"/>
+        </w:rPr>
+      </w:pPr>
+      <w:r>
+        <w:rPr>
+          <w:sz w:val="24"/>
+          <w:szCs w:val="24"/>
+        </w:rPr>
+        <w:t xml:space="preserve">Mandala demonstrates </w:t>
+      </w:r>
+      <w:r>
+        <w:rPr>
+          <w:sz w:val="24"/>
+          <w:szCs w:val="24"/>
+        </w:rPr>
+        <w:t xml:space="preserve">promise </w:t>
+      </w:r>
+      <w:r>
+        <w:rPr>
+          <w:sz w:val="24"/>
+          <w:szCs w:val="24"/>
+        </w:rPr>
+        <w:t>that external hierarchical temporal state accumulation enables neural networks to handle interruptions and multitasking more eff</w:t>
+      </w:r>
+      <w:r>
+        <w:rPr>
+          <w:sz w:val="24"/>
+          <w:szCs w:val="24"/>
+        </w:rPr>
+        <w:t>ectively than conventional RNNs as evidenced by</w:t>
+      </w:r>
+      <w:r>
+        <w:rPr>
+          <w:sz w:val="24"/>
+          <w:szCs w:val="24"/>
+        </w:rPr>
+        <w:t xml:space="preserve"> </w:t>
+      </w:r>
+      <w:r>
+        <w:rPr>
+          <w:sz w:val="24"/>
+          <w:szCs w:val="24"/>
+        </w:rPr>
+        <w:t>a</w:t>
+      </w:r>
+      <w:r>
+        <w:rPr>
+          <w:sz w:val="24"/>
+          <w:szCs w:val="24"/>
+        </w:rPr>
+        <w:t xml:space="preserve"> 68% performance improvement over LSTM</w:t>
+      </w:r>
+      <w:r>
+        <w:rPr>
+          <w:sz w:val="24"/>
+          <w:szCs w:val="24"/>
+        </w:rPr>
+        <w:t>s (5.66% vs. 17.81% error rate).</w:t>
+      </w:r>
+    </w:p>
+    <w:p>
+      <w:pPr>
+        <w:rPr>
+          <w:sz w:val="24"/>
+          <w:szCs w:val="24"/>
+        </w:rPr>
+      </w:pPr>
+      <w:r>
+        <w:rPr>
+          <w:sz w:val="24"/>
+          <w:szCs w:val="24"/>
+        </w:rPr>
+        <w:t xml:space="preserve">By maintaining separable contextual tiers, Mandala preserves information about concurrent causation chains that </w:t>
+      </w:r>
+      <w:r>
+        <w:rPr>
+          <w:sz w:val="24"/>
+          <w:szCs w:val="24"/>
+        </w:rPr>
+        <w:t>might</w:t>
+      </w:r>
+      <w:r>
+        <w:rPr>
+          <w:sz w:val="24"/>
+          <w:szCs w:val="24"/>
+        </w:rPr>
+        <w:t xml:space="preserve"> otherwise interfere in standard recurrent architectures. This approach offers both predictive capability and explicit causation labeling, making it particularly suitable for goal-directed systems like Mona that require identified causal relationships.</w:t>
+      </w:r>
+      <w:r>
+        <w:rPr>
+          <w:sz w:val="24"/>
+          <w:szCs w:val="24"/>
+        </w:rPr>
+        <w:t xml:space="preserve"> </w:t>
+      </w:r>
+      <w:r>
+        <w:rPr>
+          <w:sz w:val="24"/>
+          <w:szCs w:val="24"/>
+        </w:rPr>
+        <w:t>A likely candidate</w:t>
+      </w:r>
+      <w:r>
+        <w:rPr>
+          <w:sz w:val="24"/>
+          <w:szCs w:val="24"/>
+        </w:rPr>
+        <w:t xml:space="preserve"> for future work would be</w:t>
+      </w:r>
+      <w:bookmarkStart w:id="3" w:name="_GoBack"/>
+      <w:bookmarkEnd w:id="3"/>
+      <w:r>
+        <w:rPr>
+          <w:sz w:val="24"/>
+          <w:szCs w:val="24"/>
+        </w:rPr>
+        <w:t xml:space="preserve"> to retrofit the honey bee foraging system presented in Portegys (2022</w:t>
+      </w:r>
+      <w:r>
+        <w:rPr>
+          <w:sz w:val="24"/>
+          <w:szCs w:val="24"/>
+        </w:rPr>
+        <w:t>) to use Mandala.</w:t>
+      </w:r>
+    </w:p>
+    <w:p>
+      <w:pPr>
         <w:pStyle w:val="Heading1"/>
       </w:pPr>
       <w:r>
@@ -5398,6 +5526,7 @@
           <w:sz w:val="24"/>
           <w:szCs w:val="24"/>
         </w:rPr>
+        <w:lastRenderedPageBreak/>
         <w:t>Forgione, M.</w:t>
       </w:r>
       <w:r>
@@ -5776,7 +5905,6 @@
           <w:sz w:val="24"/>
           <w:szCs w:val="24"/>
         </w:rPr>
-        <w:lastRenderedPageBreak/>
         <w:t xml:space="preserve">Numenta (2021). </w:t>
       </w:r>
       <w:r>
@@ -13258,7 +13386,7 @@
 </file>
 
 <file path=customXml/itemProps1.xml><?xml version="1.0" encoding="utf-8"?>
-<ds:datastoreItem xmlns:ds="http://schemas.openxmlformats.org/officeDocument/2006/customXml" ds:itemID="{47352342-DBF7-4A63-9050-EFC9AB73F8C8}">
+<ds:datastoreItem xmlns:ds="http://schemas.openxmlformats.org/officeDocument/2006/customXml" ds:itemID="{A1011289-CFA2-41F5-979B-B3F5B9405FDE}">
   <ds:schemaRefs>
     <ds:schemaRef ds:uri="http://schemas.openxmlformats.org/officeDocument/2006/bibliography"/>
   </ds:schemaRefs>

--- a/doc/Mandala.docx
+++ b/doc/Mandala.docx
@@ -168,7 +168,18 @@
           <w:sz w:val="24"/>
           <w:szCs w:val="24"/>
         </w:rPr>
-        <w:t>This project is an effort to combine the Morphognosis and Mona neural network models into a comprehensive model for learning and behavior called Mandala. Mona features a contextual causation learning with goal-directed motivation. Mo</w:t>
+        <w:t>This project i</w:t>
+      </w:r>
+      <w:bookmarkStart w:id="3" w:name="_GoBack"/>
+      <w:bookmarkEnd w:id="3"/>
+      <w:r>
+        <w:rPr>
+          <w:rFonts w:ascii="Calibri" w:eastAsia="Calibri" w:hAnsi="Calibri" w:cs="Calibri"/>
+          <w:color w:val="000000"/>
+          <w:sz w:val="24"/>
+          <w:szCs w:val="24"/>
+        </w:rPr>
+        <w:t>s an effort to combine the Morphognosis and Mona neural network models into a comprehensive model for learning and behavior called Mandala. Mona features a contextual causation learning with goal-directed motivation. Mo</w:t>
       </w:r>
       <w:r>
         <w:rPr>
@@ -3486,7 +3497,21 @@
           <w:sz w:val="24"/>
           <w:szCs w:val="24"/>
         </w:rPr>
-        <w:t xml:space="preserve"> scenario:</w:t>
+        <w:t xml:space="preserve"> scenario</w:t>
+      </w:r>
+      <w:r>
+        <w:rPr>
+          <w:sz w:val="24"/>
+          <w:szCs w:val="24"/>
+        </w:rPr>
+        <w:t>, where the number triples are encodings</w:t>
+      </w:r>
+      <w:r>
+        <w:rPr>
+          <w:sz w:val="24"/>
+          <w:szCs w:val="24"/>
+        </w:rPr>
+        <w:t>:</w:t>
       </w:r>
     </w:p>
     <w:p>
@@ -5385,14 +5410,21 @@
           <w:sz w:val="24"/>
           <w:szCs w:val="24"/>
         </w:rPr>
-        <w:t xml:space="preserve">Mandala demonstrates </w:t>
-      </w:r>
-      <w:r>
-        <w:rPr>
-          <w:sz w:val="24"/>
-          <w:szCs w:val="24"/>
-        </w:rPr>
-        <w:t xml:space="preserve">promise </w:t>
+        <w:t xml:space="preserve">Mandala </w:t>
+      </w:r>
+      <w:r>
+        <w:rPr>
+          <w:sz w:val="24"/>
+          <w:szCs w:val="24"/>
+        </w:rPr>
+        <w:t>suggests</w:t>
+      </w:r>
+      <w:r>
+        <w:rPr>
+          <w:sz w:val="24"/>
+          <w:szCs w:val="24"/>
+        </w:rPr>
+        <w:t xml:space="preserve"> </w:t>
       </w:r>
       <w:r>
         <w:rPr>
@@ -5486,8 +5518,6 @@
         </w:rPr>
         <w:t xml:space="preserve"> for future work would be</w:t>
       </w:r>
-      <w:bookmarkStart w:id="3" w:name="_GoBack"/>
-      <w:bookmarkEnd w:id="3"/>
       <w:r>
         <w:rPr>
           <w:sz w:val="24"/>
@@ -5526,7 +5556,6 @@
           <w:sz w:val="24"/>
           <w:szCs w:val="24"/>
         </w:rPr>
-        <w:lastRenderedPageBreak/>
         <w:t>Forgione, M.</w:t>
       </w:r>
       <w:r>
@@ -5582,6 +5611,7 @@
           <w:szCs w:val="24"/>
           <w:u w:val="none"/>
         </w:rPr>
+        <w:lastRenderedPageBreak/>
         <w:t>Graves, A., Wayne</w:t>
       </w:r>
       <w:r>
@@ -12522,6 +12552,7 @@
   <w:style w:type="character" w:default="1" w:styleId="DefaultParagraphFont">
     <w:name w:val="Default Paragraph Font"/>
     <w:uiPriority w:val="1"/>
+    <w:semiHidden/>
     <w:unhideWhenUsed/>
   </w:style>
   <w:style w:type="table" w:default="1" w:styleId="TableNormal">
@@ -13386,7 +13417,7 @@
 </file>
 
 <file path=customXml/itemProps1.xml><?xml version="1.0" encoding="utf-8"?>
-<ds:datastoreItem xmlns:ds="http://schemas.openxmlformats.org/officeDocument/2006/customXml" ds:itemID="{A1011289-CFA2-41F5-979B-B3F5B9405FDE}">
+<ds:datastoreItem xmlns:ds="http://schemas.openxmlformats.org/officeDocument/2006/customXml" ds:itemID="{F088B5DC-153E-4657-A073-09F5FBD8F2F7}">
   <ds:schemaRefs>
     <ds:schemaRef ds:uri="http://schemas.openxmlformats.org/officeDocument/2006/bibliography"/>
   </ds:schemaRefs>

--- a/doc/Mandala.docx
+++ b/doc/Mandala.docx
@@ -168,10 +168,8 @@
           <w:sz w:val="24"/>
           <w:szCs w:val="24"/>
         </w:rPr>
-        <w:t>This project i</w:t>
-      </w:r>
-      <w:bookmarkStart w:id="3" w:name="_GoBack"/>
-      <w:bookmarkEnd w:id="3"/>
+        <w:t xml:space="preserve">Natural environments abound in event streams that require interruption tolerance and multitasking. </w:t>
+      </w:r>
       <w:r>
         <w:rPr>
           <w:rFonts w:ascii="Calibri" w:eastAsia="Calibri" w:hAnsi="Calibri" w:cs="Calibri"/>
@@ -179,7 +177,7 @@
           <w:sz w:val="24"/>
           <w:szCs w:val="24"/>
         </w:rPr>
-        <w:t>s an effort to combine the Morphognosis and Mona neural network models into a comprehensive model for learning and behavior called Mandala. Mona features a contextual causation learning with goal-directed motivation. Mo</w:t>
+        <w:t xml:space="preserve">This project introduces </w:t>
       </w:r>
       <w:r>
         <w:rPr>
@@ -188,7 +186,7 @@
           <w:sz w:val="24"/>
           <w:szCs w:val="24"/>
         </w:rPr>
-        <w:t>r</w:t>
+        <w:t>Mandala</w:t>
       </w:r>
       <w:r>
         <w:rPr>
@@ -197,7 +195,7 @@
           <w:sz w:val="24"/>
           <w:szCs w:val="24"/>
         </w:rPr>
-        <w:t>phognosis features contextual multil</w:t>
+        <w:t xml:space="preserve">, a neural network that </w:t>
       </w:r>
       <w:r>
         <w:rPr>
@@ -206,7 +204,7 @@
           <w:sz w:val="24"/>
           <w:szCs w:val="24"/>
         </w:rPr>
-        <w:t xml:space="preserve">ayer perceptron </w:t>
+        <w:t>improves</w:t>
       </w:r>
       <w:r>
         <w:rPr>
@@ -215,7 +213,7 @@
           <w:sz w:val="24"/>
           <w:szCs w:val="24"/>
         </w:rPr>
-        <w:t xml:space="preserve">(MLP) learning. Mandala achieves this by </w:t>
+        <w:t xml:space="preserve"> multitasking </w:t>
       </w:r>
       <w:r>
         <w:rPr>
@@ -224,7 +222,7 @@
           <w:sz w:val="24"/>
           <w:szCs w:val="24"/>
         </w:rPr>
-        <w:t>accumulating</w:t>
+        <w:t>in the form</w:t>
       </w:r>
       <w:r>
         <w:rPr>
@@ -233,7 +231,7 @@
           <w:sz w:val="24"/>
           <w:szCs w:val="24"/>
         </w:rPr>
-        <w:t xml:space="preserve"> </w:t>
+        <w:t xml:space="preserve"> of </w:t>
       </w:r>
       <w:r>
         <w:rPr>
@@ -242,7 +240,7 @@
           <w:sz w:val="24"/>
           <w:szCs w:val="24"/>
         </w:rPr>
-        <w:t xml:space="preserve">contextual </w:t>
+        <w:t xml:space="preserve">dealing with </w:t>
       </w:r>
       <w:r>
         <w:rPr>
@@ -251,7 +249,7 @@
           <w:sz w:val="24"/>
           <w:szCs w:val="24"/>
         </w:rPr>
-        <w:t xml:space="preserve">tiers of </w:t>
+        <w:t xml:space="preserve">intervening events from overlaid causation chains, a capability that </w:t>
       </w:r>
       <w:r>
         <w:rPr>
@@ -260,7 +258,7 @@
           <w:sz w:val="24"/>
           <w:szCs w:val="24"/>
         </w:rPr>
-        <w:t xml:space="preserve">temporal </w:t>
+        <w:t xml:space="preserve">a </w:t>
       </w:r>
       <w:r>
         <w:rPr>
@@ -269,7 +267,7 @@
           <w:sz w:val="24"/>
           <w:szCs w:val="24"/>
         </w:rPr>
-        <w:t xml:space="preserve">states </w:t>
+        <w:t xml:space="preserve">conventional recurrent </w:t>
       </w:r>
       <w:r>
         <w:rPr>
@@ -278,7 +276,7 @@
           <w:sz w:val="24"/>
           <w:szCs w:val="24"/>
         </w:rPr>
-        <w:t>that are</w:t>
+        <w:t>artificial neural network (RNN</w:t>
       </w:r>
       <w:r>
         <w:rPr>
@@ -287,7 +285,7 @@
           <w:sz w:val="24"/>
           <w:szCs w:val="24"/>
         </w:rPr>
-        <w:t xml:space="preserve"> fed into an MLP at each time step. </w:t>
+        <w:t>) struggle</w:t>
       </w:r>
       <w:r>
         <w:rPr>
@@ -296,7 +294,7 @@
           <w:sz w:val="24"/>
           <w:szCs w:val="24"/>
         </w:rPr>
-        <w:t xml:space="preserve">Natural environments abound in event streams that require </w:t>
+        <w:t>s</w:t>
       </w:r>
       <w:r>
         <w:rPr>
@@ -305,7 +303,7 @@
           <w:sz w:val="24"/>
           <w:szCs w:val="24"/>
         </w:rPr>
-        <w:t xml:space="preserve">interruption tolerance and </w:t>
+        <w:t xml:space="preserve"> with</w:t>
       </w:r>
       <w:r>
         <w:rPr>
@@ -314,7 +312,7 @@
           <w:sz w:val="24"/>
           <w:szCs w:val="24"/>
         </w:rPr>
-        <w:t>multitasking</w:t>
+        <w:t>, as evidenced by the results</w:t>
       </w:r>
       <w:r>
         <w:rPr>
@@ -323,7 +321,7 @@
           <w:sz w:val="24"/>
           <w:szCs w:val="24"/>
         </w:rPr>
-        <w:t>. Mandala</w:t>
+        <w:t>.</w:t>
       </w:r>
       <w:r>
         <w:rPr>
@@ -332,7 +330,7 @@
           <w:sz w:val="24"/>
           <w:szCs w:val="24"/>
         </w:rPr>
-        <w:t xml:space="preserve"> affords multitasking as it is robust in the</w:t>
+        <w:t xml:space="preserve"> </w:t>
       </w:r>
       <w:r>
         <w:rPr>
@@ -341,7 +339,7 @@
           <w:sz w:val="24"/>
           <w:szCs w:val="24"/>
         </w:rPr>
-        <w:t xml:space="preserve"> presence of intervening events from o</w:t>
+        <w:t xml:space="preserve">This capability </w:t>
       </w:r>
       <w:r>
         <w:rPr>
@@ -350,7 +348,7 @@
           <w:sz w:val="24"/>
           <w:szCs w:val="24"/>
         </w:rPr>
-        <w:t xml:space="preserve">verlaid causation </w:t>
+        <w:t>is also tolerant of</w:t>
       </w:r>
       <w:r>
         <w:rPr>
@@ -359,7 +357,7 @@
           <w:sz w:val="24"/>
           <w:szCs w:val="24"/>
         </w:rPr>
-        <w:t>chains</w:t>
+        <w:t xml:space="preserve"> </w:t>
       </w:r>
       <w:r>
         <w:rPr>
@@ -368,7 +366,7 @@
           <w:sz w:val="24"/>
           <w:szCs w:val="24"/>
         </w:rPr>
-        <w:t xml:space="preserve">, </w:t>
+        <w:t xml:space="preserve">interrupting events. </w:t>
       </w:r>
       <w:r>
         <w:rPr>
@@ -377,7 +375,7 @@
           <w:sz w:val="24"/>
           <w:szCs w:val="24"/>
         </w:rPr>
-        <w:t>a capability</w:t>
+        <w:t>Mandala achieves this by accumulating contextual tiers of temporal states that are</w:t>
       </w:r>
       <w:r>
         <w:rPr>
@@ -386,7 +384,7 @@
           <w:sz w:val="24"/>
           <w:szCs w:val="24"/>
         </w:rPr>
-        <w:t xml:space="preserve"> that</w:t>
+        <w:t xml:space="preserve"> fed into a</w:t>
       </w:r>
       <w:r>
         <w:rPr>
@@ -395,7 +393,7 @@
           <w:sz w:val="24"/>
           <w:szCs w:val="24"/>
         </w:rPr>
-        <w:t xml:space="preserve"> conventional recurrent artificial neural networks (RNNs) struggle with.</w:t>
+        <w:t xml:space="preserve"> </w:t>
       </w:r>
       <w:r>
         <w:rPr>
@@ -404,7 +402,7 @@
           <w:sz w:val="24"/>
           <w:szCs w:val="24"/>
         </w:rPr>
-        <w:t xml:space="preserve"> </w:t>
+        <w:t xml:space="preserve">multilayer perceptron </w:t>
       </w:r>
       <w:r>
         <w:rPr>
@@ -413,7 +411,124 @@
           <w:sz w:val="24"/>
           <w:szCs w:val="24"/>
         </w:rPr>
-        <w:t xml:space="preserve">The results bear this out. </w:t>
+        <w:t>(</w:t>
+      </w:r>
+      <w:r>
+        <w:rPr>
+          <w:rFonts w:ascii="Calibri" w:eastAsia="Calibri" w:hAnsi="Calibri" w:cs="Calibri"/>
+          <w:color w:val="000000"/>
+          <w:sz w:val="24"/>
+          <w:szCs w:val="24"/>
+        </w:rPr>
+        <w:t>MLP</w:t>
+      </w:r>
+      <w:r>
+        <w:rPr>
+          <w:rFonts w:ascii="Calibri" w:eastAsia="Calibri" w:hAnsi="Calibri" w:cs="Calibri"/>
+          <w:color w:val="000000"/>
+          <w:sz w:val="24"/>
+          <w:szCs w:val="24"/>
+        </w:rPr>
+        <w:t>)</w:t>
+      </w:r>
+      <w:r>
+        <w:rPr>
+          <w:rFonts w:ascii="Calibri" w:eastAsia="Calibri" w:hAnsi="Calibri" w:cs="Calibri"/>
+          <w:color w:val="000000"/>
+          <w:sz w:val="24"/>
+          <w:szCs w:val="24"/>
+        </w:rPr>
+        <w:t xml:space="preserve"> at each time step. </w:t>
+      </w:r>
+      <w:r>
+        <w:rPr>
+          <w:rFonts w:ascii="Calibri" w:eastAsia="Calibri" w:hAnsi="Calibri" w:cs="Calibri"/>
+          <w:color w:val="000000"/>
+          <w:sz w:val="24"/>
+          <w:szCs w:val="24"/>
+        </w:rPr>
+        <w:t>Mandala</w:t>
+      </w:r>
+      <w:r>
+        <w:rPr>
+          <w:rFonts w:ascii="Calibri" w:eastAsia="Calibri" w:hAnsi="Calibri" w:cs="Calibri"/>
+          <w:color w:val="000000"/>
+          <w:sz w:val="24"/>
+          <w:szCs w:val="24"/>
+        </w:rPr>
+        <w:t xml:space="preserve"> is </w:t>
+      </w:r>
+      <w:r>
+        <w:rPr>
+          <w:rFonts w:ascii="Calibri" w:eastAsia="Calibri" w:hAnsi="Calibri" w:cs="Calibri"/>
+          <w:color w:val="000000"/>
+          <w:sz w:val="24"/>
+          <w:szCs w:val="24"/>
+        </w:rPr>
+        <w:t xml:space="preserve">also </w:t>
+      </w:r>
+      <w:r>
+        <w:rPr>
+          <w:rFonts w:ascii="Calibri" w:eastAsia="Calibri" w:hAnsi="Calibri" w:cs="Calibri"/>
+          <w:color w:val="000000"/>
+          <w:sz w:val="24"/>
+          <w:szCs w:val="24"/>
+        </w:rPr>
+        <w:t>an effort to combine the Morphognosis and Mona neural network models into a comprehensive model for lear</w:t>
+      </w:r>
+      <w:r>
+        <w:rPr>
+          <w:rFonts w:ascii="Calibri" w:eastAsia="Calibri" w:hAnsi="Calibri" w:cs="Calibri"/>
+          <w:color w:val="000000"/>
+          <w:sz w:val="24"/>
+          <w:szCs w:val="24"/>
+        </w:rPr>
+        <w:t>ning and behavior</w:t>
+      </w:r>
+      <w:r>
+        <w:rPr>
+          <w:rFonts w:ascii="Calibri" w:eastAsia="Calibri" w:hAnsi="Calibri" w:cs="Calibri"/>
+          <w:color w:val="000000"/>
+          <w:sz w:val="24"/>
+          <w:szCs w:val="24"/>
+        </w:rPr>
+        <w:t>. Mona features a contextual causation learning with goal-directed motivation. Mo</w:t>
+      </w:r>
+      <w:r>
+        <w:rPr>
+          <w:rFonts w:ascii="Calibri" w:eastAsia="Calibri" w:hAnsi="Calibri" w:cs="Calibri"/>
+          <w:color w:val="000000"/>
+          <w:sz w:val="24"/>
+          <w:szCs w:val="24"/>
+        </w:rPr>
+        <w:t>r</w:t>
+      </w:r>
+      <w:r>
+        <w:rPr>
+          <w:rFonts w:ascii="Calibri" w:eastAsia="Calibri" w:hAnsi="Calibri" w:cs="Calibri"/>
+          <w:color w:val="000000"/>
+          <w:sz w:val="24"/>
+          <w:szCs w:val="24"/>
+        </w:rPr>
+        <w:t xml:space="preserve">phognosis features contextual </w:t>
+      </w:r>
+      <w:r>
+        <w:rPr>
+          <w:rFonts w:ascii="Calibri" w:eastAsia="Calibri" w:hAnsi="Calibri" w:cs="Calibri"/>
+          <w:color w:val="000000"/>
+          <w:sz w:val="24"/>
+          <w:szCs w:val="24"/>
+        </w:rPr>
+        <w:t>MLP</w:t>
+      </w:r>
+      <w:r>
+        <w:rPr>
+          <w:rFonts w:ascii="Calibri" w:eastAsia="Calibri" w:hAnsi="Calibri" w:cs="Calibri"/>
+          <w:color w:val="000000"/>
+          <w:sz w:val="24"/>
+          <w:szCs w:val="24"/>
+        </w:rPr>
+        <w:t xml:space="preserve"> learning. </w:t>
       </w:r>
       <w:r>
         <w:rPr>
@@ -591,21 +706,84 @@
           <w:sz w:val="24"/>
           <w:szCs w:val="24"/>
         </w:rPr>
-        <w:t>. They spend their days and nights building and repairing their nest, brooding eggs, hunting, and fending off threats. In one segment Shadow is seen screaming for Jackie to help with intruding ravens that have in the past destroyed their eggs. He knows he must remain sitting atop them. She has been gone overlong and he must be hungry. This</w:t>
-      </w:r>
-      <w:r>
-        <w:rPr>
-          <w:sz w:val="24"/>
-          <w:szCs w:val="24"/>
-        </w:rPr>
-        <w:t xml:space="preserve"> in general</w:t>
-      </w:r>
-      <w:r>
-        <w:rPr>
-          <w:sz w:val="24"/>
-          <w:szCs w:val="24"/>
-        </w:rPr>
-        <w:t xml:space="preserve"> is a typical condition for animals</w:t>
+        <w:t xml:space="preserve">. They spend their days and nights building and repairing their nest, brooding eggs, hunting, and fending off threats. In one segment Shadow is seen screaming for Jackie to help with intruding ravens that have in the past destroyed their eggs. He knows he must remain sitting atop </w:t>
+      </w:r>
+      <w:r>
+        <w:rPr>
+          <w:sz w:val="24"/>
+          <w:szCs w:val="24"/>
+        </w:rPr>
+        <w:t>the eggs</w:t>
+      </w:r>
+      <w:r>
+        <w:rPr>
+          <w:sz w:val="24"/>
+          <w:szCs w:val="24"/>
+        </w:rPr>
+        <w:t xml:space="preserve">. </w:t>
+      </w:r>
+      <w:r>
+        <w:rPr>
+          <w:sz w:val="24"/>
+          <w:szCs w:val="24"/>
+        </w:rPr>
+        <w:t>Jackie</w:t>
+      </w:r>
+      <w:r>
+        <w:rPr>
+          <w:sz w:val="24"/>
+          <w:szCs w:val="24"/>
+        </w:rPr>
+        <w:t xml:space="preserve"> has been gone overlong and he must be hungry. </w:t>
+      </w:r>
+      <w:r>
+        <w:rPr>
+          <w:sz w:val="24"/>
+          <w:szCs w:val="24"/>
+        </w:rPr>
+        <w:t>Such c</w:t>
+      </w:r>
+      <w:r>
+        <w:rPr>
+          <w:sz w:val="24"/>
+          <w:szCs w:val="24"/>
+        </w:rPr>
+        <w:t xml:space="preserve">haotic </w:t>
+      </w:r>
+      <w:r>
+        <w:rPr>
+          <w:sz w:val="24"/>
+          <w:szCs w:val="24"/>
+        </w:rPr>
+        <w:t>condition</w:t>
+      </w:r>
+      <w:r>
+        <w:rPr>
+          <w:sz w:val="24"/>
+          <w:szCs w:val="24"/>
+        </w:rPr>
+        <w:t>s are frequent</w:t>
+      </w:r>
+      <w:r>
+        <w:rPr>
+          <w:sz w:val="24"/>
+          <w:szCs w:val="24"/>
+        </w:rPr>
+        <w:t xml:space="preserve"> for </w:t>
+      </w:r>
+      <w:r>
+        <w:rPr>
+          <w:sz w:val="24"/>
+          <w:szCs w:val="24"/>
+        </w:rPr>
+        <w:t xml:space="preserve">many </w:t>
+      </w:r>
+      <w:r>
+        <w:rPr>
+          <w:sz w:val="24"/>
+          <w:szCs w:val="24"/>
+        </w:rPr>
+        <w:t>animals</w:t>
       </w:r>
       <w:r>
         <w:rPr>
@@ -619,6 +797,307 @@
           <w:sz w:val="24"/>
           <w:szCs w:val="24"/>
         </w:rPr>
+        <w:t>: t</w:t>
+      </w:r>
+      <w:r>
+        <w:rPr>
+          <w:sz w:val="24"/>
+          <w:szCs w:val="24"/>
+        </w:rPr>
+        <w:t>hey must be able to multitask</w:t>
+      </w:r>
+      <w:r>
+        <w:rPr>
+          <w:sz w:val="24"/>
+          <w:szCs w:val="24"/>
+        </w:rPr>
+        <w:t xml:space="preserve"> </w:t>
+      </w:r>
+      <w:r>
+        <w:rPr>
+          <w:sz w:val="24"/>
+          <w:szCs w:val="24"/>
+        </w:rPr>
+        <w:t>i</w:t>
+      </w:r>
+      <w:r>
+        <w:rPr>
+          <w:sz w:val="24"/>
+          <w:szCs w:val="24"/>
+        </w:rPr>
+        <w:t xml:space="preserve">n the midst of </w:t>
+      </w:r>
+      <w:r>
+        <w:rPr>
+          <w:sz w:val="24"/>
+          <w:szCs w:val="24"/>
+        </w:rPr>
+        <w:t>interruptions</w:t>
+      </w:r>
+      <w:r>
+        <w:rPr>
+          <w:sz w:val="24"/>
+          <w:szCs w:val="24"/>
+        </w:rPr>
+        <w:t xml:space="preserve"> and interferences</w:t>
+      </w:r>
+      <w:r>
+        <w:rPr>
+          <w:sz w:val="24"/>
+          <w:szCs w:val="24"/>
+        </w:rPr>
+        <w:t>.</w:t>
+      </w:r>
+    </w:p>
+    <w:p>
+      <w:pPr>
+        <w:rPr>
+          <w:sz w:val="24"/>
+          <w:szCs w:val="24"/>
+        </w:rPr>
+      </w:pPr>
+      <w:r>
+        <w:rPr>
+          <w:sz w:val="24"/>
+          <w:szCs w:val="24"/>
+        </w:rPr>
+        <w:t xml:space="preserve"> </w:t>
+      </w:r>
+      <w:r>
+        <w:rPr>
+          <w:sz w:val="24"/>
+          <w:szCs w:val="24"/>
+        </w:rPr>
+        <w:t xml:space="preserve">Artificial neural networks </w:t>
+      </w:r>
+      <w:r>
+        <w:rPr>
+          <w:sz w:val="24"/>
+          <w:szCs w:val="24"/>
+        </w:rPr>
+        <w:t xml:space="preserve">(ANNs) </w:t>
+      </w:r>
+      <w:r>
+        <w:rPr>
+          <w:sz w:val="24"/>
+          <w:szCs w:val="24"/>
+        </w:rPr>
+        <w:t>currently deal with what migh</w:t>
+      </w:r>
+      <w:r>
+        <w:rPr>
+          <w:sz w:val="24"/>
+          <w:szCs w:val="24"/>
+        </w:rPr>
+        <w:t>t be termed controlled surprise, defined as being able to formulate an output before dealing with the next input.</w:t>
+      </w:r>
+      <w:r>
+        <w:rPr>
+          <w:sz w:val="24"/>
+          <w:szCs w:val="24"/>
+        </w:rPr>
+        <w:t xml:space="preserve"> </w:t>
+      </w:r>
+      <w:r>
+        <w:rPr>
+          <w:sz w:val="24"/>
+          <w:szCs w:val="24"/>
+        </w:rPr>
+        <w:t>Large Language Models (</w:t>
+      </w:r>
+      <w:r>
+        <w:rPr>
+          <w:sz w:val="24"/>
+          <w:szCs w:val="24"/>
+        </w:rPr>
+        <w:t>LLMs</w:t>
+      </w:r>
+      <w:r>
+        <w:rPr>
+          <w:sz w:val="24"/>
+          <w:szCs w:val="24"/>
+        </w:rPr>
+        <w:t>)</w:t>
+      </w:r>
+      <w:r>
+        <w:rPr>
+          <w:iCs/>
+          <w:sz w:val="24"/>
+          <w:szCs w:val="24"/>
+        </w:rPr>
+        <w:t xml:space="preserve"> </w:t>
+      </w:r>
+      <w:r>
+        <w:rPr>
+          <w:iCs/>
+          <w:sz w:val="24"/>
+          <w:szCs w:val="24"/>
+        </w:rPr>
+        <w:t>(</w:t>
+      </w:r>
+      <w:r>
+        <w:rPr>
+          <w:iCs/>
+          <w:sz w:val="24"/>
+          <w:szCs w:val="24"/>
+        </w:rPr>
+        <w:t xml:space="preserve">Yin, </w:t>
+      </w:r>
+      <w:r>
+        <w:rPr>
+          <w:iCs/>
+          <w:sz w:val="24"/>
+          <w:szCs w:val="24"/>
+        </w:rPr>
+        <w:t>et al., 2024)</w:t>
+      </w:r>
+      <w:r>
+        <w:rPr>
+          <w:sz w:val="24"/>
+          <w:szCs w:val="24"/>
+        </w:rPr>
+        <w:t xml:space="preserve"> can sensibly respond to just about any query, but while composing said response</w:t>
+      </w:r>
+      <w:r>
+        <w:rPr>
+          <w:sz w:val="24"/>
+          <w:szCs w:val="24"/>
+        </w:rPr>
+        <w:t>s</w:t>
+      </w:r>
+      <w:r>
+        <w:rPr>
+          <w:sz w:val="24"/>
+          <w:szCs w:val="24"/>
+        </w:rPr>
+        <w:t xml:space="preserve"> they do not deal with </w:t>
+      </w:r>
+      <w:r>
+        <w:rPr>
+          <w:sz w:val="24"/>
+          <w:szCs w:val="24"/>
+        </w:rPr>
+        <w:t xml:space="preserve">a </w:t>
+      </w:r>
+      <w:r>
+        <w:rPr>
+          <w:sz w:val="24"/>
+          <w:szCs w:val="24"/>
+        </w:rPr>
+        <w:t>cryi</w:t>
+      </w:r>
+      <w:r>
+        <w:rPr>
+          <w:sz w:val="24"/>
+          <w:szCs w:val="24"/>
+        </w:rPr>
+        <w:t>ng baby</w:t>
+      </w:r>
+      <w:r>
+        <w:rPr>
+          <w:sz w:val="24"/>
+          <w:szCs w:val="24"/>
+        </w:rPr>
+        <w:t xml:space="preserve"> </w:t>
+      </w:r>
+      <w:r>
+        <w:rPr>
+          <w:sz w:val="24"/>
+          <w:szCs w:val="24"/>
+        </w:rPr>
+        <w:t>or a flat tire</w:t>
+      </w:r>
+      <w:r>
+        <w:rPr>
+          <w:sz w:val="24"/>
+          <w:szCs w:val="24"/>
+        </w:rPr>
+        <w:t>.</w:t>
+      </w:r>
+    </w:p>
+    <w:p>
+      <w:pPr>
+        <w:rPr>
+          <w:sz w:val="24"/>
+          <w:szCs w:val="24"/>
+        </w:rPr>
+      </w:pPr>
+      <w:r>
+        <w:rPr>
+          <w:sz w:val="24"/>
+          <w:szCs w:val="24"/>
+        </w:rPr>
+        <w:lastRenderedPageBreak/>
+        <w:t xml:space="preserve">This project is an effort </w:t>
+      </w:r>
+      <w:r>
+        <w:rPr>
+          <w:sz w:val="24"/>
+          <w:szCs w:val="24"/>
+        </w:rPr>
+        <w:t xml:space="preserve">to equip </w:t>
+      </w:r>
+      <w:r>
+        <w:rPr>
+          <w:sz w:val="24"/>
+          <w:szCs w:val="24"/>
+        </w:rPr>
+        <w:t xml:space="preserve">an ANN to </w:t>
+      </w:r>
+      <w:r>
+        <w:rPr>
+          <w:sz w:val="24"/>
+          <w:szCs w:val="24"/>
+        </w:rPr>
+        <w:t>be more tolerant of</w:t>
+      </w:r>
+      <w:r>
+        <w:rPr>
+          <w:sz w:val="24"/>
+          <w:szCs w:val="24"/>
+        </w:rPr>
+        <w:t xml:space="preserve"> interruptions an</w:t>
+      </w:r>
+      <w:r>
+        <w:rPr>
+          <w:sz w:val="24"/>
+          <w:szCs w:val="24"/>
+        </w:rPr>
+        <w:t xml:space="preserve">d </w:t>
+      </w:r>
+      <w:r>
+        <w:rPr>
+          <w:sz w:val="24"/>
+          <w:szCs w:val="24"/>
+        </w:rPr>
+        <w:t xml:space="preserve">accomplish </w:t>
+      </w:r>
+      <w:r>
+        <w:rPr>
+          <w:sz w:val="24"/>
+          <w:szCs w:val="24"/>
+        </w:rPr>
+        <w:t>multitasking</w:t>
+      </w:r>
+      <w:r>
+        <w:rPr>
+          <w:sz w:val="24"/>
+          <w:szCs w:val="24"/>
+        </w:rPr>
+        <w:t xml:space="preserve"> </w:t>
+      </w:r>
+      <w:r>
+        <w:rPr>
+          <w:sz w:val="24"/>
+          <w:szCs w:val="24"/>
+        </w:rPr>
+        <w:t>more effectively</w:t>
+      </w:r>
+      <w:r>
+        <w:rPr>
+          <w:sz w:val="24"/>
+          <w:szCs w:val="24"/>
+        </w:rPr>
         <w:t xml:space="preserve">. </w:t>
       </w:r>
       <w:r>
@@ -626,7 +1105,49 @@
           <w:sz w:val="24"/>
           <w:szCs w:val="24"/>
         </w:rPr>
-        <w:t>Multitasking</w:t>
+        <w:t>The resulting architect</w:t>
+      </w:r>
+      <w:r>
+        <w:rPr>
+          <w:sz w:val="24"/>
+          <w:szCs w:val="24"/>
+        </w:rPr>
+        <w:t xml:space="preserve">ure, </w:t>
+      </w:r>
+      <w:r>
+        <w:rPr>
+          <w:sz w:val="24"/>
+          <w:szCs w:val="24"/>
+        </w:rPr>
+        <w:t>named Mandala</w:t>
+      </w:r>
+      <w:r>
+        <w:rPr>
+          <w:sz w:val="24"/>
+          <w:szCs w:val="24"/>
+        </w:rPr>
+        <w:t>,</w:t>
+      </w:r>
+      <w:r>
+        <w:rPr>
+          <w:sz w:val="24"/>
+          <w:szCs w:val="24"/>
+        </w:rPr>
+        <w:t xml:space="preserve"> achieves this by accumulating contextual tiers of temp</w:t>
+      </w:r>
+      <w:r>
+        <w:rPr>
+          <w:sz w:val="24"/>
+          <w:szCs w:val="24"/>
+        </w:rPr>
+        <w:t>oral states that are fed into a</w:t>
+      </w:r>
+      <w:r>
+        <w:rPr>
+          <w:sz w:val="24"/>
+          <w:szCs w:val="24"/>
+        </w:rPr>
+        <w:t xml:space="preserve"> multilayer perceptron</w:t>
       </w:r>
       <w:r>
         <w:rPr>
@@ -640,30 +1161,36 @@
           <w:sz w:val="24"/>
           <w:szCs w:val="24"/>
         </w:rPr>
-        <w:t>i</w:t>
-      </w:r>
-      <w:r>
-        <w:rPr>
-          <w:sz w:val="24"/>
-          <w:szCs w:val="24"/>
-        </w:rPr>
-        <w:t xml:space="preserve">n the midst of </w:t>
-      </w:r>
-      <w:r>
-        <w:rPr>
-          <w:sz w:val="24"/>
-          <w:szCs w:val="24"/>
-        </w:rPr>
-        <w:t>interruptions and interferences between goals.</w:t>
-      </w:r>
-    </w:p>
-    <w:p>
-      <w:pPr>
-        <w:rPr>
-          <w:sz w:val="24"/>
-          <w:szCs w:val="24"/>
-        </w:rPr>
-      </w:pPr>
+        <w:t>(</w:t>
+      </w:r>
+      <w:r>
+        <w:rPr>
+          <w:sz w:val="24"/>
+          <w:szCs w:val="24"/>
+        </w:rPr>
+        <w:t>MLP</w:t>
+      </w:r>
+      <w:r>
+        <w:rPr>
+          <w:sz w:val="24"/>
+          <w:szCs w:val="24"/>
+        </w:rPr>
+        <w:t>)</w:t>
+      </w:r>
+      <w:r>
+        <w:rPr>
+          <w:sz w:val="24"/>
+          <w:szCs w:val="24"/>
+        </w:rPr>
+        <w:t xml:space="preserve"> at each time step</w:t>
+      </w:r>
+      <w:r>
+        <w:rPr>
+          <w:sz w:val="24"/>
+          <w:szCs w:val="24"/>
+        </w:rPr>
+        <w:t>.</w:t>
+      </w:r>
       <w:r>
         <w:rPr>
           <w:sz w:val="24"/>
@@ -676,167 +1203,14 @@
           <w:sz w:val="24"/>
           <w:szCs w:val="24"/>
         </w:rPr>
-        <w:t xml:space="preserve">Artificial neural networks </w:t>
-      </w:r>
-      <w:r>
-        <w:rPr>
-          <w:sz w:val="24"/>
-          <w:szCs w:val="24"/>
-        </w:rPr>
-        <w:t xml:space="preserve">(ANNs) </w:t>
-      </w:r>
-      <w:r>
-        <w:rPr>
-          <w:sz w:val="24"/>
-          <w:szCs w:val="24"/>
-        </w:rPr>
-        <w:t xml:space="preserve">currently deal with what might be termed controlled surprise. Self-driving cars are in the focused business of driving. They can handle unexpected road obstructions which they have previously seen in training. </w:t>
-      </w:r>
-      <w:r>
-        <w:rPr>
-          <w:sz w:val="24"/>
-          <w:szCs w:val="24"/>
-        </w:rPr>
-        <w:t>Large Language Models (</w:t>
-      </w:r>
-      <w:r>
-        <w:rPr>
-          <w:sz w:val="24"/>
-          <w:szCs w:val="24"/>
-        </w:rPr>
-        <w:t>LLMs</w:t>
-      </w:r>
-      <w:r>
-        <w:rPr>
-          <w:sz w:val="24"/>
-          <w:szCs w:val="24"/>
-        </w:rPr>
-        <w:t>)</w:t>
-      </w:r>
-      <w:r>
-        <w:rPr>
-          <w:iCs/>
-          <w:sz w:val="24"/>
-          <w:szCs w:val="24"/>
-        </w:rPr>
-        <w:t xml:space="preserve"> </w:t>
-      </w:r>
-      <w:r>
-        <w:rPr>
-          <w:iCs/>
-          <w:sz w:val="24"/>
-          <w:szCs w:val="24"/>
-        </w:rPr>
-        <w:t>(</w:t>
-      </w:r>
-      <w:r>
-        <w:rPr>
-          <w:iCs/>
-          <w:sz w:val="24"/>
-          <w:szCs w:val="24"/>
-        </w:rPr>
-        <w:t xml:space="preserve">Yin, </w:t>
-      </w:r>
-      <w:r>
-        <w:rPr>
-          <w:iCs/>
-          <w:sz w:val="24"/>
-          <w:szCs w:val="24"/>
-        </w:rPr>
-        <w:t>et al., 2024)</w:t>
-      </w:r>
-      <w:r>
-        <w:rPr>
-          <w:sz w:val="24"/>
-          <w:szCs w:val="24"/>
-        </w:rPr>
-        <w:t xml:space="preserve"> can sensibly respond to just about any query, but while composing said response they do not deal with </w:t>
-      </w:r>
-      <w:r>
-        <w:rPr>
-          <w:sz w:val="24"/>
-          <w:szCs w:val="24"/>
-        </w:rPr>
-        <w:t xml:space="preserve">a </w:t>
-      </w:r>
-      <w:r>
-        <w:rPr>
-          <w:sz w:val="24"/>
-          <w:szCs w:val="24"/>
-        </w:rPr>
-        <w:t>cryi</w:t>
-      </w:r>
-      <w:r>
-        <w:rPr>
-          <w:sz w:val="24"/>
-          <w:szCs w:val="24"/>
-        </w:rPr>
-        <w:t>ng baby</w:t>
-      </w:r>
-      <w:r>
-        <w:rPr>
-          <w:sz w:val="24"/>
-          <w:szCs w:val="24"/>
-        </w:rPr>
-        <w:t xml:space="preserve"> </w:t>
-      </w:r>
-      <w:r>
-        <w:rPr>
-          <w:sz w:val="24"/>
-          <w:szCs w:val="24"/>
-        </w:rPr>
-        <w:t>or a flat tire</w:t>
-      </w:r>
-      <w:r>
-        <w:rPr>
-          <w:sz w:val="24"/>
-          <w:szCs w:val="24"/>
-        </w:rPr>
-        <w:t>. Human animals do.</w:t>
-      </w:r>
-    </w:p>
-    <w:p>
-      <w:pPr>
-        <w:rPr>
-          <w:sz w:val="24"/>
-          <w:szCs w:val="24"/>
-        </w:rPr>
-      </w:pPr>
-      <w:r>
-        <w:rPr>
-          <w:sz w:val="24"/>
-          <w:szCs w:val="24"/>
-        </w:rPr>
-        <w:lastRenderedPageBreak/>
-        <w:t xml:space="preserve">This project is an effort to </w:t>
-      </w:r>
-      <w:r>
-        <w:rPr>
-          <w:sz w:val="24"/>
-          <w:szCs w:val="24"/>
-        </w:rPr>
-        <w:t xml:space="preserve">find a way how interruptions can be accommodated and multitasking can be accomplished </w:t>
-      </w:r>
-      <w:r>
-        <w:rPr>
-          <w:sz w:val="24"/>
-          <w:szCs w:val="24"/>
-        </w:rPr>
-        <w:t xml:space="preserve">more effectively </w:t>
-      </w:r>
-      <w:r>
-        <w:rPr>
-          <w:sz w:val="24"/>
-          <w:szCs w:val="24"/>
-        </w:rPr>
-        <w:t>by an ANN. The resulting architect</w:t>
-      </w:r>
-      <w:r>
-        <w:rPr>
-          <w:sz w:val="24"/>
-          <w:szCs w:val="24"/>
-        </w:rPr>
-        <w:t>ure is named Mandala, after</w:t>
+        <w:t>Mandala is named</w:t>
+      </w:r>
+      <w:r>
+        <w:rPr>
+          <w:sz w:val="24"/>
+          <w:szCs w:val="24"/>
+        </w:rPr>
+        <w:t xml:space="preserve"> after</w:t>
       </w:r>
       <w:r>
         <w:rPr>
@@ -963,20 +1337,6 @@
         </w:rPr>
         <w:t xml:space="preserve"> </w:t>
       </w:r>
-      <w:r>
-        <w:rPr>
-          <w:sz w:val="24"/>
-          <w:szCs w:val="24"/>
-        </w:rPr>
-        <w:t xml:space="preserve">Here Mandala is also a </w:t>
-      </w:r>
-      <w:r>
-        <w:rPr>
-          <w:sz w:val="24"/>
-          <w:szCs w:val="24"/>
-        </w:rPr>
-        <w:t>tiered construction, where higher tiers represent longer-term context that aids in prediction.</w:t>
-      </w:r>
     </w:p>
     <w:p>
       <w:pPr>
@@ -1067,35 +1427,28 @@
           <w:sz w:val="24"/>
           <w:szCs w:val="24"/>
         </w:rPr>
-        <w:t>. Mona features a contextual causation learning with goal-directed motivation. Morphognosis features contextual multil</w:t>
-      </w:r>
-      <w:r>
-        <w:rPr>
-          <w:sz w:val="24"/>
-          <w:szCs w:val="24"/>
-        </w:rPr>
-        <w:t xml:space="preserve">ayer perceptron (MLP) learning. </w:t>
-      </w:r>
-      <w:r>
-        <w:rPr>
-          <w:sz w:val="24"/>
-          <w:szCs w:val="24"/>
-        </w:rPr>
-        <w:t>Mandala achieves this by accumulating</w:t>
-      </w:r>
-      <w:r>
-        <w:rPr>
-          <w:sz w:val="24"/>
-          <w:szCs w:val="24"/>
-        </w:rPr>
-        <w:t xml:space="preserve"> contextual</w:t>
-      </w:r>
-      <w:r>
-        <w:rPr>
-          <w:sz w:val="24"/>
-          <w:szCs w:val="24"/>
-        </w:rPr>
-        <w:t xml:space="preserve"> tiers of temporal states that are fed into an MLP at each time step. In addition, accumulating </w:t>
+        <w:t xml:space="preserve">. Mona features a contextual causation learning with goal-directed motivation. Morphognosis features contextual </w:t>
+      </w:r>
+      <w:r>
+        <w:rPr>
+          <w:sz w:val="24"/>
+          <w:szCs w:val="24"/>
+        </w:rPr>
+        <w:t>MLP</w:t>
+      </w:r>
+      <w:r>
+        <w:rPr>
+          <w:sz w:val="24"/>
+          <w:szCs w:val="24"/>
+        </w:rPr>
+        <w:t xml:space="preserve"> learning.</w:t>
+      </w:r>
+      <w:r>
+        <w:rPr>
+          <w:sz w:val="24"/>
+          <w:szCs w:val="24"/>
+        </w:rPr>
+        <w:t xml:space="preserve"> In addition, accumulating </w:t>
       </w:r>
       <w:r>
         <w:rPr>
@@ -1279,7 +1632,42 @@
           <w:sz w:val="24"/>
           <w:szCs w:val="24"/>
         </w:rPr>
-        <w:t xml:space="preserve"> Mandala, the output layer produces not only a prediction, but also temporal state, which after processing combines with external input</w:t>
+        <w:t xml:space="preserve"> Mandala, the output layer produces not only a predi</w:t>
+      </w:r>
+      <w:r>
+        <w:rPr>
+          <w:sz w:val="24"/>
+          <w:szCs w:val="24"/>
+        </w:rPr>
+        <w:t xml:space="preserve">ction, but also temporal state </w:t>
+      </w:r>
+      <w:r>
+        <w:rPr>
+          <w:sz w:val="24"/>
+          <w:szCs w:val="24"/>
+        </w:rPr>
+        <w:t>to</w:t>
+      </w:r>
+      <w:r>
+        <w:rPr>
+          <w:sz w:val="24"/>
+          <w:szCs w:val="24"/>
+        </w:rPr>
+        <w:t xml:space="preserve"> </w:t>
+      </w:r>
+      <w:r>
+        <w:rPr>
+          <w:sz w:val="24"/>
+          <w:szCs w:val="24"/>
+        </w:rPr>
+        <w:t>combine</w:t>
+      </w:r>
+      <w:r>
+        <w:rPr>
+          <w:sz w:val="24"/>
+          <w:szCs w:val="24"/>
+        </w:rPr>
+        <w:t xml:space="preserve"> with external input</w:t>
       </w:r>
       <w:r>
         <w:rPr>
@@ -1315,7 +1703,21 @@
           <w:sz w:val="24"/>
           <w:szCs w:val="24"/>
         </w:rPr>
-        <w:t xml:space="preserve"> some commonalities with networks that make use functionality external to the core network. Some of these are discussed below.</w:t>
+        <w:t xml:space="preserve"> some commonalities with networks that make use</w:t>
+      </w:r>
+      <w:r>
+        <w:rPr>
+          <w:sz w:val="24"/>
+          <w:szCs w:val="24"/>
+        </w:rPr>
+        <w:t xml:space="preserve"> of</w:t>
+      </w:r>
+      <w:r>
+        <w:rPr>
+          <w:sz w:val="24"/>
+          <w:szCs w:val="24"/>
+        </w:rPr>
+        <w:t xml:space="preserve"> functionality external to the core network. Some of these are discussed below.</w:t>
       </w:r>
     </w:p>
     <w:p>
@@ -1416,14 +1818,21 @@
           <w:sz w:val="24"/>
           <w:szCs w:val="24"/>
         </w:rPr>
-        <w:t>. This is a</w:t>
-      </w:r>
-      <w:r>
-        <w:rPr>
-          <w:sz w:val="24"/>
-          <w:szCs w:val="24"/>
-        </w:rPr>
-        <w:t xml:space="preserve"> model that couples a neural network controller to an external memory bank, capable of learning to manipulate and manage the memory to solve tasks like sorting or copying.</w:t>
+        <w:t xml:space="preserve">. </w:t>
+      </w:r>
+      <w:r>
+        <w:rPr>
+          <w:sz w:val="24"/>
+          <w:szCs w:val="24"/>
+        </w:rPr>
+        <w:t>These are models</w:t>
+      </w:r>
+      <w:r>
+        <w:rPr>
+          <w:sz w:val="24"/>
+          <w:szCs w:val="24"/>
+        </w:rPr>
+        <w:t xml:space="preserve"> that couples a neural network controller to an external memory bank, capable of learning to manipulate and manage the memory to solve tasks like sorting or copying.</w:t>
       </w:r>
     </w:p>
     <w:p>
@@ -1596,35 +2005,49 @@
           <w:sz w:val="24"/>
           <w:szCs w:val="24"/>
         </w:rPr>
-        <w:t xml:space="preserve"> above models retain an RNN at their core, using external storage as an adjunct memory. In Mandala external memory serves as the sole repository of temporal state, combining </w:t>
-      </w:r>
-      <w:r>
-        <w:rPr>
-          <w:sz w:val="24"/>
-          <w:szCs w:val="24"/>
-        </w:rPr>
-        <w:t>environment</w:t>
-      </w:r>
-      <w:r>
-        <w:rPr>
-          <w:sz w:val="24"/>
-          <w:szCs w:val="24"/>
-        </w:rPr>
-        <w:t xml:space="preserve"> and state information a</w:t>
-      </w:r>
-      <w:r>
-        <w:rPr>
-          <w:sz w:val="24"/>
-          <w:szCs w:val="24"/>
-        </w:rPr>
-        <w:t>s input to a</w:t>
-      </w:r>
-      <w:r>
-        <w:rPr>
-          <w:sz w:val="24"/>
-          <w:szCs w:val="24"/>
-        </w:rPr>
-        <w:t xml:space="preserve"> non-recurrent </w:t>
+        <w:t xml:space="preserve"> above models retain an RNN at their core, using external storage as an adjunct memory. In Mandala</w:t>
+      </w:r>
+      <w:r>
+        <w:rPr>
+          <w:sz w:val="24"/>
+          <w:szCs w:val="24"/>
+        </w:rPr>
+        <w:t xml:space="preserve"> context</w:t>
+      </w:r>
+      <w:r>
+        <w:rPr>
+          <w:sz w:val="24"/>
+          <w:szCs w:val="24"/>
+        </w:rPr>
+        <w:t xml:space="preserve"> </w:t>
+      </w:r>
+      <w:r>
+        <w:rPr>
+          <w:sz w:val="24"/>
+          <w:szCs w:val="24"/>
+        </w:rPr>
+        <w:t>input and output serve</w:t>
+      </w:r>
+      <w:r>
+        <w:rPr>
+          <w:sz w:val="24"/>
+          <w:szCs w:val="24"/>
+        </w:rPr>
+        <w:t xml:space="preserve"> as the repository of temporal state</w:t>
+      </w:r>
+      <w:r>
+        <w:rPr>
+          <w:sz w:val="24"/>
+          <w:szCs w:val="24"/>
+        </w:rPr>
+        <w:t xml:space="preserve"> for a </w:t>
+      </w:r>
+      <w:r>
+        <w:rPr>
+          <w:sz w:val="24"/>
+          <w:szCs w:val="24"/>
+        </w:rPr>
+        <w:t xml:space="preserve">non-recurrent </w:t>
       </w:r>
       <w:r>
         <w:rPr>
@@ -1837,7 +2260,7 @@
           <w:sz w:val="24"/>
           <w:szCs w:val="24"/>
         </w:rPr>
-        <w:t>umbers in the terminals are sparse encodings for the neural network, to be discussed later.</w:t>
+        <w:t>umbers in the terminals are sparse encodings for the neural network.</w:t>
       </w:r>
     </w:p>
     <w:p>
@@ -1953,7 +2376,49 @@
           <w:sz w:val="24"/>
           <w:szCs w:val="24"/>
         </w:rPr>
-        <w:t>Parameters determine the shape of a hierarchy:</w:t>
+        <w:t xml:space="preserve">Parameters determine the </w:t>
+      </w:r>
+      <w:r>
+        <w:rPr>
+          <w:sz w:val="24"/>
+          <w:szCs w:val="24"/>
+        </w:rPr>
+        <w:t xml:space="preserve">number and </w:t>
+      </w:r>
+      <w:r>
+        <w:rPr>
+          <w:sz w:val="24"/>
+          <w:szCs w:val="24"/>
+        </w:rPr>
+        <w:t>shape</w:t>
+      </w:r>
+      <w:r>
+        <w:rPr>
+          <w:sz w:val="24"/>
+          <w:szCs w:val="24"/>
+        </w:rPr>
+        <w:t xml:space="preserve">s </w:t>
+      </w:r>
+      <w:r>
+        <w:rPr>
+          <w:sz w:val="24"/>
+          <w:szCs w:val="24"/>
+        </w:rPr>
+        <w:t xml:space="preserve">of </w:t>
+      </w:r>
+      <w:r>
+        <w:rPr>
+          <w:sz w:val="24"/>
+          <w:szCs w:val="24"/>
+        </w:rPr>
+        <w:t>hierarchies</w:t>
+      </w:r>
+      <w:r>
+        <w:rPr>
+          <w:sz w:val="24"/>
+          <w:szCs w:val="24"/>
+        </w:rPr>
+        <w:t>:</w:t>
       </w:r>
     </w:p>
     <w:p>
@@ -2084,7 +2549,35 @@
           <w:sz w:val="24"/>
           <w:szCs w:val="24"/>
         </w:rPr>
-        <w:t>, so the same id in different hierarchies will be unique to each hierarchy. The terminal production probability affects the hierarchy height: a greater probability causes non-terminals to be less likely to produce non-terminal children, thus growing the hierarchy further.</w:t>
+        <w:t xml:space="preserve">, so the same id in different hierarchies will be unique to each hierarchy. The terminal production probability affects the hierarchy height: a greater probability causes non-terminals to be </w:t>
+      </w:r>
+      <w:r>
+        <w:rPr>
+          <w:sz w:val="24"/>
+          <w:szCs w:val="24"/>
+        </w:rPr>
+        <w:t xml:space="preserve">more likely to produce </w:t>
+      </w:r>
+      <w:r>
+        <w:rPr>
+          <w:sz w:val="24"/>
+          <w:szCs w:val="24"/>
+        </w:rPr>
+        <w:t xml:space="preserve">terminal children, thus </w:t>
+      </w:r>
+      <w:r>
+        <w:rPr>
+          <w:sz w:val="24"/>
+          <w:szCs w:val="24"/>
+        </w:rPr>
+        <w:t>stunting the hierarchy depth</w:t>
+      </w:r>
+      <w:r>
+        <w:rPr>
+          <w:sz w:val="24"/>
+          <w:szCs w:val="24"/>
+        </w:rPr>
+        <w:t>.</w:t>
       </w:r>
     </w:p>
     <w:p>
@@ -2221,7 +2714,21 @@
           <w:sz w:val="24"/>
           <w:szCs w:val="24"/>
         </w:rPr>
-        <w:t xml:space="preserve">Note that a cause terminal is not caused, which means that temporal gaps containing interstitial events can precede </w:t>
+        <w:t xml:space="preserve">Note that a cause terminal is </w:t>
+      </w:r>
+      <w:r>
+        <w:rPr>
+          <w:sz w:val="24"/>
+          <w:szCs w:val="24"/>
+        </w:rPr>
+        <w:t xml:space="preserve">itself </w:t>
+      </w:r>
+      <w:r>
+        <w:rPr>
+          <w:sz w:val="24"/>
+          <w:szCs w:val="24"/>
+        </w:rPr>
+        <w:t xml:space="preserve">not caused, which means that temporal gaps containing interstitial events can precede </w:t>
       </w:r>
       <w:r>
         <w:rPr>
@@ -2543,7 +3050,7 @@
           <w:sz w:val="24"/>
           <w:szCs w:val="24"/>
         </w:rPr>
-        <w:t xml:space="preserve">presentation of one-hot inputs to the neural network. </w:t>
+        <w:t xml:space="preserve">presentation of inputs to the neural network. </w:t>
       </w:r>
       <w:r>
         <w:rPr>
@@ -3504,7 +4011,14 @@
           <w:sz w:val="24"/>
           <w:szCs w:val="24"/>
         </w:rPr>
-        <w:t>, where the number triples are encodings</w:t>
+        <w:t>, where the numeric</w:t>
+      </w:r>
+      <w:r>
+        <w:rPr>
+          <w:sz w:val="24"/>
+          <w:szCs w:val="24"/>
+        </w:rPr>
+        <w:t xml:space="preserve"> triples are encodings</w:t>
       </w:r>
       <w:r>
         <w:rPr>
@@ -3712,7 +4226,21 @@
           <w:sz w:val="24"/>
           <w:szCs w:val="24"/>
         </w:rPr>
-        <w:t xml:space="preserve">interstitial and interleaved events are </w:t>
+        <w:t>interstitial</w:t>
+      </w:r>
+      <w:r>
+        <w:rPr>
+          <w:sz w:val="24"/>
+          <w:szCs w:val="24"/>
+        </w:rPr>
+        <w:t xml:space="preserve"> events</w:t>
+      </w:r>
+      <w:r>
+        <w:rPr>
+          <w:sz w:val="24"/>
+          <w:szCs w:val="24"/>
+        </w:rPr>
+        <w:t xml:space="preserve"> and interleaved events are </w:t>
       </w:r>
       <w:r>
         <w:rPr>
@@ -3726,22 +4254,14 @@
           <w:sz w:val="24"/>
           <w:szCs w:val="24"/>
         </w:rPr>
-        <w:t xml:space="preserve"> The prediction output is used to update the context tiers rather than the </w:t>
-      </w:r>
-      <w:r>
-        <w:rPr>
-          <w:i/>
-          <w:sz w:val="24"/>
-          <w:szCs w:val="24"/>
-        </w:rPr>
-        <w:t>y</w:t>
-      </w:r>
-      <w:r>
-        <w:rPr>
-          <w:sz w:val="24"/>
-          <w:szCs w:val="24"/>
-        </w:rPr>
-        <w:t xml:space="preserve"> values.</w:t>
+        <w:t xml:space="preserve"> Prediction outputs are</w:t>
+      </w:r>
+      <w:r>
+        <w:rPr>
+          <w:sz w:val="24"/>
+          <w:szCs w:val="24"/>
+        </w:rPr>
+        <w:t xml:space="preserve"> used to update the context tiers.</w:t>
       </w:r>
     </w:p>
     <w:p>
@@ -3886,7 +4406,14 @@
           <w:sz w:val="24"/>
           <w:szCs w:val="24"/>
         </w:rPr>
-        <w:t xml:space="preserve">Mandala was evaluated against an LSTM (Long Short-Term Memory) RNN using the </w:t>
+        <w:t>Mandala was evaluated against an LSTM (Long Short-Term Memory) RNN</w:t>
+      </w:r>
+      <w:r>
+        <w:rPr>
+          <w:sz w:val="24"/>
+          <w:szCs w:val="24"/>
+        </w:rPr>
+        <w:t xml:space="preserve">. The </w:t>
       </w:r>
       <w:r>
         <w:rPr>
@@ -3900,7 +4427,14 @@
           <w:sz w:val="24"/>
           <w:szCs w:val="24"/>
         </w:rPr>
-        <w:t xml:space="preserve"> machine learning library. </w:t>
+        <w:t xml:space="preserve"> machine learning library was used.</w:t>
+      </w:r>
+      <w:r>
+        <w:rPr>
+          <w:sz w:val="24"/>
+          <w:szCs w:val="24"/>
+        </w:rPr>
+        <w:t xml:space="preserve"> </w:t>
       </w:r>
     </w:p>
     <w:p>
@@ -4106,6 +4640,97 @@
           <w:sz w:val="24"/>
           <w:szCs w:val="24"/>
         </w:rPr>
+        <w:t xml:space="preserve">Parameter combinations are as follows: </w:t>
+      </w:r>
+    </w:p>
+    <w:p>
+      <w:pPr>
+        <w:numPr>
+          <w:ilvl w:val="0"/>
+          <w:numId w:val="39"/>
+        </w:numPr>
+        <w:rPr>
+          <w:sz w:val="24"/>
+          <w:szCs w:val="24"/>
+        </w:rPr>
+      </w:pPr>
+      <w:r>
+        <w:rPr>
+          <w:sz w:val="24"/>
+          <w:szCs w:val="24"/>
+        </w:rPr>
+        <w:t>NUM_CAUSATION_HIERARCHIES: 1, 2, 3.</w:t>
+      </w:r>
+    </w:p>
+    <w:p>
+      <w:pPr>
+        <w:numPr>
+          <w:ilvl w:val="0"/>
+          <w:numId w:val="39"/>
+        </w:numPr>
+        <w:rPr>
+          <w:sz w:val="24"/>
+          <w:szCs w:val="24"/>
+        </w:rPr>
+      </w:pPr>
+      <w:r>
+        <w:rPr>
+          <w:sz w:val="24"/>
+          <w:szCs w:val="24"/>
+        </w:rPr>
+        <w:t>NUM_NONTERMINALS: 10, 15, 20.</w:t>
+      </w:r>
+    </w:p>
+    <w:p>
+      <w:pPr>
+        <w:numPr>
+          <w:ilvl w:val="0"/>
+          <w:numId w:val="39"/>
+        </w:numPr>
+        <w:rPr>
+          <w:sz w:val="24"/>
+          <w:szCs w:val="24"/>
+        </w:rPr>
+      </w:pPr>
+      <w:r>
+        <w:rPr>
+          <w:sz w:val="24"/>
+          <w:szCs w:val="24"/>
+        </w:rPr>
+        <w:t>NUM_TERMINALS: 10, 15, 20.</w:t>
+      </w:r>
+    </w:p>
+    <w:p>
+      <w:pPr>
+        <w:numPr>
+          <w:ilvl w:val="0"/>
+          <w:numId w:val="39"/>
+        </w:numPr>
+        <w:rPr>
+          <w:sz w:val="24"/>
+          <w:szCs w:val="24"/>
+        </w:rPr>
+      </w:pPr>
+      <w:r>
+        <w:rPr>
+          <w:sz w:val="24"/>
+          <w:szCs w:val="24"/>
+        </w:rPr>
+        <w:t>TERMINAL_PRODUCTION_PROBABILITY: .25, .5, .75</w:t>
+      </w:r>
+    </w:p>
+    <w:p>
+      <w:pPr>
+        <w:rPr>
+          <w:sz w:val="24"/>
+          <w:szCs w:val="24"/>
+        </w:rPr>
+      </w:pPr>
+      <w:r>
+        <w:rPr>
+          <w:sz w:val="24"/>
+          <w:szCs w:val="24"/>
+        </w:rPr>
         <w:t>Training for 500 epochs.</w:t>
       </w:r>
       <w:r>
@@ -4120,7 +4745,14 @@
           <w:sz w:val="24"/>
           <w:szCs w:val="24"/>
         </w:rPr>
-        <w:t xml:space="preserve"> per parameter setting</w:t>
+        <w:t xml:space="preserve"> per parameter </w:t>
+      </w:r>
+      <w:r>
+        <w:rPr>
+          <w:sz w:val="24"/>
+          <w:szCs w:val="24"/>
+        </w:rPr>
+        <w:t>combination</w:t>
       </w:r>
       <w:r>
         <w:rPr>
@@ -4144,11 +4776,22 @@
           <w:szCs w:val="24"/>
         </w:rPr>
       </w:pPr>
-      <w:r>
-        <w:rPr>
-          <w:sz w:val="24"/>
-          <w:szCs w:val="24"/>
-        </w:rPr>
+    </w:p>
+    <w:p>
+      <w:pPr>
+        <w:rPr>
+          <w:sz w:val="24"/>
+          <w:szCs w:val="24"/>
+        </w:rPr>
+      </w:pPr>
+      <w:bookmarkStart w:id="3" w:name="_GoBack"/>
+      <w:bookmarkEnd w:id="3"/>
+      <w:r>
+        <w:rPr>
+          <w:sz w:val="24"/>
+          <w:szCs w:val="24"/>
+        </w:rPr>
+        <w:lastRenderedPageBreak/>
         <w:t xml:space="preserve">To get a baseline comparison, Mandala and </w:t>
       </w:r>
       <w:r>
@@ -4181,7 +4824,6 @@
           <w:sz w:val="24"/>
           <w:szCs w:val="24"/>
         </w:rPr>
-        <w:lastRenderedPageBreak/>
         <w:drawing>
           <wp:inline distT="0" distB="0" distL="0" distR="0" wp14:anchorId="4E01622D" wp14:editId="3DC3231B">
             <wp:extent cx="4650072" cy="3386315"/>
@@ -4261,111 +4903,6 @@
           <w:szCs w:val="24"/>
         </w:rPr>
         <w:t>The remainder of the tests were done with interstitial events inserted into the stream, randomly chosen from 10 possible patterns.</w:t>
-      </w:r>
-    </w:p>
-    <w:p>
-      <w:pPr>
-        <w:rPr>
-          <w:sz w:val="24"/>
-          <w:szCs w:val="24"/>
-        </w:rPr>
-      </w:pPr>
-      <w:r>
-        <w:rPr>
-          <w:sz w:val="24"/>
-          <w:szCs w:val="24"/>
-        </w:rPr>
-        <w:t xml:space="preserve">Parameter combinations </w:t>
-      </w:r>
-      <w:r>
-        <w:rPr>
-          <w:sz w:val="24"/>
-          <w:szCs w:val="24"/>
-        </w:rPr>
-        <w:t>are</w:t>
-      </w:r>
-      <w:r>
-        <w:rPr>
-          <w:sz w:val="24"/>
-          <w:szCs w:val="24"/>
-        </w:rPr>
-        <w:t xml:space="preserve"> as follows: </w:t>
-      </w:r>
-    </w:p>
-    <w:p>
-      <w:pPr>
-        <w:numPr>
-          <w:ilvl w:val="0"/>
-          <w:numId w:val="39"/>
-        </w:numPr>
-        <w:rPr>
-          <w:sz w:val="24"/>
-          <w:szCs w:val="24"/>
-        </w:rPr>
-      </w:pPr>
-      <w:r>
-        <w:rPr>
-          <w:sz w:val="24"/>
-          <w:szCs w:val="24"/>
-        </w:rPr>
-        <w:t>NUM_CAUSATION_HIERARCHIES: 1, 2, 3.</w:t>
-      </w:r>
-    </w:p>
-    <w:p>
-      <w:pPr>
-        <w:numPr>
-          <w:ilvl w:val="0"/>
-          <w:numId w:val="39"/>
-        </w:numPr>
-        <w:rPr>
-          <w:sz w:val="24"/>
-          <w:szCs w:val="24"/>
-        </w:rPr>
-      </w:pPr>
-      <w:r>
-        <w:rPr>
-          <w:sz w:val="24"/>
-          <w:szCs w:val="24"/>
-        </w:rPr>
-        <w:t>NUM_NONTERMINALS: 10, 15, 20.</w:t>
-      </w:r>
-    </w:p>
-    <w:p>
-      <w:pPr>
-        <w:numPr>
-          <w:ilvl w:val="0"/>
-          <w:numId w:val="39"/>
-        </w:numPr>
-        <w:rPr>
-          <w:sz w:val="24"/>
-          <w:szCs w:val="24"/>
-        </w:rPr>
-      </w:pPr>
-      <w:r>
-        <w:rPr>
-          <w:sz w:val="24"/>
-          <w:szCs w:val="24"/>
-        </w:rPr>
-        <w:t>NUM_TERMINALS: 10, 15, 20.</w:t>
-      </w:r>
-    </w:p>
-    <w:p>
-      <w:pPr>
-        <w:numPr>
-          <w:ilvl w:val="0"/>
-          <w:numId w:val="39"/>
-        </w:numPr>
-        <w:rPr>
-          <w:sz w:val="24"/>
-          <w:szCs w:val="24"/>
-        </w:rPr>
-      </w:pPr>
-      <w:r>
-        <w:rPr>
-          <w:sz w:val="24"/>
-          <w:szCs w:val="24"/>
-        </w:rPr>
-        <w:t>TERMINAL_PRODUCTION_PROBABILITY: .25, .5, .75</w:t>
       </w:r>
     </w:p>
     <w:p>
@@ -5438,7 +5975,21 @@
           <w:sz w:val="24"/>
           <w:szCs w:val="24"/>
         </w:rPr>
-        <w:t>ectively than conventional RNNs as evidenced by</w:t>
+        <w:t xml:space="preserve">ectively than </w:t>
+      </w:r>
+      <w:r>
+        <w:rPr>
+          <w:sz w:val="24"/>
+          <w:szCs w:val="24"/>
+        </w:rPr>
+        <w:t>a conventional RNN</w:t>
+      </w:r>
+      <w:r>
+        <w:rPr>
+          <w:sz w:val="24"/>
+          <w:szCs w:val="24"/>
+        </w:rPr>
+        <w:t xml:space="preserve"> as evidenced by</w:t>
       </w:r>
       <w:r>
         <w:rPr>
@@ -5459,14 +6010,28 @@
           <w:sz w:val="24"/>
           <w:szCs w:val="24"/>
         </w:rPr>
-        <w:t xml:space="preserve"> 68% performance improvement over LSTM</w:t>
-      </w:r>
-      <w:r>
-        <w:rPr>
-          <w:sz w:val="24"/>
-          <w:szCs w:val="24"/>
-        </w:rPr>
-        <w:t>s (5.66% vs. 17.81% error rate).</w:t>
+        <w:t xml:space="preserve"> 68% performance improvement over </w:t>
+      </w:r>
+      <w:r>
+        <w:rPr>
+          <w:sz w:val="24"/>
+          <w:szCs w:val="24"/>
+        </w:rPr>
+        <w:t xml:space="preserve">an </w:t>
+      </w:r>
+      <w:r>
+        <w:rPr>
+          <w:sz w:val="24"/>
+          <w:szCs w:val="24"/>
+        </w:rPr>
+        <w:t>LSTM</w:t>
+      </w:r>
+      <w:r>
+        <w:rPr>
+          <w:sz w:val="24"/>
+          <w:szCs w:val="24"/>
+        </w:rPr>
+        <w:t xml:space="preserve"> (5.66% vs. 17.81% error rate).</w:t>
       </w:r>
     </w:p>
     <w:p>
@@ -5504,6 +6069,14 @@
         </w:rPr>
         <w:t xml:space="preserve"> </w:t>
       </w:r>
+    </w:p>
+    <w:p>
+      <w:pPr>
+        <w:rPr>
+          <w:sz w:val="24"/>
+          <w:szCs w:val="24"/>
+        </w:rPr>
+      </w:pPr>
       <w:r>
         <w:rPr>
           <w:sz w:val="24"/>
@@ -12552,7 +13125,6 @@
   <w:style w:type="character" w:default="1" w:styleId="DefaultParagraphFont">
     <w:name w:val="Default Paragraph Font"/>
     <w:uiPriority w:val="1"/>
-    <w:semiHidden/>
     <w:unhideWhenUsed/>
   </w:style>
   <w:style w:type="table" w:default="1" w:styleId="TableNormal">
@@ -13417,7 +13989,7 @@
 </file>
 
 <file path=customXml/itemProps1.xml><?xml version="1.0" encoding="utf-8"?>
-<ds:datastoreItem xmlns:ds="http://schemas.openxmlformats.org/officeDocument/2006/customXml" ds:itemID="{F088B5DC-153E-4657-A073-09F5FBD8F2F7}">
+<ds:datastoreItem xmlns:ds="http://schemas.openxmlformats.org/officeDocument/2006/customXml" ds:itemID="{AE6972D0-5582-4486-9BA7-B972D22E7C5B}">
   <ds:schemaRefs>
     <ds:schemaRef ds:uri="http://schemas.openxmlformats.org/officeDocument/2006/bibliography"/>
   </ds:schemaRefs>

--- a/doc/Mandala.docx
+++ b/doc/Mandala.docx
@@ -1018,6 +1018,7 @@
     <w:p>
       <w:pPr>
         <w:rPr>
+          <w:iCs/>
           <w:sz w:val="24"/>
           <w:szCs w:val="24"/>
         </w:rPr>
@@ -1287,14 +1288,7 @@
           <w:sz w:val="24"/>
           <w:szCs w:val="24"/>
         </w:rPr>
-        <w:t xml:space="preserve"> of symbols having some comprehensive meaning</w:t>
-      </w:r>
-      <w:r>
-        <w:rPr>
-          <w:sz w:val="24"/>
-          <w:szCs w:val="24"/>
-        </w:rPr>
-        <w:t xml:space="preserve"> (</w:t>
+        <w:t xml:space="preserve"> </w:t>
       </w:r>
       <w:r>
         <w:rPr>
@@ -1302,32 +1296,18 @@
           <w:sz w:val="24"/>
           <w:szCs w:val="24"/>
         </w:rPr>
-        <w:t>Merriam–W</w:t>
-      </w:r>
-      <w:r>
+        <w:t>as shown in Figure 1.</w:t>
+      </w:r>
+    </w:p>
+    <w:p>
+      <w:pPr>
+        <w:jc w:val="center"/>
         <w:rPr>
           <w:iCs/>
           <w:sz w:val="24"/>
           <w:szCs w:val="24"/>
         </w:rPr>
-        <w:t>ebster Online Dictionary,</w:t>
-      </w:r>
-      <w:r>
-        <w:rPr>
-          <w:iCs/>
-          <w:sz w:val="24"/>
-          <w:szCs w:val="24"/>
-        </w:rPr>
-        <w:t xml:space="preserve"> 2008</w:t>
-      </w:r>
-      <w:r>
-        <w:rPr>
-          <w:iCs/>
-          <w:sz w:val="24"/>
-          <w:szCs w:val="24"/>
-        </w:rPr>
-        <w:t>).</w:t>
-      </w:r>
+      </w:pPr>
       <w:r>
         <w:rPr>
           <w:i/>
@@ -1335,36 +1315,136 @@
           <w:sz w:val="24"/>
           <w:szCs w:val="24"/>
         </w:rPr>
+        <w:drawing>
+          <wp:inline distT="0" distB="0" distL="0" distR="0" wp14:anchorId="5097C6F5" wp14:editId="39199DA1">
+            <wp:extent cx="2727960" cy="2727960"/>
+            <wp:effectExtent l="0" t="0" r="0" b="0"/>
+            <wp:docPr id="1" name="Picture 1" descr="1,486,499 Colorful Mandala Design Royalty-Free Images, Stock ..."/>
+            <wp:cNvGraphicFramePr>
+              <a:graphicFrameLocks xmlns:a="http://schemas.openxmlformats.org/drawingml/2006/main" noChangeAspect="1"/>
+            </wp:cNvGraphicFramePr>
+            <a:graphic xmlns:a="http://schemas.openxmlformats.org/drawingml/2006/main">
+              <a:graphicData uri="http://schemas.openxmlformats.org/drawingml/2006/picture">
+                <pic:pic xmlns:pic="http://schemas.openxmlformats.org/drawingml/2006/picture">
+                  <pic:nvPicPr>
+                    <pic:cNvPr id="0" name="Picture 1" descr="1,486,499 Colorful Mandala Design Royalty-Free Images, Stock ..."/>
+                    <pic:cNvPicPr>
+                      <a:picLocks noChangeAspect="1" noChangeArrowheads="1"/>
+                    </pic:cNvPicPr>
+                  </pic:nvPicPr>
+                  <pic:blipFill>
+                    <a:blip r:embed="rId9">
+                      <a:extLst>
+                        <a:ext uri="{28A0092B-C50C-407E-A947-70E740481C1C}">
+                          <a14:useLocalDpi xmlns:a14="http://schemas.microsoft.com/office/drawing/2010/main" val="0"/>
+                        </a:ext>
+                      </a:extLst>
+                    </a:blip>
+                    <a:srcRect/>
+                    <a:stretch>
+                      <a:fillRect/>
+                    </a:stretch>
+                  </pic:blipFill>
+                  <pic:spPr bwMode="auto">
+                    <a:xfrm>
+                      <a:off x="0" y="0"/>
+                      <a:ext cx="2727960" cy="2727960"/>
+                    </a:xfrm>
+                    <a:prstGeom prst="rect">
+                      <a:avLst/>
+                    </a:prstGeom>
+                    <a:noFill/>
+                    <a:ln>
+                      <a:noFill/>
+                    </a:ln>
+                  </pic:spPr>
+                </pic:pic>
+              </a:graphicData>
+            </a:graphic>
+          </wp:inline>
+        </w:drawing>
+      </w:r>
+    </w:p>
+    <w:p>
+      <w:pPr>
+        <w:jc w:val="center"/>
+        <w:rPr>
+          <w:iCs/>
+          <w:sz w:val="24"/>
+          <w:szCs w:val="24"/>
+        </w:rPr>
+      </w:pPr>
+      <w:r>
+        <w:rPr>
+          <w:iCs/>
+          <w:sz w:val="24"/>
+          <w:szCs w:val="24"/>
+        </w:rPr>
+        <w:t>Figure 1 – Mandala</w:t>
+      </w:r>
+    </w:p>
+    <w:p>
+      <w:pPr>
+        <w:rPr>
+          <w:sz w:val="24"/>
+          <w:szCs w:val="24"/>
+        </w:rPr>
+      </w:pPr>
+      <w:r>
+        <w:rPr>
+          <w:sz w:val="24"/>
+          <w:szCs w:val="24"/>
+        </w:rPr>
+        <w:t xml:space="preserve">Mandala is also a step toward synthesizing </w:t>
+      </w:r>
+      <w:r>
+        <w:rPr>
+          <w:sz w:val="24"/>
+          <w:szCs w:val="24"/>
+        </w:rPr>
+        <w:t xml:space="preserve">the Morphognosis </w:t>
+      </w:r>
+      <w:r>
+        <w:rPr>
+          <w:sz w:val="24"/>
+          <w:szCs w:val="24"/>
+        </w:rPr>
+        <w:t>(Portegys, 2022)</w:t>
+      </w:r>
+      <w:r>
+        <w:rPr>
+          <w:sz w:val="24"/>
+          <w:szCs w:val="24"/>
+        </w:rPr>
         <w:t xml:space="preserve"> </w:t>
       </w:r>
-    </w:p>
-    <w:p>
-      <w:pPr>
-        <w:rPr>
-          <w:sz w:val="24"/>
-          <w:szCs w:val="24"/>
-        </w:rPr>
-      </w:pPr>
-      <w:r>
-        <w:rPr>
-          <w:sz w:val="24"/>
-          <w:szCs w:val="24"/>
-        </w:rPr>
-        <w:t xml:space="preserve">Mandala is also a step toward synthesizing </w:t>
-      </w:r>
-      <w:r>
-        <w:rPr>
-          <w:sz w:val="24"/>
-          <w:szCs w:val="24"/>
-        </w:rPr>
-        <w:t xml:space="preserve">the Morphognosis </w:t>
-      </w:r>
-      <w:r>
-        <w:rPr>
-          <w:sz w:val="24"/>
-          <w:szCs w:val="24"/>
-        </w:rPr>
-        <w:t>(Portegys, 2022)</w:t>
+      <w:r>
+        <w:rPr>
+          <w:sz w:val="24"/>
+          <w:szCs w:val="24"/>
+        </w:rPr>
+        <w:t xml:space="preserve">and Mona </w:t>
+      </w:r>
+      <w:r>
+        <w:rPr>
+          <w:sz w:val="24"/>
+          <w:szCs w:val="24"/>
+        </w:rPr>
+        <w:t>(Portegys, 2010 and 2024</w:t>
+      </w:r>
+      <w:r>
+        <w:rPr>
+          <w:sz w:val="24"/>
+          <w:szCs w:val="24"/>
+        </w:rPr>
+        <w:t>b</w:t>
+      </w:r>
+      <w:r>
+        <w:rPr>
+          <w:sz w:val="24"/>
+          <w:szCs w:val="24"/>
+        </w:rPr>
+        <w:t>)</w:t>
       </w:r>
       <w:r>
         <w:rPr>
@@ -1378,41 +1458,6 @@
           <w:sz w:val="24"/>
           <w:szCs w:val="24"/>
         </w:rPr>
-        <w:t xml:space="preserve">and Mona </w:t>
-      </w:r>
-      <w:r>
-        <w:rPr>
-          <w:sz w:val="24"/>
-          <w:szCs w:val="24"/>
-        </w:rPr>
-        <w:t>(Portegys, 2010 and 2024</w:t>
-      </w:r>
-      <w:r>
-        <w:rPr>
-          <w:sz w:val="24"/>
-          <w:szCs w:val="24"/>
-        </w:rPr>
-        <w:t>b</w:t>
-      </w:r>
-      <w:r>
-        <w:rPr>
-          <w:sz w:val="24"/>
-          <w:szCs w:val="24"/>
-        </w:rPr>
-        <w:t>)</w:t>
-      </w:r>
-      <w:r>
-        <w:rPr>
-          <w:sz w:val="24"/>
-          <w:szCs w:val="24"/>
-        </w:rPr>
-        <w:t xml:space="preserve"> </w:t>
-      </w:r>
-      <w:r>
-        <w:rPr>
-          <w:sz w:val="24"/>
-          <w:szCs w:val="24"/>
-        </w:rPr>
         <w:t>neural network models into a comprehensive model for lear</w:t>
       </w:r>
       <w:r>
@@ -1505,7 +1550,7 @@
           <w:sz w:val="24"/>
           <w:szCs w:val="24"/>
         </w:rPr>
-        <w:t>, as shown in Figure 1.</w:t>
+        <w:t>, as shown in Figure 2.</w:t>
       </w:r>
     </w:p>
     <w:p>
@@ -1522,6 +1567,7 @@
           <w:sz w:val="24"/>
           <w:szCs w:val="24"/>
         </w:rPr>
+        <w:lastRenderedPageBreak/>
         <w:drawing>
           <wp:inline distT="0" distB="0" distL="0" distR="0" wp14:anchorId="739BDD97" wp14:editId="0FAC7002">
             <wp:extent cx="3035935" cy="1926590"/>
@@ -1540,7 +1586,7 @@
                     </pic:cNvPicPr>
                   </pic:nvPicPr>
                   <pic:blipFill>
-                    <a:blip r:embed="rId9">
+                    <a:blip r:embed="rId10">
                       <a:extLst>
                         <a:ext uri="{28A0092B-C50C-407E-A947-70E740481C1C}">
                           <a14:useLocalDpi xmlns:a14="http://schemas.microsoft.com/office/drawing/2010/main" val="0"/>
@@ -1582,7 +1628,14 @@
           <w:sz w:val="24"/>
           <w:szCs w:val="24"/>
         </w:rPr>
-        <w:t xml:space="preserve">Figure 1 – Jordan </w:t>
+        <w:t>Figure 2</w:t>
+      </w:r>
+      <w:r>
+        <w:rPr>
+          <w:sz w:val="24"/>
+          <w:szCs w:val="24"/>
+        </w:rPr>
+        <w:t xml:space="preserve"> – Jordan </w:t>
       </w:r>
       <w:r>
         <w:rPr>
@@ -1746,315 +1799,391 @@
           <w:sz w:val="24"/>
           <w:szCs w:val="24"/>
         </w:rPr>
-        <w:t xml:space="preserve">architectures designed to overcome the limitations of standard RNNs (like LSTMs or GRUs) in memorizing long-term dependencies. While standard RNNs rely on internal hidden states that often suffer from </w:t>
-      </w:r>
-      <w:r>
-        <w:rPr>
-          <w:sz w:val="24"/>
-          <w:szCs w:val="24"/>
-        </w:rPr>
+        <w:t>architectures designed to overcome the limitations of standard RNNs (like LSTMs or GRUs) in memorizing long-term dependencies. While standard RNNs rely on internal hidden states that often suffer from vanishing gradients over long sequences, these models integrate a separate, addressable memory bank to store and retrieve past informati</w:t>
+      </w:r>
+      <w:r>
+        <w:rPr>
+          <w:sz w:val="24"/>
+          <w:szCs w:val="24"/>
+        </w:rPr>
+        <w:t>on over extended time horizons.</w:t>
+      </w:r>
+    </w:p>
+    <w:p>
+      <w:pPr>
+        <w:rPr>
+          <w:sz w:val="24"/>
+          <w:szCs w:val="24"/>
+        </w:rPr>
+      </w:pPr>
+      <w:r>
+        <w:rPr>
+          <w:sz w:val="24"/>
+          <w:szCs w:val="24"/>
+        </w:rPr>
+        <w:t>Neural Turing Machines (NTMs)</w:t>
+      </w:r>
+      <w:r>
+        <w:rPr>
+          <w:sz w:val="24"/>
+          <w:szCs w:val="24"/>
+        </w:rPr>
+        <w:t xml:space="preserve"> </w:t>
+      </w:r>
+      <w:r>
+        <w:rPr>
+          <w:sz w:val="24"/>
+          <w:szCs w:val="24"/>
+        </w:rPr>
+        <w:t>(</w:t>
+      </w:r>
+      <w:r>
+        <w:rPr>
+          <w:sz w:val="24"/>
+          <w:szCs w:val="24"/>
+        </w:rPr>
+        <w:t>Graves</w:t>
+      </w:r>
+      <w:r>
+        <w:rPr>
+          <w:sz w:val="24"/>
+          <w:szCs w:val="24"/>
+        </w:rPr>
+        <w:t xml:space="preserve"> </w:t>
+      </w:r>
+      <w:r>
+        <w:rPr>
+          <w:sz w:val="24"/>
+          <w:szCs w:val="24"/>
+        </w:rPr>
+        <w:t>et al., 2014)</w:t>
+      </w:r>
+      <w:r>
+        <w:rPr>
+          <w:sz w:val="24"/>
+          <w:szCs w:val="24"/>
+        </w:rPr>
+        <w:t xml:space="preserve">. </w:t>
+      </w:r>
+      <w:r>
+        <w:rPr>
+          <w:sz w:val="24"/>
+          <w:szCs w:val="24"/>
+        </w:rPr>
+        <w:t>These are models</w:t>
+      </w:r>
+      <w:r>
+        <w:rPr>
+          <w:sz w:val="24"/>
+          <w:szCs w:val="24"/>
+        </w:rPr>
+        <w:t xml:space="preserve"> that couples a neural network controller to an external memory bank, capable of learning to manipulate and manage the memory to solve tasks like sorting or copying.</w:t>
+      </w:r>
+    </w:p>
+    <w:p>
+      <w:pPr>
+        <w:rPr>
+          <w:sz w:val="24"/>
+          <w:szCs w:val="24"/>
+        </w:rPr>
+      </w:pPr>
+      <w:r>
+        <w:rPr>
+          <w:sz w:val="24"/>
+          <w:szCs w:val="24"/>
+        </w:rPr>
+        <w:t> </w:t>
+      </w:r>
+      <w:r>
+        <w:rPr>
+          <w:sz w:val="24"/>
+          <w:szCs w:val="24"/>
+        </w:rPr>
+        <w:t xml:space="preserve">A </w:t>
+      </w:r>
+      <w:r>
+        <w:rPr>
+          <w:bCs/>
+          <w:sz w:val="24"/>
+          <w:szCs w:val="24"/>
+        </w:rPr>
+        <w:t>Dynamic Memory Network</w:t>
+      </w:r>
+      <w:r>
+        <w:rPr>
+          <w:sz w:val="24"/>
+          <w:szCs w:val="24"/>
+        </w:rPr>
+        <w:t xml:space="preserve"> (DMN) </w:t>
+      </w:r>
+      <w:r>
+        <w:rPr>
+          <w:sz w:val="24"/>
+          <w:szCs w:val="24"/>
+        </w:rPr>
+        <w:t xml:space="preserve">(Kumar et al., </w:t>
+      </w:r>
+      <w:r>
+        <w:rPr>
+          <w:sz w:val="24"/>
+          <w:szCs w:val="24"/>
+        </w:rPr>
+        <w:t>2016</w:t>
+      </w:r>
+      <w:r>
+        <w:rPr>
+          <w:sz w:val="24"/>
+          <w:szCs w:val="24"/>
+        </w:rPr>
+        <w:t>)</w:t>
+      </w:r>
+      <w:r>
+        <w:rPr>
+          <w:sz w:val="24"/>
+          <w:szCs w:val="24"/>
+        </w:rPr>
+        <w:t xml:space="preserve"> i</w:t>
+      </w:r>
+      <w:r>
+        <w:rPr>
+          <w:sz w:val="24"/>
+          <w:szCs w:val="24"/>
+        </w:rPr>
+        <w:t xml:space="preserve">s a neural network architecture </w:t>
+      </w:r>
+      <w:r>
+        <w:rPr>
+          <w:sz w:val="24"/>
+          <w:szCs w:val="24"/>
+        </w:rPr>
+        <w:t xml:space="preserve">that uses </w:t>
+      </w:r>
+      <w:r>
+        <w:rPr>
+          <w:bCs/>
+          <w:sz w:val="24"/>
+          <w:szCs w:val="24"/>
+        </w:rPr>
+        <w:t>an external episodic memory</w:t>
+      </w:r>
+      <w:r>
+        <w:rPr>
+          <w:sz w:val="24"/>
+          <w:szCs w:val="24"/>
+        </w:rPr>
+        <w:t xml:space="preserve"> to answer questions about input sequences (stories, text).</w:t>
+      </w:r>
+    </w:p>
+    <w:p>
+      <w:pPr>
+        <w:rPr>
+          <w:sz w:val="24"/>
+          <w:szCs w:val="24"/>
+        </w:rPr>
+      </w:pPr>
+      <w:r>
+        <w:rPr>
+          <w:sz w:val="24"/>
+          <w:szCs w:val="24"/>
+        </w:rPr>
+        <w:t>External Addressable Long-Term and Working Memory (EALWM</w:t>
+      </w:r>
+      <w:r>
+        <w:rPr>
+          <w:sz w:val="24"/>
+          <w:szCs w:val="24"/>
+        </w:rPr>
+        <w:t>)</w:t>
+      </w:r>
+      <w:r>
+        <w:rPr>
+          <w:sz w:val="24"/>
+          <w:szCs w:val="24"/>
+        </w:rPr>
+        <w:t xml:space="preserve"> (Quan et al., </w:t>
+      </w:r>
+      <w:r>
+        <w:rPr>
+          <w:sz w:val="24"/>
+          <w:szCs w:val="24"/>
+        </w:rPr>
+        <w:t>2020</w:t>
+      </w:r>
+      <w:r>
+        <w:rPr>
+          <w:sz w:val="24"/>
+          <w:szCs w:val="24"/>
+        </w:rPr>
+        <w:t>)</w:t>
+      </w:r>
+      <w:r>
+        <w:rPr>
+          <w:sz w:val="24"/>
+          <w:szCs w:val="24"/>
+        </w:rPr>
+        <w:t xml:space="preserve"> </w:t>
+      </w:r>
+      <w:r>
+        <w:rPr>
+          <w:sz w:val="24"/>
+          <w:szCs w:val="24"/>
+        </w:rPr>
+        <w:t>splits external memory into distinct long-term and working memory parts, improving the ability to learn long-term dependencies without gradient issues.</w:t>
+      </w:r>
+    </w:p>
+    <w:p>
+      <w:pPr>
+        <w:rPr>
+          <w:sz w:val="24"/>
+          <w:szCs w:val="24"/>
+        </w:rPr>
+      </w:pPr>
+      <w:r>
+        <w:rPr>
+          <w:sz w:val="24"/>
+          <w:szCs w:val="24"/>
+        </w:rPr>
+        <w:t>The</w:t>
+      </w:r>
+      <w:r>
+        <w:rPr>
+          <w:sz w:val="24"/>
+          <w:szCs w:val="24"/>
+        </w:rPr>
+        <w:t xml:space="preserve"> above models retain an RNN at their core, using external storage as an adjunct memory. In Mandala</w:t>
+      </w:r>
+      <w:r>
+        <w:rPr>
+          <w:sz w:val="24"/>
+          <w:szCs w:val="24"/>
+        </w:rPr>
+        <w:t xml:space="preserve"> context</w:t>
+      </w:r>
+      <w:r>
+        <w:rPr>
+          <w:sz w:val="24"/>
+          <w:szCs w:val="24"/>
+        </w:rPr>
+        <w:t xml:space="preserve"> </w:t>
+      </w:r>
+      <w:r>
+        <w:rPr>
+          <w:sz w:val="24"/>
+          <w:szCs w:val="24"/>
+        </w:rPr>
+        <w:t>input and output serve</w:t>
+      </w:r>
+      <w:r>
+        <w:rPr>
+          <w:sz w:val="24"/>
+          <w:szCs w:val="24"/>
+        </w:rPr>
+        <w:t xml:space="preserve"> as the repository of temporal state</w:t>
+      </w:r>
+      <w:r>
+        <w:rPr>
+          <w:sz w:val="24"/>
+          <w:szCs w:val="24"/>
+        </w:rPr>
+        <w:t xml:space="preserve"> for a </w:t>
+      </w:r>
+      <w:r>
+        <w:rPr>
+          <w:sz w:val="24"/>
+          <w:szCs w:val="24"/>
+        </w:rPr>
+        <w:t xml:space="preserve">non-recurrent </w:t>
+      </w:r>
+      <w:r>
+        <w:rPr>
+          <w:sz w:val="24"/>
+          <w:szCs w:val="24"/>
+        </w:rPr>
+        <w:t>MLP</w:t>
+      </w:r>
+      <w:r>
+        <w:rPr>
+          <w:sz w:val="24"/>
+          <w:szCs w:val="24"/>
+        </w:rPr>
+        <w:t>.</w:t>
+      </w:r>
+    </w:p>
+    <w:p>
+      <w:pPr>
+        <w:pStyle w:val="Heading1"/>
+      </w:pPr>
+      <w:r>
+        <w:t>Description</w:t>
+      </w:r>
+    </w:p>
+    <w:p>
+      <w:pPr>
+        <w:pStyle w:val="Heading2"/>
+      </w:pPr>
+      <w:r>
         <w:lastRenderedPageBreak/>
-        <w:t>vanishing gradients over long sequences, these models integrate a separate, addressable memory bank to store and retrieve past informati</w:t>
-      </w:r>
-      <w:r>
-        <w:rPr>
-          <w:sz w:val="24"/>
-          <w:szCs w:val="24"/>
-        </w:rPr>
-        <w:t>on over extended time horizons.</w:t>
-      </w:r>
-    </w:p>
-    <w:p>
-      <w:pPr>
-        <w:rPr>
-          <w:sz w:val="24"/>
-          <w:szCs w:val="24"/>
-        </w:rPr>
-      </w:pPr>
-      <w:r>
-        <w:rPr>
-          <w:sz w:val="24"/>
-          <w:szCs w:val="24"/>
-        </w:rPr>
-        <w:t>Neural Turing Machines (NTMs)</w:t>
-      </w:r>
-      <w:r>
-        <w:rPr>
-          <w:sz w:val="24"/>
-          <w:szCs w:val="24"/>
-        </w:rPr>
-        <w:t xml:space="preserve"> </w:t>
-      </w:r>
-      <w:r>
-        <w:rPr>
-          <w:sz w:val="24"/>
-          <w:szCs w:val="24"/>
-        </w:rPr>
-        <w:t>(</w:t>
-      </w:r>
-      <w:r>
-        <w:rPr>
-          <w:sz w:val="24"/>
-          <w:szCs w:val="24"/>
-        </w:rPr>
-        <w:t>Graves</w:t>
-      </w:r>
-      <w:r>
-        <w:rPr>
-          <w:sz w:val="24"/>
-          <w:szCs w:val="24"/>
-        </w:rPr>
-        <w:t xml:space="preserve"> </w:t>
-      </w:r>
-      <w:r>
-        <w:rPr>
-          <w:sz w:val="24"/>
-          <w:szCs w:val="24"/>
-        </w:rPr>
-        <w:t>et al., 2014)</w:t>
-      </w:r>
-      <w:r>
-        <w:rPr>
-          <w:sz w:val="24"/>
-          <w:szCs w:val="24"/>
-        </w:rPr>
-        <w:t xml:space="preserve">. </w:t>
-      </w:r>
-      <w:r>
-        <w:rPr>
-          <w:sz w:val="24"/>
-          <w:szCs w:val="24"/>
-        </w:rPr>
-        <w:t>These are models</w:t>
-      </w:r>
-      <w:r>
-        <w:rPr>
-          <w:sz w:val="24"/>
-          <w:szCs w:val="24"/>
-        </w:rPr>
-        <w:t xml:space="preserve"> that couples a neural network controller to an external memory bank, capable of learning to manipulate and manage the memory to solve tasks like sorting or copying.</w:t>
-      </w:r>
-    </w:p>
-    <w:p>
-      <w:pPr>
-        <w:rPr>
-          <w:sz w:val="24"/>
-          <w:szCs w:val="24"/>
-        </w:rPr>
-      </w:pPr>
-      <w:r>
-        <w:rPr>
-          <w:sz w:val="24"/>
-          <w:szCs w:val="24"/>
-        </w:rPr>
-        <w:t> </w:t>
-      </w:r>
-      <w:r>
-        <w:rPr>
-          <w:sz w:val="24"/>
-          <w:szCs w:val="24"/>
-        </w:rPr>
-        <w:t xml:space="preserve">A </w:t>
-      </w:r>
-      <w:r>
-        <w:rPr>
-          <w:bCs/>
-          <w:sz w:val="24"/>
-          <w:szCs w:val="24"/>
-        </w:rPr>
-        <w:t>Dynamic Memory Network</w:t>
-      </w:r>
-      <w:r>
-        <w:rPr>
-          <w:sz w:val="24"/>
-          <w:szCs w:val="24"/>
-        </w:rPr>
-        <w:t xml:space="preserve"> (DMN) </w:t>
-      </w:r>
-      <w:r>
-        <w:rPr>
-          <w:sz w:val="24"/>
-          <w:szCs w:val="24"/>
-        </w:rPr>
-        <w:t xml:space="preserve">(Kumar et al., </w:t>
-      </w:r>
-      <w:r>
-        <w:rPr>
-          <w:sz w:val="24"/>
-          <w:szCs w:val="24"/>
-        </w:rPr>
-        <w:t>2016</w:t>
-      </w:r>
-      <w:r>
-        <w:rPr>
-          <w:sz w:val="24"/>
-          <w:szCs w:val="24"/>
-        </w:rPr>
-        <w:t>)</w:t>
-      </w:r>
-      <w:r>
-        <w:rPr>
-          <w:sz w:val="24"/>
-          <w:szCs w:val="24"/>
-        </w:rPr>
-        <w:t xml:space="preserve"> i</w:t>
-      </w:r>
-      <w:r>
-        <w:rPr>
-          <w:sz w:val="24"/>
-          <w:szCs w:val="24"/>
-        </w:rPr>
-        <w:t xml:space="preserve">s a neural network architecture </w:t>
-      </w:r>
-      <w:r>
-        <w:rPr>
-          <w:sz w:val="24"/>
-          <w:szCs w:val="24"/>
-        </w:rPr>
-        <w:t xml:space="preserve">that uses </w:t>
-      </w:r>
-      <w:r>
-        <w:rPr>
-          <w:bCs/>
-          <w:sz w:val="24"/>
-          <w:szCs w:val="24"/>
-        </w:rPr>
-        <w:t>an external episodic memory</w:t>
-      </w:r>
-      <w:r>
-        <w:rPr>
-          <w:sz w:val="24"/>
-          <w:szCs w:val="24"/>
-        </w:rPr>
-        <w:t xml:space="preserve"> to answer questions about input sequences (stories, text).</w:t>
-      </w:r>
-    </w:p>
-    <w:p>
-      <w:pPr>
-        <w:rPr>
-          <w:sz w:val="24"/>
-          <w:szCs w:val="24"/>
-        </w:rPr>
-      </w:pPr>
-      <w:r>
-        <w:rPr>
-          <w:sz w:val="24"/>
-          <w:szCs w:val="24"/>
-        </w:rPr>
-        <w:t>External Addressable Long-Term and Working Memory (EALWM</w:t>
-      </w:r>
-      <w:r>
-        <w:rPr>
-          <w:sz w:val="24"/>
-          <w:szCs w:val="24"/>
-        </w:rPr>
-        <w:t>)</w:t>
-      </w:r>
-      <w:r>
-        <w:rPr>
-          <w:sz w:val="24"/>
-          <w:szCs w:val="24"/>
-        </w:rPr>
-        <w:t xml:space="preserve"> (Quan et al., </w:t>
-      </w:r>
-      <w:r>
-        <w:rPr>
-          <w:sz w:val="24"/>
-          <w:szCs w:val="24"/>
-        </w:rPr>
-        <w:t>2020</w:t>
-      </w:r>
-      <w:r>
-        <w:rPr>
-          <w:sz w:val="24"/>
-          <w:szCs w:val="24"/>
-        </w:rPr>
-        <w:t>)</w:t>
-      </w:r>
-      <w:r>
-        <w:rPr>
-          <w:sz w:val="24"/>
-          <w:szCs w:val="24"/>
-        </w:rPr>
-        <w:t xml:space="preserve"> </w:t>
-      </w:r>
-      <w:r>
-        <w:rPr>
-          <w:sz w:val="24"/>
-          <w:szCs w:val="24"/>
-        </w:rPr>
-        <w:t>splits external memory into distinct long-term and working memory parts, improving the ability to learn long-term dependencies without gradient issues.</w:t>
-      </w:r>
-    </w:p>
-    <w:p>
-      <w:pPr>
-        <w:rPr>
-          <w:sz w:val="24"/>
-          <w:szCs w:val="24"/>
-        </w:rPr>
-      </w:pPr>
-      <w:r>
-        <w:rPr>
-          <w:sz w:val="24"/>
-          <w:szCs w:val="24"/>
-        </w:rPr>
-        <w:t>The</w:t>
-      </w:r>
-      <w:r>
-        <w:rPr>
-          <w:sz w:val="24"/>
-          <w:szCs w:val="24"/>
-        </w:rPr>
-        <w:t xml:space="preserve"> above models retain an RNN at their core, using external storage as an adjunct memory. In Mandala</w:t>
-      </w:r>
-      <w:r>
-        <w:rPr>
-          <w:sz w:val="24"/>
-          <w:szCs w:val="24"/>
-        </w:rPr>
-        <w:t xml:space="preserve"> context</w:t>
-      </w:r>
-      <w:r>
-        <w:rPr>
-          <w:sz w:val="24"/>
-          <w:szCs w:val="24"/>
-        </w:rPr>
-        <w:t xml:space="preserve"> </w:t>
-      </w:r>
-      <w:r>
-        <w:rPr>
-          <w:sz w:val="24"/>
-          <w:szCs w:val="24"/>
-        </w:rPr>
-        <w:t>input and output serve</w:t>
-      </w:r>
-      <w:r>
-        <w:rPr>
-          <w:sz w:val="24"/>
-          <w:szCs w:val="24"/>
-        </w:rPr>
-        <w:t xml:space="preserve"> as the repository of temporal state</w:t>
-      </w:r>
-      <w:r>
-        <w:rPr>
-          <w:sz w:val="24"/>
-          <w:szCs w:val="24"/>
-        </w:rPr>
-        <w:t xml:space="preserve"> for a </w:t>
-      </w:r>
-      <w:r>
-        <w:rPr>
-          <w:sz w:val="24"/>
-          <w:szCs w:val="24"/>
-        </w:rPr>
-        <w:t xml:space="preserve">non-recurrent </w:t>
-      </w:r>
-      <w:r>
-        <w:rPr>
-          <w:sz w:val="24"/>
-          <w:szCs w:val="24"/>
-        </w:rPr>
-        <w:t>MLP</w:t>
+        <w:t>Problem</w:t>
+      </w:r>
+      <w:r>
+        <w:t xml:space="preserve"> generation</w:t>
+      </w:r>
+    </w:p>
+    <w:p>
+      <w:pPr>
+        <w:rPr>
+          <w:sz w:val="24"/>
+          <w:szCs w:val="24"/>
+        </w:rPr>
+      </w:pPr>
+      <w:r>
+        <w:rPr>
+          <w:sz w:val="24"/>
+          <w:szCs w:val="24"/>
+        </w:rPr>
+        <w:t>Training and testing eve</w:t>
+      </w:r>
+      <w:r>
+        <w:rPr>
+          <w:sz w:val="24"/>
+          <w:szCs w:val="24"/>
+        </w:rPr>
+        <w:t>nt streams are generated using</w:t>
+      </w:r>
+      <w:r>
+        <w:rPr>
+          <w:sz w:val="24"/>
+          <w:szCs w:val="24"/>
+        </w:rPr>
+        <w:t xml:space="preserve"> randomly generated gramm</w:t>
+      </w:r>
+      <w:r>
+        <w:rPr>
+          <w:sz w:val="24"/>
+          <w:szCs w:val="24"/>
+        </w:rPr>
+        <w:t xml:space="preserve">ars that produce </w:t>
+      </w:r>
+      <w:r>
+        <w:rPr>
+          <w:sz w:val="24"/>
+          <w:szCs w:val="24"/>
+        </w:rPr>
+        <w:t xml:space="preserve">binary </w:t>
+      </w:r>
+      <w:r>
+        <w:rPr>
+          <w:sz w:val="24"/>
+          <w:szCs w:val="24"/>
+        </w:rPr>
+        <w:t>hierarchies of cause-and-effect pairs of terminals. A simple such hi</w:t>
+      </w:r>
+      <w:r>
+        <w:rPr>
+          <w:sz w:val="24"/>
+          <w:szCs w:val="24"/>
+        </w:rPr>
+        <w:t>erarchy is presented in Figure 3</w:t>
       </w:r>
       <w:r>
         <w:rPr>
@@ -2066,89 +2195,6 @@
     </w:p>
     <w:p>
       <w:pPr>
-        <w:pStyle w:val="Heading1"/>
-      </w:pPr>
-      <w:r>
-        <w:t>Description</w:t>
-      </w:r>
-    </w:p>
-    <w:p>
-      <w:pPr>
-        <w:pStyle w:val="Heading2"/>
-      </w:pPr>
-      <w:r>
-        <w:t>Problem</w:t>
-      </w:r>
-      <w:r>
-        <w:t xml:space="preserve"> generation</w:t>
-      </w:r>
-    </w:p>
-    <w:p>
-      <w:pPr>
-        <w:rPr>
-          <w:sz w:val="24"/>
-          <w:szCs w:val="24"/>
-        </w:rPr>
-      </w:pPr>
-      <w:r>
-        <w:rPr>
-          <w:sz w:val="24"/>
-          <w:szCs w:val="24"/>
-        </w:rPr>
-        <w:t>Training and testing eve</w:t>
-      </w:r>
-      <w:r>
-        <w:rPr>
-          <w:sz w:val="24"/>
-          <w:szCs w:val="24"/>
-        </w:rPr>
-        <w:t>nt streams are generated using</w:t>
-      </w:r>
-      <w:r>
-        <w:rPr>
-          <w:sz w:val="24"/>
-          <w:szCs w:val="24"/>
-        </w:rPr>
-        <w:t xml:space="preserve"> randomly generated gramm</w:t>
-      </w:r>
-      <w:r>
-        <w:rPr>
-          <w:sz w:val="24"/>
-          <w:szCs w:val="24"/>
-        </w:rPr>
-        <w:t xml:space="preserve">ars that produce </w:t>
-      </w:r>
-      <w:r>
-        <w:rPr>
-          <w:sz w:val="24"/>
-          <w:szCs w:val="24"/>
-        </w:rPr>
-        <w:t xml:space="preserve">binary </w:t>
-      </w:r>
-      <w:r>
-        <w:rPr>
-          <w:sz w:val="24"/>
-          <w:szCs w:val="24"/>
-        </w:rPr>
-        <w:t>hierarchies of cause-and-effect pairs of terminals. A simple such hi</w:t>
-      </w:r>
-      <w:r>
-        <w:rPr>
-          <w:sz w:val="24"/>
-          <w:szCs w:val="24"/>
-        </w:rPr>
-        <w:t>erarchy is presented in Figure 2</w:t>
-      </w:r>
-      <w:r>
-        <w:rPr>
-          <w:sz w:val="24"/>
-          <w:szCs w:val="24"/>
-        </w:rPr>
-        <w:t>.</w:t>
-      </w:r>
-    </w:p>
-    <w:p>
-      <w:pPr>
         <w:rPr>
           <w:sz w:val="24"/>
           <w:szCs w:val="24"/>
@@ -2160,7 +2206,6 @@
           <w:sz w:val="24"/>
           <w:szCs w:val="24"/>
         </w:rPr>
-        <w:lastRenderedPageBreak/>
         <w:drawing>
           <wp:inline distT="0" distB="0" distL="0" distR="0" wp14:anchorId="47A7B44A" wp14:editId="69E5039D">
             <wp:extent cx="5943600" cy="4115252"/>
@@ -2179,7 +2224,7 @@
                     </pic:cNvPicPr>
                   </pic:nvPicPr>
                   <pic:blipFill>
-                    <a:blip r:embed="rId10">
+                    <a:blip r:embed="rId11">
                       <a:extLst>
                         <a:ext uri="{28A0092B-C50C-407E-A947-70E740481C1C}">
                           <a14:useLocalDpi xmlns:a14="http://schemas.microsoft.com/office/drawing/2010/main" val="0"/>
@@ -2224,7 +2269,7 @@
           <w:sz w:val="24"/>
           <w:szCs w:val="24"/>
         </w:rPr>
-        <w:t>Figure 2</w:t>
+        <w:t>Figure 3</w:t>
       </w:r>
       <w:r>
         <w:rPr>
@@ -2369,6 +2414,7 @@
           <w:sz w:val="24"/>
           <w:szCs w:val="24"/>
         </w:rPr>
+        <w:lastRenderedPageBreak/>
         <w:t xml:space="preserve"> </w:t>
       </w:r>
       <w:r>
@@ -2492,7 +2538,6 @@
           <w:sz w:val="24"/>
           <w:szCs w:val="24"/>
         </w:rPr>
-        <w:lastRenderedPageBreak/>
         <w:t>NUM_TERMI</w:t>
       </w:r>
       <w:r>
@@ -2606,14 +2651,7 @@
           <w:sz w:val="24"/>
           <w:szCs w:val="24"/>
         </w:rPr>
-        <w:t xml:space="preserve"> is presented in Figure 3</w:t>
-      </w:r>
-      <w:r>
-        <w:rPr>
-          <w:sz w:val="24"/>
-          <w:szCs w:val="24"/>
-        </w:rPr>
-        <w:t>.</w:t>
+        <w:t xml:space="preserve"> is presented in Figure 4.</w:t>
       </w:r>
     </w:p>
     <w:p>
@@ -2647,7 +2685,7 @@
                     </pic:cNvPicPr>
                   </pic:nvPicPr>
                   <pic:blipFill>
-                    <a:blip r:embed="rId11" cstate="print">
+                    <a:blip r:embed="rId12" cstate="print">
                       <a:extLst>
                         <a:ext uri="{28A0092B-C50C-407E-A947-70E740481C1C}">
                           <a14:useLocalDpi xmlns:a14="http://schemas.microsoft.com/office/drawing/2010/main" val="0"/>
@@ -2692,7 +2730,7 @@
           <w:sz w:val="24"/>
           <w:szCs w:val="24"/>
         </w:rPr>
-        <w:t>Figure 3</w:t>
+        <w:t>Figure 4</w:t>
       </w:r>
       <w:r>
         <w:rPr>
@@ -2742,7 +2780,21 @@
           <w:sz w:val="24"/>
           <w:szCs w:val="24"/>
         </w:rPr>
-        <w:t>with interstitial events the stream given by the hierarchy in Figure 1 might look like:</w:t>
+        <w:t>with interstitial events the stream gi</w:t>
+      </w:r>
+      <w:r>
+        <w:rPr>
+          <w:sz w:val="24"/>
+          <w:szCs w:val="24"/>
+        </w:rPr>
+        <w:t>ven by the hierarchy in Figure 3</w:t>
+      </w:r>
+      <w:r>
+        <w:rPr>
+          <w:sz w:val="24"/>
+          <w:szCs w:val="24"/>
+        </w:rPr>
+        <w:t xml:space="preserve"> might look like:</w:t>
       </w:r>
     </w:p>
     <w:p>
@@ -2836,7 +2888,23 @@
           <w:sz w:val="24"/>
           <w:szCs w:val="24"/>
         </w:rPr>
-        <w:t>by interleaving the streams from the hierarchies in Figure 2:</w:t>
+        <w:t xml:space="preserve">by interleaving the streams </w:t>
+      </w:r>
+      <w:r>
+        <w:rPr>
+          <w:sz w:val="24"/>
+          <w:szCs w:val="24"/>
+        </w:rPr>
+        <w:t>from the hierarchies in Figure 4</w:t>
+      </w:r>
+      <w:bookmarkStart w:id="3" w:name="_GoBack"/>
+      <w:bookmarkEnd w:id="3"/>
+      <w:r>
+        <w:rPr>
+          <w:sz w:val="24"/>
+          <w:szCs w:val="24"/>
+        </w:rPr>
+        <w:t>:</w:t>
       </w:r>
     </w:p>
     <w:p>
@@ -3029,6 +3097,7 @@
           <w:sz w:val="24"/>
           <w:szCs w:val="24"/>
         </w:rPr>
+        <w:lastRenderedPageBreak/>
         <w:t xml:space="preserve">The </w:t>
       </w:r>
       <w:r>
@@ -3072,7 +3141,6 @@
           <w:sz w:val="24"/>
           <w:szCs w:val="24"/>
         </w:rPr>
-        <w:lastRenderedPageBreak/>
         <w:t xml:space="preserve">During training, paths are </w:t>
       </w:r>
       <w:r>
@@ -4147,6 +4215,7 @@
           <w:sz w:val="24"/>
           <w:szCs w:val="24"/>
         </w:rPr>
+        <w:lastRenderedPageBreak/>
         <w:t>The algorithm also</w:t>
       </w:r>
       <w:r>
@@ -4211,7 +4280,6 @@
           <w:sz w:val="24"/>
           <w:szCs w:val="24"/>
         </w:rPr>
-        <w:lastRenderedPageBreak/>
         <w:t xml:space="preserve">For testing, </w:t>
       </w:r>
       <w:r>
@@ -4364,7 +4432,7 @@
         </w:rPr>
         <w:t xml:space="preserve"> at: </w:t>
       </w:r>
-      <w:hyperlink r:id="rId12" w:history="1">
+      <w:hyperlink r:id="rId13" w:history="1">
         <w:r>
           <w:rPr>
             <w:rStyle w:val="Hyperlink"/>
@@ -4784,14 +4852,11 @@
           <w:szCs w:val="24"/>
         </w:rPr>
       </w:pPr>
-      <w:bookmarkStart w:id="3" w:name="_GoBack"/>
-      <w:bookmarkEnd w:id="3"/>
-      <w:r>
-        <w:rPr>
-          <w:sz w:val="24"/>
-          <w:szCs w:val="24"/>
-        </w:rPr>
-        <w:lastRenderedPageBreak/>
+      <w:r>
+        <w:rPr>
+          <w:sz w:val="24"/>
+          <w:szCs w:val="24"/>
+        </w:rPr>
         <w:t xml:space="preserve">To get a baseline comparison, Mandala and </w:t>
       </w:r>
       <w:r>
@@ -4799,7 +4864,21 @@
           <w:sz w:val="24"/>
           <w:szCs w:val="24"/>
         </w:rPr>
-        <w:t>the RNN were run with no interstitial or interleaved events. Figure 4 shows nearly perfect performance for both.</w:t>
+        <w:t>the RNN were run with no interstitial</w:t>
+      </w:r>
+      <w:r>
+        <w:rPr>
+          <w:sz w:val="24"/>
+          <w:szCs w:val="24"/>
+        </w:rPr>
+        <w:t xml:space="preserve"> or interleaved events. Figure 5</w:t>
+      </w:r>
+      <w:r>
+        <w:rPr>
+          <w:sz w:val="24"/>
+          <w:szCs w:val="24"/>
+        </w:rPr>
+        <w:t xml:space="preserve"> shows nearly perfect performance for both.</w:t>
       </w:r>
     </w:p>
     <w:p>
@@ -4842,7 +4921,7 @@
                     </pic:cNvPicPr>
                   </pic:nvPicPr>
                   <pic:blipFill>
-                    <a:blip r:embed="rId13" cstate="print">
+                    <a:blip r:embed="rId14" cstate="print">
                       <a:extLst>
                         <a:ext uri="{28A0092B-C50C-407E-A947-70E740481C1C}">
                           <a14:useLocalDpi xmlns:a14="http://schemas.microsoft.com/office/drawing/2010/main" val="0"/>
@@ -4887,7 +4966,14 @@
           <w:sz w:val="24"/>
           <w:szCs w:val="24"/>
         </w:rPr>
-        <w:t>Figure 4 – Baseline testing performance: no interstitial or interleaved events</w:t>
+        <w:t>Figure 5</w:t>
+      </w:r>
+      <w:r>
+        <w:rPr>
+          <w:sz w:val="24"/>
+          <w:szCs w:val="24"/>
+        </w:rPr>
+        <w:t xml:space="preserve"> – Baseline testing performance: no interstitial or interleaved events</w:t>
       </w:r>
     </w:p>
     <w:p>
@@ -4946,7 +5032,7 @@
                     </pic:cNvPicPr>
                   </pic:nvPicPr>
                   <pic:blipFill>
-                    <a:blip r:embed="rId14" cstate="print">
+                    <a:blip r:embed="rId15" cstate="print">
                       <a:extLst>
                         <a:ext uri="{28A0092B-C50C-407E-A947-70E740481C1C}">
                           <a14:useLocalDpi xmlns:a14="http://schemas.microsoft.com/office/drawing/2010/main" val="0"/>
@@ -4991,22 +5077,36 @@
           <w:sz w:val="24"/>
           <w:szCs w:val="24"/>
         </w:rPr>
-        <w:t>Figure 5 – Number of terminals</w:t>
-      </w:r>
-    </w:p>
-    <w:p>
-      <w:pPr>
-        <w:rPr>
-          <w:sz w:val="24"/>
-          <w:szCs w:val="24"/>
-        </w:rPr>
-      </w:pPr>
-      <w:r>
-        <w:rPr>
-          <w:sz w:val="24"/>
-          <w:szCs w:val="24"/>
-        </w:rPr>
-        <w:t xml:space="preserve">Figure 5 shows the results of </w:t>
+        <w:t>Figure 6</w:t>
+      </w:r>
+      <w:r>
+        <w:rPr>
+          <w:sz w:val="24"/>
+          <w:szCs w:val="24"/>
+        </w:rPr>
+        <w:t xml:space="preserve"> – Number of terminals</w:t>
+      </w:r>
+    </w:p>
+    <w:p>
+      <w:pPr>
+        <w:rPr>
+          <w:sz w:val="24"/>
+          <w:szCs w:val="24"/>
+        </w:rPr>
+      </w:pPr>
+      <w:r>
+        <w:rPr>
+          <w:sz w:val="24"/>
+          <w:szCs w:val="24"/>
+        </w:rPr>
+        <w:t>Figure 6</w:t>
+      </w:r>
+      <w:r>
+        <w:rPr>
+          <w:sz w:val="24"/>
+          <w:szCs w:val="24"/>
+        </w:rPr>
+        <w:t xml:space="preserve"> shows the results of </w:t>
       </w:r>
       <w:r>
         <w:rPr>
@@ -5059,110 +5159,6 @@
                 <pic:pic xmlns:pic="http://schemas.openxmlformats.org/drawingml/2006/picture">
                   <pic:nvPicPr>
                     <pic:cNvPr id="0" name="Picture 4" descr="C:\Users\Tom Portegys\Documents\research\AI\Mandala\work\mandala_rnn_comparison.png"/>
-                    <pic:cNvPicPr>
-                      <a:picLocks noChangeAspect="1" noChangeArrowheads="1"/>
-                    </pic:cNvPicPr>
-                  </pic:nvPicPr>
-                  <pic:blipFill>
-                    <a:blip r:embed="rId15" cstate="print">
-                      <a:extLst>
-                        <a:ext uri="{28A0092B-C50C-407E-A947-70E740481C1C}">
-                          <a14:useLocalDpi xmlns:a14="http://schemas.microsoft.com/office/drawing/2010/main" val="0"/>
-                        </a:ext>
-                      </a:extLst>
-                    </a:blip>
-                    <a:srcRect/>
-                    <a:stretch>
-                      <a:fillRect/>
-                    </a:stretch>
-                  </pic:blipFill>
-                  <pic:spPr bwMode="auto">
-                    <a:xfrm>
-                      <a:off x="0" y="0"/>
-                      <a:ext cx="5943600" cy="3558822"/>
-                    </a:xfrm>
-                    <a:prstGeom prst="rect">
-                      <a:avLst/>
-                    </a:prstGeom>
-                    <a:noFill/>
-                    <a:ln>
-                      <a:noFill/>
-                    </a:ln>
-                  </pic:spPr>
-                </pic:pic>
-              </a:graphicData>
-            </a:graphic>
-          </wp:inline>
-        </w:drawing>
-      </w:r>
-    </w:p>
-    <w:p>
-      <w:pPr>
-        <w:jc w:val="center"/>
-        <w:rPr>
-          <w:sz w:val="24"/>
-          <w:szCs w:val="24"/>
-        </w:rPr>
-      </w:pPr>
-      <w:r>
-        <w:rPr>
-          <w:sz w:val="24"/>
-          <w:szCs w:val="24"/>
-        </w:rPr>
-        <w:t>Figure 6 – Number of non-terminals</w:t>
-      </w:r>
-    </w:p>
-    <w:p>
-      <w:pPr>
-        <w:rPr>
-          <w:sz w:val="24"/>
-          <w:szCs w:val="24"/>
-        </w:rPr>
-      </w:pPr>
-      <w:r>
-        <w:rPr>
-          <w:sz w:val="24"/>
-          <w:szCs w:val="24"/>
-        </w:rPr>
-        <w:t>Figure 6 varies the number of non-terminals, which appears to indicate a linear-like increase in the error rate.</w:t>
-      </w:r>
-    </w:p>
-    <w:p>
-      <w:pPr>
-        <w:rPr>
-          <w:sz w:val="24"/>
-          <w:szCs w:val="24"/>
-        </w:rPr>
-      </w:pPr>
-    </w:p>
-    <w:p>
-      <w:pPr>
-        <w:jc w:val="center"/>
-        <w:rPr>
-          <w:sz w:val="24"/>
-          <w:szCs w:val="24"/>
-        </w:rPr>
-      </w:pPr>
-      <w:r>
-        <w:rPr>
-          <w:noProof/>
-          <w:sz w:val="24"/>
-          <w:szCs w:val="24"/>
-        </w:rPr>
-        <w:lastRenderedPageBreak/>
-        <w:drawing>
-          <wp:inline distT="0" distB="0" distL="0" distR="0" wp14:anchorId="1260C8B8" wp14:editId="541E96AD">
-            <wp:extent cx="5943600" cy="3558822"/>
-            <wp:effectExtent l="0" t="0" r="0" b="3810"/>
-            <wp:docPr id="15" name="Picture 15" descr="C:\Users\Tom Portegys\Documents\research\AI\Mandala\work\mandala_rnn_comparison.png"/>
-            <wp:cNvGraphicFramePr>
-              <a:graphicFrameLocks xmlns:a="http://schemas.openxmlformats.org/drawingml/2006/main" noChangeAspect="1"/>
-            </wp:cNvGraphicFramePr>
-            <a:graphic xmlns:a="http://schemas.openxmlformats.org/drawingml/2006/main">
-              <a:graphicData uri="http://schemas.openxmlformats.org/drawingml/2006/picture">
-                <pic:pic xmlns:pic="http://schemas.openxmlformats.org/drawingml/2006/picture">
-                  <pic:nvPicPr>
-                    <pic:cNvPr id="0" name="Picture 5" descr="C:\Users\Tom Portegys\Documents\research\AI\Mandala\work\mandala_rnn_comparison.png"/>
                     <pic:cNvPicPr>
                       <a:picLocks noChangeAspect="1" noChangeArrowheads="1"/>
                     </pic:cNvPicPr>
@@ -5213,22 +5209,154 @@
           <w:sz w:val="24"/>
           <w:szCs w:val="24"/>
         </w:rPr>
-        <w:t>Figure 7 – Terminal production probability</w:t>
-      </w:r>
-    </w:p>
-    <w:p>
-      <w:pPr>
-        <w:rPr>
-          <w:sz w:val="24"/>
-          <w:szCs w:val="24"/>
-        </w:rPr>
-      </w:pPr>
-      <w:r>
-        <w:rPr>
-          <w:sz w:val="24"/>
-          <w:szCs w:val="24"/>
-        </w:rPr>
-        <w:t>Figure 7 shows how making the hierarchies shallower by increasing the probability of terminating branches reduces the error rate for both Mandala and RNN.</w:t>
+        <w:t>Figure 7</w:t>
+      </w:r>
+      <w:r>
+        <w:rPr>
+          <w:sz w:val="24"/>
+          <w:szCs w:val="24"/>
+        </w:rPr>
+        <w:t xml:space="preserve"> – Number of non-terminals</w:t>
+      </w:r>
+    </w:p>
+    <w:p>
+      <w:pPr>
+        <w:rPr>
+          <w:sz w:val="24"/>
+          <w:szCs w:val="24"/>
+        </w:rPr>
+      </w:pPr>
+      <w:r>
+        <w:rPr>
+          <w:sz w:val="24"/>
+          <w:szCs w:val="24"/>
+        </w:rPr>
+        <w:t>Figure 7</w:t>
+      </w:r>
+      <w:r>
+        <w:rPr>
+          <w:sz w:val="24"/>
+          <w:szCs w:val="24"/>
+        </w:rPr>
+        <w:t xml:space="preserve"> varies the number of non-terminals, which appears to indicate a linear-like increase in the error rate.</w:t>
+      </w:r>
+    </w:p>
+    <w:p>
+      <w:pPr>
+        <w:rPr>
+          <w:sz w:val="24"/>
+          <w:szCs w:val="24"/>
+        </w:rPr>
+      </w:pPr>
+    </w:p>
+    <w:p>
+      <w:pPr>
+        <w:jc w:val="center"/>
+        <w:rPr>
+          <w:sz w:val="24"/>
+          <w:szCs w:val="24"/>
+        </w:rPr>
+      </w:pPr>
+      <w:r>
+        <w:rPr>
+          <w:noProof/>
+          <w:sz w:val="24"/>
+          <w:szCs w:val="24"/>
+        </w:rPr>
+        <w:lastRenderedPageBreak/>
+        <w:drawing>
+          <wp:inline distT="0" distB="0" distL="0" distR="0" wp14:anchorId="1260C8B8" wp14:editId="541E96AD">
+            <wp:extent cx="5943600" cy="3558822"/>
+            <wp:effectExtent l="0" t="0" r="0" b="3810"/>
+            <wp:docPr id="15" name="Picture 15" descr="C:\Users\Tom Portegys\Documents\research\AI\Mandala\work\mandala_rnn_comparison.png"/>
+            <wp:cNvGraphicFramePr>
+              <a:graphicFrameLocks xmlns:a="http://schemas.openxmlformats.org/drawingml/2006/main" noChangeAspect="1"/>
+            </wp:cNvGraphicFramePr>
+            <a:graphic xmlns:a="http://schemas.openxmlformats.org/drawingml/2006/main">
+              <a:graphicData uri="http://schemas.openxmlformats.org/drawingml/2006/picture">
+                <pic:pic xmlns:pic="http://schemas.openxmlformats.org/drawingml/2006/picture">
+                  <pic:nvPicPr>
+                    <pic:cNvPr id="0" name="Picture 5" descr="C:\Users\Tom Portegys\Documents\research\AI\Mandala\work\mandala_rnn_comparison.png"/>
+                    <pic:cNvPicPr>
+                      <a:picLocks noChangeAspect="1" noChangeArrowheads="1"/>
+                    </pic:cNvPicPr>
+                  </pic:nvPicPr>
+                  <pic:blipFill>
+                    <a:blip r:embed="rId17" cstate="print">
+                      <a:extLst>
+                        <a:ext uri="{28A0092B-C50C-407E-A947-70E740481C1C}">
+                          <a14:useLocalDpi xmlns:a14="http://schemas.microsoft.com/office/drawing/2010/main" val="0"/>
+                        </a:ext>
+                      </a:extLst>
+                    </a:blip>
+                    <a:srcRect/>
+                    <a:stretch>
+                      <a:fillRect/>
+                    </a:stretch>
+                  </pic:blipFill>
+                  <pic:spPr bwMode="auto">
+                    <a:xfrm>
+                      <a:off x="0" y="0"/>
+                      <a:ext cx="5943600" cy="3558822"/>
+                    </a:xfrm>
+                    <a:prstGeom prst="rect">
+                      <a:avLst/>
+                    </a:prstGeom>
+                    <a:noFill/>
+                    <a:ln>
+                      <a:noFill/>
+                    </a:ln>
+                  </pic:spPr>
+                </pic:pic>
+              </a:graphicData>
+            </a:graphic>
+          </wp:inline>
+        </w:drawing>
+      </w:r>
+    </w:p>
+    <w:p>
+      <w:pPr>
+        <w:jc w:val="center"/>
+        <w:rPr>
+          <w:sz w:val="24"/>
+          <w:szCs w:val="24"/>
+        </w:rPr>
+      </w:pPr>
+      <w:r>
+        <w:rPr>
+          <w:sz w:val="24"/>
+          <w:szCs w:val="24"/>
+        </w:rPr>
+        <w:t>Figure 8</w:t>
+      </w:r>
+      <w:r>
+        <w:rPr>
+          <w:sz w:val="24"/>
+          <w:szCs w:val="24"/>
+        </w:rPr>
+        <w:t xml:space="preserve"> – Terminal production probability</w:t>
+      </w:r>
+    </w:p>
+    <w:p>
+      <w:pPr>
+        <w:rPr>
+          <w:sz w:val="24"/>
+          <w:szCs w:val="24"/>
+        </w:rPr>
+      </w:pPr>
+      <w:r>
+        <w:rPr>
+          <w:sz w:val="24"/>
+          <w:szCs w:val="24"/>
+        </w:rPr>
+        <w:t>Figure 8</w:t>
+      </w:r>
+      <w:r>
+        <w:rPr>
+          <w:sz w:val="24"/>
+          <w:szCs w:val="24"/>
+        </w:rPr>
+        <w:t xml:space="preserve"> shows how making the hierarchies shallower by increasing the probability of terminating branches reduces the error rate for both Mandala and RNN.</w:t>
       </w:r>
     </w:p>
     <w:p>
@@ -5272,7 +5400,7 @@
                     </pic:cNvPicPr>
                   </pic:nvPicPr>
                   <pic:blipFill>
-                    <a:blip r:embed="rId17" cstate="print">
+                    <a:blip r:embed="rId18" cstate="print">
                       <a:extLst>
                         <a:ext uri="{28A0092B-C50C-407E-A947-70E740481C1C}">
                           <a14:useLocalDpi xmlns:a14="http://schemas.microsoft.com/office/drawing/2010/main" val="0"/>
@@ -5317,7 +5445,14 @@
           <w:sz w:val="24"/>
           <w:szCs w:val="24"/>
         </w:rPr>
-        <w:t xml:space="preserve">Figure 8 – </w:t>
+        <w:t>Figure 9</w:t>
+      </w:r>
+      <w:r>
+        <w:rPr>
+          <w:sz w:val="24"/>
+          <w:szCs w:val="24"/>
+        </w:rPr>
+        <w:t xml:space="preserve"> – </w:t>
       </w:r>
       <w:r>
         <w:rPr>
@@ -5346,7 +5481,14 @@
           <w:sz w:val="24"/>
           <w:szCs w:val="24"/>
         </w:rPr>
-        <w:t>Figure 8 demonstrates how multitasking, which interleaves events, affects performance. The error rate for Mandala increases as the number of tasks goes from 1 to 3. RNN shows worse performance for multitasking in general.</w:t>
+        <w:t>Figure 9</w:t>
+      </w:r>
+      <w:r>
+        <w:rPr>
+          <w:sz w:val="24"/>
+          <w:szCs w:val="24"/>
+        </w:rPr>
+        <w:t xml:space="preserve"> demonstrates how multitasking, which interleaves events, affects performance. The error rate for Mandala increases as the number of tasks goes from 1 to 3. RNN shows worse performance for multitasking in general.</w:t>
       </w:r>
     </w:p>
     <w:p>
@@ -5376,7 +5518,7 @@
                     </pic:cNvPicPr>
                   </pic:nvPicPr>
                   <pic:blipFill>
-                    <a:blip r:embed="rId18" cstate="print">
+                    <a:blip r:embed="rId19" cstate="print">
                       <a:extLst>
                         <a:ext uri="{28A0092B-C50C-407E-A947-70E740481C1C}">
                           <a14:useLocalDpi xmlns:a14="http://schemas.microsoft.com/office/drawing/2010/main" val="0"/>
@@ -5421,22 +5563,36 @@
           <w:sz w:val="24"/>
           <w:szCs w:val="24"/>
         </w:rPr>
-        <w:t>Figure 9 – Overall error rates</w:t>
-      </w:r>
-    </w:p>
-    <w:p>
-      <w:pPr>
-        <w:rPr>
-          <w:sz w:val="24"/>
-          <w:szCs w:val="24"/>
-        </w:rPr>
-      </w:pPr>
-      <w:r>
-        <w:rPr>
-          <w:sz w:val="24"/>
-          <w:szCs w:val="24"/>
-        </w:rPr>
-        <w:t>Figure 9 shows the overall error rate comparison across parameter combinations.</w:t>
+        <w:t>Figure 10</w:t>
+      </w:r>
+      <w:r>
+        <w:rPr>
+          <w:sz w:val="24"/>
+          <w:szCs w:val="24"/>
+        </w:rPr>
+        <w:t xml:space="preserve"> – Overall error rates</w:t>
+      </w:r>
+    </w:p>
+    <w:p>
+      <w:pPr>
+        <w:rPr>
+          <w:sz w:val="24"/>
+          <w:szCs w:val="24"/>
+        </w:rPr>
+      </w:pPr>
+      <w:r>
+        <w:rPr>
+          <w:sz w:val="24"/>
+          <w:szCs w:val="24"/>
+        </w:rPr>
+        <w:t>Figure 10</w:t>
+      </w:r>
+      <w:r>
+        <w:rPr>
+          <w:sz w:val="24"/>
+          <w:szCs w:val="24"/>
+        </w:rPr>
+        <w:t xml:space="preserve"> shows the overall error rate comparison across parameter combinations.</w:t>
       </w:r>
     </w:p>
     <w:p>
@@ -5480,7 +5636,14 @@
           <w:sz w:val="24"/>
           <w:szCs w:val="24"/>
         </w:rPr>
-        <w:t xml:space="preserve"> depicted in Figure 2 </w:t>
+        <w:t xml:space="preserve"> depicted in Figure 3</w:t>
+      </w:r>
+      <w:r>
+        <w:rPr>
+          <w:sz w:val="24"/>
+          <w:szCs w:val="24"/>
+        </w:rPr>
+        <w:t xml:space="preserve"> </w:t>
       </w:r>
       <w:r>
         <w:rPr>
@@ -5501,7 +5664,21 @@
           <w:sz w:val="24"/>
           <w:szCs w:val="24"/>
         </w:rPr>
-        <w:t xml:space="preserve">Claude, </w:t>
+        <w:t>Claude</w:t>
+      </w:r>
+      <w:r>
+        <w:rPr>
+          <w:sz w:val="24"/>
+          <w:szCs w:val="24"/>
+        </w:rPr>
+        <w:t xml:space="preserve"> (Anthropic, 2023)</w:t>
+      </w:r>
+      <w:r>
+        <w:rPr>
+          <w:sz w:val="24"/>
+          <w:szCs w:val="24"/>
+        </w:rPr>
+        <w:t xml:space="preserve">, </w:t>
       </w:r>
       <w:r>
         <w:rPr>
@@ -6129,6 +6306,33 @@
           <w:sz w:val="24"/>
           <w:szCs w:val="24"/>
         </w:rPr>
+        <w:t xml:space="preserve">Anthropic (2023). Introducing Claude.  </w:t>
+      </w:r>
+      <w:r>
+        <w:rPr>
+          <w:bCs/>
+          <w:sz w:val="24"/>
+          <w:szCs w:val="24"/>
+        </w:rPr>
+        <w:t>https://www.anthropic.com/news/introducing-claude</w:t>
+      </w:r>
+    </w:p>
+    <w:p>
+      <w:pPr>
+        <w:jc w:val="left"/>
+        <w:rPr>
+          <w:bCs/>
+          <w:sz w:val="24"/>
+          <w:szCs w:val="24"/>
+        </w:rPr>
+      </w:pPr>
+      <w:r>
+        <w:rPr>
+          <w:bCs/>
+          <w:sz w:val="24"/>
+          <w:szCs w:val="24"/>
+        </w:rPr>
+        <w:lastRenderedPageBreak/>
         <w:t>Forgione, M.</w:t>
       </w:r>
       <w:r>
@@ -6184,7 +6388,6 @@
           <w:szCs w:val="24"/>
           <w:u w:val="none"/>
         </w:rPr>
-        <w:lastRenderedPageBreak/>
         <w:t>Graves, A., Wayne</w:t>
       </w:r>
       <w:r>
@@ -7059,7 +7262,7 @@
       </w:pPr>
     </w:p>
     <w:sectPr>
-      <w:footerReference w:type="default" r:id="rId19"/>
+      <w:footerReference w:type="default" r:id="rId20"/>
       <w:pgSz w:w="12240" w:h="15840"/>
       <w:pgMar w:top="1440" w:right="1440" w:bottom="1440" w:left="1440" w:header="720" w:footer="720" w:gutter="0"/>
       <w:cols w:space="720"/>
@@ -7136,7 +7339,7 @@
 
 <file path=word/numbering.xml><?xml version="1.0" encoding="utf-8"?>
 <w:numbering xmlns:wpc="http://schemas.microsoft.com/office/word/2010/wordprocessingCanvas" xmlns:mc="http://schemas.openxmlformats.org/markup-compatibility/2006" xmlns:o="urn:schemas-microsoft-com:office:office" xmlns:r="http://schemas.openxmlformats.org/officeDocument/2006/relationships" xmlns:m="http://schemas.openxmlformats.org/officeDocument/2006/math" xmlns:v="urn:schemas-microsoft-com:vml" xmlns:wp14="http://schemas.microsoft.com/office/word/2010/wordprocessingDrawing" xmlns:wp="http://schemas.openxmlformats.org/drawingml/2006/wordprocessingDrawing" xmlns:w10="urn:schemas-microsoft-com:office:word" xmlns:w="http://schemas.openxmlformats.org/wordprocessingml/2006/main" xmlns:w14="http://schemas.microsoft.com/office/word/2010/wordml" xmlns:w15="http://schemas.microsoft.com/office/word/2012/wordml" xmlns:wpg="http://schemas.microsoft.com/office/word/2010/wordprocessingGroup" xmlns:wpi="http://schemas.microsoft.com/office/word/2010/wordprocessingInk" xmlns:wne="http://schemas.microsoft.com/office/word/2006/wordml" xmlns:wps="http://schemas.microsoft.com/office/word/2010/wordprocessingShape" mc:Ignorable="w14 w15 wp14">
-  <w:abstractNum w:abstractNumId="0" w15:restartNumberingAfterBreak="0">
+  <w:abstractNum w:abstractNumId="0">
     <w:nsid w:val="02384988"/>
     <w:multiLevelType w:val="hybridMultilevel"/>
     <w:tmpl w:val="6970649A"/>
@@ -7249,7 +7452,7 @@
       </w:rPr>
     </w:lvl>
   </w:abstractNum>
-  <w:abstractNum w:abstractNumId="1" w15:restartNumberingAfterBreak="0">
+  <w:abstractNum w:abstractNumId="1">
     <w:nsid w:val="05AB1CB6"/>
     <w:multiLevelType w:val="multilevel"/>
     <w:tmpl w:val="39C47D72"/>
@@ -7398,7 +7601,7 @@
       </w:rPr>
     </w:lvl>
   </w:abstractNum>
-  <w:abstractNum w:abstractNumId="2" w15:restartNumberingAfterBreak="0">
+  <w:abstractNum w:abstractNumId="2">
     <w:nsid w:val="073F3A48"/>
     <w:multiLevelType w:val="multilevel"/>
     <w:tmpl w:val="1348EF24"/>
@@ -7547,7 +7750,7 @@
       </w:rPr>
     </w:lvl>
   </w:abstractNum>
-  <w:abstractNum w:abstractNumId="3" w15:restartNumberingAfterBreak="0">
+  <w:abstractNum w:abstractNumId="3">
     <w:nsid w:val="09635619"/>
     <w:multiLevelType w:val="multilevel"/>
     <w:tmpl w:val="7A4C4986"/>
@@ -7696,7 +7899,7 @@
       </w:rPr>
     </w:lvl>
   </w:abstractNum>
-  <w:abstractNum w:abstractNumId="4" w15:restartNumberingAfterBreak="0">
+  <w:abstractNum w:abstractNumId="4">
     <w:nsid w:val="11692F66"/>
     <w:multiLevelType w:val="multilevel"/>
     <w:tmpl w:val="35427856"/>
@@ -7845,7 +8048,7 @@
       </w:rPr>
     </w:lvl>
   </w:abstractNum>
-  <w:abstractNum w:abstractNumId="5" w15:restartNumberingAfterBreak="0">
+  <w:abstractNum w:abstractNumId="5">
     <w:nsid w:val="11D004A2"/>
     <w:multiLevelType w:val="multilevel"/>
     <w:tmpl w:val="EB303B8E"/>
@@ -7994,7 +8197,7 @@
       </w:rPr>
     </w:lvl>
   </w:abstractNum>
-  <w:abstractNum w:abstractNumId="6" w15:restartNumberingAfterBreak="0">
+  <w:abstractNum w:abstractNumId="6">
     <w:nsid w:val="179B3961"/>
     <w:multiLevelType w:val="hybridMultilevel"/>
     <w:tmpl w:val="E91A3876"/>
@@ -8107,7 +8310,7 @@
       </w:rPr>
     </w:lvl>
   </w:abstractNum>
-  <w:abstractNum w:abstractNumId="7" w15:restartNumberingAfterBreak="0">
+  <w:abstractNum w:abstractNumId="7">
     <w:nsid w:val="185941ED"/>
     <w:multiLevelType w:val="multilevel"/>
     <w:tmpl w:val="D0280E1C"/>
@@ -8256,7 +8459,7 @@
       </w:rPr>
     </w:lvl>
   </w:abstractNum>
-  <w:abstractNum w:abstractNumId="8" w15:restartNumberingAfterBreak="0">
+  <w:abstractNum w:abstractNumId="8">
     <w:nsid w:val="18703CD5"/>
     <w:multiLevelType w:val="hybridMultilevel"/>
     <w:tmpl w:val="F6FCCB56"/>
@@ -8344,7 +8547,7 @@
       </w:pPr>
     </w:lvl>
   </w:abstractNum>
-  <w:abstractNum w:abstractNumId="9" w15:restartNumberingAfterBreak="0">
+  <w:abstractNum w:abstractNumId="9">
     <w:nsid w:val="24323A01"/>
     <w:multiLevelType w:val="multilevel"/>
     <w:tmpl w:val="F5E63D26"/>
@@ -8457,7 +8660,7 @@
       </w:rPr>
     </w:lvl>
   </w:abstractNum>
-  <w:abstractNum w:abstractNumId="10" w15:restartNumberingAfterBreak="0">
+  <w:abstractNum w:abstractNumId="10">
     <w:nsid w:val="24C6678D"/>
     <w:multiLevelType w:val="hybridMultilevel"/>
     <w:tmpl w:val="9EE8B118"/>
@@ -8570,7 +8773,7 @@
       </w:rPr>
     </w:lvl>
   </w:abstractNum>
-  <w:abstractNum w:abstractNumId="11" w15:restartNumberingAfterBreak="0">
+  <w:abstractNum w:abstractNumId="11">
     <w:nsid w:val="26C50641"/>
     <w:multiLevelType w:val="hybridMultilevel"/>
     <w:tmpl w:val="3C3C3472"/>
@@ -8683,7 +8886,7 @@
       </w:rPr>
     </w:lvl>
   </w:abstractNum>
-  <w:abstractNum w:abstractNumId="12" w15:restartNumberingAfterBreak="0">
+  <w:abstractNum w:abstractNumId="12">
     <w:nsid w:val="2BE06BAD"/>
     <w:multiLevelType w:val="multilevel"/>
     <w:tmpl w:val="D7C432FE"/>
@@ -8796,7 +8999,7 @@
       </w:rPr>
     </w:lvl>
   </w:abstractNum>
-  <w:abstractNum w:abstractNumId="13" w15:restartNumberingAfterBreak="0">
+  <w:abstractNum w:abstractNumId="13">
     <w:nsid w:val="30B372F8"/>
     <w:multiLevelType w:val="multilevel"/>
     <w:tmpl w:val="D6C86214"/>
@@ -8945,7 +9148,7 @@
       </w:rPr>
     </w:lvl>
   </w:abstractNum>
-  <w:abstractNum w:abstractNumId="14" w15:restartNumberingAfterBreak="0">
+  <w:abstractNum w:abstractNumId="14">
     <w:nsid w:val="34D62690"/>
     <w:multiLevelType w:val="multilevel"/>
     <w:tmpl w:val="43D6F4DC"/>
@@ -9094,7 +9297,7 @@
       </w:rPr>
     </w:lvl>
   </w:abstractNum>
-  <w:abstractNum w:abstractNumId="15" w15:restartNumberingAfterBreak="0">
+  <w:abstractNum w:abstractNumId="15">
     <w:nsid w:val="35CD48C5"/>
     <w:multiLevelType w:val="multilevel"/>
     <w:tmpl w:val="3EEAE518"/>
@@ -9215,7 +9418,7 @@
       </w:rPr>
     </w:lvl>
   </w:abstractNum>
-  <w:abstractNum w:abstractNumId="16" w15:restartNumberingAfterBreak="0">
+  <w:abstractNum w:abstractNumId="16">
     <w:nsid w:val="37737244"/>
     <w:multiLevelType w:val="multilevel"/>
     <w:tmpl w:val="F13C4280"/>
@@ -9328,7 +9531,7 @@
       </w:rPr>
     </w:lvl>
   </w:abstractNum>
-  <w:abstractNum w:abstractNumId="17" w15:restartNumberingAfterBreak="0">
+  <w:abstractNum w:abstractNumId="17">
     <w:nsid w:val="37BE3EAE"/>
     <w:multiLevelType w:val="multilevel"/>
     <w:tmpl w:val="C5CE0A66"/>
@@ -9477,7 +9680,7 @@
       </w:rPr>
     </w:lvl>
   </w:abstractNum>
-  <w:abstractNum w:abstractNumId="18" w15:restartNumberingAfterBreak="0">
+  <w:abstractNum w:abstractNumId="18">
     <w:nsid w:val="3EFC11A7"/>
     <w:multiLevelType w:val="multilevel"/>
     <w:tmpl w:val="F3CEABB6"/>
@@ -9626,7 +9829,7 @@
       </w:rPr>
     </w:lvl>
   </w:abstractNum>
-  <w:abstractNum w:abstractNumId="19" w15:restartNumberingAfterBreak="0">
+  <w:abstractNum w:abstractNumId="19">
     <w:nsid w:val="40E00BC6"/>
     <w:multiLevelType w:val="hybridMultilevel"/>
     <w:tmpl w:val="9C40ED1A"/>
@@ -9739,7 +9942,7 @@
       </w:rPr>
     </w:lvl>
   </w:abstractNum>
-  <w:abstractNum w:abstractNumId="20" w15:restartNumberingAfterBreak="0">
+  <w:abstractNum w:abstractNumId="20">
     <w:nsid w:val="42212B00"/>
     <w:multiLevelType w:val="multilevel"/>
     <w:tmpl w:val="9F807436"/>
@@ -9852,7 +10055,7 @@
       </w:pPr>
     </w:lvl>
   </w:abstractNum>
-  <w:abstractNum w:abstractNumId="21" w15:restartNumberingAfterBreak="0">
+  <w:abstractNum w:abstractNumId="21">
     <w:nsid w:val="43C81AB0"/>
     <w:multiLevelType w:val="hybridMultilevel"/>
     <w:tmpl w:val="B6349EFE"/>
@@ -9941,7 +10144,7 @@
       </w:pPr>
     </w:lvl>
   </w:abstractNum>
-  <w:abstractNum w:abstractNumId="22" w15:restartNumberingAfterBreak="0">
+  <w:abstractNum w:abstractNumId="22">
     <w:nsid w:val="448A182D"/>
     <w:multiLevelType w:val="hybridMultilevel"/>
     <w:tmpl w:val="50A2B960"/>
@@ -10054,7 +10257,7 @@
       </w:rPr>
     </w:lvl>
   </w:abstractNum>
-  <w:abstractNum w:abstractNumId="23" w15:restartNumberingAfterBreak="0">
+  <w:abstractNum w:abstractNumId="23">
     <w:nsid w:val="4CF801E5"/>
     <w:multiLevelType w:val="multilevel"/>
     <w:tmpl w:val="ACE44842"/>
@@ -10167,7 +10370,7 @@
       </w:rPr>
     </w:lvl>
   </w:abstractNum>
-  <w:abstractNum w:abstractNumId="24" w15:restartNumberingAfterBreak="0">
+  <w:abstractNum w:abstractNumId="24">
     <w:nsid w:val="4EB00E22"/>
     <w:multiLevelType w:val="multilevel"/>
     <w:tmpl w:val="CBE47BE8"/>
@@ -10316,7 +10519,7 @@
       </w:rPr>
     </w:lvl>
   </w:abstractNum>
-  <w:abstractNum w:abstractNumId="25" w15:restartNumberingAfterBreak="0">
+  <w:abstractNum w:abstractNumId="25">
     <w:nsid w:val="4F6239C1"/>
     <w:multiLevelType w:val="hybridMultilevel"/>
     <w:tmpl w:val="068445EA"/>
@@ -10405,7 +10608,7 @@
       </w:pPr>
     </w:lvl>
   </w:abstractNum>
-  <w:abstractNum w:abstractNumId="26" w15:restartNumberingAfterBreak="0">
+  <w:abstractNum w:abstractNumId="26">
     <w:nsid w:val="51487497"/>
     <w:multiLevelType w:val="multilevel"/>
     <w:tmpl w:val="10143320"/>
@@ -10554,7 +10757,7 @@
       </w:rPr>
     </w:lvl>
   </w:abstractNum>
-  <w:abstractNum w:abstractNumId="27" w15:restartNumberingAfterBreak="0">
+  <w:abstractNum w:abstractNumId="27">
     <w:nsid w:val="537E419C"/>
     <w:multiLevelType w:val="multilevel"/>
     <w:tmpl w:val="9514AF24"/>
@@ -10703,7 +10906,7 @@
       </w:rPr>
     </w:lvl>
   </w:abstractNum>
-  <w:abstractNum w:abstractNumId="28" w15:restartNumberingAfterBreak="0">
+  <w:abstractNum w:abstractNumId="28">
     <w:nsid w:val="54271DB2"/>
     <w:multiLevelType w:val="hybridMultilevel"/>
     <w:tmpl w:val="FE6618FA"/>
@@ -10816,7 +11019,7 @@
       </w:rPr>
     </w:lvl>
   </w:abstractNum>
-  <w:abstractNum w:abstractNumId="29" w15:restartNumberingAfterBreak="0">
+  <w:abstractNum w:abstractNumId="29">
     <w:nsid w:val="590F6485"/>
     <w:multiLevelType w:val="multilevel"/>
     <w:tmpl w:val="293EA456"/>
@@ -10965,7 +11168,7 @@
       </w:rPr>
     </w:lvl>
   </w:abstractNum>
-  <w:abstractNum w:abstractNumId="30" w15:restartNumberingAfterBreak="0">
+  <w:abstractNum w:abstractNumId="30">
     <w:nsid w:val="5CCD719E"/>
     <w:multiLevelType w:val="multilevel"/>
     <w:tmpl w:val="025CE80A"/>
@@ -11114,7 +11317,7 @@
       </w:rPr>
     </w:lvl>
   </w:abstractNum>
-  <w:abstractNum w:abstractNumId="31" w15:restartNumberingAfterBreak="0">
+  <w:abstractNum w:abstractNumId="31">
     <w:nsid w:val="5DBB230E"/>
     <w:multiLevelType w:val="multilevel"/>
     <w:tmpl w:val="560EF338"/>
@@ -11227,7 +11430,7 @@
       </w:rPr>
     </w:lvl>
   </w:abstractNum>
-  <w:abstractNum w:abstractNumId="32" w15:restartNumberingAfterBreak="0">
+  <w:abstractNum w:abstractNumId="32">
     <w:nsid w:val="5EA824D3"/>
     <w:multiLevelType w:val="multilevel"/>
     <w:tmpl w:val="F5185F6C"/>
@@ -11340,7 +11543,7 @@
       </w:pPr>
     </w:lvl>
   </w:abstractNum>
-  <w:abstractNum w:abstractNumId="33" w15:restartNumberingAfterBreak="0">
+  <w:abstractNum w:abstractNumId="33">
     <w:nsid w:val="5FD370CF"/>
     <w:multiLevelType w:val="multilevel"/>
     <w:tmpl w:val="EF261E06"/>
@@ -11453,7 +11656,7 @@
       </w:rPr>
     </w:lvl>
   </w:abstractNum>
-  <w:abstractNum w:abstractNumId="34" w15:restartNumberingAfterBreak="0">
+  <w:abstractNum w:abstractNumId="34">
     <w:nsid w:val="602A6C3B"/>
     <w:multiLevelType w:val="hybridMultilevel"/>
     <w:tmpl w:val="C9EE6D82"/>
@@ -11542,7 +11745,7 @@
       </w:pPr>
     </w:lvl>
   </w:abstractNum>
-  <w:abstractNum w:abstractNumId="35" w15:restartNumberingAfterBreak="0">
+  <w:abstractNum w:abstractNumId="35">
     <w:nsid w:val="6471178C"/>
     <w:multiLevelType w:val="multilevel"/>
     <w:tmpl w:val="2946C04A"/>
@@ -11691,7 +11894,7 @@
       </w:rPr>
     </w:lvl>
   </w:abstractNum>
-  <w:abstractNum w:abstractNumId="36" w15:restartNumberingAfterBreak="0">
+  <w:abstractNum w:abstractNumId="36">
     <w:nsid w:val="6B8E6F6D"/>
     <w:multiLevelType w:val="hybridMultilevel"/>
     <w:tmpl w:val="D27C5C7C"/>
@@ -11804,7 +12007,7 @@
       </w:rPr>
     </w:lvl>
   </w:abstractNum>
-  <w:abstractNum w:abstractNumId="37" w15:restartNumberingAfterBreak="0">
+  <w:abstractNum w:abstractNumId="37">
     <w:nsid w:val="75535513"/>
     <w:multiLevelType w:val="multilevel"/>
     <w:tmpl w:val="03E4A980"/>
@@ -11953,7 +12156,7 @@
       </w:rPr>
     </w:lvl>
   </w:abstractNum>
-  <w:abstractNum w:abstractNumId="38" w15:restartNumberingAfterBreak="0">
+  <w:abstractNum w:abstractNumId="38">
     <w:nsid w:val="75905A00"/>
     <w:multiLevelType w:val="multilevel"/>
     <w:tmpl w:val="E8F8348C"/>
@@ -12102,7 +12305,7 @@
       </w:rPr>
     </w:lvl>
   </w:abstractNum>
-  <w:abstractNum w:abstractNumId="39" w15:restartNumberingAfterBreak="0">
+  <w:abstractNum w:abstractNumId="39">
     <w:nsid w:val="7B3448AF"/>
     <w:multiLevelType w:val="multilevel"/>
     <w:tmpl w:val="638A3FFE"/>
@@ -12251,7 +12454,7 @@
       </w:rPr>
     </w:lvl>
   </w:abstractNum>
-  <w:abstractNum w:abstractNumId="40" w15:restartNumberingAfterBreak="0">
+  <w:abstractNum w:abstractNumId="40">
     <w:nsid w:val="7E6945AE"/>
     <w:multiLevelType w:val="multilevel"/>
     <w:tmpl w:val="A8D0E23A"/>
@@ -13586,6 +13789,7 @@
       <w:spacing w:after="0" w:line="240" w:lineRule="auto"/>
     </w:pPr>
     <w:tblPr>
+      <w:tblInd w:w="0" w:type="dxa"/>
       <w:tblBorders>
         <w:top w:val="single" w:sz="4" w:space="0" w:color="auto"/>
         <w:left w:val="single" w:sz="4" w:space="0" w:color="auto"/>
@@ -13594,6 +13798,12 @@
         <w:insideH w:val="single" w:sz="4" w:space="0" w:color="auto"/>
         <w:insideV w:val="single" w:sz="4" w:space="0" w:color="auto"/>
       </w:tblBorders>
+      <w:tblCellMar>
+        <w:top w:w="0" w:type="dxa"/>
+        <w:left w:w="108" w:type="dxa"/>
+        <w:bottom w:w="0" w:type="dxa"/>
+        <w:right w:w="108" w:type="dxa"/>
+      </w:tblCellMar>
     </w:tblPr>
   </w:style>
   <w:style w:type="paragraph" w:styleId="Header">
@@ -13989,7 +14199,7 @@
 </file>
 
 <file path=customXml/itemProps1.xml><?xml version="1.0" encoding="utf-8"?>
-<ds:datastoreItem xmlns:ds="http://schemas.openxmlformats.org/officeDocument/2006/customXml" ds:itemID="{AE6972D0-5582-4486-9BA7-B972D22E7C5B}">
+<ds:datastoreItem xmlns:ds="http://schemas.openxmlformats.org/officeDocument/2006/customXml" ds:itemID="{B13A7111-8200-4E24-A14B-1C43C2493788}">
   <ds:schemaRefs>
     <ds:schemaRef ds:uri="http://schemas.openxmlformats.org/officeDocument/2006/bibliography"/>
   </ds:schemaRefs>

--- a/doc/Mandala.docx
+++ b/doc/Mandala.docx
@@ -1312,6 +1312,7 @@
         <w:rPr>
           <w:i/>
           <w:iCs/>
+          <w:noProof/>
           <w:sz w:val="24"/>
           <w:szCs w:val="24"/>
         </w:rPr>
@@ -2897,8 +2898,6 @@
         </w:rPr>
         <w:t>from the hierarchies in Figure 4</w:t>
       </w:r>
-      <w:bookmarkStart w:id="3" w:name="_GoBack"/>
-      <w:bookmarkEnd w:id="3"/>
       <w:r>
         <w:rPr>
           <w:sz w:val="24"/>
@@ -5685,8 +5684,17 @@
           <w:sz w:val="24"/>
           <w:szCs w:val="24"/>
         </w:rPr>
-        <w:t>a popular LLM.</w:t>
-      </w:r>
+        <w:t>a popular LLM</w:t>
+      </w:r>
+      <w:r>
+        <w:rPr>
+          <w:sz w:val="24"/>
+          <w:szCs w:val="24"/>
+        </w:rPr>
+        <w:t>. Version Sonnet 4.6 was used.</w:t>
+      </w:r>
+      <w:bookmarkStart w:id="3" w:name="_GoBack"/>
+      <w:bookmarkEnd w:id="3"/>
     </w:p>
     <w:p>
       <w:pPr>
@@ -7339,7 +7347,7 @@
 
 <file path=word/numbering.xml><?xml version="1.0" encoding="utf-8"?>
 <w:numbering xmlns:wpc="http://schemas.microsoft.com/office/word/2010/wordprocessingCanvas" xmlns:mc="http://schemas.openxmlformats.org/markup-compatibility/2006" xmlns:o="urn:schemas-microsoft-com:office:office" xmlns:r="http://schemas.openxmlformats.org/officeDocument/2006/relationships" xmlns:m="http://schemas.openxmlformats.org/officeDocument/2006/math" xmlns:v="urn:schemas-microsoft-com:vml" xmlns:wp14="http://schemas.microsoft.com/office/word/2010/wordprocessingDrawing" xmlns:wp="http://schemas.openxmlformats.org/drawingml/2006/wordprocessingDrawing" xmlns:w10="urn:schemas-microsoft-com:office:word" xmlns:w="http://schemas.openxmlformats.org/wordprocessingml/2006/main" xmlns:w14="http://schemas.microsoft.com/office/word/2010/wordml" xmlns:w15="http://schemas.microsoft.com/office/word/2012/wordml" xmlns:wpg="http://schemas.microsoft.com/office/word/2010/wordprocessingGroup" xmlns:wpi="http://schemas.microsoft.com/office/word/2010/wordprocessingInk" xmlns:wne="http://schemas.microsoft.com/office/word/2006/wordml" xmlns:wps="http://schemas.microsoft.com/office/word/2010/wordprocessingShape" mc:Ignorable="w14 w15 wp14">
-  <w:abstractNum w:abstractNumId="0">
+  <w:abstractNum w:abstractNumId="0" w15:restartNumberingAfterBreak="0">
     <w:nsid w:val="02384988"/>
     <w:multiLevelType w:val="hybridMultilevel"/>
     <w:tmpl w:val="6970649A"/>
@@ -7452,7 +7460,7 @@
       </w:rPr>
     </w:lvl>
   </w:abstractNum>
-  <w:abstractNum w:abstractNumId="1">
+  <w:abstractNum w:abstractNumId="1" w15:restartNumberingAfterBreak="0">
     <w:nsid w:val="05AB1CB6"/>
     <w:multiLevelType w:val="multilevel"/>
     <w:tmpl w:val="39C47D72"/>
@@ -7601,7 +7609,7 @@
       </w:rPr>
     </w:lvl>
   </w:abstractNum>
-  <w:abstractNum w:abstractNumId="2">
+  <w:abstractNum w:abstractNumId="2" w15:restartNumberingAfterBreak="0">
     <w:nsid w:val="073F3A48"/>
     <w:multiLevelType w:val="multilevel"/>
     <w:tmpl w:val="1348EF24"/>
@@ -7750,7 +7758,7 @@
       </w:rPr>
     </w:lvl>
   </w:abstractNum>
-  <w:abstractNum w:abstractNumId="3">
+  <w:abstractNum w:abstractNumId="3" w15:restartNumberingAfterBreak="0">
     <w:nsid w:val="09635619"/>
     <w:multiLevelType w:val="multilevel"/>
     <w:tmpl w:val="7A4C4986"/>
@@ -7899,7 +7907,7 @@
       </w:rPr>
     </w:lvl>
   </w:abstractNum>
-  <w:abstractNum w:abstractNumId="4">
+  <w:abstractNum w:abstractNumId="4" w15:restartNumberingAfterBreak="0">
     <w:nsid w:val="11692F66"/>
     <w:multiLevelType w:val="multilevel"/>
     <w:tmpl w:val="35427856"/>
@@ -8048,7 +8056,7 @@
       </w:rPr>
     </w:lvl>
   </w:abstractNum>
-  <w:abstractNum w:abstractNumId="5">
+  <w:abstractNum w:abstractNumId="5" w15:restartNumberingAfterBreak="0">
     <w:nsid w:val="11D004A2"/>
     <w:multiLevelType w:val="multilevel"/>
     <w:tmpl w:val="EB303B8E"/>
@@ -8197,7 +8205,7 @@
       </w:rPr>
     </w:lvl>
   </w:abstractNum>
-  <w:abstractNum w:abstractNumId="6">
+  <w:abstractNum w:abstractNumId="6" w15:restartNumberingAfterBreak="0">
     <w:nsid w:val="179B3961"/>
     <w:multiLevelType w:val="hybridMultilevel"/>
     <w:tmpl w:val="E91A3876"/>
@@ -8310,7 +8318,7 @@
       </w:rPr>
     </w:lvl>
   </w:abstractNum>
-  <w:abstractNum w:abstractNumId="7">
+  <w:abstractNum w:abstractNumId="7" w15:restartNumberingAfterBreak="0">
     <w:nsid w:val="185941ED"/>
     <w:multiLevelType w:val="multilevel"/>
     <w:tmpl w:val="D0280E1C"/>
@@ -8459,7 +8467,7 @@
       </w:rPr>
     </w:lvl>
   </w:abstractNum>
-  <w:abstractNum w:abstractNumId="8">
+  <w:abstractNum w:abstractNumId="8" w15:restartNumberingAfterBreak="0">
     <w:nsid w:val="18703CD5"/>
     <w:multiLevelType w:val="hybridMultilevel"/>
     <w:tmpl w:val="F6FCCB56"/>
@@ -8547,7 +8555,7 @@
       </w:pPr>
     </w:lvl>
   </w:abstractNum>
-  <w:abstractNum w:abstractNumId="9">
+  <w:abstractNum w:abstractNumId="9" w15:restartNumberingAfterBreak="0">
     <w:nsid w:val="24323A01"/>
     <w:multiLevelType w:val="multilevel"/>
     <w:tmpl w:val="F5E63D26"/>
@@ -8660,7 +8668,7 @@
       </w:rPr>
     </w:lvl>
   </w:abstractNum>
-  <w:abstractNum w:abstractNumId="10">
+  <w:abstractNum w:abstractNumId="10" w15:restartNumberingAfterBreak="0">
     <w:nsid w:val="24C6678D"/>
     <w:multiLevelType w:val="hybridMultilevel"/>
     <w:tmpl w:val="9EE8B118"/>
@@ -8773,7 +8781,7 @@
       </w:rPr>
     </w:lvl>
   </w:abstractNum>
-  <w:abstractNum w:abstractNumId="11">
+  <w:abstractNum w:abstractNumId="11" w15:restartNumberingAfterBreak="0">
     <w:nsid w:val="26C50641"/>
     <w:multiLevelType w:val="hybridMultilevel"/>
     <w:tmpl w:val="3C3C3472"/>
@@ -8886,7 +8894,7 @@
       </w:rPr>
     </w:lvl>
   </w:abstractNum>
-  <w:abstractNum w:abstractNumId="12">
+  <w:abstractNum w:abstractNumId="12" w15:restartNumberingAfterBreak="0">
     <w:nsid w:val="2BE06BAD"/>
     <w:multiLevelType w:val="multilevel"/>
     <w:tmpl w:val="D7C432FE"/>
@@ -8999,7 +9007,7 @@
       </w:rPr>
     </w:lvl>
   </w:abstractNum>
-  <w:abstractNum w:abstractNumId="13">
+  <w:abstractNum w:abstractNumId="13" w15:restartNumberingAfterBreak="0">
     <w:nsid w:val="30B372F8"/>
     <w:multiLevelType w:val="multilevel"/>
     <w:tmpl w:val="D6C86214"/>
@@ -9148,7 +9156,7 @@
       </w:rPr>
     </w:lvl>
   </w:abstractNum>
-  <w:abstractNum w:abstractNumId="14">
+  <w:abstractNum w:abstractNumId="14" w15:restartNumberingAfterBreak="0">
     <w:nsid w:val="34D62690"/>
     <w:multiLevelType w:val="multilevel"/>
     <w:tmpl w:val="43D6F4DC"/>
@@ -9297,7 +9305,7 @@
       </w:rPr>
     </w:lvl>
   </w:abstractNum>
-  <w:abstractNum w:abstractNumId="15">
+  <w:abstractNum w:abstractNumId="15" w15:restartNumberingAfterBreak="0">
     <w:nsid w:val="35CD48C5"/>
     <w:multiLevelType w:val="multilevel"/>
     <w:tmpl w:val="3EEAE518"/>
@@ -9418,7 +9426,7 @@
       </w:rPr>
     </w:lvl>
   </w:abstractNum>
-  <w:abstractNum w:abstractNumId="16">
+  <w:abstractNum w:abstractNumId="16" w15:restartNumberingAfterBreak="0">
     <w:nsid w:val="37737244"/>
     <w:multiLevelType w:val="multilevel"/>
     <w:tmpl w:val="F13C4280"/>
@@ -9531,7 +9539,7 @@
       </w:rPr>
     </w:lvl>
   </w:abstractNum>
-  <w:abstractNum w:abstractNumId="17">
+  <w:abstractNum w:abstractNumId="17" w15:restartNumberingAfterBreak="0">
     <w:nsid w:val="37BE3EAE"/>
     <w:multiLevelType w:val="multilevel"/>
     <w:tmpl w:val="C5CE0A66"/>
@@ -9680,7 +9688,7 @@
       </w:rPr>
     </w:lvl>
   </w:abstractNum>
-  <w:abstractNum w:abstractNumId="18">
+  <w:abstractNum w:abstractNumId="18" w15:restartNumberingAfterBreak="0">
     <w:nsid w:val="3EFC11A7"/>
     <w:multiLevelType w:val="multilevel"/>
     <w:tmpl w:val="F3CEABB6"/>
@@ -9829,7 +9837,7 @@
       </w:rPr>
     </w:lvl>
   </w:abstractNum>
-  <w:abstractNum w:abstractNumId="19">
+  <w:abstractNum w:abstractNumId="19" w15:restartNumberingAfterBreak="0">
     <w:nsid w:val="40E00BC6"/>
     <w:multiLevelType w:val="hybridMultilevel"/>
     <w:tmpl w:val="9C40ED1A"/>
@@ -9942,7 +9950,7 @@
       </w:rPr>
     </w:lvl>
   </w:abstractNum>
-  <w:abstractNum w:abstractNumId="20">
+  <w:abstractNum w:abstractNumId="20" w15:restartNumberingAfterBreak="0">
     <w:nsid w:val="42212B00"/>
     <w:multiLevelType w:val="multilevel"/>
     <w:tmpl w:val="9F807436"/>
@@ -10055,7 +10063,7 @@
       </w:pPr>
     </w:lvl>
   </w:abstractNum>
-  <w:abstractNum w:abstractNumId="21">
+  <w:abstractNum w:abstractNumId="21" w15:restartNumberingAfterBreak="0">
     <w:nsid w:val="43C81AB0"/>
     <w:multiLevelType w:val="hybridMultilevel"/>
     <w:tmpl w:val="B6349EFE"/>
@@ -10144,7 +10152,7 @@
       </w:pPr>
     </w:lvl>
   </w:abstractNum>
-  <w:abstractNum w:abstractNumId="22">
+  <w:abstractNum w:abstractNumId="22" w15:restartNumberingAfterBreak="0">
     <w:nsid w:val="448A182D"/>
     <w:multiLevelType w:val="hybridMultilevel"/>
     <w:tmpl w:val="50A2B960"/>
@@ -10257,7 +10265,7 @@
       </w:rPr>
     </w:lvl>
   </w:abstractNum>
-  <w:abstractNum w:abstractNumId="23">
+  <w:abstractNum w:abstractNumId="23" w15:restartNumberingAfterBreak="0">
     <w:nsid w:val="4CF801E5"/>
     <w:multiLevelType w:val="multilevel"/>
     <w:tmpl w:val="ACE44842"/>
@@ -10370,7 +10378,7 @@
       </w:rPr>
     </w:lvl>
   </w:abstractNum>
-  <w:abstractNum w:abstractNumId="24">
+  <w:abstractNum w:abstractNumId="24" w15:restartNumberingAfterBreak="0">
     <w:nsid w:val="4EB00E22"/>
     <w:multiLevelType w:val="multilevel"/>
     <w:tmpl w:val="CBE47BE8"/>
@@ -10519,7 +10527,7 @@
       </w:rPr>
     </w:lvl>
   </w:abstractNum>
-  <w:abstractNum w:abstractNumId="25">
+  <w:abstractNum w:abstractNumId="25" w15:restartNumberingAfterBreak="0">
     <w:nsid w:val="4F6239C1"/>
     <w:multiLevelType w:val="hybridMultilevel"/>
     <w:tmpl w:val="068445EA"/>
@@ -10608,7 +10616,7 @@
       </w:pPr>
     </w:lvl>
   </w:abstractNum>
-  <w:abstractNum w:abstractNumId="26">
+  <w:abstractNum w:abstractNumId="26" w15:restartNumberingAfterBreak="0">
     <w:nsid w:val="51487497"/>
     <w:multiLevelType w:val="multilevel"/>
     <w:tmpl w:val="10143320"/>
@@ -10757,7 +10765,7 @@
       </w:rPr>
     </w:lvl>
   </w:abstractNum>
-  <w:abstractNum w:abstractNumId="27">
+  <w:abstractNum w:abstractNumId="27" w15:restartNumberingAfterBreak="0">
     <w:nsid w:val="537E419C"/>
     <w:multiLevelType w:val="multilevel"/>
     <w:tmpl w:val="9514AF24"/>
@@ -10906,7 +10914,7 @@
       </w:rPr>
     </w:lvl>
   </w:abstractNum>
-  <w:abstractNum w:abstractNumId="28">
+  <w:abstractNum w:abstractNumId="28" w15:restartNumberingAfterBreak="0">
     <w:nsid w:val="54271DB2"/>
     <w:multiLevelType w:val="hybridMultilevel"/>
     <w:tmpl w:val="FE6618FA"/>
@@ -11019,7 +11027,7 @@
       </w:rPr>
     </w:lvl>
   </w:abstractNum>
-  <w:abstractNum w:abstractNumId="29">
+  <w:abstractNum w:abstractNumId="29" w15:restartNumberingAfterBreak="0">
     <w:nsid w:val="590F6485"/>
     <w:multiLevelType w:val="multilevel"/>
     <w:tmpl w:val="293EA456"/>
@@ -11168,7 +11176,7 @@
       </w:rPr>
     </w:lvl>
   </w:abstractNum>
-  <w:abstractNum w:abstractNumId="30">
+  <w:abstractNum w:abstractNumId="30" w15:restartNumberingAfterBreak="0">
     <w:nsid w:val="5CCD719E"/>
     <w:multiLevelType w:val="multilevel"/>
     <w:tmpl w:val="025CE80A"/>
@@ -11317,7 +11325,7 @@
       </w:rPr>
     </w:lvl>
   </w:abstractNum>
-  <w:abstractNum w:abstractNumId="31">
+  <w:abstractNum w:abstractNumId="31" w15:restartNumberingAfterBreak="0">
     <w:nsid w:val="5DBB230E"/>
     <w:multiLevelType w:val="multilevel"/>
     <w:tmpl w:val="560EF338"/>
@@ -11430,7 +11438,7 @@
       </w:rPr>
     </w:lvl>
   </w:abstractNum>
-  <w:abstractNum w:abstractNumId="32">
+  <w:abstractNum w:abstractNumId="32" w15:restartNumberingAfterBreak="0">
     <w:nsid w:val="5EA824D3"/>
     <w:multiLevelType w:val="multilevel"/>
     <w:tmpl w:val="F5185F6C"/>
@@ -11543,7 +11551,7 @@
       </w:pPr>
     </w:lvl>
   </w:abstractNum>
-  <w:abstractNum w:abstractNumId="33">
+  <w:abstractNum w:abstractNumId="33" w15:restartNumberingAfterBreak="0">
     <w:nsid w:val="5FD370CF"/>
     <w:multiLevelType w:val="multilevel"/>
     <w:tmpl w:val="EF261E06"/>
@@ -11656,7 +11664,7 @@
       </w:rPr>
     </w:lvl>
   </w:abstractNum>
-  <w:abstractNum w:abstractNumId="34">
+  <w:abstractNum w:abstractNumId="34" w15:restartNumberingAfterBreak="0">
     <w:nsid w:val="602A6C3B"/>
     <w:multiLevelType w:val="hybridMultilevel"/>
     <w:tmpl w:val="C9EE6D82"/>
@@ -11745,7 +11753,7 @@
       </w:pPr>
     </w:lvl>
   </w:abstractNum>
-  <w:abstractNum w:abstractNumId="35">
+  <w:abstractNum w:abstractNumId="35" w15:restartNumberingAfterBreak="0">
     <w:nsid w:val="6471178C"/>
     <w:multiLevelType w:val="multilevel"/>
     <w:tmpl w:val="2946C04A"/>
@@ -11894,7 +11902,7 @@
       </w:rPr>
     </w:lvl>
   </w:abstractNum>
-  <w:abstractNum w:abstractNumId="36">
+  <w:abstractNum w:abstractNumId="36" w15:restartNumberingAfterBreak="0">
     <w:nsid w:val="6B8E6F6D"/>
     <w:multiLevelType w:val="hybridMultilevel"/>
     <w:tmpl w:val="D27C5C7C"/>
@@ -12007,7 +12015,7 @@
       </w:rPr>
     </w:lvl>
   </w:abstractNum>
-  <w:abstractNum w:abstractNumId="37">
+  <w:abstractNum w:abstractNumId="37" w15:restartNumberingAfterBreak="0">
     <w:nsid w:val="75535513"/>
     <w:multiLevelType w:val="multilevel"/>
     <w:tmpl w:val="03E4A980"/>
@@ -12156,7 +12164,7 @@
       </w:rPr>
     </w:lvl>
   </w:abstractNum>
-  <w:abstractNum w:abstractNumId="38">
+  <w:abstractNum w:abstractNumId="38" w15:restartNumberingAfterBreak="0">
     <w:nsid w:val="75905A00"/>
     <w:multiLevelType w:val="multilevel"/>
     <w:tmpl w:val="E8F8348C"/>
@@ -12305,7 +12313,7 @@
       </w:rPr>
     </w:lvl>
   </w:abstractNum>
-  <w:abstractNum w:abstractNumId="39">
+  <w:abstractNum w:abstractNumId="39" w15:restartNumberingAfterBreak="0">
     <w:nsid w:val="7B3448AF"/>
     <w:multiLevelType w:val="multilevel"/>
     <w:tmpl w:val="638A3FFE"/>
@@ -12454,7 +12462,7 @@
       </w:rPr>
     </w:lvl>
   </w:abstractNum>
-  <w:abstractNum w:abstractNumId="40">
+  <w:abstractNum w:abstractNumId="40" w15:restartNumberingAfterBreak="0">
     <w:nsid w:val="7E6945AE"/>
     <w:multiLevelType w:val="multilevel"/>
     <w:tmpl w:val="A8D0E23A"/>
@@ -13328,6 +13336,7 @@
   <w:style w:type="character" w:default="1" w:styleId="DefaultParagraphFont">
     <w:name w:val="Default Paragraph Font"/>
     <w:uiPriority w:val="1"/>
+    <w:semiHidden/>
     <w:unhideWhenUsed/>
   </w:style>
   <w:style w:type="table" w:default="1" w:styleId="TableNormal">
@@ -13789,7 +13798,6 @@
       <w:spacing w:after="0" w:line="240" w:lineRule="auto"/>
     </w:pPr>
     <w:tblPr>
-      <w:tblInd w:w="0" w:type="dxa"/>
       <w:tblBorders>
         <w:top w:val="single" w:sz="4" w:space="0" w:color="auto"/>
         <w:left w:val="single" w:sz="4" w:space="0" w:color="auto"/>
@@ -13798,12 +13806,6 @@
         <w:insideH w:val="single" w:sz="4" w:space="0" w:color="auto"/>
         <w:insideV w:val="single" w:sz="4" w:space="0" w:color="auto"/>
       </w:tblBorders>
-      <w:tblCellMar>
-        <w:top w:w="0" w:type="dxa"/>
-        <w:left w:w="108" w:type="dxa"/>
-        <w:bottom w:w="0" w:type="dxa"/>
-        <w:right w:w="108" w:type="dxa"/>
-      </w:tblCellMar>
     </w:tblPr>
   </w:style>
   <w:style w:type="paragraph" w:styleId="Header">
@@ -14199,7 +14201,7 @@
 </file>
 
 <file path=customXml/itemProps1.xml><?xml version="1.0" encoding="utf-8"?>
-<ds:datastoreItem xmlns:ds="http://schemas.openxmlformats.org/officeDocument/2006/customXml" ds:itemID="{B13A7111-8200-4E24-A14B-1C43C2493788}">
+<ds:datastoreItem xmlns:ds="http://schemas.openxmlformats.org/officeDocument/2006/customXml" ds:itemID="{64A7C2D7-CBEB-47E3-9E48-70C5C853EF66}">
   <ds:schemaRefs>
     <ds:schemaRef ds:uri="http://schemas.openxmlformats.org/officeDocument/2006/bibliography"/>
   </ds:schemaRefs>
